--- a/zht/docx/054.content.docx
+++ b/zht/docx/054.content.docx
@@ -149,27 +149,7 @@
         <w:rPr>
           <w:lang w:val="zh_TW" w:bidi="zh_TW"/>
         </w:rPr>
-        <w:t>huo</w:t>
-      </w:r>
-      <w:r>
-        <w:rPr>
-          <w:lang w:val="zh_TW" w:bidi="zh_TW"/>
-        </w:rPr>
-      </w:r>
-    </w:p>
-    <w:p>
-      <w:pPr/>
-      <w:r>
-        <w:rPr>
-          <w:lang w:val="zh_TW" w:bidi="zh_TW"/>
-        </w:rPr>
-      </w:r>
-      <w:r>
-        <w:rPr>
-          <w:i/>
-          <w:lang w:val="zh_TW" w:bidi="zh_TW"/>
-        </w:rPr>
-        <w:t>火的洗禮, 火湖, 火柱和雲</w:t>
+        <w:t>hua</w:t>
       </w:r>
       <w:r>
         <w:rPr>
@@ -232,7 +212,7 @@
         <w:rPr>
           <w:lang w:val="zh_TW" w:bidi="zh_TW"/>
         </w:rPr>
-        <w:t>火的洗禮</w:t>
+        <w:t>話語、神的道、神的話</w:t>
       </w:r>
       <w:r>
         <w:rPr>
@@ -251,7 +231,7 @@
         <w:rPr>
           <w:lang w:val="zh_TW" w:bidi="zh_TW"/>
         </w:rPr>
-        <w:t>施洗約翰使用的隱喻。約翰期待著要「用聖靈與火……施洗」的那一位（</w:t>
+        <w:t>「話語」是溝通的方式。當人們使用「話語」這個詞時，通常是指說話。然而，當神在歷世歷代「說話」時，祂以不同的方式來傳達祂的意思（</w:t>
       </w:r>
       <w:hyperlink r:id="rId13">
         <w:r>
@@ -262,104 +242,25 @@
             <w:color w:val="0000EE"/>
             <w:u w:val="single"/>
           </w:rPr>
-          <w:t>太3:11</w:t>
+          <w:t>來1:1</w:t>
         </w:r>
       </w:hyperlink>
       <w:r>
         <w:rPr>
           <w:lang w:val="zh_TW" w:bidi="zh_TW"/>
         </w:rPr>
-        <w:t>；</w:t>
-      </w:r>
-      <w:hyperlink r:id="rId14">
-        <w:r>
-          <w:rPr>
-            <w:lang w:val="zh_TW" w:bidi="zh_TW"/>
-          </w:rPr>
-          <w:rPr>
-            <w:color w:val="0000EE"/>
-            <w:u w:val="single"/>
-          </w:rPr>
-          <w:t>路3:16</w:t>
-        </w:r>
-      </w:hyperlink>
-      <w:r>
-        <w:rPr>
-          <w:lang w:val="zh_TW" w:bidi="zh_TW"/>
-        </w:rPr>
-        <w:t>）。在這個語境中，火意味著審判，這審判將煉淨那些悔改的人（參</w:t>
-      </w:r>
-      <w:hyperlink r:id="rId15">
-        <w:r>
-          <w:rPr>
-            <w:lang w:val="zh_TW" w:bidi="zh_TW"/>
-          </w:rPr>
-          <w:rPr>
-            <w:color w:val="0000EE"/>
-            <w:u w:val="single"/>
-          </w:rPr>
-          <w:t>賽4:4</w:t>
-        </w:r>
-      </w:hyperlink>
-      <w:r>
-        <w:rPr>
-          <w:lang w:val="zh_TW" w:bidi="zh_TW"/>
-        </w:rPr>
-        <w:t>；</w:t>
-      </w:r>
-      <w:hyperlink r:id="rId16">
-        <w:r>
-          <w:rPr>
-            <w:lang w:val="zh_TW" w:bidi="zh_TW"/>
-          </w:rPr>
-          <w:rPr>
-            <w:color w:val="0000EE"/>
-            <w:u w:val="single"/>
-          </w:rPr>
-          <w:t>瑪3:2–3</w:t>
-        </w:r>
-      </w:hyperlink>
-      <w:r>
-        <w:rPr>
-          <w:lang w:val="zh_TW" w:bidi="zh_TW"/>
-        </w:rPr>
-        <w:t>），並燒盡那些不悔改的人（</w:t>
-      </w:r>
-      <w:hyperlink r:id="rId17">
-        <w:r>
-          <w:rPr>
-            <w:lang w:val="zh_TW" w:bidi="zh_TW"/>
-          </w:rPr>
-          <w:rPr>
-            <w:color w:val="0000EE"/>
-            <w:u w:val="single"/>
-          </w:rPr>
-          <w:t>瑪4:1</w:t>
-        </w:r>
-      </w:hyperlink>
-      <w:r>
-        <w:rPr>
-          <w:lang w:val="zh_TW" w:bidi="zh_TW"/>
-        </w:rPr>
-        <w:t>；</w:t>
-      </w:r>
-      <w:hyperlink r:id="rId18">
-        <w:r>
-          <w:rPr>
-            <w:lang w:val="zh_TW" w:bidi="zh_TW"/>
-          </w:rPr>
-          <w:rPr>
-            <w:color w:val="0000EE"/>
-            <w:u w:val="single"/>
-          </w:rPr>
-          <w:t>太3:10、12</w:t>
-        </w:r>
-      </w:hyperlink>
-      <w:r>
-        <w:rPr>
-          <w:lang w:val="zh_TW" w:bidi="zh_TW"/>
-        </w:rPr>
-        <w:t>）。</w:t>
+        <w:t>）。神溝通最完整和完美的例子就是祂的兒子耶穌基督。</w:t>
+      </w:r>
+    </w:p>
+    <w:p>
+      <w:pPr>
+        <w:pStyle w:val="Heading3"/>
+      </w:pPr>
+      <w:r>
+        <w:rPr>
+          <w:lang w:val="zh_TW" w:bidi="zh_TW"/>
+        </w:rPr>
+        <w:t>話語的重要性</w:t>
       </w:r>
     </w:p>
     <w:p>
@@ -373,43 +274,7 @@
         <w:rPr>
           <w:lang w:val="zh_TW" w:bidi="zh_TW"/>
         </w:rPr>
-        <w:t>先知和天啟文學的作者經常提到，在新時代來臨之前，需要經歷一段困難與苦難時期。他們稱這段時期為「彌賽亞的災難」、「彌賽亞的產痛」、「火的河」。類似於約翰的思想見於</w:t>
-      </w:r>
-      <w:hyperlink r:id="rId19">
-        <w:r>
-          <w:rPr>
-            <w:lang w:val="zh_TW" w:bidi="zh_TW"/>
-          </w:rPr>
-          <w:rPr>
-            <w:color w:val="0000EE"/>
-            <w:u w:val="single"/>
-          </w:rPr>
-          <w:t>以賽亞書三十章27至28節</w:t>
-        </w:r>
-      </w:hyperlink>
-      <w:r>
-        <w:rPr>
-          <w:lang w:val="zh_TW" w:bidi="zh_TW"/>
-        </w:rPr>
-        <w:t>和經外文獻</w:t>
-      </w:r>
-      <w:hyperlink r:id="rId20">
-        <w:r>
-          <w:rPr>
-            <w:lang w:val="zh_TW" w:bidi="zh_TW"/>
-          </w:rPr>
-          <w:rPr>
-            <w:color w:val="0000EE"/>
-            <w:u w:val="single"/>
-          </w:rPr>
-          <w:t>以斯拉二書十三章10至11節</w:t>
-        </w:r>
-      </w:hyperlink>
-      <w:r>
-        <w:rPr>
-          <w:lang w:val="zh_TW" w:bidi="zh_TW"/>
-        </w:rPr>
-        <w:t>。施洗約翰可能使用了這些概念，並通過他洗禮的行動表達出來。他所用的片語「用火施洗」或許是指一種使人潔淨的審判，這種審判會帶來新時代並將人帶入其中。</w:t>
+        <w:t>在大多數人無法讀寫的社會中，口頭的話語在法律、貿易、宗教、婚姻和名聲等方面顯得格外重要。書面文件如收據、協議和記錄並不那麼實用。誠實的言語和個人的誠信，對於溝通和維持關係至關重要。因此，詩人、先知、故事講述者和教師的話語，會被謹慎地記住，並傳承下去。</w:t>
       </w:r>
     </w:p>
     <w:p>
@@ -423,9 +288,9 @@
         <w:rPr>
           <w:lang w:val="zh_TW" w:bidi="zh_TW"/>
         </w:rPr>
-        <w:t>聖經沒有再提到火的洗禮。馬可福音和約翰福音縮短了施洗約翰的講道內容，並未提及任何有關審判的內容。在五旬節，聖靈降臨在耶穌的跟隨者身上後，施洗約翰的水洗被視為在聖靈的洗禮中得以實現。然而，耶穌似乎同意約翰對火的潔淨作用的信念（</w:t>
-      </w:r>
-      <w:hyperlink r:id="rId21">
+        <w:t>人們非常關注話語的真實性。愚蠢的話、奉承（虛假的讚美）、謊言和有害的言語，被認為是不正當的。在商業、法律和社區生活中，誓言（承諾）非常重要。祝福一旦被說出來，它就具有力量，不能收回（</w:t>
+      </w:r>
+      <w:hyperlink r:id="rId14">
         <w:r>
           <w:rPr>
             <w:lang w:val="zh_TW" w:bidi="zh_TW"/>
@@ -434,16 +299,16 @@
             <w:color w:val="0000EE"/>
             <w:u w:val="single"/>
           </w:rPr>
-          <w:t>可9:49</w:t>
+          <w:t>創27:30–38</w:t>
         </w:r>
       </w:hyperlink>
       <w:r>
         <w:rPr>
           <w:lang w:val="zh_TW" w:bidi="zh_TW"/>
         </w:rPr>
-        <w:t>）。祂將自己的死亡比作一場洗禮，並可能包括這種火（</w:t>
-      </w:r>
-      <w:hyperlink r:id="rId22">
+        <w:t>；</w:t>
+      </w:r>
+      <w:hyperlink r:id="rId15">
         <w:r>
           <w:rPr>
             <w:lang w:val="zh_TW" w:bidi="zh_TW"/>
@@ -452,14 +317,86 @@
             <w:color w:val="0000EE"/>
             <w:u w:val="single"/>
           </w:rPr>
-          <w:t>路12:49–50</w:t>
+          <w:t>太10:12–13</w:t>
         </w:r>
       </w:hyperlink>
       <w:r>
         <w:rPr>
           <w:lang w:val="zh_TW" w:bidi="zh_TW"/>
         </w:rPr>
-        <w:t>）。耶穌的死亡被視為為他人承受火的洗禮。</w:t>
+        <w:t>）。同樣的情況也適用於：</w:t>
+      </w:r>
+    </w:p>
+    <w:p>
+      <w:pPr>
+        <w:pStyle w:val="ListBullet"/>
+        <w:spacing w:line="240" w:lineRule="auto"/>
+        <w:ind w:left="720"/>
+      </w:pPr>
+      <w:r>
+        <w:rPr>
+          <w:lang w:val="zh_TW" w:bidi="zh_TW"/>
+        </w:rPr>
+      </w:r>
+      <w:r>
+        <w:rPr>
+          <w:lang w:val="zh_TW" w:bidi="zh_TW"/>
+        </w:rPr>
+        <w:t>許願（</w:t>
+      </w:r>
+      <w:hyperlink r:id="rId16">
+        <w:r>
+          <w:rPr>
+            <w:lang w:val="zh_TW" w:bidi="zh_TW"/>
+          </w:rPr>
+          <w:rPr>
+            <w:color w:val="0000EE"/>
+            <w:u w:val="single"/>
+          </w:rPr>
+          <w:t>士11:34–35</w:t>
+        </w:r>
+      </w:hyperlink>
+      <w:r>
+        <w:rPr>
+          <w:lang w:val="zh_TW" w:bidi="zh_TW"/>
+        </w:rPr>
+        <w:t>）</w:t>
+      </w:r>
+    </w:p>
+    <w:p>
+      <w:pPr>
+        <w:pStyle w:val="ListBullet"/>
+        <w:spacing w:line="240" w:lineRule="auto"/>
+        <w:ind w:left="720"/>
+      </w:pPr>
+      <w:r>
+        <w:rPr>
+          <w:lang w:val="zh_TW" w:bidi="zh_TW"/>
+        </w:rPr>
+      </w:r>
+      <w:r>
+        <w:rPr>
+          <w:lang w:val="zh_TW" w:bidi="zh_TW"/>
+        </w:rPr>
+        <w:t>咒詛（</w:t>
+      </w:r>
+      <w:hyperlink r:id="rId17">
+        <w:r>
+          <w:rPr>
+            <w:lang w:val="zh_TW" w:bidi="zh_TW"/>
+          </w:rPr>
+          <w:rPr>
+            <w:color w:val="0000EE"/>
+            <w:u w:val="single"/>
+          </w:rPr>
+          <w:t>創27:12–13</w:t>
+        </w:r>
+      </w:hyperlink>
+      <w:r>
+        <w:rPr>
+          <w:lang w:val="zh_TW" w:bidi="zh_TW"/>
+        </w:rPr>
+        <w:t>）</w:t>
       </w:r>
     </w:p>
     <w:p>
@@ -473,9 +410,9 @@
         <w:rPr>
           <w:lang w:val="zh_TW" w:bidi="zh_TW"/>
         </w:rPr>
-        <w:t>使徒保羅也提到受洗歸入基督即是受洗歸入基督的死（</w:t>
-      </w:r>
-      <w:hyperlink r:id="rId23">
+        <w:t>命令的話語，尤其是來自祭司、士師或王的命令，也具有極大的權威（</w:t>
+      </w:r>
+      <w:hyperlink r:id="rId18">
         <w:r>
           <w:rPr>
             <w:lang w:val="zh_TW" w:bidi="zh_TW"/>
@@ -484,55 +421,7 @@
             <w:color w:val="0000EE"/>
             <w:u w:val="single"/>
           </w:rPr>
-          <w:t>羅6:3</w:t>
-        </w:r>
-      </w:hyperlink>
-      <w:r>
-        <w:rPr>
-          <w:lang w:val="zh_TW" w:bidi="zh_TW"/>
-        </w:rPr>
-        <w:t>）。因此，約翰對於悔改之人的火的洗禮的煉淨概念，最貼切的應驗是在信徒與基督的死聯合並分享祂的苦難時。只有這樣，他們才能完全分享基督復活的榮耀（</w:t>
-      </w:r>
-      <w:hyperlink r:id="rId24">
-        <w:r>
-          <w:rPr>
-            <w:lang w:val="zh_TW" w:bidi="zh_TW"/>
-          </w:rPr>
-          <w:rPr>
-            <w:color w:val="0000EE"/>
-            <w:u w:val="single"/>
-          </w:rPr>
-          <w:t>羅6:5，</w:t>
-        </w:r>
-      </w:hyperlink>
-      <w:hyperlink r:id="rId25">
-        <w:r>
-          <w:rPr>
-            <w:lang w:val="zh_TW" w:bidi="zh_TW"/>
-          </w:rPr>
-          <w:rPr>
-            <w:color w:val="0000EE"/>
-            <w:u w:val="single"/>
-          </w:rPr>
-          <w:t>8:17–23</w:t>
-        </w:r>
-      </w:hyperlink>
-      <w:r>
-        <w:rPr>
-          <w:lang w:val="zh_TW" w:bidi="zh_TW"/>
-        </w:rPr>
-        <w:t>；</w:t>
-      </w:r>
-      <w:hyperlink r:id="rId26">
-        <w:r>
-          <w:rPr>
-            <w:lang w:val="zh_TW" w:bidi="zh_TW"/>
-          </w:rPr>
-          <w:rPr>
-            <w:color w:val="0000EE"/>
-            <w:u w:val="single"/>
-          </w:rPr>
-          <w:t>腓3:10–11</w:t>
+          <w:t>傳8:4</w:t>
         </w:r>
       </w:hyperlink>
       <w:r>
@@ -551,50 +440,128 @@
       </w:r>
       <w:r>
         <w:rPr>
-          <w:i/>
-          <w:lang w:val="zh_TW" w:bidi="zh_TW"/>
-        </w:rPr>
-        <w:t>另見</w:t>
-      </w:r>
-      <w:r>
-        <w:rPr>
-          <w:lang w:val="zh_TW" w:bidi="zh_TW"/>
-        </w:rPr>
-        <w:t xml:space="preserve"> </w:t>
-      </w:r>
-      <w:r>
-        <w:rPr>
-          <w:lang w:val="zh_TW" w:bidi="zh_TW"/>
-        </w:rPr>
-        <w:t>洗禮</w:t>
-      </w:r>
+          <w:lang w:val="zh_TW" w:bidi="zh_TW"/>
+        </w:rPr>
+        <w:t>這種對話語的尊重在新約中依然存在。話語揭示了人心中的想法，因此每句隨便的、傷害性的或欺騙性的話，都會受到審判（</w:t>
+      </w:r>
+      <w:hyperlink r:id="rId19">
+        <w:r>
+          <w:rPr>
+            <w:lang w:val="zh_TW" w:bidi="zh_TW"/>
+          </w:rPr>
+          <w:rPr>
+            <w:color w:val="0000EE"/>
+            <w:u w:val="single"/>
+          </w:rPr>
+          <w:t>太12:34–37</w:t>
+        </w:r>
+      </w:hyperlink>
       <w:r>
         <w:rPr>
           <w:lang w:val="zh_TW" w:bidi="zh_TW"/>
         </w:rPr>
         <w:t>；</w:t>
       </w:r>
-      <w:r>
-        <w:rPr>
-          <w:lang w:val="zh_TW" w:bidi="zh_TW"/>
-        </w:rPr>
-        <w:t>聖靈的洗禮</w:t>
-      </w:r>
-      <w:r>
-        <w:rPr>
-          <w:lang w:val="zh_TW" w:bidi="zh_TW"/>
-        </w:rPr>
-        <w:t>。</w:t>
-      </w:r>
-      <w:r>
-        <w:rPr>
-          <w:lang w:val="zh_TW" w:bidi="zh_TW"/>
-        </w:rPr>
-      </w:r>
-      <w:r>
-        <w:rPr>
-          <w:lang w:val="zh_TW" w:bidi="zh_TW"/>
-        </w:rPr>
+      <w:hyperlink r:id="rId20">
+        <w:r>
+          <w:rPr>
+            <w:lang w:val="zh_TW" w:bidi="zh_TW"/>
+          </w:rPr>
+          <w:rPr>
+            <w:color w:val="0000EE"/>
+            <w:u w:val="single"/>
+          </w:rPr>
+          <w:t>5:22</w:t>
+        </w:r>
+      </w:hyperlink>
+      <w:r>
+        <w:rPr>
+          <w:lang w:val="zh_TW" w:bidi="zh_TW"/>
+        </w:rPr>
+        <w:t>），褻瀆神的言語同樣會受到審判（褻瀆，</w:t>
+      </w:r>
+      <w:hyperlink r:id="rId21">
+        <w:r>
+          <w:rPr>
+            <w:lang w:val="zh_TW" w:bidi="zh_TW"/>
+          </w:rPr>
+          <w:rPr>
+            <w:color w:val="0000EE"/>
+            <w:u w:val="single"/>
+          </w:rPr>
+          <w:t>路12:10</w:t>
+        </w:r>
+      </w:hyperlink>
+      <w:r>
+        <w:rPr>
+          <w:lang w:val="zh_TW" w:bidi="zh_TW"/>
+        </w:rPr>
+        <w:t>）。保羅（</w:t>
+      </w:r>
+      <w:hyperlink r:id="rId22">
+        <w:r>
+          <w:rPr>
+            <w:lang w:val="zh_TW" w:bidi="zh_TW"/>
+          </w:rPr>
+          <w:rPr>
+            <w:color w:val="0000EE"/>
+            <w:u w:val="single"/>
+          </w:rPr>
+          <w:t>弗4:29</w:t>
+        </w:r>
+      </w:hyperlink>
+      <w:r>
+        <w:rPr>
+          <w:lang w:val="zh_TW" w:bidi="zh_TW"/>
+        </w:rPr>
+        <w:t>，</w:t>
+      </w:r>
+      <w:hyperlink r:id="rId23">
+        <w:r>
+          <w:rPr>
+            <w:lang w:val="zh_TW" w:bidi="zh_TW"/>
+          </w:rPr>
+          <w:rPr>
+            <w:color w:val="0000EE"/>
+            <w:u w:val="single"/>
+          </w:rPr>
+          <w:t>5:4</w:t>
+        </w:r>
+      </w:hyperlink>
+      <w:r>
+        <w:rPr>
+          <w:lang w:val="zh_TW" w:bidi="zh_TW"/>
+        </w:rPr>
+        <w:t>）和雅各（</w:t>
+      </w:r>
+      <w:hyperlink r:id="rId24">
+        <w:r>
+          <w:rPr>
+            <w:lang w:val="zh_TW" w:bidi="zh_TW"/>
+          </w:rPr>
+          <w:rPr>
+            <w:color w:val="0000EE"/>
+            <w:u w:val="single"/>
+          </w:rPr>
+          <w:t>雅3:1–12</w:t>
+        </w:r>
+      </w:hyperlink>
+      <w:r>
+        <w:rPr>
+          <w:lang w:val="zh_TW" w:bidi="zh_TW"/>
+        </w:rPr>
+        <w:t>）繼承了希伯來人對話語的尊重。</w:t>
+      </w:r>
+    </w:p>
+    <w:p>
+      <w:pPr>
+        <w:pStyle w:val="Heading3"/>
+      </w:pPr>
+      <w:r>
+        <w:rPr>
+          <w:lang w:val="zh_TW" w:bidi="zh_TW"/>
+        </w:rPr>
+        <w:t>神的話</w:t>
       </w:r>
     </w:p>
     <w:p>
@@ -604,21 +571,155 @@
           <w:lang w:val="zh_TW" w:bidi="zh_TW"/>
         </w:rPr>
       </w:r>
+      <w:r>
+        <w:rPr>
+          <w:lang w:val="zh_TW" w:bidi="zh_TW"/>
+        </w:rPr>
+        <w:t>神的話已經記載在聖經中。祂的話臨到先知，並通過先知傳遞（</w:t>
+      </w:r>
+      <w:hyperlink r:id="rId25">
+        <w:r>
+          <w:rPr>
+            <w:lang w:val="zh_TW" w:bidi="zh_TW"/>
+          </w:rPr>
+          <w:rPr>
+            <w:color w:val="0000EE"/>
+            <w:u w:val="single"/>
+          </w:rPr>
+          <w:t>王上12:22</w:t>
+        </w:r>
+      </w:hyperlink>
+      <w:r>
+        <w:rPr>
+          <w:lang w:val="zh_TW" w:bidi="zh_TW"/>
+        </w:rPr>
+        <w:t>；</w:t>
+      </w:r>
+      <w:hyperlink r:id="rId26">
+        <w:r>
+          <w:rPr>
+            <w:lang w:val="zh_TW" w:bidi="zh_TW"/>
+          </w:rPr>
+          <w:rPr>
+            <w:color w:val="0000EE"/>
+            <w:u w:val="single"/>
+          </w:rPr>
+          <w:t>代上17:3</w:t>
+        </w:r>
+      </w:hyperlink>
+      <w:r>
+        <w:rPr>
+          <w:lang w:val="zh_TW" w:bidi="zh_TW"/>
+        </w:rPr>
+        <w:t>；參</w:t>
+      </w:r>
+      <w:hyperlink r:id="rId27">
+        <w:r>
+          <w:rPr>
+            <w:lang w:val="zh_TW" w:bidi="zh_TW"/>
+          </w:rPr>
+          <w:rPr>
+            <w:color w:val="0000EE"/>
+            <w:u w:val="single"/>
+          </w:rPr>
+          <w:t>路3:2</w:t>
+        </w:r>
+      </w:hyperlink>
+      <w:r>
+        <w:rPr>
+          <w:lang w:val="zh_TW" w:bidi="zh_TW"/>
+        </w:rPr>
+        <w:t>），先知「奉耶和華的命」說話和行事。神的話也透過律法傳達出來，神在西奈山「說」出律法（</w:t>
+      </w:r>
+      <w:hyperlink r:id="rId28">
+        <w:r>
+          <w:rPr>
+            <w:lang w:val="zh_TW" w:bidi="zh_TW"/>
+          </w:rPr>
+          <w:rPr>
+            <w:color w:val="0000EE"/>
+            <w:u w:val="single"/>
+          </w:rPr>
+          <w:t>出20:1</w:t>
+        </w:r>
+      </w:hyperlink>
+      <w:r>
+        <w:rPr>
+          <w:lang w:val="zh_TW" w:bidi="zh_TW"/>
+        </w:rPr>
+        <w:t>）。因此，神的「話」有許多律法同義詞（見</w:t>
+      </w:r>
+      <w:hyperlink r:id="rId29">
+        <w:r>
+          <w:rPr>
+            <w:lang w:val="zh_TW" w:bidi="zh_TW"/>
+          </w:rPr>
+          <w:rPr>
+            <w:color w:val="0000EE"/>
+            <w:u w:val="single"/>
+          </w:rPr>
+          <w:t>詩119章</w:t>
+        </w:r>
+      </w:hyperlink>
+      <w:r>
+        <w:rPr>
+          <w:lang w:val="zh_TW" w:bidi="zh_TW"/>
+        </w:rPr>
+        <w:t>）：</w:t>
+      </w:r>
     </w:p>
     <w:p>
       <w:pPr>
-        <w:pStyle w:val="Heading2"/>
-      </w:pPr>
-      <w:r>
-        <w:rPr>
-          <w:lang w:val="zh_TW" w:bidi="zh_TW"/>
-        </w:rPr>
-        <w:t>火湖</w:t>
-      </w:r>
-      <w:r>
-        <w:rPr>
-          <w:lang w:val="zh_TW" w:bidi="zh_TW"/>
-        </w:rPr>
+        <w:pStyle w:val="ListBullet"/>
+        <w:spacing w:line="240" w:lineRule="auto"/>
+        <w:ind w:left="720"/>
+      </w:pPr>
+      <w:r>
+        <w:rPr>
+          <w:lang w:val="zh_TW" w:bidi="zh_TW"/>
+        </w:rPr>
+      </w:r>
+      <w:r>
+        <w:rPr>
+          <w:lang w:val="zh_TW" w:bidi="zh_TW"/>
+        </w:rPr>
+        <w:t>「律例」</w:t>
+      </w:r>
+    </w:p>
+    <w:p>
+      <w:pPr>
+        <w:pStyle w:val="ListBullet"/>
+        <w:spacing w:line="240" w:lineRule="auto"/>
+        <w:ind w:left="720"/>
+      </w:pPr>
+      <w:r>
+        <w:rPr>
+          <w:lang w:val="zh_TW" w:bidi="zh_TW"/>
+        </w:rPr>
+      </w:r>
+      <w:r>
+        <w:rPr>
+          <w:lang w:val="zh_TW" w:bidi="zh_TW"/>
+        </w:rPr>
+        <w:t>「命令」</w:t>
+      </w:r>
+    </w:p>
+    <w:p>
+      <w:pPr>
+        <w:pStyle w:val="ListBullet"/>
+        <w:spacing w:line="240" w:lineRule="auto"/>
+        <w:ind w:left="720"/>
+      </w:pPr>
+      <w:r>
+        <w:rPr>
+          <w:lang w:val="zh_TW" w:bidi="zh_TW"/>
+        </w:rPr>
+      </w:r>
+      <w:r>
+        <w:rPr>
+          <w:lang w:val="zh_TW" w:bidi="zh_TW"/>
+        </w:rPr>
+        <w:t>「訓詞」</w:t>
       </w:r>
     </w:p>
     <w:p>
@@ -632,7 +733,217 @@
         <w:rPr>
           <w:lang w:val="zh_TW" w:bidi="zh_TW"/>
         </w:rPr>
-        <w:t>撒但、牠的僕人和不悔改的人最終的歸宿。</w:t>
+        <w:t>當沒有神的啟示時，就像「饑荒（famine）」一樣（</w:t>
+      </w:r>
+      <w:hyperlink r:id="rId30">
+        <w:r>
+          <w:rPr>
+            <w:lang w:val="zh_TW" w:bidi="zh_TW"/>
+          </w:rPr>
+          <w:rPr>
+            <w:color w:val="0000EE"/>
+            <w:u w:val="single"/>
+          </w:rPr>
+          <w:t>撒上3:1</w:t>
+        </w:r>
+      </w:hyperlink>
+      <w:r>
+        <w:rPr>
+          <w:lang w:val="zh_TW" w:bidi="zh_TW"/>
+        </w:rPr>
+        <w:t>）。神的話不僅包括警告和命令，還包含應許。神的每一句話都是可信的（</w:t>
+      </w:r>
+      <w:hyperlink r:id="rId31">
+        <w:r>
+          <w:rPr>
+            <w:lang w:val="zh_TW" w:bidi="zh_TW"/>
+          </w:rPr>
+          <w:rPr>
+            <w:color w:val="0000EE"/>
+            <w:u w:val="single"/>
+          </w:rPr>
+          <w:t>賽31:2</w:t>
+        </w:r>
+      </w:hyperlink>
+      <w:r>
+        <w:rPr>
+          <w:lang w:val="zh_TW" w:bidi="zh_TW"/>
+        </w:rPr>
+        <w:t>），在天上永遠立定（</w:t>
+      </w:r>
+      <w:hyperlink r:id="rId32">
+        <w:r>
+          <w:rPr>
+            <w:lang w:val="zh_TW" w:bidi="zh_TW"/>
+          </w:rPr>
+          <w:rPr>
+            <w:color w:val="0000EE"/>
+            <w:u w:val="single"/>
+          </w:rPr>
+          <w:t>詩119:89</w:t>
+        </w:r>
+      </w:hyperlink>
+      <w:r>
+        <w:rPr>
+          <w:lang w:val="zh_TW" w:bidi="zh_TW"/>
+        </w:rPr>
+        <w:t>；</w:t>
+      </w:r>
+      <w:hyperlink r:id="rId33">
+        <w:r>
+          <w:rPr>
+            <w:lang w:val="zh_TW" w:bidi="zh_TW"/>
+          </w:rPr>
+          <w:rPr>
+            <w:color w:val="0000EE"/>
+            <w:u w:val="single"/>
+          </w:rPr>
+          <w:t>賽40:8</w:t>
+        </w:r>
+      </w:hyperlink>
+      <w:r>
+        <w:rPr>
+          <w:lang w:val="zh_TW" w:bidi="zh_TW"/>
+        </w:rPr>
+        <w:t>），並以神起誓為保證（</w:t>
+      </w:r>
+      <w:hyperlink r:id="rId34">
+        <w:r>
+          <w:rPr>
+            <w:lang w:val="zh_TW" w:bidi="zh_TW"/>
+          </w:rPr>
+          <w:rPr>
+            <w:color w:val="0000EE"/>
+            <w:u w:val="single"/>
+          </w:rPr>
+          <w:t>耶1:12</w:t>
+        </w:r>
+      </w:hyperlink>
+      <w:r>
+        <w:rPr>
+          <w:lang w:val="zh_TW" w:bidi="zh_TW"/>
+        </w:rPr>
+        <w:t>；</w:t>
+      </w:r>
+      <w:hyperlink r:id="rId35">
+        <w:r>
+          <w:rPr>
+            <w:lang w:val="zh_TW" w:bidi="zh_TW"/>
+          </w:rPr>
+          <w:rPr>
+            <w:color w:val="0000EE"/>
+            <w:u w:val="single"/>
+          </w:rPr>
+          <w:t>詩110:4</w:t>
+        </w:r>
+      </w:hyperlink>
+      <w:r>
+        <w:rPr>
+          <w:lang w:val="zh_TW" w:bidi="zh_TW"/>
+        </w:rPr>
+        <w:t>；</w:t>
+      </w:r>
+      <w:hyperlink r:id="rId36">
+        <w:r>
+          <w:rPr>
+            <w:lang w:val="zh_TW" w:bidi="zh_TW"/>
+          </w:rPr>
+          <w:rPr>
+            <w:color w:val="0000EE"/>
+            <w:u w:val="single"/>
+          </w:rPr>
+          <w:t>結12:25、28</w:t>
+        </w:r>
+      </w:hyperlink>
+      <w:r>
+        <w:rPr>
+          <w:lang w:val="zh_TW" w:bidi="zh_TW"/>
+        </w:rPr>
+        <w:t>）。神的話表達了神的心意，並不是沉重的或難以遵行的，反而是喜樂、盼望和保護的泉源，使人不致犯罪（</w:t>
+      </w:r>
+      <w:hyperlink r:id="rId37">
+        <w:r>
+          <w:rPr>
+            <w:lang w:val="zh_TW" w:bidi="zh_TW"/>
+          </w:rPr>
+          <w:rPr>
+            <w:color w:val="0000EE"/>
+            <w:u w:val="single"/>
+          </w:rPr>
+          <w:t>詩1，</w:t>
+        </w:r>
+      </w:hyperlink>
+      <w:hyperlink r:id="rId29">
+        <w:r>
+          <w:rPr>
+            <w:lang w:val="zh_TW" w:bidi="zh_TW"/>
+          </w:rPr>
+          <w:rPr>
+            <w:color w:val="0000EE"/>
+            <w:u w:val="single"/>
+          </w:rPr>
+          <w:t>119章</w:t>
+        </w:r>
+      </w:hyperlink>
+      <w:r>
+        <w:rPr>
+          <w:lang w:val="zh_TW" w:bidi="zh_TW"/>
+        </w:rPr>
+        <w:t>；</w:t>
+      </w:r>
+      <w:hyperlink r:id="rId38">
+        <w:r>
+          <w:rPr>
+            <w:lang w:val="zh_TW" w:bidi="zh_TW"/>
+          </w:rPr>
+          <w:rPr>
+            <w:color w:val="0000EE"/>
+            <w:u w:val="single"/>
+          </w:rPr>
+          <w:t>耶15:16</w:t>
+        </w:r>
+      </w:hyperlink>
+      <w:r>
+        <w:rPr>
+          <w:lang w:val="zh_TW" w:bidi="zh_TW"/>
+        </w:rPr>
+        <w:t>）。人可以靠神的話活著（</w:t>
+      </w:r>
+      <w:hyperlink r:id="rId39">
+        <w:r>
+          <w:rPr>
+            <w:lang w:val="zh_TW" w:bidi="zh_TW"/>
+          </w:rPr>
+          <w:rPr>
+            <w:color w:val="0000EE"/>
+            <w:u w:val="single"/>
+          </w:rPr>
+          <w:t>申8:3</w:t>
+        </w:r>
+      </w:hyperlink>
+      <w:r>
+        <w:rPr>
+          <w:lang w:val="zh_TW" w:bidi="zh_TW"/>
+        </w:rPr>
+        <w:t>；</w:t>
+      </w:r>
+      <w:hyperlink r:id="rId40">
+        <w:r>
+          <w:rPr>
+            <w:lang w:val="zh_TW" w:bidi="zh_TW"/>
+          </w:rPr>
+          <w:rPr>
+            <w:color w:val="0000EE"/>
+            <w:u w:val="single"/>
+          </w:rPr>
+          <w:t>太4:4</w:t>
+        </w:r>
+      </w:hyperlink>
+      <w:r>
+        <w:rPr>
+          <w:lang w:val="zh_TW" w:bidi="zh_TW"/>
+        </w:rPr>
+        <w:t>）。</w:t>
       </w:r>
     </w:p>
     <w:p>
@@ -646,9 +957,9 @@
         <w:rPr>
           <w:lang w:val="zh_TW" w:bidi="zh_TW"/>
         </w:rPr>
-        <w:t>這個地方僅在啟示錄（</w:t>
-      </w:r>
-      <w:hyperlink r:id="rId27">
+        <w:t>神的話有大能執行祂的旨意。它不會「徒然（empty）」返回祂那裡，而是會成就祂的旨意（</w:t>
+      </w:r>
+      <w:hyperlink r:id="rId41">
         <w:r>
           <w:rPr>
             <w:lang w:val="zh_TW" w:bidi="zh_TW"/>
@@ -657,16 +968,16 @@
             <w:color w:val="0000EE"/>
             <w:u w:val="single"/>
           </w:rPr>
-          <w:t>啟19:20</w:t>
+          <w:t>賽55:11</w:t>
         </w:r>
       </w:hyperlink>
       <w:r>
         <w:rPr>
           <w:lang w:val="zh_TW" w:bidi="zh_TW"/>
         </w:rPr>
-        <w:t>，</w:t>
-      </w:r>
-      <w:hyperlink r:id="rId28">
+        <w:t>）。神憑著祂的話創造了世界，祂的話也持續維持著世界（</w:t>
+      </w:r>
+      <w:hyperlink r:id="rId42">
         <w:r>
           <w:rPr>
             <w:lang w:val="zh_TW" w:bidi="zh_TW"/>
@@ -675,16 +986,16 @@
             <w:color w:val="0000EE"/>
             <w:u w:val="single"/>
           </w:rPr>
-          <w:t>20:10、14–15</w:t>
+          <w:t>創1章</w:t>
         </w:r>
       </w:hyperlink>
       <w:r>
         <w:rPr>
           <w:lang w:val="zh_TW" w:bidi="zh_TW"/>
         </w:rPr>
-        <w:t>，</w:t>
-      </w:r>
-      <w:hyperlink r:id="rId29">
+        <w:t>；</w:t>
+      </w:r>
+      <w:hyperlink r:id="rId43">
         <w:r>
           <w:rPr>
             <w:lang w:val="zh_TW" w:bidi="zh_TW"/>
@@ -693,14 +1004,122 @@
             <w:color w:val="0000EE"/>
             <w:u w:val="single"/>
           </w:rPr>
-          <w:t>21:8</w:t>
+          <w:t>詩33:6</w:t>
         </w:r>
       </w:hyperlink>
       <w:r>
         <w:rPr>
           <w:lang w:val="zh_TW" w:bidi="zh_TW"/>
         </w:rPr>
-        <w:t>）中提到，但其可怕的性質顯而易見。它被描述為一個火湖或硫磺燃燒著的湖，其中被拋入的有（1）羔羊打敗的「獸」和牠的「假先知」，（2）最後一次叛亂的撒但，（3）死亡和陰間，以及（4）所有名字未記錄在「生命冊」中的人。它被稱為第二次的死，因為它是在復活和最終審判之後與神最終的分離。</w:t>
+        <w:t>；參</w:t>
+      </w:r>
+      <w:hyperlink r:id="rId44">
+        <w:r>
+          <w:rPr>
+            <w:lang w:val="zh_TW" w:bidi="zh_TW"/>
+          </w:rPr>
+          <w:rPr>
+            <w:color w:val="0000EE"/>
+            <w:u w:val="single"/>
+          </w:rPr>
+          <w:t>來1:2</w:t>
+        </w:r>
+      </w:hyperlink>
+      <w:r>
+        <w:rPr>
+          <w:lang w:val="zh_TW" w:bidi="zh_TW"/>
+        </w:rPr>
+        <w:t>，</w:t>
+      </w:r>
+      <w:hyperlink r:id="rId45">
+        <w:r>
+          <w:rPr>
+            <w:lang w:val="zh_TW" w:bidi="zh_TW"/>
+          </w:rPr>
+          <w:rPr>
+            <w:color w:val="0000EE"/>
+            <w:u w:val="single"/>
+          </w:rPr>
+          <w:t>11:3</w:t>
+        </w:r>
+      </w:hyperlink>
+      <w:r>
+        <w:rPr>
+          <w:lang w:val="zh_TW" w:bidi="zh_TW"/>
+        </w:rPr>
+        <w:t>；</w:t>
+      </w:r>
+      <w:hyperlink r:id="rId46">
+        <w:r>
+          <w:rPr>
+            <w:lang w:val="zh_TW" w:bidi="zh_TW"/>
+          </w:rPr>
+          <w:rPr>
+            <w:color w:val="0000EE"/>
+            <w:u w:val="single"/>
+          </w:rPr>
+          <w:t>彼後3:5</w:t>
+        </w:r>
+      </w:hyperlink>
+      <w:r>
+        <w:rPr>
+          <w:lang w:val="zh_TW" w:bidi="zh_TW"/>
+        </w:rPr>
+        <w:t>）。最終，這些神的啟示被記錄下來，形成了聖經，成為「神的道」（</w:t>
+      </w:r>
+      <w:hyperlink r:id="rId47">
+        <w:r>
+          <w:rPr>
+            <w:lang w:val="zh_TW" w:bidi="zh_TW"/>
+          </w:rPr>
+          <w:rPr>
+            <w:color w:val="0000EE"/>
+            <w:u w:val="single"/>
+          </w:rPr>
+          <w:t>可7:13</w:t>
+        </w:r>
+      </w:hyperlink>
+      <w:r>
+        <w:rPr>
+          <w:lang w:val="zh_TW" w:bidi="zh_TW"/>
+        </w:rPr>
+        <w:t>；參</w:t>
+      </w:r>
+      <w:hyperlink r:id="rId48">
+        <w:r>
+          <w:rPr>
+            <w:lang w:val="zh_TW" w:bidi="zh_TW"/>
+          </w:rPr>
+          <w:rPr>
+            <w:color w:val="0000EE"/>
+            <w:u w:val="single"/>
+          </w:rPr>
+          <w:t>路16:29–31</w:t>
+        </w:r>
+      </w:hyperlink>
+      <w:r>
+        <w:rPr>
+          <w:lang w:val="zh_TW" w:bidi="zh_TW"/>
+        </w:rPr>
+        <w:t>；</w:t>
+      </w:r>
+      <w:hyperlink r:id="rId49">
+        <w:r>
+          <w:rPr>
+            <w:lang w:val="zh_TW" w:bidi="zh_TW"/>
+          </w:rPr>
+          <w:rPr>
+            <w:color w:val="0000EE"/>
+            <w:u w:val="single"/>
+          </w:rPr>
+          <w:t>約5:39</w:t>
+        </w:r>
+      </w:hyperlink>
+      <w:r>
+        <w:rPr>
+          <w:lang w:val="zh_TW" w:bidi="zh_TW"/>
+        </w:rPr>
+        <w:t>）。</w:t>
       </w:r>
     </w:p>
     <w:p>
@@ -714,9 +1133,9 @@
         <w:rPr>
           <w:lang w:val="zh_TW" w:bidi="zh_TW"/>
         </w:rPr>
-        <w:t>火湖可能就是耶穌所稱的地獄（</w:t>
-      </w:r>
-      <w:hyperlink r:id="rId30">
+        <w:t>耶穌傳講神的話，祂「說話行事都有大能」（</w:t>
+      </w:r>
+      <w:hyperlink r:id="rId50">
         <w:r>
           <w:rPr>
             <w:lang w:val="zh_TW" w:bidi="zh_TW"/>
@@ -725,16 +1144,16 @@
             <w:color w:val="0000EE"/>
             <w:u w:val="single"/>
           </w:rPr>
-          <w:t>太10:28</w:t>
+          <w:t>路24:19</w:t>
         </w:r>
       </w:hyperlink>
       <w:r>
         <w:rPr>
           <w:lang w:val="zh_TW" w:bidi="zh_TW"/>
         </w:rPr>
-        <w:t>；</w:t>
-      </w:r>
-      <w:hyperlink r:id="rId31">
+        <w:t>），並且以權柄教訓人（</w:t>
+      </w:r>
+      <w:hyperlink r:id="rId51">
         <w:r>
           <w:rPr>
             <w:lang w:val="zh_TW" w:bidi="zh_TW"/>
@@ -743,16 +1162,16 @@
             <w:color w:val="0000EE"/>
             <w:u w:val="single"/>
           </w:rPr>
-          <w:t>可9:43</w:t>
+          <w:t>可1:22、27</w:t>
         </w:r>
       </w:hyperlink>
       <w:r>
         <w:rPr>
           <w:lang w:val="zh_TW" w:bidi="zh_TW"/>
         </w:rPr>
-        <w:t>；</w:t>
-      </w:r>
-      <w:hyperlink r:id="rId32">
+        <w:t>）。祂的話對自然界、疾病、惡鬼，甚至死亡都有權柄（</w:t>
+      </w:r>
+      <w:hyperlink r:id="rId52">
         <w:r>
           <w:rPr>
             <w:lang w:val="zh_TW" w:bidi="zh_TW"/>
@@ -761,28 +1180,16 @@
             <w:color w:val="0000EE"/>
             <w:u w:val="single"/>
           </w:rPr>
-          <w:t>路12:5</w:t>
+          <w:t>太8:8、13</w:t>
         </w:r>
       </w:hyperlink>
       <w:r>
         <w:rPr>
           <w:lang w:val="zh_TW" w:bidi="zh_TW"/>
         </w:rPr>
-        <w:t>），「</w:t>
-      </w:r>
-      <w:r>
-        <w:rPr>
-          <w:lang w:val="zh_TW" w:bidi="zh_TW"/>
-        </w:rPr>
-        <w:t>外邊的黑暗</w:t>
-      </w:r>
-      <w:r>
-        <w:rPr>
-          <w:lang w:val="zh_TW" w:bidi="zh_TW"/>
-        </w:rPr>
-        <w:t>」（</w:t>
-      </w:r>
-      <w:hyperlink r:id="rId33">
+        <w:t>）。耶穌的「天國道理」像是播種在願意的心田中，當它被接受，就會生出為神結的果子（</w:t>
+      </w:r>
+      <w:hyperlink r:id="rId53">
         <w:r>
           <w:rPr>
             <w:lang w:val="zh_TW" w:bidi="zh_TW"/>
@@ -791,16 +1198,16 @@
             <w:color w:val="0000EE"/>
             <w:u w:val="single"/>
           </w:rPr>
-          <w:t>太8:12</w:t>
+          <w:t>太13:19</w:t>
         </w:r>
       </w:hyperlink>
       <w:r>
         <w:rPr>
           <w:lang w:val="zh_TW" w:bidi="zh_TW"/>
         </w:rPr>
-        <w:t>，</w:t>
-      </w:r>
-      <w:hyperlink r:id="rId34">
+        <w:t>；</w:t>
+      </w:r>
+      <w:hyperlink r:id="rId54">
         <w:r>
           <w:rPr>
             <w:lang w:val="zh_TW" w:bidi="zh_TW"/>
@@ -809,16 +1216,16 @@
             <w:color w:val="0000EE"/>
             <w:u w:val="single"/>
           </w:rPr>
-          <w:t>22:13</w:t>
+          <w:t>可4:14</w:t>
         </w:r>
       </w:hyperlink>
       <w:r>
         <w:rPr>
           <w:lang w:val="zh_TW" w:bidi="zh_TW"/>
         </w:rPr>
-        <w:t>，</w:t>
-      </w:r>
-      <w:hyperlink r:id="rId35">
+        <w:t>）。耶穌的話潔淨了祂的門徒，並使他們得自由（</w:t>
+      </w:r>
+      <w:hyperlink r:id="rId55">
         <w:r>
           <w:rPr>
             <w:lang w:val="zh_TW" w:bidi="zh_TW"/>
@@ -827,16 +1234,16 @@
             <w:color w:val="0000EE"/>
             <w:u w:val="single"/>
           </w:rPr>
-          <w:t>25:30</w:t>
+          <w:t>約8:31</w:t>
         </w:r>
       </w:hyperlink>
       <w:r>
         <w:rPr>
           <w:lang w:val="zh_TW" w:bidi="zh_TW"/>
         </w:rPr>
-        <w:t>），以及為魔鬼和牠的使者所預備的永火（</w:t>
-      </w:r>
-      <w:hyperlink r:id="rId36">
+        <w:t>，</w:t>
+      </w:r>
+      <w:hyperlink r:id="rId56">
         <w:r>
           <w:rPr>
             <w:lang w:val="zh_TW" w:bidi="zh_TW"/>
@@ -845,16 +1252,16 @@
             <w:color w:val="0000EE"/>
             <w:u w:val="single"/>
           </w:rPr>
-          <w:t>太25:41</w:t>
+          <w:t>12:48</w:t>
         </w:r>
       </w:hyperlink>
       <w:r>
         <w:rPr>
           <w:lang w:val="zh_TW" w:bidi="zh_TW"/>
         </w:rPr>
-        <w:t>；參：</w:t>
-      </w:r>
-      <w:hyperlink r:id="rId37">
+        <w:t>，</w:t>
+      </w:r>
+      <w:hyperlink r:id="rId57">
         <w:r>
           <w:rPr>
             <w:lang w:val="zh_TW" w:bidi="zh_TW"/>
@@ -863,16 +1270,16 @@
             <w:color w:val="0000EE"/>
             <w:u w:val="single"/>
           </w:rPr>
-          <w:t>賽66:24</w:t>
+          <w:t>15:3</w:t>
         </w:r>
       </w:hyperlink>
       <w:r>
         <w:rPr>
           <w:lang w:val="zh_TW" w:bidi="zh_TW"/>
         </w:rPr>
-        <w:t>）。這個景象取自耶路撒冷城外欣嫩谷的火焰，也許還有從神的寶座發出的火流（</w:t>
-      </w:r>
-      <w:hyperlink r:id="rId38">
+        <w:t>，</w:t>
+      </w:r>
+      <w:hyperlink r:id="rId58">
         <w:r>
           <w:rPr>
             <w:lang w:val="zh_TW" w:bidi="zh_TW"/>
@@ -881,16 +1288,16 @@
             <w:color w:val="0000EE"/>
             <w:u w:val="single"/>
           </w:rPr>
-          <w:t>賽30:33</w:t>
+          <w:t>17:14</w:t>
         </w:r>
       </w:hyperlink>
       <w:r>
         <w:rPr>
           <w:lang w:val="zh_TW" w:bidi="zh_TW"/>
         </w:rPr>
-        <w:t>；</w:t>
-      </w:r>
-      <w:hyperlink r:id="rId39">
+        <w:t>）。教會所傳講的信心之道（</w:t>
+      </w:r>
+      <w:hyperlink r:id="rId59">
         <w:r>
           <w:rPr>
             <w:lang w:val="zh_TW" w:bidi="zh_TW"/>
@@ -899,16 +1306,10 @@
             <w:color w:val="0000EE"/>
             <w:u w:val="single"/>
           </w:rPr>
-          <w:t>但7:10</w:t>
+          <w:t>羅10:8</w:t>
         </w:r>
       </w:hyperlink>
-      <w:r>
-        <w:rPr>
-          <w:lang w:val="zh_TW" w:bidi="zh_TW"/>
-        </w:rPr>
-        <w:t>；參：</w:t>
-      </w:r>
-      <w:hyperlink r:id="rId40">
+      <w:hyperlink r:id="rId60">
         <w:r>
           <w:rPr>
             <w:lang w:val="zh_TW" w:bidi="zh_TW"/>
@@ -917,16 +1318,10 @@
             <w:color w:val="0000EE"/>
             <w:u w:val="single"/>
           </w:rPr>
-          <w:t>賽34:9–10</w:t>
+          <w:t>–</w:t>
         </w:r>
       </w:hyperlink>
-      <w:r>
-        <w:rPr>
-          <w:lang w:val="zh_TW" w:bidi="zh_TW"/>
-        </w:rPr>
-        <w:t>）。這個圖像為猶太和基督教作家所熟知（摩西升天記10:10；</w:t>
-      </w:r>
-      <w:hyperlink r:id="rId41">
+      <w:hyperlink r:id="rId59">
         <w:r>
           <w:rPr>
             <w:lang w:val="zh_TW" w:bidi="zh_TW"/>
@@ -935,14 +1330,133 @@
             <w:color w:val="0000EE"/>
             <w:u w:val="single"/>
           </w:rPr>
-          <w:t>以斯拉續篇下卷7:36</w:t>
+          <w:t>9、17</w:t>
         </w:r>
       </w:hyperlink>
       <w:r>
         <w:rPr>
           <w:lang w:val="zh_TW" w:bidi="zh_TW"/>
         </w:rPr>
-        <w:t>）。無論是什麼意象或名字，它們都指向一個永恆折磨和與神分離的地方，不悔改的人在那裡將永遠受苦。</w:t>
+        <w:t>）有各種不同的描述：</w:t>
+      </w:r>
+    </w:p>
+    <w:p>
+      <w:pPr>
+        <w:pStyle w:val="ListBullet"/>
+        <w:spacing w:line="240" w:lineRule="auto"/>
+        <w:ind w:left="720"/>
+      </w:pPr>
+      <w:r>
+        <w:rPr>
+          <w:lang w:val="zh_TW" w:bidi="zh_TW"/>
+        </w:rPr>
+      </w:r>
+      <w:r>
+        <w:rPr>
+          <w:lang w:val="zh_TW" w:bidi="zh_TW"/>
+        </w:rPr>
+        <w:t>救恩（salvation）之道</w:t>
+      </w:r>
+    </w:p>
+    <w:p>
+      <w:pPr>
+        <w:pStyle w:val="ListBullet"/>
+        <w:spacing w:line="240" w:lineRule="auto"/>
+        <w:ind w:left="720"/>
+      </w:pPr>
+      <w:r>
+        <w:rPr>
+          <w:lang w:val="zh_TW" w:bidi="zh_TW"/>
+        </w:rPr>
+      </w:r>
+      <w:r>
+        <w:rPr>
+          <w:lang w:val="zh_TW" w:bidi="zh_TW"/>
+        </w:rPr>
+        <w:t>恩典（grace）之道</w:t>
+      </w:r>
+    </w:p>
+    <w:p>
+      <w:pPr>
+        <w:pStyle w:val="ListBullet"/>
+        <w:spacing w:line="240" w:lineRule="auto"/>
+        <w:ind w:left="720"/>
+      </w:pPr>
+      <w:r>
+        <w:rPr>
+          <w:lang w:val="zh_TW" w:bidi="zh_TW"/>
+        </w:rPr>
+      </w:r>
+      <w:r>
+        <w:rPr>
+          <w:lang w:val="zh_TW" w:bidi="zh_TW"/>
+        </w:rPr>
+        <w:t>和好（reconciliation）之道</w:t>
+      </w:r>
+    </w:p>
+    <w:p>
+      <w:pPr>
+        <w:pStyle w:val="ListBullet"/>
+        <w:spacing w:line="240" w:lineRule="auto"/>
+        <w:ind w:left="720"/>
+      </w:pPr>
+      <w:r>
+        <w:rPr>
+          <w:lang w:val="zh_TW" w:bidi="zh_TW"/>
+        </w:rPr>
+      </w:r>
+      <w:r>
+        <w:rPr>
+          <w:lang w:val="zh_TW" w:bidi="zh_TW"/>
+        </w:rPr>
+        <w:t>福音（the gospel）之道</w:t>
+      </w:r>
+    </w:p>
+    <w:p>
+      <w:pPr>
+        <w:pStyle w:val="ListBullet"/>
+        <w:spacing w:line="240" w:lineRule="auto"/>
+        <w:ind w:left="720"/>
+      </w:pPr>
+      <w:r>
+        <w:rPr>
+          <w:lang w:val="zh_TW" w:bidi="zh_TW"/>
+        </w:rPr>
+      </w:r>
+      <w:r>
+        <w:rPr>
+          <w:lang w:val="zh_TW" w:bidi="zh_TW"/>
+        </w:rPr>
+        <w:t>公義（righteousness）之道</w:t>
+      </w:r>
+    </w:p>
+    <w:p>
+      <w:pPr>
+        <w:pStyle w:val="ListBullet"/>
+        <w:spacing w:line="240" w:lineRule="auto"/>
+        <w:ind w:left="720"/>
+      </w:pPr>
+      <w:r>
+        <w:rPr>
+          <w:lang w:val="zh_TW" w:bidi="zh_TW"/>
+        </w:rPr>
+      </w:r>
+      <w:r>
+        <w:rPr>
+          <w:lang w:val="zh_TW" w:bidi="zh_TW"/>
+        </w:rPr>
+        <w:t>生命（life）之道</w:t>
+      </w:r>
+    </w:p>
+    <w:p>
+      <w:pPr>
+        <w:pStyle w:val="Heading3"/>
+      </w:pPr>
+      <w:r>
+        <w:rPr>
+          <w:lang w:val="zh_TW" w:bidi="zh_TW"/>
+        </w:rPr>
+        <w:t>神的道</w:t>
       </w:r>
     </w:p>
     <w:p>
@@ -954,44 +1468,35 @@
       </w:r>
       <w:r>
         <w:rPr>
+          <w:lang w:val="zh_TW" w:bidi="zh_TW"/>
+        </w:rPr>
+        <w:t>在約翰福音的開頭，約翰稱神的兒子為「道（the Word）」。作為「道」，子完全啟示並傳達了神。「道」的希臘文是</w:t>
+      </w:r>
+      <w:r>
+        <w:rPr>
           <w:i/>
           <w:lang w:val="zh_TW" w:bidi="zh_TW"/>
         </w:rPr>
-        <w:t>另見</w:t>
-      </w:r>
-      <w:r>
-        <w:rPr>
-          <w:lang w:val="zh_TW" w:bidi="zh_TW"/>
-        </w:rPr>
-        <w:t xml:space="preserve"> </w:t>
-      </w:r>
-      <w:r>
-        <w:rPr>
-          <w:lang w:val="zh_TW" w:bidi="zh_TW"/>
-        </w:rPr>
-        <w:t>地獄</w:t>
-      </w:r>
-      <w:r>
-        <w:rPr>
-          <w:lang w:val="zh_TW" w:bidi="zh_TW"/>
-        </w:rPr>
-        <w:t>；</w:t>
-      </w:r>
-      <w:r>
-        <w:rPr>
-          <w:lang w:val="zh_TW" w:bidi="zh_TW"/>
-        </w:rPr>
-        <w:t>最後審判</w:t>
-      </w:r>
-      <w:r>
-        <w:rPr>
-          <w:lang w:val="zh_TW" w:bidi="zh_TW"/>
-        </w:rPr>
-      </w:r>
-      <w:r>
-        <w:rPr>
-          <w:lang w:val="zh_TW" w:bidi="zh_TW"/>
-        </w:rPr>
+        <w:t>logos</w:t>
+      </w:r>
+      <w:r>
+        <w:rPr>
+          <w:lang w:val="zh_TW" w:bidi="zh_TW"/>
+        </w:rPr>
+        <w:t>，這個詞在希臘文化中有兩個主要含義。它可以指人的內在思想或理性，也可以指思想的表達，即言語。在希臘哲學中，</w:t>
+      </w:r>
+      <w:r>
+        <w:rPr>
+          <w:i/>
+          <w:lang w:val="zh_TW" w:bidi="zh_TW"/>
+        </w:rPr>
+        <w:t>logos</w:t>
+      </w:r>
+      <w:r>
+        <w:rPr>
+          <w:lang w:val="zh_TW" w:bidi="zh_TW"/>
+        </w:rPr>
+        <w:t xml:space="preserve"> 也意味著宇宙的原則或創造宇宙的能量。</w:t>
       </w:r>
     </w:p>
     <w:p>
@@ -1001,21 +1506,60 @@
           <w:lang w:val="zh_TW" w:bidi="zh_TW"/>
         </w:rPr>
       </w:r>
-    </w:p>
-    <w:p>
-      <w:pPr>
-        <w:pStyle w:val="Heading2"/>
-      </w:pPr>
-      <w:r>
-        <w:rPr>
-          <w:lang w:val="zh_TW" w:bidi="zh_TW"/>
-        </w:rPr>
-        <w:t>火柱和雲</w:t>
-      </w:r>
-      <w:r>
-        <w:rPr>
-          <w:lang w:val="zh_TW" w:bidi="zh_TW"/>
-        </w:rPr>
+      <w:r>
+        <w:rPr>
+          <w:lang w:val="zh_TW" w:bidi="zh_TW"/>
+        </w:rPr>
+        <w:t>在猶太和希臘思想中，</w:t>
+      </w:r>
+      <w:r>
+        <w:rPr>
+          <w:i/>
+          <w:lang w:val="zh_TW" w:bidi="zh_TW"/>
+        </w:rPr>
+        <w:t>logos</w:t>
+      </w:r>
+      <w:r>
+        <w:rPr>
+          <w:lang w:val="zh_TW" w:bidi="zh_TW"/>
+        </w:rPr>
+        <w:t>與創始的概念有關——世界是藉著神的道創造的（</w:t>
+      </w:r>
+      <w:hyperlink r:id="rId61">
+        <w:r>
+          <w:rPr>
+            <w:lang w:val="zh_TW" w:bidi="zh_TW"/>
+          </w:rPr>
+          <w:rPr>
+            <w:color w:val="0000EE"/>
+            <w:u w:val="single"/>
+          </w:rPr>
+          <w:t>創1:3</w:t>
+        </w:r>
+      </w:hyperlink>
+      <w:r>
+        <w:rPr>
+          <w:lang w:val="zh_TW" w:bidi="zh_TW"/>
+        </w:rPr>
+        <w:t>及其下文，重複地出現「神說」這個短語）。約翰考慮過這些想法，但他最可能是創造了一個新的概念來識別神的兒子是神在人類形象中的表達（</w:t>
+      </w:r>
+      <w:hyperlink r:id="rId62">
+        <w:r>
+          <w:rPr>
+            <w:lang w:val="zh_TW" w:bidi="zh_TW"/>
+          </w:rPr>
+          <w:rPr>
+            <w:color w:val="0000EE"/>
+            <w:u w:val="single"/>
+          </w:rPr>
+          <w:t>約1:14</w:t>
+        </w:r>
+      </w:hyperlink>
+      <w:r>
+        <w:rPr>
+          <w:lang w:val="zh_TW" w:bidi="zh_TW"/>
+        </w:rPr>
+        <w:t>）。</w:t>
       </w:r>
     </w:p>
     <w:p>
@@ -1029,18 +1573,79 @@
         <w:rPr>
           <w:lang w:val="zh_TW" w:bidi="zh_TW"/>
         </w:rPr>
-        <w:t>火柱和雲柱是神在舊約聖經中向人顯現的最常見方式之一。這是神同在的可見記號，尤其是在出埃及、西奈之約、以色列人在曠野的時期以及聖殿獻殿的故事中。</w:t>
-      </w:r>
-    </w:p>
-    <w:p>
-      <w:pPr>
-        <w:pStyle w:val="Heading3"/>
-      </w:pPr>
-      <w:r>
-        <w:rPr>
-          <w:lang w:val="zh_TW" w:bidi="zh_TW"/>
-        </w:rPr>
-        <w:t>聖經中的描述</w:t>
+        <w:t>子是那不能看見之神的形像（</w:t>
+      </w:r>
+      <w:hyperlink r:id="rId63">
+        <w:r>
+          <w:rPr>
+            <w:lang w:val="zh_TW" w:bidi="zh_TW"/>
+          </w:rPr>
+          <w:rPr>
+            <w:color w:val="0000EE"/>
+            <w:u w:val="single"/>
+          </w:rPr>
+          <w:t>西1:15</w:t>
+        </w:r>
+      </w:hyperlink>
+      <w:r>
+        <w:rPr>
+          <w:lang w:val="zh_TW" w:bidi="zh_TW"/>
+        </w:rPr>
+        <w:t>），是神本體的真像（</w:t>
+      </w:r>
+      <w:hyperlink r:id="rId64">
+        <w:r>
+          <w:rPr>
+            <w:lang w:val="zh_TW" w:bidi="zh_TW"/>
+          </w:rPr>
+          <w:rPr>
+            <w:color w:val="0000EE"/>
+            <w:u w:val="single"/>
+          </w:rPr>
+          <w:t>來1:3</w:t>
+        </w:r>
+      </w:hyperlink>
+      <w:r>
+        <w:rPr>
+          <w:lang w:val="zh_TW" w:bidi="zh_TW"/>
+        </w:rPr>
+        <w:t>）。在神格（Godhead）中，子啟示並使神為人所知，這是約翰福音中的一個關鍵主題。約翰在約翰壹書中使用了類似的稱號：「生命之道」（</w:t>
+      </w:r>
+      <w:hyperlink r:id="rId65">
+        <w:r>
+          <w:rPr>
+            <w:lang w:val="zh_TW" w:bidi="zh_TW"/>
+          </w:rPr>
+          <w:rPr>
+            <w:color w:val="0000EE"/>
+            <w:u w:val="single"/>
+          </w:rPr>
+          <w:t>約一1:1–3</w:t>
+        </w:r>
+      </w:hyperlink>
+      <w:r>
+        <w:rPr>
+          <w:lang w:val="zh_TW" w:bidi="zh_TW"/>
+        </w:rPr>
+        <w:t>）。在</w:t>
+      </w:r>
+      <w:hyperlink r:id="rId66">
+        <w:r>
+          <w:rPr>
+            <w:lang w:val="zh_TW" w:bidi="zh_TW"/>
+          </w:rPr>
+          <w:rPr>
+            <w:color w:val="0000EE"/>
+            <w:u w:val="single"/>
+          </w:rPr>
+          <w:t>啟示錄十九章11至16節</w:t>
+        </w:r>
+      </w:hyperlink>
+      <w:r>
+        <w:rPr>
+          <w:lang w:val="zh_TW" w:bidi="zh_TW"/>
+        </w:rPr>
+        <w:t>中，耶穌被顯明為萬王之王、萬主之主，祂有一個名字：「神的道（the Word of God）」。</w:t>
       </w:r>
     </w:p>
     <w:p>
@@ -1052,1237 +1657,58 @@
       </w:r>
       <w:r>
         <w:rPr>
-          <w:lang w:val="zh_TW" w:bidi="zh_TW"/>
-        </w:rPr>
-        <w:t>聖經以不同的方式描述這種現象：</w:t>
-      </w:r>
-    </w:p>
-    <w:p>
-      <w:pPr>
-        <w:pStyle w:val="ListBullet"/>
-        <w:spacing w:line="240" w:lineRule="auto"/>
-        <w:ind w:left="720"/>
-      </w:pPr>
-      <w:r>
-        <w:rPr>
-          <w:lang w:val="zh_TW" w:bidi="zh_TW"/>
-        </w:rPr>
-      </w:r>
-      <w:r>
-        <w:rPr>
-          <w:lang w:val="zh_TW" w:bidi="zh_TW"/>
-        </w:rPr>
-        <w:t>雲柱和火柱（</w:t>
-      </w:r>
-      <w:hyperlink r:id="rId42">
-        <w:r>
-          <w:rPr>
-            <w:lang w:val="zh_TW" w:bidi="zh_TW"/>
-          </w:rPr>
-          <w:rPr>
-            <w:color w:val="0000EE"/>
-            <w:u w:val="single"/>
-          </w:rPr>
-          <w:t>出埃及記14:24</w:t>
-        </w:r>
-      </w:hyperlink>
-      <w:r>
-        <w:rPr>
-          <w:lang w:val="zh_TW" w:bidi="zh_TW"/>
-        </w:rPr>
-        <w:t>）</w:t>
-      </w:r>
-    </w:p>
-    <w:p>
-      <w:pPr>
-        <w:pStyle w:val="ListBullet"/>
-        <w:spacing w:line="240" w:lineRule="auto"/>
-        <w:ind w:left="720"/>
-      </w:pPr>
-      <w:r>
-        <w:rPr>
-          <w:lang w:val="zh_TW" w:bidi="zh_TW"/>
-        </w:rPr>
-      </w:r>
-      <w:r>
-        <w:rPr>
-          <w:lang w:val="zh_TW" w:bidi="zh_TW"/>
-        </w:rPr>
-        <w:t>雲柱（</w:t>
-      </w:r>
-      <w:hyperlink r:id="rId43">
-        <w:r>
-          <w:rPr>
-            <w:lang w:val="zh_TW" w:bidi="zh_TW"/>
-          </w:rPr>
-          <w:rPr>
-            <w:color w:val="0000EE"/>
-            <w:u w:val="single"/>
-          </w:rPr>
-          <w:t>出埃及記33:9–10</w:t>
-        </w:r>
-      </w:hyperlink>
+          <w:i/>
+          <w:lang w:val="zh_TW" w:bidi="zh_TW"/>
+        </w:rPr>
+        <w:t>另見</w:t>
+      </w:r>
+      <w:r>
+        <w:rPr>
+          <w:lang w:val="zh_TW" w:bidi="zh_TW"/>
+        </w:rPr>
+        <w:t xml:space="preserve"> </w:t>
+      </w:r>
+      <w:r>
+        <w:rPr>
+          <w:lang w:val="zh_TW" w:bidi="zh_TW"/>
+        </w:rPr>
+        <w:t>聖經</w:t>
+      </w:r>
       <w:r>
         <w:rPr>
           <w:lang w:val="zh_TW" w:bidi="zh_TW"/>
         </w:rPr>
         <w:t>；</w:t>
       </w:r>
-      <w:hyperlink r:id="rId44">
-        <w:r>
-          <w:rPr>
-            <w:lang w:val="zh_TW" w:bidi="zh_TW"/>
-          </w:rPr>
-          <w:rPr>
-            <w:color w:val="0000EE"/>
-            <w:u w:val="single"/>
-          </w:rPr>
-          <w:t>民數記14:14</w:t>
-        </w:r>
-      </w:hyperlink>
-      <w:r>
-        <w:rPr>
-          <w:lang w:val="zh_TW" w:bidi="zh_TW"/>
-        </w:rPr>
-        <w:t>）</w:t>
-      </w:r>
-    </w:p>
-    <w:p>
-      <w:pPr>
-        <w:pStyle w:val="ListBullet"/>
-        <w:spacing w:line="240" w:lineRule="auto"/>
-        <w:ind w:left="720"/>
-      </w:pPr>
-      <w:r>
-        <w:rPr>
-          <w:lang w:val="zh_TW" w:bidi="zh_TW"/>
-        </w:rPr>
-      </w:r>
-      <w:r>
-        <w:rPr>
-          <w:lang w:val="zh_TW" w:bidi="zh_TW"/>
-        </w:rPr>
-        <w:t>火柱（</w:t>
-      </w:r>
-      <w:hyperlink r:id="rId45">
-        <w:r>
-          <w:rPr>
-            <w:lang w:val="zh_TW" w:bidi="zh_TW"/>
-          </w:rPr>
-          <w:rPr>
-            <w:color w:val="0000EE"/>
-            <w:u w:val="single"/>
-          </w:rPr>
-          <w:t>出埃及記13:21</w:t>
-        </w:r>
-      </w:hyperlink>
+      <w:r>
+        <w:rPr>
+          <w:lang w:val="zh_TW" w:bidi="zh_TW"/>
+        </w:rPr>
+        <w:t>約翰福音</w:t>
+      </w:r>
       <w:r>
         <w:rPr>
           <w:lang w:val="zh_TW" w:bidi="zh_TW"/>
         </w:rPr>
         <w:t>；</w:t>
       </w:r>
-      <w:hyperlink r:id="rId44">
-        <w:r>
-          <w:rPr>
-            <w:lang w:val="zh_TW" w:bidi="zh_TW"/>
-          </w:rPr>
-          <w:rPr>
-            <w:color w:val="0000EE"/>
-            <w:u w:val="single"/>
-          </w:rPr>
-          <w:t>民數記14:14</w:t>
-        </w:r>
-      </w:hyperlink>
-      <w:r>
-        <w:rPr>
-          <w:lang w:val="zh_TW" w:bidi="zh_TW"/>
-        </w:rPr>
-        <w:t>）</w:t>
-      </w:r>
-    </w:p>
-    <w:p>
-      <w:pPr>
-        <w:pStyle w:val="ListBullet"/>
-        <w:spacing w:line="240" w:lineRule="auto"/>
-        <w:ind w:left="720"/>
-      </w:pPr>
-      <w:r>
-        <w:rPr>
-          <w:lang w:val="zh_TW" w:bidi="zh_TW"/>
-        </w:rPr>
-      </w:r>
-      <w:r>
-        <w:rPr>
-          <w:lang w:val="zh_TW" w:bidi="zh_TW"/>
-        </w:rPr>
-        <w:t>雲彩、雲柱（</w:t>
-      </w:r>
-      <w:hyperlink r:id="rId46">
-        <w:r>
-          <w:rPr>
-            <w:lang w:val="zh_TW" w:bidi="zh_TW"/>
-          </w:rPr>
-          <w:rPr>
-            <w:color w:val="0000EE"/>
-            <w:u w:val="single"/>
-          </w:rPr>
-          <w:t>出埃及記40:34–35</w:t>
-        </w:r>
-      </w:hyperlink>
+      <w:r>
+        <w:rPr>
+          <w:lang w:val="zh_TW" w:bidi="zh_TW"/>
+        </w:rPr>
+        <w:t>道</w:t>
+      </w:r>
       <w:r>
         <w:rPr>
           <w:lang w:val="zh_TW" w:bidi="zh_TW"/>
         </w:rPr>
         <w:t>；</w:t>
       </w:r>
-      <w:hyperlink r:id="rId47">
-        <w:r>
-          <w:rPr>
-            <w:lang w:val="zh_TW" w:bidi="zh_TW"/>
-          </w:rPr>
-          <w:rPr>
-            <w:color w:val="0000EE"/>
-            <w:u w:val="single"/>
-          </w:rPr>
-          <w:t>申命記1:33</w:t>
-        </w:r>
-      </w:hyperlink>
-      <w:r>
-        <w:rPr>
-          <w:lang w:val="zh_TW" w:bidi="zh_TW"/>
-        </w:rPr>
-        <w:t>）</w:t>
-      </w:r>
-    </w:p>
-    <w:p>
-      <w:pPr>
-        <w:pStyle w:val="ListBullet"/>
-        <w:spacing w:line="240" w:lineRule="auto"/>
-        <w:ind w:left="720"/>
-      </w:pPr>
-      <w:r>
-        <w:rPr>
-          <w:lang w:val="zh_TW" w:bidi="zh_TW"/>
-        </w:rPr>
-      </w:r>
-      <w:r>
-        <w:rPr>
-          <w:lang w:val="zh_TW" w:bidi="zh_TW"/>
-        </w:rPr>
-        <w:t>火柱、火焰（</w:t>
-      </w:r>
-      <w:hyperlink r:id="rId47">
-        <w:r>
-          <w:rPr>
-            <w:lang w:val="zh_TW" w:bidi="zh_TW"/>
-          </w:rPr>
-          <w:rPr>
-            <w:color w:val="0000EE"/>
-            <w:u w:val="single"/>
-          </w:rPr>
-          <w:t>申命記1:33</w:t>
-        </w:r>
-      </w:hyperlink>
-      <w:r>
-        <w:rPr>
-          <w:lang w:val="zh_TW" w:bidi="zh_TW"/>
-        </w:rPr>
-        <w:t>、</w:t>
-      </w:r>
-      <w:hyperlink r:id="rId48">
-        <w:r>
-          <w:rPr>
-            <w:lang w:val="zh_TW" w:bidi="zh_TW"/>
-          </w:rPr>
-          <w:rPr>
-            <w:color w:val="0000EE"/>
-            <w:u w:val="single"/>
-          </w:rPr>
-          <w:t>4:12</w:t>
-        </w:r>
-      </w:hyperlink>
-      <w:r>
-        <w:rPr>
-          <w:lang w:val="zh_TW" w:bidi="zh_TW"/>
-        </w:rPr>
-        <w:t>）</w:t>
-      </w:r>
-    </w:p>
-    <w:p>
-      <w:pPr>
-        <w:pStyle w:val="Heading3"/>
-      </w:pPr>
-      <w:r>
-        <w:rPr>
-          <w:lang w:val="zh_TW" w:bidi="zh_TW"/>
-        </w:rPr>
-        <w:t>舍吉拿（Shekinah）的概念</w:t>
-      </w:r>
-    </w:p>
-    <w:p>
-      <w:pPr/>
-      <w:r>
-        <w:rPr>
-          <w:lang w:val="zh_TW" w:bidi="zh_TW"/>
-        </w:rPr>
-      </w:r>
-      <w:r>
-        <w:rPr>
-          <w:lang w:val="zh_TW" w:bidi="zh_TW"/>
-        </w:rPr>
-        <w:t>雖然聖經沒有使用「Shekinah」這個詞，但這個詞經常在基督教神學中用來描述雲和神的其它顯現（theophanies）。「Shekinah」來自猶太教文獻，指的是神的可見榮耀。</w:t>
-      </w:r>
-    </w:p>
-    <w:p>
-      <w:pPr>
-        <w:pStyle w:val="Heading3"/>
-      </w:pPr>
-      <w:r>
-        <w:rPr>
-          <w:lang w:val="zh_TW" w:bidi="zh_TW"/>
-        </w:rPr>
-        <w:t>（神顯現時）雲的作用</w:t>
-      </w:r>
-    </w:p>
-    <w:p>
-      <w:pPr/>
-      <w:r>
-        <w:rPr>
-          <w:lang w:val="zh_TW" w:bidi="zh_TW"/>
-        </w:rPr>
-      </w:r>
-      <w:r>
-        <w:rPr>
-          <w:lang w:val="zh_TW" w:bidi="zh_TW"/>
-        </w:rPr>
-        <w:t>雲有不同的作用，都是神臨在的可見表達：</w:t>
-      </w:r>
-    </w:p>
-    <w:p>
-      <w:pPr>
-        <w:pStyle w:val="ListNumber"/>
-        <w:numPr>
-          <w:ilvl w:val="0"/>
-          <w:numId w:val="14"/>
-        </w:numPr>
-        <w:spacing w:line="240" w:lineRule="auto"/>
-        <w:ind w:left="720"/>
-      </w:pPr>
-      <w:r>
-        <w:rPr>
-          <w:lang w:val="zh_TW" w:bidi="zh_TW"/>
-        </w:rPr>
-      </w:r>
-      <w:r>
-        <w:rPr>
-          <w:lang w:val="zh_TW" w:bidi="zh_TW"/>
-        </w:rPr>
-        <w:t>雲彩充滿了會幕，日夜都停留在那裡，彰顯神的同在（</w:t>
-      </w:r>
-      <w:hyperlink r:id="rId49">
-        <w:r>
-          <w:rPr>
-            <w:lang w:val="zh_TW" w:bidi="zh_TW"/>
-          </w:rPr>
-          <w:rPr>
-            <w:color w:val="0000EE"/>
-            <w:u w:val="single"/>
-          </w:rPr>
-          <w:t>出埃及記40:34–38</w:t>
-        </w:r>
-      </w:hyperlink>
-      <w:r>
-        <w:rPr>
-          <w:lang w:val="zh_TW" w:bidi="zh_TW"/>
-        </w:rPr>
-        <w:t>）。神在贖罪日</w:t>
-      </w:r>
-      <w:r>
-        <w:rPr>
-          <w:lang w:val="zh_TW" w:bidi="zh_TW"/>
-        </w:rPr>
-        <w:t>從雲中顯現</w:t>
-      </w:r>
-      <w:r>
-        <w:rPr>
-          <w:lang w:val="zh_TW" w:bidi="zh_TW"/>
-        </w:rPr>
-        <w:t>（</w:t>
-      </w:r>
-      <w:hyperlink r:id="rId50">
-        <w:r>
-          <w:rPr>
-            <w:lang w:val="zh_TW" w:bidi="zh_TW"/>
-          </w:rPr>
-          <w:rPr>
-            <w:color w:val="0000EE"/>
-            <w:u w:val="single"/>
-          </w:rPr>
-          <w:t>利未記16:2</w:t>
-        </w:r>
-      </w:hyperlink>
-      <w:r>
-        <w:rPr>
-          <w:lang w:val="zh_TW" w:bidi="zh_TW"/>
-        </w:rPr>
-        <w:t>）。獻殿時，雲表明神接納神殿作為祂的居所（</w:t>
-      </w:r>
-      <w:hyperlink r:id="rId51">
-        <w:r>
-          <w:rPr>
-            <w:lang w:val="zh_TW" w:bidi="zh_TW"/>
-          </w:rPr>
-          <w:rPr>
-            <w:color w:val="0000EE"/>
-            <w:u w:val="single"/>
-          </w:rPr>
-          <w:t>列王紀上8:10–11</w:t>
-        </w:r>
-      </w:hyperlink>
-      <w:r>
-        <w:rPr>
-          <w:lang w:val="zh_TW" w:bidi="zh_TW"/>
-        </w:rPr>
-        <w:t>；</w:t>
-      </w:r>
-      <w:hyperlink r:id="rId52">
-        <w:r>
-          <w:rPr>
-            <w:lang w:val="zh_TW" w:bidi="zh_TW"/>
-          </w:rPr>
-          <w:rPr>
-            <w:color w:val="0000EE"/>
-            <w:u w:val="single"/>
-          </w:rPr>
-          <w:t>歷代志下5:13–14</w:t>
-        </w:r>
-      </w:hyperlink>
-      <w:r>
-        <w:rPr>
-          <w:lang w:val="zh_TW" w:bidi="zh_TW"/>
-        </w:rPr>
-        <w:t>）。</w:t>
-      </w:r>
-    </w:p>
-    <w:p>
-      <w:pPr>
-        <w:pStyle w:val="ListNumber"/>
-        <w:spacing w:line="240" w:lineRule="auto"/>
-        <w:ind w:left="720"/>
-      </w:pPr>
-      <w:r>
-        <w:rPr>
-          <w:lang w:val="zh_TW" w:bidi="zh_TW"/>
-        </w:rPr>
-      </w:r>
-      <w:r>
-        <w:rPr>
-          <w:lang w:val="zh_TW" w:bidi="zh_TW"/>
-        </w:rPr>
-        <w:t>雲柱在出埃及期間保護了以色列。雲柱位於埃及軍隊和以色列軍隊之間，給埃及人帶來黑暗，給以色列人帶來光明（</w:t>
-      </w:r>
-      <w:hyperlink r:id="rId53">
-        <w:r>
-          <w:rPr>
-            <w:lang w:val="zh_TW" w:bidi="zh_TW"/>
-          </w:rPr>
-          <w:rPr>
-            <w:color w:val="0000EE"/>
-            <w:u w:val="single"/>
-          </w:rPr>
-          <w:t>出埃及記14:19–20</w:t>
-        </w:r>
-      </w:hyperlink>
-      <w:r>
-        <w:rPr>
-          <w:lang w:val="zh_TW" w:bidi="zh_TW"/>
-        </w:rPr>
-        <w:t>）。詩篇作者紀念神「</w:t>
-      </w:r>
-      <w:r>
-        <w:rPr>
-          <w:lang w:val="zh_TW" w:bidi="zh_TW"/>
-        </w:rPr>
-        <w:t>鋪張雲彩當遮蓋， 夜間使火光照</w:t>
-      </w:r>
-      <w:r>
-        <w:rPr>
-          <w:lang w:val="zh_TW" w:bidi="zh_TW"/>
-        </w:rPr>
-        <w:t>」（</w:t>
-      </w:r>
-      <w:hyperlink r:id="rId54">
-        <w:r>
-          <w:rPr>
-            <w:lang w:val="zh_TW" w:bidi="zh_TW"/>
-          </w:rPr>
-          <w:rPr>
-            <w:color w:val="0000EE"/>
-            <w:u w:val="single"/>
-          </w:rPr>
-          <w:t>詩篇105:39</w:t>
-        </w:r>
-      </w:hyperlink>
-      <w:r>
-        <w:rPr>
-          <w:lang w:val="zh_TW" w:bidi="zh_TW"/>
-        </w:rPr>
-        <w:t>）。</w:t>
-      </w:r>
-    </w:p>
-    <w:p>
-      <w:pPr>
-        <w:pStyle w:val="ListNumber"/>
-        <w:spacing w:line="240" w:lineRule="auto"/>
-        <w:ind w:left="720"/>
-      </w:pPr>
-      <w:r>
-        <w:rPr>
-          <w:lang w:val="zh_TW" w:bidi="zh_TW"/>
-        </w:rPr>
-      </w:r>
-      <w:r>
-        <w:rPr>
-          <w:lang w:val="zh_TW" w:bidi="zh_TW"/>
-        </w:rPr>
-        <w:t>雲柱在以色列人穿越曠野的旅程中引導他們。「日間，耶和華在雲柱中領他們的路；夜間，在火柱中光照他們，使他們日夜都可以行走。日間雲柱，夜間火柱，總不離開百姓的面前。」（</w:t>
-      </w:r>
-      <w:hyperlink r:id="rId55">
-        <w:r>
-          <w:rPr>
-            <w:lang w:val="zh_TW" w:bidi="zh_TW"/>
-          </w:rPr>
-          <w:rPr>
-            <w:color w:val="0000EE"/>
-            <w:u w:val="single"/>
-          </w:rPr>
-          <w:t>出埃及記13:21–22</w:t>
-        </w:r>
-      </w:hyperlink>
-      <w:r>
-        <w:rPr>
-          <w:lang w:val="zh_TW" w:bidi="zh_TW"/>
-        </w:rPr>
-        <w:t>）。</w:t>
-      </w:r>
-      <w:r>
-        <w:rPr>
-          <w:lang w:val="zh_TW" w:bidi="zh_TW"/>
-        </w:rPr>
-        <w:t>雲彩幾時從帳幕收上去， 以色列人就幾時起行；雲彩在哪裏停住， 以色列人就在那裏安營</w:t>
-      </w:r>
-      <w:r>
-        <w:rPr>
-          <w:lang w:val="zh_TW" w:bidi="zh_TW"/>
-        </w:rPr>
-        <w:t>（</w:t>
-      </w:r>
-      <w:hyperlink r:id="rId56">
-        <w:r>
-          <w:rPr>
-            <w:lang w:val="zh_TW" w:bidi="zh_TW"/>
-          </w:rPr>
-          <w:rPr>
-            <w:color w:val="0000EE"/>
-            <w:u w:val="single"/>
-          </w:rPr>
-          <w:t>民數記9:17</w:t>
-        </w:r>
-      </w:hyperlink>
-      <w:r>
-        <w:rPr>
-          <w:lang w:val="zh_TW" w:bidi="zh_TW"/>
-        </w:rPr>
-        <w:t>）。儘管百姓犯罪，神仍繼續引導他們（</w:t>
-      </w:r>
-      <w:hyperlink r:id="rId47">
-        <w:r>
-          <w:rPr>
-            <w:lang w:val="zh_TW" w:bidi="zh_TW"/>
-          </w:rPr>
-          <w:rPr>
-            <w:color w:val="0000EE"/>
-            <w:u w:val="single"/>
-          </w:rPr>
-          <w:t>申命記1:33</w:t>
-        </w:r>
-      </w:hyperlink>
-      <w:r>
-        <w:rPr>
-          <w:lang w:val="zh_TW" w:bidi="zh_TW"/>
-        </w:rPr>
-        <w:t>）。後來的世代記得神晝夜都引導他們（</w:t>
-      </w:r>
-      <w:hyperlink r:id="rId57">
-        <w:r>
-          <w:rPr>
-            <w:lang w:val="zh_TW" w:bidi="zh_TW"/>
-          </w:rPr>
-          <w:rPr>
-            <w:color w:val="0000EE"/>
-            <w:u w:val="single"/>
-          </w:rPr>
-          <w:t>尼希米記9:12、19</w:t>
-        </w:r>
-      </w:hyperlink>
-      <w:r>
-        <w:rPr>
-          <w:lang w:val="zh_TW" w:bidi="zh_TW"/>
-        </w:rPr>
-        <w:t>；</w:t>
-      </w:r>
-      <w:hyperlink r:id="rId58">
-        <w:r>
-          <w:rPr>
-            <w:lang w:val="zh_TW" w:bidi="zh_TW"/>
-          </w:rPr>
-          <w:rPr>
-            <w:color w:val="0000EE"/>
-            <w:u w:val="single"/>
-          </w:rPr>
-          <w:t>詩篇78:14</w:t>
-        </w:r>
-      </w:hyperlink>
-      <w:r>
-        <w:rPr>
-          <w:lang w:val="zh_TW" w:bidi="zh_TW"/>
-        </w:rPr>
-        <w:t>）。</w:t>
-      </w:r>
-    </w:p>
-    <w:p>
-      <w:pPr>
-        <w:pStyle w:val="ListNumber"/>
-        <w:spacing w:line="240" w:lineRule="auto"/>
-        <w:ind w:left="720"/>
-      </w:pPr>
-      <w:r>
-        <w:rPr>
-          <w:lang w:val="zh_TW" w:bidi="zh_TW"/>
-        </w:rPr>
-      </w:r>
-      <w:r>
-        <w:rPr>
-          <w:lang w:val="zh_TW" w:bidi="zh_TW"/>
-        </w:rPr>
-        <w:t>神在雲柱中說話（</w:t>
-      </w:r>
-      <w:hyperlink r:id="rId59">
-        <w:r>
-          <w:rPr>
-            <w:lang w:val="zh_TW" w:bidi="zh_TW"/>
-          </w:rPr>
-          <w:rPr>
-            <w:color w:val="0000EE"/>
-            <w:u w:val="single"/>
-          </w:rPr>
-          <w:t>詩篇99:7</w:t>
-        </w:r>
-      </w:hyperlink>
-      <w:r>
-        <w:rPr>
-          <w:lang w:val="zh_TW" w:bidi="zh_TW"/>
-        </w:rPr>
-        <w:t>）。在百姓悖逆的時刻（</w:t>
-      </w:r>
-      <w:hyperlink r:id="rId60">
-        <w:r>
-          <w:rPr>
-            <w:lang w:val="zh_TW" w:bidi="zh_TW"/>
-          </w:rPr>
-          <w:rPr>
-            <w:color w:val="0000EE"/>
-            <w:u w:val="single"/>
-          </w:rPr>
-          <w:t>出埃及記16:10</w:t>
-        </w:r>
-      </w:hyperlink>
-      <w:r>
-        <w:rPr>
-          <w:lang w:val="zh_TW" w:bidi="zh_TW"/>
-        </w:rPr>
-        <w:t>；</w:t>
-      </w:r>
-      <w:hyperlink r:id="rId61">
-        <w:r>
-          <w:rPr>
-            <w:lang w:val="zh_TW" w:bidi="zh_TW"/>
-          </w:rPr>
-          <w:rPr>
-            <w:color w:val="0000EE"/>
-            <w:u w:val="single"/>
-          </w:rPr>
-          <w:t>民數記14:10</w:t>
-        </w:r>
-      </w:hyperlink>
-      <w:r>
-        <w:rPr>
-          <w:lang w:val="zh_TW" w:bidi="zh_TW"/>
-        </w:rPr>
-        <w:t>，</w:t>
-      </w:r>
-      <w:hyperlink r:id="rId62">
-        <w:r>
-          <w:rPr>
-            <w:lang w:val="zh_TW" w:bidi="zh_TW"/>
-          </w:rPr>
-          <w:rPr>
-            <w:color w:val="0000EE"/>
-            <w:u w:val="single"/>
-          </w:rPr>
-          <w:t>16:42–43</w:t>
-        </w:r>
-      </w:hyperlink>
-      <w:r>
-        <w:rPr>
-          <w:lang w:val="zh_TW" w:bidi="zh_TW"/>
-        </w:rPr>
-        <w:t>），當亞倫和米利暗與摩西爭吵時（</w:t>
-      </w:r>
-      <w:hyperlink r:id="rId63">
-        <w:r>
-          <w:rPr>
-            <w:lang w:val="zh_TW" w:bidi="zh_TW"/>
-          </w:rPr>
-          <w:rPr>
-            <w:color w:val="0000EE"/>
-            <w:u w:val="single"/>
-          </w:rPr>
-          <w:t>民數記12:1–15</w:t>
-        </w:r>
-      </w:hyperlink>
-      <w:r>
-        <w:rPr>
-          <w:lang w:val="zh_TW" w:bidi="zh_TW"/>
-        </w:rPr>
-        <w:t>），以及揀選七十位長老時，祂在西奈的密雲中說話（</w:t>
-      </w:r>
-      <w:hyperlink r:id="rId64">
-        <w:r>
-          <w:rPr>
-            <w:lang w:val="zh_TW" w:bidi="zh_TW"/>
-          </w:rPr>
-          <w:rPr>
-            <w:color w:val="0000EE"/>
-            <w:u w:val="single"/>
-          </w:rPr>
-          <w:t>出埃及記19:9、16</w:t>
-        </w:r>
-      </w:hyperlink>
-      <w:r>
-        <w:rPr>
-          <w:lang w:val="zh_TW" w:bidi="zh_TW"/>
-        </w:rPr>
-        <w:t>；</w:t>
-      </w:r>
-      <w:hyperlink r:id="rId65">
-        <w:r>
-          <w:rPr>
-            <w:lang w:val="zh_TW" w:bidi="zh_TW"/>
-          </w:rPr>
-          <w:rPr>
-            <w:color w:val="0000EE"/>
-            <w:u w:val="single"/>
-          </w:rPr>
-          <w:t>34:1–25</w:t>
-        </w:r>
-      </w:hyperlink>
-      <w:r>
-        <w:rPr>
-          <w:lang w:val="zh_TW" w:bidi="zh_TW"/>
-        </w:rPr>
-        <w:t>；</w:t>
-      </w:r>
-      <w:hyperlink r:id="rId66">
-        <w:r>
-          <w:rPr>
-            <w:lang w:val="zh_TW" w:bidi="zh_TW"/>
-          </w:rPr>
-          <w:rPr>
-            <w:color w:val="0000EE"/>
-            <w:u w:val="single"/>
-          </w:rPr>
-          <w:t>申命記4:11–12</w:t>
-        </w:r>
-      </w:hyperlink>
-      <w:r>
-        <w:rPr>
-          <w:lang w:val="zh_TW" w:bidi="zh_TW"/>
-        </w:rPr>
-        <w:t>，</w:t>
-      </w:r>
-      <w:hyperlink r:id="rId67">
-        <w:r>
-          <w:rPr>
-            <w:lang w:val="zh_TW" w:bidi="zh_TW"/>
-          </w:rPr>
-          <w:rPr>
-            <w:color w:val="0000EE"/>
-            <w:u w:val="single"/>
-          </w:rPr>
-          <w:t>5:22</w:t>
-        </w:r>
-      </w:hyperlink>
-      <w:r>
-        <w:rPr>
-          <w:lang w:val="zh_TW" w:bidi="zh_TW"/>
-        </w:rPr>
-        <w:t>）。只有摩西能直接聽到神的話，當摩西進會幕時，「</w:t>
-      </w:r>
-      <w:r>
-        <w:rPr>
-          <w:lang w:val="zh_TW" w:bidi="zh_TW"/>
-        </w:rPr>
-        <w:t>雲柱降下來，立在 會幕的門前， 耶和華便與 摩西說話</w:t>
-      </w:r>
-      <w:r>
-        <w:rPr>
-          <w:lang w:val="zh_TW" w:bidi="zh_TW"/>
-        </w:rPr>
-        <w:t>」（</w:t>
-      </w:r>
-      <w:hyperlink r:id="rId68">
-        <w:r>
-          <w:rPr>
-            <w:lang w:val="zh_TW" w:bidi="zh_TW"/>
-          </w:rPr>
-          <w:rPr>
-            <w:color w:val="0000EE"/>
-            <w:u w:val="single"/>
-          </w:rPr>
-          <w:t>出埃及記33:9</w:t>
-        </w:r>
-      </w:hyperlink>
-      <w:r>
-        <w:rPr>
-          <w:lang w:val="zh_TW" w:bidi="zh_TW"/>
-        </w:rPr>
-        <w:t>）。摩西去世時，神出現在雲柱中談及民族的未來（</w:t>
-      </w:r>
-      <w:hyperlink r:id="rId69">
-        <w:r>
-          <w:rPr>
-            <w:lang w:val="zh_TW" w:bidi="zh_TW"/>
-          </w:rPr>
-          <w:rPr>
-            <w:color w:val="0000EE"/>
-            <w:u w:val="single"/>
-          </w:rPr>
-          <w:t>申命記31:14–29</w:t>
-        </w:r>
-      </w:hyperlink>
-      <w:r>
-        <w:rPr>
-          <w:lang w:val="zh_TW" w:bidi="zh_TW"/>
-        </w:rPr>
-        <w:t>）。</w:t>
-      </w:r>
-    </w:p>
-    <w:p>
-      <w:pPr>
-        <w:pStyle w:val="Heading3"/>
-      </w:pPr>
-      <w:r>
-        <w:rPr>
-          <w:lang w:val="zh_TW" w:bidi="zh_TW"/>
-        </w:rPr>
-        <w:t>類似的神顯現</w:t>
-      </w:r>
-    </w:p>
-    <w:p>
-      <w:pPr/>
-      <w:r>
-        <w:rPr>
-          <w:lang w:val="zh_TW" w:bidi="zh_TW"/>
-        </w:rPr>
-      </w:r>
-      <w:r>
-        <w:rPr>
-          <w:lang w:val="zh_TW" w:bidi="zh_TW"/>
-        </w:rPr>
-        <w:t>神的其他顯現與雲、火和光有關：</w:t>
-      </w:r>
-    </w:p>
-    <w:p>
-      <w:pPr>
-        <w:pStyle w:val="ListBullet"/>
-        <w:spacing w:line="240" w:lineRule="auto"/>
-        <w:ind w:left="720"/>
-      </w:pPr>
-      <w:r>
-        <w:rPr>
-          <w:lang w:val="zh_TW" w:bidi="zh_TW"/>
-        </w:rPr>
-      </w:r>
-      <w:r>
-        <w:rPr>
-          <w:lang w:val="zh_TW" w:bidi="zh_TW"/>
-        </w:rPr>
-        <w:t>以西結看見一朵大雲，</w:t>
-      </w:r>
-      <w:r>
-        <w:rPr>
-          <w:lang w:val="zh_TW" w:bidi="zh_TW"/>
-        </w:rPr>
-        <w:t>包括閃爍火，周圍有光輝</w:t>
-      </w:r>
-      <w:r>
-        <w:rPr>
-          <w:lang w:val="zh_TW" w:bidi="zh_TW"/>
-        </w:rPr>
-        <w:t>（</w:t>
-      </w:r>
-      <w:hyperlink r:id="rId70">
-        <w:r>
-          <w:rPr>
-            <w:lang w:val="zh_TW" w:bidi="zh_TW"/>
-          </w:rPr>
-          <w:rPr>
-            <w:color w:val="0000EE"/>
-            <w:u w:val="single"/>
-          </w:rPr>
-          <w:t>以西結書1:4</w:t>
-        </w:r>
-      </w:hyperlink>
-      <w:r>
-        <w:rPr>
-          <w:lang w:val="zh_TW" w:bidi="zh_TW"/>
-        </w:rPr>
-        <w:t>）。在雲中，他看見火、服事神的活物、神的寶座和神的同在（</w:t>
-      </w:r>
-      <w:hyperlink r:id="rId71">
-        <w:r>
-          <w:rPr>
-            <w:lang w:val="zh_TW" w:bidi="zh_TW"/>
-          </w:rPr>
-          <w:rPr>
-            <w:color w:val="0000EE"/>
-            <w:u w:val="single"/>
-          </w:rPr>
-          <w:t>以西結書1:5–28</w:t>
-        </w:r>
-      </w:hyperlink>
-      <w:r>
-        <w:rPr>
-          <w:lang w:val="zh_TW" w:bidi="zh_TW"/>
-        </w:rPr>
-        <w:t>）。他也看見神的榮耀離開，後來又回到聖殿（</w:t>
-      </w:r>
-      <w:hyperlink r:id="rId72">
-        <w:r>
-          <w:rPr>
-            <w:lang w:val="zh_TW" w:bidi="zh_TW"/>
-          </w:rPr>
-          <w:rPr>
-            <w:color w:val="0000EE"/>
-            <w:u w:val="single"/>
-          </w:rPr>
-          <w:t>以西結書10</w:t>
-        </w:r>
-      </w:hyperlink>
-      <w:r>
-        <w:rPr>
-          <w:lang w:val="zh_TW" w:bidi="zh_TW"/>
-        </w:rPr>
-        <w:t>，</w:t>
-      </w:r>
-      <w:hyperlink r:id="rId73">
-        <w:r>
-          <w:rPr>
-            <w:lang w:val="zh_TW" w:bidi="zh_TW"/>
-          </w:rPr>
-          <w:rPr>
-            <w:color w:val="0000EE"/>
-            <w:u w:val="single"/>
-          </w:rPr>
-          <w:t>43</w:t>
-        </w:r>
-      </w:hyperlink>
-      <w:r>
-        <w:rPr>
-          <w:lang w:val="zh_TW" w:bidi="zh_TW"/>
-        </w:rPr>
-        <w:t>）。</w:t>
-      </w:r>
-    </w:p>
-    <w:p>
-      <w:pPr>
-        <w:pStyle w:val="ListBullet"/>
-        <w:spacing w:line="240" w:lineRule="auto"/>
-        <w:ind w:left="720"/>
-      </w:pPr>
-      <w:r>
-        <w:rPr>
-          <w:lang w:val="zh_TW" w:bidi="zh_TW"/>
-        </w:rPr>
-      </w:r>
-      <w:r>
-        <w:rPr>
-          <w:lang w:val="zh_TW" w:bidi="zh_TW"/>
-        </w:rPr>
-        <w:t>但以理看見「</w:t>
-      </w:r>
-      <w:r>
-        <w:rPr>
-          <w:lang w:val="zh_TW" w:bidi="zh_TW"/>
-        </w:rPr>
-        <w:t>一位像人子的， 駕着天雲而來</w:t>
-      </w:r>
-      <w:r>
-        <w:rPr>
-          <w:lang w:val="zh_TW" w:bidi="zh_TW"/>
-        </w:rPr>
-        <w:t>」，領受權柄、榮耀和能力（</w:t>
-      </w:r>
-      <w:hyperlink r:id="rId74">
-        <w:r>
-          <w:rPr>
-            <w:lang w:val="zh_TW" w:bidi="zh_TW"/>
-          </w:rPr>
-          <w:rPr>
-            <w:color w:val="0000EE"/>
-            <w:u w:val="single"/>
-          </w:rPr>
-          <w:t>但以理書7:13</w:t>
-        </w:r>
-      </w:hyperlink>
-      <w:r>
-        <w:rPr>
-          <w:lang w:val="zh_TW" w:bidi="zh_TW"/>
-        </w:rPr>
-        <w:t>）。耶穌在福音書中常常稱自己為「人子」。</w:t>
-      </w:r>
-    </w:p>
-    <w:p>
-      <w:pPr>
-        <w:pStyle w:val="ListBullet"/>
-        <w:spacing w:line="240" w:lineRule="auto"/>
-        <w:ind w:left="720"/>
-      </w:pPr>
-      <w:r>
-        <w:rPr>
-          <w:lang w:val="zh_TW" w:bidi="zh_TW"/>
-        </w:rPr>
-      </w:r>
-      <w:r>
-        <w:rPr>
-          <w:lang w:val="zh_TW" w:bidi="zh_TW"/>
-        </w:rPr>
-        <w:t>在變像山上，耶穌彰顯了祂的榮耀，雲彩籠罩著耶穌（</w:t>
-      </w:r>
-      <w:hyperlink r:id="rId75">
-        <w:r>
-          <w:rPr>
-            <w:lang w:val="zh_TW" w:bidi="zh_TW"/>
-          </w:rPr>
-          <w:rPr>
-            <w:color w:val="0000EE"/>
-            <w:u w:val="single"/>
-          </w:rPr>
-          <w:t>馬太福音17:5</w:t>
-        </w:r>
-      </w:hyperlink>
-      <w:r>
-        <w:rPr>
-          <w:lang w:val="zh_TW" w:bidi="zh_TW"/>
-        </w:rPr>
-        <w:t>；</w:t>
-      </w:r>
-      <w:hyperlink r:id="rId76">
-        <w:r>
-          <w:rPr>
-            <w:lang w:val="zh_TW" w:bidi="zh_TW"/>
-          </w:rPr>
-          <w:rPr>
-            <w:color w:val="0000EE"/>
-            <w:u w:val="single"/>
-          </w:rPr>
-          <w:t>馬可福音9:7</w:t>
-        </w:r>
-      </w:hyperlink>
-      <w:r>
-        <w:rPr>
-          <w:lang w:val="zh_TW" w:bidi="zh_TW"/>
-        </w:rPr>
-        <w:t>；</w:t>
-      </w:r>
-      <w:hyperlink r:id="rId77">
-        <w:r>
-          <w:rPr>
-            <w:lang w:val="zh_TW" w:bidi="zh_TW"/>
-          </w:rPr>
-          <w:rPr>
-            <w:color w:val="0000EE"/>
-            <w:u w:val="single"/>
-          </w:rPr>
-          <w:t>路加福音9:34</w:t>
-        </w:r>
-      </w:hyperlink>
-      <w:r>
-        <w:rPr>
-          <w:lang w:val="zh_TW" w:bidi="zh_TW"/>
-        </w:rPr>
-        <w:t>）。</w:t>
-      </w:r>
-    </w:p>
-    <w:p>
-      <w:pPr>
-        <w:pStyle w:val="ListBullet"/>
-        <w:spacing w:line="240" w:lineRule="auto"/>
-        <w:ind w:left="720"/>
-      </w:pPr>
-      <w:r>
-        <w:rPr>
-          <w:lang w:val="zh_TW" w:bidi="zh_TW"/>
-        </w:rPr>
-      </w:r>
-      <w:r>
-        <w:rPr>
-          <w:lang w:val="zh_TW" w:bidi="zh_TW"/>
-        </w:rPr>
-        <w:t>耶穌升天時被雲彩接去，天使提醒使徒祂的應許，祂會以同樣的方式回來（</w:t>
-      </w:r>
-      <w:hyperlink r:id="rId78">
-        <w:r>
-          <w:rPr>
-            <w:lang w:val="zh_TW" w:bidi="zh_TW"/>
-          </w:rPr>
-          <w:rPr>
-            <w:color w:val="0000EE"/>
-            <w:u w:val="single"/>
-          </w:rPr>
-          <w:t>使徒行傳1:9–11</w:t>
-        </w:r>
-      </w:hyperlink>
-      <w:r>
-        <w:rPr>
-          <w:lang w:val="zh_TW" w:bidi="zh_TW"/>
-        </w:rPr>
-        <w:t>；見</w:t>
-      </w:r>
-      <w:hyperlink r:id="rId79">
-        <w:r>
-          <w:rPr>
-            <w:lang w:val="zh_TW" w:bidi="zh_TW"/>
-          </w:rPr>
-          <w:rPr>
-            <w:color w:val="0000EE"/>
-            <w:u w:val="single"/>
-          </w:rPr>
-          <w:t>馬太福音24:30</w:t>
-        </w:r>
-      </w:hyperlink>
-      <w:r>
-        <w:rPr>
-          <w:lang w:val="zh_TW" w:bidi="zh_TW"/>
-        </w:rPr>
-        <w:t>；</w:t>
-      </w:r>
-      <w:hyperlink r:id="rId80">
-        <w:r>
-          <w:rPr>
-            <w:lang w:val="zh_TW" w:bidi="zh_TW"/>
-          </w:rPr>
-          <w:rPr>
-            <w:color w:val="0000EE"/>
-            <w:u w:val="single"/>
-          </w:rPr>
-          <w:t>馬可福音13:26</w:t>
-        </w:r>
-      </w:hyperlink>
-      <w:r>
-        <w:rPr>
-          <w:lang w:val="zh_TW" w:bidi="zh_TW"/>
-        </w:rPr>
-        <w:t>；</w:t>
-      </w:r>
-      <w:hyperlink r:id="rId81">
-        <w:r>
-          <w:rPr>
-            <w:lang w:val="zh_TW" w:bidi="zh_TW"/>
-          </w:rPr>
-          <w:rPr>
-            <w:color w:val="0000EE"/>
-            <w:u w:val="single"/>
-          </w:rPr>
-          <w:t>路加福音21:27</w:t>
-        </w:r>
-      </w:hyperlink>
-      <w:r>
-        <w:rPr>
-          <w:lang w:val="zh_TW" w:bidi="zh_TW"/>
-        </w:rPr>
-        <w:t>；</w:t>
-      </w:r>
-      <w:hyperlink r:id="rId82">
-        <w:r>
-          <w:rPr>
-            <w:lang w:val="zh_TW" w:bidi="zh_TW"/>
-          </w:rPr>
-          <w:rPr>
-            <w:color w:val="0000EE"/>
-            <w:u w:val="single"/>
-          </w:rPr>
-          <w:t>啟示錄1:7</w:t>
-        </w:r>
-      </w:hyperlink>
-      <w:r>
-        <w:rPr>
-          <w:lang w:val="zh_TW" w:bidi="zh_TW"/>
-        </w:rPr>
-        <w:t>）。</w:t>
-      </w:r>
-    </w:p>
-    <w:p>
-      <w:pPr/>
-      <w:r>
-        <w:rPr>
-          <w:lang w:val="zh_TW" w:bidi="zh_TW"/>
-        </w:rPr>
-      </w:r>
-      <w:r>
-        <w:rPr>
-          <w:i/>
-          <w:lang w:val="zh_TW" w:bidi="zh_TW"/>
-        </w:rPr>
-        <w:t>另見</w:t>
-      </w:r>
-      <w:r>
-        <w:rPr>
-          <w:lang w:val="zh_TW" w:bidi="zh_TW"/>
-        </w:rPr>
-        <w:t xml:space="preserve"> </w:t>
-      </w:r>
-      <w:r>
-        <w:rPr>
-          <w:lang w:val="zh_TW" w:bidi="zh_TW"/>
-        </w:rPr>
-        <w:t>榮耀</w:t>
-      </w:r>
-      <w:r>
-        <w:rPr>
-          <w:lang w:val="zh_TW" w:bidi="zh_TW"/>
-        </w:rPr>
-        <w:t>、</w:t>
-      </w:r>
-      <w:r>
-        <w:rPr>
-          <w:lang w:val="zh_TW" w:bidi="zh_TW"/>
-        </w:rPr>
-        <w:t>舍吉拿（Shekinah）</w:t>
-      </w:r>
-      <w:r>
-        <w:rPr>
-          <w:lang w:val="zh_TW" w:bidi="zh_TW"/>
-        </w:rPr>
-        <w:t>、</w:t>
-      </w:r>
-      <w:r>
-        <w:rPr>
-          <w:lang w:val="zh_TW" w:bidi="zh_TW"/>
-        </w:rPr>
-        <w:t>神顯現</w:t>
+      <w:r>
+        <w:rPr>
+          <w:lang w:val="zh_TW" w:bidi="zh_TW"/>
+        </w:rPr>
+        <w:t>啟示</w:t>
       </w:r>
       <w:r>
         <w:rPr>
@@ -4190,12 +3616,6 @@
   </w:num>
   <w:num w:numId="13" w16cid:durableId="592781308">
     <w:abstractNumId w:val="11"/>
-  </w:num>
-  <w:num w:numId="14">
-    <w:abstractNumId w:val="3"/>
-    <w:lvlOverride w:ilvl="0">
-      <w:startOverride w:val="1"/>
-    </w:lvlOverride>
   </w:num>
   <w:numIdMacAtCleanup w:val="10"/>
 </w:numbering>

--- a/zht/docx/054.content.docx
+++ b/zht/docx/054.content.docx
@@ -19,7 +19,7 @@
         <w:rPr>
           <w:lang w:val="zh_TW" w:bidi="zh_TW"/>
         </w:rPr>
-        <w:t>Resource: 聖經詞典 (Tyndale)</w:t>
+        <w:t>Resource: Tyndale Open Bible Dictionary</w:t>
       </w:r>
       <w:r>
         <w:rPr>
@@ -112,7 +112,7 @@
         <w:rPr>
           <w:lang w:val="zh_TW" w:bidi="zh_TW"/>
         </w:rPr>
-        <w:t>聖經詞典 (Tyndale)</w:t>
+        <w:t>Tyndale Open Bible Dictionary</w:t>
       </w:r>
     </w:p>
     <w:p>
@@ -149,7 +149,7 @@
         <w:rPr>
           <w:lang w:val="zh_TW" w:bidi="zh_TW"/>
         </w:rPr>
-        <w:t>hua</w:t>
+        <w:t>he</w:t>
       </w:r>
       <w:r>
         <w:rPr>
@@ -212,7 +212,7 @@
         <w:rPr>
           <w:lang w:val="zh_TW" w:bidi="zh_TW"/>
         </w:rPr>
-        <w:t>話語、神的道、神的話</w:t>
+        <w:t>何西阿書</w:t>
       </w:r>
       <w:r>
         <w:rPr>
@@ -231,25 +231,21 @@
         <w:rPr>
           <w:lang w:val="zh_TW" w:bidi="zh_TW"/>
         </w:rPr>
-        <w:t>「話語」是溝通的方式。當人們使用「話語」這個詞時，通常是指說話。然而，當神在歷世歷代「說話」時，祂以不同的方式來傳達祂的意思（</w:t>
-      </w:r>
-      <w:hyperlink r:id="rId13">
-        <w:r>
-          <w:rPr>
-            <w:lang w:val="zh_TW" w:bidi="zh_TW"/>
-          </w:rPr>
-          <w:rPr>
-            <w:color w:val="0000EE"/>
-            <w:u w:val="single"/>
-          </w:rPr>
-          <w:t>來1:1</w:t>
-        </w:r>
-      </w:hyperlink>
-      <w:r>
-        <w:rPr>
-          <w:lang w:val="zh_TW" w:bidi="zh_TW"/>
-        </w:rPr>
-        <w:t>）。神溝通最完整和完美的例子就是祂的兒子耶穌基督。</w:t>
+        <w:t>何西阿書在舊約聖經書卷的傳統次序中，是十二小先知書的第一卷，成書於公元前八世紀後期。</w:t>
+      </w:r>
+    </w:p>
+    <w:p>
+      <w:pPr/>
+      <w:r>
+        <w:rPr>
+          <w:lang w:val="zh_TW" w:bidi="zh_TW"/>
+        </w:rPr>
+      </w:r>
+      <w:r>
+        <w:rPr>
+          <w:lang w:val="zh_TW" w:bidi="zh_TW"/>
+        </w:rPr>
+        <w:t>何西阿是在以色列北國最後的歲月中，向百姓宣講神話語的先知，也是唯一一位長期居住在北國並事奉的先知。神揀選何西阿，為要揭露當時以色列普遍存在的信仰背離與道德敗壞的光景。何西阿呼籲百姓要悔改、離棄惡行，歸回耶和華；同時，也透過何西阿自身的生命經歷，神也彰顯出祂對以色列那份信實、不改變、且永不止息的愛。</w:t>
       </w:r>
     </w:p>
     <w:p>
@@ -260,71 +256,7 @@
         <w:rPr>
           <w:lang w:val="zh_TW" w:bidi="zh_TW"/>
         </w:rPr>
-        <w:t>話語的重要性</w:t>
-      </w:r>
-    </w:p>
-    <w:p>
-      <w:pPr/>
-      <w:r>
-        <w:rPr>
-          <w:lang w:val="zh_TW" w:bidi="zh_TW"/>
-        </w:rPr>
-      </w:r>
-      <w:r>
-        <w:rPr>
-          <w:lang w:val="zh_TW" w:bidi="zh_TW"/>
-        </w:rPr>
-        <w:t>在大多數人無法讀寫的社會中，口頭的話語在法律、貿易、宗教、婚姻和名聲等方面顯得格外重要。書面文件如收據、協議和記錄並不那麼實用。誠實的言語和個人的誠信，對於溝通和維持關係至關重要。因此，詩人、先知、故事講述者和教師的話語，會被謹慎地記住，並傳承下去。</w:t>
-      </w:r>
-    </w:p>
-    <w:p>
-      <w:pPr/>
-      <w:r>
-        <w:rPr>
-          <w:lang w:val="zh_TW" w:bidi="zh_TW"/>
-        </w:rPr>
-      </w:r>
-      <w:r>
-        <w:rPr>
-          <w:lang w:val="zh_TW" w:bidi="zh_TW"/>
-        </w:rPr>
-        <w:t>人們非常關注話語的真實性。愚蠢的話、奉承（虛假的讚美）、謊言和有害的言語，被認為是不正當的。在商業、法律和社區生活中，誓言（承諾）非常重要。祝福一旦被說出來，它就具有力量，不能收回（</w:t>
-      </w:r>
-      <w:hyperlink r:id="rId14">
-        <w:r>
-          <w:rPr>
-            <w:lang w:val="zh_TW" w:bidi="zh_TW"/>
-          </w:rPr>
-          <w:rPr>
-            <w:color w:val="0000EE"/>
-            <w:u w:val="single"/>
-          </w:rPr>
-          <w:t>創27:30–38</w:t>
-        </w:r>
-      </w:hyperlink>
-      <w:r>
-        <w:rPr>
-          <w:lang w:val="zh_TW" w:bidi="zh_TW"/>
-        </w:rPr>
-        <w:t>；</w:t>
-      </w:r>
-      <w:hyperlink r:id="rId15">
-        <w:r>
-          <w:rPr>
-            <w:lang w:val="zh_TW" w:bidi="zh_TW"/>
-          </w:rPr>
-          <w:rPr>
-            <w:color w:val="0000EE"/>
-            <w:u w:val="single"/>
-          </w:rPr>
-          <w:t>太10:12–13</w:t>
-        </w:r>
-      </w:hyperlink>
-      <w:r>
-        <w:rPr>
-          <w:lang w:val="zh_TW" w:bidi="zh_TW"/>
-        </w:rPr>
-        <w:t>）。同樣的情況也適用於：</w:t>
+        <w:t>概述</w:t>
       </w:r>
     </w:p>
     <w:p>
@@ -342,25 +274,7 @@
         <w:rPr>
           <w:lang w:val="zh_TW" w:bidi="zh_TW"/>
         </w:rPr>
-        <w:t>許願（</w:t>
-      </w:r>
-      <w:hyperlink r:id="rId16">
-        <w:r>
-          <w:rPr>
-            <w:lang w:val="zh_TW" w:bidi="zh_TW"/>
-          </w:rPr>
-          <w:rPr>
-            <w:color w:val="0000EE"/>
-            <w:u w:val="single"/>
-          </w:rPr>
-          <w:t>士11:34–35</w:t>
-        </w:r>
-      </w:hyperlink>
-      <w:r>
-        <w:rPr>
-          <w:lang w:val="zh_TW" w:bidi="zh_TW"/>
-        </w:rPr>
-        <w:t>）</w:t>
+        <w:t>何西阿書的的作者是誰？</w:t>
       </w:r>
     </w:p>
     <w:p>
@@ -378,294 +292,7 @@
         <w:rPr>
           <w:lang w:val="zh_TW" w:bidi="zh_TW"/>
         </w:rPr>
-        <w:t>咒詛（</w:t>
-      </w:r>
-      <w:hyperlink r:id="rId17">
-        <w:r>
-          <w:rPr>
-            <w:lang w:val="zh_TW" w:bidi="zh_TW"/>
-          </w:rPr>
-          <w:rPr>
-            <w:color w:val="0000EE"/>
-            <w:u w:val="single"/>
-          </w:rPr>
-          <w:t>創27:12–13</w:t>
-        </w:r>
-      </w:hyperlink>
-      <w:r>
-        <w:rPr>
-          <w:lang w:val="zh_TW" w:bidi="zh_TW"/>
-        </w:rPr>
-        <w:t>）</w:t>
-      </w:r>
-    </w:p>
-    <w:p>
-      <w:pPr/>
-      <w:r>
-        <w:rPr>
-          <w:lang w:val="zh_TW" w:bidi="zh_TW"/>
-        </w:rPr>
-      </w:r>
-      <w:r>
-        <w:rPr>
-          <w:lang w:val="zh_TW" w:bidi="zh_TW"/>
-        </w:rPr>
-        <w:t>命令的話語，尤其是來自祭司、士師或王的命令，也具有極大的權威（</w:t>
-      </w:r>
-      <w:hyperlink r:id="rId18">
-        <w:r>
-          <w:rPr>
-            <w:lang w:val="zh_TW" w:bidi="zh_TW"/>
-          </w:rPr>
-          <w:rPr>
-            <w:color w:val="0000EE"/>
-            <w:u w:val="single"/>
-          </w:rPr>
-          <w:t>傳8:4</w:t>
-        </w:r>
-      </w:hyperlink>
-      <w:r>
-        <w:rPr>
-          <w:lang w:val="zh_TW" w:bidi="zh_TW"/>
-        </w:rPr>
-        <w:t>）。</w:t>
-      </w:r>
-    </w:p>
-    <w:p>
-      <w:pPr/>
-      <w:r>
-        <w:rPr>
-          <w:lang w:val="zh_TW" w:bidi="zh_TW"/>
-        </w:rPr>
-      </w:r>
-      <w:r>
-        <w:rPr>
-          <w:lang w:val="zh_TW" w:bidi="zh_TW"/>
-        </w:rPr>
-        <w:t>這種對話語的尊重在新約中依然存在。話語揭示了人心中的想法，因此每句隨便的、傷害性的或欺騙性的話，都會受到審判（</w:t>
-      </w:r>
-      <w:hyperlink r:id="rId19">
-        <w:r>
-          <w:rPr>
-            <w:lang w:val="zh_TW" w:bidi="zh_TW"/>
-          </w:rPr>
-          <w:rPr>
-            <w:color w:val="0000EE"/>
-            <w:u w:val="single"/>
-          </w:rPr>
-          <w:t>太12:34–37</w:t>
-        </w:r>
-      </w:hyperlink>
-      <w:r>
-        <w:rPr>
-          <w:lang w:val="zh_TW" w:bidi="zh_TW"/>
-        </w:rPr>
-        <w:t>；</w:t>
-      </w:r>
-      <w:hyperlink r:id="rId20">
-        <w:r>
-          <w:rPr>
-            <w:lang w:val="zh_TW" w:bidi="zh_TW"/>
-          </w:rPr>
-          <w:rPr>
-            <w:color w:val="0000EE"/>
-            <w:u w:val="single"/>
-          </w:rPr>
-          <w:t>5:22</w:t>
-        </w:r>
-      </w:hyperlink>
-      <w:r>
-        <w:rPr>
-          <w:lang w:val="zh_TW" w:bidi="zh_TW"/>
-        </w:rPr>
-        <w:t>），褻瀆神的言語同樣會受到審判（褻瀆，</w:t>
-      </w:r>
-      <w:hyperlink r:id="rId21">
-        <w:r>
-          <w:rPr>
-            <w:lang w:val="zh_TW" w:bidi="zh_TW"/>
-          </w:rPr>
-          <w:rPr>
-            <w:color w:val="0000EE"/>
-            <w:u w:val="single"/>
-          </w:rPr>
-          <w:t>路12:10</w:t>
-        </w:r>
-      </w:hyperlink>
-      <w:r>
-        <w:rPr>
-          <w:lang w:val="zh_TW" w:bidi="zh_TW"/>
-        </w:rPr>
-        <w:t>）。保羅（</w:t>
-      </w:r>
-      <w:hyperlink r:id="rId22">
-        <w:r>
-          <w:rPr>
-            <w:lang w:val="zh_TW" w:bidi="zh_TW"/>
-          </w:rPr>
-          <w:rPr>
-            <w:color w:val="0000EE"/>
-            <w:u w:val="single"/>
-          </w:rPr>
-          <w:t>弗4:29</w:t>
-        </w:r>
-      </w:hyperlink>
-      <w:r>
-        <w:rPr>
-          <w:lang w:val="zh_TW" w:bidi="zh_TW"/>
-        </w:rPr>
-        <w:t>，</w:t>
-      </w:r>
-      <w:hyperlink r:id="rId23">
-        <w:r>
-          <w:rPr>
-            <w:lang w:val="zh_TW" w:bidi="zh_TW"/>
-          </w:rPr>
-          <w:rPr>
-            <w:color w:val="0000EE"/>
-            <w:u w:val="single"/>
-          </w:rPr>
-          <w:t>5:4</w:t>
-        </w:r>
-      </w:hyperlink>
-      <w:r>
-        <w:rPr>
-          <w:lang w:val="zh_TW" w:bidi="zh_TW"/>
-        </w:rPr>
-        <w:t>）和雅各（</w:t>
-      </w:r>
-      <w:hyperlink r:id="rId24">
-        <w:r>
-          <w:rPr>
-            <w:lang w:val="zh_TW" w:bidi="zh_TW"/>
-          </w:rPr>
-          <w:rPr>
-            <w:color w:val="0000EE"/>
-            <w:u w:val="single"/>
-          </w:rPr>
-          <w:t>雅3:1–12</w:t>
-        </w:r>
-      </w:hyperlink>
-      <w:r>
-        <w:rPr>
-          <w:lang w:val="zh_TW" w:bidi="zh_TW"/>
-        </w:rPr>
-        <w:t>）繼承了希伯來人對話語的尊重。</w:t>
-      </w:r>
-    </w:p>
-    <w:p>
-      <w:pPr>
-        <w:pStyle w:val="Heading3"/>
-      </w:pPr>
-      <w:r>
-        <w:rPr>
-          <w:lang w:val="zh_TW" w:bidi="zh_TW"/>
-        </w:rPr>
-        <w:t>神的話</w:t>
-      </w:r>
-    </w:p>
-    <w:p>
-      <w:pPr/>
-      <w:r>
-        <w:rPr>
-          <w:lang w:val="zh_TW" w:bidi="zh_TW"/>
-        </w:rPr>
-      </w:r>
-      <w:r>
-        <w:rPr>
-          <w:lang w:val="zh_TW" w:bidi="zh_TW"/>
-        </w:rPr>
-        <w:t>神的話已經記載在聖經中。祂的話臨到先知，並通過先知傳遞（</w:t>
-      </w:r>
-      <w:hyperlink r:id="rId25">
-        <w:r>
-          <w:rPr>
-            <w:lang w:val="zh_TW" w:bidi="zh_TW"/>
-          </w:rPr>
-          <w:rPr>
-            <w:color w:val="0000EE"/>
-            <w:u w:val="single"/>
-          </w:rPr>
-          <w:t>王上12:22</w:t>
-        </w:r>
-      </w:hyperlink>
-      <w:r>
-        <w:rPr>
-          <w:lang w:val="zh_TW" w:bidi="zh_TW"/>
-        </w:rPr>
-        <w:t>；</w:t>
-      </w:r>
-      <w:hyperlink r:id="rId26">
-        <w:r>
-          <w:rPr>
-            <w:lang w:val="zh_TW" w:bidi="zh_TW"/>
-          </w:rPr>
-          <w:rPr>
-            <w:color w:val="0000EE"/>
-            <w:u w:val="single"/>
-          </w:rPr>
-          <w:t>代上17:3</w:t>
-        </w:r>
-      </w:hyperlink>
-      <w:r>
-        <w:rPr>
-          <w:lang w:val="zh_TW" w:bidi="zh_TW"/>
-        </w:rPr>
-        <w:t>；參</w:t>
-      </w:r>
-      <w:hyperlink r:id="rId27">
-        <w:r>
-          <w:rPr>
-            <w:lang w:val="zh_TW" w:bidi="zh_TW"/>
-          </w:rPr>
-          <w:rPr>
-            <w:color w:val="0000EE"/>
-            <w:u w:val="single"/>
-          </w:rPr>
-          <w:t>路3:2</w:t>
-        </w:r>
-      </w:hyperlink>
-      <w:r>
-        <w:rPr>
-          <w:lang w:val="zh_TW" w:bidi="zh_TW"/>
-        </w:rPr>
-        <w:t>），先知「奉耶和華的命」說話和行事。神的話也透過律法傳達出來，神在西奈山「說」出律法（</w:t>
-      </w:r>
-      <w:hyperlink r:id="rId28">
-        <w:r>
-          <w:rPr>
-            <w:lang w:val="zh_TW" w:bidi="zh_TW"/>
-          </w:rPr>
-          <w:rPr>
-            <w:color w:val="0000EE"/>
-            <w:u w:val="single"/>
-          </w:rPr>
-          <w:t>出20:1</w:t>
-        </w:r>
-      </w:hyperlink>
-      <w:r>
-        <w:rPr>
-          <w:lang w:val="zh_TW" w:bidi="zh_TW"/>
-        </w:rPr>
-        <w:t>）。因此，神的「話」有許多律法同義詞（見</w:t>
-      </w:r>
-      <w:hyperlink r:id="rId29">
-        <w:r>
-          <w:rPr>
-            <w:lang w:val="zh_TW" w:bidi="zh_TW"/>
-          </w:rPr>
-          <w:rPr>
-            <w:color w:val="0000EE"/>
-            <w:u w:val="single"/>
-          </w:rPr>
-          <w:t>詩119章</w:t>
-        </w:r>
-      </w:hyperlink>
-      <w:r>
-        <w:rPr>
-          <w:lang w:val="zh_TW" w:bidi="zh_TW"/>
-        </w:rPr>
-        <w:t>）：</w:t>
+        <w:t>何西阿書是否具有歷史真實性？</w:t>
       </w:r>
     </w:p>
     <w:p>
@@ -683,7 +310,7 @@
         <w:rPr>
           <w:lang w:val="zh_TW" w:bidi="zh_TW"/>
         </w:rPr>
-        <w:t>「律例」</w:t>
+        <w:t>何西阿書的故事內容是什麼？</w:t>
       </w:r>
     </w:p>
     <w:p>
@@ -701,7 +328,7 @@
         <w:rPr>
           <w:lang w:val="zh_TW" w:bidi="zh_TW"/>
         </w:rPr>
-        <w:t>「命令」</w:t>
+        <w:t>何西阿書於何時寫成？</w:t>
       </w:r>
     </w:p>
     <w:p>
@@ -719,625 +346,7 @@
         <w:rPr>
           <w:lang w:val="zh_TW" w:bidi="zh_TW"/>
         </w:rPr>
-        <w:t>「訓詞」</w:t>
-      </w:r>
-    </w:p>
-    <w:p>
-      <w:pPr/>
-      <w:r>
-        <w:rPr>
-          <w:lang w:val="zh_TW" w:bidi="zh_TW"/>
-        </w:rPr>
-      </w:r>
-      <w:r>
-        <w:rPr>
-          <w:lang w:val="zh_TW" w:bidi="zh_TW"/>
-        </w:rPr>
-        <w:t>當沒有神的啟示時，就像「饑荒（famine）」一樣（</w:t>
-      </w:r>
-      <w:hyperlink r:id="rId30">
-        <w:r>
-          <w:rPr>
-            <w:lang w:val="zh_TW" w:bidi="zh_TW"/>
-          </w:rPr>
-          <w:rPr>
-            <w:color w:val="0000EE"/>
-            <w:u w:val="single"/>
-          </w:rPr>
-          <w:t>撒上3:1</w:t>
-        </w:r>
-      </w:hyperlink>
-      <w:r>
-        <w:rPr>
-          <w:lang w:val="zh_TW" w:bidi="zh_TW"/>
-        </w:rPr>
-        <w:t>）。神的話不僅包括警告和命令，還包含應許。神的每一句話都是可信的（</w:t>
-      </w:r>
-      <w:hyperlink r:id="rId31">
-        <w:r>
-          <w:rPr>
-            <w:lang w:val="zh_TW" w:bidi="zh_TW"/>
-          </w:rPr>
-          <w:rPr>
-            <w:color w:val="0000EE"/>
-            <w:u w:val="single"/>
-          </w:rPr>
-          <w:t>賽31:2</w:t>
-        </w:r>
-      </w:hyperlink>
-      <w:r>
-        <w:rPr>
-          <w:lang w:val="zh_TW" w:bidi="zh_TW"/>
-        </w:rPr>
-        <w:t>），在天上永遠立定（</w:t>
-      </w:r>
-      <w:hyperlink r:id="rId32">
-        <w:r>
-          <w:rPr>
-            <w:lang w:val="zh_TW" w:bidi="zh_TW"/>
-          </w:rPr>
-          <w:rPr>
-            <w:color w:val="0000EE"/>
-            <w:u w:val="single"/>
-          </w:rPr>
-          <w:t>詩119:89</w:t>
-        </w:r>
-      </w:hyperlink>
-      <w:r>
-        <w:rPr>
-          <w:lang w:val="zh_TW" w:bidi="zh_TW"/>
-        </w:rPr>
-        <w:t>；</w:t>
-      </w:r>
-      <w:hyperlink r:id="rId33">
-        <w:r>
-          <w:rPr>
-            <w:lang w:val="zh_TW" w:bidi="zh_TW"/>
-          </w:rPr>
-          <w:rPr>
-            <w:color w:val="0000EE"/>
-            <w:u w:val="single"/>
-          </w:rPr>
-          <w:t>賽40:8</w:t>
-        </w:r>
-      </w:hyperlink>
-      <w:r>
-        <w:rPr>
-          <w:lang w:val="zh_TW" w:bidi="zh_TW"/>
-        </w:rPr>
-        <w:t>），並以神起誓為保證（</w:t>
-      </w:r>
-      <w:hyperlink r:id="rId34">
-        <w:r>
-          <w:rPr>
-            <w:lang w:val="zh_TW" w:bidi="zh_TW"/>
-          </w:rPr>
-          <w:rPr>
-            <w:color w:val="0000EE"/>
-            <w:u w:val="single"/>
-          </w:rPr>
-          <w:t>耶1:12</w:t>
-        </w:r>
-      </w:hyperlink>
-      <w:r>
-        <w:rPr>
-          <w:lang w:val="zh_TW" w:bidi="zh_TW"/>
-        </w:rPr>
-        <w:t>；</w:t>
-      </w:r>
-      <w:hyperlink r:id="rId35">
-        <w:r>
-          <w:rPr>
-            <w:lang w:val="zh_TW" w:bidi="zh_TW"/>
-          </w:rPr>
-          <w:rPr>
-            <w:color w:val="0000EE"/>
-            <w:u w:val="single"/>
-          </w:rPr>
-          <w:t>詩110:4</w:t>
-        </w:r>
-      </w:hyperlink>
-      <w:r>
-        <w:rPr>
-          <w:lang w:val="zh_TW" w:bidi="zh_TW"/>
-        </w:rPr>
-        <w:t>；</w:t>
-      </w:r>
-      <w:hyperlink r:id="rId36">
-        <w:r>
-          <w:rPr>
-            <w:lang w:val="zh_TW" w:bidi="zh_TW"/>
-          </w:rPr>
-          <w:rPr>
-            <w:color w:val="0000EE"/>
-            <w:u w:val="single"/>
-          </w:rPr>
-          <w:t>結12:25、28</w:t>
-        </w:r>
-      </w:hyperlink>
-      <w:r>
-        <w:rPr>
-          <w:lang w:val="zh_TW" w:bidi="zh_TW"/>
-        </w:rPr>
-        <w:t>）。神的話表達了神的心意，並不是沉重的或難以遵行的，反而是喜樂、盼望和保護的泉源，使人不致犯罪（</w:t>
-      </w:r>
-      <w:hyperlink r:id="rId37">
-        <w:r>
-          <w:rPr>
-            <w:lang w:val="zh_TW" w:bidi="zh_TW"/>
-          </w:rPr>
-          <w:rPr>
-            <w:color w:val="0000EE"/>
-            <w:u w:val="single"/>
-          </w:rPr>
-          <w:t>詩1，</w:t>
-        </w:r>
-      </w:hyperlink>
-      <w:hyperlink r:id="rId29">
-        <w:r>
-          <w:rPr>
-            <w:lang w:val="zh_TW" w:bidi="zh_TW"/>
-          </w:rPr>
-          <w:rPr>
-            <w:color w:val="0000EE"/>
-            <w:u w:val="single"/>
-          </w:rPr>
-          <w:t>119章</w:t>
-        </w:r>
-      </w:hyperlink>
-      <w:r>
-        <w:rPr>
-          <w:lang w:val="zh_TW" w:bidi="zh_TW"/>
-        </w:rPr>
-        <w:t>；</w:t>
-      </w:r>
-      <w:hyperlink r:id="rId38">
-        <w:r>
-          <w:rPr>
-            <w:lang w:val="zh_TW" w:bidi="zh_TW"/>
-          </w:rPr>
-          <w:rPr>
-            <w:color w:val="0000EE"/>
-            <w:u w:val="single"/>
-          </w:rPr>
-          <w:t>耶15:16</w:t>
-        </w:r>
-      </w:hyperlink>
-      <w:r>
-        <w:rPr>
-          <w:lang w:val="zh_TW" w:bidi="zh_TW"/>
-        </w:rPr>
-        <w:t>）。人可以靠神的話活著（</w:t>
-      </w:r>
-      <w:hyperlink r:id="rId39">
-        <w:r>
-          <w:rPr>
-            <w:lang w:val="zh_TW" w:bidi="zh_TW"/>
-          </w:rPr>
-          <w:rPr>
-            <w:color w:val="0000EE"/>
-            <w:u w:val="single"/>
-          </w:rPr>
-          <w:t>申8:3</w:t>
-        </w:r>
-      </w:hyperlink>
-      <w:r>
-        <w:rPr>
-          <w:lang w:val="zh_TW" w:bidi="zh_TW"/>
-        </w:rPr>
-        <w:t>；</w:t>
-      </w:r>
-      <w:hyperlink r:id="rId40">
-        <w:r>
-          <w:rPr>
-            <w:lang w:val="zh_TW" w:bidi="zh_TW"/>
-          </w:rPr>
-          <w:rPr>
-            <w:color w:val="0000EE"/>
-            <w:u w:val="single"/>
-          </w:rPr>
-          <w:t>太4:4</w:t>
-        </w:r>
-      </w:hyperlink>
-      <w:r>
-        <w:rPr>
-          <w:lang w:val="zh_TW" w:bidi="zh_TW"/>
-        </w:rPr>
-        <w:t>）。</w:t>
-      </w:r>
-    </w:p>
-    <w:p>
-      <w:pPr/>
-      <w:r>
-        <w:rPr>
-          <w:lang w:val="zh_TW" w:bidi="zh_TW"/>
-        </w:rPr>
-      </w:r>
-      <w:r>
-        <w:rPr>
-          <w:lang w:val="zh_TW" w:bidi="zh_TW"/>
-        </w:rPr>
-        <w:t>神的話有大能執行祂的旨意。它不會「徒然（empty）」返回祂那裡，而是會成就祂的旨意（</w:t>
-      </w:r>
-      <w:hyperlink r:id="rId41">
-        <w:r>
-          <w:rPr>
-            <w:lang w:val="zh_TW" w:bidi="zh_TW"/>
-          </w:rPr>
-          <w:rPr>
-            <w:color w:val="0000EE"/>
-            <w:u w:val="single"/>
-          </w:rPr>
-          <w:t>賽55:11</w:t>
-        </w:r>
-      </w:hyperlink>
-      <w:r>
-        <w:rPr>
-          <w:lang w:val="zh_TW" w:bidi="zh_TW"/>
-        </w:rPr>
-        <w:t>）。神憑著祂的話創造了世界，祂的話也持續維持著世界（</w:t>
-      </w:r>
-      <w:hyperlink r:id="rId42">
-        <w:r>
-          <w:rPr>
-            <w:lang w:val="zh_TW" w:bidi="zh_TW"/>
-          </w:rPr>
-          <w:rPr>
-            <w:color w:val="0000EE"/>
-            <w:u w:val="single"/>
-          </w:rPr>
-          <w:t>創1章</w:t>
-        </w:r>
-      </w:hyperlink>
-      <w:r>
-        <w:rPr>
-          <w:lang w:val="zh_TW" w:bidi="zh_TW"/>
-        </w:rPr>
-        <w:t>；</w:t>
-      </w:r>
-      <w:hyperlink r:id="rId43">
-        <w:r>
-          <w:rPr>
-            <w:lang w:val="zh_TW" w:bidi="zh_TW"/>
-          </w:rPr>
-          <w:rPr>
-            <w:color w:val="0000EE"/>
-            <w:u w:val="single"/>
-          </w:rPr>
-          <w:t>詩33:6</w:t>
-        </w:r>
-      </w:hyperlink>
-      <w:r>
-        <w:rPr>
-          <w:lang w:val="zh_TW" w:bidi="zh_TW"/>
-        </w:rPr>
-        <w:t>；參</w:t>
-      </w:r>
-      <w:hyperlink r:id="rId44">
-        <w:r>
-          <w:rPr>
-            <w:lang w:val="zh_TW" w:bidi="zh_TW"/>
-          </w:rPr>
-          <w:rPr>
-            <w:color w:val="0000EE"/>
-            <w:u w:val="single"/>
-          </w:rPr>
-          <w:t>來1:2</w:t>
-        </w:r>
-      </w:hyperlink>
-      <w:r>
-        <w:rPr>
-          <w:lang w:val="zh_TW" w:bidi="zh_TW"/>
-        </w:rPr>
-        <w:t>，</w:t>
-      </w:r>
-      <w:hyperlink r:id="rId45">
-        <w:r>
-          <w:rPr>
-            <w:lang w:val="zh_TW" w:bidi="zh_TW"/>
-          </w:rPr>
-          <w:rPr>
-            <w:color w:val="0000EE"/>
-            <w:u w:val="single"/>
-          </w:rPr>
-          <w:t>11:3</w:t>
-        </w:r>
-      </w:hyperlink>
-      <w:r>
-        <w:rPr>
-          <w:lang w:val="zh_TW" w:bidi="zh_TW"/>
-        </w:rPr>
-        <w:t>；</w:t>
-      </w:r>
-      <w:hyperlink r:id="rId46">
-        <w:r>
-          <w:rPr>
-            <w:lang w:val="zh_TW" w:bidi="zh_TW"/>
-          </w:rPr>
-          <w:rPr>
-            <w:color w:val="0000EE"/>
-            <w:u w:val="single"/>
-          </w:rPr>
-          <w:t>彼後3:5</w:t>
-        </w:r>
-      </w:hyperlink>
-      <w:r>
-        <w:rPr>
-          <w:lang w:val="zh_TW" w:bidi="zh_TW"/>
-        </w:rPr>
-        <w:t>）。最終，這些神的啟示被記錄下來，形成了聖經，成為「神的道」（</w:t>
-      </w:r>
-      <w:hyperlink r:id="rId47">
-        <w:r>
-          <w:rPr>
-            <w:lang w:val="zh_TW" w:bidi="zh_TW"/>
-          </w:rPr>
-          <w:rPr>
-            <w:color w:val="0000EE"/>
-            <w:u w:val="single"/>
-          </w:rPr>
-          <w:t>可7:13</w:t>
-        </w:r>
-      </w:hyperlink>
-      <w:r>
-        <w:rPr>
-          <w:lang w:val="zh_TW" w:bidi="zh_TW"/>
-        </w:rPr>
-        <w:t>；參</w:t>
-      </w:r>
-      <w:hyperlink r:id="rId48">
-        <w:r>
-          <w:rPr>
-            <w:lang w:val="zh_TW" w:bidi="zh_TW"/>
-          </w:rPr>
-          <w:rPr>
-            <w:color w:val="0000EE"/>
-            <w:u w:val="single"/>
-          </w:rPr>
-          <w:t>路16:29–31</w:t>
-        </w:r>
-      </w:hyperlink>
-      <w:r>
-        <w:rPr>
-          <w:lang w:val="zh_TW" w:bidi="zh_TW"/>
-        </w:rPr>
-        <w:t>；</w:t>
-      </w:r>
-      <w:hyperlink r:id="rId49">
-        <w:r>
-          <w:rPr>
-            <w:lang w:val="zh_TW" w:bidi="zh_TW"/>
-          </w:rPr>
-          <w:rPr>
-            <w:color w:val="0000EE"/>
-            <w:u w:val="single"/>
-          </w:rPr>
-          <w:t>約5:39</w:t>
-        </w:r>
-      </w:hyperlink>
-      <w:r>
-        <w:rPr>
-          <w:lang w:val="zh_TW" w:bidi="zh_TW"/>
-        </w:rPr>
-        <w:t>）。</w:t>
-      </w:r>
-    </w:p>
-    <w:p>
-      <w:pPr/>
-      <w:r>
-        <w:rPr>
-          <w:lang w:val="zh_TW" w:bidi="zh_TW"/>
-        </w:rPr>
-      </w:r>
-      <w:r>
-        <w:rPr>
-          <w:lang w:val="zh_TW" w:bidi="zh_TW"/>
-        </w:rPr>
-        <w:t>耶穌傳講神的話，祂「說話行事都有大能」（</w:t>
-      </w:r>
-      <w:hyperlink r:id="rId50">
-        <w:r>
-          <w:rPr>
-            <w:lang w:val="zh_TW" w:bidi="zh_TW"/>
-          </w:rPr>
-          <w:rPr>
-            <w:color w:val="0000EE"/>
-            <w:u w:val="single"/>
-          </w:rPr>
-          <w:t>路24:19</w:t>
-        </w:r>
-      </w:hyperlink>
-      <w:r>
-        <w:rPr>
-          <w:lang w:val="zh_TW" w:bidi="zh_TW"/>
-        </w:rPr>
-        <w:t>），並且以權柄教訓人（</w:t>
-      </w:r>
-      <w:hyperlink r:id="rId51">
-        <w:r>
-          <w:rPr>
-            <w:lang w:val="zh_TW" w:bidi="zh_TW"/>
-          </w:rPr>
-          <w:rPr>
-            <w:color w:val="0000EE"/>
-            <w:u w:val="single"/>
-          </w:rPr>
-          <w:t>可1:22、27</w:t>
-        </w:r>
-      </w:hyperlink>
-      <w:r>
-        <w:rPr>
-          <w:lang w:val="zh_TW" w:bidi="zh_TW"/>
-        </w:rPr>
-        <w:t>）。祂的話對自然界、疾病、惡鬼，甚至死亡都有權柄（</w:t>
-      </w:r>
-      <w:hyperlink r:id="rId52">
-        <w:r>
-          <w:rPr>
-            <w:lang w:val="zh_TW" w:bidi="zh_TW"/>
-          </w:rPr>
-          <w:rPr>
-            <w:color w:val="0000EE"/>
-            <w:u w:val="single"/>
-          </w:rPr>
-          <w:t>太8:8、13</w:t>
-        </w:r>
-      </w:hyperlink>
-      <w:r>
-        <w:rPr>
-          <w:lang w:val="zh_TW" w:bidi="zh_TW"/>
-        </w:rPr>
-        <w:t>）。耶穌的「天國道理」像是播種在願意的心田中，當它被接受，就會生出為神結的果子（</w:t>
-      </w:r>
-      <w:hyperlink r:id="rId53">
-        <w:r>
-          <w:rPr>
-            <w:lang w:val="zh_TW" w:bidi="zh_TW"/>
-          </w:rPr>
-          <w:rPr>
-            <w:color w:val="0000EE"/>
-            <w:u w:val="single"/>
-          </w:rPr>
-          <w:t>太13:19</w:t>
-        </w:r>
-      </w:hyperlink>
-      <w:r>
-        <w:rPr>
-          <w:lang w:val="zh_TW" w:bidi="zh_TW"/>
-        </w:rPr>
-        <w:t>；</w:t>
-      </w:r>
-      <w:hyperlink r:id="rId54">
-        <w:r>
-          <w:rPr>
-            <w:lang w:val="zh_TW" w:bidi="zh_TW"/>
-          </w:rPr>
-          <w:rPr>
-            <w:color w:val="0000EE"/>
-            <w:u w:val="single"/>
-          </w:rPr>
-          <w:t>可4:14</w:t>
-        </w:r>
-      </w:hyperlink>
-      <w:r>
-        <w:rPr>
-          <w:lang w:val="zh_TW" w:bidi="zh_TW"/>
-        </w:rPr>
-        <w:t>）。耶穌的話潔淨了祂的門徒，並使他們得自由（</w:t>
-      </w:r>
-      <w:hyperlink r:id="rId55">
-        <w:r>
-          <w:rPr>
-            <w:lang w:val="zh_TW" w:bidi="zh_TW"/>
-          </w:rPr>
-          <w:rPr>
-            <w:color w:val="0000EE"/>
-            <w:u w:val="single"/>
-          </w:rPr>
-          <w:t>約8:31</w:t>
-        </w:r>
-      </w:hyperlink>
-      <w:r>
-        <w:rPr>
-          <w:lang w:val="zh_TW" w:bidi="zh_TW"/>
-        </w:rPr>
-        <w:t>，</w:t>
-      </w:r>
-      <w:hyperlink r:id="rId56">
-        <w:r>
-          <w:rPr>
-            <w:lang w:val="zh_TW" w:bidi="zh_TW"/>
-          </w:rPr>
-          <w:rPr>
-            <w:color w:val="0000EE"/>
-            <w:u w:val="single"/>
-          </w:rPr>
-          <w:t>12:48</w:t>
-        </w:r>
-      </w:hyperlink>
-      <w:r>
-        <w:rPr>
-          <w:lang w:val="zh_TW" w:bidi="zh_TW"/>
-        </w:rPr>
-        <w:t>，</w:t>
-      </w:r>
-      <w:hyperlink r:id="rId57">
-        <w:r>
-          <w:rPr>
-            <w:lang w:val="zh_TW" w:bidi="zh_TW"/>
-          </w:rPr>
-          <w:rPr>
-            <w:color w:val="0000EE"/>
-            <w:u w:val="single"/>
-          </w:rPr>
-          <w:t>15:3</w:t>
-        </w:r>
-      </w:hyperlink>
-      <w:r>
-        <w:rPr>
-          <w:lang w:val="zh_TW" w:bidi="zh_TW"/>
-        </w:rPr>
-        <w:t>，</w:t>
-      </w:r>
-      <w:hyperlink r:id="rId58">
-        <w:r>
-          <w:rPr>
-            <w:lang w:val="zh_TW" w:bidi="zh_TW"/>
-          </w:rPr>
-          <w:rPr>
-            <w:color w:val="0000EE"/>
-            <w:u w:val="single"/>
-          </w:rPr>
-          <w:t>17:14</w:t>
-        </w:r>
-      </w:hyperlink>
-      <w:r>
-        <w:rPr>
-          <w:lang w:val="zh_TW" w:bidi="zh_TW"/>
-        </w:rPr>
-        <w:t>）。教會所傳講的信心之道（</w:t>
-      </w:r>
-      <w:hyperlink r:id="rId59">
-        <w:r>
-          <w:rPr>
-            <w:lang w:val="zh_TW" w:bidi="zh_TW"/>
-          </w:rPr>
-          <w:rPr>
-            <w:color w:val="0000EE"/>
-            <w:u w:val="single"/>
-          </w:rPr>
-          <w:t>羅10:8</w:t>
-        </w:r>
-      </w:hyperlink>
-      <w:hyperlink r:id="rId60">
-        <w:r>
-          <w:rPr>
-            <w:lang w:val="zh_TW" w:bidi="zh_TW"/>
-          </w:rPr>
-          <w:rPr>
-            <w:color w:val="0000EE"/>
-            <w:u w:val="single"/>
-          </w:rPr>
-          <w:t>–</w:t>
-        </w:r>
-      </w:hyperlink>
-      <w:hyperlink r:id="rId59">
-        <w:r>
-          <w:rPr>
-            <w:lang w:val="zh_TW" w:bidi="zh_TW"/>
-          </w:rPr>
-          <w:rPr>
-            <w:color w:val="0000EE"/>
-            <w:u w:val="single"/>
-          </w:rPr>
-          <w:t>9、17</w:t>
-        </w:r>
-      </w:hyperlink>
-      <w:r>
-        <w:rPr>
-          <w:lang w:val="zh_TW" w:bidi="zh_TW"/>
-        </w:rPr>
-        <w:t>）有各種不同的描述：</w:t>
+        <w:t>何西阿書寫於何地？寫給誰？</w:t>
       </w:r>
     </w:p>
     <w:p>
@@ -1355,7 +364,7 @@
         <w:rPr>
           <w:lang w:val="zh_TW" w:bidi="zh_TW"/>
         </w:rPr>
-        <w:t>救恩（salvation）之道</w:t>
+        <w:t>為何要寫何西阿書？</w:t>
       </w:r>
     </w:p>
     <w:p>
@@ -1373,7 +382,7 @@
         <w:rPr>
           <w:lang w:val="zh_TW" w:bidi="zh_TW"/>
         </w:rPr>
-        <w:t>恩典（grace）之道</w:t>
+        <w:t>何西阿書的主題是什麼？</w:t>
       </w:r>
     </w:p>
     <w:p>
@@ -1391,7 +400,436 @@
         <w:rPr>
           <w:lang w:val="zh_TW" w:bidi="zh_TW"/>
         </w:rPr>
-        <w:t>和好（reconciliation）之道</w:t>
+        <w:t>何西阿書的核心信息是什麼？</w:t>
+      </w:r>
+    </w:p>
+    <w:p>
+      <w:pPr>
+        <w:pStyle w:val="Heading3"/>
+      </w:pPr>
+      <w:r>
+        <w:rPr>
+          <w:lang w:val="zh_TW" w:bidi="zh_TW"/>
+        </w:rPr>
+        <w:t>何西阿書的作者是誰？</w:t>
+      </w:r>
+    </w:p>
+    <w:p>
+      <w:pPr/>
+      <w:r>
+        <w:rPr>
+          <w:lang w:val="zh_TW" w:bidi="zh_TW"/>
+        </w:rPr>
+      </w:r>
+      <w:r>
+        <w:rPr>
+          <w:lang w:val="zh_TW" w:bidi="zh_TW"/>
+        </w:rPr>
+        <w:t>何西阿的事奉至少持續了三十八年，約在公元前 753 年至 715 年間。無論他出身於農民階層，或以色列較富裕的社會群體，他都顯示出相當的學識。</w:t>
+      </w:r>
+    </w:p>
+    <w:p>
+      <w:pPr/>
+      <w:r>
+        <w:rPr>
+          <w:lang w:val="zh_TW" w:bidi="zh_TW"/>
+        </w:rPr>
+      </w:r>
+      <w:r>
+        <w:rPr>
+          <w:lang w:val="zh_TW" w:bidi="zh_TW"/>
+        </w:rPr>
+        <w:t>何西阿與妓女歌篾的婚姻，在當時極可能引起極大的爭議。並在歷世歷代的讀者與解經家之間引發熱烈的討論。然而，從信仰的角度來看，歌篾確是眾所皆知的妓女；何西阿蒙召娶她，並非出於個人感情，而是要成為以色列屬靈不忠的具體象徵，並藉此彰顯神對悖逆子民不變的慈愛與信實的盟約之愛。</w:t>
+      </w:r>
+    </w:p>
+    <w:p>
+      <w:pPr>
+        <w:pStyle w:val="Heading3"/>
+      </w:pPr>
+      <w:r>
+        <w:rPr>
+          <w:lang w:val="zh_TW" w:bidi="zh_TW"/>
+        </w:rPr>
+        <w:t>何西阿書是否具有歷史真實性？</w:t>
+      </w:r>
+    </w:p>
+    <w:p>
+      <w:pPr/>
+      <w:r>
+        <w:rPr>
+          <w:lang w:val="zh_TW" w:bidi="zh_TW"/>
+        </w:rPr>
+      </w:r>
+      <w:r>
+        <w:rPr>
+          <w:lang w:val="zh_TW" w:bidi="zh_TW"/>
+        </w:rPr>
+        <w:t>多數學者認同何西阿書具有高度的歷史真實性與文學整體性。然而，學界主要聚焦於兩項討論焦點：</w:t>
+      </w:r>
+    </w:p>
+    <w:p>
+      <w:pPr>
+        <w:pStyle w:val="ListNumber"/>
+        <w:numPr>
+          <w:ilvl w:val="0"/>
+          <w:numId w:val="14"/>
+        </w:numPr>
+        <w:spacing w:line="240" w:lineRule="auto"/>
+        <w:ind w:left="720"/>
+      </w:pPr>
+      <w:r>
+        <w:rPr>
+          <w:lang w:val="zh_TW" w:bidi="zh_TW"/>
+        </w:rPr>
+      </w:r>
+      <w:r>
+        <w:rPr>
+          <w:lang w:val="zh_TW" w:bidi="zh_TW"/>
+        </w:rPr>
+        <w:t>書中提及猶大的經文段落（例：</w:t>
+      </w:r>
+      <w:hyperlink r:id="rId13">
+        <w:r>
+          <w:rPr>
+            <w:lang w:val="zh_TW" w:bidi="zh_TW"/>
+          </w:rPr>
+          <w:rPr>
+            <w:color w:val="0000EE"/>
+            <w:u w:val="single"/>
+          </w:rPr>
+          <w:t>何1:1</w:t>
+        </w:r>
+      </w:hyperlink>
+      <w:r>
+        <w:rPr>
+          <w:lang w:val="zh_TW" w:bidi="zh_TW"/>
+        </w:rPr>
+        <w:t>、</w:t>
+      </w:r>
+      <w:hyperlink r:id="rId13">
+        <w:r>
+          <w:rPr>
+            <w:lang w:val="zh_TW" w:bidi="zh_TW"/>
+          </w:rPr>
+          <w:rPr>
+            <w:color w:val="0000EE"/>
+            <w:u w:val="single"/>
+          </w:rPr>
+          <w:t>7</w:t>
+        </w:r>
+      </w:hyperlink>
+      <w:r>
+        <w:rPr>
+          <w:lang w:val="zh_TW" w:bidi="zh_TW"/>
+        </w:rPr>
+        <w:t>、</w:t>
+      </w:r>
+      <w:hyperlink r:id="rId13">
+        <w:r>
+          <w:rPr>
+            <w:lang w:val="zh_TW" w:bidi="zh_TW"/>
+          </w:rPr>
+          <w:rPr>
+            <w:color w:val="0000EE"/>
+            <w:u w:val="single"/>
+          </w:rPr>
+          <w:t>11</w:t>
+        </w:r>
+      </w:hyperlink>
+      <w:r>
+        <w:rPr>
+          <w:lang w:val="zh_TW" w:bidi="zh_TW"/>
+        </w:rPr>
+        <w:t>，</w:t>
+      </w:r>
+      <w:hyperlink r:id="rId14">
+        <w:r>
+          <w:rPr>
+            <w:lang w:val="zh_TW" w:bidi="zh_TW"/>
+          </w:rPr>
+          <w:rPr>
+            <w:color w:val="0000EE"/>
+            <w:u w:val="single"/>
+          </w:rPr>
+          <w:t>4:15</w:t>
+        </w:r>
+      </w:hyperlink>
+      <w:r>
+        <w:rPr>
+          <w:lang w:val="zh_TW" w:bidi="zh_TW"/>
+        </w:rPr>
+        <w:t>，</w:t>
+      </w:r>
+      <w:hyperlink r:id="rId15">
+        <w:r>
+          <w:rPr>
+            <w:lang w:val="zh_TW" w:bidi="zh_TW"/>
+          </w:rPr>
+          <w:rPr>
+            <w:color w:val="0000EE"/>
+            <w:u w:val="single"/>
+          </w:rPr>
+          <w:t>5:5</w:t>
+        </w:r>
+      </w:hyperlink>
+      <w:r>
+        <w:rPr>
+          <w:lang w:val="zh_TW" w:bidi="zh_TW"/>
+        </w:rPr>
+        <w:t>、</w:t>
+      </w:r>
+      <w:hyperlink r:id="rId15">
+        <w:r>
+          <w:rPr>
+            <w:lang w:val="zh_TW" w:bidi="zh_TW"/>
+          </w:rPr>
+          <w:rPr>
+            <w:color w:val="0000EE"/>
+            <w:u w:val="single"/>
+          </w:rPr>
+          <w:t>10</w:t>
+        </w:r>
+      </w:hyperlink>
+      <w:hyperlink r:id="rId15">
+        <w:r>
+          <w:rPr>
+            <w:lang w:val="zh_TW" w:bidi="zh_TW"/>
+          </w:rPr>
+          <w:rPr>
+            <w:color w:val="0000EE"/>
+            <w:u w:val="single"/>
+          </w:rPr>
+          <w:t>-1</w:t>
+        </w:r>
+      </w:hyperlink>
+      <w:r>
+        <w:rPr>
+          <w:lang w:val="zh_TW" w:bidi="zh_TW"/>
+        </w:rPr>
+        <w:t>4，</w:t>
+      </w:r>
+      <w:hyperlink r:id="rId16">
+        <w:r>
+          <w:rPr>
+            <w:lang w:val="zh_TW" w:bidi="zh_TW"/>
+          </w:rPr>
+          <w:rPr>
+            <w:color w:val="0000EE"/>
+            <w:u w:val="single"/>
+          </w:rPr>
+          <w:t>6:4</w:t>
+        </w:r>
+      </w:hyperlink>
+      <w:r>
+        <w:rPr>
+          <w:lang w:val="zh_TW" w:bidi="zh_TW"/>
+        </w:rPr>
+        <w:t>、</w:t>
+      </w:r>
+      <w:hyperlink r:id="rId16">
+        <w:r>
+          <w:rPr>
+            <w:lang w:val="zh_TW" w:bidi="zh_TW"/>
+          </w:rPr>
+          <w:rPr>
+            <w:color w:val="0000EE"/>
+            <w:u w:val="single"/>
+          </w:rPr>
+          <w:t>11</w:t>
+        </w:r>
+      </w:hyperlink>
+      <w:r>
+        <w:rPr>
+          <w:lang w:val="zh_TW" w:bidi="zh_TW"/>
+        </w:rPr>
+        <w:t>，</w:t>
+      </w:r>
+      <w:hyperlink r:id="rId17">
+        <w:r>
+          <w:rPr>
+            <w:lang w:val="zh_TW" w:bidi="zh_TW"/>
+          </w:rPr>
+          <w:rPr>
+            <w:color w:val="0000EE"/>
+            <w:u w:val="single"/>
+          </w:rPr>
+          <w:t>8:14</w:t>
+        </w:r>
+      </w:hyperlink>
+      <w:r>
+        <w:rPr>
+          <w:lang w:val="zh_TW" w:bidi="zh_TW"/>
+        </w:rPr>
+        <w:t>，</w:t>
+      </w:r>
+      <w:hyperlink r:id="rId18">
+        <w:r>
+          <w:rPr>
+            <w:lang w:val="zh_TW" w:bidi="zh_TW"/>
+          </w:rPr>
+          <w:rPr>
+            <w:color w:val="0000EE"/>
+            <w:u w:val="single"/>
+          </w:rPr>
+          <w:t>11:12</w:t>
+        </w:r>
+      </w:hyperlink>
+      <w:r>
+        <w:rPr>
+          <w:lang w:val="zh_TW" w:bidi="zh_TW"/>
+        </w:rPr>
+        <w:t>，</w:t>
+      </w:r>
+      <w:hyperlink r:id="rId19">
+        <w:r>
+          <w:rPr>
+            <w:lang w:val="zh_TW" w:bidi="zh_TW"/>
+          </w:rPr>
+          <w:rPr>
+            <w:color w:val="0000EE"/>
+            <w:u w:val="single"/>
+          </w:rPr>
+          <w:t>12:2</w:t>
+        </w:r>
+      </w:hyperlink>
+      <w:r>
+        <w:rPr>
+          <w:lang w:val="zh_TW" w:bidi="zh_TW"/>
+        </w:rPr>
+        <w:t>）</w:t>
+      </w:r>
+    </w:p>
+    <w:p>
+      <w:pPr>
+        <w:pStyle w:val="ListNumber"/>
+        <w:spacing w:line="240" w:lineRule="auto"/>
+        <w:ind w:left="720"/>
+      </w:pPr>
+      <w:r>
+        <w:rPr>
+          <w:lang w:val="zh_TW" w:bidi="zh_TW"/>
+        </w:rPr>
+      </w:r>
+      <w:r>
+        <w:rPr>
+          <w:lang w:val="zh_TW" w:bidi="zh_TW"/>
+        </w:rPr>
+        <w:t>論及未來祝福與民族拯救的段落（例：</w:t>
+      </w:r>
+      <w:hyperlink r:id="rId20">
+        <w:r>
+          <w:rPr>
+            <w:lang w:val="zh_TW" w:bidi="zh_TW"/>
+          </w:rPr>
+          <w:rPr>
+            <w:color w:val="0000EE"/>
+            <w:u w:val="single"/>
+          </w:rPr>
+          <w:t>何11:8–11</w:t>
+        </w:r>
+      </w:hyperlink>
+      <w:r>
+        <w:rPr>
+          <w:lang w:val="zh_TW" w:bidi="zh_TW"/>
+        </w:rPr>
+        <w:t>，</w:t>
+      </w:r>
+      <w:hyperlink r:id="rId21">
+        <w:r>
+          <w:rPr>
+            <w:lang w:val="zh_TW" w:bidi="zh_TW"/>
+          </w:rPr>
+          <w:rPr>
+            <w:color w:val="0000EE"/>
+            <w:u w:val="single"/>
+          </w:rPr>
+          <w:t>14:2–9</w:t>
+        </w:r>
+      </w:hyperlink>
+      <w:r>
+        <w:rPr>
+          <w:lang w:val="zh_TW" w:bidi="zh_TW"/>
+        </w:rPr>
+        <w:t>）</w:t>
+      </w:r>
+    </w:p>
+    <w:p>
+      <w:pPr/>
+      <w:r>
+        <w:rPr>
+          <w:lang w:val="zh_TW" w:bidi="zh_TW"/>
+        </w:rPr>
+      </w:r>
+      <w:r>
+        <w:rPr>
+          <w:lang w:val="zh_TW" w:bidi="zh_TW"/>
+        </w:rPr>
+        <w:t>何西阿提及猶大是可以理解的。作為神的僕人，他為北國以色列偏離大衛王朝正統、落入不敬虔君王的統治而深感憂傷。而北國由不敬虔的君王掌權必然面臨神的審判。藉著屬天的啓示，何西阿明白神對猶大與以色列的整體歷史的主權安排。</w:t>
+      </w:r>
+    </w:p>
+    <w:p>
+      <w:pPr/>
+      <w:r>
+        <w:rPr>
+          <w:lang w:val="zh_TW" w:bidi="zh_TW"/>
+        </w:rPr>
+      </w:r>
+      <w:r>
+        <w:rPr>
+          <w:lang w:val="zh_TW" w:bidi="zh_TW"/>
+        </w:rPr>
+        <w:t>此外，未來的拯救與祝福，並不會削弱神對罪惡的審判。正如何西阿對歌篾的愛與接納，並未否定她過去的罪行；和好與赦免，從來不是忽視罪，而是在悔改與公義中實現的恢復。</w:t>
+      </w:r>
+    </w:p>
+    <w:p>
+      <w:pPr>
+        <w:pStyle w:val="Heading3"/>
+      </w:pPr>
+      <w:r>
+        <w:rPr>
+          <w:lang w:val="zh_TW" w:bidi="zh_TW"/>
+        </w:rPr>
+        <w:t>何西阿書的故事內容是什麼？</w:t>
+      </w:r>
+    </w:p>
+    <w:p>
+      <w:pPr/>
+      <w:r>
+        <w:rPr>
+          <w:lang w:val="zh_TW" w:bidi="zh_TW"/>
+        </w:rPr>
+      </w:r>
+      <w:r>
+        <w:rPr>
+          <w:lang w:val="zh_TW" w:bidi="zh_TW"/>
+        </w:rPr>
+        <w:t>何西阿生活於以色列北國最繁榮的時期，是耶羅波安二世在位期間（約公元前793年至753年）。他同時也見證了北國以色列在公元前722年被亞述攻陷、百姓被擄的國難。</w:t>
+      </w:r>
+    </w:p>
+    <w:p>
+      <w:pPr/>
+      <w:r>
+        <w:rPr>
+          <w:lang w:val="zh_TW" w:bidi="zh_TW"/>
+        </w:rPr>
+      </w:r>
+      <w:hyperlink r:id="rId22">
+        <w:r>
+          <w:rPr>
+            <w:lang w:val="zh_TW" w:bidi="zh_TW"/>
+          </w:rPr>
+          <w:rPr>
+            <w:color w:val="0000EE"/>
+            <w:u w:val="single"/>
+          </w:rPr>
+          <w:t>何西阿書一章1節</w:t>
+        </w:r>
+      </w:hyperlink>
+      <w:r>
+        <w:rPr>
+          <w:lang w:val="zh_TW" w:bidi="zh_TW"/>
+        </w:rPr>
+        <w:t xml:space="preserve"> 提到了幾位猶大的王：</w:t>
       </w:r>
     </w:p>
     <w:p>
@@ -1409,7 +847,7 @@
         <w:rPr>
           <w:lang w:val="zh_TW" w:bidi="zh_TW"/>
         </w:rPr>
-        <w:t>福音（the gospel）之道</w:t>
+        <w:t>烏西雅</w:t>
       </w:r>
     </w:p>
     <w:p>
@@ -1427,7 +865,7 @@
         <w:rPr>
           <w:lang w:val="zh_TW" w:bidi="zh_TW"/>
         </w:rPr>
-        <w:t>公義（righteousness）之道</w:t>
+        <w:t>約坦</w:t>
       </w:r>
     </w:p>
     <w:p>
@@ -1445,7 +883,193 @@
         <w:rPr>
           <w:lang w:val="zh_TW" w:bidi="zh_TW"/>
         </w:rPr>
-        <w:t>生命（life）之道</w:t>
+        <w:t>亞哈斯</w:t>
+      </w:r>
+    </w:p>
+    <w:p>
+      <w:pPr>
+        <w:pStyle w:val="ListBullet"/>
+        <w:spacing w:line="240" w:lineRule="auto"/>
+        <w:ind w:left="720"/>
+      </w:pPr>
+      <w:r>
+        <w:rPr>
+          <w:lang w:val="zh_TW" w:bidi="zh_TW"/>
+        </w:rPr>
+      </w:r>
+      <w:r>
+        <w:rPr>
+          <w:lang w:val="zh_TW" w:bidi="zh_TW"/>
+        </w:rPr>
+        <w:t>希西家</w:t>
+      </w:r>
+    </w:p>
+    <w:p>
+      <w:pPr/>
+      <w:r>
+        <w:rPr>
+          <w:lang w:val="zh_TW" w:bidi="zh_TW"/>
+        </w:rPr>
+      </w:r>
+      <w:r>
+        <w:rPr>
+          <w:lang w:val="zh_TW" w:bidi="zh_TW"/>
+        </w:rPr>
+        <w:t>同一節經文也提到了以色列的兩位王：</w:t>
+      </w:r>
+    </w:p>
+    <w:p>
+      <w:pPr>
+        <w:pStyle w:val="ListBullet"/>
+        <w:spacing w:line="240" w:lineRule="auto"/>
+        <w:ind w:left="720"/>
+      </w:pPr>
+      <w:r>
+        <w:rPr>
+          <w:lang w:val="zh_TW" w:bidi="zh_TW"/>
+        </w:rPr>
+      </w:r>
+      <w:r>
+        <w:rPr>
+          <w:lang w:val="zh_TW" w:bidi="zh_TW"/>
+        </w:rPr>
+        <w:t>約阿施</w:t>
+      </w:r>
+    </w:p>
+    <w:p>
+      <w:pPr>
+        <w:pStyle w:val="ListBullet"/>
+        <w:spacing w:line="240" w:lineRule="auto"/>
+        <w:ind w:left="720"/>
+      </w:pPr>
+      <w:r>
+        <w:rPr>
+          <w:lang w:val="zh_TW" w:bidi="zh_TW"/>
+        </w:rPr>
+      </w:r>
+      <w:r>
+        <w:rPr>
+          <w:lang w:val="zh_TW" w:bidi="zh_TW"/>
+        </w:rPr>
+        <w:t>耶羅波安</w:t>
+      </w:r>
+    </w:p>
+    <w:p>
+      <w:pPr/>
+      <w:r>
+        <w:rPr>
+          <w:lang w:val="zh_TW" w:bidi="zh_TW"/>
+        </w:rPr>
+      </w:r>
+      <w:r>
+        <w:rPr>
+          <w:lang w:val="zh_TW" w:bidi="zh_TW"/>
+        </w:rPr>
+        <w:t>烏西雅與約阿施、耶羅波安在位時間部分重疊；亞哈斯作猶大王時，正值亞述入侵並攻陷以色列；而希西家則可能在亞述擄掠期間與亞哈斯共同統治猶大。</w:t>
+      </w:r>
+    </w:p>
+    <w:p>
+      <w:pPr/>
+      <w:r>
+        <w:rPr>
+          <w:lang w:val="zh_TW" w:bidi="zh_TW"/>
+        </w:rPr>
+      </w:r>
+      <w:r>
+        <w:rPr>
+          <w:lang w:val="zh_TW" w:bidi="zh_TW"/>
+        </w:rPr>
+        <w:t>耶羅波安在位四十一年，但卻效法他父親尼八的惡行（</w:t>
+      </w:r>
+      <w:hyperlink r:id="rId23">
+        <w:r>
+          <w:rPr>
+            <w:lang w:val="zh_TW" w:bidi="zh_TW"/>
+          </w:rPr>
+          <w:rPr>
+            <w:color w:val="0000EE"/>
+            <w:u w:val="single"/>
+          </w:rPr>
+          <w:t>王下14:23–24</w:t>
+        </w:r>
+      </w:hyperlink>
+      <w:r>
+        <w:rPr>
+          <w:lang w:val="zh_TW" w:bidi="zh_TW"/>
+        </w:rPr>
+        <w:t>）。雖然以色列的國勢在他統治時一時昌盛，但政府的腐敗及屬靈的敗壞，為日後的動盪埋下了伏筆，並最終導致以色列的滅亡。富有的地主——包括王在內——壓迫窮苦的農民，使許多較低階層的小地主被迫離開田地，湧入城裡。這些社會問題很快引發以色列全面的腐敗，最終使國家陷入混亂的狀態之中（</w:t>
+      </w:r>
+      <w:hyperlink r:id="rId24">
+        <w:r>
+          <w:rPr>
+            <w:lang w:val="zh_TW" w:bidi="zh_TW"/>
+          </w:rPr>
+          <w:rPr>
+            <w:color w:val="0000EE"/>
+            <w:u w:val="single"/>
+          </w:rPr>
+          <w:t>何4:1–2</w:t>
+        </w:r>
+      </w:hyperlink>
+      <w:r>
+        <w:rPr>
+          <w:lang w:val="zh_TW" w:bidi="zh_TW"/>
+        </w:rPr>
+        <w:t>，</w:t>
+      </w:r>
+      <w:hyperlink r:id="rId25">
+        <w:r>
+          <w:rPr>
+            <w:lang w:val="zh_TW" w:bidi="zh_TW"/>
+          </w:rPr>
+          <w:rPr>
+            <w:color w:val="0000EE"/>
+            <w:u w:val="single"/>
+          </w:rPr>
+          <w:t>7:1–7</w:t>
+        </w:r>
+      </w:hyperlink>
+      <w:r>
+        <w:rPr>
+          <w:lang w:val="zh_TW" w:bidi="zh_TW"/>
+        </w:rPr>
+        <w:t>，</w:t>
+      </w:r>
+      <w:hyperlink r:id="rId26">
+        <w:r>
+          <w:rPr>
+            <w:lang w:val="zh_TW" w:bidi="zh_TW"/>
+          </w:rPr>
+          <w:rPr>
+            <w:color w:val="0000EE"/>
+            <w:u w:val="single"/>
+          </w:rPr>
+          <w:t>8:3–4</w:t>
+        </w:r>
+      </w:hyperlink>
+      <w:r>
+        <w:rPr>
+          <w:lang w:val="zh_TW" w:bidi="zh_TW"/>
+        </w:rPr>
+        <w:t>，</w:t>
+      </w:r>
+      <w:hyperlink r:id="rId27">
+        <w:r>
+          <w:rPr>
+            <w:lang w:val="zh_TW" w:bidi="zh_TW"/>
+          </w:rPr>
+          <w:rPr>
+            <w:color w:val="0000EE"/>
+            <w:u w:val="single"/>
+          </w:rPr>
+          <w:t>9:15</w:t>
+        </w:r>
+      </w:hyperlink>
+      <w:r>
+        <w:rPr>
+          <w:lang w:val="zh_TW" w:bidi="zh_TW"/>
+        </w:rPr>
+        <w:t>）。</w:t>
       </w:r>
     </w:p>
     <w:p>
@@ -1456,7 +1080,7 @@
         <w:rPr>
           <w:lang w:val="zh_TW" w:bidi="zh_TW"/>
         </w:rPr>
-        <w:t>神的道</w:t>
+        <w:t>何西阿書寫於何時？</w:t>
       </w:r>
     </w:p>
     <w:p>
@@ -1470,33 +1094,4451 @@
         <w:rPr>
           <w:lang w:val="zh_TW" w:bidi="zh_TW"/>
         </w:rPr>
-        <w:t>在約翰福音的開頭，約翰稱神的兒子為「道（the Word）」。作為「道」，子完全啟示並傳達了神。「道」的希臘文是</w:t>
+        <w:t>何西阿約在耶羅波安二世在位期間（公元前793至753年）開始作為祂的使者事奉神；其事奉一直延續到猶大王希西家在位的時期（公元前715至686年）。</w:t>
+      </w:r>
+    </w:p>
+    <w:p>
+      <w:pPr/>
+      <w:r>
+        <w:rPr>
+          <w:lang w:val="zh_TW" w:bidi="zh_TW"/>
+        </w:rPr>
+      </w:r>
+      <w:r>
+        <w:rPr>
+          <w:lang w:val="zh_TW" w:bidi="zh_TW"/>
+        </w:rPr>
+        <w:t>多項事實顯示，何西阿很可能也在以色列王何細亞統治期間（公元前732至722年）持續傳講預言信息，具體理由包括：</w:t>
+      </w:r>
+    </w:p>
+    <w:p>
+      <w:pPr>
+        <w:pStyle w:val="ListNumber"/>
+        <w:numPr>
+          <w:ilvl w:val="0"/>
+          <w:numId w:val="15"/>
+        </w:numPr>
+        <w:spacing w:line="240" w:lineRule="auto"/>
+        <w:ind w:left="720"/>
+      </w:pPr>
+      <w:r>
+        <w:rPr>
+          <w:lang w:val="zh_TW" w:bidi="zh_TW"/>
+        </w:rPr>
+      </w:r>
+      <w:r>
+        <w:rPr>
+          <w:lang w:val="zh_TW" w:bidi="zh_TW"/>
+        </w:rPr>
+        <w:t>「沙勒幔」（</w:t>
+      </w:r>
+      <w:hyperlink r:id="rId28">
+        <w:r>
+          <w:rPr>
+            <w:lang w:val="zh_TW" w:bidi="zh_TW"/>
+          </w:rPr>
+          <w:rPr>
+            <w:color w:val="0000EE"/>
+            <w:u w:val="single"/>
+          </w:rPr>
+          <w:t>何10:14</w:t>
+        </w:r>
+      </w:hyperlink>
+      <w:r>
+        <w:rPr>
+          <w:lang w:val="zh_TW" w:bidi="zh_TW"/>
+        </w:rPr>
+        <w:t>）可能指的是亞述王撒縵以色，他在何細亞王統治初期入侵以色列（</w:t>
+      </w:r>
+      <w:hyperlink r:id="rId29">
+        <w:r>
+          <w:rPr>
+            <w:lang w:val="zh_TW" w:bidi="zh_TW"/>
+          </w:rPr>
+          <w:rPr>
+            <w:color w:val="0000EE"/>
+            <w:u w:val="single"/>
+          </w:rPr>
+          <w:t>王下17:3</w:t>
+        </w:r>
+      </w:hyperlink>
+      <w:r>
+        <w:rPr>
+          <w:lang w:val="zh_TW" w:bidi="zh_TW"/>
+        </w:rPr>
+        <w:t>）。</w:t>
+      </w:r>
+    </w:p>
+    <w:p>
+      <w:pPr>
+        <w:pStyle w:val="ListNumber"/>
+        <w:spacing w:line="240" w:lineRule="auto"/>
+        <w:ind w:left="720"/>
+      </w:pPr>
+      <w:r>
+        <w:rPr>
+          <w:lang w:val="zh_TW" w:bidi="zh_TW"/>
+        </w:rPr>
+      </w:r>
+      <w:r>
+        <w:rPr>
+          <w:lang w:val="zh_TW" w:bidi="zh_TW"/>
+        </w:rPr>
+        <w:t>「耶雷布」（</w:t>
+      </w:r>
+      <w:hyperlink r:id="rId30">
+        <w:r>
+          <w:rPr>
+            <w:lang w:val="zh_TW" w:bidi="zh_TW"/>
+          </w:rPr>
+          <w:rPr>
+            <w:color w:val="0000EE"/>
+            <w:u w:val="single"/>
+          </w:rPr>
+          <w:t>何5:13</w:t>
+        </w:r>
+      </w:hyperlink>
+      <w:r>
+        <w:rPr>
+          <w:lang w:val="zh_TW" w:bidi="zh_TW"/>
+        </w:rPr>
+        <w:t>，</w:t>
+      </w:r>
+      <w:hyperlink r:id="rId31">
+        <w:r>
+          <w:rPr>
+            <w:lang w:val="zh_TW" w:bidi="zh_TW"/>
+          </w:rPr>
+          <w:rPr>
+            <w:color w:val="0000EE"/>
+            <w:u w:val="single"/>
+          </w:rPr>
+          <w:t>10:6</w:t>
+        </w:r>
+      </w:hyperlink>
+      <w:r>
+        <w:rPr>
+          <w:lang w:val="zh_TW" w:bidi="zh_TW"/>
+        </w:rPr>
+        <w:t>）可能是對亞述王撒珥根二世的稱呼，其統治時間約為公元前722至705年。</w:t>
+      </w:r>
+    </w:p>
+    <w:p>
+      <w:pPr>
+        <w:pStyle w:val="ListNumber"/>
+        <w:spacing w:line="240" w:lineRule="auto"/>
+        <w:ind w:left="720"/>
+      </w:pPr>
+      <w:r>
+        <w:rPr>
+          <w:lang w:val="zh_TW" w:bidi="zh_TW"/>
+        </w:rPr>
+      </w:r>
+      <w:r>
+        <w:rPr>
+          <w:lang w:val="zh_TW" w:bidi="zh_TW"/>
+        </w:rPr>
+        <w:t>亞述入侵的預言的語氣顯示出這個事件迫在眉睫（</w:t>
+      </w:r>
+      <w:hyperlink r:id="rId32">
+        <w:r>
+          <w:rPr>
+            <w:lang w:val="zh_TW" w:bidi="zh_TW"/>
+          </w:rPr>
+          <w:rPr>
+            <w:color w:val="0000EE"/>
+            <w:u w:val="single"/>
+          </w:rPr>
+          <w:t>何10:5–6</w:t>
+        </w:r>
+      </w:hyperlink>
+      <w:r>
+        <w:rPr>
+          <w:lang w:val="zh_TW" w:bidi="zh_TW"/>
+        </w:rPr>
+        <w:t>，</w:t>
+      </w:r>
+      <w:hyperlink r:id="rId33">
+        <w:r>
+          <w:rPr>
+            <w:lang w:val="zh_TW" w:bidi="zh_TW"/>
+          </w:rPr>
+          <w:rPr>
+            <w:color w:val="0000EE"/>
+            <w:u w:val="single"/>
+          </w:rPr>
+          <w:t>13:15–16</w:t>
+        </w:r>
+      </w:hyperlink>
+      <w:r>
+        <w:rPr>
+          <w:lang w:val="zh_TW" w:bidi="zh_TW"/>
+        </w:rPr>
+        <w:t>）。</w:t>
+      </w:r>
+    </w:p>
+    <w:p>
+      <w:pPr>
+        <w:pStyle w:val="ListNumber"/>
+        <w:spacing w:line="240" w:lineRule="auto"/>
+        <w:ind w:left="720"/>
+      </w:pPr>
+      <w:r>
+        <w:rPr>
+          <w:lang w:val="zh_TW" w:bidi="zh_TW"/>
+        </w:rPr>
+      </w:r>
+      <w:r>
+        <w:rPr>
+          <w:lang w:val="zh_TW" w:bidi="zh_TW"/>
+        </w:rPr>
+        <w:t>書中多次提及以色列倚靠埃及尋求政治援助，這正符合何細亞王在期間北國所面臨的政治處境（</w:t>
+      </w:r>
+      <w:hyperlink r:id="rId34">
+        <w:r>
+          <w:rPr>
+            <w:lang w:val="zh_TW" w:bidi="zh_TW"/>
+          </w:rPr>
+          <w:rPr>
+            <w:color w:val="0000EE"/>
+            <w:u w:val="single"/>
+          </w:rPr>
+          <w:t>何7:11</w:t>
+        </w:r>
+      </w:hyperlink>
+      <w:r>
+        <w:rPr>
+          <w:lang w:val="zh_TW" w:bidi="zh_TW"/>
+        </w:rPr>
+        <w:t>，</w:t>
+      </w:r>
+      <w:hyperlink r:id="rId35">
+        <w:r>
+          <w:rPr>
+            <w:lang w:val="zh_TW" w:bidi="zh_TW"/>
+          </w:rPr>
+          <w:rPr>
+            <w:color w:val="0000EE"/>
+            <w:u w:val="single"/>
+          </w:rPr>
+          <w:t>11:11</w:t>
+        </w:r>
+      </w:hyperlink>
+      <w:r>
+        <w:rPr>
+          <w:lang w:val="zh_TW" w:bidi="zh_TW"/>
+        </w:rPr>
+        <w:t>）。</w:t>
+      </w:r>
+    </w:p>
+    <w:p>
+      <w:pPr/>
+      <w:r>
+        <w:rPr>
+          <w:lang w:val="zh_TW" w:bidi="zh_TW"/>
+        </w:rPr>
+      </w:r>
+      <w:r>
+        <w:rPr>
+          <w:lang w:val="zh_TW" w:bidi="zh_TW"/>
+        </w:rPr>
+        <w:t>綜合以上因素可見，何西阿的信息極有可能是在公元前722年，以色列滅亡前後不久彙編完成的。</w:t>
+      </w:r>
+    </w:p>
+    <w:p>
+      <w:pPr>
+        <w:pStyle w:val="Heading3"/>
+      </w:pPr>
+      <w:r>
+        <w:rPr>
+          <w:lang w:val="zh_TW" w:bidi="zh_TW"/>
+        </w:rPr>
+        <w:t>何西阿書寫於何地？寫給誰？</w:t>
+      </w:r>
+    </w:p>
+    <w:p>
+      <w:pPr/>
+      <w:r>
+        <w:rPr>
+          <w:lang w:val="zh_TW" w:bidi="zh_TW"/>
+        </w:rPr>
+      </w:r>
+      <w:r>
+        <w:rPr>
+          <w:lang w:val="zh_TW" w:bidi="zh_TW"/>
+        </w:rPr>
+        <w:t>何西阿是在以色列境內傳講神話語的先知。書中他稱撒馬利亞的君王為「我們的王」（</w:t>
+      </w:r>
+      <w:hyperlink r:id="rId36">
+        <w:r>
+          <w:rPr>
+            <w:lang w:val="zh_TW" w:bidi="zh_TW"/>
+          </w:rPr>
+          <w:rPr>
+            <w:color w:val="0000EE"/>
+            <w:u w:val="single"/>
+          </w:rPr>
+          <w:t>何7:5</w:t>
+        </w:r>
+      </w:hyperlink>
+      <w:r>
+        <w:rPr>
+          <w:lang w:val="zh_TW" w:bidi="zh_TW"/>
+        </w:rPr>
+        <w:t>）。他對以色列各地的地理環境的描寫十分深刻。當他提及基列時的語氣，彷彿親眼見過該地的情景（</w:t>
+      </w:r>
+      <w:hyperlink r:id="rId37">
+        <w:r>
+          <w:rPr>
+            <w:lang w:val="zh_TW" w:bidi="zh_TW"/>
+          </w:rPr>
+          <w:rPr>
+            <w:color w:val="0000EE"/>
+            <w:u w:val="single"/>
+          </w:rPr>
+          <w:t>何6:8</w:t>
+        </w:r>
+      </w:hyperlink>
+      <w:r>
+        <w:rPr>
+          <w:lang w:val="zh_TW" w:bidi="zh_TW"/>
+        </w:rPr>
+        <w:t>，</w:t>
+      </w:r>
+      <w:hyperlink r:id="rId38">
+        <w:r>
+          <w:rPr>
+            <w:lang w:val="zh_TW" w:bidi="zh_TW"/>
+          </w:rPr>
+          <w:rPr>
+            <w:color w:val="0000EE"/>
+            <w:u w:val="single"/>
+          </w:rPr>
+          <w:t>12:11</w:t>
+        </w:r>
+      </w:hyperlink>
+      <w:r>
+        <w:rPr>
+          <w:lang w:val="zh_TW" w:bidi="zh_TW"/>
+        </w:rPr>
+        <w:t>）。因此，何西阿極有可能是唯一一位在整個先知事奉期間始終居住於北國以色列的先知。</w:t>
+      </w:r>
+    </w:p>
+    <w:p>
+      <w:pPr>
+        <w:pStyle w:val="Heading3"/>
+      </w:pPr>
+      <w:r>
+        <w:rPr>
+          <w:lang w:val="zh_TW" w:bidi="zh_TW"/>
+        </w:rPr>
+        <w:t>為何要寫何西阿書？</w:t>
+      </w:r>
+    </w:p>
+    <w:p>
+      <w:pPr/>
+      <w:r>
+        <w:rPr>
+          <w:lang w:val="zh_TW" w:bidi="zh_TW"/>
+        </w:rPr>
+      </w:r>
+      <w:r>
+        <w:rPr>
+          <w:lang w:val="zh_TW" w:bidi="zh_TW"/>
+        </w:rPr>
+        <w:t>先知何西阿受召的主要使命，是呼籲以色列悔改，離棄罪惡，歸回耶和華。他描繪以色列的神乃是一位滿有忍耐與慈愛、並始終信實的神。這一神學核心，是何西阿的信息最鮮明的特色之一（見</w:t>
+      </w:r>
+      <w:hyperlink r:id="rId39">
+        <w:r>
+          <w:rPr>
+            <w:lang w:val="zh_TW" w:bidi="zh_TW"/>
+          </w:rPr>
+          <w:rPr>
+            <w:color w:val="0000EE"/>
+            <w:u w:val="single"/>
+          </w:rPr>
+          <w:t>何2:19</w:t>
+        </w:r>
+      </w:hyperlink>
+      <w:r>
+        <w:rPr>
+          <w:lang w:val="zh_TW" w:bidi="zh_TW"/>
+        </w:rPr>
+        <w:t>）。</w:t>
+      </w:r>
+    </w:p>
+    <w:p>
+      <w:pPr/>
+      <w:r>
+        <w:rPr>
+          <w:lang w:val="zh_TW" w:bidi="zh_TW"/>
+        </w:rPr>
+      </w:r>
+      <w:r>
+        <w:rPr>
+          <w:lang w:val="zh_TW" w:bidi="zh_TW"/>
+        </w:rPr>
+        <w:t>「慈愛與忠誠（Loving devotion）」最能表現出耶和華對祂子民不變的愛與信實。何西阿的家庭生活正是這份慈愛忠誠的象徵。</w:t>
+      </w:r>
+    </w:p>
+    <w:p>
+      <w:pPr>
+        <w:pStyle w:val="Heading3"/>
+      </w:pPr>
+      <w:r>
+        <w:rPr>
+          <w:lang w:val="zh_TW" w:bidi="zh_TW"/>
+        </w:rPr>
+        <w:t>何西阿書的主題是什麼？</w:t>
+      </w:r>
+    </w:p>
+    <w:p>
+      <w:pPr/>
+      <w:r>
+        <w:rPr>
+          <w:lang w:val="zh_TW" w:bidi="zh_TW"/>
+        </w:rPr>
+      </w:r>
+      <w:r>
+        <w:rPr>
+          <w:lang w:val="zh_TW" w:bidi="zh_TW"/>
+        </w:rPr>
+        <w:t>何西阿書的主要段落與核心主題，可概述如下。</w:t>
+      </w:r>
+    </w:p>
+    <w:p>
+      <w:pPr>
+        <w:pStyle w:val="Heading4"/>
+      </w:pPr>
+      <w:r>
+        <w:rPr>
+          <w:lang w:val="zh_TW" w:bidi="zh_TW"/>
+        </w:rPr>
+        <w:t>第一至三章</w:t>
+      </w:r>
+    </w:p>
+    <w:p>
+      <w:pPr/>
+      <w:r>
+        <w:rPr>
+          <w:lang w:val="zh_TW" w:bidi="zh_TW"/>
+        </w:rPr>
+      </w:r>
+      <w:r>
+        <w:rPr>
+          <w:lang w:val="zh_TW" w:bidi="zh_TW"/>
+        </w:rPr>
+        <w:t>何西阿書的前面三章聚焦於先知何西阿個人的生命經歷，尤其突顯出他對不忠之妻所表現出的忠誠與愛。</w:t>
+      </w:r>
+    </w:p>
+    <w:p>
+      <w:pPr/>
+      <w:r>
+        <w:rPr>
+          <w:lang w:val="zh_TW" w:bidi="zh_TW"/>
+        </w:rPr>
+      </w:r>
+      <w:r>
+        <w:rPr>
+          <w:lang w:val="zh_TW" w:bidi="zh_TW"/>
+        </w:rPr>
+        <w:t>神吩咐何西阿娶妓女歌篾為妻，並與她生兒育女（</w:t>
+      </w:r>
+      <w:hyperlink r:id="rId40">
+        <w:r>
+          <w:rPr>
+            <w:lang w:val="zh_TW" w:bidi="zh_TW"/>
+          </w:rPr>
+          <w:rPr>
+            <w:color w:val="0000EE"/>
+            <w:u w:val="single"/>
+          </w:rPr>
+          <w:t>何1:2–3:5</w:t>
+        </w:r>
+      </w:hyperlink>
+      <w:r>
+        <w:rPr>
+          <w:lang w:val="zh_TW" w:bidi="zh_TW"/>
+        </w:rPr>
+        <w:t>）。這一命令長久以來使許多解經家感到困惑，因為在以色列中，祭司與先知並不會與妓女結婚。中世紀的猶太作家多半將此段敘事視為象徵性的記載，而非實際歷史事件。後來有些學者則發現</w:t>
+      </w:r>
+      <w:hyperlink r:id="rId41">
+        <w:r>
+          <w:rPr>
+            <w:lang w:val="zh_TW" w:bidi="zh_TW"/>
+          </w:rPr>
+          <w:rPr>
+            <w:color w:val="0000EE"/>
+            <w:u w:val="single"/>
+          </w:rPr>
+          <w:t>何西阿書第一章</w:t>
+        </w:r>
+      </w:hyperlink>
+      <w:r>
+        <w:rPr>
+          <w:lang w:val="zh_TW" w:bidi="zh_TW"/>
+        </w:rPr>
+        <w:t>與</w:t>
+      </w:r>
+      <w:hyperlink r:id="rId42">
+        <w:r>
+          <w:rPr>
+            <w:lang w:val="zh_TW" w:bidi="zh_TW"/>
+          </w:rPr>
+          <w:rPr>
+            <w:color w:val="0000EE"/>
+            <w:u w:val="single"/>
+          </w:rPr>
+          <w:t>第三章</w:t>
+        </w:r>
+      </w:hyperlink>
+      <w:r>
+        <w:rPr>
+          <w:lang w:val="zh_TW" w:bidi="zh_TW"/>
+        </w:rPr>
+        <w:t>間的差異，認為第三章是何西阿對自身婚姻的個人敘述，而第一章則是他對早期先知事奉經歷的回顧。另有部分解經家主張這兩章皆為真實歷史；但也有學者認為</w:t>
+      </w:r>
+      <w:hyperlink r:id="rId41">
+        <w:r>
+          <w:rPr>
+            <w:lang w:val="zh_TW" w:bidi="zh_TW"/>
+          </w:rPr>
+          <w:rPr>
+            <w:color w:val="0000EE"/>
+            <w:u w:val="single"/>
+          </w:rPr>
+          <w:t>第一章</w:t>
+        </w:r>
+      </w:hyperlink>
+      <w:r>
+        <w:rPr>
+          <w:lang w:val="zh_TW" w:bidi="zh_TW"/>
+        </w:rPr>
+        <w:t>屬於歷史記載，而</w:t>
+      </w:r>
+      <w:hyperlink r:id="rId42">
+        <w:r>
+          <w:rPr>
+            <w:lang w:val="zh_TW" w:bidi="zh_TW"/>
+          </w:rPr>
+          <w:rPr>
+            <w:color w:val="0000EE"/>
+            <w:u w:val="single"/>
+          </w:rPr>
+          <w:t>第三章</w:t>
+        </w:r>
+      </w:hyperlink>
+      <w:r>
+        <w:rPr>
+          <w:lang w:val="zh_TW" w:bidi="zh_TW"/>
+        </w:rPr>
+        <w:t>則是何西阿對婚姻關係的寓意性詮釋。</w:t>
+      </w:r>
+    </w:p>
+    <w:p>
+      <w:pPr/>
+      <w:r>
+        <w:rPr>
+          <w:lang w:val="zh_TW" w:bidi="zh_TW"/>
+        </w:rPr>
+      </w:r>
+      <w:r>
+        <w:rPr>
+          <w:lang w:val="zh_TW" w:bidi="zh_TW"/>
+        </w:rPr>
+        <w:t>關於歌篾的性行為，人們長期以來有廣泛的討論，主要形成了兩種觀點：</w:t>
+      </w:r>
+    </w:p>
+    <w:p>
+      <w:pPr>
+        <w:pStyle w:val="ListNumber"/>
+        <w:numPr>
+          <w:ilvl w:val="0"/>
+          <w:numId w:val="16"/>
+        </w:numPr>
+        <w:spacing w:line="240" w:lineRule="auto"/>
+        <w:ind w:left="720"/>
+      </w:pPr>
+      <w:r>
+        <w:rPr>
+          <w:lang w:val="zh_TW" w:bidi="zh_TW"/>
+        </w:rPr>
+      </w:r>
+      <w:r>
+        <w:rPr>
+          <w:lang w:val="zh_TW" w:bidi="zh_TW"/>
+        </w:rPr>
+        <w:t>第一種觀點認為，歌篾在與何西阿婚姻的初期可能是一位忠誠的妻子。「娶淫婦為妻」（</w:t>
+      </w:r>
+      <w:hyperlink r:id="rId43">
+        <w:r>
+          <w:rPr>
+            <w:lang w:val="zh_TW" w:bidi="zh_TW"/>
+          </w:rPr>
+          <w:rPr>
+            <w:color w:val="0000EE"/>
+            <w:u w:val="single"/>
+          </w:rPr>
+          <w:t>何1:2</w:t>
+        </w:r>
+      </w:hyperlink>
+      <w:r>
+        <w:rPr>
+          <w:lang w:val="zh_TW" w:bidi="zh_TW"/>
+        </w:rPr>
+        <w:t>）並非是在描述她當時實際的行為，而是指她內在的罪性與悖逆本質。神隨後將這一特質顯露出來，藉此揭露以色列陷入偶像崇拜的屬靈光景。</w:t>
+      </w:r>
+    </w:p>
+    <w:p>
+      <w:pPr>
+        <w:pStyle w:val="ListNumber"/>
+        <w:spacing w:line="240" w:lineRule="auto"/>
+        <w:ind w:left="720"/>
+      </w:pPr>
+      <w:r>
+        <w:rPr>
+          <w:lang w:val="zh_TW" w:bidi="zh_TW"/>
+        </w:rPr>
+      </w:r>
+      <w:r>
+        <w:rPr>
+          <w:lang w:val="zh_TW" w:bidi="zh_TW"/>
+        </w:rPr>
+        <w:t>第二種觀點則認為，歌篾本身就是一位眾所周知的妓女，而神吩咐何西阿娶她為妻，正是為了具體呈現以色列的屬靈淫亂，以及神信實的慈愛。此一觀點在福音派學者中最為常見，並且在採取字義、文法與歷史並重的詮釋原則下，被視為最單純的理解。</w:t>
+      </w:r>
+    </w:p>
+    <w:p>
+      <w:pPr/>
+      <w:r>
+        <w:rPr>
+          <w:lang w:val="zh_TW" w:bidi="zh_TW"/>
+        </w:rPr>
+      </w:r>
+      <w:r>
+        <w:rPr>
+          <w:lang w:val="zh_TW" w:bidi="zh_TW"/>
+        </w:rPr>
+        <w:t>至於何西阿為何需要將歌篾贖回，經文並未明確地説明其具體原因；同樣地，贖價為何部分以糧食、部分以金錢支付，也無從得知。這一交易或許象徵著神將來要將以色列從被擄之地拯救出來。然而，北國的十個支派最終並未從亞述的被擄中歸回。儘管猶大也曾領受警告（</w:t>
+      </w:r>
+      <w:hyperlink r:id="rId44">
+        <w:r>
+          <w:rPr>
+            <w:lang w:val="zh_TW" w:bidi="zh_TW"/>
+          </w:rPr>
+          <w:rPr>
+            <w:color w:val="0000EE"/>
+            <w:u w:val="single"/>
+          </w:rPr>
+          <w:t>何6:11</w:t>
+        </w:r>
+      </w:hyperlink>
+      <w:r>
+        <w:rPr>
+          <w:lang w:val="zh_TW" w:bidi="zh_TW"/>
+        </w:rPr>
+        <w:t>），但因為這樣的詮釋並不適用於南國猶大，所以何西阿的信息主要是針對北國。</w:t>
+      </w:r>
+    </w:p>
+    <w:p>
+      <w:pPr/>
+      <w:r>
+        <w:rPr>
+          <w:lang w:val="zh_TW" w:bidi="zh_TW"/>
+        </w:rPr>
+      </w:r>
+      <w:r>
+        <w:rPr>
+          <w:lang w:val="zh_TW" w:bidi="zh_TW"/>
+        </w:rPr>
+        <w:t>何西阿與歌篾所生的孩子，都被賦予具有象徵意義的名字。第一個孩子是兒子，名叫耶斯列（</w:t>
+      </w:r>
+      <w:hyperlink r:id="rId45">
+        <w:r>
+          <w:rPr>
+            <w:lang w:val="zh_TW" w:bidi="zh_TW"/>
+          </w:rPr>
+          <w:rPr>
+            <w:color w:val="0000EE"/>
+            <w:u w:val="single"/>
+          </w:rPr>
+          <w:t>何1:4a</w:t>
+        </w:r>
+      </w:hyperlink>
+      <w:r>
+        <w:rPr>
+          <w:lang w:val="zh_TW" w:bidi="zh_TW"/>
+        </w:rPr>
+        <w:t>），象徵神對耶戶家族的審判，因耶戶曾在耶斯列平原殺滅亞哈的家族（</w:t>
+      </w:r>
+      <w:hyperlink r:id="rId46">
+        <w:r>
+          <w:rPr>
+            <w:lang w:val="zh_TW" w:bidi="zh_TW"/>
+          </w:rPr>
+          <w:rPr>
+            <w:color w:val="0000EE"/>
+            <w:u w:val="single"/>
+          </w:rPr>
+          <w:t>王下10:1–11</w:t>
+        </w:r>
+      </w:hyperlink>
+      <w:r>
+        <w:rPr>
+          <w:lang w:val="zh_TW" w:bidi="zh_TW"/>
+        </w:rPr>
+        <w:t>，</w:t>
+      </w:r>
+      <w:hyperlink r:id="rId46">
+        <w:r>
+          <w:rPr>
+            <w:lang w:val="zh_TW" w:bidi="zh_TW"/>
+          </w:rPr>
+          <w:rPr>
+            <w:color w:val="0000EE"/>
+            <w:u w:val="single"/>
+          </w:rPr>
+          <w:t>30</w:t>
+        </w:r>
+      </w:hyperlink>
+      <w:r>
+        <w:rPr>
+          <w:lang w:val="zh_TW" w:bidi="zh_TW"/>
+        </w:rPr>
+        <w:t>）。</w:t>
+      </w:r>
+    </w:p>
+    <w:p>
+      <w:pPr/>
+      <w:r>
+        <w:rPr>
+          <w:lang w:val="zh_TW" w:bidi="zh_TW"/>
+        </w:rPr>
+      </w:r>
+      <w:r>
+        <w:rPr>
+          <w:lang w:val="zh_TW" w:bidi="zh_TW"/>
+        </w:rPr>
+        <w:t>第二個孩子是女兒，名叫羅‧路哈瑪（</w:t>
+      </w:r>
+      <w:hyperlink r:id="rId47">
+        <w:r>
+          <w:rPr>
+            <w:lang w:val="zh_TW" w:bidi="zh_TW"/>
+          </w:rPr>
+          <w:rPr>
+            <w:color w:val="0000EE"/>
+            <w:u w:val="single"/>
+          </w:rPr>
+          <w:t>何1:6a</w:t>
+        </w:r>
+      </w:hyperlink>
+      <w:r>
+        <w:rPr>
+          <w:lang w:val="zh_TW" w:bidi="zh_TW"/>
+        </w:rPr>
+        <w:t xml:space="preserve"> ），意為「不蒙憐憫」或「未得慈愛」，象徵北國以色列即將臨到的審判：其屬靈敗壞已達極點，終必被擊敗，並被擄到外邦（</w:t>
+      </w:r>
+      <w:hyperlink r:id="rId47">
+        <w:r>
+          <w:rPr>
+            <w:lang w:val="zh_TW" w:bidi="zh_TW"/>
+          </w:rPr>
+          <w:rPr>
+            <w:color w:val="0000EE"/>
+            <w:u w:val="single"/>
+          </w:rPr>
+          <w:t>何1:6b</w:t>
+        </w:r>
+      </w:hyperlink>
+      <w:r>
+        <w:rPr>
+          <w:lang w:val="zh_TW" w:bidi="zh_TW"/>
+        </w:rPr>
+        <w:t>）。</w:t>
+      </w:r>
+    </w:p>
+    <w:p>
+      <w:pPr/>
+      <w:r>
+        <w:rPr>
+          <w:lang w:val="zh_TW" w:bidi="zh_TW"/>
+        </w:rPr>
+      </w:r>
+      <w:r>
+        <w:rPr>
+          <w:lang w:val="zh_TW" w:bidi="zh_TW"/>
+        </w:rPr>
+        <w:t>第三個孩子是兒子，名叫羅‧阿米，意為「非我子民」（</w:t>
+      </w:r>
+      <w:hyperlink r:id="rId48">
+        <w:r>
+          <w:rPr>
+            <w:lang w:val="zh_TW" w:bidi="zh_TW"/>
+          </w:rPr>
+          <w:rPr>
+            <w:color w:val="0000EE"/>
+            <w:u w:val="single"/>
+          </w:rPr>
+          <w:t>何1:8–9</w:t>
+        </w:r>
+      </w:hyperlink>
+      <w:r>
+        <w:rPr>
+          <w:lang w:val="zh_TW" w:bidi="zh_TW"/>
+        </w:rPr>
+        <w:t>），表明神暫時否定以色列作為祂子民的身分。然而，這樣的否定並非是永久的（</w:t>
+      </w:r>
+      <w:hyperlink r:id="rId49">
+        <w:r>
+          <w:rPr>
+            <w:lang w:val="zh_TW" w:bidi="zh_TW"/>
+          </w:rPr>
+          <w:rPr>
+            <w:color w:val="0000EE"/>
+            <w:u w:val="single"/>
+          </w:rPr>
+          <w:t>何1:10–2:1</w:t>
+        </w:r>
+      </w:hyperlink>
+      <w:r>
+        <w:rPr>
+          <w:lang w:val="zh_TW" w:bidi="zh_TW"/>
+        </w:rPr>
+        <w:t>）。儘管某一世代悖逆不順服，神仍必信實地成就祂對亞伯拉罕的應許（</w:t>
+      </w:r>
+      <w:hyperlink r:id="rId50">
+        <w:r>
+          <w:rPr>
+            <w:lang w:val="zh_TW" w:bidi="zh_TW"/>
+          </w:rPr>
+          <w:rPr>
+            <w:color w:val="0000EE"/>
+            <w:u w:val="single"/>
+          </w:rPr>
+          <w:t>何1:10</w:t>
+        </w:r>
+      </w:hyperlink>
+      <w:r>
+        <w:rPr>
+          <w:lang w:val="zh_TW" w:bidi="zh_TW"/>
+        </w:rPr>
+        <w:t>；</w:t>
+      </w:r>
+      <w:hyperlink r:id="rId51">
+        <w:r>
+          <w:rPr>
+            <w:lang w:val="zh_TW" w:bidi="zh_TW"/>
+          </w:rPr>
+          <w:rPr>
+            <w:color w:val="0000EE"/>
+            <w:u w:val="single"/>
+          </w:rPr>
+          <w:t>創22:17</w:t>
+        </w:r>
+      </w:hyperlink>
+      <w:r>
+        <w:rPr>
+          <w:lang w:val="zh_TW" w:bidi="zh_TW"/>
+        </w:rPr>
+        <w:t>），以及祂對與摩西所立的約（</w:t>
+      </w:r>
+      <w:hyperlink r:id="rId52">
+        <w:r>
+          <w:rPr>
+            <w:lang w:val="zh_TW" w:bidi="zh_TW"/>
+          </w:rPr>
+          <w:rPr>
+            <w:color w:val="0000EE"/>
+            <w:u w:val="single"/>
+          </w:rPr>
+          <w:t>出19:1–7</w:t>
+        </w:r>
+      </w:hyperlink>
+      <w:r>
+        <w:rPr>
+          <w:lang w:val="zh_TW" w:bidi="zh_TW"/>
+        </w:rPr>
+        <w:t>）。</w:t>
+      </w:r>
+    </w:p>
+    <w:p>
+      <w:pPr/>
+      <w:r>
+        <w:rPr>
+          <w:lang w:val="zh_TW" w:bidi="zh_TW"/>
+        </w:rPr>
+      </w:r>
+      <w:r>
+        <w:rPr>
+          <w:lang w:val="zh_TW" w:bidi="zh_TW"/>
+        </w:rPr>
+        <w:t>歌篾並不喜悅她的婚姻，便轉而尋求其他情人；正如以色列藉著敬拜假神來尋求滿足。他們錯誤地將一切美善與賜福歸功於外邦偶像，而非滿有憐憫的神（</w:t>
+      </w:r>
+      <w:hyperlink r:id="rId53">
+        <w:r>
+          <w:rPr>
+            <w:lang w:val="zh_TW" w:bidi="zh_TW"/>
+          </w:rPr>
+          <w:rPr>
+            <w:color w:val="0000EE"/>
+            <w:u w:val="single"/>
+          </w:rPr>
+          <w:t>何2:8</w:t>
+        </w:r>
+      </w:hyperlink>
+      <w:r>
+        <w:rPr>
+          <w:lang w:val="zh_TW" w:bidi="zh_TW"/>
+        </w:rPr>
+        <w:t>、</w:t>
+      </w:r>
+      <w:hyperlink r:id="rId53">
+        <w:r>
+          <w:rPr>
+            <w:lang w:val="zh_TW" w:bidi="zh_TW"/>
+          </w:rPr>
+          <w:rPr>
+            <w:color w:val="0000EE"/>
+            <w:u w:val="single"/>
+          </w:rPr>
+          <w:t>12</w:t>
+        </w:r>
+      </w:hyperlink>
+      <w:r>
+        <w:rPr>
+          <w:lang w:val="zh_TW" w:bidi="zh_TW"/>
+        </w:rPr>
+        <w:t>）。然而，當他們終於明白罪惡不能帶來持久的喜樂時，悔改的以色列便會回轉、歸向起初所愛的神。</w:t>
+      </w:r>
+    </w:p>
+    <w:p>
+      <w:pPr/>
+      <w:r>
+        <w:rPr>
+          <w:lang w:val="zh_TW" w:bidi="zh_TW"/>
+        </w:rPr>
+      </w:r>
+      <w:r>
+        <w:rPr>
+          <w:lang w:val="zh_TW" w:bidi="zh_TW"/>
+        </w:rPr>
+        <w:t>何西阿因歌篾犯姦淫而宣告與她離婚，象徵耶和華因以色列的不忠而與她離異（</w:t>
+      </w:r>
+      <w:hyperlink r:id="rId54">
+        <w:r>
+          <w:rPr>
+            <w:lang w:val="zh_TW" w:bidi="zh_TW"/>
+          </w:rPr>
+          <w:rPr>
+            <w:color w:val="0000EE"/>
+            <w:u w:val="single"/>
+          </w:rPr>
+          <w:t>何2:2</w:t>
+        </w:r>
+      </w:hyperlink>
+      <w:r>
+        <w:rPr>
+          <w:lang w:val="zh_TW" w:bidi="zh_TW"/>
+        </w:rPr>
+        <w:t>；另見</w:t>
+      </w:r>
+      <w:hyperlink r:id="rId55">
+        <w:r>
+          <w:rPr>
+            <w:lang w:val="zh_TW" w:bidi="zh_TW"/>
+          </w:rPr>
+          <w:rPr>
+            <w:color w:val="0000EE"/>
+            <w:u w:val="single"/>
+          </w:rPr>
+          <w:t>耶3:1–4:2</w:t>
+        </w:r>
+      </w:hyperlink>
+      <w:r>
+        <w:rPr>
+          <w:lang w:val="zh_TW" w:bidi="zh_TW"/>
+        </w:rPr>
+        <w:t>）。他們的孩子則代表當時以色列民族中的每一個成員（</w:t>
+      </w:r>
+      <w:hyperlink r:id="rId56">
+        <w:r>
+          <w:rPr>
+            <w:lang w:val="zh_TW" w:bidi="zh_TW"/>
+          </w:rPr>
+          <w:rPr>
+            <w:color w:val="0000EE"/>
+            <w:u w:val="single"/>
+          </w:rPr>
+          <w:t>何2:2–5</w:t>
+        </w:r>
+      </w:hyperlink>
+      <w:r>
+        <w:rPr>
+          <w:lang w:val="zh_TW" w:bidi="zh_TW"/>
+        </w:rPr>
+        <w:t>）。</w:t>
+      </w:r>
+    </w:p>
+    <w:p>
+      <w:pPr/>
+      <w:r>
+        <w:rPr>
+          <w:lang w:val="zh_TW" w:bidi="zh_TW"/>
+        </w:rPr>
+      </w:r>
+      <w:hyperlink r:id="rId42">
+        <w:r>
+          <w:rPr>
+            <w:lang w:val="zh_TW" w:bidi="zh_TW"/>
+          </w:rPr>
+          <w:rPr>
+            <w:color w:val="0000EE"/>
+            <w:u w:val="single"/>
+          </w:rPr>
+          <w:t>第三章</w:t>
+        </w:r>
+      </w:hyperlink>
+      <w:r>
+        <w:rPr>
+          <w:lang w:val="zh_TW" w:bidi="zh_TW"/>
+        </w:rPr>
+        <w:t>以恢復為主題，總結以色列的歷史。何西阿為歌篾所付出的贖價（</w:t>
+      </w:r>
+      <w:hyperlink r:id="rId57">
+        <w:r>
+          <w:rPr>
+            <w:lang w:val="zh_TW" w:bidi="zh_TW"/>
+          </w:rPr>
+          <w:rPr>
+            <w:color w:val="0000EE"/>
+            <w:u w:val="single"/>
+          </w:rPr>
+          <w:t>何3:2</w:t>
+        </w:r>
+      </w:hyperlink>
+      <w:r>
+        <w:rPr>
+          <w:lang w:val="zh_TW" w:bidi="zh_TW"/>
+        </w:rPr>
+        <w:t>）顯明以色列受制於罪與撒但的捆綁（</w:t>
+      </w:r>
+      <w:hyperlink r:id="rId58">
+        <w:r>
+          <w:rPr>
+            <w:lang w:val="zh_TW" w:bidi="zh_TW"/>
+          </w:rPr>
+          <w:rPr>
+            <w:color w:val="0000EE"/>
+            <w:u w:val="single"/>
+          </w:rPr>
+          <w:t>來2:14–15</w:t>
+        </w:r>
+      </w:hyperlink>
+      <w:r>
+        <w:rPr>
+          <w:lang w:val="zh_TW" w:bidi="zh_TW"/>
+        </w:rPr>
+        <w:t>）。這筆贖價是為女奴而付，因歌篾因其淫行而淪為奴隸（見</w:t>
+      </w:r>
+      <w:hyperlink r:id="rId59">
+        <w:r>
+          <w:rPr>
+            <w:lang w:val="zh_TW" w:bidi="zh_TW"/>
+          </w:rPr>
+          <w:rPr>
+            <w:color w:val="0000EE"/>
+            <w:u w:val="single"/>
+          </w:rPr>
+          <w:t>出21:32</w:t>
+        </w:r>
+      </w:hyperlink>
+      <w:r>
+        <w:rPr>
+          <w:lang w:val="zh_TW" w:bidi="zh_TW"/>
+        </w:rPr>
+        <w:t>）。歌篾被隔離的狀態，如同以色列被擄的處境，其目的乃是為了潔淨（</w:t>
+      </w:r>
+      <w:hyperlink r:id="rId60">
+        <w:r>
+          <w:rPr>
+            <w:lang w:val="zh_TW" w:bidi="zh_TW"/>
+          </w:rPr>
+          <w:rPr>
+            <w:color w:val="0000EE"/>
+            <w:u w:val="single"/>
+          </w:rPr>
+          <w:t>何3:3</w:t>
+        </w:r>
+      </w:hyperlink>
+      <w:r>
+        <w:rPr>
+          <w:lang w:val="zh_TW" w:bidi="zh_TW"/>
+        </w:rPr>
+        <w:t>；</w:t>
+      </w:r>
+      <w:hyperlink r:id="rId61">
+        <w:r>
+          <w:rPr>
+            <w:lang w:val="zh_TW" w:bidi="zh_TW"/>
+          </w:rPr>
+          <w:rPr>
+            <w:color w:val="0000EE"/>
+            <w:u w:val="single"/>
+          </w:rPr>
+          <w:t>申21:13</w:t>
+        </w:r>
+      </w:hyperlink>
+      <w:r>
+        <w:rPr>
+          <w:lang w:val="zh_TW" w:bidi="zh_TW"/>
+        </w:rPr>
+        <w:t>，</w:t>
+      </w:r>
+      <w:hyperlink r:id="rId62">
+        <w:r>
+          <w:rPr>
+            <w:lang w:val="zh_TW" w:bidi="zh_TW"/>
+          </w:rPr>
+          <w:rPr>
+            <w:color w:val="0000EE"/>
+            <w:u w:val="single"/>
+          </w:rPr>
+          <w:t>30:2</w:t>
+        </w:r>
+      </w:hyperlink>
+      <w:r>
+        <w:rPr>
+          <w:lang w:val="zh_TW" w:bidi="zh_TW"/>
+        </w:rPr>
+        <w:t>）。</w:t>
+      </w:r>
+    </w:p>
+    <w:p>
+      <w:pPr/>
+      <w:r>
+        <w:rPr>
+          <w:lang w:val="zh_TW" w:bidi="zh_TW"/>
+        </w:rPr>
+      </w:r>
+      <w:r>
+        <w:rPr>
+          <w:lang w:val="zh_TW" w:bidi="zh_TW"/>
+        </w:rPr>
+        <w:t>在被擄到巴比倫之後（「後來」），並且在「末後的日子」，以色列將回轉歸向她的丈夫，重新享受這段更新的關係所帶來的祝福。經文中提到彌賽亞——「大衛他們的王」——將要興起，帶領以色列歸向耶和華（</w:t>
+      </w:r>
+      <w:hyperlink r:id="rId63">
+        <w:r>
+          <w:rPr>
+            <w:lang w:val="zh_TW" w:bidi="zh_TW"/>
+          </w:rPr>
+          <w:rPr>
+            <w:color w:val="0000EE"/>
+            <w:u w:val="single"/>
+          </w:rPr>
+          <w:t>何3:5</w:t>
+        </w:r>
+      </w:hyperlink>
+      <w:r>
+        <w:rPr>
+          <w:lang w:val="zh_TW" w:bidi="zh_TW"/>
+        </w:rPr>
+        <w:t>）。</w:t>
+      </w:r>
+    </w:p>
+    <w:p>
+      <w:pPr/>
+      <w:r>
+        <w:rPr>
+          <w:lang w:val="zh_TW" w:bidi="zh_TW"/>
+        </w:rPr>
+      </w:r>
+      <w:r>
+        <w:rPr>
+          <w:lang w:val="zh_TW" w:bidi="zh_TW"/>
+        </w:rPr>
+        <w:t>何西阿書的最後一個主要段落，進一步詳述並展開了</w:t>
+      </w:r>
+      <w:hyperlink r:id="rId64">
+        <w:r>
+          <w:rPr>
+            <w:lang w:val="zh_TW" w:bidi="zh_TW"/>
+          </w:rPr>
+          <w:rPr>
+            <w:color w:val="0000EE"/>
+            <w:u w:val="single"/>
+          </w:rPr>
+          <w:t>第一至第三章</w:t>
+        </w:r>
+      </w:hyperlink>
+      <w:r>
+        <w:rPr>
+          <w:lang w:val="zh_TW" w:bidi="zh_TW"/>
+        </w:rPr>
+        <w:t>所呈現的核心主題。何西阿在此宣告並預言了：</w:t>
+      </w:r>
+    </w:p>
+    <w:p>
+      <w:pPr>
+        <w:pStyle w:val="ListBullet"/>
+        <w:spacing w:line="240" w:lineRule="auto"/>
+        <w:ind w:left="720"/>
+      </w:pPr>
+      <w:r>
+        <w:rPr>
+          <w:lang w:val="zh_TW" w:bidi="zh_TW"/>
+        </w:rPr>
+      </w:r>
+      <w:r>
+        <w:rPr>
+          <w:lang w:val="zh_TW" w:bidi="zh_TW"/>
+        </w:rPr>
+        <w:t>以色列的背道（</w:t>
+      </w:r>
+      <w:hyperlink r:id="rId65">
+        <w:r>
+          <w:rPr>
+            <w:lang w:val="zh_TW" w:bidi="zh_TW"/>
+          </w:rPr>
+          <w:rPr>
+            <w:color w:val="0000EE"/>
+            <w:u w:val="single"/>
+          </w:rPr>
+          <w:t>何4:1–7:16</w:t>
+        </w:r>
+      </w:hyperlink>
+      <w:r>
+        <w:rPr>
+          <w:lang w:val="zh_TW" w:bidi="zh_TW"/>
+        </w:rPr>
+        <w:t>）</w:t>
+      </w:r>
+    </w:p>
+    <w:p>
+      <w:pPr>
+        <w:pStyle w:val="ListBullet"/>
+        <w:spacing w:line="240" w:lineRule="auto"/>
+        <w:ind w:left="720"/>
+      </w:pPr>
+      <w:r>
+        <w:rPr>
+          <w:lang w:val="zh_TW" w:bidi="zh_TW"/>
+        </w:rPr>
+      </w:r>
+      <w:r>
+        <w:rPr>
+          <w:lang w:val="zh_TW" w:bidi="zh_TW"/>
+        </w:rPr>
+        <w:t>懲罰（</w:t>
+      </w:r>
+      <w:hyperlink r:id="rId66">
+        <w:r>
+          <w:rPr>
+            <w:lang w:val="zh_TW" w:bidi="zh_TW"/>
+          </w:rPr>
+          <w:rPr>
+            <w:color w:val="0000EE"/>
+            <w:u w:val="single"/>
+          </w:rPr>
+          <w:t>何8:1–10:15</w:t>
+        </w:r>
+      </w:hyperlink>
+      <w:r>
+        <w:rPr>
+          <w:lang w:val="zh_TW" w:bidi="zh_TW"/>
+        </w:rPr>
+        <w:t>）</w:t>
+      </w:r>
+    </w:p>
+    <w:p>
+      <w:pPr>
+        <w:pStyle w:val="ListBullet"/>
+        <w:spacing w:line="240" w:lineRule="auto"/>
+        <w:ind w:left="720"/>
+      </w:pPr>
+      <w:r>
+        <w:rPr>
+          <w:lang w:val="zh_TW" w:bidi="zh_TW"/>
+        </w:rPr>
+      </w:r>
+      <w:r>
+        <w:rPr>
+          <w:lang w:val="zh_TW" w:bidi="zh_TW"/>
+        </w:rPr>
+        <w:t>恢復（</w:t>
+      </w:r>
+      <w:hyperlink r:id="rId67">
+        <w:r>
+          <w:rPr>
+            <w:lang w:val="zh_TW" w:bidi="zh_TW"/>
+          </w:rPr>
+          <w:rPr>
+            <w:color w:val="0000EE"/>
+            <w:u w:val="single"/>
+          </w:rPr>
+          <w:t>何11:1–14:9</w:t>
+        </w:r>
+      </w:hyperlink>
+      <w:r>
+        <w:rPr>
+          <w:lang w:val="zh_TW" w:bidi="zh_TW"/>
+        </w:rPr>
+        <w:t>）</w:t>
+      </w:r>
+    </w:p>
+    <w:p>
+      <w:pPr>
+        <w:pStyle w:val="Heading4"/>
+      </w:pPr>
+      <w:r>
+        <w:rPr>
+          <w:lang w:val="zh_TW" w:bidi="zh_TW"/>
+        </w:rPr>
+        <w:t>第四章</w:t>
+      </w:r>
+    </w:p>
+    <w:p>
+      <w:pPr/>
+      <w:r>
+        <w:rPr>
+          <w:lang w:val="zh_TW" w:bidi="zh_TW"/>
+        </w:rPr>
+      </w:r>
+      <w:r>
+        <w:rPr>
+          <w:lang w:val="zh_TW" w:bidi="zh_TW"/>
+        </w:rPr>
+        <w:t>以色列深深陷入不敬虔的行為，並逐漸遠離神（</w:t>
+      </w:r>
+      <w:hyperlink r:id="rId24">
+        <w:r>
+          <w:rPr>
+            <w:lang w:val="zh_TW" w:bidi="zh_TW"/>
+          </w:rPr>
+          <w:rPr>
+            <w:color w:val="0000EE"/>
+            <w:u w:val="single"/>
+          </w:rPr>
+          <w:t>何4:1–2</w:t>
+        </w:r>
+      </w:hyperlink>
+      <w:r>
+        <w:rPr>
+          <w:lang w:val="zh_TW" w:bidi="zh_TW"/>
+        </w:rPr>
+        <w:t>；參</w:t>
+      </w:r>
+      <w:hyperlink r:id="rId68">
+        <w:r>
+          <w:rPr>
+            <w:lang w:val="zh_TW" w:bidi="zh_TW"/>
+          </w:rPr>
+          <w:rPr>
+            <w:color w:val="0000EE"/>
+            <w:u w:val="single"/>
+          </w:rPr>
+          <w:t>出20:1–17</w:t>
+        </w:r>
+      </w:hyperlink>
+      <w:r>
+        <w:rPr>
+          <w:lang w:val="zh_TW" w:bidi="zh_TW"/>
+        </w:rPr>
+        <w:t>）。百姓因冷漠及而祭司的欺騙忽視神的話語（</w:t>
+      </w:r>
+      <w:hyperlink r:id="rId69">
+        <w:r>
+          <w:rPr>
+            <w:lang w:val="zh_TW" w:bidi="zh_TW"/>
+          </w:rPr>
+          <w:rPr>
+            <w:color w:val="0000EE"/>
+            <w:u w:val="single"/>
+          </w:rPr>
+          <w:t>何4:6–9</w:t>
+        </w:r>
+      </w:hyperlink>
+      <w:r>
+        <w:rPr>
+          <w:lang w:val="zh_TW" w:bidi="zh_TW"/>
+        </w:rPr>
+        <w:t>；參</w:t>
+      </w:r>
+      <w:hyperlink r:id="rId70">
+        <w:r>
+          <w:rPr>
+            <w:lang w:val="zh_TW" w:bidi="zh_TW"/>
+          </w:rPr>
+          <w:rPr>
+            <w:color w:val="0000EE"/>
+            <w:u w:val="single"/>
+          </w:rPr>
+          <w:t>賽5:13</w:t>
+        </w:r>
+      </w:hyperlink>
+      <w:r>
+        <w:rPr>
+          <w:lang w:val="zh_TW" w:bidi="zh_TW"/>
+        </w:rPr>
+        <w:t>；</w:t>
+      </w:r>
+      <w:hyperlink r:id="rId71">
+        <w:r>
+          <w:rPr>
+            <w:lang w:val="zh_TW" w:bidi="zh_TW"/>
+          </w:rPr>
+          <w:rPr>
+            <w:color w:val="0000EE"/>
+            <w:u w:val="single"/>
+          </w:rPr>
+          <w:t>摩8:11–12</w:t>
+        </w:r>
+      </w:hyperlink>
+      <w:r>
+        <w:rPr>
+          <w:lang w:val="zh_TW" w:bidi="zh_TW"/>
+        </w:rPr>
+        <w:t>；</w:t>
+      </w:r>
+      <w:hyperlink r:id="rId72">
+        <w:r>
+          <w:rPr>
+            <w:lang w:val="zh_TW" w:bidi="zh_TW"/>
+          </w:rPr>
+          <w:rPr>
+            <w:color w:val="0000EE"/>
+            <w:u w:val="single"/>
+          </w:rPr>
+          <w:t>番1:6</w:t>
+        </w:r>
+      </w:hyperlink>
+      <w:r>
+        <w:rPr>
+          <w:lang w:val="zh_TW" w:bidi="zh_TW"/>
+        </w:rPr>
+        <w:t>）。以色列跟隨著敗壞的宗教領袖，正如他們的君王效法先前邪惡君王的腐敗行徑一般（</w:t>
+      </w:r>
+      <w:hyperlink r:id="rId73">
+        <w:r>
+          <w:rPr>
+            <w:lang w:val="zh_TW" w:bidi="zh_TW"/>
+          </w:rPr>
+          <w:rPr>
+            <w:color w:val="0000EE"/>
+            <w:u w:val="single"/>
+          </w:rPr>
+          <w:t>何4:9</w:t>
+        </w:r>
+      </w:hyperlink>
+      <w:r>
+        <w:rPr>
+          <w:lang w:val="zh_TW" w:bidi="zh_TW"/>
+        </w:rPr>
+        <w:t>）。他們不再尋求神的話，反而向偶像與占卜求問指引（</w:t>
+      </w:r>
+      <w:hyperlink r:id="rId74">
+        <w:r>
+          <w:rPr>
+            <w:lang w:val="zh_TW" w:bidi="zh_TW"/>
+          </w:rPr>
+          <w:rPr>
+            <w:color w:val="0000EE"/>
+            <w:u w:val="single"/>
+          </w:rPr>
+          <w:t>何4:12–13</w:t>
+        </w:r>
+      </w:hyperlink>
+      <w:r>
+        <w:rPr>
+          <w:lang w:val="zh_TW" w:bidi="zh_TW"/>
+        </w:rPr>
+        <w:t>）。最終，以色列喪失了其作為祭司的身分（</w:t>
+      </w:r>
+      <w:hyperlink r:id="rId75">
+        <w:r>
+          <w:rPr>
+            <w:lang w:val="zh_TW" w:bidi="zh_TW"/>
+          </w:rPr>
+          <w:rPr>
+            <w:color w:val="0000EE"/>
+            <w:u w:val="single"/>
+          </w:rPr>
+          <w:t>何4:6</w:t>
+        </w:r>
+      </w:hyperlink>
+      <w:r>
+        <w:rPr>
+          <w:lang w:val="zh_TW" w:bidi="zh_TW"/>
+        </w:rPr>
+        <w:t>；參</w:t>
+      </w:r>
+      <w:hyperlink r:id="rId76">
+        <w:r>
+          <w:rPr>
+            <w:lang w:val="zh_TW" w:bidi="zh_TW"/>
+          </w:rPr>
+          <w:rPr>
+            <w:color w:val="0000EE"/>
+            <w:u w:val="single"/>
+          </w:rPr>
+          <w:t>出19:6</w:t>
+        </w:r>
+      </w:hyperlink>
+      <w:r>
+        <w:rPr>
+          <w:lang w:val="zh_TW" w:bidi="zh_TW"/>
+        </w:rPr>
+        <w:t>），因為祭司在很大程度上要為國家背離信仰負責（</w:t>
+      </w:r>
+      <w:hyperlink r:id="rId77">
+        <w:r>
+          <w:rPr>
+            <w:lang w:val="zh_TW" w:bidi="zh_TW"/>
+          </w:rPr>
+          <w:rPr>
+            <w:color w:val="0000EE"/>
+            <w:u w:val="single"/>
+          </w:rPr>
+          <w:t>何5:1</w:t>
+        </w:r>
+      </w:hyperlink>
+      <w:r>
+        <w:rPr>
+          <w:lang w:val="zh_TW" w:bidi="zh_TW"/>
+        </w:rPr>
+        <w:t>）。</w:t>
+      </w:r>
+    </w:p>
+    <w:p>
+      <w:pPr>
+        <w:pStyle w:val="Heading4"/>
+      </w:pPr>
+      <w:r>
+        <w:rPr>
+          <w:lang w:val="zh_TW" w:bidi="zh_TW"/>
+        </w:rPr>
+        <w:t>第五至第六章</w:t>
+      </w:r>
+    </w:p>
+    <w:p>
+      <w:pPr/>
+      <w:r>
+        <w:rPr>
+          <w:lang w:val="zh_TW" w:bidi="zh_TW"/>
+        </w:rPr>
+      </w:r>
+      <w:r>
+        <w:rPr>
+          <w:lang w:val="zh_TW" w:bidi="zh_TW"/>
+        </w:rPr>
+        <w:t>在對北國以色列提出控訴之後，神隨即發出嚴厲的警告（</w:t>
+      </w:r>
+      <w:hyperlink r:id="rId78">
+        <w:r>
+          <w:rPr>
+            <w:lang w:val="zh_TW" w:bidi="zh_TW"/>
+          </w:rPr>
+          <w:rPr>
+            <w:color w:val="0000EE"/>
+            <w:u w:val="single"/>
+          </w:rPr>
+          <w:t>何5:8–14</w:t>
+        </w:r>
+      </w:hyperlink>
+      <w:r>
+        <w:rPr>
+          <w:lang w:val="zh_TW" w:bidi="zh_TW"/>
+        </w:rPr>
+        <w:t>）。號角將在便雅憫的山地吹響（</w:t>
+      </w:r>
+      <w:hyperlink r:id="rId79">
+        <w:r>
+          <w:rPr>
+            <w:lang w:val="zh_TW" w:bidi="zh_TW"/>
+          </w:rPr>
+          <w:rPr>
+            <w:color w:val="0000EE"/>
+            <w:u w:val="single"/>
+          </w:rPr>
+          <w:t>何5:8</w:t>
+        </w:r>
+      </w:hyperlink>
+      <w:r>
+        <w:rPr>
+          <w:lang w:val="zh_TW" w:bidi="zh_TW"/>
+        </w:rPr>
+        <w:t>），這地帶位於以色列與猶大之間。此處的警報表明以色列正遭受入侵，而猶大也同樣面臨危險（</w:t>
+      </w:r>
+      <w:hyperlink r:id="rId80">
+        <w:r>
+          <w:rPr>
+            <w:lang w:val="zh_TW" w:bidi="zh_TW"/>
+          </w:rPr>
+          <w:rPr>
+            <w:color w:val="0000EE"/>
+            <w:u w:val="single"/>
+          </w:rPr>
+          <w:t>何5:9–12</w:t>
+        </w:r>
+      </w:hyperlink>
+      <w:r>
+        <w:rPr>
+          <w:lang w:val="zh_TW" w:bidi="zh_TW"/>
+        </w:rPr>
+        <w:t>）。北國不倚靠神的誡命，反而順從人的命令（</w:t>
+      </w:r>
+      <w:hyperlink r:id="rId81">
+        <w:r>
+          <w:rPr>
+            <w:lang w:val="zh_TW" w:bidi="zh_TW"/>
+          </w:rPr>
+          <w:rPr>
+            <w:color w:val="0000EE"/>
+            <w:u w:val="single"/>
+          </w:rPr>
+          <w:t>何5:11</w:t>
+        </w:r>
+      </w:hyperlink>
+      <w:r>
+        <w:rPr>
+          <w:lang w:val="zh_TW" w:bidi="zh_TW"/>
+        </w:rPr>
+        <w:t>）。以色列曾向亞述求助，卻最終遭到背叛並走向失敗（</w:t>
+      </w:r>
+      <w:hyperlink r:id="rId30">
+        <w:r>
+          <w:rPr>
+            <w:lang w:val="zh_TW" w:bidi="zh_TW"/>
+          </w:rPr>
+          <w:rPr>
+            <w:color w:val="0000EE"/>
+            <w:u w:val="single"/>
+          </w:rPr>
+          <w:t>何5:13</w:t>
+        </w:r>
+      </w:hyperlink>
+      <w:r>
+        <w:rPr>
+          <w:lang w:val="zh_TW" w:bidi="zh_TW"/>
+        </w:rPr>
+        <w:t>）。在這段關於公元前722年以色列被亞述滅亡的預言中，何西阿將神描繪為最終的管教者（</w:t>
+      </w:r>
+      <w:hyperlink r:id="rId82">
+        <w:r>
+          <w:rPr>
+            <w:lang w:val="zh_TW" w:bidi="zh_TW"/>
+          </w:rPr>
+          <w:rPr>
+            <w:color w:val="0000EE"/>
+            <w:u w:val="single"/>
+          </w:rPr>
+          <w:t>何5:14</w:t>
+        </w:r>
+      </w:hyperlink>
+      <w:r>
+        <w:rPr>
+          <w:lang w:val="zh_TW" w:bidi="zh_TW"/>
+        </w:rPr>
+        <w:t>）。</w:t>
+      </w:r>
+    </w:p>
+    <w:p>
+      <w:pPr/>
+      <w:r>
+        <w:rPr>
+          <w:lang w:val="zh_TW" w:bidi="zh_TW"/>
+        </w:rPr>
+      </w:r>
+      <w:r>
+        <w:rPr>
+          <w:lang w:val="zh_TW" w:bidi="zh_TW"/>
+        </w:rPr>
+        <w:t>在揭示刑罰之後，神立刻發出悔改的呼召（</w:t>
+      </w:r>
+      <w:hyperlink r:id="rId83">
+        <w:r>
+          <w:rPr>
+            <w:lang w:val="zh_TW" w:bidi="zh_TW"/>
+          </w:rPr>
+          <w:rPr>
+            <w:color w:val="0000EE"/>
+            <w:u w:val="single"/>
+          </w:rPr>
+          <w:t>何5:15–6:3</w:t>
+        </w:r>
+      </w:hyperlink>
+      <w:r>
+        <w:rPr>
+          <w:lang w:val="zh_TW" w:bidi="zh_TW"/>
+        </w:rPr>
+        <w:t>）。（此處的章節劃分並不理想，因為</w:t>
+      </w:r>
+      <w:hyperlink r:id="rId84">
+        <w:r>
+          <w:rPr>
+            <w:lang w:val="zh_TW" w:bidi="zh_TW"/>
+          </w:rPr>
+          <w:rPr>
+            <w:color w:val="0000EE"/>
+            <w:u w:val="single"/>
+          </w:rPr>
+          <w:t>何西阿書六章1至3節</w:t>
+        </w:r>
+      </w:hyperlink>
+      <w:r>
+        <w:rPr>
+          <w:lang w:val="zh_TW" w:bidi="zh_TW"/>
+        </w:rPr>
+        <w:t>應與</w:t>
+      </w:r>
+      <w:hyperlink r:id="rId85">
+        <w:r>
+          <w:rPr>
+            <w:lang w:val="zh_TW" w:bidi="zh_TW"/>
+          </w:rPr>
+          <w:rPr>
+            <w:color w:val="0000EE"/>
+            <w:u w:val="single"/>
+          </w:rPr>
+          <w:t>五章15節</w:t>
+        </w:r>
+      </w:hyperlink>
+      <w:r>
+        <w:rPr>
+          <w:lang w:val="zh_TW" w:bidi="zh_TW"/>
+        </w:rPr>
+        <w:t>連在一起理解。）這段呼籲歸向耶和華的話，或可被視為何西阿在領受啟示後的個人回應；然而，更恰當的理解是將</w:t>
+      </w:r>
+      <w:hyperlink r:id="rId84">
+        <w:r>
+          <w:rPr>
+            <w:lang w:val="zh_TW" w:bidi="zh_TW"/>
+          </w:rPr>
+          <w:rPr>
+            <w:color w:val="0000EE"/>
+            <w:u w:val="single"/>
+          </w:rPr>
+          <w:t>何西阿書六章1至3節</w:t>
+        </w:r>
+      </w:hyperlink>
+      <w:r>
+        <w:rPr>
+          <w:lang w:val="zh_TW" w:bidi="zh_TW"/>
+        </w:rPr>
+        <w:t>代表將來悔改歸回的餘民之呼聲。亞述無法帶來醫治，任何列國亦然；惟有神能在屬靈、政治與身體各層面醫治以色列（</w:t>
+      </w:r>
+      <w:hyperlink r:id="rId86">
+        <w:r>
+          <w:rPr>
+            <w:lang w:val="zh_TW" w:bidi="zh_TW"/>
+          </w:rPr>
+          <w:rPr>
+            <w:color w:val="0000EE"/>
+            <w:u w:val="single"/>
+          </w:rPr>
+          <w:t>何6:1</w:t>
+        </w:r>
+      </w:hyperlink>
+      <w:r>
+        <w:rPr>
+          <w:lang w:val="zh_TW" w:bidi="zh_TW"/>
+        </w:rPr>
+        <w:t>；另見</w:t>
+      </w:r>
+      <w:hyperlink r:id="rId87">
+        <w:r>
+          <w:rPr>
+            <w:lang w:val="zh_TW" w:bidi="zh_TW"/>
+          </w:rPr>
+          <w:rPr>
+            <w:color w:val="0000EE"/>
+            <w:u w:val="single"/>
+          </w:rPr>
+          <w:t>出15:26</w:t>
+        </w:r>
+      </w:hyperlink>
+      <w:r>
+        <w:rPr>
+          <w:lang w:val="zh_TW" w:bidi="zh_TW"/>
+        </w:rPr>
+        <w:t>；</w:t>
+      </w:r>
+      <w:hyperlink r:id="rId88">
+        <w:r>
+          <w:rPr>
+            <w:lang w:val="zh_TW" w:bidi="zh_TW"/>
+          </w:rPr>
+          <w:rPr>
+            <w:color w:val="0000EE"/>
+            <w:u w:val="single"/>
+          </w:rPr>
+          <w:t>申32:39</w:t>
+        </w:r>
+      </w:hyperlink>
+      <w:r>
+        <w:rPr>
+          <w:lang w:val="zh_TW" w:bidi="zh_TW"/>
+        </w:rPr>
+        <w:t>；</w:t>
+      </w:r>
+      <w:hyperlink r:id="rId89">
+        <w:r>
+          <w:rPr>
+            <w:lang w:val="zh_TW" w:bidi="zh_TW"/>
+          </w:rPr>
+          <w:rPr>
+            <w:color w:val="0000EE"/>
+            <w:u w:val="single"/>
+          </w:rPr>
+          <w:t>賽53:5</w:t>
+        </w:r>
+      </w:hyperlink>
+      <w:r>
+        <w:rPr>
+          <w:lang w:val="zh_TW" w:bidi="zh_TW"/>
+        </w:rPr>
+        <w:t>；</w:t>
+      </w:r>
+      <w:hyperlink r:id="rId90">
+        <w:r>
+          <w:rPr>
+            <w:lang w:val="zh_TW" w:bidi="zh_TW"/>
+          </w:rPr>
+          <w:rPr>
+            <w:color w:val="0000EE"/>
+            <w:u w:val="single"/>
+          </w:rPr>
+          <w:t>結37:1–14</w:t>
+        </w:r>
+      </w:hyperlink>
+      <w:r>
+        <w:rPr>
+          <w:lang w:val="zh_TW" w:bidi="zh_TW"/>
+        </w:rPr>
+        <w:t>；</w:t>
+      </w:r>
+      <w:hyperlink r:id="rId91">
+        <w:r>
+          <w:rPr>
+            <w:lang w:val="zh_TW" w:bidi="zh_TW"/>
+          </w:rPr>
+          <w:rPr>
+            <w:color w:val="0000EE"/>
+            <w:u w:val="single"/>
+          </w:rPr>
+          <w:t>瑪4:2</w:t>
+        </w:r>
+      </w:hyperlink>
+      <w:r>
+        <w:rPr>
+          <w:lang w:val="zh_TW" w:bidi="zh_TW"/>
+        </w:rPr>
+        <w:t>）。</w:t>
+      </w:r>
+    </w:p>
+    <w:p>
+      <w:pPr/>
+      <w:r>
+        <w:rPr>
+          <w:lang w:val="zh_TW" w:bidi="zh_TW"/>
+        </w:rPr>
+      </w:r>
+      <w:r>
+        <w:rPr>
+          <w:lang w:val="zh_TW" w:bidi="zh_TW"/>
+        </w:rPr>
+        <w:t>在呼召悔改之後，神再次將焦點轉向以色列（</w:t>
+      </w:r>
+      <w:hyperlink r:id="rId92">
+        <w:r>
+          <w:rPr>
+            <w:lang w:val="zh_TW" w:bidi="zh_TW"/>
+          </w:rPr>
+          <w:rPr>
+            <w:color w:val="0000EE"/>
+            <w:u w:val="single"/>
+          </w:rPr>
+          <w:t>何6:4–11</w:t>
+        </w:r>
+      </w:hyperlink>
+      <w:r>
+        <w:rPr>
+          <w:lang w:val="zh_TW" w:bidi="zh_TW"/>
+        </w:rPr>
+        <w:t>，另見</w:t>
+      </w:r>
+      <w:hyperlink r:id="rId14">
+        <w:r>
+          <w:rPr>
+            <w:lang w:val="zh_TW" w:bidi="zh_TW"/>
+          </w:rPr>
+          <w:rPr>
+            <w:color w:val="0000EE"/>
+            <w:u w:val="single"/>
+          </w:rPr>
+          <w:t>4:15</w:t>
+        </w:r>
+      </w:hyperlink>
+      <w:r>
+        <w:rPr>
+          <w:lang w:val="zh_TW" w:bidi="zh_TW"/>
+        </w:rPr>
+        <w:t>）。以色列背離了其創造主，違背了祂的信息（</w:t>
+      </w:r>
+      <w:hyperlink r:id="rId93">
+        <w:r>
+          <w:rPr>
+            <w:lang w:val="zh_TW" w:bidi="zh_TW"/>
+          </w:rPr>
+          <w:rPr>
+            <w:color w:val="0000EE"/>
+            <w:u w:val="single"/>
+          </w:rPr>
+          <w:t>何6:7</w:t>
+        </w:r>
+      </w:hyperlink>
+      <w:r>
+        <w:rPr>
+          <w:lang w:val="zh_TW" w:bidi="zh_TW"/>
+        </w:rPr>
+        <w:t>）。基列只是以色列暴力本性的其中一個例證（</w:t>
+      </w:r>
+      <w:hyperlink r:id="rId37">
+        <w:r>
+          <w:rPr>
+            <w:lang w:val="zh_TW" w:bidi="zh_TW"/>
+          </w:rPr>
+          <w:rPr>
+            <w:color w:val="0000EE"/>
+            <w:u w:val="single"/>
+          </w:rPr>
+          <w:t>何6:8</w:t>
+        </w:r>
+      </w:hyperlink>
+      <w:r>
+        <w:rPr>
+          <w:lang w:val="zh_TW" w:bidi="zh_TW"/>
+        </w:rPr>
+        <w:t>）。甚至連祭司也以暴力聞名（</w:t>
+      </w:r>
+      <w:hyperlink r:id="rId94">
+        <w:r>
+          <w:rPr>
+            <w:lang w:val="zh_TW" w:bidi="zh_TW"/>
+          </w:rPr>
+          <w:rPr>
+            <w:color w:val="0000EE"/>
+            <w:u w:val="single"/>
+          </w:rPr>
+          <w:t>何6:9</w:t>
+        </w:r>
+      </w:hyperlink>
+      <w:r>
+        <w:rPr>
+          <w:lang w:val="zh_TW" w:bidi="zh_TW"/>
+        </w:rPr>
+        <w:t>；另見</w:t>
+      </w:r>
+      <w:hyperlink r:id="rId95">
+        <w:r>
+          <w:rPr>
+            <w:lang w:val="zh_TW" w:bidi="zh_TW"/>
+          </w:rPr>
+          <w:rPr>
+            <w:color w:val="0000EE"/>
+            <w:u w:val="single"/>
+          </w:rPr>
+          <w:t>撒上2:12–17</w:t>
+        </w:r>
+      </w:hyperlink>
+      <w:r>
+        <w:rPr>
+          <w:lang w:val="zh_TW" w:bidi="zh_TW"/>
+        </w:rPr>
+        <w:t>；</w:t>
+      </w:r>
+      <w:hyperlink r:id="rId96">
+        <w:r>
+          <w:rPr>
+            <w:lang w:val="zh_TW" w:bidi="zh_TW"/>
+          </w:rPr>
+          <w:rPr>
+            <w:color w:val="0000EE"/>
+            <w:u w:val="single"/>
+          </w:rPr>
+          <w:t>耶5:31</w:t>
+        </w:r>
+      </w:hyperlink>
+      <w:r>
+        <w:rPr>
+          <w:lang w:val="zh_TW" w:bidi="zh_TW"/>
+        </w:rPr>
+        <w:t>）。因此，神宣告以色列的罪惡是「可憎的」（</w:t>
+      </w:r>
+      <w:hyperlink r:id="rId97">
+        <w:r>
+          <w:rPr>
+            <w:lang w:val="zh_TW" w:bidi="zh_TW"/>
+          </w:rPr>
+          <w:rPr>
+            <w:color w:val="0000EE"/>
+            <w:u w:val="single"/>
+          </w:rPr>
+          <w:t>何6:10</w:t>
+        </w:r>
+      </w:hyperlink>
+      <w:r>
+        <w:rPr>
+          <w:lang w:val="zh_TW" w:bidi="zh_TW"/>
+        </w:rPr>
+        <w:t>）。</w:t>
+      </w:r>
+    </w:p>
+    <w:p>
+      <w:pPr>
+        <w:pStyle w:val="Heading4"/>
+      </w:pPr>
+      <w:r>
+        <w:rPr>
+          <w:lang w:val="zh_TW" w:bidi="zh_TW"/>
+        </w:rPr>
+        <w:t>第七章</w:t>
+      </w:r>
+    </w:p>
+    <w:p>
+      <w:pPr/>
+      <w:r>
+        <w:rPr>
+          <w:lang w:val="zh_TW" w:bidi="zh_TW"/>
+        </w:rPr>
+      </w:r>
+      <w:hyperlink r:id="rId98">
+        <w:r>
+          <w:rPr>
+            <w:lang w:val="zh_TW" w:bidi="zh_TW"/>
+          </w:rPr>
+          <w:rPr>
+            <w:color w:val="0000EE"/>
+            <w:u w:val="single"/>
+          </w:rPr>
+          <w:t>何西阿書第七章</w:t>
+        </w:r>
+      </w:hyperlink>
+      <w:r>
+        <w:rPr>
+          <w:lang w:val="zh_TW" w:bidi="zh_TW"/>
+        </w:rPr>
+        <w:t>呈現了神對以色列最終的看法。神一切試圖使以色列悔改的作為，反而更加顯明了他們的罪惡（</w:t>
+      </w:r>
+      <w:hyperlink r:id="rId99">
+        <w:r>
+          <w:rPr>
+            <w:lang w:val="zh_TW" w:bidi="zh_TW"/>
+          </w:rPr>
+          <w:rPr>
+            <w:color w:val="0000EE"/>
+            <w:u w:val="single"/>
+          </w:rPr>
+          <w:t>何7:1</w:t>
+        </w:r>
+      </w:hyperlink>
+      <w:r>
+        <w:rPr>
+          <w:lang w:val="zh_TW" w:bidi="zh_TW"/>
+        </w:rPr>
+        <w:t>）。他們自以為可以犯罪而不被神察覺（</w:t>
+      </w:r>
+      <w:hyperlink r:id="rId100">
+        <w:r>
+          <w:rPr>
+            <w:lang w:val="zh_TW" w:bidi="zh_TW"/>
+          </w:rPr>
+          <w:rPr>
+            <w:color w:val="0000EE"/>
+            <w:u w:val="single"/>
+          </w:rPr>
+          <w:t>何7:2</w:t>
+        </w:r>
+      </w:hyperlink>
+      <w:r>
+        <w:rPr>
+          <w:lang w:val="zh_TW" w:bidi="zh_TW"/>
+        </w:rPr>
+        <w:t>；另見</w:t>
+      </w:r>
+      <w:hyperlink r:id="rId101">
+        <w:r>
+          <w:rPr>
+            <w:lang w:val="zh_TW" w:bidi="zh_TW"/>
+          </w:rPr>
+          <w:rPr>
+            <w:color w:val="0000EE"/>
+            <w:u w:val="single"/>
+          </w:rPr>
+          <w:t>詩90:8</w:t>
+        </w:r>
+      </w:hyperlink>
+      <w:r>
+        <w:rPr>
+          <w:lang w:val="zh_TW" w:bidi="zh_TW"/>
+        </w:rPr>
+        <w:t>；</w:t>
+      </w:r>
+      <w:hyperlink r:id="rId102">
+        <w:r>
+          <w:rPr>
+            <w:lang w:val="zh_TW" w:bidi="zh_TW"/>
+          </w:rPr>
+          <w:rPr>
+            <w:color w:val="0000EE"/>
+            <w:u w:val="single"/>
+          </w:rPr>
+          <w:t>太12:36–37</w:t>
+        </w:r>
+      </w:hyperlink>
+      <w:r>
+        <w:rPr>
+          <w:lang w:val="zh_TW" w:bidi="zh_TW"/>
+        </w:rPr>
+        <w:t>）。以色列的領袖見百姓與君王與首領一樣敗壞，反而以此為樂（</w:t>
+      </w:r>
+      <w:hyperlink r:id="rId103">
+        <w:r>
+          <w:rPr>
+            <w:lang w:val="zh_TW" w:bidi="zh_TW"/>
+          </w:rPr>
+          <w:rPr>
+            <w:color w:val="0000EE"/>
+            <w:u w:val="single"/>
+          </w:rPr>
+          <w:t>何7:3</w:t>
+        </w:r>
+      </w:hyperlink>
+      <w:r>
+        <w:rPr>
+          <w:lang w:val="zh_TW" w:bidi="zh_TW"/>
+        </w:rPr>
+        <w:t>）。整個以色列因持續不斷的淫亂而惡名昭彰（</w:t>
+      </w:r>
+      <w:hyperlink r:id="rId104">
+        <w:r>
+          <w:rPr>
+            <w:lang w:val="zh_TW" w:bidi="zh_TW"/>
+          </w:rPr>
+          <w:rPr>
+            <w:color w:val="0000EE"/>
+            <w:u w:val="single"/>
+          </w:rPr>
+          <w:t>何7:4</w:t>
+        </w:r>
+      </w:hyperlink>
+      <w:r>
+        <w:rPr>
+          <w:lang w:val="zh_TW" w:bidi="zh_TW"/>
+        </w:rPr>
+        <w:t>）。以色列沒有將自身與不信之人分別出來（</w:t>
+      </w:r>
+      <w:hyperlink r:id="rId105">
+        <w:r>
+          <w:rPr>
+            <w:lang w:val="zh_TW" w:bidi="zh_TW"/>
+          </w:rPr>
+          <w:rPr>
+            <w:color w:val="0000EE"/>
+            <w:u w:val="single"/>
+          </w:rPr>
+          <w:t>何7:8</w:t>
+        </w:r>
+      </w:hyperlink>
+      <w:r>
+        <w:rPr>
+          <w:lang w:val="zh_TW" w:bidi="zh_TW"/>
+        </w:rPr>
+        <w:t xml:space="preserve">；另見 </w:t>
+      </w:r>
+      <w:hyperlink r:id="rId106">
+        <w:r>
+          <w:rPr>
+            <w:lang w:val="zh_TW" w:bidi="zh_TW"/>
+          </w:rPr>
+          <w:rPr>
+            <w:color w:val="0000EE"/>
+            <w:u w:val="single"/>
+          </w:rPr>
+          <w:t>出34:12–16</w:t>
+        </w:r>
+      </w:hyperlink>
+      <w:r>
+        <w:rPr>
+          <w:lang w:val="zh_TW" w:bidi="zh_TW"/>
+        </w:rPr>
+        <w:t>；</w:t>
+      </w:r>
+      <w:hyperlink r:id="rId107">
+        <w:r>
+          <w:rPr>
+            <w:lang w:val="zh_TW" w:bidi="zh_TW"/>
+          </w:rPr>
+          <w:rPr>
+            <w:color w:val="0000EE"/>
+            <w:u w:val="single"/>
+          </w:rPr>
+          <w:t>林後6:14–7:1</w:t>
+        </w:r>
+      </w:hyperlink>
+      <w:r>
+        <w:rPr>
+          <w:lang w:val="zh_TW" w:bidi="zh_TW"/>
+        </w:rPr>
+        <w:t>）。何西阿以「沒有翻過的餅」來形容以色列（</w:t>
+      </w:r>
+      <w:hyperlink r:id="rId105">
+        <w:r>
+          <w:rPr>
+            <w:lang w:val="zh_TW" w:bidi="zh_TW"/>
+          </w:rPr>
+          <w:rPr>
+            <w:color w:val="0000EE"/>
+            <w:u w:val="single"/>
+          </w:rPr>
+          <w:t>何7:8</w:t>
+        </w:r>
+      </w:hyperlink>
+      <w:r>
+        <w:rPr>
+          <w:lang w:val="zh_TW" w:bidi="zh_TW"/>
+        </w:rPr>
+        <w:t>），指出其在屬靈與政治上極不平衡，一面過熟，一面卻仍生。</w:t>
+      </w:r>
+    </w:p>
+    <w:p>
+      <w:pPr/>
+      <w:r>
+        <w:rPr>
+          <w:lang w:val="zh_TW" w:bidi="zh_TW"/>
+        </w:rPr>
+      </w:r>
+      <w:r>
+        <w:rPr>
+          <w:lang w:val="zh_TW" w:bidi="zh_TW"/>
+        </w:rPr>
+        <w:t>在外交事務上，以色列如「</w:t>
+      </w:r>
+      <w:r>
+        <w:rPr>
+          <w:lang w:val="zh_TW" w:bidi="zh_TW"/>
+        </w:rPr>
+        <w:t>鴿子愚蠢無知</w:t>
+      </w:r>
+      <w:r>
+        <w:rPr>
+          <w:lang w:val="zh_TW" w:bidi="zh_TW"/>
+        </w:rPr>
+        <w:t>」，在埃及與亞述之間來回擺盪，卻毫無分辨能力（</w:t>
+      </w:r>
+      <w:hyperlink r:id="rId34">
+        <w:r>
+          <w:rPr>
+            <w:lang w:val="zh_TW" w:bidi="zh_TW"/>
+          </w:rPr>
+          <w:rPr>
+            <w:color w:val="0000EE"/>
+            <w:u w:val="single"/>
+          </w:rPr>
+          <w:t>何7:11</w:t>
+        </w:r>
+      </w:hyperlink>
+      <w:r>
+        <w:rPr>
+          <w:lang w:val="zh_TW" w:bidi="zh_TW"/>
+        </w:rPr>
+        <w:t>）。他們在需要指引之時並未尋求耶和華的旨意，反而倚靠世上的強權。正因他們對耶和華缺乏信心，且未與罪惡分別，神的管教必然臨到（</w:t>
+      </w:r>
+      <w:hyperlink r:id="rId108">
+        <w:r>
+          <w:rPr>
+            <w:lang w:val="zh_TW" w:bidi="zh_TW"/>
+          </w:rPr>
+          <w:rPr>
+            <w:color w:val="0000EE"/>
+            <w:u w:val="single"/>
+          </w:rPr>
+          <w:t>何7:12</w:t>
+        </w:r>
+      </w:hyperlink>
+      <w:r>
+        <w:rPr>
+          <w:lang w:val="zh_TW" w:bidi="zh_TW"/>
+        </w:rPr>
+        <w:t>；另見</w:t>
+      </w:r>
+      <w:hyperlink r:id="rId109">
+        <w:r>
+          <w:rPr>
+            <w:lang w:val="zh_TW" w:bidi="zh_TW"/>
+          </w:rPr>
+          <w:rPr>
+            <w:color w:val="0000EE"/>
+            <w:u w:val="single"/>
+          </w:rPr>
+          <w:t>林前11:32</w:t>
+        </w:r>
+      </w:hyperlink>
+      <w:r>
+        <w:rPr>
+          <w:lang w:val="zh_TW" w:bidi="zh_TW"/>
+        </w:rPr>
+        <w:t>；</w:t>
+      </w:r>
+      <w:hyperlink r:id="rId110">
+        <w:r>
+          <w:rPr>
+            <w:lang w:val="zh_TW" w:bidi="zh_TW"/>
+          </w:rPr>
+          <w:rPr>
+            <w:color w:val="0000EE"/>
+            <w:u w:val="single"/>
+          </w:rPr>
+          <w:t>來12:5–15</w:t>
+        </w:r>
+      </w:hyperlink>
+      <w:r>
+        <w:rPr>
+          <w:lang w:val="zh_TW" w:bidi="zh_TW"/>
+        </w:rPr>
+        <w:t>）。</w:t>
+      </w:r>
+    </w:p>
+    <w:p>
+      <w:pPr>
+        <w:pStyle w:val="Heading4"/>
+      </w:pPr>
+      <w:r>
+        <w:rPr>
+          <w:lang w:val="zh_TW" w:bidi="zh_TW"/>
+        </w:rPr>
+        <w:t>第八章</w:t>
+      </w:r>
+    </w:p>
+    <w:p>
+      <w:pPr/>
+      <w:r>
+        <w:rPr>
+          <w:lang w:val="zh_TW" w:bidi="zh_TW"/>
+        </w:rPr>
+      </w:r>
+      <w:hyperlink r:id="rId111">
+        <w:r>
+          <w:rPr>
+            <w:lang w:val="zh_TW" w:bidi="zh_TW"/>
+          </w:rPr>
+          <w:rPr>
+            <w:color w:val="0000EE"/>
+            <w:u w:val="single"/>
+          </w:rPr>
+          <w:t>何西阿書第八章</w:t>
+        </w:r>
+      </w:hyperlink>
+      <w:r>
+        <w:rPr>
+          <w:lang w:val="zh_TW" w:bidi="zh_TW"/>
+        </w:rPr>
+        <w:t xml:space="preserve">論及以色列即將臨到的審判（見 </w:t>
+      </w:r>
+      <w:hyperlink r:id="rId112">
+        <w:r>
+          <w:rPr>
+            <w:lang w:val="zh_TW" w:bidi="zh_TW"/>
+          </w:rPr>
+          <w:rPr>
+            <w:color w:val="0000EE"/>
+            <w:u w:val="single"/>
+          </w:rPr>
+          <w:t>何8:7</w:t>
+        </w:r>
+      </w:hyperlink>
+      <w:r>
+        <w:rPr>
+          <w:lang w:val="zh_TW" w:bidi="zh_TW"/>
+        </w:rPr>
+        <w:t>）。警報已響起，警告百姓亞述人的逼近（</w:t>
+      </w:r>
+      <w:hyperlink r:id="rId113">
+        <w:r>
+          <w:rPr>
+            <w:lang w:val="zh_TW" w:bidi="zh_TW"/>
+          </w:rPr>
+          <w:rPr>
+            <w:color w:val="0000EE"/>
+            <w:u w:val="single"/>
+          </w:rPr>
+          <w:t>何8:1</w:t>
+        </w:r>
+      </w:hyperlink>
+      <w:r>
+        <w:rPr>
+          <w:lang w:val="zh_TW" w:bidi="zh_TW"/>
+        </w:rPr>
+        <w:t>；另見</w:t>
+      </w:r>
+      <w:hyperlink r:id="rId114">
+        <w:r>
+          <w:rPr>
+            <w:lang w:val="zh_TW" w:bidi="zh_TW"/>
+          </w:rPr>
+          <w:rPr>
+            <w:color w:val="0000EE"/>
+            <w:u w:val="single"/>
+          </w:rPr>
+          <w:t>結17:2–21</w:t>
+        </w:r>
+      </w:hyperlink>
+      <w:r>
+        <w:rPr>
+          <w:lang w:val="zh_TW" w:bidi="zh_TW"/>
+        </w:rPr>
+        <w:t>）。亞述將攻擊以色列（</w:t>
+      </w:r>
+      <w:hyperlink r:id="rId113">
+        <w:r>
+          <w:rPr>
+            <w:lang w:val="zh_TW" w:bidi="zh_TW"/>
+          </w:rPr>
+          <w:rPr>
+            <w:color w:val="0000EE"/>
+            <w:u w:val="single"/>
+          </w:rPr>
+          <w:t>何8:1</w:t>
+        </w:r>
+      </w:hyperlink>
+      <w:r>
+        <w:rPr>
+          <w:lang w:val="zh_TW" w:bidi="zh_TW"/>
+        </w:rPr>
+        <w:t>），因為以色列違背了西奈之約（見</w:t>
+      </w:r>
+      <w:hyperlink r:id="rId115">
+        <w:r>
+          <w:rPr>
+            <w:lang w:val="zh_TW" w:bidi="zh_TW"/>
+          </w:rPr>
+          <w:rPr>
+            <w:color w:val="0000EE"/>
+            <w:u w:val="single"/>
+          </w:rPr>
+          <w:t>申27:9–29:29</w:t>
+        </w:r>
+      </w:hyperlink>
+      <w:r>
+        <w:rPr>
+          <w:lang w:val="zh_TW" w:bidi="zh_TW"/>
+        </w:rPr>
+        <w:t>），也不遵守摩西的律法。以色列虛假地向神呼求拯救，企圖逃避即將臨到的刑罰（見</w:t>
+      </w:r>
+      <w:hyperlink r:id="rId116">
+        <w:r>
+          <w:rPr>
+            <w:lang w:val="zh_TW" w:bidi="zh_TW"/>
+          </w:rPr>
+          <w:rPr>
+            <w:color w:val="0000EE"/>
+            <w:u w:val="single"/>
+          </w:rPr>
+          <w:t>賽10:5</w:t>
+        </w:r>
+      </w:hyperlink>
+      <w:r>
+        <w:rPr>
+          <w:lang w:val="zh_TW" w:bidi="zh_TW"/>
+        </w:rPr>
+        <w:t>），然而神並不回應，亞述仍將持續追擊這十個支派（</w:t>
+      </w:r>
+      <w:hyperlink r:id="rId117">
+        <w:r>
+          <w:rPr>
+            <w:lang w:val="zh_TW" w:bidi="zh_TW"/>
+          </w:rPr>
+          <w:rPr>
+            <w:color w:val="0000EE"/>
+            <w:u w:val="single"/>
+          </w:rPr>
+          <w:t>何8:2–3</w:t>
+        </w:r>
+      </w:hyperlink>
+      <w:r>
+        <w:rPr>
+          <w:lang w:val="zh_TW" w:bidi="zh_TW"/>
+        </w:rPr>
+        <w:t>）。神施行審判的其它原因還包含了：以色列在未尋求神旨意的情況下擅自立王（</w:t>
+      </w:r>
+      <w:hyperlink r:id="rId118">
+        <w:r>
+          <w:rPr>
+            <w:lang w:val="zh_TW" w:bidi="zh_TW"/>
+          </w:rPr>
+          <w:rPr>
+            <w:color w:val="0000EE"/>
+            <w:u w:val="single"/>
+          </w:rPr>
+          <w:t>何8:4a</w:t>
+        </w:r>
+      </w:hyperlink>
+      <w:r>
+        <w:rPr>
+          <w:lang w:val="zh_TW" w:bidi="zh_TW"/>
+        </w:rPr>
+        <w:t>），以及他們對偶像的崇拜（</w:t>
+      </w:r>
+      <w:hyperlink r:id="rId119">
+        <w:r>
+          <w:rPr>
+            <w:lang w:val="zh_TW" w:bidi="zh_TW"/>
+          </w:rPr>
+          <w:rPr>
+            <w:color w:val="0000EE"/>
+            <w:u w:val="single"/>
+          </w:rPr>
+          <w:t>何8:4b-6</w:t>
+        </w:r>
+      </w:hyperlink>
+      <w:r>
+        <w:rPr>
+          <w:lang w:val="zh_TW" w:bidi="zh_TW"/>
+        </w:rPr>
+        <w:t>）。由於全國的悖逆，他們所獻的祭並不蒙悅納（見</w:t>
+      </w:r>
+      <w:hyperlink r:id="rId120">
+        <w:r>
+          <w:rPr>
+            <w:lang w:val="zh_TW" w:bidi="zh_TW"/>
+          </w:rPr>
+          <w:rPr>
+            <w:color w:val="0000EE"/>
+            <w:u w:val="single"/>
+          </w:rPr>
+          <w:t>撒上15:22</w:t>
+        </w:r>
+      </w:hyperlink>
+      <w:r>
+        <w:rPr>
+          <w:lang w:val="zh_TW" w:bidi="zh_TW"/>
+        </w:rPr>
+        <w:t>；</w:t>
+      </w:r>
+      <w:hyperlink r:id="rId121">
+        <w:r>
+          <w:rPr>
+            <w:lang w:val="zh_TW" w:bidi="zh_TW"/>
+          </w:rPr>
+          <w:rPr>
+            <w:color w:val="0000EE"/>
+            <w:u w:val="single"/>
+          </w:rPr>
+          <w:t>賽1:11–15</w:t>
+        </w:r>
+      </w:hyperlink>
+      <w:r>
+        <w:rPr>
+          <w:lang w:val="zh_TW" w:bidi="zh_TW"/>
+        </w:rPr>
+        <w:t>）。因此，以色列將再次被擄，彷彿先前在埃及的被擄（</w:t>
+      </w:r>
+      <w:hyperlink r:id="rId122">
+        <w:r>
+          <w:rPr>
+            <w:lang w:val="zh_TW" w:bidi="zh_TW"/>
+          </w:rPr>
+          <w:rPr>
+            <w:color w:val="0000EE"/>
+            <w:u w:val="single"/>
+          </w:rPr>
+          <w:t>何8:13</w:t>
+        </w:r>
+      </w:hyperlink>
+      <w:r>
+        <w:rPr>
+          <w:lang w:val="zh_TW" w:bidi="zh_TW"/>
+        </w:rPr>
+        <w:t>）。</w:t>
+      </w:r>
+    </w:p>
+    <w:p>
+      <w:pPr>
+        <w:pStyle w:val="Heading4"/>
+      </w:pPr>
+      <w:r>
+        <w:rPr>
+          <w:lang w:val="zh_TW" w:bidi="zh_TW"/>
+        </w:rPr>
+        <w:t>第九章</w:t>
+      </w:r>
+    </w:p>
+    <w:p>
+      <w:pPr/>
+      <w:r>
+        <w:rPr>
+          <w:lang w:val="zh_TW" w:bidi="zh_TW"/>
+        </w:rPr>
+      </w:r>
+      <w:hyperlink r:id="rId123">
+        <w:r>
+          <w:rPr>
+            <w:lang w:val="zh_TW" w:bidi="zh_TW"/>
+          </w:rPr>
+          <w:rPr>
+            <w:color w:val="0000EE"/>
+            <w:u w:val="single"/>
+          </w:rPr>
+          <w:t>何西阿書第九章</w:t>
+        </w:r>
+      </w:hyperlink>
+      <w:r>
+        <w:rPr>
+          <w:lang w:val="zh_TW" w:bidi="zh_TW"/>
+        </w:rPr>
+        <w:t>繼續深化被擄的主題。以色列將失去一切喜樂（</w:t>
+      </w:r>
+      <w:hyperlink r:id="rId124">
+        <w:r>
+          <w:rPr>
+            <w:lang w:val="zh_TW" w:bidi="zh_TW"/>
+          </w:rPr>
+          <w:rPr>
+            <w:color w:val="0000EE"/>
+            <w:u w:val="single"/>
+          </w:rPr>
+          <w:t>何9:1</w:t>
+        </w:r>
+      </w:hyperlink>
+      <w:r>
+        <w:rPr>
+          <w:lang w:val="zh_TW" w:bidi="zh_TW"/>
+        </w:rPr>
+        <w:t>）。土地的出產不再供養他們，因為他們將不再居住在那地（</w:t>
+      </w:r>
+      <w:hyperlink r:id="rId125">
+        <w:r>
+          <w:rPr>
+            <w:lang w:val="zh_TW" w:bidi="zh_TW"/>
+          </w:rPr>
+          <w:rPr>
+            <w:color w:val="0000EE"/>
+            <w:u w:val="single"/>
+          </w:rPr>
+          <w:t>何9:2–3</w:t>
+        </w:r>
+      </w:hyperlink>
+      <w:r>
+        <w:rPr>
+          <w:lang w:val="zh_TW" w:bidi="zh_TW"/>
+        </w:rPr>
+        <w:t>）。部分以色列人將逃往埃及，其餘的人則被擄到亞述。所有獻祭都會停止，他們甚至必須為了生存而耗用原本屬於獻祭用的酒與肉（</w:t>
+      </w:r>
+      <w:hyperlink r:id="rId126">
+        <w:r>
+          <w:rPr>
+            <w:lang w:val="zh_TW" w:bidi="zh_TW"/>
+          </w:rPr>
+          <w:rPr>
+            <w:color w:val="0000EE"/>
+            <w:u w:val="single"/>
+          </w:rPr>
+          <w:t>何9:4–5</w:t>
+        </w:r>
+      </w:hyperlink>
+      <w:r>
+        <w:rPr>
+          <w:lang w:val="zh_TW" w:bidi="zh_TW"/>
+        </w:rPr>
+        <w:t>）。那些逃往埃及的人也難逃死亡，他們也將被埃及人所殺（</w:t>
+      </w:r>
+      <w:hyperlink r:id="rId127">
+        <w:r>
+          <w:rPr>
+            <w:lang w:val="zh_TW" w:bidi="zh_TW"/>
+          </w:rPr>
+          <w:rPr>
+            <w:color w:val="0000EE"/>
+            <w:u w:val="single"/>
+          </w:rPr>
+          <w:t>何9:6</w:t>
+        </w:r>
+      </w:hyperlink>
+      <w:r>
+        <w:rPr>
+          <w:lang w:val="zh_TW" w:bidi="zh_TW"/>
+        </w:rPr>
+        <w:t>）。</w:t>
+      </w:r>
+    </w:p>
+    <w:p>
+      <w:pPr>
+        <w:pStyle w:val="Heading4"/>
+      </w:pPr>
+      <w:r>
+        <w:rPr>
+          <w:lang w:val="zh_TW" w:bidi="zh_TW"/>
+        </w:rPr>
+        <w:t>第十章</w:t>
+      </w:r>
+    </w:p>
+    <w:p>
+      <w:pPr/>
+      <w:r>
+        <w:rPr>
+          <w:lang w:val="zh_TW" w:bidi="zh_TW"/>
+        </w:rPr>
+      </w:r>
+      <w:hyperlink r:id="rId128">
+        <w:r>
+          <w:rPr>
+            <w:lang w:val="zh_TW" w:bidi="zh_TW"/>
+          </w:rPr>
+          <w:rPr>
+            <w:color w:val="0000EE"/>
+            <w:u w:val="single"/>
+          </w:rPr>
+          <w:t>何西阿書第十章</w:t>
+        </w:r>
+      </w:hyperlink>
+      <w:r>
+        <w:rPr>
+          <w:lang w:val="zh_TW" w:bidi="zh_TW"/>
+        </w:rPr>
+        <w:t>進一步描寫以色列的惡行所帶來的後果。以色列原本如同一棵結實纍纍的葡萄樹（</w:t>
+      </w:r>
+      <w:hyperlink r:id="rId129">
+        <w:r>
+          <w:rPr>
+            <w:lang w:val="zh_TW" w:bidi="zh_TW"/>
+          </w:rPr>
+          <w:rPr>
+            <w:color w:val="0000EE"/>
+            <w:u w:val="single"/>
+          </w:rPr>
+          <w:t>何10:1</w:t>
+        </w:r>
+      </w:hyperlink>
+      <w:r>
+        <w:rPr>
+          <w:lang w:val="zh_TW" w:bidi="zh_TW"/>
+        </w:rPr>
+        <w:t>），卻將其豐盛的祝福濫用於異教祭壇的獻祭。他們在神面前成為有罪的百姓，且神將拆毀他們的祭壇，並廢去他們的君王（</w:t>
+      </w:r>
+      <w:hyperlink r:id="rId130">
+        <w:r>
+          <w:rPr>
+            <w:lang w:val="zh_TW" w:bidi="zh_TW"/>
+          </w:rPr>
+          <w:rPr>
+            <w:color w:val="0000EE"/>
+            <w:u w:val="single"/>
+          </w:rPr>
+          <w:t>何10:2–3</w:t>
+        </w:r>
+      </w:hyperlink>
+      <w:r>
+        <w:rPr>
+          <w:lang w:val="zh_TW" w:bidi="zh_TW"/>
+        </w:rPr>
+        <w:t>）。基比亞事件再次被提及（</w:t>
+      </w:r>
+      <w:hyperlink r:id="rId131">
+        <w:r>
+          <w:rPr>
+            <w:lang w:val="zh_TW" w:bidi="zh_TW"/>
+          </w:rPr>
+          <w:rPr>
+            <w:color w:val="0000EE"/>
+            <w:u w:val="single"/>
+          </w:rPr>
+          <w:t>何9:9</w:t>
+        </w:r>
+      </w:hyperlink>
+      <w:r>
+        <w:rPr>
+          <w:lang w:val="zh_TW" w:bidi="zh_TW"/>
+        </w:rPr>
+        <w:t>），為要提醒以色列：偏離神的罪惡不僅具有傳染性，而且會帶來長久而深遠的後果（</w:t>
+      </w:r>
+      <w:hyperlink r:id="rId131">
+        <w:r>
+          <w:rPr>
+            <w:lang w:val="zh_TW" w:bidi="zh_TW"/>
+          </w:rPr>
+          <w:rPr>
+            <w:color w:val="0000EE"/>
+            <w:u w:val="single"/>
+          </w:rPr>
+          <w:t>何9:10</w:t>
+        </w:r>
+      </w:hyperlink>
+      <w:r>
+        <w:rPr>
+          <w:lang w:val="zh_TW" w:bidi="zh_TW"/>
+        </w:rPr>
+        <w:t>）。</w:t>
+      </w:r>
+      <w:hyperlink r:id="rId132">
+        <w:r>
+          <w:rPr>
+            <w:lang w:val="zh_TW" w:bidi="zh_TW"/>
+          </w:rPr>
+          <w:rPr>
+            <w:color w:val="0000EE"/>
+            <w:u w:val="single"/>
+          </w:rPr>
+          <w:t>何西阿書十章10節</w:t>
+        </w:r>
+      </w:hyperlink>
+      <w:r>
+        <w:rPr>
+          <w:lang w:val="zh_TW" w:bidi="zh_TW"/>
+        </w:rPr>
+        <w:t>所提到的「兩樣的罪」，很可能是指在伯特利與但所設立的兩個金牛犢偶像，這些都招致了神的刑罰。而其結果將是沉重勞役與嚴厲的轄制（</w:t>
+      </w:r>
+      <w:hyperlink r:id="rId133">
+        <w:r>
+          <w:rPr>
+            <w:lang w:val="zh_TW" w:bidi="zh_TW"/>
+          </w:rPr>
+          <w:rPr>
+            <w:color w:val="0000EE"/>
+            <w:u w:val="single"/>
+          </w:rPr>
+          <w:t>何10:11</w:t>
+        </w:r>
+      </w:hyperlink>
+      <w:r>
+        <w:rPr>
+          <w:lang w:val="zh_TW" w:bidi="zh_TW"/>
+        </w:rPr>
+        <w:t>）。</w:t>
+      </w:r>
+    </w:p>
+    <w:p>
+      <w:pPr>
+        <w:pStyle w:val="Heading4"/>
+      </w:pPr>
+      <w:r>
+        <w:rPr>
+          <w:lang w:val="zh_TW" w:bidi="zh_TW"/>
+        </w:rPr>
+        <w:t>第十一至十四章</w:t>
+      </w:r>
+    </w:p>
+    <w:p>
+      <w:pPr/>
+      <w:r>
+        <w:rPr>
+          <w:lang w:val="zh_TW" w:bidi="zh_TW"/>
+        </w:rPr>
+      </w:r>
+      <w:r>
+        <w:rPr>
+          <w:lang w:val="zh_TW" w:bidi="zh_TW"/>
+        </w:rPr>
+        <w:t>第十一至第十四章總結了何西阿的預言，宣告了以色列將來得以恢復的信息。這恢復的根基在於父不變的慈愛（</w:t>
+      </w:r>
+      <w:hyperlink r:id="rId134">
+        <w:r>
+          <w:rPr>
+            <w:lang w:val="zh_TW" w:bidi="zh_TW"/>
+          </w:rPr>
+          <w:rPr>
+            <w:color w:val="0000EE"/>
+            <w:u w:val="single"/>
+          </w:rPr>
+          <w:t>何11:1–12</w:t>
+        </w:r>
+      </w:hyperlink>
+      <w:r>
+        <w:rPr>
+          <w:lang w:val="zh_TW" w:bidi="zh_TW"/>
+        </w:rPr>
+        <w:t>）。作為一個民族，以色列曾被呼召出埃及，成為耶和華的兒子（</w:t>
+      </w:r>
+      <w:hyperlink r:id="rId135">
+        <w:r>
+          <w:rPr>
+            <w:lang w:val="zh_TW" w:bidi="zh_TW"/>
+          </w:rPr>
+          <w:rPr>
+            <w:color w:val="0000EE"/>
+            <w:u w:val="single"/>
+          </w:rPr>
+          <w:t>何11:1</w:t>
+        </w:r>
+      </w:hyperlink>
+      <w:r>
+        <w:rPr>
+          <w:lang w:val="zh_TW" w:bidi="zh_TW"/>
+        </w:rPr>
+        <w:t>；另見</w:t>
+      </w:r>
+      <w:hyperlink r:id="rId136">
+        <w:r>
+          <w:rPr>
+            <w:lang w:val="zh_TW" w:bidi="zh_TW"/>
+          </w:rPr>
+          <w:rPr>
+            <w:color w:val="0000EE"/>
+            <w:u w:val="single"/>
+          </w:rPr>
+          <w:t>出4:22–23</w:t>
+        </w:r>
+      </w:hyperlink>
+      <w:r>
+        <w:rPr>
+          <w:lang w:val="zh_TW" w:bidi="zh_TW"/>
+        </w:rPr>
+        <w:t>）。然而，以色列並未回應父的愛，反而轉向與外邦結盟（</w:t>
+      </w:r>
+      <w:hyperlink r:id="rId137">
+        <w:r>
+          <w:rPr>
+            <w:lang w:val="zh_TW" w:bidi="zh_TW"/>
+          </w:rPr>
+          <w:rPr>
+            <w:color w:val="0000EE"/>
+            <w:u w:val="single"/>
+          </w:rPr>
+          <w:t>何11:5</w:t>
+        </w:r>
+      </w:hyperlink>
+      <w:r>
+        <w:rPr>
+          <w:lang w:val="zh_TW" w:bidi="zh_TW"/>
+        </w:rPr>
+        <w:t>），因此招致審判（</w:t>
+      </w:r>
+      <w:hyperlink r:id="rId138">
+        <w:r>
+          <w:rPr>
+            <w:lang w:val="zh_TW" w:bidi="zh_TW"/>
+          </w:rPr>
+          <w:rPr>
+            <w:color w:val="0000EE"/>
+            <w:u w:val="single"/>
+          </w:rPr>
+          <w:t>何11:5–7</w:t>
+        </w:r>
+      </w:hyperlink>
+      <w:r>
+        <w:rPr>
+          <w:lang w:val="zh_TW" w:bidi="zh_TW"/>
+        </w:rPr>
+        <w:t>）。耶和華的話語顯明，因祂完全的聖潔與公義，祂的審判決不改變（</w:t>
+      </w:r>
+      <w:hyperlink r:id="rId139">
+        <w:r>
+          <w:rPr>
+            <w:lang w:val="zh_TW" w:bidi="zh_TW"/>
+          </w:rPr>
+          <w:rPr>
+            <w:color w:val="0000EE"/>
+            <w:u w:val="single"/>
+          </w:rPr>
+          <w:t>何12:1–13:16</w:t>
+        </w:r>
+      </w:hyperlink>
+      <w:r>
+        <w:rPr>
+          <w:lang w:val="zh_TW" w:bidi="zh_TW"/>
+        </w:rPr>
+        <w:t>）。以色列的罪惡要求公正的刑罰（</w:t>
+      </w:r>
+      <w:hyperlink r:id="rId140">
+        <w:r>
+          <w:rPr>
+            <w:lang w:val="zh_TW" w:bidi="zh_TW"/>
+          </w:rPr>
+          <w:rPr>
+            <w:color w:val="0000EE"/>
+            <w:u w:val="single"/>
+          </w:rPr>
+          <w:t>何12:1–2</w:t>
+        </w:r>
+      </w:hyperlink>
+      <w:r>
+        <w:rPr>
+          <w:lang w:val="zh_TW" w:bidi="zh_TW"/>
+        </w:rPr>
+        <w:t>），而北國的滅亡正是以色列自己所造成的結果。儘管如此，神仍宣告祂可以成為以色列的幫助（</w:t>
+      </w:r>
+      <w:hyperlink r:id="rId141">
+        <w:r>
+          <w:rPr>
+            <w:lang w:val="zh_TW" w:bidi="zh_TW"/>
+          </w:rPr>
+          <w:rPr>
+            <w:color w:val="0000EE"/>
+            <w:u w:val="single"/>
+          </w:rPr>
+          <w:t>何13:9</w:t>
+        </w:r>
+      </w:hyperlink>
+      <w:r>
+        <w:rPr>
+          <w:lang w:val="zh_TW" w:bidi="zh_TW"/>
+        </w:rPr>
+        <w:t>）。</w:t>
+      </w:r>
+    </w:p>
+    <w:p>
+      <w:pPr/>
+      <w:r>
+        <w:rPr>
+          <w:lang w:val="zh_TW" w:bidi="zh_TW"/>
+        </w:rPr>
+      </w:r>
+      <w:r>
+        <w:rPr>
+          <w:lang w:val="zh_TW" w:bidi="zh_TW"/>
+        </w:rPr>
+        <w:t>以色列本應及時悔改，卻始終沒有作為（</w:t>
+      </w:r>
+      <w:hyperlink r:id="rId142">
+        <w:r>
+          <w:rPr>
+            <w:lang w:val="zh_TW" w:bidi="zh_TW"/>
+          </w:rPr>
+          <w:rPr>
+            <w:color w:val="0000EE"/>
+            <w:u w:val="single"/>
+          </w:rPr>
+          <w:t>何13:13</w:t>
+        </w:r>
+      </w:hyperlink>
+      <w:r>
+        <w:rPr>
+          <w:lang w:val="zh_TW" w:bidi="zh_TW"/>
+        </w:rPr>
+        <w:t>）。然而，耶和華的憐憫最終將勝過死亡，使以色列在屬靈、政治，甚至可能在身體層面得以存活（</w:t>
+      </w:r>
+      <w:hyperlink r:id="rId143">
+        <w:r>
+          <w:rPr>
+            <w:lang w:val="zh_TW" w:bidi="zh_TW"/>
+          </w:rPr>
+          <w:rPr>
+            <w:color w:val="0000EE"/>
+            <w:u w:val="single"/>
+          </w:rPr>
+          <w:t>13:14</w:t>
+        </w:r>
+      </w:hyperlink>
+      <w:r>
+        <w:rPr>
+          <w:lang w:val="zh_TW" w:bidi="zh_TW"/>
+        </w:rPr>
+        <w:t>；另見</w:t>
+      </w:r>
+      <w:hyperlink r:id="rId90">
+        <w:r>
+          <w:rPr>
+            <w:lang w:val="zh_TW" w:bidi="zh_TW"/>
+          </w:rPr>
+          <w:rPr>
+            <w:color w:val="0000EE"/>
+            <w:u w:val="single"/>
+          </w:rPr>
+          <w:t>拉37:1–14</w:t>
+        </w:r>
+      </w:hyperlink>
+      <w:r>
+        <w:rPr>
+          <w:lang w:val="zh_TW" w:bidi="zh_TW"/>
+        </w:rPr>
+        <w:t>；</w:t>
+      </w:r>
+      <w:hyperlink r:id="rId144">
+        <w:r>
+          <w:rPr>
+            <w:lang w:val="zh_TW" w:bidi="zh_TW"/>
+          </w:rPr>
+          <w:rPr>
+            <w:color w:val="0000EE"/>
+            <w:u w:val="single"/>
+          </w:rPr>
+          <w:t>但12:1–2</w:t>
+        </w:r>
+      </w:hyperlink>
+      <w:r>
+        <w:rPr>
+          <w:lang w:val="zh_TW" w:bidi="zh_TW"/>
+        </w:rPr>
+        <w:t>、</w:t>
+      </w:r>
+      <w:hyperlink r:id="rId144">
+        <w:r>
+          <w:rPr>
+            <w:lang w:val="zh_TW" w:bidi="zh_TW"/>
+          </w:rPr>
+          <w:rPr>
+            <w:color w:val="0000EE"/>
+            <w:u w:val="single"/>
+          </w:rPr>
+          <w:t>13</w:t>
+        </w:r>
+      </w:hyperlink>
+      <w:r>
+        <w:rPr>
+          <w:lang w:val="zh_TW" w:bidi="zh_TW"/>
+        </w:rPr>
+        <w:t>）。</w:t>
+      </w:r>
+    </w:p>
+    <w:p>
+      <w:pPr/>
+      <w:r>
+        <w:rPr>
+          <w:lang w:val="zh_TW" w:bidi="zh_TW"/>
+        </w:rPr>
+      </w:r>
+      <w:hyperlink r:id="rId145">
+        <w:r>
+          <w:rPr>
+            <w:lang w:val="zh_TW" w:bidi="zh_TW"/>
+          </w:rPr>
+          <w:rPr>
+            <w:color w:val="0000EE"/>
+            <w:u w:val="single"/>
+          </w:rPr>
+          <w:t>何西阿書十四章</w:t>
+        </w:r>
+      </w:hyperlink>
+      <w:r>
+        <w:rPr>
+          <w:lang w:val="zh_TW" w:bidi="zh_TW"/>
+        </w:rPr>
+        <w:t>呈現了神滿有慈愛的邀請，呼籲以色列藉著認罪、禱告與讚美回轉歸向祂（</w:t>
+      </w:r>
+      <w:hyperlink r:id="rId146">
+        <w:r>
+          <w:rPr>
+            <w:lang w:val="zh_TW" w:bidi="zh_TW"/>
+          </w:rPr>
+          <w:rPr>
+            <w:color w:val="0000EE"/>
+            <w:u w:val="single"/>
+          </w:rPr>
+          <w:t>何14:2</w:t>
+        </w:r>
+      </w:hyperlink>
+      <w:r>
+        <w:rPr>
+          <w:lang w:val="zh_TW" w:bidi="zh_TW"/>
+        </w:rPr>
+        <w:t>）。「嘴唇的祭」（</w:t>
+      </w:r>
+      <w:hyperlink r:id="rId146">
+        <w:r>
+          <w:rPr>
+            <w:lang w:val="zh_TW" w:bidi="zh_TW"/>
+          </w:rPr>
+          <w:rPr>
+            <w:color w:val="0000EE"/>
+            <w:u w:val="single"/>
+          </w:rPr>
+          <w:t>何14:2</w:t>
+        </w:r>
+      </w:hyperlink>
+      <w:r>
+        <w:rPr>
+          <w:lang w:val="zh_TW" w:bidi="zh_TW"/>
+        </w:rPr>
+        <w:t>）指的是感謝祭，這類祭物通常包括年幼的公牛（</w:t>
+      </w:r>
+      <w:hyperlink r:id="rId147">
+        <w:r>
+          <w:rPr>
+            <w:lang w:val="zh_TW" w:bidi="zh_TW"/>
+          </w:rPr>
+          <w:rPr>
+            <w:color w:val="0000EE"/>
+            <w:u w:val="single"/>
+          </w:rPr>
+          <w:t>出24:5</w:t>
+        </w:r>
+      </w:hyperlink>
+      <w:r>
+        <w:rPr>
+          <w:lang w:val="zh_TW" w:bidi="zh_TW"/>
+        </w:rPr>
+        <w:t>；</w:t>
+      </w:r>
+      <w:hyperlink r:id="rId148">
+        <w:r>
+          <w:rPr>
+            <w:lang w:val="zh_TW" w:bidi="zh_TW"/>
+          </w:rPr>
+          <w:rPr>
+            <w:color w:val="0000EE"/>
+            <w:u w:val="single"/>
+          </w:rPr>
+          <w:t>利7:11–15</w:t>
+        </w:r>
+      </w:hyperlink>
+      <w:r>
+        <w:rPr>
+          <w:lang w:val="zh_TW" w:bidi="zh_TW"/>
+        </w:rPr>
+        <w:t>；另見</w:t>
+      </w:r>
+      <w:hyperlink r:id="rId149">
+        <w:r>
+          <w:rPr>
+            <w:lang w:val="zh_TW" w:bidi="zh_TW"/>
+          </w:rPr>
+          <w:rPr>
+            <w:color w:val="0000EE"/>
+            <w:u w:val="single"/>
+          </w:rPr>
+          <w:t>詩51:17–19</w:t>
+        </w:r>
+      </w:hyperlink>
+      <w:r>
+        <w:rPr>
+          <w:lang w:val="zh_TW" w:bidi="zh_TW"/>
+        </w:rPr>
+        <w:t>，</w:t>
+      </w:r>
+      <w:hyperlink r:id="rId150">
+        <w:r>
+          <w:rPr>
+            <w:lang w:val="zh_TW" w:bidi="zh_TW"/>
+          </w:rPr>
+          <w:rPr>
+            <w:color w:val="0000EE"/>
+            <w:u w:val="single"/>
+          </w:rPr>
+          <w:t>69:30–31</w:t>
+        </w:r>
+      </w:hyperlink>
+      <w:r>
+        <w:rPr>
+          <w:lang w:val="zh_TW" w:bidi="zh_TW"/>
+        </w:rPr>
+        <w:t>；</w:t>
+      </w:r>
+      <w:hyperlink r:id="rId151">
+        <w:r>
+          <w:rPr>
+            <w:lang w:val="zh_TW" w:bidi="zh_TW"/>
+          </w:rPr>
+          <w:rPr>
+            <w:color w:val="0000EE"/>
+            <w:u w:val="single"/>
+          </w:rPr>
+          <w:t>來13:15–16</w:t>
+        </w:r>
+      </w:hyperlink>
+      <w:r>
+        <w:rPr>
+          <w:lang w:val="zh_TW" w:bidi="zh_TW"/>
+        </w:rPr>
+        <w:t>）。以色列在認罪時，也必須承認拯救既不來自亞述（政治聯盟），也不來自偶像（</w:t>
+      </w:r>
+      <w:hyperlink r:id="rId152">
+        <w:r>
+          <w:rPr>
+            <w:lang w:val="zh_TW" w:bidi="zh_TW"/>
+          </w:rPr>
+          <w:rPr>
+            <w:color w:val="0000EE"/>
+            <w:u w:val="single"/>
+          </w:rPr>
+          <w:t>何14:3</w:t>
+        </w:r>
+      </w:hyperlink>
+      <w:r>
+        <w:rPr>
+          <w:lang w:val="zh_TW" w:bidi="zh_TW"/>
+        </w:rPr>
+        <w:t>）。</w:t>
+      </w:r>
+    </w:p>
+    <w:p>
+      <w:pPr/>
+      <w:r>
+        <w:rPr>
+          <w:lang w:val="zh_TW" w:bidi="zh_TW"/>
+        </w:rPr>
+      </w:r>
+      <w:r>
+        <w:rPr>
+          <w:lang w:val="zh_TW" w:bidi="zh_TW"/>
+        </w:rPr>
+        <w:t>神在以色列恢復的過程中屢次應許祂的祝福（請注意</w:t>
+      </w:r>
+      <w:hyperlink r:id="rId153">
+        <w:r>
+          <w:rPr>
+            <w:lang w:val="zh_TW" w:bidi="zh_TW"/>
+          </w:rPr>
+          <w:rPr>
+            <w:color w:val="0000EE"/>
+            <w:u w:val="single"/>
+          </w:rPr>
+          <w:t>何14:4–5</w:t>
+        </w:r>
+      </w:hyperlink>
+      <w:r>
+        <w:rPr>
+          <w:lang w:val="zh_TW" w:bidi="zh_TW"/>
+        </w:rPr>
+        <w:t>中反覆出現「我必」）。耶和華將在屬靈上醫治以色列、無條件地愛他們、使他們全然昌盛，並完全保護他們（</w:t>
+      </w:r>
+      <w:hyperlink r:id="rId154">
+        <w:r>
+          <w:rPr>
+            <w:lang w:val="zh_TW" w:bidi="zh_TW"/>
+          </w:rPr>
+          <w:rPr>
+            <w:color w:val="0000EE"/>
+            <w:u w:val="single"/>
+          </w:rPr>
+          <w:t>何14:4–7</w:t>
+        </w:r>
+      </w:hyperlink>
+      <w:r>
+        <w:rPr>
+          <w:lang w:val="zh_TW" w:bidi="zh_TW"/>
+        </w:rPr>
+        <w:t>）。以色列將如百合花般美麗、如香柏樹般堅固、又如橄欖樹般多結果子。</w:t>
+      </w:r>
+    </w:p>
+    <w:p>
+      <w:pPr>
+        <w:pStyle w:val="Heading3"/>
+      </w:pPr>
+      <w:r>
+        <w:rPr>
+          <w:lang w:val="zh_TW" w:bidi="zh_TW"/>
+        </w:rPr>
+        <w:t>何西阿書的核心信息是什麼？</w:t>
+      </w:r>
+    </w:p>
+    <w:p>
+      <w:pPr/>
+      <w:r>
+        <w:rPr>
+          <w:lang w:val="zh_TW" w:bidi="zh_TW"/>
+        </w:rPr>
+      </w:r>
+      <w:r>
+        <w:rPr>
+          <w:lang w:val="zh_TW" w:bidi="zh_TW"/>
+        </w:rPr>
+        <w:t>何西阿書的核心信息集中在全書最後一節經文（</w:t>
+      </w:r>
+      <w:hyperlink r:id="rId155">
+        <w:r>
+          <w:rPr>
+            <w:lang w:val="zh_TW" w:bidi="zh_TW"/>
+          </w:rPr>
+          <w:rPr>
+            <w:color w:val="0000EE"/>
+            <w:u w:val="single"/>
+          </w:rPr>
+          <w:t>何14:9</w:t>
+        </w:r>
+      </w:hyperlink>
+      <w:r>
+        <w:rPr>
+          <w:lang w:val="zh_TW" w:bidi="zh_TW"/>
+        </w:rPr>
+        <w:t>）。智慧人必行在敬虔的道路上，愚昧人卻行在悖逆不敬虔的路徑中。凡選擇敬虔生活的人，將經歷以下恩典：</w:t>
+      </w:r>
+    </w:p>
+    <w:p>
+      <w:pPr>
+        <w:pStyle w:val="ListBullet"/>
+        <w:spacing w:line="240" w:lineRule="auto"/>
+        <w:ind w:left="720"/>
+      </w:pPr>
+      <w:r>
+        <w:rPr>
+          <w:lang w:val="zh_TW" w:bidi="zh_TW"/>
+        </w:rPr>
+      </w:r>
+      <w:r>
+        <w:rPr>
+          <w:lang w:val="zh_TW" w:bidi="zh_TW"/>
+        </w:rPr>
+        <w:t>恢復</w:t>
+      </w:r>
+    </w:p>
+    <w:p>
+      <w:pPr>
+        <w:pStyle w:val="ListBullet"/>
+        <w:spacing w:line="240" w:lineRule="auto"/>
+        <w:ind w:left="720"/>
+      </w:pPr>
+      <w:r>
+        <w:rPr>
+          <w:lang w:val="zh_TW" w:bidi="zh_TW"/>
+        </w:rPr>
+      </w:r>
+      <w:r>
+        <w:rPr>
+          <w:lang w:val="zh_TW" w:bidi="zh_TW"/>
+        </w:rPr>
+        <w:t>勝過死亡（</w:t>
+      </w:r>
+      <w:hyperlink r:id="rId143">
+        <w:r>
+          <w:rPr>
+            <w:lang w:val="zh_TW" w:bidi="zh_TW"/>
+          </w:rPr>
+          <w:rPr>
+            <w:color w:val="0000EE"/>
+            <w:u w:val="single"/>
+          </w:rPr>
+          <w:t>何13:14</w:t>
+        </w:r>
+      </w:hyperlink>
+      <w:r>
+        <w:rPr>
+          <w:lang w:val="zh_TW" w:bidi="zh_TW"/>
+        </w:rPr>
+        <w:t>）</w:t>
+      </w:r>
+    </w:p>
+    <w:p>
+      <w:pPr>
+        <w:pStyle w:val="ListBullet"/>
+        <w:spacing w:line="240" w:lineRule="auto"/>
+        <w:ind w:left="720"/>
+      </w:pPr>
+      <w:r>
+        <w:rPr>
+          <w:lang w:val="zh_TW" w:bidi="zh_TW"/>
+        </w:rPr>
+      </w:r>
+      <w:r>
+        <w:rPr>
+          <w:lang w:val="zh_TW" w:bidi="zh_TW"/>
+        </w:rPr>
+        <w:t>祝福（</w:t>
+      </w:r>
+      <w:hyperlink r:id="rId154">
+        <w:r>
+          <w:rPr>
+            <w:lang w:val="zh_TW" w:bidi="zh_TW"/>
+          </w:rPr>
+          <w:rPr>
+            <w:color w:val="0000EE"/>
+            <w:u w:val="single"/>
+          </w:rPr>
+          <w:t>何14:4–7</w:t>
+        </w:r>
+      </w:hyperlink>
+      <w:r>
+        <w:rPr>
+          <w:lang w:val="zh_TW" w:bidi="zh_TW"/>
+        </w:rPr>
+        <w:t>）</w:t>
+      </w:r>
+    </w:p>
+    <w:p>
+      <w:pPr/>
+      <w:r>
+        <w:rPr>
+          <w:lang w:val="zh_TW" w:bidi="zh_TW"/>
+        </w:rPr>
+      </w:r>
+      <w:r>
+        <w:rPr>
+          <w:lang w:val="zh_TW" w:bidi="zh_TW"/>
+        </w:rPr>
+        <w:t>偶像崇拜，是指任何取代神、佔據人心位置的事物。以色列並沒有尋求神的：</w:t>
+      </w:r>
+    </w:p>
+    <w:p>
+      <w:pPr>
+        <w:pStyle w:val="ListBullet"/>
+        <w:spacing w:line="240" w:lineRule="auto"/>
+        <w:ind w:left="720"/>
+      </w:pPr>
+      <w:r>
+        <w:rPr>
+          <w:lang w:val="zh_TW" w:bidi="zh_TW"/>
+        </w:rPr>
+      </w:r>
+      <w:r>
+        <w:rPr>
+          <w:lang w:val="zh_TW" w:bidi="zh_TW"/>
+        </w:rPr>
+        <w:t>引導</w:t>
+      </w:r>
+    </w:p>
+    <w:p>
+      <w:pPr>
+        <w:pStyle w:val="ListBullet"/>
+        <w:spacing w:line="240" w:lineRule="auto"/>
+        <w:ind w:left="720"/>
+      </w:pPr>
+      <w:r>
+        <w:rPr>
+          <w:lang w:val="zh_TW" w:bidi="zh_TW"/>
+        </w:rPr>
+      </w:r>
+      <w:r>
+        <w:rPr>
+          <w:lang w:val="zh_TW" w:bidi="zh_TW"/>
+        </w:rPr>
+        <w:t>幫助</w:t>
+      </w:r>
+    </w:p>
+    <w:p>
+      <w:pPr>
+        <w:pStyle w:val="ListBullet"/>
+        <w:spacing w:line="240" w:lineRule="auto"/>
+        <w:ind w:left="720"/>
+      </w:pPr>
+      <w:r>
+        <w:rPr>
+          <w:lang w:val="zh_TW" w:bidi="zh_TW"/>
+        </w:rPr>
+      </w:r>
+      <w:r>
+        <w:rPr>
+          <w:lang w:val="zh_TW" w:bidi="zh_TW"/>
+        </w:rPr>
+        <w:t>祝福</w:t>
+      </w:r>
+    </w:p>
+    <w:p>
+      <w:pPr>
+        <w:pStyle w:val="ListBullet"/>
+        <w:spacing w:line="240" w:lineRule="auto"/>
+        <w:ind w:left="720"/>
+      </w:pPr>
+      <w:r>
+        <w:rPr>
+          <w:lang w:val="zh_TW" w:bidi="zh_TW"/>
+        </w:rPr>
+      </w:r>
+      <w:r>
+        <w:rPr>
+          <w:lang w:val="zh_TW" w:bidi="zh_TW"/>
+        </w:rPr>
+        <w:t>拯救</w:t>
+      </w:r>
+    </w:p>
+    <w:p>
+      <w:pPr/>
+      <w:r>
+        <w:rPr>
+          <w:lang w:val="zh_TW" w:bidi="zh_TW"/>
+        </w:rPr>
+      </w:r>
+      <w:r>
+        <w:rPr>
+          <w:lang w:val="zh_TW" w:bidi="zh_TW"/>
+        </w:rPr>
+        <w:t>相反地，以色列轉而倚靠：</w:t>
+      </w:r>
+    </w:p>
+    <w:p>
+      <w:pPr>
+        <w:pStyle w:val="ListBullet"/>
+        <w:spacing w:line="240" w:lineRule="auto"/>
+        <w:ind w:left="720"/>
+      </w:pPr>
+      <w:r>
+        <w:rPr>
+          <w:lang w:val="zh_TW" w:bidi="zh_TW"/>
+        </w:rPr>
+      </w:r>
+      <w:r>
+        <w:rPr>
+          <w:lang w:val="zh_TW" w:bidi="zh_TW"/>
+        </w:rPr>
+        <w:t>外邦神明（</w:t>
+      </w:r>
+      <w:hyperlink r:id="rId156">
+        <w:r>
+          <w:rPr>
+            <w:lang w:val="zh_TW" w:bidi="zh_TW"/>
+          </w:rPr>
+          <w:rPr>
+            <w:color w:val="0000EE"/>
+            <w:u w:val="single"/>
+          </w:rPr>
+          <w:t>何4:12–19</w:t>
+        </w:r>
+      </w:hyperlink>
+      <w:r>
+        <w:rPr>
+          <w:lang w:val="zh_TW" w:bidi="zh_TW"/>
+        </w:rPr>
+        <w:t>）</w:t>
+      </w:r>
+    </w:p>
+    <w:p>
+      <w:pPr>
+        <w:pStyle w:val="ListBullet"/>
+        <w:spacing w:line="240" w:lineRule="auto"/>
+        <w:ind w:left="720"/>
+      </w:pPr>
+      <w:r>
+        <w:rPr>
+          <w:lang w:val="zh_TW" w:bidi="zh_TW"/>
+        </w:rPr>
+      </w:r>
+      <w:r>
+        <w:rPr>
+          <w:lang w:val="zh_TW" w:bidi="zh_TW"/>
+        </w:rPr>
+        <w:t>民族驕傲（</w:t>
+      </w:r>
+      <w:hyperlink r:id="rId157">
+        <w:r>
+          <w:rPr>
+            <w:lang w:val="zh_TW" w:bidi="zh_TW"/>
+          </w:rPr>
+          <w:rPr>
+            <w:color w:val="0000EE"/>
+            <w:u w:val="single"/>
+          </w:rPr>
+          <w:t>何5:5</w:t>
+        </w:r>
+      </w:hyperlink>
+      <w:r>
+        <w:rPr>
+          <w:lang w:val="zh_TW" w:bidi="zh_TW"/>
+        </w:rPr>
+        <w:t>）</w:t>
+      </w:r>
+    </w:p>
+    <w:p>
+      <w:pPr>
+        <w:pStyle w:val="ListBullet"/>
+        <w:spacing w:line="240" w:lineRule="auto"/>
+        <w:ind w:left="720"/>
+      </w:pPr>
+      <w:r>
+        <w:rPr>
+          <w:lang w:val="zh_TW" w:bidi="zh_TW"/>
+        </w:rPr>
+      </w:r>
+      <w:r>
+        <w:rPr>
+          <w:lang w:val="zh_TW" w:bidi="zh_TW"/>
+        </w:rPr>
+        <w:t>宗教儀式（</w:t>
+      </w:r>
+      <w:hyperlink r:id="rId158">
+        <w:r>
+          <w:rPr>
+            <w:lang w:val="zh_TW" w:bidi="zh_TW"/>
+          </w:rPr>
+          <w:rPr>
+            <w:color w:val="0000EE"/>
+            <w:u w:val="single"/>
+          </w:rPr>
+          <w:t>何6:6</w:t>
+        </w:r>
+      </w:hyperlink>
+      <w:r>
+        <w:rPr>
+          <w:lang w:val="zh_TW" w:bidi="zh_TW"/>
+        </w:rPr>
+        <w:t>）</w:t>
+      </w:r>
+    </w:p>
+    <w:p>
+      <w:pPr>
+        <w:pStyle w:val="ListBullet"/>
+        <w:spacing w:line="240" w:lineRule="auto"/>
+        <w:ind w:left="720"/>
+      </w:pPr>
+      <w:r>
+        <w:rPr>
+          <w:lang w:val="zh_TW" w:bidi="zh_TW"/>
+        </w:rPr>
+      </w:r>
+      <w:r>
+        <w:rPr>
+          <w:lang w:val="zh_TW" w:bidi="zh_TW"/>
+        </w:rPr>
+        <w:t>政治上的權宜之計（</w:t>
+      </w:r>
+      <w:hyperlink r:id="rId103">
+        <w:r>
+          <w:rPr>
+            <w:lang w:val="zh_TW" w:bidi="zh_TW"/>
+          </w:rPr>
+          <w:rPr>
+            <w:color w:val="0000EE"/>
+            <w:u w:val="single"/>
+          </w:rPr>
+          <w:t>何7:3</w:t>
+        </w:r>
+      </w:hyperlink>
+      <w:r>
+        <w:rPr>
+          <w:lang w:val="zh_TW" w:bidi="zh_TW"/>
+        </w:rPr>
+        <w:t>）</w:t>
+      </w:r>
+    </w:p>
+    <w:p>
+      <w:pPr>
+        <w:pStyle w:val="ListBullet"/>
+        <w:spacing w:line="240" w:lineRule="auto"/>
+        <w:ind w:left="720"/>
+      </w:pPr>
+      <w:r>
+        <w:rPr>
+          <w:lang w:val="zh_TW" w:bidi="zh_TW"/>
+        </w:rPr>
+      </w:r>
+      <w:r>
+        <w:rPr>
+          <w:lang w:val="zh_TW" w:bidi="zh_TW"/>
+        </w:rPr>
+        <w:t>政治聯盟（</w:t>
+      </w:r>
+      <w:hyperlink r:id="rId34">
+        <w:r>
+          <w:rPr>
+            <w:lang w:val="zh_TW" w:bidi="zh_TW"/>
+          </w:rPr>
+          <w:rPr>
+            <w:color w:val="0000EE"/>
+            <w:u w:val="single"/>
+          </w:rPr>
+          <w:t>何7:11</w:t>
+        </w:r>
+      </w:hyperlink>
+      <w:r>
+        <w:rPr>
+          <w:lang w:val="zh_TW" w:bidi="zh_TW"/>
+        </w:rPr>
+        <w:t>）</w:t>
+      </w:r>
+    </w:p>
+    <w:p>
+      <w:pPr>
+        <w:pStyle w:val="ListBullet"/>
+        <w:spacing w:line="240" w:lineRule="auto"/>
+        <w:ind w:left="720"/>
+      </w:pPr>
+      <w:r>
+        <w:rPr>
+          <w:lang w:val="zh_TW" w:bidi="zh_TW"/>
+        </w:rPr>
+      </w:r>
+      <w:r>
+        <w:rPr>
+          <w:lang w:val="zh_TW" w:bidi="zh_TW"/>
+        </w:rPr>
+        <w:t>世俗政權（</w:t>
+      </w:r>
+      <w:hyperlink r:id="rId118">
+        <w:r>
+          <w:rPr>
+            <w:lang w:val="zh_TW" w:bidi="zh_TW"/>
+          </w:rPr>
+          <w:rPr>
+            <w:color w:val="0000EE"/>
+            <w:u w:val="single"/>
+          </w:rPr>
+          <w:t>何8:4</w:t>
+        </w:r>
+      </w:hyperlink>
+      <w:r>
+        <w:rPr>
+          <w:lang w:val="zh_TW" w:bidi="zh_TW"/>
+        </w:rPr>
+        <w:t>）</w:t>
+      </w:r>
+    </w:p>
+    <w:p>
+      <w:pPr>
+        <w:pStyle w:val="ListBullet"/>
+        <w:spacing w:line="240" w:lineRule="auto"/>
+        <w:ind w:left="720"/>
+      </w:pPr>
+      <w:r>
+        <w:rPr>
+          <w:lang w:val="zh_TW" w:bidi="zh_TW"/>
+        </w:rPr>
+      </w:r>
+      <w:r>
+        <w:rPr>
+          <w:lang w:val="zh_TW" w:bidi="zh_TW"/>
+        </w:rPr>
+        <w:t>建設工程（</w:t>
+      </w:r>
+      <w:hyperlink r:id="rId17">
+        <w:r>
+          <w:rPr>
+            <w:lang w:val="zh_TW" w:bidi="zh_TW"/>
+          </w:rPr>
+          <w:rPr>
+            <w:color w:val="0000EE"/>
+            <w:u w:val="single"/>
+          </w:rPr>
+          <w:t>何8:14</w:t>
+        </w:r>
+      </w:hyperlink>
+      <w:r>
+        <w:rPr>
+          <w:lang w:val="zh_TW" w:bidi="zh_TW"/>
+        </w:rPr>
+        <w:t>）</w:t>
+      </w:r>
+    </w:p>
+    <w:p>
+      <w:pPr>
+        <w:pStyle w:val="ListBullet"/>
+        <w:spacing w:line="240" w:lineRule="auto"/>
+        <w:ind w:left="720"/>
+      </w:pPr>
+      <w:r>
+        <w:rPr>
+          <w:lang w:val="zh_TW" w:bidi="zh_TW"/>
+        </w:rPr>
+      </w:r>
+      <w:r>
+        <w:rPr>
+          <w:lang w:val="zh_TW" w:bidi="zh_TW"/>
+        </w:rPr>
+        <w:t>自私的財富（</w:t>
+      </w:r>
+      <w:hyperlink r:id="rId129">
+        <w:r>
+          <w:rPr>
+            <w:lang w:val="zh_TW" w:bidi="zh_TW"/>
+          </w:rPr>
+          <w:rPr>
+            <w:color w:val="0000EE"/>
+            <w:u w:val="single"/>
+          </w:rPr>
+          <w:t>何10:1</w:t>
+        </w:r>
+      </w:hyperlink>
+      <w:r>
+        <w:rPr>
+          <w:lang w:val="zh_TW" w:bidi="zh_TW"/>
+        </w:rPr>
+        <w:t>）</w:t>
+      </w:r>
+    </w:p>
+    <w:p>
+      <w:pPr>
+        <w:pStyle w:val="ListBullet"/>
+        <w:spacing w:line="240" w:lineRule="auto"/>
+        <w:ind w:left="720"/>
+      </w:pPr>
+      <w:r>
+        <w:rPr>
+          <w:lang w:val="zh_TW" w:bidi="zh_TW"/>
+        </w:rPr>
+      </w:r>
+      <w:r>
+        <w:rPr>
+          <w:lang w:val="zh_TW" w:bidi="zh_TW"/>
+        </w:rPr>
+        <w:t>偶像崇拜（</w:t>
+      </w:r>
+      <w:hyperlink r:id="rId159">
+        <w:r>
+          <w:rPr>
+            <w:lang w:val="zh_TW" w:bidi="zh_TW"/>
+          </w:rPr>
+          <w:rPr>
+            <w:color w:val="0000EE"/>
+            <w:u w:val="single"/>
+          </w:rPr>
+          <w:t>何13:2</w:t>
+        </w:r>
+      </w:hyperlink>
+      <w:r>
+        <w:rPr>
+          <w:lang w:val="zh_TW" w:bidi="zh_TW"/>
+        </w:rPr>
+        <w:t>）</w:t>
+      </w:r>
+    </w:p>
+    <w:p>
+      <w:pPr/>
+      <w:r>
+        <w:rPr>
+          <w:lang w:val="zh_TW" w:bidi="zh_TW"/>
+        </w:rPr>
+      </w:r>
+      <w:r>
+        <w:rPr>
+          <w:lang w:val="zh_TW" w:bidi="zh_TW"/>
+        </w:rPr>
+        <w:t>然而，真正的祝福與安全，唯有在神裡面才能尋得（</w:t>
+      </w:r>
+      <w:hyperlink r:id="rId160">
+        <w:r>
+          <w:rPr>
+            <w:lang w:val="zh_TW" w:bidi="zh_TW"/>
+          </w:rPr>
+          <w:rPr>
+            <w:color w:val="0000EE"/>
+            <w:u w:val="single"/>
+          </w:rPr>
+          <w:t>何13:4</w:t>
+        </w:r>
+      </w:hyperlink>
+      <w:r>
+        <w:rPr>
+          <w:lang w:val="zh_TW" w:bidi="zh_TW"/>
+        </w:rPr>
+        <w:t>、</w:t>
+      </w:r>
+      <w:hyperlink r:id="rId160">
+        <w:r>
+          <w:rPr>
+            <w:lang w:val="zh_TW" w:bidi="zh_TW"/>
+          </w:rPr>
+          <w:rPr>
+            <w:color w:val="0000EE"/>
+            <w:u w:val="single"/>
+          </w:rPr>
+          <w:t>9</w:t>
+        </w:r>
+      </w:hyperlink>
+      <w:r>
+        <w:rPr>
+          <w:lang w:val="zh_TW" w:bidi="zh_TW"/>
+        </w:rPr>
+        <w:t>，</w:t>
+      </w:r>
+      <w:hyperlink r:id="rId154">
+        <w:r>
+          <w:rPr>
+            <w:lang w:val="zh_TW" w:bidi="zh_TW"/>
+          </w:rPr>
+          <w:rPr>
+            <w:color w:val="0000EE"/>
+            <w:u w:val="single"/>
+          </w:rPr>
+          <w:t>14:4–7</w:t>
+        </w:r>
+      </w:hyperlink>
+      <w:r>
+        <w:rPr>
+          <w:lang w:val="zh_TW" w:bidi="zh_TW"/>
+        </w:rPr>
+        <w:t>）。</w:t>
+      </w:r>
+    </w:p>
+    <w:p>
+      <w:pPr/>
+      <w:r>
+        <w:rPr>
+          <w:lang w:val="zh_TW" w:bidi="zh_TW"/>
+        </w:rPr>
+      </w:r>
+      <w:r>
+        <w:rPr>
+          <w:lang w:val="zh_TW" w:bidi="zh_TW"/>
+        </w:rPr>
+        <w:t>何西阿將背道（離棄信仰）描述為具有傳染性的罪。它可能會從屬靈領袖或百姓中的任何一方開始，隨後在彼此之間蔓延擴散（</w:t>
+      </w:r>
+      <w:hyperlink r:id="rId73">
+        <w:r>
+          <w:rPr>
+            <w:lang w:val="zh_TW" w:bidi="zh_TW"/>
+          </w:rPr>
+          <w:rPr>
+            <w:color w:val="0000EE"/>
+            <w:u w:val="single"/>
+          </w:rPr>
+          <w:t>何4:9</w:t>
+        </w:r>
+      </w:hyperlink>
+      <w:r>
+        <w:rPr>
+          <w:lang w:val="zh_TW" w:bidi="zh_TW"/>
+        </w:rPr>
+        <w:t>）。而對背道的懲罰，則取決於個人所承擔的責任大小（</w:t>
+      </w:r>
+      <w:hyperlink r:id="rId77">
+        <w:r>
+          <w:rPr>
+            <w:lang w:val="zh_TW" w:bidi="zh_TW"/>
+          </w:rPr>
+          <w:rPr>
+            <w:color w:val="0000EE"/>
+            <w:u w:val="single"/>
+          </w:rPr>
+          <w:t>何5:1</w:t>
+        </w:r>
+      </w:hyperlink>
+      <w:r>
+        <w:rPr>
+          <w:lang w:val="zh_TW" w:bidi="zh_TW"/>
+        </w:rPr>
+        <w:t>，</w:t>
+      </w:r>
+      <w:hyperlink r:id="rId141">
+        <w:r>
+          <w:rPr>
+            <w:lang w:val="zh_TW" w:bidi="zh_TW"/>
+          </w:rPr>
+          <w:rPr>
+            <w:color w:val="0000EE"/>
+            <w:u w:val="single"/>
+          </w:rPr>
+          <w:t>13:9</w:t>
+        </w:r>
+      </w:hyperlink>
+      <w:r>
+        <w:rPr>
+          <w:lang w:val="zh_TW" w:bidi="zh_TW"/>
+        </w:rPr>
+        <w:t>，</w:t>
+      </w:r>
+      <w:hyperlink r:id="rId161">
+        <w:r>
+          <w:rPr>
+            <w:lang w:val="zh_TW" w:bidi="zh_TW"/>
+          </w:rPr>
+          <w:rPr>
+            <w:color w:val="0000EE"/>
+            <w:u w:val="single"/>
+          </w:rPr>
+          <w:t>14:4</w:t>
+        </w:r>
+      </w:hyperlink>
+      <w:r>
+        <w:rPr>
+          <w:lang w:val="zh_TW" w:bidi="zh_TW"/>
+        </w:rPr>
+        <w:t>）。</w:t>
+      </w:r>
+    </w:p>
+    <w:p>
+      <w:pPr/>
+      <w:r>
+        <w:rPr>
+          <w:lang w:val="zh_TW" w:bidi="zh_TW"/>
+        </w:rPr>
       </w:r>
       <w:r>
         <w:rPr>
           <w:i/>
           <w:lang w:val="zh_TW" w:bidi="zh_TW"/>
         </w:rPr>
-        <w:t>logos</w:t>
-      </w:r>
-      <w:r>
-        <w:rPr>
-          <w:lang w:val="zh_TW" w:bidi="zh_TW"/>
-        </w:rPr>
-        <w:t>，這個詞在希臘文化中有兩個主要含義。它可以指人的內在思想或理性，也可以指思想的表達，即言語。在希臘哲學中，</w:t>
+        <w:t>另見</w:t>
+      </w:r>
+      <w:r>
+        <w:rPr>
+          <w:lang w:val="zh_TW" w:bidi="zh_TW"/>
+        </w:rPr>
+        <w:t xml:space="preserve"> </w:t>
+      </w:r>
+      <w:r>
+        <w:rPr>
+          <w:lang w:val="zh_TW" w:bidi="zh_TW"/>
+        </w:rPr>
+        <w:t>何西阿（人物）</w:t>
+      </w:r>
+      <w:r>
+        <w:rPr>
+          <w:lang w:val="zh_TW" w:bidi="zh_TW"/>
+        </w:rPr>
+        <w:t>；</w:t>
+      </w:r>
+      <w:r>
+        <w:rPr>
+          <w:lang w:val="zh_TW" w:bidi="zh_TW"/>
+        </w:rPr>
+        <w:t>以色列的歷史</w:t>
+      </w:r>
+      <w:r>
+        <w:rPr>
+          <w:lang w:val="zh_TW" w:bidi="zh_TW"/>
+        </w:rPr>
+        <w:t>；</w:t>
+      </w:r>
+      <w:r>
+        <w:rPr>
+          <w:lang w:val="zh_TW" w:bidi="zh_TW"/>
+        </w:rPr>
+        <w:t>預言</w:t>
+      </w:r>
+      <w:r>
+        <w:rPr>
+          <w:lang w:val="zh_TW" w:bidi="zh_TW"/>
+        </w:rPr>
+        <w:t>；</w:t>
+      </w:r>
+      <w:r>
+        <w:rPr>
+          <w:lang w:val="zh_TW" w:bidi="zh_TW"/>
+        </w:rPr>
+        <w:t>先知、女先知</w:t>
+      </w:r>
+      <w:r>
+        <w:rPr>
+          <w:lang w:val="zh_TW" w:bidi="zh_TW"/>
+        </w:rPr>
+        <w:t>。</w:t>
+      </w:r>
+      <w:r>
+        <w:rPr>
+          <w:lang w:val="zh_TW" w:bidi="zh_TW"/>
+        </w:rPr>
+      </w:r>
+      <w:r>
+        <w:rPr>
+          <w:lang w:val="zh_TW" w:bidi="zh_TW"/>
+        </w:rPr>
+      </w:r>
+    </w:p>
+    <w:p>
+      <w:pPr/>
+      <w:r>
+        <w:rPr>
+          <w:lang w:val="zh_TW" w:bidi="zh_TW"/>
+        </w:rPr>
+      </w:r>
+    </w:p>
+    <w:p>
+      <w:pPr>
+        <w:pStyle w:val="Heading2"/>
+      </w:pPr>
+      <w:r>
+        <w:rPr>
+          <w:lang w:val="zh_TW" w:bidi="zh_TW"/>
+        </w:rPr>
+        <w:t>和撒那</w:t>
+      </w:r>
+      <w:r>
+        <w:rPr>
+          <w:lang w:val="zh_TW" w:bidi="zh_TW"/>
+        </w:rPr>
+      </w:r>
+    </w:p>
+    <w:p>
+      <w:pPr/>
+      <w:r>
+        <w:rPr>
+          <w:lang w:val="zh_TW" w:bidi="zh_TW"/>
+        </w:rPr>
+      </w:r>
+      <w:r>
+        <w:rPr>
+          <w:lang w:val="zh_TW" w:bidi="zh_TW"/>
+        </w:rPr>
+        <w:t>希伯來文的意思是「拯救」。它來自</w:t>
+      </w:r>
+      <w:hyperlink r:id="rId162">
+        <w:r>
+          <w:rPr>
+            <w:lang w:val="zh_TW" w:bidi="zh_TW"/>
+          </w:rPr>
+          <w:rPr>
+            <w:color w:val="0000EE"/>
+            <w:u w:val="single"/>
+          </w:rPr>
+          <w:t>詩篇一一八篇25節</w:t>
+        </w:r>
+      </w:hyperlink>
+      <w:r>
+        <w:rPr>
+          <w:lang w:val="zh_TW" w:bidi="zh_TW"/>
+        </w:rPr>
+        <w:t>：「耶和華啊，求你拯救！」</w:t>
+      </w:r>
+    </w:p>
+    <w:p>
+      <w:pPr/>
+      <w:r>
+        <w:rPr>
+          <w:lang w:val="zh_TW" w:bidi="zh_TW"/>
+        </w:rPr>
+      </w:r>
+      <w:hyperlink r:id="rId163">
+        <w:r>
+          <w:rPr>
+            <w:lang w:val="zh_TW" w:bidi="zh_TW"/>
+          </w:rPr>
+          <w:rPr>
+            <w:color w:val="0000EE"/>
+            <w:u w:val="single"/>
+          </w:rPr>
+          <w:t>詩篇一一八篇</w:t>
+        </w:r>
+      </w:hyperlink>
+      <w:r>
+        <w:rPr>
+          <w:lang w:val="zh_TW" w:bidi="zh_TW"/>
+        </w:rPr>
+        <w:t>是一首表達信靠耶和華幫助的詩歌。當人需要神的幫助時，就會這樣說。整首詩篇是「讚美詩」（Hallel）的一部分，是猶太人在重要節日中吟唱的詩歌。第</w:t>
+      </w:r>
+      <w:hyperlink r:id="rId162">
+        <w:r>
+          <w:rPr>
+            <w:lang w:val="zh_TW" w:bidi="zh_TW"/>
+          </w:rPr>
+          <w:rPr>
+            <w:color w:val="0000EE"/>
+            <w:u w:val="single"/>
+          </w:rPr>
+          <w:t>25</w:t>
+        </w:r>
+      </w:hyperlink>
+      <w:r>
+        <w:rPr>
+          <w:lang w:val="zh_TW" w:bidi="zh_TW"/>
+        </w:rPr>
+        <w:t>節在住棚節中被使用，當經文被誦讀時，人們會揮動番石榴樹、柳樹和棕樹的枝條。此外，在其它慶典中，人們也可能以揮動枝條的方式來表達喜樂。例如，在</w:t>
+      </w:r>
+      <w:hyperlink r:id="rId164">
+        <w:r>
+          <w:rPr>
+            <w:lang w:val="zh_TW" w:bidi="zh_TW"/>
+          </w:rPr>
+          <w:rPr>
+            <w:color w:val="0000EE"/>
+            <w:u w:val="single"/>
+          </w:rPr>
+          <w:t>馬加比二書十章6至7節</w:t>
+        </w:r>
+      </w:hyperlink>
+      <w:r>
+        <w:rPr>
+          <w:lang w:val="zh_TW" w:bidi="zh_TW"/>
+        </w:rPr>
+        <w:t>記載中，人們在為了使聖殿恢復聖潔而舉行的儀式上，也揮動枝條。</w:t>
+      </w:r>
+    </w:p>
+    <w:p>
+      <w:pPr/>
+      <w:r>
+        <w:rPr>
+          <w:lang w:val="zh_TW" w:bidi="zh_TW"/>
+        </w:rPr>
+      </w:r>
+      <w:r>
+        <w:rPr>
+          <w:lang w:val="zh_TW" w:bidi="zh_TW"/>
+        </w:rPr>
+        <w:t>當耶穌進入耶路撒冷時，群眾高喊「和散那」（</w:t>
+      </w:r>
+      <w:hyperlink r:id="rId165">
+        <w:r>
+          <w:rPr>
+            <w:lang w:val="zh_TW" w:bidi="zh_TW"/>
+          </w:rPr>
+          <w:rPr>
+            <w:color w:val="0000EE"/>
+            <w:u w:val="single"/>
+          </w:rPr>
+          <w:t>太21:9；</w:t>
+        </w:r>
+      </w:hyperlink>
+      <w:hyperlink r:id="rId166">
+        <w:r>
+          <w:rPr>
+            <w:lang w:val="zh_TW" w:bidi="zh_TW"/>
+          </w:rPr>
+          <w:rPr>
+            <w:color w:val="0000EE"/>
+            <w:u w:val="single"/>
+          </w:rPr>
+          <w:t>可11:9–10；</w:t>
+        </w:r>
+      </w:hyperlink>
+      <w:hyperlink r:id="rId167">
+        <w:r>
+          <w:rPr>
+            <w:lang w:val="zh_TW" w:bidi="zh_TW"/>
+          </w:rPr>
+          <w:rPr>
+            <w:color w:val="0000EE"/>
+            <w:u w:val="single"/>
+          </w:rPr>
+          <w:t>約12:13</w:t>
+        </w:r>
+      </w:hyperlink>
+      <w:r>
+        <w:rPr>
+          <w:lang w:val="zh_TW" w:bidi="zh_TW"/>
+        </w:rPr>
+        <w:t>）。然後他們說：「奉耶和華名來的是應當稱頌的！」（</w:t>
+      </w:r>
+      <w:hyperlink r:id="rId168">
+        <w:r>
+          <w:rPr>
+            <w:lang w:val="zh_TW" w:bidi="zh_TW"/>
+          </w:rPr>
+          <w:rPr>
+            <w:color w:val="0000EE"/>
+            <w:u w:val="single"/>
+          </w:rPr>
+          <w:t>詩118:26</w:t>
+        </w:r>
+      </w:hyperlink>
+      <w:r>
+        <w:rPr>
+          <w:lang w:val="zh_TW" w:bidi="zh_TW"/>
+        </w:rPr>
+        <w:t>）。這表明群眾正在迎接耶穌為彌賽亞（神所揀選的救主）。</w:t>
+      </w:r>
+    </w:p>
+    <w:p>
+      <w:pPr/>
+      <w:r>
+        <w:rPr>
+          <w:lang w:val="zh_TW" w:bidi="zh_TW"/>
+        </w:rPr>
+      </w:r>
+      <w:r>
+        <w:rPr>
+          <w:lang w:val="zh_TW" w:bidi="zh_TW"/>
+        </w:rPr>
+        <w:t>在耶穌之前，人們就已認為「奉耶和華名來的是應當稱頌的」這句話指向彌賽亞。也可能「和散那」一詞本身就帶有關於彌賽亞的含義。</w:t>
+      </w:r>
+    </w:p>
+    <w:p>
+      <w:pPr/>
+      <w:r>
+        <w:rPr>
+          <w:lang w:val="zh_TW" w:bidi="zh_TW"/>
+        </w:rPr>
+      </w:r>
+      <w:r>
+        <w:rPr>
+          <w:lang w:val="zh_TW" w:bidi="zh_TW"/>
+        </w:rPr>
+        <w:t>耶穌進入耶路撒冷時，群眾的其他稱呼也支持這一觀點。在</w:t>
+      </w:r>
+      <w:hyperlink r:id="rId165">
+        <w:r>
+          <w:rPr>
+            <w:lang w:val="zh_TW" w:bidi="zh_TW"/>
+          </w:rPr>
+          <w:rPr>
+            <w:color w:val="0000EE"/>
+            <w:u w:val="single"/>
+          </w:rPr>
+          <w:t>馬太福音二十章9節</w:t>
+        </w:r>
+      </w:hyperlink>
+      <w:r>
+        <w:rPr>
+          <w:lang w:val="zh_TW" w:bidi="zh_TW"/>
+        </w:rPr>
+        <w:t>中，耶穌被稱為「大衛的子孫」；在</w:t>
+      </w:r>
+      <w:hyperlink r:id="rId169">
+        <w:r>
+          <w:rPr>
+            <w:lang w:val="zh_TW" w:bidi="zh_TW"/>
+          </w:rPr>
+          <w:rPr>
+            <w:color w:val="0000EE"/>
+            <w:u w:val="single"/>
+          </w:rPr>
+          <w:t>馬可福音十一章10節</w:t>
+        </w:r>
+      </w:hyperlink>
+      <w:r>
+        <w:rPr>
+          <w:lang w:val="zh_TW" w:bidi="zh_TW"/>
+        </w:rPr>
+        <w:t>中，提到了「我祖大衛之國」。在</w:t>
+      </w:r>
+      <w:hyperlink r:id="rId167">
+        <w:r>
+          <w:rPr>
+            <w:lang w:val="zh_TW" w:bidi="zh_TW"/>
+          </w:rPr>
+          <w:rPr>
+            <w:color w:val="0000EE"/>
+            <w:u w:val="single"/>
+          </w:rPr>
+          <w:t>約翰福音十二章13節</w:t>
+        </w:r>
+      </w:hyperlink>
+      <w:r>
+        <w:rPr>
+          <w:lang w:val="zh_TW" w:bidi="zh_TW"/>
+        </w:rPr>
+        <w:t>中，耶穌被稱為「以色列王」。這些稱呼都表明群眾相信耶穌是彌賽亞。</w:t>
+      </w:r>
+    </w:p>
+    <w:p>
+      <w:pPr/>
+      <w:r>
+        <w:rPr>
+          <w:lang w:val="zh_TW" w:bidi="zh_TW"/>
+        </w:rPr>
+      </w:r>
+      <w:r>
+        <w:rPr>
+          <w:lang w:val="zh_TW" w:bidi="zh_TW"/>
+        </w:rPr>
+        <w:t>當群眾高喊「和散那」時，我們不必認為他們是在期待脫離羅馬的統治。他們可能並不清楚耶穌會如何拯救他們。我們所能確定的是，他們相信耶穌是神所差派來拯救他們的。如果這種讚美中沒有耶穌認為是正確敬拜的元素，祂大概也不會接受。直到耶穌死而復活後，人們才真正明白耶穌作為彌賽亞的真意。</w:t>
+      </w:r>
+    </w:p>
+    <w:p>
+      <w:pPr/>
+      <w:r>
+        <w:rPr>
+          <w:lang w:val="zh_TW" w:bidi="zh_TW"/>
+        </w:rPr>
       </w:r>
       <w:r>
         <w:rPr>
           <w:i/>
           <w:lang w:val="zh_TW" w:bidi="zh_TW"/>
         </w:rPr>
-        <w:t>logos</w:t>
-      </w:r>
-      <w:r>
-        <w:rPr>
-          <w:lang w:val="zh_TW" w:bidi="zh_TW"/>
-        </w:rPr>
-        <w:t xml:space="preserve"> 也意味著宇宙的原則或創造宇宙的能量。</w:t>
+        <w:t>另見</w:t>
+      </w:r>
+      <w:r>
+        <w:rPr>
+          <w:lang w:val="zh_TW" w:bidi="zh_TW"/>
+        </w:rPr>
+        <w:t xml:space="preserve"> </w:t>
+      </w:r>
+      <w:r>
+        <w:rPr>
+          <w:lang w:val="zh_TW" w:bidi="zh_TW"/>
+        </w:rPr>
+        <w:t>讚美詩；</w:t>
+      </w:r>
+      <w:r>
+        <w:rPr>
+          <w:lang w:val="zh_TW" w:bidi="zh_TW"/>
+        </w:rPr>
+        <w:t>哈利路亞；</w:t>
+      </w:r>
+      <w:r>
+        <w:rPr>
+          <w:lang w:val="zh_TW" w:bidi="zh_TW"/>
+        </w:rPr>
+        <w:t>彌賽亞</w:t>
+      </w:r>
+      <w:r>
+        <w:rPr>
+          <w:lang w:val="zh_TW" w:bidi="zh_TW"/>
+        </w:rPr>
+        <w:t>。</w:t>
+      </w:r>
+      <w:r>
+        <w:rPr>
+          <w:lang w:val="zh_TW" w:bidi="zh_TW"/>
+        </w:rPr>
+      </w:r>
+      <w:r>
+        <w:rPr>
+          <w:lang w:val="zh_TW" w:bidi="zh_TW"/>
+        </w:rPr>
       </w:r>
     </w:p>
     <w:p>
@@ -1506,209 +5548,84 @@
           <w:lang w:val="zh_TW" w:bidi="zh_TW"/>
         </w:rPr>
       </w:r>
-      <w:r>
-        <w:rPr>
-          <w:lang w:val="zh_TW" w:bidi="zh_TW"/>
-        </w:rPr>
-        <w:t>在猶太和希臘思想中，</w:t>
+    </w:p>
+    <w:p>
+      <w:pPr>
+        <w:pStyle w:val="Heading2"/>
+      </w:pPr>
+      <w:r>
+        <w:rPr>
+          <w:lang w:val="zh_TW" w:bidi="zh_TW"/>
+        </w:rPr>
+        <w:t>赫</w:t>
+      </w:r>
+      <w:r>
+        <w:rPr>
+          <w:lang w:val="zh_TW" w:bidi="zh_TW"/>
+        </w:rPr>
+      </w:r>
+    </w:p>
+    <w:p>
+      <w:pPr/>
+      <w:r>
+        <w:rPr>
+          <w:lang w:val="zh_TW" w:bidi="zh_TW"/>
+        </w:rPr>
+      </w:r>
+      <w:r>
+        <w:rPr>
+          <w:lang w:val="zh_TW" w:bidi="zh_TW"/>
+        </w:rPr>
+        <w:t>含的後代，迦南的後裔，赫人之祖（</w:t>
+      </w:r>
+      <w:hyperlink r:id="rId170">
+        <w:r>
+          <w:rPr>
+            <w:lang w:val="zh_TW" w:bidi="zh_TW"/>
+          </w:rPr>
+          <w:rPr>
+            <w:color w:val="0000EE"/>
+            <w:u w:val="single"/>
+          </w:rPr>
+          <w:t>創10:15</w:t>
+        </w:r>
+      </w:hyperlink>
+      <w:r>
+        <w:rPr>
+          <w:lang w:val="zh_TW" w:bidi="zh_TW"/>
+        </w:rPr>
+        <w:t>；</w:t>
+      </w:r>
+      <w:hyperlink r:id="rId171">
+        <w:r>
+          <w:rPr>
+            <w:lang w:val="zh_TW" w:bidi="zh_TW"/>
+          </w:rPr>
+          <w:rPr>
+            <w:color w:val="0000EE"/>
+            <w:u w:val="single"/>
+          </w:rPr>
+          <w:t>代上1:13</w:t>
+        </w:r>
+      </w:hyperlink>
+      <w:r>
+        <w:rPr>
+          <w:lang w:val="zh_TW" w:bidi="zh_TW"/>
+        </w:rPr>
+        <w:t>）。</w:t>
       </w:r>
       <w:r>
         <w:rPr>
           <w:i/>
           <w:lang w:val="zh_TW" w:bidi="zh_TW"/>
         </w:rPr>
-        <w:t>logos</w:t>
-      </w:r>
-      <w:r>
-        <w:rPr>
-          <w:lang w:val="zh_TW" w:bidi="zh_TW"/>
-        </w:rPr>
-        <w:t>與創始的概念有關——世界是藉著神的道創造的（</w:t>
-      </w:r>
-      <w:hyperlink r:id="rId61">
-        <w:r>
-          <w:rPr>
-            <w:lang w:val="zh_TW" w:bidi="zh_TW"/>
-          </w:rPr>
-          <w:rPr>
-            <w:color w:val="0000EE"/>
-            <w:u w:val="single"/>
-          </w:rPr>
-          <w:t>創1:3</w:t>
-        </w:r>
-      </w:hyperlink>
-      <w:r>
-        <w:rPr>
-          <w:lang w:val="zh_TW" w:bidi="zh_TW"/>
-        </w:rPr>
-        <w:t>及其下文，重複地出現「神說」這個短語）。約翰考慮過這些想法，但他最可能是創造了一個新的概念來識別神的兒子是神在人類形象中的表達（</w:t>
-      </w:r>
-      <w:hyperlink r:id="rId62">
-        <w:r>
-          <w:rPr>
-            <w:lang w:val="zh_TW" w:bidi="zh_TW"/>
-          </w:rPr>
-          <w:rPr>
-            <w:color w:val="0000EE"/>
-            <w:u w:val="single"/>
-          </w:rPr>
-          <w:t>約1:14</w:t>
-        </w:r>
-      </w:hyperlink>
-      <w:r>
-        <w:rPr>
-          <w:lang w:val="zh_TW" w:bidi="zh_TW"/>
-        </w:rPr>
-        <w:t>）。</w:t>
-      </w:r>
-    </w:p>
-    <w:p>
-      <w:pPr/>
-      <w:r>
-        <w:rPr>
-          <w:lang w:val="zh_TW" w:bidi="zh_TW"/>
-        </w:rPr>
-      </w:r>
-      <w:r>
-        <w:rPr>
-          <w:lang w:val="zh_TW" w:bidi="zh_TW"/>
-        </w:rPr>
-        <w:t>子是那不能看見之神的形像（</w:t>
-      </w:r>
-      <w:hyperlink r:id="rId63">
-        <w:r>
-          <w:rPr>
-            <w:lang w:val="zh_TW" w:bidi="zh_TW"/>
-          </w:rPr>
-          <w:rPr>
-            <w:color w:val="0000EE"/>
-            <w:u w:val="single"/>
-          </w:rPr>
-          <w:t>西1:15</w:t>
-        </w:r>
-      </w:hyperlink>
-      <w:r>
-        <w:rPr>
-          <w:lang w:val="zh_TW" w:bidi="zh_TW"/>
-        </w:rPr>
-        <w:t>），是神本體的真像（</w:t>
-      </w:r>
-      <w:hyperlink r:id="rId64">
-        <w:r>
-          <w:rPr>
-            <w:lang w:val="zh_TW" w:bidi="zh_TW"/>
-          </w:rPr>
-          <w:rPr>
-            <w:color w:val="0000EE"/>
-            <w:u w:val="single"/>
-          </w:rPr>
-          <w:t>來1:3</w:t>
-        </w:r>
-      </w:hyperlink>
-      <w:r>
-        <w:rPr>
-          <w:lang w:val="zh_TW" w:bidi="zh_TW"/>
-        </w:rPr>
-        <w:t>）。在神格（Godhead）中，子啟示並使神為人所知，這是約翰福音中的一個關鍵主題。約翰在約翰壹書中使用了類似的稱號：「生命之道」（</w:t>
-      </w:r>
-      <w:hyperlink r:id="rId65">
-        <w:r>
-          <w:rPr>
-            <w:lang w:val="zh_TW" w:bidi="zh_TW"/>
-          </w:rPr>
-          <w:rPr>
-            <w:color w:val="0000EE"/>
-            <w:u w:val="single"/>
-          </w:rPr>
-          <w:t>約一1:1–3</w:t>
-        </w:r>
-      </w:hyperlink>
-      <w:r>
-        <w:rPr>
-          <w:lang w:val="zh_TW" w:bidi="zh_TW"/>
-        </w:rPr>
-        <w:t>）。在</w:t>
-      </w:r>
-      <w:hyperlink r:id="rId66">
-        <w:r>
-          <w:rPr>
-            <w:lang w:val="zh_TW" w:bidi="zh_TW"/>
-          </w:rPr>
-          <w:rPr>
-            <w:color w:val="0000EE"/>
-            <w:u w:val="single"/>
-          </w:rPr>
-          <w:t>啟示錄十九章11至16節</w:t>
-        </w:r>
-      </w:hyperlink>
-      <w:r>
-        <w:rPr>
-          <w:lang w:val="zh_TW" w:bidi="zh_TW"/>
-        </w:rPr>
-        <w:t>中，耶穌被顯明為萬王之王、萬主之主，祂有一個名字：「神的道（the Word of God）」。</w:t>
-      </w:r>
-    </w:p>
-    <w:p>
-      <w:pPr/>
-      <w:r>
-        <w:rPr>
-          <w:lang w:val="zh_TW" w:bidi="zh_TW"/>
-        </w:rPr>
-      </w:r>
-      <w:r>
-        <w:rPr>
-          <w:i/>
-          <w:lang w:val="zh_TW" w:bidi="zh_TW"/>
-        </w:rPr>
-        <w:t>另見</w:t>
-      </w:r>
-      <w:r>
-        <w:rPr>
-          <w:lang w:val="zh_TW" w:bidi="zh_TW"/>
-        </w:rPr>
-        <w:t xml:space="preserve"> </w:t>
-      </w:r>
-      <w:r>
-        <w:rPr>
-          <w:lang w:val="zh_TW" w:bidi="zh_TW"/>
-        </w:rPr>
-        <w:t>聖經</w:t>
-      </w:r>
-      <w:r>
-        <w:rPr>
-          <w:lang w:val="zh_TW" w:bidi="zh_TW"/>
-        </w:rPr>
-        <w:t>；</w:t>
-      </w:r>
-      <w:r>
-        <w:rPr>
-          <w:lang w:val="zh_TW" w:bidi="zh_TW"/>
-        </w:rPr>
-        <w:t>約翰福音</w:t>
-      </w:r>
-      <w:r>
-        <w:rPr>
-          <w:lang w:val="zh_TW" w:bidi="zh_TW"/>
-        </w:rPr>
-        <w:t>；</w:t>
-      </w:r>
-      <w:r>
-        <w:rPr>
-          <w:lang w:val="zh_TW" w:bidi="zh_TW"/>
-        </w:rPr>
-        <w:t>道</w:t>
-      </w:r>
-      <w:r>
-        <w:rPr>
-          <w:lang w:val="zh_TW" w:bidi="zh_TW"/>
-        </w:rPr>
-        <w:t>；</w:t>
-      </w:r>
-      <w:r>
-        <w:rPr>
-          <w:lang w:val="zh_TW" w:bidi="zh_TW"/>
-        </w:rPr>
-        <w:t>啟示</w:t>
+        <w:t>見</w:t>
+      </w:r>
+      <w:r>
+        <w:rPr>
+          <w:lang w:val="zh_TW" w:bidi="zh_TW"/>
+        </w:rPr>
+        <w:t>赫人</w:t>
       </w:r>
       <w:r>
         <w:rPr>
@@ -3617,6 +7534,24 @@
   <w:num w:numId="13" w16cid:durableId="592781308">
     <w:abstractNumId w:val="11"/>
   </w:num>
+  <w:num w:numId="14">
+    <w:abstractNumId w:val="3"/>
+    <w:lvlOverride w:ilvl="0">
+      <w:startOverride w:val="1"/>
+    </w:lvlOverride>
+  </w:num>
+  <w:num w:numId="15">
+    <w:abstractNumId w:val="3"/>
+    <w:lvlOverride w:ilvl="0">
+      <w:startOverride w:val="1"/>
+    </w:lvlOverride>
+  </w:num>
+  <w:num w:numId="16">
+    <w:abstractNumId w:val="3"/>
+    <w:lvlOverride w:ilvl="0">
+      <w:startOverride w:val="1"/>
+    </w:lvlOverride>
+  </w:num>
   <w:numIdMacAtCleanup w:val="10"/>
 </w:numbering>
 </file>

--- a/zht/docx/054.content.docx
+++ b/zht/docx/054.content.docx
@@ -149,7 +149,7 @@
         <w:rPr>
           <w:lang w:val="zh_TW" w:bidi="zh_TW"/>
         </w:rPr>
-        <w:t>han</w:t>
+        <w:t>hai</w:t>
       </w:r>
       <w:r>
         <w:rPr>
@@ -212,7 +212,7 @@
         <w:rPr>
           <w:lang w:val="zh_TW" w:bidi="zh_TW"/>
         </w:rPr>
-        <w:t>含（人物）</w:t>
+        <w:t>海</w:t>
       </w:r>
       <w:r>
         <w:rPr>
@@ -231,7 +231,21 @@
         <w:rPr>
           <w:lang w:val="zh_TW" w:bidi="zh_TW"/>
         </w:rPr>
-        <w:t>挪亞的次子（</w:t>
+        <w:t>覆蓋地球廣大範圍的巨大鹹水體。</w:t>
+      </w:r>
+    </w:p>
+    <w:p>
+      <w:pPr/>
+      <w:r>
+        <w:rPr>
+          <w:lang w:val="zh_TW" w:bidi="zh_TW"/>
+        </w:rPr>
+      </w:r>
+      <w:r>
+        <w:rPr>
+          <w:lang w:val="zh_TW" w:bidi="zh_TW"/>
+        </w:rPr>
+        <w:t>聖經一開始就提到海。在</w:t>
       </w:r>
       <w:hyperlink r:id="rId13">
         <w:r>
@@ -242,9 +256,15 @@
             <w:color w:val="0000EE"/>
             <w:u w:val="single"/>
           </w:rPr>
-          <w:t>創5:32，</w:t>
+          <w:t>創世記一章1至2節</w:t>
         </w:r>
       </w:hyperlink>
+      <w:r>
+        <w:rPr>
+          <w:lang w:val="zh_TW" w:bidi="zh_TW"/>
+        </w:rPr>
+        <w:t>中，我們讀到起初一切都是混沌、空虛和黑暗的，「神的靈運行在水面上。」隨著神的話語，從混沌中產生了秩序。</w:t>
+      </w:r>
       <w:hyperlink r:id="rId14">
         <w:r>
           <w:rPr>
@@ -254,9 +274,15 @@
             <w:color w:val="0000EE"/>
             <w:u w:val="single"/>
           </w:rPr>
-          <w:t>6:10，</w:t>
+          <w:t>詩篇二十九篇</w:t>
         </w:r>
       </w:hyperlink>
+      <w:r>
+        <w:rPr>
+          <w:lang w:val="zh_TW" w:bidi="zh_TW"/>
+        </w:rPr>
+        <w:t>讚美了這一點。從</w:t>
+      </w:r>
       <w:hyperlink r:id="rId15">
         <w:r>
           <w:rPr>
@@ -266,9 +292,15 @@
             <w:color w:val="0000EE"/>
             <w:u w:val="single"/>
           </w:rPr>
-          <w:t>7:13，</w:t>
+          <w:t>創世記第一章</w:t>
         </w:r>
       </w:hyperlink>
+      <w:r>
+        <w:rPr>
+          <w:lang w:val="zh_TW" w:bidi="zh_TW"/>
+        </w:rPr>
+        <w:t>的創造記載中，有兩個重點值得注意：（1）海，像天地間的萬物一樣，是由神創造的；（2）神的話語分開了海與陸地。這兩點在聖經中以多種方式加以展現。</w:t>
+      </w:r>
       <w:hyperlink r:id="rId16">
         <w:r>
           <w:rPr>
@@ -278,9 +310,15 @@
             <w:color w:val="0000EE"/>
             <w:u w:val="single"/>
           </w:rPr>
-          <w:t>9:18、22，</w:t>
+          <w:t>詩篇三十三篇7節</w:t>
         </w:r>
       </w:hyperlink>
+      <w:r>
+        <w:rPr>
+          <w:lang w:val="zh_TW" w:bidi="zh_TW"/>
+        </w:rPr>
+        <w:t>說到：「他聚集海水如壘， 收藏深洋在庫房。」神設立海洋和陸地的界限，並在祂對約伯的話中生動地表達出來：「海水衝出，如出胎胞， 那時誰將它關閉呢……為它定界限， 又安門和閂，說：你只可到這裡，不可越過； 你狂傲的浪要到此止住。」（</w:t>
+      </w:r>
       <w:hyperlink r:id="rId17">
         <w:r>
           <w:rPr>
@@ -290,14 +328,28 @@
             <w:color w:val="0000EE"/>
             <w:u w:val="single"/>
           </w:rPr>
-          <w:t>10:1、6、20</w:t>
+          <w:t>伯38:8–11</w:t>
         </w:r>
       </w:hyperlink>
       <w:r>
         <w:rPr>
           <w:lang w:val="zh_TW" w:bidi="zh_TW"/>
         </w:rPr>
-        <w:t>）。含有四個兒子，他們的名字是古實、麥西（希伯來文指埃及）、弗和迦南（</w:t>
+        <w:t>）。</w:t>
+      </w:r>
+    </w:p>
+    <w:p>
+      <w:pPr/>
+      <w:r>
+        <w:rPr>
+          <w:lang w:val="zh_TW" w:bidi="zh_TW"/>
+        </w:rPr>
+      </w:r>
+      <w:r>
+        <w:rPr>
+          <w:lang w:val="zh_TW" w:bidi="zh_TW"/>
+        </w:rPr>
+        <w:t>聖經描述神對海的掌控時說，神「步行在海浪之上」（</w:t>
       </w:r>
       <w:hyperlink r:id="rId18">
         <w:r>
@@ -308,14 +360,26 @@
             <w:color w:val="0000EE"/>
             <w:u w:val="single"/>
           </w:rPr>
-          <w:t>創10:6</w:t>
+          <w:t>伯9:8</w:t>
         </w:r>
       </w:hyperlink>
       <w:r>
         <w:rPr>
           <w:lang w:val="zh_TW" w:bidi="zh_TW"/>
         </w:rPr>
-        <w:t>；</w:t>
+        <w:t>）。因此，在</w:t>
+      </w:r>
+      <w:r>
+        <w:rPr>
+          <w:lang w:val="zh_TW" w:bidi="zh_TW"/>
+        </w:rPr>
+        <w:t>神-人（God-man）</w:t>
+      </w:r>
+      <w:r>
+        <w:rPr>
+          <w:lang w:val="zh_TW" w:bidi="zh_TW"/>
+        </w:rPr>
+        <w:t>耶穌在地上的生活中，祂在海上行走（</w:t>
       </w:r>
       <w:hyperlink r:id="rId19">
         <w:r>
@@ -326,28 +390,14 @@
             <w:color w:val="0000EE"/>
             <w:u w:val="single"/>
           </w:rPr>
-          <w:t>代上1:8</w:t>
+          <w:t>可6:48</w:t>
         </w:r>
       </w:hyperlink>
       <w:r>
         <w:rPr>
           <w:lang w:val="zh_TW" w:bidi="zh_TW"/>
         </w:rPr>
-        <w:t>）。因此，人們視含為埃及人（雖然後來似乎出現了混血種族）的先祖，也是非洲、阿拉伯和迦南地諸民族的先祖。</w:t>
-      </w:r>
-    </w:p>
-    <w:p>
-      <w:pPr/>
-      <w:r>
-        <w:rPr>
-          <w:lang w:val="zh_TW" w:bidi="zh_TW"/>
-        </w:rPr>
-      </w:r>
-      <w:r>
-        <w:rPr>
-          <w:lang w:val="zh_TW" w:bidi="zh_TW"/>
-        </w:rPr>
-        <w:t>洪水之後，挪亞開始種植葡萄園，有一次因喝醉酒而露出身體 （</w:t>
+        <w:t>）。祂也平息風浪，使門徒驚訝地問：「這到底是誰，連風和海也聽從他了。」（</w:t>
       </w:r>
       <w:hyperlink r:id="rId20">
         <w:r>
@@ -358,14 +408,28 @@
             <w:color w:val="0000EE"/>
             <w:u w:val="single"/>
           </w:rPr>
-          <w:t>創9:20–24</w:t>
+          <w:t>可4:41</w:t>
         </w:r>
       </w:hyperlink>
       <w:r>
         <w:rPr>
           <w:lang w:val="zh_TW" w:bidi="zh_TW"/>
         </w:rPr>
-        <w:t>）。含看見父親赤身躺著，便把這件事告訴了閃和雅弗；閃和雅弗卻小心地替挪亞遮蓋身體。挪亞醒來後，知道他「小兒子」（有人認為指含）所做的事，便咒詛含的兒子迦南，說他的弟兄（古實、麥西、弗）以及閃和雅弗都要管轄他。不過，如果</w:t>
+        <w:t>）。</w:t>
+      </w:r>
+    </w:p>
+    <w:p>
+      <w:pPr/>
+      <w:r>
+        <w:rPr>
+          <w:lang w:val="zh_TW" w:bidi="zh_TW"/>
+        </w:rPr>
+      </w:r>
+      <w:r>
+        <w:rPr>
+          <w:lang w:val="zh_TW" w:bidi="zh_TW"/>
+        </w:rPr>
+        <w:t>希伯來人對海及其力量抱有敬畏之心。或許因為缺乏良好的天然港口，以及他們在大部分歷史中未能控制海岸線，他們不像腓尼基人那樣是一個航海的民族。直到所羅門王時期，才提到他們擁有自己的艦隊（</w:t>
       </w:r>
       <w:hyperlink r:id="rId21">
         <w:r>
@@ -376,69 +440,15 @@
             <w:color w:val="0000EE"/>
             <w:u w:val="single"/>
           </w:rPr>
-          <w:t>九章24節</w:t>
+          <w:t>王上9:26</w:t>
         </w:r>
       </w:hyperlink>
       <w:r>
         <w:rPr>
           <w:lang w:val="zh_TW" w:bidi="zh_TW"/>
         </w:rPr>
-        <w:t>所指得罪挪亞的人是含，為甚麼咒詛卻落在他的兒子迦南身上呢？最可能的解釋是：第</w:t>
-      </w:r>
-      <w:hyperlink r:id="rId21">
-        <w:r>
-          <w:rPr>
-            <w:lang w:val="zh_TW" w:bidi="zh_TW"/>
-          </w:rPr>
-          <w:rPr>
-            <w:color w:val="0000EE"/>
-            <w:u w:val="single"/>
-          </w:rPr>
-          <w:t>24</w:t>
-        </w:r>
-      </w:hyperlink>
-      <w:r>
-        <w:rPr>
-          <w:lang w:val="zh_TW" w:bidi="zh_TW"/>
-        </w:rPr>
-        <w:t>節所指的並不是含。經文中的用語是他的「小兒子」（有英文譯本譯為younger，這個用法在希伯來文幾乎不可能出現），然而多處經文都明顯把含列為三兄弟中的第二個，而不是最小的 （</w:t>
-      </w:r>
-      <w:hyperlink r:id="rId13">
-        <w:r>
-          <w:rPr>
-            <w:lang w:val="zh_TW" w:bidi="zh_TW"/>
-          </w:rPr>
-          <w:rPr>
-            <w:color w:val="0000EE"/>
-            <w:u w:val="single"/>
-          </w:rPr>
-          <w:t>5:32，</w:t>
-        </w:r>
-      </w:hyperlink>
-      <w:hyperlink r:id="rId14">
-        <w:r>
-          <w:rPr>
-            <w:lang w:val="zh_TW" w:bidi="zh_TW"/>
-          </w:rPr>
-          <w:rPr>
-            <w:color w:val="0000EE"/>
-            <w:u w:val="single"/>
-          </w:rPr>
-          <w:t>6:10，</w:t>
-        </w:r>
-      </w:hyperlink>
-      <w:hyperlink r:id="rId15">
-        <w:r>
-          <w:rPr>
-            <w:lang w:val="zh_TW" w:bidi="zh_TW"/>
-          </w:rPr>
-          <w:rPr>
-            <w:color w:val="0000EE"/>
-            <w:u w:val="single"/>
-          </w:rPr>
-          <w:t>7:13，</w:t>
-        </w:r>
-      </w:hyperlink>
+        <w:t>）。動盪的海對他們來說是惡人的象徵（</w:t>
+      </w:r>
       <w:hyperlink r:id="rId22">
         <w:r>
           <w:rPr>
@@ -448,9 +458,15 @@
             <w:color w:val="0000EE"/>
             <w:u w:val="single"/>
           </w:rPr>
-          <w:t>9:18，</w:t>
+          <w:t>賽57:20</w:t>
         </w:r>
       </w:hyperlink>
+      <w:r>
+        <w:rPr>
+          <w:lang w:val="zh_TW" w:bidi="zh_TW"/>
+        </w:rPr>
+        <w:t>）。「好像多水滔滔」（</w:t>
+      </w:r>
       <w:hyperlink r:id="rId23">
         <w:r>
           <w:rPr>
@@ -460,14 +476,68 @@
             <w:color w:val="0000EE"/>
             <w:u w:val="single"/>
           </w:rPr>
-          <w:t>10:1</w:t>
+          <w:t>賽17:13</w:t>
         </w:r>
       </w:hyperlink>
       <w:r>
         <w:rPr>
           <w:lang w:val="zh_TW" w:bidi="zh_TW"/>
         </w:rPr>
-        <w:t>），這些經文所列的兒子次序清楚顯示其年齡排列。相反，他的「小兒子」是指迦南，咒詛是臨到他身上，而經文並未記錄這惡行。在閃族的語言表達中，「兒子」常用來指「孫子」，而這裡似乎就是這樣使用，因為迦南確實是眾（孫）子中最小的。因此，咒詛的對象是迦南（正如經文清楚指出的），而不是含。迦南（以及他的後裔）將要作雅弗和閃的奴僕；到了新約時代，迦南人終於在歷史中消失。</w:t>
+        <w:t>）或「海浪匉訇」（</w:t>
+      </w:r>
+      <w:hyperlink r:id="rId24">
+        <w:r>
+          <w:rPr>
+            <w:lang w:val="zh_TW" w:bidi="zh_TW"/>
+          </w:rPr>
+          <w:rPr>
+            <w:color w:val="0000EE"/>
+            <w:u w:val="single"/>
+          </w:rPr>
+          <w:t>5:30</w:t>
+        </w:r>
+      </w:hyperlink>
+      <w:r>
+        <w:rPr>
+          <w:lang w:val="zh_TW" w:bidi="zh_TW"/>
+        </w:rPr>
+        <w:t>）使他們聯想到強大的力量，對人類能造成難以估量的傷害。在</w:t>
+      </w:r>
+      <w:hyperlink r:id="rId25">
+        <w:r>
+          <w:rPr>
+            <w:lang w:val="zh_TW" w:bidi="zh_TW"/>
+          </w:rPr>
+          <w:rPr>
+            <w:color w:val="0000EE"/>
+            <w:u w:val="single"/>
+          </w:rPr>
+          <w:t>但以理書七章3節</w:t>
+        </w:r>
+      </w:hyperlink>
+      <w:r>
+        <w:rPr>
+          <w:lang w:val="zh_TW" w:bidi="zh_TW"/>
+        </w:rPr>
+        <w:t>和</w:t>
+      </w:r>
+      <w:hyperlink r:id="rId26">
+        <w:r>
+          <w:rPr>
+            <w:lang w:val="zh_TW" w:bidi="zh_TW"/>
+          </w:rPr>
+          <w:rPr>
+            <w:color w:val="0000EE"/>
+            <w:u w:val="single"/>
+          </w:rPr>
+          <w:t>啟示錄十三章1節</w:t>
+        </w:r>
+      </w:hyperlink>
+      <w:r>
+        <w:rPr>
+          <w:lang w:val="zh_TW" w:bidi="zh_TW"/>
+        </w:rPr>
+        <w:t>中，那些敵對神的權勢被描述為從海中上來的獸。</w:t>
       </w:r>
     </w:p>
     <w:p>
@@ -479,10 +549,142 @@
       </w:r>
       <w:r>
         <w:rPr>
+          <w:lang w:val="zh_TW" w:bidi="zh_TW"/>
+        </w:rPr>
+        <w:t>然而，正如所述，神掌管海洋。祂能拯救那些信靠祂的人「從大水中拉上來」（</w:t>
+      </w:r>
+      <w:hyperlink r:id="rId27">
+        <w:r>
+          <w:rPr>
+            <w:lang w:val="zh_TW" w:bidi="zh_TW"/>
+          </w:rPr>
+          <w:rPr>
+            <w:color w:val="0000EE"/>
+            <w:u w:val="single"/>
+          </w:rPr>
+          <w:t>詩18:16），</w:t>
+        </w:r>
+      </w:hyperlink>
+      <w:r>
+        <w:rPr>
+          <w:lang w:val="zh_TW" w:bidi="zh_TW"/>
+        </w:rPr>
+        <w:t>並保護那些在海上航行的人（</w:t>
+      </w:r>
+      <w:hyperlink r:id="rId28">
+        <w:r>
+          <w:rPr>
+            <w:lang w:val="zh_TW" w:bidi="zh_TW"/>
+          </w:rPr>
+          <w:rPr>
+            <w:color w:val="0000EE"/>
+            <w:u w:val="single"/>
+          </w:rPr>
+          <w:t>107:23–31）</w:t>
+        </w:r>
+      </w:hyperlink>
+      <w:r>
+        <w:rPr>
+          <w:lang w:val="zh_TW" w:bidi="zh_TW"/>
+        </w:rPr>
+        <w:t>。人們總是記得神曾在海中開出一條道路，讓他們出埃及時通過（</w:t>
+      </w:r>
+      <w:hyperlink r:id="rId29">
+        <w:r>
+          <w:rPr>
+            <w:lang w:val="zh_TW" w:bidi="zh_TW"/>
+          </w:rPr>
+          <w:rPr>
+            <w:color w:val="0000EE"/>
+            <w:u w:val="single"/>
+          </w:rPr>
+          <w:t>出15:19）</w:t>
+        </w:r>
+      </w:hyperlink>
+      <w:r>
+        <w:rPr>
+          <w:lang w:val="zh_TW" w:bidi="zh_TW"/>
+        </w:rPr>
+        <w:t>。詩篇作者（</w:t>
+      </w:r>
+      <w:hyperlink r:id="rId30">
+        <w:r>
+          <w:rPr>
+            <w:lang w:val="zh_TW" w:bidi="zh_TW"/>
+          </w:rPr>
+          <w:rPr>
+            <w:color w:val="0000EE"/>
+            <w:u w:val="single"/>
+          </w:rPr>
+          <w:t>詩74:13，</w:t>
+        </w:r>
+      </w:hyperlink>
+      <w:hyperlink r:id="rId31">
+        <w:r>
+          <w:rPr>
+            <w:lang w:val="zh_TW" w:bidi="zh_TW"/>
+          </w:rPr>
+          <w:rPr>
+            <w:color w:val="0000EE"/>
+            <w:u w:val="single"/>
+          </w:rPr>
+          <w:t>77:16，</w:t>
+        </w:r>
+      </w:hyperlink>
+      <w:hyperlink r:id="rId32">
+        <w:r>
+          <w:rPr>
+            <w:lang w:val="zh_TW" w:bidi="zh_TW"/>
+          </w:rPr>
+          <w:rPr>
+            <w:color w:val="0000EE"/>
+            <w:u w:val="single"/>
+          </w:rPr>
+          <w:t>78:13，</w:t>
+        </w:r>
+      </w:hyperlink>
+      <w:hyperlink r:id="rId33">
+        <w:r>
+          <w:rPr>
+            <w:lang w:val="zh_TW" w:bidi="zh_TW"/>
+          </w:rPr>
+          <w:rPr>
+            <w:color w:val="0000EE"/>
+            <w:u w:val="single"/>
+          </w:rPr>
+          <w:t>106:9）</w:t>
+        </w:r>
+      </w:hyperlink>
+      <w:r>
+        <w:rPr>
+          <w:lang w:val="zh_TW" w:bidi="zh_TW"/>
+        </w:rPr>
+        <w:t>和先知們（例如</w:t>
+      </w:r>
+      <w:hyperlink r:id="rId34">
+        <w:r>
+          <w:rPr>
+            <w:lang w:val="zh_TW" w:bidi="zh_TW"/>
+          </w:rPr>
+          <w:rPr>
+            <w:color w:val="0000EE"/>
+            <w:u w:val="single"/>
+          </w:rPr>
+          <w:t>賽43:16–17）</w:t>
+        </w:r>
+      </w:hyperlink>
+      <w:r>
+        <w:rPr>
+          <w:lang w:val="zh_TW" w:bidi="zh_TW"/>
+        </w:rPr>
+        <w:t>都提到這一點。</w:t>
+      </w:r>
+      <w:r>
+        <w:rPr>
           <w:i/>
           <w:lang w:val="zh_TW" w:bidi="zh_TW"/>
         </w:rPr>
-        <w:t>另見</w:t>
+        <w:t>見</w:t>
       </w:r>
       <w:r>
         <w:rPr>
@@ -494,19 +696,25 @@
         <w:rPr>
           <w:lang w:val="zh_TW" w:bidi="zh_TW"/>
         </w:rPr>
-        <w:t>列國</w:t>
-      </w:r>
-      <w:r>
-        <w:rPr>
-          <w:lang w:val="zh_TW" w:bidi="zh_TW"/>
-        </w:rPr>
-        <w:t>；</w:t>
-      </w:r>
-      <w:r>
-        <w:rPr>
-          <w:lang w:val="zh_TW" w:bidi="zh_TW"/>
-        </w:rPr>
-        <w:t>挪亞 #1</w:t>
+        <w:t>死海，</w:t>
+      </w:r>
+      <w:r>
+        <w:rPr>
+          <w:lang w:val="zh_TW" w:bidi="zh_TW"/>
+        </w:rPr>
+        <w:t>地中海，</w:t>
+      </w:r>
+      <w:r>
+        <w:rPr>
+          <w:lang w:val="zh_TW" w:bidi="zh_TW"/>
+        </w:rPr>
+        <w:t>紅海，</w:t>
+      </w:r>
+      <w:r>
+        <w:rPr>
+          <w:lang w:val="zh_TW" w:bidi="zh_TW"/>
+        </w:rPr>
+        <w:t>加利利海</w:t>
       </w:r>
       <w:r>
         <w:rPr>

--- a/zht/docx/054.content.docx
+++ b/zht/docx/054.content.docx
@@ -19,7 +19,7 @@
         <w:rPr>
           <w:lang w:val="zh_TW" w:bidi="zh_TW"/>
         </w:rPr>
-        <w:t>Resource: Tyndale Open Bible Dictionary</w:t>
+        <w:t>Resource: Aquifer Open Bible Dictionary</w:t>
       </w:r>
       <w:r>
         <w:rPr>
@@ -112,7 +112,7 @@
         <w:rPr>
           <w:lang w:val="zh_TW" w:bidi="zh_TW"/>
         </w:rPr>
-        <w:t>Tyndale Open Bible Dictionary</w:t>
+        <w:t>Aquifer Open Bible Dictionary</w:t>
       </w:r>
     </w:p>
     <w:p>

--- a/zht/docx/054.content.docx
+++ b/zht/docx/054.content.docx
@@ -149,7 +149,7 @@
         <w:rPr>
           <w:lang w:val="zh_TW" w:bidi="zh_TW"/>
         </w:rPr>
-        <w:t>hai</w:t>
+        <w:t>gui</w:t>
       </w:r>
       <w:r>
         <w:rPr>
@@ -212,12 +212,23 @@
         <w:rPr>
           <w:lang w:val="zh_TW" w:bidi="zh_TW"/>
         </w:rPr>
-        <w:t>海</w:t>
-      </w:r>
-      <w:r>
-        <w:rPr>
-          <w:lang w:val="zh_TW" w:bidi="zh_TW"/>
-        </w:rPr>
+        <w:t>歸算</w:t>
+      </w:r>
+      <w:r>
+        <w:rPr>
+          <w:lang w:val="zh_TW" w:bidi="zh_TW"/>
+        </w:rPr>
+      </w:r>
+    </w:p>
+    <w:p>
+      <w:pPr>
+        <w:pStyle w:val="Heading3"/>
+      </w:pPr>
+      <w:r>
+        <w:rPr>
+          <w:lang w:val="zh_TW" w:bidi="zh_TW"/>
+        </w:rPr>
+        <w:t>什麼是歸算？</w:t>
       </w:r>
     </w:p>
     <w:p>
@@ -231,7 +242,7 @@
         <w:rPr>
           <w:lang w:val="zh_TW" w:bidi="zh_TW"/>
         </w:rPr>
-        <w:t>覆蓋地球廣大範圍的巨大鹹水體。</w:t>
+        <w:t>歸算是指記入賬戶。在聖經中，該詞帶有法律上的含義，指罪和救恩被神記錄下來。歸算的教導是基督教信仰的重要部分。</w:t>
       </w:r>
     </w:p>
     <w:p>
@@ -245,7 +256,7 @@
         <w:rPr>
           <w:lang w:val="zh_TW" w:bidi="zh_TW"/>
         </w:rPr>
-        <w:t>聖經一開始就提到海。在</w:t>
+        <w:t>雖然名詞「歸算」沒有見於聖經，但動詞「歸算」在舊約和新約中經常出現。「歸算」的基本意思是「記錄在賬本或賬戶中」。在救恩的語境中，這個詞通常表示法律意義。一個很好的例子是在</w:t>
       </w:r>
       <w:hyperlink r:id="rId13">
         <w:r>
@@ -256,86 +267,26 @@
             <w:color w:val="0000EE"/>
             <w:u w:val="single"/>
           </w:rPr>
-          <w:t>創世記一章1至2節</w:t>
-        </w:r>
-      </w:hyperlink>
-      <w:r>
-        <w:rPr>
-          <w:lang w:val="zh_TW" w:bidi="zh_TW"/>
-        </w:rPr>
-        <w:t>中，我們讀到起初一切都是混沌、空虛和黑暗的，「神的靈運行在水面上。」隨著神的話語，從混沌中產生了秩序。</w:t>
-      </w:r>
-      <w:hyperlink r:id="rId14">
-        <w:r>
-          <w:rPr>
-            <w:lang w:val="zh_TW" w:bidi="zh_TW"/>
-          </w:rPr>
-          <w:rPr>
-            <w:color w:val="0000EE"/>
-            <w:u w:val="single"/>
-          </w:rPr>
-          <w:t>詩篇二十九篇</w:t>
-        </w:r>
-      </w:hyperlink>
-      <w:r>
-        <w:rPr>
-          <w:lang w:val="zh_TW" w:bidi="zh_TW"/>
-        </w:rPr>
-        <w:t>讚美了這一點。從</w:t>
-      </w:r>
-      <w:hyperlink r:id="rId15">
-        <w:r>
-          <w:rPr>
-            <w:lang w:val="zh_TW" w:bidi="zh_TW"/>
-          </w:rPr>
-          <w:rPr>
-            <w:color w:val="0000EE"/>
-            <w:u w:val="single"/>
-          </w:rPr>
-          <w:t>創世記第一章</w:t>
-        </w:r>
-      </w:hyperlink>
-      <w:r>
-        <w:rPr>
-          <w:lang w:val="zh_TW" w:bidi="zh_TW"/>
-        </w:rPr>
-        <w:t>的創造記載中，有兩個重點值得注意：（1）海，像天地間的萬物一樣，是由神創造的；（2）神的話語分開了海與陸地。這兩點在聖經中以多種方式加以展現。</w:t>
-      </w:r>
-      <w:hyperlink r:id="rId16">
-        <w:r>
-          <w:rPr>
-            <w:lang w:val="zh_TW" w:bidi="zh_TW"/>
-          </w:rPr>
-          <w:rPr>
-            <w:color w:val="0000EE"/>
-            <w:u w:val="single"/>
-          </w:rPr>
-          <w:t>詩篇三十三篇7節</w:t>
-        </w:r>
-      </w:hyperlink>
-      <w:r>
-        <w:rPr>
-          <w:lang w:val="zh_TW" w:bidi="zh_TW"/>
-        </w:rPr>
-        <w:t>說到：「他聚集海水如壘， 收藏深洋在庫房。」神設立海洋和陸地的界限，並在祂對約伯的話中生動地表達出來：「海水衝出，如出胎胞， 那時誰將它關閉呢……為它定界限， 又安門和閂，說：你只可到這裡，不可越過； 你狂傲的浪要到此止住。」（</w:t>
-      </w:r>
-      <w:hyperlink r:id="rId17">
-        <w:r>
-          <w:rPr>
-            <w:lang w:val="zh_TW" w:bidi="zh_TW"/>
-          </w:rPr>
-          <w:rPr>
-            <w:color w:val="0000EE"/>
-            <w:u w:val="single"/>
-          </w:rPr>
-          <w:t>伯38:8–11</w:t>
-        </w:r>
-      </w:hyperlink>
-      <w:r>
-        <w:rPr>
-          <w:lang w:val="zh_TW" w:bidi="zh_TW"/>
-        </w:rPr>
-        <w:t>）。</w:t>
+          <w:t>腓利門書一章18節</w:t>
+        </w:r>
+      </w:hyperlink>
+      <w:r>
+        <w:rPr>
+          <w:lang w:val="zh_TW" w:bidi="zh_TW"/>
+        </w:rPr>
+        <w:t>，使徒保羅承擔阿尼西謀的債務，說：「</w:t>
+      </w:r>
+      <w:r>
+        <w:rPr>
+          <w:lang w:val="zh_TW" w:bidi="zh_TW"/>
+        </w:rPr>
+        <w:t>他若……欠你甚麼，都歸在我的帳上。</w:t>
+      </w:r>
+      <w:r>
+        <w:rPr>
+          <w:lang w:val="zh_TW" w:bidi="zh_TW"/>
+        </w:rPr>
+        <w:t>」</w:t>
       </w:r>
     </w:p>
     <w:p>
@@ -349,66 +300,72 @@
         <w:rPr>
           <w:lang w:val="zh_TW" w:bidi="zh_TW"/>
         </w:rPr>
-        <w:t>聖經描述神對海的掌控時說，神「步行在海浪之上」（</w:t>
-      </w:r>
-      <w:hyperlink r:id="rId18">
-        <w:r>
-          <w:rPr>
-            <w:lang w:val="zh_TW" w:bidi="zh_TW"/>
-          </w:rPr>
-          <w:rPr>
-            <w:color w:val="0000EE"/>
-            <w:u w:val="single"/>
-          </w:rPr>
-          <w:t>伯9:8</w:t>
-        </w:r>
-      </w:hyperlink>
-      <w:r>
-        <w:rPr>
-          <w:lang w:val="zh_TW" w:bidi="zh_TW"/>
-        </w:rPr>
-        <w:t>）。因此，在</w:t>
-      </w:r>
-      <w:r>
-        <w:rPr>
-          <w:lang w:val="zh_TW" w:bidi="zh_TW"/>
-        </w:rPr>
-        <w:t>神-人（God-man）</w:t>
-      </w:r>
-      <w:r>
-        <w:rPr>
-          <w:lang w:val="zh_TW" w:bidi="zh_TW"/>
-        </w:rPr>
-        <w:t>耶穌在地上的生活中，祂在海上行走（</w:t>
-      </w:r>
-      <w:hyperlink r:id="rId19">
-        <w:r>
-          <w:rPr>
-            <w:lang w:val="zh_TW" w:bidi="zh_TW"/>
-          </w:rPr>
-          <w:rPr>
-            <w:color w:val="0000EE"/>
-            <w:u w:val="single"/>
-          </w:rPr>
-          <w:t>可6:48</w:t>
-        </w:r>
-      </w:hyperlink>
-      <w:r>
-        <w:rPr>
-          <w:lang w:val="zh_TW" w:bidi="zh_TW"/>
-        </w:rPr>
-        <w:t>）。祂也平息風浪，使門徒驚訝地問：「這到底是誰，連風和海也聽從他了。」（</w:t>
-      </w:r>
-      <w:hyperlink r:id="rId20">
-        <w:r>
-          <w:rPr>
-            <w:lang w:val="zh_TW" w:bidi="zh_TW"/>
-          </w:rPr>
-          <w:rPr>
-            <w:color w:val="0000EE"/>
-            <w:u w:val="single"/>
-          </w:rPr>
-          <w:t>可4:41</w:t>
+        <w:t>當聖經談到歸算善或惡時，並不意味一個人的道德品格發生變化。相反，這意味著從神的角度來看，公義或罪惡被歸入一個人的帳戶。從最廣泛的意義上來說，聖經教導我們，神（</w:t>
+      </w:r>
+      <w:hyperlink r:id="rId14">
+        <w:r>
+          <w:rPr>
+            <w:lang w:val="zh_TW" w:bidi="zh_TW"/>
+          </w:rPr>
+          <w:rPr>
+            <w:color w:val="0000EE"/>
+            <w:u w:val="single"/>
+          </w:rPr>
+          <w:t>詩32:2</w:t>
+        </w:r>
+      </w:hyperlink>
+      <w:r>
+        <w:rPr>
+          <w:lang w:val="zh_TW" w:bidi="zh_TW"/>
+        </w:rPr>
+        <w:t>）和人（</w:t>
+      </w:r>
+      <w:hyperlink r:id="rId15">
+        <w:r>
+          <w:rPr>
+            <w:lang w:val="zh_TW" w:bidi="zh_TW"/>
+          </w:rPr>
+          <w:rPr>
+            <w:color w:val="0000EE"/>
+            <w:u w:val="single"/>
+          </w:rPr>
+          <w:t>撒上22:15</w:t>
+        </w:r>
+      </w:hyperlink>
+      <w:r>
+        <w:rPr>
+          <w:lang w:val="zh_TW" w:bidi="zh_TW"/>
+        </w:rPr>
+        <w:t>）都參與這個過程。善行常常被算為獎賞（</w:t>
+      </w:r>
+      <w:hyperlink r:id="rId16">
+        <w:r>
+          <w:rPr>
+            <w:lang w:val="zh_TW" w:bidi="zh_TW"/>
+          </w:rPr>
+          <w:rPr>
+            <w:color w:val="0000EE"/>
+            <w:u w:val="single"/>
+          </w:rPr>
+          <w:t>詩106:30–31</w:t>
+        </w:r>
+      </w:hyperlink>
+      <w:r>
+        <w:rPr>
+          <w:lang w:val="zh_TW" w:bidi="zh_TW"/>
+        </w:rPr>
+        <w:t>），而惡行則被算為懲罰（</w:t>
+      </w:r>
+      <w:hyperlink r:id="rId17">
+        <w:r>
+          <w:rPr>
+            <w:lang w:val="zh_TW" w:bidi="zh_TW"/>
+          </w:rPr>
+          <w:rPr>
+            <w:color w:val="0000EE"/>
+            <w:u w:val="single"/>
+          </w:rPr>
+          <w:t>利17:3–4</w:t>
         </w:r>
       </w:hyperlink>
       <w:r>
@@ -416,6 +373,17 @@
           <w:lang w:val="zh_TW" w:bidi="zh_TW"/>
         </w:rPr>
         <w:t>）。</w:t>
+      </w:r>
+    </w:p>
+    <w:p>
+      <w:pPr>
+        <w:pStyle w:val="Heading3"/>
+      </w:pPr>
+      <w:r>
+        <w:rPr>
+          <w:lang w:val="zh_TW" w:bidi="zh_TW"/>
+        </w:rPr>
+        <w:t>聖經解釋歸算的三種方式</w:t>
       </w:r>
     </w:p>
     <w:p>
@@ -429,115 +397,76 @@
         <w:rPr>
           <w:lang w:val="zh_TW" w:bidi="zh_TW"/>
         </w:rPr>
-        <w:t>希伯來人對海及其力量抱有敬畏之心。或許因為缺乏良好的天然港口，以及他們在大部分歷史中未能控制海岸線，他們不像腓尼基人那樣是一個航海的民族。直到所羅門王時期，才提到他們擁有自己的艦隊（</w:t>
-      </w:r>
-      <w:hyperlink r:id="rId21">
-        <w:r>
-          <w:rPr>
-            <w:lang w:val="zh_TW" w:bidi="zh_TW"/>
-          </w:rPr>
-          <w:rPr>
-            <w:color w:val="0000EE"/>
-            <w:u w:val="single"/>
-          </w:rPr>
-          <w:t>王上9:26</w:t>
-        </w:r>
-      </w:hyperlink>
-      <w:r>
-        <w:rPr>
-          <w:lang w:val="zh_TW" w:bidi="zh_TW"/>
-        </w:rPr>
-        <w:t>）。動盪的海對他們來說是惡人的象徵（</w:t>
-      </w:r>
-      <w:hyperlink r:id="rId22">
-        <w:r>
-          <w:rPr>
-            <w:lang w:val="zh_TW" w:bidi="zh_TW"/>
-          </w:rPr>
-          <w:rPr>
-            <w:color w:val="0000EE"/>
-            <w:u w:val="single"/>
-          </w:rPr>
-          <w:t>賽57:20</w:t>
-        </w:r>
-      </w:hyperlink>
-      <w:r>
-        <w:rPr>
-          <w:lang w:val="zh_TW" w:bidi="zh_TW"/>
-        </w:rPr>
-        <w:t>）。「好像多水滔滔」（</w:t>
-      </w:r>
-      <w:hyperlink r:id="rId23">
-        <w:r>
-          <w:rPr>
-            <w:lang w:val="zh_TW" w:bidi="zh_TW"/>
-          </w:rPr>
-          <w:rPr>
-            <w:color w:val="0000EE"/>
-            <w:u w:val="single"/>
-          </w:rPr>
-          <w:t>賽17:13</w:t>
-        </w:r>
-      </w:hyperlink>
-      <w:r>
-        <w:rPr>
-          <w:lang w:val="zh_TW" w:bidi="zh_TW"/>
-        </w:rPr>
-        <w:t>）或「海浪匉訇」（</w:t>
-      </w:r>
-      <w:hyperlink r:id="rId24">
-        <w:r>
-          <w:rPr>
-            <w:lang w:val="zh_TW" w:bidi="zh_TW"/>
-          </w:rPr>
-          <w:rPr>
-            <w:color w:val="0000EE"/>
-            <w:u w:val="single"/>
-          </w:rPr>
-          <w:t>5:30</w:t>
-        </w:r>
-      </w:hyperlink>
-      <w:r>
-        <w:rPr>
-          <w:lang w:val="zh_TW" w:bidi="zh_TW"/>
-        </w:rPr>
-        <w:t>）使他們聯想到強大的力量，對人類能造成難以估量的傷害。在</w:t>
-      </w:r>
-      <w:hyperlink r:id="rId25">
-        <w:r>
-          <w:rPr>
-            <w:lang w:val="zh_TW" w:bidi="zh_TW"/>
-          </w:rPr>
-          <w:rPr>
-            <w:color w:val="0000EE"/>
-            <w:u w:val="single"/>
-          </w:rPr>
-          <w:t>但以理書七章3節</w:t>
-        </w:r>
-      </w:hyperlink>
-      <w:r>
-        <w:rPr>
-          <w:lang w:val="zh_TW" w:bidi="zh_TW"/>
-        </w:rPr>
-        <w:t>和</w:t>
-      </w:r>
-      <w:hyperlink r:id="rId26">
-        <w:r>
-          <w:rPr>
-            <w:lang w:val="zh_TW" w:bidi="zh_TW"/>
-          </w:rPr>
-          <w:rPr>
-            <w:color w:val="0000EE"/>
-            <w:u w:val="single"/>
-          </w:rPr>
-          <w:t>啟示錄十三章1節</w:t>
-        </w:r>
-      </w:hyperlink>
-      <w:r>
-        <w:rPr>
-          <w:lang w:val="zh_TW" w:bidi="zh_TW"/>
-        </w:rPr>
-        <w:t>中，那些敵對神的權勢被描述為從海中上來的獸。</w:t>
+        <w:t>聖經以三種主要方式解釋歸算：</w:t>
+      </w:r>
+    </w:p>
+    <w:p>
+      <w:pPr>
+        <w:pStyle w:val="ListNumber"/>
+        <w:numPr>
+          <w:ilvl w:val="0"/>
+          <w:numId w:val="14"/>
+        </w:numPr>
+        <w:spacing w:line="240" w:lineRule="auto"/>
+        <w:ind w:left="720"/>
+      </w:pPr>
+      <w:r>
+        <w:rPr>
+          <w:lang w:val="zh_TW" w:bidi="zh_TW"/>
+        </w:rPr>
+      </w:r>
+      <w:r>
+        <w:rPr>
+          <w:lang w:val="zh_TW" w:bidi="zh_TW"/>
+        </w:rPr>
+        <w:t>亞當的原罪被歸算給所有人。在神的計劃中，亞當一開始所犯的罪被歸給所有人。因此，每個人都承擔了那罪的罪責和懲罰。</w:t>
+      </w:r>
+    </w:p>
+    <w:p>
+      <w:pPr>
+        <w:pStyle w:val="ListNumber"/>
+        <w:spacing w:line="240" w:lineRule="auto"/>
+        <w:ind w:left="720"/>
+      </w:pPr>
+      <w:r>
+        <w:rPr>
+          <w:lang w:val="zh_TW" w:bidi="zh_TW"/>
+        </w:rPr>
+      </w:r>
+      <w:r>
+        <w:rPr>
+          <w:lang w:val="zh_TW" w:bidi="zh_TW"/>
+        </w:rPr>
+        <w:t>所有人的罪債和罪疚都歸算給基督。雖然耶穌是無罪的，但祂承擔了罪的刑罰。</w:t>
+      </w:r>
+    </w:p>
+    <w:p>
+      <w:pPr>
+        <w:pStyle w:val="ListNumber"/>
+        <w:spacing w:line="240" w:lineRule="auto"/>
+        <w:ind w:left="720"/>
+      </w:pPr>
+      <w:r>
+        <w:rPr>
+          <w:lang w:val="zh_TW" w:bidi="zh_TW"/>
+        </w:rPr>
+      </w:r>
+      <w:r>
+        <w:rPr>
+          <w:lang w:val="zh_TW" w:bidi="zh_TW"/>
+        </w:rPr>
+        <w:t>聖經教導，基督的公義因為祂在十字架上的工作，而歸於信徒。即使信徒並非完全聖潔，他們在神的律法前被稱為義（被宣告與神和好），並且「穿上」基督的公義。</w:t>
+      </w:r>
+    </w:p>
+    <w:p>
+      <w:pPr>
+        <w:pStyle w:val="Heading3"/>
+      </w:pPr>
+      <w:r>
+        <w:rPr>
+          <w:lang w:val="zh_TW" w:bidi="zh_TW"/>
+        </w:rPr>
+        <w:t>歸算與救恩</w:t>
       </w:r>
     </w:p>
     <w:p>
@@ -551,7 +480,195 @@
         <w:rPr>
           <w:lang w:val="zh_TW" w:bidi="zh_TW"/>
         </w:rPr>
-        <w:t>然而，正如所述，神掌管海洋。祂能拯救那些信靠祂的人「從大水中拉上來」（</w:t>
+        <w:t>保羅解釋說，基督在十字架上承擔了信徒罪的刑罰。他寫道，神「使那無罪的替我們成為罪」（</w:t>
+      </w:r>
+      <w:hyperlink r:id="rId18">
+        <w:r>
+          <w:rPr>
+            <w:lang w:val="zh_TW" w:bidi="zh_TW"/>
+          </w:rPr>
+          <w:rPr>
+            <w:color w:val="0000EE"/>
+            <w:u w:val="single"/>
+          </w:rPr>
+          <w:t>林後5:21</w:t>
+        </w:r>
+      </w:hyperlink>
+      <w:r>
+        <w:rPr>
+          <w:lang w:val="zh_TW" w:bidi="zh_TW"/>
+        </w:rPr>
+        <w:t>）。保羅還說，基督承擔了摩西律法的咒詛（</w:t>
+      </w:r>
+      <w:hyperlink r:id="rId19">
+        <w:r>
+          <w:rPr>
+            <w:lang w:val="zh_TW" w:bidi="zh_TW"/>
+          </w:rPr>
+          <w:rPr>
+            <w:color w:val="0000EE"/>
+            <w:u w:val="single"/>
+          </w:rPr>
+          <w:t>加3:13</w:t>
+        </w:r>
+      </w:hyperlink>
+      <w:r>
+        <w:rPr>
+          <w:lang w:val="zh_TW" w:bidi="zh_TW"/>
+        </w:rPr>
+        <w:t>）。彼得在思考</w:t>
+      </w:r>
+      <w:hyperlink r:id="rId20">
+        <w:r>
+          <w:rPr>
+            <w:lang w:val="zh_TW" w:bidi="zh_TW"/>
+          </w:rPr>
+          <w:rPr>
+            <w:color w:val="0000EE"/>
+            <w:u w:val="single"/>
+          </w:rPr>
+          <w:t>以賽亞書五十三章</w:t>
+        </w:r>
+      </w:hyperlink>
+      <w:r>
+        <w:rPr>
+          <w:lang w:val="zh_TW" w:bidi="zh_TW"/>
+        </w:rPr>
+        <w:t>時說，基督「在木頭上親身擔當了我們的罪」（</w:t>
+      </w:r>
+      <w:hyperlink r:id="rId21">
+        <w:r>
+          <w:rPr>
+            <w:lang w:val="zh_TW" w:bidi="zh_TW"/>
+          </w:rPr>
+          <w:rPr>
+            <w:color w:val="0000EE"/>
+            <w:u w:val="single"/>
+          </w:rPr>
+          <w:t>彼前2:24</w:t>
+        </w:r>
+      </w:hyperlink>
+      <w:r>
+        <w:rPr>
+          <w:lang w:val="zh_TW" w:bidi="zh_TW"/>
+        </w:rPr>
+        <w:t>）。世界的罪債被加在無罪的救主身上，這觀念有助解釋基督在十字架上的呼喊：「我的神，我的神，為什麼離棄我？」（</w:t>
+      </w:r>
+      <w:hyperlink r:id="rId22">
+        <w:r>
+          <w:rPr>
+            <w:lang w:val="zh_TW" w:bidi="zh_TW"/>
+          </w:rPr>
+          <w:rPr>
+            <w:color w:val="0000EE"/>
+            <w:u w:val="single"/>
+          </w:rPr>
+          <w:t>太27:46</w:t>
+        </w:r>
+      </w:hyperlink>
+      <w:r>
+        <w:rPr>
+          <w:lang w:val="zh_TW" w:bidi="zh_TW"/>
+        </w:rPr>
+        <w:t>）。</w:t>
+      </w:r>
+    </w:p>
+    <w:p>
+      <w:pPr/>
+      <w:r>
+        <w:rPr>
+          <w:lang w:val="zh_TW" w:bidi="zh_TW"/>
+        </w:rPr>
+      </w:r>
+      <w:r>
+        <w:rPr>
+          <w:lang w:val="zh_TW" w:bidi="zh_TW"/>
+        </w:rPr>
+        <w:t>歸算也意味著基督的公義被歸於信徒。亞伯拉罕生命中的例子說明這一點。在神應許亞伯拉罕祝福之後，</w:t>
+      </w:r>
+      <w:hyperlink r:id="rId23">
+        <w:r>
+          <w:rPr>
+            <w:lang w:val="zh_TW" w:bidi="zh_TW"/>
+          </w:rPr>
+          <w:rPr>
+            <w:color w:val="0000EE"/>
+            <w:u w:val="single"/>
+          </w:rPr>
+          <w:t>創世記十五章6節</w:t>
+        </w:r>
+      </w:hyperlink>
+      <w:r>
+        <w:rPr>
+          <w:lang w:val="zh_TW" w:bidi="zh_TW"/>
+        </w:rPr>
+        <w:t>說亞伯拉罕「信耶和華，</w:t>
+      </w:r>
+      <w:r>
+        <w:rPr>
+          <w:lang w:val="zh_TW" w:bidi="zh_TW"/>
+        </w:rPr>
+        <w:t>耶和華就以此為他的義</w:t>
+      </w:r>
+      <w:r>
+        <w:rPr>
+          <w:lang w:val="zh_TW" w:bidi="zh_TW"/>
+        </w:rPr>
+        <w:t>。」聖經教導說，沒有人生來有神所要求的公義（</w:t>
+      </w:r>
+      <w:hyperlink r:id="rId24">
+        <w:r>
+          <w:rPr>
+            <w:lang w:val="zh_TW" w:bidi="zh_TW"/>
+          </w:rPr>
+          <w:rPr>
+            <w:color w:val="0000EE"/>
+            <w:u w:val="single"/>
+          </w:rPr>
+          <w:t>詩130:3</w:t>
+        </w:r>
+      </w:hyperlink>
+      <w:r>
+        <w:rPr>
+          <w:lang w:val="zh_TW" w:bidi="zh_TW"/>
+        </w:rPr>
+        <w:t>；</w:t>
+      </w:r>
+      <w:hyperlink r:id="rId25">
+        <w:r>
+          <w:rPr>
+            <w:lang w:val="zh_TW" w:bidi="zh_TW"/>
+          </w:rPr>
+          <w:rPr>
+            <w:color w:val="0000EE"/>
+            <w:u w:val="single"/>
+          </w:rPr>
+          <w:t>賽64:6</w:t>
+        </w:r>
+      </w:hyperlink>
+      <w:r>
+        <w:rPr>
+          <w:lang w:val="zh_TW" w:bidi="zh_TW"/>
+        </w:rPr>
+        <w:t>；</w:t>
+      </w:r>
+      <w:hyperlink r:id="rId26">
+        <w:r>
+          <w:rPr>
+            <w:lang w:val="zh_TW" w:bidi="zh_TW"/>
+          </w:rPr>
+          <w:rPr>
+            <w:color w:val="0000EE"/>
+            <w:u w:val="single"/>
+          </w:rPr>
+          <w:t>羅3:10</w:t>
+        </w:r>
+      </w:hyperlink>
+      <w:r>
+        <w:rPr>
+          <w:lang w:val="zh_TW" w:bidi="zh_TW"/>
+        </w:rPr>
+        <w:t>）。但在神的救恩計劃中，祂提供了所需的公義（</w:t>
       </w:r>
       <w:hyperlink r:id="rId27">
         <w:r>
@@ -562,14 +679,14 @@
             <w:color w:val="0000EE"/>
             <w:u w:val="single"/>
           </w:rPr>
-          <w:t>詩18:16），</w:t>
-        </w:r>
-      </w:hyperlink>
-      <w:r>
-        <w:rPr>
-          <w:lang w:val="zh_TW" w:bidi="zh_TW"/>
-        </w:rPr>
-        <w:t>並保護那些在海上航行的人（</w:t>
+          <w:t>賽45:24</w:t>
+        </w:r>
+      </w:hyperlink>
+      <w:r>
+        <w:rPr>
+          <w:lang w:val="zh_TW" w:bidi="zh_TW"/>
+        </w:rPr>
+        <w:t>，</w:t>
       </w:r>
       <w:hyperlink r:id="rId28">
         <w:r>
@@ -580,14 +697,14 @@
             <w:color w:val="0000EE"/>
             <w:u w:val="single"/>
           </w:rPr>
-          <w:t>107:23–31）</w:t>
-        </w:r>
-      </w:hyperlink>
-      <w:r>
-        <w:rPr>
-          <w:lang w:val="zh_TW" w:bidi="zh_TW"/>
-        </w:rPr>
-        <w:t>。人們總是記得神曾在海中開出一條道路，讓他們出埃及時通過（</w:t>
+          <w:t>54:17</w:t>
+        </w:r>
+      </w:hyperlink>
+      <w:r>
+        <w:rPr>
+          <w:lang w:val="zh_TW" w:bidi="zh_TW"/>
+        </w:rPr>
+        <w:t>；</w:t>
       </w:r>
       <w:hyperlink r:id="rId29">
         <w:r>
@@ -598,14 +715,28 @@
             <w:color w:val="0000EE"/>
             <w:u w:val="single"/>
           </w:rPr>
-          <w:t>出15:19）</w:t>
-        </w:r>
-      </w:hyperlink>
-      <w:r>
-        <w:rPr>
-          <w:lang w:val="zh_TW" w:bidi="zh_TW"/>
-        </w:rPr>
-        <w:t>。詩篇作者（</w:t>
+          <w:t>何10:12</w:t>
+        </w:r>
+      </w:hyperlink>
+      <w:r>
+        <w:rPr>
+          <w:lang w:val="zh_TW" w:bidi="zh_TW"/>
+        </w:rPr>
+        <w:t>）。當一個人憑信心接受基督的工作時，神就將基督的公義歸給他們。</w:t>
+      </w:r>
+    </w:p>
+    <w:p>
+      <w:pPr/>
+      <w:r>
+        <w:rPr>
+          <w:lang w:val="zh_TW" w:bidi="zh_TW"/>
+        </w:rPr>
+      </w:r>
+      <w:r>
+        <w:rPr>
+          <w:lang w:val="zh_TW" w:bidi="zh_TW"/>
+        </w:rPr>
+        <w:t>將神的公義歸算給信徒，是保羅在羅馬書中的主要主題 （</w:t>
       </w:r>
       <w:hyperlink r:id="rId30">
         <w:r>
@@ -616,9 +747,27 @@
             <w:color w:val="0000EE"/>
             <w:u w:val="single"/>
           </w:rPr>
-          <w:t>詩74:13，</w:t>
-        </w:r>
-      </w:hyperlink>
+          <w:t>羅3:21–5:21</w:t>
+        </w:r>
+      </w:hyperlink>
+      <w:r>
+        <w:rPr>
+          <w:lang w:val="zh_TW" w:bidi="zh_TW"/>
+        </w:rPr>
+        <w:t>）。保羅談到罪人</w:t>
+      </w:r>
+      <w:r>
+        <w:rPr>
+          <w:lang w:val="zh_TW" w:bidi="zh_TW"/>
+        </w:rPr>
+        <w:t>蒙神算為義</w:t>
+      </w:r>
+      <w:r>
+        <w:rPr>
+          <w:lang w:val="zh_TW" w:bidi="zh_TW"/>
+        </w:rPr>
+        <w:t>的喜樂（</w:t>
+      </w:r>
       <w:hyperlink r:id="rId31">
         <w:r>
           <w:rPr>
@@ -628,9 +777,15 @@
             <w:color w:val="0000EE"/>
             <w:u w:val="single"/>
           </w:rPr>
-          <w:t>77:16，</w:t>
-        </w:r>
-      </w:hyperlink>
+          <w:t>羅4:6</w:t>
+        </w:r>
+      </w:hyperlink>
+      <w:r>
+        <w:rPr>
+          <w:lang w:val="zh_TW" w:bidi="zh_TW"/>
+        </w:rPr>
+        <w:t>）。基督的公義被歸算給人，也使人在神的法庭中得以稱為義 （</w:t>
+      </w:r>
       <w:hyperlink r:id="rId32">
         <w:r>
           <w:rPr>
@@ -640,9 +795,151 @@
             <w:color w:val="0000EE"/>
             <w:u w:val="single"/>
           </w:rPr>
-          <w:t>78:13，</w:t>
-        </w:r>
-      </w:hyperlink>
+          <w:t>羅5:18</w:t>
+        </w:r>
+      </w:hyperlink>
+      <w:r>
+        <w:rPr>
+          <w:lang w:val="zh_TW" w:bidi="zh_TW"/>
+        </w:rPr>
+        <w:t>）。基督的死，被歸算給罪人，是聖潔的神赦免罪人的原因。聖經教導說，亞當的罪對人的負面影響被歸算給所有人，但對於相信基督的人來說，這些影響都被逆轉了。將人類的罪歸算給基督，這使祂的義可以歸算給信徒。</w:t>
+      </w:r>
+    </w:p>
+    <w:p>
+      <w:pPr/>
+      <w:r>
+        <w:rPr>
+          <w:lang w:val="zh_TW" w:bidi="zh_TW"/>
+        </w:rPr>
+      </w:r>
+      <w:r>
+        <w:rPr>
+          <w:i/>
+          <w:lang w:val="zh_TW" w:bidi="zh_TW"/>
+        </w:rPr>
+        <w:t>另見</w:t>
+      </w:r>
+      <w:r>
+        <w:rPr>
+          <w:lang w:val="zh_TW" w:bidi="zh_TW"/>
+        </w:rPr>
+        <w:t>亞當（人）</w:t>
+      </w:r>
+      <w:r>
+        <w:rPr>
+          <w:lang w:val="zh_TW" w:bidi="zh_TW"/>
+        </w:rPr>
+        <w:t>、</w:t>
+      </w:r>
+      <w:r>
+        <w:rPr>
+          <w:lang w:val="zh_TW" w:bidi="zh_TW"/>
+        </w:rPr>
+        <w:t>基督論</w:t>
+      </w:r>
+      <w:r>
+        <w:rPr>
+          <w:lang w:val="zh_TW" w:bidi="zh_TW"/>
+        </w:rPr>
+        <w:t>、</w:t>
+      </w:r>
+      <w:r>
+        <w:rPr>
+          <w:lang w:val="zh_TW" w:bidi="zh_TW"/>
+        </w:rPr>
+        <w:t>人類墮落</w:t>
+      </w:r>
+      <w:r>
+        <w:rPr>
+          <w:lang w:val="zh_TW" w:bidi="zh_TW"/>
+        </w:rPr>
+        <w:t>、</w:t>
+      </w:r>
+      <w:r>
+        <w:rPr>
+          <w:lang w:val="zh_TW" w:bidi="zh_TW"/>
+        </w:rPr>
+        <w:t>罪</w:t>
+      </w:r>
+      <w:r>
+        <w:rPr>
+          <w:lang w:val="zh_TW" w:bidi="zh_TW"/>
+        </w:rPr>
+        <w:t>。</w:t>
+      </w:r>
+      <w:r>
+        <w:rPr>
+          <w:lang w:val="zh_TW" w:bidi="zh_TW"/>
+        </w:rPr>
+      </w:r>
+      <w:r>
+        <w:rPr>
+          <w:lang w:val="zh_TW" w:bidi="zh_TW"/>
+        </w:rPr>
+      </w:r>
+    </w:p>
+    <w:p>
+      <w:pPr/>
+      <w:r>
+        <w:rPr>
+          <w:lang w:val="zh_TW" w:bidi="zh_TW"/>
+        </w:rPr>
+      </w:r>
+    </w:p>
+    <w:p>
+      <w:pPr>
+        <w:pStyle w:val="Heading2"/>
+      </w:pPr>
+      <w:r>
+        <w:rPr>
+          <w:lang w:val="zh_TW" w:bidi="zh_TW"/>
+        </w:rPr>
+        <w:t>歸信</w:t>
+      </w:r>
+      <w:r>
+        <w:rPr>
+          <w:lang w:val="zh_TW" w:bidi="zh_TW"/>
+        </w:rPr>
+      </w:r>
+    </w:p>
+    <w:p>
+      <w:pPr/>
+      <w:r>
+        <w:rPr>
+          <w:lang w:val="zh_TW" w:bidi="zh_TW"/>
+        </w:rPr>
+      </w:r>
+      <w:r>
+        <w:rPr>
+          <w:lang w:val="zh_TW" w:bidi="zh_TW"/>
+        </w:rPr>
+        <w:t>一個人在生活和思想上的徹底改變。對基督徒來說，這意味著從忽視神的生活方式轉變為順服基督的生活方式。歸信是悔改的結果。</w:t>
+      </w:r>
+    </w:p>
+    <w:p>
+      <w:pPr>
+        <w:pStyle w:val="Heading3"/>
+      </w:pPr>
+      <w:r>
+        <w:rPr>
+          <w:lang w:val="zh_TW" w:bidi="zh_TW"/>
+        </w:rPr>
+        <w:t>舊約中的歸信</w:t>
+      </w:r>
+    </w:p>
+    <w:p>
+      <w:pPr/>
+      <w:r>
+        <w:rPr>
+          <w:lang w:val="zh_TW" w:bidi="zh_TW"/>
+        </w:rPr>
+      </w:r>
+      <w:r>
+        <w:rPr>
+          <w:lang w:val="zh_TW" w:bidi="zh_TW"/>
+        </w:rPr>
+        <w:t>在舊約中，歸信基本上是從以前的生活方式，轉向或歸回以色列的神耶和華。以色列經常需要歸回他們的神（</w:t>
+      </w:r>
       <w:hyperlink r:id="rId33">
         <w:r>
           <w:rPr>
@@ -652,14 +949,14 @@
             <w:color w:val="0000EE"/>
             <w:u w:val="single"/>
           </w:rPr>
-          <w:t>106:9）</w:t>
-        </w:r>
-      </w:hyperlink>
-      <w:r>
-        <w:rPr>
-          <w:lang w:val="zh_TW" w:bidi="zh_TW"/>
-        </w:rPr>
-        <w:t>和先知們（例如</w:t>
+          <w:t>申4:30</w:t>
+        </w:r>
+      </w:hyperlink>
+      <w:r>
+        <w:rPr>
+          <w:lang w:val="zh_TW" w:bidi="zh_TW"/>
+        </w:rPr>
+        <w:t>），無論是個人（</w:t>
       </w:r>
       <w:hyperlink r:id="rId34">
         <w:r>
@@ -670,21 +967,1058 @@
             <w:color w:val="0000EE"/>
             <w:u w:val="single"/>
           </w:rPr>
-          <w:t>賽43:16–17）</w:t>
-        </w:r>
-      </w:hyperlink>
-      <w:r>
-        <w:rPr>
-          <w:lang w:val="zh_TW" w:bidi="zh_TW"/>
-        </w:rPr>
-        <w:t>都提到這一點。</w:t>
+          <w:t>詩51篇</w:t>
+        </w:r>
+      </w:hyperlink>
+      <w:r>
+        <w:rPr>
+          <w:lang w:val="zh_TW" w:bidi="zh_TW"/>
+        </w:rPr>
+        <w:t>）還是整個民族（</w:t>
+      </w:r>
+      <w:hyperlink r:id="rId35">
+        <w:r>
+          <w:rPr>
+            <w:lang w:val="zh_TW" w:bidi="zh_TW"/>
+          </w:rPr>
+          <w:rPr>
+            <w:color w:val="0000EE"/>
+            <w:u w:val="single"/>
+          </w:rPr>
+          <w:t>耶4:1</w:t>
+        </w:r>
+      </w:hyperlink>
+      <w:r>
+        <w:rPr>
+          <w:lang w:val="zh_TW" w:bidi="zh_TW"/>
+        </w:rPr>
+        <w:t>）。其它列國需要初次轉向神（</w:t>
+      </w:r>
+      <w:hyperlink r:id="rId36">
+        <w:r>
+          <w:rPr>
+            <w:lang w:val="zh_TW" w:bidi="zh_TW"/>
+          </w:rPr>
+          <w:rPr>
+            <w:color w:val="0000EE"/>
+            <w:u w:val="single"/>
+          </w:rPr>
+          <w:t>詩22:27</w:t>
+        </w:r>
+      </w:hyperlink>
+      <w:r>
+        <w:rPr>
+          <w:lang w:val="zh_TW" w:bidi="zh_TW"/>
+        </w:rPr>
+        <w:t>）。其特徵是遠離邪惡的行為（</w:t>
+      </w:r>
+      <w:hyperlink r:id="rId37">
+        <w:r>
+          <w:rPr>
+            <w:lang w:val="zh_TW" w:bidi="zh_TW"/>
+          </w:rPr>
+          <w:rPr>
+            <w:color w:val="0000EE"/>
+            <w:u w:val="single"/>
+          </w:rPr>
+          <w:t>耶26:3</w:t>
+        </w:r>
+      </w:hyperlink>
+      <w:r>
+        <w:rPr>
+          <w:lang w:val="zh_TW" w:bidi="zh_TW"/>
+        </w:rPr>
+        <w:t>，</w:t>
+      </w:r>
+      <w:hyperlink r:id="rId38">
+        <w:r>
+          <w:rPr>
+            <w:lang w:val="zh_TW" w:bidi="zh_TW"/>
+          </w:rPr>
+          <w:rPr>
+            <w:color w:val="0000EE"/>
+            <w:u w:val="single"/>
+          </w:rPr>
+          <w:t>36:3</w:t>
+        </w:r>
+      </w:hyperlink>
+      <w:r>
+        <w:rPr>
+          <w:lang w:val="zh_TW" w:bidi="zh_TW"/>
+        </w:rPr>
+        <w:t>；</w:t>
+      </w:r>
+      <w:hyperlink r:id="rId39">
+        <w:r>
+          <w:rPr>
+            <w:lang w:val="zh_TW" w:bidi="zh_TW"/>
+          </w:rPr>
+          <w:rPr>
+            <w:color w:val="0000EE"/>
+            <w:u w:val="single"/>
+          </w:rPr>
+          <w:t>結18:21、27</w:t>
+        </w:r>
+      </w:hyperlink>
+      <w:r>
+        <w:rPr>
+          <w:lang w:val="zh_TW" w:bidi="zh_TW"/>
+        </w:rPr>
+        <w:t>，</w:t>
+      </w:r>
+      <w:hyperlink r:id="rId40">
+        <w:r>
+          <w:rPr>
+            <w:lang w:val="zh_TW" w:bidi="zh_TW"/>
+          </w:rPr>
+          <w:rPr>
+            <w:color w:val="0000EE"/>
+            <w:u w:val="single"/>
+          </w:rPr>
+          <w:t>33:9、11</w:t>
+        </w:r>
+      </w:hyperlink>
+      <w:r>
+        <w:rPr>
+          <w:lang w:val="zh_TW" w:bidi="zh_TW"/>
+        </w:rPr>
+        <w:t>）。歸信是從對神不忠的生活轉向對神順服的生活（</w:t>
+      </w:r>
+      <w:hyperlink r:id="rId41">
+        <w:r>
+          <w:rPr>
+            <w:lang w:val="zh_TW" w:bidi="zh_TW"/>
+          </w:rPr>
+          <w:rPr>
+            <w:color w:val="0000EE"/>
+            <w:u w:val="single"/>
+          </w:rPr>
+          <w:t>賽10:20–21</w:t>
+        </w:r>
+      </w:hyperlink>
+      <w:r>
+        <w:rPr>
+          <w:lang w:val="zh_TW" w:bidi="zh_TW"/>
+        </w:rPr>
+        <w:t>，</w:t>
+      </w:r>
+      <w:hyperlink r:id="rId42">
+        <w:r>
+          <w:rPr>
+            <w:lang w:val="zh_TW" w:bidi="zh_TW"/>
+          </w:rPr>
+          <w:rPr>
+            <w:color w:val="0000EE"/>
+            <w:u w:val="single"/>
+          </w:rPr>
+          <w:t>14:2</w:t>
+        </w:r>
+      </w:hyperlink>
+      <w:r>
+        <w:rPr>
+          <w:lang w:val="zh_TW" w:bidi="zh_TW"/>
+        </w:rPr>
+        <w:t>；</w:t>
+      </w:r>
+      <w:hyperlink r:id="rId43">
+        <w:r>
+          <w:rPr>
+            <w:lang w:val="zh_TW" w:bidi="zh_TW"/>
+          </w:rPr>
+          <w:rPr>
+            <w:color w:val="0000EE"/>
+            <w:u w:val="single"/>
+          </w:rPr>
+          <w:t>耶34:15</w:t>
+        </w:r>
+      </w:hyperlink>
+      <w:r>
+        <w:rPr>
+          <w:lang w:val="zh_TW" w:bidi="zh_TW"/>
+        </w:rPr>
+        <w:t>；</w:t>
+      </w:r>
+      <w:hyperlink r:id="rId44">
+        <w:r>
+          <w:rPr>
+            <w:lang w:val="zh_TW" w:bidi="zh_TW"/>
+          </w:rPr>
+          <w:rPr>
+            <w:color w:val="0000EE"/>
+            <w:u w:val="single"/>
+          </w:rPr>
+          <w:t>何14:4</w:t>
+        </w:r>
+      </w:hyperlink>
+      <w:r>
+        <w:rPr>
+          <w:lang w:val="zh_TW" w:bidi="zh_TW"/>
+        </w:rPr>
+        <w:t>）。歸信意味著內心方向的改變，並在生活方式上表現出來。</w:t>
+      </w:r>
+    </w:p>
+    <w:p>
+      <w:pPr>
+        <w:pStyle w:val="Heading3"/>
+      </w:pPr>
+      <w:r>
+        <w:rPr>
+          <w:lang w:val="zh_TW" w:bidi="zh_TW"/>
+        </w:rPr>
+        <w:t>新約中的歸信</w:t>
+      </w:r>
+    </w:p>
+    <w:p>
+      <w:pPr/>
+      <w:r>
+        <w:rPr>
+          <w:lang w:val="zh_TW" w:bidi="zh_TW"/>
+        </w:rPr>
+      </w:r>
+      <w:r>
+        <w:rPr>
+          <w:lang w:val="zh_TW" w:bidi="zh_TW"/>
+        </w:rPr>
+        <w:t>在新約中，施洗約翰首先呼籲歸信（</w:t>
+      </w:r>
+      <w:hyperlink r:id="rId45">
+        <w:r>
+          <w:rPr>
+            <w:lang w:val="zh_TW" w:bidi="zh_TW"/>
+          </w:rPr>
+          <w:rPr>
+            <w:color w:val="0000EE"/>
+            <w:u w:val="single"/>
+          </w:rPr>
+          <w:t>太3:2</w:t>
+        </w:r>
+      </w:hyperlink>
+      <w:r>
+        <w:rPr>
+          <w:lang w:val="zh_TW" w:bidi="zh_TW"/>
+        </w:rPr>
+        <w:t>；</w:t>
+      </w:r>
+      <w:hyperlink r:id="rId46">
+        <w:r>
+          <w:rPr>
+            <w:lang w:val="zh_TW" w:bidi="zh_TW"/>
+          </w:rPr>
+          <w:rPr>
+            <w:color w:val="0000EE"/>
+            <w:u w:val="single"/>
+          </w:rPr>
+          <w:t>可1:4</w:t>
+        </w:r>
+      </w:hyperlink>
+      <w:r>
+        <w:rPr>
+          <w:lang w:val="zh_TW" w:bidi="zh_TW"/>
+        </w:rPr>
+        <w:t>；</w:t>
+      </w:r>
+      <w:hyperlink r:id="rId47">
+        <w:r>
+          <w:rPr>
+            <w:lang w:val="zh_TW" w:bidi="zh_TW"/>
+          </w:rPr>
+          <w:rPr>
+            <w:color w:val="0000EE"/>
+            <w:u w:val="single"/>
+          </w:rPr>
+          <w:t>路3:3</w:t>
+        </w:r>
+      </w:hyperlink>
+      <w:r>
+        <w:rPr>
+          <w:lang w:val="zh_TW" w:bidi="zh_TW"/>
+        </w:rPr>
+        <w:t>），他發出先知的呼籲，要求人們改變心意（這是此希臘文詞語的根本含義），因為神的國近了。這種生命的改變必須包括行為的改變，以證明其真實性（</w:t>
+      </w:r>
+      <w:hyperlink r:id="rId48">
+        <w:r>
+          <w:rPr>
+            <w:lang w:val="zh_TW" w:bidi="zh_TW"/>
+          </w:rPr>
+          <w:rPr>
+            <w:color w:val="0000EE"/>
+            <w:u w:val="single"/>
+          </w:rPr>
+          <w:t>太3:8</w:t>
+        </w:r>
+      </w:hyperlink>
+      <w:r>
+        <w:rPr>
+          <w:lang w:val="zh_TW" w:bidi="zh_TW"/>
+        </w:rPr>
+        <w:t>；</w:t>
+      </w:r>
+      <w:hyperlink r:id="rId49">
+        <w:r>
+          <w:rPr>
+            <w:lang w:val="zh_TW" w:bidi="zh_TW"/>
+          </w:rPr>
+          <w:rPr>
+            <w:color w:val="0000EE"/>
+            <w:u w:val="single"/>
+          </w:rPr>
+          <w:t>路3:8</w:t>
+        </w:r>
+      </w:hyperlink>
+      <w:r>
+        <w:rPr>
+          <w:lang w:val="zh_TW" w:bidi="zh_TW"/>
+        </w:rPr>
+        <w:t>）。耶穌也傳講同樣的信息（</w:t>
+      </w:r>
+      <w:hyperlink r:id="rId50">
+        <w:r>
+          <w:rPr>
+            <w:lang w:val="zh_TW" w:bidi="zh_TW"/>
+          </w:rPr>
+          <w:rPr>
+            <w:color w:val="0000EE"/>
+            <w:u w:val="single"/>
+          </w:rPr>
+          <w:t>太4:17</w:t>
+        </w:r>
+      </w:hyperlink>
+      <w:r>
+        <w:rPr>
+          <w:lang w:val="zh_TW" w:bidi="zh_TW"/>
+        </w:rPr>
+        <w:t>；</w:t>
+      </w:r>
+      <w:hyperlink r:id="rId51">
+        <w:r>
+          <w:rPr>
+            <w:lang w:val="zh_TW" w:bidi="zh_TW"/>
+          </w:rPr>
+          <w:rPr>
+            <w:color w:val="0000EE"/>
+            <w:u w:val="single"/>
+          </w:rPr>
+          <w:t>可1:15</w:t>
+        </w:r>
+      </w:hyperlink>
+      <w:r>
+        <w:rPr>
+          <w:lang w:val="zh_TW" w:bidi="zh_TW"/>
+        </w:rPr>
+        <w:t>）。祂還說，由於神的國度已經在祂身上到來，順服祂是歸信好消息的一部分。然而，這也可能是壞消息，因為如果不做出這種徹底的改變，就會被定罪（</w:t>
+      </w:r>
+      <w:hyperlink r:id="rId52">
+        <w:r>
+          <w:rPr>
+            <w:lang w:val="zh_TW" w:bidi="zh_TW"/>
+          </w:rPr>
+          <w:rPr>
+            <w:color w:val="0000EE"/>
+            <w:u w:val="single"/>
+          </w:rPr>
+          <w:t>太11:20</w:t>
+        </w:r>
+      </w:hyperlink>
+      <w:r>
+        <w:rPr>
+          <w:lang w:val="zh_TW" w:bidi="zh_TW"/>
+        </w:rPr>
+        <w:t>；</w:t>
+      </w:r>
+      <w:hyperlink r:id="rId53">
+        <w:r>
+          <w:rPr>
+            <w:lang w:val="zh_TW" w:bidi="zh_TW"/>
+          </w:rPr>
+          <w:rPr>
+            <w:color w:val="0000EE"/>
+            <w:u w:val="single"/>
+          </w:rPr>
+          <w:t>路13:3–5</w:t>
+        </w:r>
+      </w:hyperlink>
+      <w:r>
+        <w:rPr>
+          <w:lang w:val="zh_TW" w:bidi="zh_TW"/>
+        </w:rPr>
+        <w:t>）。歸信是徹底的，但也是簡單的。它要求我們像小孩子一樣全然委身，而不是像成人的算計和自我保護（</w:t>
+      </w:r>
+      <w:hyperlink r:id="rId54">
+        <w:r>
+          <w:rPr>
+            <w:lang w:val="zh_TW" w:bidi="zh_TW"/>
+          </w:rPr>
+          <w:rPr>
+            <w:color w:val="0000EE"/>
+            <w:u w:val="single"/>
+          </w:rPr>
+          <w:t>太18:3</w:t>
+        </w:r>
+      </w:hyperlink>
+      <w:r>
+        <w:rPr>
+          <w:lang w:val="zh_TW" w:bidi="zh_TW"/>
+        </w:rPr>
+        <w:t>）。成人謹慎、自我保護的態度，與孩子的簡單、真誠信任和開放的態度，形成對比。</w:t>
+      </w:r>
+    </w:p>
+    <w:p>
+      <w:pPr/>
+      <w:r>
+        <w:rPr>
+          <w:lang w:val="zh_TW" w:bidi="zh_TW"/>
+        </w:rPr>
+      </w:r>
+      <w:r>
+        <w:rPr>
+          <w:lang w:val="zh_TW" w:bidi="zh_TW"/>
+        </w:rPr>
+        <w:t>除了四福音書和使徒行傳，歸信在新約中並不常見。當它在使徒行傳中使用時，歸信</w:t>
+      </w:r>
+    </w:p>
+    <w:p>
+      <w:pPr>
+        <w:pStyle w:val="ListBullet"/>
+        <w:spacing w:line="240" w:lineRule="auto"/>
+        <w:ind w:left="720"/>
+      </w:pPr>
+      <w:r>
+        <w:rPr>
+          <w:lang w:val="zh_TW" w:bidi="zh_TW"/>
+        </w:rPr>
+      </w:r>
+      <w:r>
+        <w:rPr>
+          <w:lang w:val="zh_TW" w:bidi="zh_TW"/>
+        </w:rPr>
+        <w:t>構成福音講道中最重要的部分——形成委身的呼召（</w:t>
+      </w:r>
+      <w:hyperlink r:id="rId55">
+        <w:r>
+          <w:rPr>
+            <w:lang w:val="zh_TW" w:bidi="zh_TW"/>
+          </w:rPr>
+          <w:rPr>
+            <w:color w:val="0000EE"/>
+            <w:u w:val="single"/>
+          </w:rPr>
+          <w:t>2:38</w:t>
+        </w:r>
+      </w:hyperlink>
+      <w:r>
+        <w:rPr>
+          <w:lang w:val="zh_TW" w:bidi="zh_TW"/>
+        </w:rPr>
+        <w:t>，</w:t>
+      </w:r>
+      <w:hyperlink r:id="rId56">
+        <w:r>
+          <w:rPr>
+            <w:lang w:val="zh_TW" w:bidi="zh_TW"/>
+          </w:rPr>
+          <w:rPr>
+            <w:color w:val="0000EE"/>
+            <w:u w:val="single"/>
+          </w:rPr>
+          <w:t>3:19</w:t>
+        </w:r>
+      </w:hyperlink>
+      <w:r>
+        <w:rPr>
+          <w:lang w:val="zh_TW" w:bidi="zh_TW"/>
+        </w:rPr>
+        <w:t>，</w:t>
+      </w:r>
+      <w:hyperlink r:id="rId57">
+        <w:r>
+          <w:rPr>
+            <w:lang w:val="zh_TW" w:bidi="zh_TW"/>
+          </w:rPr>
+          <w:rPr>
+            <w:color w:val="0000EE"/>
+            <w:u w:val="single"/>
+          </w:rPr>
+          <w:t>8:22</w:t>
+        </w:r>
+      </w:hyperlink>
+      <w:r>
+        <w:rPr>
+          <w:lang w:val="zh_TW" w:bidi="zh_TW"/>
+        </w:rPr>
+        <w:t>），</w:t>
+      </w:r>
+    </w:p>
+    <w:p>
+      <w:pPr>
+        <w:pStyle w:val="ListBullet"/>
+        <w:spacing w:line="240" w:lineRule="auto"/>
+        <w:ind w:left="720"/>
+      </w:pPr>
+      <w:r>
+        <w:rPr>
+          <w:lang w:val="zh_TW" w:bidi="zh_TW"/>
+        </w:rPr>
+      </w:r>
+      <w:r>
+        <w:rPr>
+          <w:lang w:val="zh_TW" w:bidi="zh_TW"/>
+        </w:rPr>
+        <w:t>描述新基督徒對主的委身（</w:t>
+      </w:r>
+      <w:hyperlink r:id="rId58">
+        <w:r>
+          <w:rPr>
+            <w:lang w:val="zh_TW" w:bidi="zh_TW"/>
+          </w:rPr>
+          <w:rPr>
+            <w:color w:val="0000EE"/>
+            <w:u w:val="single"/>
+          </w:rPr>
+          <w:t>9:35</w:t>
+        </w:r>
+      </w:hyperlink>
+      <w:r>
+        <w:rPr>
+          <w:lang w:val="zh_TW" w:bidi="zh_TW"/>
+        </w:rPr>
+        <w:t>，</w:t>
+      </w:r>
+      <w:hyperlink r:id="rId59">
+        <w:r>
+          <w:rPr>
+            <w:lang w:val="zh_TW" w:bidi="zh_TW"/>
+          </w:rPr>
+          <w:rPr>
+            <w:color w:val="0000EE"/>
+            <w:u w:val="single"/>
+          </w:rPr>
+          <w:t>11:21</w:t>
+        </w:r>
+      </w:hyperlink>
+      <w:r>
+        <w:rPr>
+          <w:lang w:val="zh_TW" w:bidi="zh_TW"/>
+        </w:rPr>
+        <w:t>），以及</w:t>
+      </w:r>
+    </w:p>
+    <w:p>
+      <w:pPr>
+        <w:pStyle w:val="ListBullet"/>
+        <w:spacing w:line="240" w:lineRule="auto"/>
+        <w:ind w:left="720"/>
+      </w:pPr>
+      <w:r>
+        <w:rPr>
+          <w:lang w:val="zh_TW" w:bidi="zh_TW"/>
+        </w:rPr>
+      </w:r>
+      <w:r>
+        <w:rPr>
+          <w:lang w:val="zh_TW" w:bidi="zh_TW"/>
+        </w:rPr>
+        <w:t>描繪生命從黑暗轉向光明的改變（</w:t>
+      </w:r>
+      <w:hyperlink r:id="rId60">
+        <w:r>
+          <w:rPr>
+            <w:lang w:val="zh_TW" w:bidi="zh_TW"/>
+          </w:rPr>
+          <w:rPr>
+            <w:color w:val="0000EE"/>
+            <w:u w:val="single"/>
+          </w:rPr>
+          <w:t>26:18–20</w:t>
+        </w:r>
+      </w:hyperlink>
+      <w:r>
+        <w:rPr>
+          <w:lang w:val="zh_TW" w:bidi="zh_TW"/>
+        </w:rPr>
+        <w:t>）。</w:t>
+      </w:r>
+    </w:p>
+    <w:p>
+      <w:pPr/>
+      <w:r>
+        <w:rPr>
+          <w:lang w:val="zh_TW" w:bidi="zh_TW"/>
+        </w:rPr>
+      </w:r>
+      <w:r>
+        <w:rPr>
+          <w:lang w:val="zh_TW" w:bidi="zh_TW"/>
+        </w:rPr>
+        <w:t>在提到歸信時，後來的福音書作者則</w:t>
+      </w:r>
+    </w:p>
+    <w:p>
+      <w:pPr>
+        <w:pStyle w:val="ListBullet"/>
+        <w:spacing w:line="240" w:lineRule="auto"/>
+        <w:ind w:left="720"/>
+      </w:pPr>
+      <w:r>
+        <w:rPr>
+          <w:lang w:val="zh_TW" w:bidi="zh_TW"/>
+        </w:rPr>
+      </w:r>
+      <w:r>
+        <w:rPr>
+          <w:lang w:val="zh_TW" w:bidi="zh_TW"/>
+        </w:rPr>
+        <w:t>回顧歸信經歷（</w:t>
+      </w:r>
+      <w:hyperlink r:id="rId61">
+        <w:r>
+          <w:rPr>
+            <w:lang w:val="zh_TW" w:bidi="zh_TW"/>
+          </w:rPr>
+          <w:rPr>
+            <w:color w:val="0000EE"/>
+            <w:u w:val="single"/>
+          </w:rPr>
+          <w:t>林書3:16</w:t>
+        </w:r>
+      </w:hyperlink>
+      <w:r>
+        <w:rPr>
+          <w:lang w:val="zh_TW" w:bidi="zh_TW"/>
+        </w:rPr>
+        <w:t>），</w:t>
+      </w:r>
+    </w:p>
+    <w:p>
+      <w:pPr>
+        <w:pStyle w:val="ListBullet"/>
+        <w:spacing w:line="240" w:lineRule="auto"/>
+        <w:ind w:left="720"/>
+      </w:pPr>
+      <w:r>
+        <w:rPr>
+          <w:lang w:val="zh_TW" w:bidi="zh_TW"/>
+        </w:rPr>
+      </w:r>
+      <w:r>
+        <w:rPr>
+          <w:lang w:val="zh_TW" w:bidi="zh_TW"/>
+        </w:rPr>
+        <w:t>擔心基督徒轉向異教或猶太教（</w:t>
+      </w:r>
+      <w:hyperlink r:id="rId62">
+        <w:r>
+          <w:rPr>
+            <w:lang w:val="zh_TW" w:bidi="zh_TW"/>
+          </w:rPr>
+          <w:rPr>
+            <w:color w:val="0000EE"/>
+            <w:u w:val="single"/>
+          </w:rPr>
+          <w:t>加4:9</w:t>
+        </w:r>
+      </w:hyperlink>
+      <w:r>
+        <w:rPr>
+          <w:lang w:val="zh_TW" w:bidi="zh_TW"/>
+        </w:rPr>
+        <w:t>），以及</w:t>
+      </w:r>
+    </w:p>
+    <w:p>
+      <w:pPr>
+        <w:pStyle w:val="ListBullet"/>
+        <w:spacing w:line="240" w:lineRule="auto"/>
+        <w:ind w:left="720"/>
+      </w:pPr>
+      <w:r>
+        <w:rPr>
+          <w:lang w:val="zh_TW" w:bidi="zh_TW"/>
+        </w:rPr>
+      </w:r>
+      <w:r>
+        <w:rPr>
+          <w:lang w:val="zh_TW" w:bidi="zh_TW"/>
+        </w:rPr>
+        <w:t>呼籲那些離開信仰並面臨審判危險的基督徒，重新歸信（</w:t>
+      </w:r>
+      <w:hyperlink r:id="rId63">
+        <w:r>
+          <w:rPr>
+            <w:lang w:val="zh_TW" w:bidi="zh_TW"/>
+          </w:rPr>
+          <w:rPr>
+            <w:color w:val="0000EE"/>
+            <w:u w:val="single"/>
+          </w:rPr>
+          <w:t>雅5:19–20</w:t>
+        </w:r>
+      </w:hyperlink>
+      <w:r>
+        <w:rPr>
+          <w:lang w:val="zh_TW" w:bidi="zh_TW"/>
+        </w:rPr>
+        <w:t>；</w:t>
+      </w:r>
+      <w:hyperlink r:id="rId64">
+        <w:r>
+          <w:rPr>
+            <w:lang w:val="zh_TW" w:bidi="zh_TW"/>
+          </w:rPr>
+          <w:rPr>
+            <w:color w:val="0000EE"/>
+            <w:u w:val="single"/>
+          </w:rPr>
+          <w:t>啟2:5、16、22</w:t>
+        </w:r>
+      </w:hyperlink>
+      <w:r>
+        <w:rPr>
+          <w:lang w:val="zh_TW" w:bidi="zh_TW"/>
+        </w:rPr>
+        <w:t>，</w:t>
+      </w:r>
+      <w:hyperlink r:id="rId65">
+        <w:r>
+          <w:rPr>
+            <w:lang w:val="zh_TW" w:bidi="zh_TW"/>
+          </w:rPr>
+          <w:rPr>
+            <w:color w:val="0000EE"/>
+            <w:u w:val="single"/>
+          </w:rPr>
+          <w:t>3:19</w:t>
+        </w:r>
+      </w:hyperlink>
+      <w:r>
+        <w:rPr>
+          <w:lang w:val="zh_TW" w:bidi="zh_TW"/>
+        </w:rPr>
+        <w:t>）。</w:t>
+      </w:r>
+    </w:p>
+    <w:p>
+      <w:pPr/>
+      <w:r>
+        <w:rPr>
+          <w:lang w:val="zh_TW" w:bidi="zh_TW"/>
+        </w:rPr>
+      </w:r>
+      <w:r>
+        <w:rPr>
+          <w:lang w:val="zh_TW" w:bidi="zh_TW"/>
+        </w:rPr>
+        <w:t>正如舊約以及約翰和耶穌的宣講，歸信包含三個要素。</w:t>
+      </w:r>
+    </w:p>
+    <w:p>
+      <w:pPr>
+        <w:pStyle w:val="ListNumber"/>
+        <w:numPr>
+          <w:ilvl w:val="0"/>
+          <w:numId w:val="15"/>
+        </w:numPr>
+        <w:spacing w:line="240" w:lineRule="auto"/>
+        <w:ind w:left="720"/>
+      </w:pPr>
+      <w:r>
+        <w:rPr>
+          <w:lang w:val="zh_TW" w:bidi="zh_TW"/>
+        </w:rPr>
+      </w:r>
+      <w:r>
+        <w:rPr>
+          <w:lang w:val="zh_TW" w:bidi="zh_TW"/>
+        </w:rPr>
+        <w:t>歸信是</w:t>
       </w:r>
       <w:r>
         <w:rPr>
           <w:i/>
           <w:lang w:val="zh_TW" w:bidi="zh_TW"/>
         </w:rPr>
-        <w:t>見</w:t>
+        <w:t>從</w:t>
+      </w:r>
+      <w:r>
+        <w:rPr>
+          <w:lang w:val="zh_TW" w:bidi="zh_TW"/>
+        </w:rPr>
+        <w:t>某些事物中轉離，包括具體的罪、假神或僅僅是為自己而活的生活（</w:t>
+      </w:r>
+      <w:hyperlink r:id="rId66">
+        <w:r>
+          <w:rPr>
+            <w:lang w:val="zh_TW" w:bidi="zh_TW"/>
+          </w:rPr>
+          <w:rPr>
+            <w:color w:val="0000EE"/>
+            <w:u w:val="single"/>
+          </w:rPr>
+          <w:t>帖前1:9</w:t>
+        </w:r>
+      </w:hyperlink>
+      <w:r>
+        <w:rPr>
+          <w:lang w:val="zh_TW" w:bidi="zh_TW"/>
+        </w:rPr>
+        <w:t>；</w:t>
+      </w:r>
+      <w:hyperlink r:id="rId67">
+        <w:r>
+          <w:rPr>
+            <w:lang w:val="zh_TW" w:bidi="zh_TW"/>
+          </w:rPr>
+          <w:rPr>
+            <w:color w:val="0000EE"/>
+            <w:u w:val="single"/>
+          </w:rPr>
+          <w:t>啟9:20–21</w:t>
+        </w:r>
+      </w:hyperlink>
+      <w:r>
+        <w:rPr>
+          <w:lang w:val="zh_TW" w:bidi="zh_TW"/>
+        </w:rPr>
+        <w:t>，</w:t>
+      </w:r>
+      <w:hyperlink r:id="rId68">
+        <w:r>
+          <w:rPr>
+            <w:lang w:val="zh_TW" w:bidi="zh_TW"/>
+          </w:rPr>
+          <w:rPr>
+            <w:color w:val="0000EE"/>
+            <w:u w:val="single"/>
+          </w:rPr>
+          <w:t>16:11</w:t>
+        </w:r>
+      </w:hyperlink>
+      <w:r>
+        <w:rPr>
+          <w:lang w:val="zh_TW" w:bidi="zh_TW"/>
+        </w:rPr>
+        <w:t>）。</w:t>
+      </w:r>
+    </w:p>
+    <w:p>
+      <w:pPr>
+        <w:pStyle w:val="ListNumber"/>
+        <w:spacing w:line="240" w:lineRule="auto"/>
+        <w:ind w:left="720"/>
+      </w:pPr>
+      <w:r>
+        <w:rPr>
+          <w:lang w:val="zh_TW" w:bidi="zh_TW"/>
+        </w:rPr>
+      </w:r>
+      <w:r>
+        <w:rPr>
+          <w:lang w:val="zh_TW" w:bidi="zh_TW"/>
+        </w:rPr>
+        <w:t>歸信是神的旨意，也是祂在世界上恩典工作的結果（</w:t>
+      </w:r>
+      <w:hyperlink r:id="rId69">
+        <w:r>
+          <w:rPr>
+            <w:lang w:val="zh_TW" w:bidi="zh_TW"/>
+          </w:rPr>
+          <w:rPr>
+            <w:color w:val="0000EE"/>
+            <w:u w:val="single"/>
+          </w:rPr>
+          <w:t>徒11:18</w:t>
+        </w:r>
+      </w:hyperlink>
+      <w:r>
+        <w:rPr>
+          <w:lang w:val="zh_TW" w:bidi="zh_TW"/>
+        </w:rPr>
+        <w:t>；</w:t>
+      </w:r>
+      <w:hyperlink r:id="rId70">
+        <w:r>
+          <w:rPr>
+            <w:lang w:val="zh_TW" w:bidi="zh_TW"/>
+          </w:rPr>
+          <w:rPr>
+            <w:color w:val="0000EE"/>
+            <w:u w:val="single"/>
+          </w:rPr>
+          <w:t>羅2:4</w:t>
+        </w:r>
+      </w:hyperlink>
+      <w:r>
+        <w:rPr>
+          <w:lang w:val="zh_TW" w:bidi="zh_TW"/>
+        </w:rPr>
+        <w:t>；</w:t>
+      </w:r>
+      <w:hyperlink r:id="rId71">
+        <w:r>
+          <w:rPr>
+            <w:lang w:val="zh_TW" w:bidi="zh_TW"/>
+          </w:rPr>
+          <w:rPr>
+            <w:color w:val="0000EE"/>
+            <w:u w:val="single"/>
+          </w:rPr>
+          <w:t>林後7:10</w:t>
+        </w:r>
+      </w:hyperlink>
+      <w:r>
+        <w:rPr>
+          <w:lang w:val="zh_TW" w:bidi="zh_TW"/>
+        </w:rPr>
+        <w:t>；</w:t>
+      </w:r>
+      <w:hyperlink r:id="rId72">
+        <w:r>
+          <w:rPr>
+            <w:lang w:val="zh_TW" w:bidi="zh_TW"/>
+          </w:rPr>
+          <w:rPr>
+            <w:color w:val="0000EE"/>
+            <w:u w:val="single"/>
+          </w:rPr>
+          <w:t>提後2:25</w:t>
+        </w:r>
+      </w:hyperlink>
+      <w:r>
+        <w:rPr>
+          <w:lang w:val="zh_TW" w:bidi="zh_TW"/>
+        </w:rPr>
+        <w:t>；</w:t>
+      </w:r>
+      <w:hyperlink r:id="rId73">
+        <w:r>
+          <w:rPr>
+            <w:lang w:val="zh_TW" w:bidi="zh_TW"/>
+          </w:rPr>
+          <w:rPr>
+            <w:color w:val="0000EE"/>
+            <w:u w:val="single"/>
+          </w:rPr>
+          <w:t>彼後3:9</w:t>
+        </w:r>
+      </w:hyperlink>
+      <w:r>
+        <w:rPr>
+          <w:lang w:val="zh_TW" w:bidi="zh_TW"/>
+        </w:rPr>
+        <w:t>）。</w:t>
+      </w:r>
+    </w:p>
+    <w:p>
+      <w:pPr>
+        <w:pStyle w:val="ListNumber"/>
+        <w:spacing w:line="240" w:lineRule="auto"/>
+        <w:ind w:left="720"/>
+      </w:pPr>
+      <w:r>
+        <w:rPr>
+          <w:lang w:val="zh_TW" w:bidi="zh_TW"/>
+        </w:rPr>
+      </w:r>
+      <w:r>
+        <w:rPr>
+          <w:lang w:val="zh_TW" w:bidi="zh_TW"/>
+        </w:rPr>
+        <w:t>歸信是轉</w:t>
+      </w:r>
+      <w:r>
+        <w:rPr>
+          <w:i/>
+          <w:lang w:val="zh_TW" w:bidi="zh_TW"/>
+        </w:rPr>
+        <w:t>向</w:t>
+      </w:r>
+      <w:r>
+        <w:rPr>
+          <w:lang w:val="zh_TW" w:bidi="zh_TW"/>
+        </w:rPr>
+        <w:t>某人，即將整個生命委身給神，歸向耶穌基督（</w:t>
+      </w:r>
+      <w:hyperlink r:id="rId74">
+        <w:r>
+          <w:rPr>
+            <w:lang w:val="zh_TW" w:bidi="zh_TW"/>
+          </w:rPr>
+          <w:rPr>
+            <w:color w:val="0000EE"/>
+            <w:u w:val="single"/>
+          </w:rPr>
+          <w:t>徒14:15</w:t>
+        </w:r>
+      </w:hyperlink>
+      <w:r>
+        <w:rPr>
+          <w:lang w:val="zh_TW" w:bidi="zh_TW"/>
+        </w:rPr>
+        <w:t>；</w:t>
+      </w:r>
+      <w:hyperlink r:id="rId66">
+        <w:r>
+          <w:rPr>
+            <w:lang w:val="zh_TW" w:bidi="zh_TW"/>
+          </w:rPr>
+          <w:rPr>
+            <w:color w:val="0000EE"/>
+            <w:u w:val="single"/>
+          </w:rPr>
+          <w:t>帖前1:9</w:t>
+        </w:r>
+      </w:hyperlink>
+      <w:r>
+        <w:rPr>
+          <w:lang w:val="zh_TW" w:bidi="zh_TW"/>
+        </w:rPr>
+        <w:t>；</w:t>
+      </w:r>
+      <w:hyperlink r:id="rId75">
+        <w:r>
+          <w:rPr>
+            <w:lang w:val="zh_TW" w:bidi="zh_TW"/>
+          </w:rPr>
+          <w:rPr>
+            <w:color w:val="0000EE"/>
+            <w:u w:val="single"/>
+          </w:rPr>
+          <w:t>彼前2:25</w:t>
+        </w:r>
+      </w:hyperlink>
+      <w:r>
+        <w:rPr>
+          <w:lang w:val="zh_TW" w:bidi="zh_TW"/>
+        </w:rPr>
+        <w:t>）。</w:t>
+      </w:r>
+    </w:p>
+    <w:p>
+      <w:pPr/>
+      <w:r>
+        <w:rPr>
+          <w:lang w:val="zh_TW" w:bidi="zh_TW"/>
+        </w:rPr>
+      </w:r>
+      <w:r>
+        <w:rPr>
+          <w:lang w:val="zh_TW" w:bidi="zh_TW"/>
+        </w:rPr>
+        <w:t>因此，無論是卓越的還是不起眼的，瞬間的還是逐漸的，情緒激動的還是平靜的，這是一個徹底的重新定位，是個人將他或她的全部忠誠，徹底轉移到神身上的改變。</w:t>
+      </w:r>
+    </w:p>
+    <w:p>
+      <w:pPr/>
+      <w:r>
+        <w:rPr>
+          <w:lang w:val="zh_TW" w:bidi="zh_TW"/>
+        </w:rPr>
+      </w:r>
+      <w:r>
+        <w:rPr>
+          <w:i/>
+          <w:lang w:val="zh_TW" w:bidi="zh_TW"/>
+        </w:rPr>
+        <w:t>另見</w:t>
       </w:r>
       <w:r>
         <w:rPr>
@@ -696,25 +2030,958 @@
         <w:rPr>
           <w:lang w:val="zh_TW" w:bidi="zh_TW"/>
         </w:rPr>
-        <w:t>死海，</w:t>
-      </w:r>
-      <w:r>
-        <w:rPr>
-          <w:lang w:val="zh_TW" w:bidi="zh_TW"/>
-        </w:rPr>
-        <w:t>地中海，</w:t>
-      </w:r>
-      <w:r>
-        <w:rPr>
-          <w:lang w:val="zh_TW" w:bidi="zh_TW"/>
-        </w:rPr>
-        <w:t>紅海，</w:t>
-      </w:r>
-      <w:r>
-        <w:rPr>
-          <w:lang w:val="zh_TW" w:bidi="zh_TW"/>
-        </w:rPr>
-        <w:t>加利利海</w:t>
+        <w:t>信心</w:t>
+      </w:r>
+      <w:r>
+        <w:rPr>
+          <w:lang w:val="zh_TW" w:bidi="zh_TW"/>
+        </w:rPr>
+        <w:t>；</w:t>
+      </w:r>
+      <w:r>
+        <w:rPr>
+          <w:lang w:val="zh_TW" w:bidi="zh_TW"/>
+        </w:rPr>
+        <w:t>恩典</w:t>
+      </w:r>
+      <w:r>
+        <w:rPr>
+          <w:lang w:val="zh_TW" w:bidi="zh_TW"/>
+        </w:rPr>
+        <w:t>；</w:t>
+      </w:r>
+      <w:r>
+        <w:rPr>
+          <w:lang w:val="zh_TW" w:bidi="zh_TW"/>
+        </w:rPr>
+        <w:t>稱義，被稱義</w:t>
+      </w:r>
+      <w:r>
+        <w:rPr>
+          <w:lang w:val="zh_TW" w:bidi="zh_TW"/>
+        </w:rPr>
+        <w:t>；</w:t>
+      </w:r>
+      <w:r>
+        <w:rPr>
+          <w:lang w:val="zh_TW" w:bidi="zh_TW"/>
+        </w:rPr>
+        <w:t>悔改</w:t>
+      </w:r>
+      <w:r>
+        <w:rPr>
+          <w:lang w:val="zh_TW" w:bidi="zh_TW"/>
+        </w:rPr>
+        <w:t>；</w:t>
+      </w:r>
+      <w:r>
+        <w:rPr>
+          <w:lang w:val="zh_TW" w:bidi="zh_TW"/>
+        </w:rPr>
+        <w:t>成聖</w:t>
+      </w:r>
+      <w:r>
+        <w:rPr>
+          <w:lang w:val="zh_TW" w:bidi="zh_TW"/>
+        </w:rPr>
+        <w:t>。</w:t>
+      </w:r>
+      <w:r>
+        <w:rPr>
+          <w:lang w:val="zh_TW" w:bidi="zh_TW"/>
+        </w:rPr>
+      </w:r>
+      <w:r>
+        <w:rPr>
+          <w:lang w:val="zh_TW" w:bidi="zh_TW"/>
+        </w:rPr>
+      </w:r>
+    </w:p>
+    <w:p>
+      <w:pPr/>
+      <w:r>
+        <w:rPr>
+          <w:lang w:val="zh_TW" w:bidi="zh_TW"/>
+        </w:rPr>
+      </w:r>
+    </w:p>
+    <w:p>
+      <w:pPr>
+        <w:pStyle w:val="Heading2"/>
+      </w:pPr>
+      <w:r>
+        <w:rPr>
+          <w:lang w:val="zh_TW" w:bidi="zh_TW"/>
+        </w:rPr>
+        <w:t>鬼</w:t>
+      </w:r>
+      <w:r>
+        <w:rPr>
+          <w:lang w:val="zh_TW" w:bidi="zh_TW"/>
+        </w:rPr>
+      </w:r>
+    </w:p>
+    <w:p>
+      <w:pPr/>
+      <w:r>
+        <w:rPr>
+          <w:lang w:val="zh_TW" w:bidi="zh_TW"/>
+        </w:rPr>
+      </w:r>
+      <w:r>
+        <w:rPr>
+          <w:lang w:val="zh_TW" w:bidi="zh_TW"/>
+        </w:rPr>
+        <w:t>在撒但的領導下悖逆神的墮落天使。鬼活動（demonism）是指鬼的作為，而鬼論（demonology）是研究鬼及其活動，以了解敵人的策略（</w:t>
+      </w:r>
+      <w:hyperlink r:id="rId76">
+        <w:r>
+          <w:rPr>
+            <w:lang w:val="zh_TW" w:bidi="zh_TW"/>
+          </w:rPr>
+          <w:rPr>
+            <w:color w:val="0000EE"/>
+            <w:u w:val="single"/>
+          </w:rPr>
+          <w:t>林後2:11</w:t>
+        </w:r>
+      </w:hyperlink>
+      <w:r>
+        <w:rPr>
+          <w:lang w:val="zh_TW" w:bidi="zh_TW"/>
+        </w:rPr>
+        <w:t>），以便正確行使制伏祂們的權柄（</w:t>
+      </w:r>
+      <w:hyperlink r:id="rId77">
+        <w:r>
+          <w:rPr>
+            <w:lang w:val="zh_TW" w:bidi="zh_TW"/>
+          </w:rPr>
+          <w:rPr>
+            <w:color w:val="0000EE"/>
+            <w:u w:val="single"/>
+          </w:rPr>
+          <w:t>路10:19</w:t>
+        </w:r>
+      </w:hyperlink>
+      <w:r>
+        <w:rPr>
+          <w:lang w:val="zh_TW" w:bidi="zh_TW"/>
+        </w:rPr>
+        <w:t>）。</w:t>
+      </w:r>
+    </w:p>
+    <w:p>
+      <w:pPr>
+        <w:pStyle w:val="Heading3"/>
+      </w:pPr>
+      <w:r>
+        <w:rPr>
+          <w:lang w:val="zh_TW" w:bidi="zh_TW"/>
+        </w:rPr>
+        <w:t>鬼是誰</w:t>
+      </w:r>
+    </w:p>
+    <w:p>
+      <w:pPr/>
+      <w:r>
+        <w:rPr>
+          <w:lang w:val="zh_TW" w:bidi="zh_TW"/>
+        </w:rPr>
+      </w:r>
+      <w:r>
+        <w:rPr>
+          <w:lang w:val="zh_TW" w:bidi="zh_TW"/>
+        </w:rPr>
+        <w:t>英文單詞demon源自希臘文daimon</w:t>
+      </w:r>
+      <w:r>
+        <w:rPr>
+          <w:i/>
+          <w:lang w:val="zh_TW" w:bidi="zh_TW"/>
+        </w:rPr>
+        <w:t>，</w:t>
+      </w:r>
+      <w:r>
+        <w:rPr>
+          <w:lang w:val="zh_TW" w:bidi="zh_TW"/>
+        </w:rPr>
+        <w:t>其基本意思是「神明，神祇」（即假神、鬼；參</w:t>
+      </w:r>
+      <w:hyperlink r:id="rId78">
+        <w:r>
+          <w:rPr>
+            <w:lang w:val="zh_TW" w:bidi="zh_TW"/>
+          </w:rPr>
+          <w:rPr>
+            <w:color w:val="0000EE"/>
+            <w:u w:val="single"/>
+          </w:rPr>
+          <w:t>林前10:20</w:t>
+        </w:r>
+      </w:hyperlink>
+      <w:r>
+        <w:rPr>
+          <w:lang w:val="zh_TW" w:bidi="zh_TW"/>
+        </w:rPr>
+        <w:t>）。獨一真神以外的任何神祇都是與神對立的靈，因此，這樣的靈是邪靈，也就是鬼。demon這個詞未出現在某些英譯本中，有些英譯本將daimon錯譯為devil（魔鬼）。聖經中只有一個魔鬼（希臘文diabolos），牠有許多不同的名字、頭銜和稱號。牠是所有其他鬼的首領或統治者，其他鬼都服從牠。</w:t>
+      </w:r>
+    </w:p>
+    <w:p>
+      <w:pPr/>
+      <w:r>
+        <w:rPr>
+          <w:lang w:val="zh_TW" w:bidi="zh_TW"/>
+        </w:rPr>
+      </w:r>
+      <w:r>
+        <w:rPr>
+          <w:lang w:val="zh_TW" w:bidi="zh_TW"/>
+        </w:rPr>
+        <w:t>聖經中常使用「靈」來指鬼魔，並帶有描述性的短語，如「惡鬼（evil spirit）」（</w:t>
+      </w:r>
+      <w:hyperlink r:id="rId79">
+        <w:r>
+          <w:rPr>
+            <w:lang w:val="zh_TW" w:bidi="zh_TW"/>
+          </w:rPr>
+          <w:rPr>
+            <w:color w:val="0000EE"/>
+            <w:u w:val="single"/>
+          </w:rPr>
+          <w:t>徒19:12–13</w:t>
+        </w:r>
+      </w:hyperlink>
+      <w:r>
+        <w:rPr>
+          <w:lang w:val="zh_TW" w:bidi="zh_TW"/>
+        </w:rPr>
+        <w:t>）、「污鬼（unclean spirit）」（</w:t>
+      </w:r>
+      <w:hyperlink r:id="rId80">
+        <w:r>
+          <w:rPr>
+            <w:lang w:val="zh_TW" w:bidi="zh_TW"/>
+          </w:rPr>
+          <w:rPr>
+            <w:color w:val="0000EE"/>
+            <w:u w:val="single"/>
+          </w:rPr>
+          <w:t>太10:1</w:t>
+        </w:r>
+      </w:hyperlink>
+      <w:r>
+        <w:rPr>
+          <w:lang w:val="zh_TW" w:bidi="zh_TW"/>
+        </w:rPr>
+        <w:t>；</w:t>
+      </w:r>
+      <w:hyperlink r:id="rId81">
+        <w:r>
+          <w:rPr>
+            <w:lang w:val="zh_TW" w:bidi="zh_TW"/>
+          </w:rPr>
+          <w:rPr>
+            <w:color w:val="0000EE"/>
+            <w:u w:val="single"/>
+          </w:rPr>
+          <w:t>可1:23、26</w:t>
+        </w:r>
+      </w:hyperlink>
+      <w:r>
+        <w:rPr>
+          <w:lang w:val="zh_TW" w:bidi="zh_TW"/>
+        </w:rPr>
+        <w:t>；</w:t>
+      </w:r>
+      <w:hyperlink r:id="rId82">
+        <w:r>
+          <w:rPr>
+            <w:lang w:val="zh_TW" w:bidi="zh_TW"/>
+          </w:rPr>
+          <w:rPr>
+            <w:color w:val="0000EE"/>
+            <w:u w:val="single"/>
+          </w:rPr>
+          <w:t>徒5:16</w:t>
+        </w:r>
+      </w:hyperlink>
+      <w:r>
+        <w:rPr>
+          <w:lang w:val="zh_TW" w:bidi="zh_TW"/>
+        </w:rPr>
+        <w:t>）、「疾病的靈（spirit of infirmity，和合本譯為鬼）」（</w:t>
+      </w:r>
+      <w:hyperlink r:id="rId83">
+        <w:r>
+          <w:rPr>
+            <w:lang w:val="zh_TW" w:bidi="zh_TW"/>
+          </w:rPr>
+          <w:rPr>
+            <w:color w:val="0000EE"/>
+            <w:u w:val="single"/>
+          </w:rPr>
+          <w:t>路13:11</w:t>
+        </w:r>
+      </w:hyperlink>
+      <w:r>
+        <w:rPr>
+          <w:lang w:val="zh_TW" w:bidi="zh_TW"/>
+        </w:rPr>
+        <w:t>）、「聾啞的鬼（dumb and deaf spirit）」（</w:t>
+      </w:r>
+      <w:hyperlink r:id="rId84">
+        <w:r>
+          <w:rPr>
+            <w:lang w:val="zh_TW" w:bidi="zh_TW"/>
+          </w:rPr>
+          <w:rPr>
+            <w:color w:val="0000EE"/>
+            <w:u w:val="single"/>
+          </w:rPr>
+          <w:t>可9:25</w:t>
+        </w:r>
+      </w:hyperlink>
+      <w:r>
+        <w:rPr>
+          <w:lang w:val="zh_TW" w:bidi="zh_TW"/>
+        </w:rPr>
+        <w:t>）。靈可以根據其具體角色或功能來命名，如謀殺的靈、自殺的靈、情慾的靈、憂鬱的靈、恐懼的靈、說謊的靈等，這些都與各種違背神的罪惡或態度相關聯。</w:t>
+      </w:r>
+    </w:p>
+    <w:p>
+      <w:pPr/>
+      <w:r>
+        <w:rPr>
+          <w:lang w:val="zh_TW" w:bidi="zh_TW"/>
+        </w:rPr>
+      </w:r>
+      <w:r>
+        <w:rPr>
+          <w:lang w:val="zh_TW" w:bidi="zh_TW"/>
+        </w:rPr>
+        <w:t>在希伯來文舊約中沒有「鬼（demon）」這個詞，但出現了「惡魔（evil spirit）」的說法（</w:t>
+      </w:r>
+      <w:hyperlink r:id="rId85">
+        <w:r>
+          <w:rPr>
+            <w:lang w:val="zh_TW" w:bidi="zh_TW"/>
+          </w:rPr>
+          <w:rPr>
+            <w:color w:val="0000EE"/>
+            <w:u w:val="single"/>
+          </w:rPr>
+          <w:t>士9:23</w:t>
+        </w:r>
+      </w:hyperlink>
+      <w:r>
+        <w:rPr>
+          <w:lang w:val="zh_TW" w:bidi="zh_TW"/>
+        </w:rPr>
+        <w:t>；</w:t>
+      </w:r>
+      <w:hyperlink r:id="rId86">
+        <w:r>
+          <w:rPr>
+            <w:lang w:val="zh_TW" w:bidi="zh_TW"/>
+          </w:rPr>
+          <w:rPr>
+            <w:color w:val="0000EE"/>
+            <w:u w:val="single"/>
+          </w:rPr>
+          <w:t>撒上16:14–23</w:t>
+        </w:r>
+      </w:hyperlink>
+      <w:r>
+        <w:rPr>
+          <w:lang w:val="zh_TW" w:bidi="zh_TW"/>
+        </w:rPr>
+        <w:t>，</w:t>
+      </w:r>
+      <w:hyperlink r:id="rId87">
+        <w:r>
+          <w:rPr>
+            <w:lang w:val="zh_TW" w:bidi="zh_TW"/>
+          </w:rPr>
+          <w:rPr>
+            <w:color w:val="0000EE"/>
+            <w:u w:val="single"/>
+          </w:rPr>
+          <w:t>18:10，</w:t>
+        </w:r>
+      </w:hyperlink>
+      <w:hyperlink r:id="rId88">
+        <w:r>
+          <w:rPr>
+            <w:lang w:val="zh_TW" w:bidi="zh_TW"/>
+          </w:rPr>
+          <w:rPr>
+            <w:color w:val="0000EE"/>
+            <w:u w:val="single"/>
+          </w:rPr>
+          <w:t>19:9</w:t>
+        </w:r>
+      </w:hyperlink>
+      <w:r>
+        <w:rPr>
+          <w:lang w:val="zh_TW" w:bidi="zh_TW"/>
+        </w:rPr>
+        <w:t>）。在一些英譯本中，有提到「謊言的靈」（</w:t>
+      </w:r>
+      <w:hyperlink r:id="rId89">
+        <w:r>
+          <w:rPr>
+            <w:lang w:val="zh_TW" w:bidi="zh_TW"/>
+          </w:rPr>
+          <w:rPr>
+            <w:color w:val="0000EE"/>
+            <w:u w:val="single"/>
+          </w:rPr>
+          <w:t>王上22:22–23</w:t>
+        </w:r>
+      </w:hyperlink>
+      <w:r>
+        <w:rPr>
+          <w:lang w:val="zh_TW" w:bidi="zh_TW"/>
+        </w:rPr>
+        <w:t>；</w:t>
+      </w:r>
+      <w:hyperlink r:id="rId90">
+        <w:r>
+          <w:rPr>
+            <w:lang w:val="zh_TW" w:bidi="zh_TW"/>
+          </w:rPr>
+          <w:rPr>
+            <w:color w:val="0000EE"/>
+            <w:u w:val="single"/>
+          </w:rPr>
+          <w:t>代下18:20–22</w:t>
+        </w:r>
+      </w:hyperlink>
+      <w:r>
+        <w:rPr>
+          <w:lang w:val="zh_TW" w:bidi="zh_TW"/>
+        </w:rPr>
+        <w:t>）、「交鬼的」（</w:t>
+      </w:r>
+      <w:hyperlink r:id="rId91">
+        <w:r>
+          <w:rPr>
+            <w:lang w:val="zh_TW" w:bidi="zh_TW"/>
+          </w:rPr>
+          <w:rPr>
+            <w:color w:val="0000EE"/>
+            <w:u w:val="single"/>
+          </w:rPr>
+          <w:t>代上10:13</w:t>
+        </w:r>
+      </w:hyperlink>
+      <w:r>
+        <w:rPr>
+          <w:lang w:val="zh_TW" w:bidi="zh_TW"/>
+        </w:rPr>
+        <w:t>；</w:t>
+      </w:r>
+      <w:hyperlink r:id="rId92">
+        <w:r>
+          <w:rPr>
+            <w:lang w:val="zh_TW" w:bidi="zh_TW"/>
+          </w:rPr>
+          <w:rPr>
+            <w:color w:val="0000EE"/>
+            <w:u w:val="single"/>
+          </w:rPr>
+          <w:t>代下33:6</w:t>
+        </w:r>
+      </w:hyperlink>
+      <w:r>
+        <w:rPr>
+          <w:lang w:val="zh_TW" w:bidi="zh_TW"/>
+        </w:rPr>
+        <w:t>）、「乖謬的靈」（</w:t>
+      </w:r>
+      <w:hyperlink r:id="rId93">
+        <w:r>
+          <w:rPr>
+            <w:lang w:val="zh_TW" w:bidi="zh_TW"/>
+          </w:rPr>
+          <w:rPr>
+            <w:color w:val="0000EE"/>
+            <w:u w:val="single"/>
+          </w:rPr>
+          <w:t>賽19:14</w:t>
+        </w:r>
+      </w:hyperlink>
+      <w:r>
+        <w:rPr>
+          <w:lang w:val="zh_TW" w:bidi="zh_TW"/>
+        </w:rPr>
+        <w:t>）、「沉睡的靈」（</w:t>
+      </w:r>
+      <w:hyperlink r:id="rId94">
+        <w:r>
+          <w:rPr>
+            <w:lang w:val="zh_TW" w:bidi="zh_TW"/>
+          </w:rPr>
+          <w:rPr>
+            <w:color w:val="0000EE"/>
+            <w:u w:val="single"/>
+          </w:rPr>
+          <w:t>賽29:10</w:t>
+        </w:r>
+      </w:hyperlink>
+      <w:r>
+        <w:rPr>
+          <w:lang w:val="zh_TW" w:bidi="zh_TW"/>
+        </w:rPr>
+        <w:t>）、和「淫心」（</w:t>
+      </w:r>
+      <w:hyperlink r:id="rId95">
+        <w:r>
+          <w:rPr>
+            <w:lang w:val="zh_TW" w:bidi="zh_TW"/>
+          </w:rPr>
+          <w:rPr>
+            <w:color w:val="0000EE"/>
+            <w:u w:val="single"/>
+          </w:rPr>
+          <w:t>何4:12</w:t>
+        </w:r>
+      </w:hyperlink>
+      <w:r>
+        <w:rPr>
+          <w:lang w:val="zh_TW" w:bidi="zh_TW"/>
+        </w:rPr>
+        <w:t>；</w:t>
+      </w:r>
+      <w:hyperlink r:id="rId96">
+        <w:r>
+          <w:rPr>
+            <w:lang w:val="zh_TW" w:bidi="zh_TW"/>
+          </w:rPr>
+          <w:rPr>
+            <w:color w:val="0000EE"/>
+            <w:u w:val="single"/>
+          </w:rPr>
+          <w:t>何5:4</w:t>
+        </w:r>
+      </w:hyperlink>
+      <w:r>
+        <w:rPr>
+          <w:lang w:val="zh_TW" w:bidi="zh_TW"/>
+        </w:rPr>
+        <w:t>）。</w:t>
+      </w:r>
+    </w:p>
+    <w:p>
+      <w:pPr/>
+      <w:r>
+        <w:rPr>
+          <w:lang w:val="zh_TW" w:bidi="zh_TW"/>
+        </w:rPr>
+      </w:r>
+      <w:r>
+        <w:rPr>
+          <w:lang w:val="zh_TW" w:bidi="zh_TW"/>
+        </w:rPr>
+        <w:t>舊約中，提到一個具體的強大的鬼是「波斯國的魔君」，牠阻擋天使加百列向但以理傳遞信息，因此天使米迦勒來幫助加百列（</w:t>
+      </w:r>
+      <w:hyperlink r:id="rId97">
+        <w:r>
+          <w:rPr>
+            <w:lang w:val="zh_TW" w:bidi="zh_TW"/>
+          </w:rPr>
+          <w:rPr>
+            <w:color w:val="0000EE"/>
+            <w:u w:val="single"/>
+          </w:rPr>
+          <w:t>但10:13</w:t>
+        </w:r>
+      </w:hyperlink>
+      <w:r>
+        <w:rPr>
+          <w:lang w:val="zh_TW" w:bidi="zh_TW"/>
+        </w:rPr>
+        <w:t>）。</w:t>
+      </w:r>
+    </w:p>
+    <w:p>
+      <w:pPr/>
+      <w:r>
+        <w:rPr>
+          <w:lang w:val="zh_TW" w:bidi="zh_TW"/>
+        </w:rPr>
+      </w:r>
+      <w:r>
+        <w:rPr>
+          <w:lang w:val="zh_TW" w:bidi="zh_TW"/>
+        </w:rPr>
+        <w:t>鬼的數量不詳，但似乎非常龐大，甚至無法計算。根據</w:t>
+      </w:r>
+      <w:hyperlink r:id="rId98">
+        <w:r>
+          <w:rPr>
+            <w:lang w:val="zh_TW" w:bidi="zh_TW"/>
+          </w:rPr>
+          <w:rPr>
+            <w:color w:val="0000EE"/>
+            <w:u w:val="single"/>
+          </w:rPr>
+          <w:t>啟示錄十二章4節</w:t>
+        </w:r>
+      </w:hyperlink>
+      <w:r>
+        <w:rPr>
+          <w:lang w:val="zh_TW" w:bidi="zh_TW"/>
+        </w:rPr>
+        <w:t>可以推斷出有三分之一的天使被撒但引誘叛離，這意味著天軍的數量是撒但勢力的兩倍。</w:t>
+      </w:r>
+      <w:hyperlink r:id="rId99">
+        <w:r>
+          <w:rPr>
+            <w:lang w:val="zh_TW" w:bidi="zh_TW"/>
+          </w:rPr>
+          <w:rPr>
+            <w:color w:val="0000EE"/>
+            <w:u w:val="single"/>
+          </w:rPr>
+          <w:t>以弗所書六章12節</w:t>
+        </w:r>
+      </w:hyperlink>
+      <w:r>
+        <w:rPr>
+          <w:lang w:val="zh_TW" w:bidi="zh_TW"/>
+        </w:rPr>
+        <w:t>暗示鬼的等級或階級：「執政的」、「掌權的」、「管轄這幽暗世界的」，「以及天空屬靈氣的惡魔爭戰」。</w:t>
+      </w:r>
+    </w:p>
+    <w:p>
+      <w:pPr/>
+      <w:r>
+        <w:rPr>
+          <w:lang w:val="zh_TW" w:bidi="zh_TW"/>
+        </w:rPr>
+      </w:r>
+      <w:r>
+        <w:rPr>
+          <w:lang w:val="zh_TW" w:bidi="zh_TW"/>
+        </w:rPr>
+        <w:t>鬼是被造之物——有個性、不死，且無法與神和好。與人類相比，鬼有極大的力量，但與神相比則力量渺小。神已賜給我們權柄，讓我們奉耶穌的名能使鬼魔順服，正如祂們必須順服主一樣。</w:t>
+      </w:r>
+    </w:p>
+    <w:p>
+      <w:pPr>
+        <w:pStyle w:val="Heading3"/>
+      </w:pPr>
+      <w:r>
+        <w:rPr>
+          <w:lang w:val="zh_TW" w:bidi="zh_TW"/>
+        </w:rPr>
+        <w:t>鬼的作為</w:t>
+      </w:r>
+    </w:p>
+    <w:p>
+      <w:pPr/>
+      <w:r>
+        <w:rPr>
+          <w:lang w:val="zh_TW" w:bidi="zh_TW"/>
+        </w:rPr>
+      </w:r>
+      <w:r>
+        <w:rPr>
+          <w:lang w:val="zh_TW" w:bidi="zh_TW"/>
+        </w:rPr>
+        <w:t>天使受造是為了敬拜、讚美神，服事祂，並作為神的使者。聖經說，他們是「服役的靈、奉差遣為那將要承受救恩的人效力」（</w:t>
+      </w:r>
+      <w:hyperlink r:id="rId100">
+        <w:r>
+          <w:rPr>
+            <w:lang w:val="zh_TW" w:bidi="zh_TW"/>
+          </w:rPr>
+          <w:rPr>
+            <w:color w:val="0000EE"/>
+            <w:u w:val="single"/>
+          </w:rPr>
+          <w:t>來1:14</w:t>
+        </w:r>
+      </w:hyperlink>
+      <w:r>
+        <w:rPr>
+          <w:lang w:val="zh_TW" w:bidi="zh_TW"/>
+        </w:rPr>
+        <w:t>）。墮落的天使有類似的職能，但有不同的主人，牠們效忠於魔鬼，牠們的忠誠出於對撒但的恐懼和錯誤的認知。牠們渴望與人類合作，但其目的是實行撒但的計謀，反對神。牠們引誘、欺騙和迷惑人，以致使牠們走向永遠的滅亡。鬼與神為敵的同時，也攻擊、壓制、阻礙並控告神的子民。</w:t>
+      </w:r>
+    </w:p>
+    <w:p>
+      <w:pPr/>
+      <w:r>
+        <w:rPr>
+          <w:lang w:val="zh_TW" w:bidi="zh_TW"/>
+        </w:rPr>
+      </w:r>
+      <w:r>
+        <w:rPr>
+          <w:lang w:val="zh_TW" w:bidi="zh_TW"/>
+        </w:rPr>
+        <w:t>由於撒但不是無所不在的，所以牠使用牠的鬼的勢力來執行牠的意志。例如，在撒種的比喻中（</w:t>
+      </w:r>
+      <w:hyperlink r:id="rId101">
+        <w:r>
+          <w:rPr>
+            <w:lang w:val="zh_TW" w:bidi="zh_TW"/>
+          </w:rPr>
+          <w:rPr>
+            <w:color w:val="0000EE"/>
+            <w:u w:val="single"/>
+          </w:rPr>
+          <w:t>太13:3–9</w:t>
+        </w:r>
+      </w:hyperlink>
+      <w:r>
+        <w:rPr>
+          <w:lang w:val="zh_TW" w:bidi="zh_TW"/>
+        </w:rPr>
+        <w:t>；</w:t>
+      </w:r>
+      <w:hyperlink r:id="rId102">
+        <w:r>
+          <w:rPr>
+            <w:lang w:val="zh_TW" w:bidi="zh_TW"/>
+          </w:rPr>
+          <w:rPr>
+            <w:color w:val="0000EE"/>
+            <w:u w:val="single"/>
+          </w:rPr>
+          <w:t>可4:1–20</w:t>
+        </w:r>
+      </w:hyperlink>
+      <w:r>
+        <w:rPr>
+          <w:lang w:val="zh_TW" w:bidi="zh_TW"/>
+        </w:rPr>
+        <w:t>；</w:t>
+      </w:r>
+      <w:hyperlink r:id="rId103">
+        <w:r>
+          <w:rPr>
+            <w:lang w:val="zh_TW" w:bidi="zh_TW"/>
+          </w:rPr>
+          <w:rPr>
+            <w:color w:val="0000EE"/>
+            <w:u w:val="single"/>
+          </w:rPr>
+          <w:t>路8:4–15</w:t>
+        </w:r>
+      </w:hyperlink>
+      <w:r>
+        <w:rPr>
+          <w:lang w:val="zh_TW" w:bidi="zh_TW"/>
+        </w:rPr>
+        <w:t>），撒但將神的道奪去，使之無法扎根（</w:t>
+      </w:r>
+      <w:hyperlink r:id="rId104">
+        <w:r>
+          <w:rPr>
+            <w:lang w:val="zh_TW" w:bidi="zh_TW"/>
+          </w:rPr>
+          <w:rPr>
+            <w:color w:val="0000EE"/>
+            <w:u w:val="single"/>
+          </w:rPr>
+          <w:t>可4:15</w:t>
+        </w:r>
+      </w:hyperlink>
+      <w:r>
+        <w:rPr>
+          <w:lang w:val="zh_TW" w:bidi="zh_TW"/>
+        </w:rPr>
+        <w:t>）。撒但藉著逼迫，使一些人在未真正委身之前就跌倒（見</w:t>
+      </w:r>
+      <w:hyperlink r:id="rId105">
+        <w:r>
+          <w:rPr>
+            <w:lang w:val="zh_TW" w:bidi="zh_TW"/>
+          </w:rPr>
+          <w:rPr>
+            <w:color w:val="0000EE"/>
+            <w:u w:val="single"/>
+          </w:rPr>
+          <w:t>17</w:t>
+        </w:r>
+      </w:hyperlink>
+      <w:r>
+        <w:rPr>
+          <w:lang w:val="zh_TW" w:bidi="zh_TW"/>
+        </w:rPr>
+        <w:t>節）。又因世上的思慮、財富的迷惑以及對物質的追求，撒但使神的道窒息，以致果子很少，甚至沒有果子（</w:t>
+      </w:r>
+      <w:hyperlink r:id="rId106">
+        <w:r>
+          <w:rPr>
+            <w:lang w:val="zh_TW" w:bidi="zh_TW"/>
+          </w:rPr>
+          <w:rPr>
+            <w:color w:val="0000EE"/>
+            <w:u w:val="single"/>
+          </w:rPr>
+          <w:t>19</w:t>
+        </w:r>
+      </w:hyperlink>
+      <w:r>
+        <w:rPr>
+          <w:lang w:val="zh_TW" w:bidi="zh_TW"/>
+        </w:rPr>
+        <w:t>節）。</w:t>
+      </w:r>
+    </w:p>
+    <w:p>
+      <w:pPr/>
+      <w:r>
+        <w:rPr>
+          <w:lang w:val="zh_TW" w:bidi="zh_TW"/>
+        </w:rPr>
+      </w:r>
+      <w:r>
+        <w:rPr>
+          <w:lang w:val="zh_TW" w:bidi="zh_TW"/>
+        </w:rPr>
+        <w:t>基本上，鬼的行事模式遵循撒但在對夏娃的三重引誘中的模式：（1）牠們否認神話語的真理性，並挑戰神的話語；（2）牠們否認死亡的現實（通常牠們會用輪迴等說法取而代之）；（3）他們利用人類的虛榮和驕傲，說人也可以像神或成為神（</w:t>
+      </w:r>
+      <w:hyperlink r:id="rId107">
+        <w:r>
+          <w:rPr>
+            <w:lang w:val="zh_TW" w:bidi="zh_TW"/>
+          </w:rPr>
+          <w:rPr>
+            <w:color w:val="0000EE"/>
+            <w:u w:val="single"/>
+          </w:rPr>
+          <w:t>創3:1–5</w:t>
+        </w:r>
+      </w:hyperlink>
+      <w:r>
+        <w:rPr>
+          <w:lang w:val="zh_TW" w:bidi="zh_TW"/>
+        </w:rPr>
+        <w:t>）。這些也是大多數異端和假宗教的基本方法和教義。</w:t>
+      </w:r>
+    </w:p>
+    <w:p>
+      <w:pPr>
+        <w:pStyle w:val="Heading3"/>
+      </w:pPr>
+      <w:r>
+        <w:rPr>
+          <w:lang w:val="zh_TW" w:bidi="zh_TW"/>
+        </w:rPr>
+        <w:t>鬼的最終命運</w:t>
+      </w:r>
+    </w:p>
+    <w:p>
+      <w:pPr/>
+      <w:r>
+        <w:rPr>
+          <w:lang w:val="zh_TW" w:bidi="zh_TW"/>
+        </w:rPr>
+      </w:r>
+      <w:r>
+        <w:rPr>
+          <w:lang w:val="zh_TW" w:bidi="zh_TW"/>
+        </w:rPr>
+        <w:t>關於犯罪的天使，經上記載，神「把他們丟在地獄，交在黑暗坑中，等候審判」（</w:t>
+      </w:r>
+      <w:hyperlink r:id="rId108">
+        <w:r>
+          <w:rPr>
+            <w:lang w:val="zh_TW" w:bidi="zh_TW"/>
+          </w:rPr>
+          <w:rPr>
+            <w:color w:val="0000EE"/>
+            <w:u w:val="single"/>
+          </w:rPr>
+          <w:t>彼後2:4</w:t>
+        </w:r>
+      </w:hyperlink>
+      <w:r>
+        <w:rPr>
+          <w:lang w:val="zh_TW" w:bidi="zh_TW"/>
+        </w:rPr>
+        <w:t>）。主耶穌談到那為魔鬼和牠的使者所預備的永火，人類中的被咒詛者也將進入其中（</w:t>
+      </w:r>
+      <w:hyperlink r:id="rId109">
+        <w:r>
+          <w:rPr>
+            <w:lang w:val="zh_TW" w:bidi="zh_TW"/>
+          </w:rPr>
+          <w:rPr>
+            <w:color w:val="0000EE"/>
+            <w:u w:val="single"/>
+          </w:rPr>
+          <w:t>太25:41</w:t>
+        </w:r>
+      </w:hyperlink>
+      <w:r>
+        <w:rPr>
+          <w:lang w:val="zh_TW" w:bidi="zh_TW"/>
+        </w:rPr>
+        <w:t>）。最終，撒但及其勢力將被扔進火湖（</w:t>
+      </w:r>
+      <w:hyperlink r:id="rId110">
+        <w:r>
+          <w:rPr>
+            <w:lang w:val="zh_TW" w:bidi="zh_TW"/>
+          </w:rPr>
+          <w:rPr>
+            <w:color w:val="0000EE"/>
+            <w:u w:val="single"/>
+          </w:rPr>
+          <w:t>啟20:10</w:t>
+        </w:r>
+      </w:hyperlink>
+      <w:r>
+        <w:rPr>
+          <w:lang w:val="zh_TW" w:bidi="zh_TW"/>
+        </w:rPr>
+        <w:t>），那裡也是所有名字未寫在生命冊上的人永遠受痛苦的地方（</w:t>
+      </w:r>
+      <w:hyperlink r:id="rId111">
+        <w:r>
+          <w:rPr>
+            <w:lang w:val="zh_TW" w:bidi="zh_TW"/>
+          </w:rPr>
+          <w:rPr>
+            <w:color w:val="0000EE"/>
+            <w:u w:val="single"/>
+          </w:rPr>
+          <w:t>12–15</w:t>
+        </w:r>
+      </w:hyperlink>
+      <w:r>
+        <w:rPr>
+          <w:lang w:val="zh_TW" w:bidi="zh_TW"/>
+        </w:rPr>
+        <w:t>節）。</w:t>
+      </w:r>
+    </w:p>
+    <w:p>
+      <w:pPr/>
+      <w:r>
+        <w:rPr>
+          <w:lang w:val="zh_TW" w:bidi="zh_TW"/>
+        </w:rPr>
+      </w:r>
+      <w:r>
+        <w:rPr>
+          <w:i/>
+          <w:lang w:val="zh_TW" w:bidi="zh_TW"/>
+        </w:rPr>
+        <w:t>另見</w:t>
+      </w:r>
+      <w:r>
+        <w:rPr>
+          <w:lang w:val="zh_TW" w:bidi="zh_TW"/>
+        </w:rPr>
+        <w:t>被鬼附</w:t>
       </w:r>
       <w:r>
         <w:rPr>
@@ -2622,6 +4889,18 @@
   </w:num>
   <w:num w:numId="13" w16cid:durableId="592781308">
     <w:abstractNumId w:val="11"/>
+  </w:num>
+  <w:num w:numId="14">
+    <w:abstractNumId w:val="3"/>
+    <w:lvlOverride w:ilvl="0">
+      <w:startOverride w:val="1"/>
+    </w:lvlOverride>
+  </w:num>
+  <w:num w:numId="15">
+    <w:abstractNumId w:val="3"/>
+    <w:lvlOverride w:ilvl="0">
+      <w:startOverride w:val="1"/>
+    </w:lvlOverride>
   </w:num>
   <w:numIdMacAtCleanup w:val="10"/>
 </w:numbering>

--- a/zht/docx/054.content.docx
+++ b/zht/docx/054.content.docx
@@ -149,7 +149,7 @@
         <w:rPr>
           <w:lang w:val="zh_TW" w:bidi="zh_TW"/>
         </w:rPr>
-        <w:t>gui</w:t>
+        <w:t>guang</w:t>
       </w:r>
       <w:r>
         <w:rPr>
@@ -212,23 +212,12 @@
         <w:rPr>
           <w:lang w:val="zh_TW" w:bidi="zh_TW"/>
         </w:rPr>
-        <w:t>歸算</w:t>
-      </w:r>
-      <w:r>
-        <w:rPr>
-          <w:lang w:val="zh_TW" w:bidi="zh_TW"/>
-        </w:rPr>
-      </w:r>
-    </w:p>
-    <w:p>
-      <w:pPr>
-        <w:pStyle w:val="Heading3"/>
-      </w:pPr>
-      <w:r>
-        <w:rPr>
-          <w:lang w:val="zh_TW" w:bidi="zh_TW"/>
-        </w:rPr>
-        <w:t>什麼是歸算？</w:t>
+        <w:t>光</w:t>
+      </w:r>
+      <w:r>
+        <w:rPr>
+          <w:lang w:val="zh_TW" w:bidi="zh_TW"/>
+        </w:rPr>
       </w:r>
     </w:p>
     <w:p>
@@ -242,7 +231,18 @@
         <w:rPr>
           <w:lang w:val="zh_TW" w:bidi="zh_TW"/>
         </w:rPr>
-        <w:t>歸算是指記入賬戶。在聖經中，該詞帶有法律上的含義，指罪和救恩被神記錄下來。歸算的教導是基督教信仰的重要部分。</w:t>
+        <w:t>使眼睛得以看見的亮光。</w:t>
+      </w:r>
+    </w:p>
+    <w:p>
+      <w:pPr>
+        <w:pStyle w:val="Heading3"/>
+      </w:pPr>
+      <w:r>
+        <w:rPr>
+          <w:lang w:val="zh_TW" w:bidi="zh_TW"/>
+        </w:rPr>
+        <w:t>舊約聖經中的光</w:t>
       </w:r>
     </w:p>
     <w:p>
@@ -256,7 +256,7 @@
         <w:rPr>
           <w:lang w:val="zh_TW" w:bidi="zh_TW"/>
         </w:rPr>
-        <w:t>雖然名詞「歸算」沒有見於聖經，但動詞「歸算」在舊約和新約中經常出現。「歸算」的基本意思是「記錄在賬本或賬戶中」。在救恩的語境中，這個詞通常表示法律意義。一個很好的例子是在</w:t>
+        <w:t>在舊約聖經裡，「光」有許多不同的意思。它通常是指普通、物質的光，但也象徵屬靈的真理。神創造的第一樣事物就是光 （</w:t>
       </w:r>
       <w:hyperlink r:id="rId13">
         <w:r>
@@ -267,26 +267,86 @@
             <w:color w:val="0000EE"/>
             <w:u w:val="single"/>
           </w:rPr>
-          <w:t>腓利門書一章18節</w:t>
-        </w:r>
-      </w:hyperlink>
-      <w:r>
-        <w:rPr>
-          <w:lang w:val="zh_TW" w:bidi="zh_TW"/>
-        </w:rPr>
-        <w:t>，使徒保羅承擔阿尼西謀的債務，說：「</w:t>
-      </w:r>
-      <w:r>
-        <w:rPr>
-          <w:lang w:val="zh_TW" w:bidi="zh_TW"/>
-        </w:rPr>
-        <w:t>他若……欠你甚麼，都歸在我的帳上。</w:t>
-      </w:r>
-      <w:r>
-        <w:rPr>
-          <w:lang w:val="zh_TW" w:bidi="zh_TW"/>
-        </w:rPr>
-        <w:t>」</w:t>
+          <w:t>創1:3</w:t>
+        </w:r>
+      </w:hyperlink>
+      <w:r>
+        <w:rPr>
+          <w:lang w:val="zh_TW" w:bidi="zh_TW"/>
+        </w:rPr>
+        <w:t>）。祂也創造了日、月、星辰來發光 （</w:t>
+      </w:r>
+      <w:hyperlink r:id="rId14">
+        <w:r>
+          <w:rPr>
+            <w:lang w:val="zh_TW" w:bidi="zh_TW"/>
+          </w:rPr>
+          <w:rPr>
+            <w:color w:val="0000EE"/>
+            <w:u w:val="single"/>
+          </w:rPr>
+          <w:t>創1:16</w:t>
+        </w:r>
+      </w:hyperlink>
+      <w:r>
+        <w:rPr>
+          <w:lang w:val="zh_TW" w:bidi="zh_TW"/>
+        </w:rPr>
+        <w:t>）。有時候聖經會把光擬人化，例如約伯把光描寫成住在無人能至之處 （</w:t>
+      </w:r>
+      <w:hyperlink r:id="rId15">
+        <w:r>
+          <w:rPr>
+            <w:lang w:val="zh_TW" w:bidi="zh_TW"/>
+          </w:rPr>
+          <w:rPr>
+            <w:color w:val="0000EE"/>
+            <w:u w:val="single"/>
+          </w:rPr>
+          <w:t>伯38:19</w:t>
+        </w:r>
+      </w:hyperlink>
+      <w:r>
+        <w:rPr>
+          <w:lang w:val="zh_TW" w:bidi="zh_TW"/>
+        </w:rPr>
+        <w:t>，參</w:t>
+      </w:r>
+      <w:hyperlink r:id="rId16">
+        <w:r>
+          <w:rPr>
+            <w:lang w:val="zh_TW" w:bidi="zh_TW"/>
+          </w:rPr>
+          <w:rPr>
+            <w:color w:val="0000EE"/>
+            <w:u w:val="single"/>
+          </w:rPr>
+          <w:t>24</w:t>
+        </w:r>
+      </w:hyperlink>
+      <w:r>
+        <w:rPr>
+          <w:lang w:val="zh_TW" w:bidi="zh_TW"/>
+        </w:rPr>
+        <w:t>節）。以色列人在會幕裡也使用人造的光（</w:t>
+      </w:r>
+      <w:hyperlink r:id="rId17">
+        <w:r>
+          <w:rPr>
+            <w:lang w:val="zh_TW" w:bidi="zh_TW"/>
+          </w:rPr>
+          <w:rPr>
+            <w:color w:val="0000EE"/>
+            <w:u w:val="single"/>
+          </w:rPr>
+          <w:t>出25:37</w:t>
+        </w:r>
+      </w:hyperlink>
+      <w:r>
+        <w:rPr>
+          <w:lang w:val="zh_TW" w:bidi="zh_TW"/>
+        </w:rPr>
+        <w:t>）。</w:t>
       </w:r>
     </w:p>
     <w:p>
@@ -300,72 +360,138 @@
         <w:rPr>
           <w:lang w:val="zh_TW" w:bidi="zh_TW"/>
         </w:rPr>
-        <w:t>當聖經談到歸算善或惡時，並不意味一個人的道德品格發生變化。相反，這意味著從神的角度來看，公義或罪惡被歸入一個人的帳戶。從最廣泛的意義上來說，聖經教導我們，神（</w:t>
-      </w:r>
-      <w:hyperlink r:id="rId14">
-        <w:r>
-          <w:rPr>
-            <w:lang w:val="zh_TW" w:bidi="zh_TW"/>
-          </w:rPr>
-          <w:rPr>
-            <w:color w:val="0000EE"/>
-            <w:u w:val="single"/>
-          </w:rPr>
-          <w:t>詩32:2</w:t>
-        </w:r>
-      </w:hyperlink>
-      <w:r>
-        <w:rPr>
-          <w:lang w:val="zh_TW" w:bidi="zh_TW"/>
-        </w:rPr>
-        <w:t>）和人（</w:t>
-      </w:r>
-      <w:hyperlink r:id="rId15">
-        <w:r>
-          <w:rPr>
-            <w:lang w:val="zh_TW" w:bidi="zh_TW"/>
-          </w:rPr>
-          <w:rPr>
-            <w:color w:val="0000EE"/>
-            <w:u w:val="single"/>
-          </w:rPr>
-          <w:t>撒上22:15</w:t>
-        </w:r>
-      </w:hyperlink>
-      <w:r>
-        <w:rPr>
-          <w:lang w:val="zh_TW" w:bidi="zh_TW"/>
-        </w:rPr>
-        <w:t>）都參與這個過程。善行常常被算為獎賞（</w:t>
-      </w:r>
-      <w:hyperlink r:id="rId16">
-        <w:r>
-          <w:rPr>
-            <w:lang w:val="zh_TW" w:bidi="zh_TW"/>
-          </w:rPr>
-          <w:rPr>
-            <w:color w:val="0000EE"/>
-            <w:u w:val="single"/>
-          </w:rPr>
-          <w:t>詩106:30–31</w:t>
-        </w:r>
-      </w:hyperlink>
-      <w:r>
-        <w:rPr>
-          <w:lang w:val="zh_TW" w:bidi="zh_TW"/>
-        </w:rPr>
-        <w:t>），而惡行則被算為懲罰（</w:t>
-      </w:r>
-      <w:hyperlink r:id="rId17">
-        <w:r>
-          <w:rPr>
-            <w:lang w:val="zh_TW" w:bidi="zh_TW"/>
-          </w:rPr>
-          <w:rPr>
-            <w:color w:val="0000EE"/>
-            <w:u w:val="single"/>
-          </w:rPr>
-          <w:t>利17:3–4</w:t>
+        <w:t>光是良善、振奮，或與重要人物（尤其是神）相關的象徵。傳道書中的傳道者說：「光本是佳美的」（</w:t>
+      </w:r>
+      <w:hyperlink r:id="rId18">
+        <w:r>
+          <w:rPr>
+            <w:lang w:val="zh_TW" w:bidi="zh_TW"/>
+          </w:rPr>
+          <w:rPr>
+            <w:color w:val="0000EE"/>
+            <w:u w:val="single"/>
+          </w:rPr>
+          <w:t>傳11:7</w:t>
+        </w:r>
+      </w:hyperlink>
+      <w:r>
+        <w:rPr>
+          <w:lang w:val="zh_TW" w:bidi="zh_TW"/>
+        </w:rPr>
+        <w:t>）。在埃及的十災期間，埃及人陷入黑暗，而以色列人卻有光（</w:t>
+      </w:r>
+      <w:hyperlink r:id="rId19">
+        <w:r>
+          <w:rPr>
+            <w:lang w:val="zh_TW" w:bidi="zh_TW"/>
+          </w:rPr>
+          <w:rPr>
+            <w:color w:val="0000EE"/>
+            <w:u w:val="single"/>
+          </w:rPr>
+          <w:t>出10:23</w:t>
+        </w:r>
+      </w:hyperlink>
+      <w:r>
+        <w:rPr>
+          <w:lang w:val="zh_TW" w:bidi="zh_TW"/>
+        </w:rPr>
+        <w:t>）。當以色列人出埃及時，神在白日用雲柱引導他們，又在黑夜用火柱光照他們（</w:t>
+      </w:r>
+      <w:hyperlink r:id="rId20">
+        <w:r>
+          <w:rPr>
+            <w:lang w:val="zh_TW" w:bidi="zh_TW"/>
+          </w:rPr>
+          <w:rPr>
+            <w:color w:val="0000EE"/>
+            <w:u w:val="single"/>
+          </w:rPr>
+          <w:t>出13:21</w:t>
+        </w:r>
+      </w:hyperlink>
+      <w:r>
+        <w:rPr>
+          <w:lang w:val="zh_TW" w:bidi="zh_TW"/>
+        </w:rPr>
+        <w:t>）。這火柱在仇敵處於黑暗時，給以色列人光明（</w:t>
+      </w:r>
+      <w:hyperlink r:id="rId21">
+        <w:r>
+          <w:rPr>
+            <w:lang w:val="zh_TW" w:bidi="zh_TW"/>
+          </w:rPr>
+          <w:rPr>
+            <w:color w:val="0000EE"/>
+            <w:u w:val="single"/>
+          </w:rPr>
+          <w:t>出14:20</w:t>
+        </w:r>
+      </w:hyperlink>
+      <w:r>
+        <w:rPr>
+          <w:lang w:val="zh_TW" w:bidi="zh_TW"/>
+        </w:rPr>
+        <w:t>）。即使以色列犯罪，他們仍記得神沒有丟棄他們。火柱仍然存在，引導他們（</w:t>
+      </w:r>
+      <w:hyperlink r:id="rId22">
+        <w:r>
+          <w:rPr>
+            <w:lang w:val="zh_TW" w:bidi="zh_TW"/>
+          </w:rPr>
+          <w:rPr>
+            <w:color w:val="0000EE"/>
+            <w:u w:val="single"/>
+          </w:rPr>
+          <w:t>尼9:19</w:t>
+        </w:r>
+      </w:hyperlink>
+      <w:r>
+        <w:rPr>
+          <w:lang w:val="zh_TW" w:bidi="zh_TW"/>
+        </w:rPr>
+        <w:t>；參</w:t>
+      </w:r>
+      <w:hyperlink r:id="rId23">
+        <w:r>
+          <w:rPr>
+            <w:lang w:val="zh_TW" w:bidi="zh_TW"/>
+          </w:rPr>
+          <w:rPr>
+            <w:color w:val="0000EE"/>
+            <w:u w:val="single"/>
+          </w:rPr>
+          <w:t>尼9:12</w:t>
+        </w:r>
+      </w:hyperlink>
+      <w:r>
+        <w:rPr>
+          <w:lang w:val="zh_TW" w:bidi="zh_TW"/>
+        </w:rPr>
+        <w:t>；</w:t>
+      </w:r>
+      <w:hyperlink r:id="rId24">
+        <w:r>
+          <w:rPr>
+            <w:lang w:val="zh_TW" w:bidi="zh_TW"/>
+          </w:rPr>
+          <w:rPr>
+            <w:color w:val="0000EE"/>
+            <w:u w:val="single"/>
+          </w:rPr>
+          <w:t>詩78:14，</w:t>
+        </w:r>
+      </w:hyperlink>
+      <w:hyperlink r:id="rId25">
+        <w:r>
+          <w:rPr>
+            <w:lang w:val="zh_TW" w:bidi="zh_TW"/>
+          </w:rPr>
+          <w:rPr>
+            <w:color w:val="0000EE"/>
+            <w:u w:val="single"/>
+          </w:rPr>
+          <w:t>105:39</w:t>
         </w:r>
       </w:hyperlink>
       <w:r>
@@ -373,17 +499,6 @@
           <w:lang w:val="zh_TW" w:bidi="zh_TW"/>
         </w:rPr>
         <w:t>）。</w:t>
-      </w:r>
-    </w:p>
-    <w:p>
-      <w:pPr>
-        <w:pStyle w:val="Heading3"/>
-      </w:pPr>
-      <w:r>
-        <w:rPr>
-          <w:lang w:val="zh_TW" w:bidi="zh_TW"/>
-        </w:rPr>
-        <w:t>聖經解釋歸算的三種方式</w:t>
       </w:r>
     </w:p>
     <w:p>
@@ -397,76 +512,127 @@
         <w:rPr>
           <w:lang w:val="zh_TW" w:bidi="zh_TW"/>
         </w:rPr>
-        <w:t>聖經以三種主要方式解釋歸算：</w:t>
-      </w:r>
-    </w:p>
-    <w:p>
-      <w:pPr>
-        <w:pStyle w:val="ListNumber"/>
-        <w:numPr>
-          <w:ilvl w:val="0"/>
-          <w:numId w:val="14"/>
-        </w:numPr>
-        <w:spacing w:line="240" w:lineRule="auto"/>
-        <w:ind w:left="720"/>
-      </w:pPr>
-      <w:r>
-        <w:rPr>
-          <w:lang w:val="zh_TW" w:bidi="zh_TW"/>
-        </w:rPr>
-      </w:r>
-      <w:r>
-        <w:rPr>
-          <w:lang w:val="zh_TW" w:bidi="zh_TW"/>
-        </w:rPr>
-        <w:t>亞當的原罪被歸算給所有人。在神的計劃中，亞當一開始所犯的罪被歸給所有人。因此，每個人都承擔了那罪的罪責和懲罰。</w:t>
-      </w:r>
-    </w:p>
-    <w:p>
-      <w:pPr>
-        <w:pStyle w:val="ListNumber"/>
-        <w:spacing w:line="240" w:lineRule="auto"/>
-        <w:ind w:left="720"/>
-      </w:pPr>
-      <w:r>
-        <w:rPr>
-          <w:lang w:val="zh_TW" w:bidi="zh_TW"/>
-        </w:rPr>
-      </w:r>
-      <w:r>
-        <w:rPr>
-          <w:lang w:val="zh_TW" w:bidi="zh_TW"/>
-        </w:rPr>
-        <w:t>所有人的罪債和罪疚都歸算給基督。雖然耶穌是無罪的，但祂承擔了罪的刑罰。</w:t>
-      </w:r>
-    </w:p>
-    <w:p>
-      <w:pPr>
-        <w:pStyle w:val="ListNumber"/>
-        <w:spacing w:line="240" w:lineRule="auto"/>
-        <w:ind w:left="720"/>
-      </w:pPr>
-      <w:r>
-        <w:rPr>
-          <w:lang w:val="zh_TW" w:bidi="zh_TW"/>
-        </w:rPr>
-      </w:r>
-      <w:r>
-        <w:rPr>
-          <w:lang w:val="zh_TW" w:bidi="zh_TW"/>
-        </w:rPr>
-        <w:t>聖經教導，基督的公義因為祂在十字架上的工作，而歸於信徒。即使信徒並非完全聖潔，他們在神的律法前被稱為義（被宣告與神和好），並且「穿上」基督的公義。</w:t>
-      </w:r>
-    </w:p>
-    <w:p>
-      <w:pPr>
-        <w:pStyle w:val="Heading3"/>
-      </w:pPr>
-      <w:r>
-        <w:rPr>
-          <w:lang w:val="zh_TW" w:bidi="zh_TW"/>
-        </w:rPr>
-        <w:t>歸算與救恩</w:t>
+        <w:t>在舊約聖經中，光常代表神的祝福。約伯說：「他將深奧的事從黑暗中彰顯， 使死蔭顯為光明」（</w:t>
+      </w:r>
+      <w:hyperlink r:id="rId26">
+        <w:r>
+          <w:rPr>
+            <w:lang w:val="zh_TW" w:bidi="zh_TW"/>
+          </w:rPr>
+          <w:rPr>
+            <w:color w:val="0000EE"/>
+            <w:u w:val="single"/>
+          </w:rPr>
+          <w:t>伯12:22</w:t>
+        </w:r>
+      </w:hyperlink>
+      <w:r>
+        <w:rPr>
+          <w:lang w:val="zh_TW" w:bidi="zh_TW"/>
+        </w:rPr>
+        <w:t>）。當約伯遭遇患難時，他記得從前神光照他的道路，使他覺得安穩（</w:t>
+      </w:r>
+      <w:hyperlink r:id="rId27">
+        <w:r>
+          <w:rPr>
+            <w:lang w:val="zh_TW" w:bidi="zh_TW"/>
+          </w:rPr>
+          <w:rPr>
+            <w:color w:val="0000EE"/>
+            <w:u w:val="single"/>
+          </w:rPr>
+          <w:t>伯29:2–3</w:t>
+        </w:r>
+      </w:hyperlink>
+      <w:r>
+        <w:rPr>
+          <w:lang w:val="zh_TW" w:bidi="zh_TW"/>
+        </w:rPr>
+        <w:t>）。約伯的朋友以利法也說，若約伯聽從他的勸告，「亮光也必照耀你的路」（</w:t>
+      </w:r>
+      <w:hyperlink r:id="rId28">
+        <w:r>
+          <w:rPr>
+            <w:lang w:val="zh_TW" w:bidi="zh_TW"/>
+          </w:rPr>
+          <w:rPr>
+            <w:color w:val="0000EE"/>
+            <w:u w:val="single"/>
+          </w:rPr>
+          <w:t>伯22:28</w:t>
+        </w:r>
+      </w:hyperlink>
+      <w:r>
+        <w:rPr>
+          <w:lang w:val="zh_TW" w:bidi="zh_TW"/>
+        </w:rPr>
+        <w:t>）。詩篇的作者同樣把神點亮他的燈視為賜福（</w:t>
+      </w:r>
+      <w:hyperlink r:id="rId29">
+        <w:r>
+          <w:rPr>
+            <w:lang w:val="zh_TW" w:bidi="zh_TW"/>
+          </w:rPr>
+          <w:rPr>
+            <w:color w:val="0000EE"/>
+            <w:u w:val="single"/>
+          </w:rPr>
+          <w:t>詩18:28，</w:t>
+        </w:r>
+      </w:hyperlink>
+      <w:hyperlink r:id="rId30">
+        <w:r>
+          <w:rPr>
+            <w:lang w:val="zh_TW" w:bidi="zh_TW"/>
+          </w:rPr>
+          <w:rPr>
+            <w:color w:val="0000EE"/>
+            <w:u w:val="single"/>
+          </w:rPr>
+          <w:t>118:27</w:t>
+        </w:r>
+      </w:hyperlink>
+      <w:r>
+        <w:rPr>
+          <w:lang w:val="zh_TW" w:bidi="zh_TW"/>
+        </w:rPr>
+        <w:t>；參</w:t>
+      </w:r>
+      <w:hyperlink r:id="rId31">
+        <w:r>
+          <w:rPr>
+            <w:lang w:val="zh_TW" w:bidi="zh_TW"/>
+          </w:rPr>
+          <w:rPr>
+            <w:color w:val="0000EE"/>
+            <w:u w:val="single"/>
+          </w:rPr>
+          <w:t>97:11</w:t>
+        </w:r>
+      </w:hyperlink>
+      <w:r>
+        <w:rPr>
+          <w:lang w:val="zh_TW" w:bidi="zh_TW"/>
+        </w:rPr>
+        <w:t>，</w:t>
+      </w:r>
+      <w:hyperlink r:id="rId32">
+        <w:r>
+          <w:rPr>
+            <w:lang w:val="zh_TW" w:bidi="zh_TW"/>
+          </w:rPr>
+          <w:rPr>
+            <w:color w:val="0000EE"/>
+            <w:u w:val="single"/>
+          </w:rPr>
+          <w:t>112:4</w:t>
+        </w:r>
+      </w:hyperlink>
+      <w:r>
+        <w:rPr>
+          <w:lang w:val="zh_TW" w:bidi="zh_TW"/>
+        </w:rPr>
+        <w:t>）。</w:t>
       </w:r>
     </w:p>
     <w:p>
@@ -480,97 +646,115 @@
         <w:rPr>
           <w:lang w:val="zh_TW" w:bidi="zh_TW"/>
         </w:rPr>
-        <w:t>保羅解釋說，基督在十字架上承擔了信徒罪的刑罰。他寫道，神「使那無罪的替我們成為罪」（</w:t>
-      </w:r>
-      <w:hyperlink r:id="rId18">
-        <w:r>
-          <w:rPr>
-            <w:lang w:val="zh_TW" w:bidi="zh_TW"/>
-          </w:rPr>
-          <w:rPr>
-            <w:color w:val="0000EE"/>
-            <w:u w:val="single"/>
-          </w:rPr>
-          <w:t>林後5:21</w:t>
-        </w:r>
-      </w:hyperlink>
-      <w:r>
-        <w:rPr>
-          <w:lang w:val="zh_TW" w:bidi="zh_TW"/>
-        </w:rPr>
-        <w:t>）。保羅還說，基督承擔了摩西律法的咒詛（</w:t>
-      </w:r>
-      <w:hyperlink r:id="rId19">
-        <w:r>
-          <w:rPr>
-            <w:lang w:val="zh_TW" w:bidi="zh_TW"/>
-          </w:rPr>
-          <w:rPr>
-            <w:color w:val="0000EE"/>
-            <w:u w:val="single"/>
-          </w:rPr>
-          <w:t>加3:13</w:t>
-        </w:r>
-      </w:hyperlink>
-      <w:r>
-        <w:rPr>
-          <w:lang w:val="zh_TW" w:bidi="zh_TW"/>
-        </w:rPr>
-        <w:t>）。彼得在思考</w:t>
-      </w:r>
-      <w:hyperlink r:id="rId20">
-        <w:r>
-          <w:rPr>
-            <w:lang w:val="zh_TW" w:bidi="zh_TW"/>
-          </w:rPr>
-          <w:rPr>
-            <w:color w:val="0000EE"/>
-            <w:u w:val="single"/>
-          </w:rPr>
-          <w:t>以賽亞書五十三章</w:t>
-        </w:r>
-      </w:hyperlink>
-      <w:r>
-        <w:rPr>
-          <w:lang w:val="zh_TW" w:bidi="zh_TW"/>
-        </w:rPr>
-        <w:t>時說，基督「在木頭上親身擔當了我們的罪」（</w:t>
-      </w:r>
-      <w:hyperlink r:id="rId21">
-        <w:r>
-          <w:rPr>
-            <w:lang w:val="zh_TW" w:bidi="zh_TW"/>
-          </w:rPr>
-          <w:rPr>
-            <w:color w:val="0000EE"/>
-            <w:u w:val="single"/>
-          </w:rPr>
-          <w:t>彼前2:24</w:t>
-        </w:r>
-      </w:hyperlink>
-      <w:r>
-        <w:rPr>
-          <w:lang w:val="zh_TW" w:bidi="zh_TW"/>
-        </w:rPr>
-        <w:t>）。世界的罪債被加在無罪的救主身上，這觀念有助解釋基督在十字架上的呼喊：「我的神，我的神，為什麼離棄我？」（</w:t>
-      </w:r>
-      <w:hyperlink r:id="rId22">
-        <w:r>
-          <w:rPr>
-            <w:lang w:val="zh_TW" w:bidi="zh_TW"/>
-          </w:rPr>
-          <w:rPr>
-            <w:color w:val="0000EE"/>
-            <w:u w:val="single"/>
-          </w:rPr>
-          <w:t>太27:46</w:t>
-        </w:r>
-      </w:hyperlink>
-      <w:r>
-        <w:rPr>
-          <w:lang w:val="zh_TW" w:bidi="zh_TW"/>
-        </w:rPr>
-        <w:t>）。</w:t>
+        <w:t>光與神密切相連。聖經甚至說神就是光：「耶和華卻要作你永遠的光」（</w:t>
+      </w:r>
+      <w:hyperlink r:id="rId33">
+        <w:r>
+          <w:rPr>
+            <w:lang w:val="zh_TW" w:bidi="zh_TW"/>
+          </w:rPr>
+          <w:rPr>
+            <w:color w:val="0000EE"/>
+            <w:u w:val="single"/>
+          </w:rPr>
+          <w:t>賽60:19–20</w:t>
+        </w:r>
+      </w:hyperlink>
+      <w:r>
+        <w:rPr>
+          <w:lang w:val="zh_TW" w:bidi="zh_TW"/>
+        </w:rPr>
+        <w:t>）。詩人歡欣地說：「耶和華是我的亮光，是我的拯救」（</w:t>
+      </w:r>
+      <w:hyperlink r:id="rId34">
+        <w:r>
+          <w:rPr>
+            <w:lang w:val="zh_TW" w:bidi="zh_TW"/>
+          </w:rPr>
+          <w:rPr>
+            <w:color w:val="0000EE"/>
+            <w:u w:val="single"/>
+          </w:rPr>
+          <w:t>詩27:1</w:t>
+        </w:r>
+      </w:hyperlink>
+      <w:r>
+        <w:rPr>
+          <w:lang w:val="zh_TW" w:bidi="zh_TW"/>
+        </w:rPr>
+        <w:t>）。詩人描述神披上亮光，如披外袍（</w:t>
+      </w:r>
+      <w:hyperlink r:id="rId35">
+        <w:r>
+          <w:rPr>
+            <w:lang w:val="zh_TW" w:bidi="zh_TW"/>
+          </w:rPr>
+          <w:rPr>
+            <w:color w:val="0000EE"/>
+            <w:u w:val="single"/>
+          </w:rPr>
+          <w:t>詩104:2</w:t>
+        </w:r>
+      </w:hyperlink>
+      <w:r>
+        <w:rPr>
+          <w:lang w:val="zh_TW" w:bidi="zh_TW"/>
+        </w:rPr>
+        <w:t>），光明也與祂同居（</w:t>
+      </w:r>
+      <w:hyperlink r:id="rId36">
+        <w:r>
+          <w:rPr>
+            <w:lang w:val="zh_TW" w:bidi="zh_TW"/>
+          </w:rPr>
+          <w:rPr>
+            <w:color w:val="0000EE"/>
+            <w:u w:val="single"/>
+          </w:rPr>
+          <w:t>但2:22</w:t>
+        </w:r>
+      </w:hyperlink>
+      <w:r>
+        <w:rPr>
+          <w:lang w:val="zh_TW" w:bidi="zh_TW"/>
+        </w:rPr>
+        <w:t>）。對神來說，黑暗和光都是一樣的，沒有什麼能向祂隱藏（</w:t>
+      </w:r>
+      <w:hyperlink r:id="rId37">
+        <w:r>
+          <w:rPr>
+            <w:lang w:val="zh_TW" w:bidi="zh_TW"/>
+          </w:rPr>
+          <w:rPr>
+            <w:color w:val="0000EE"/>
+            <w:u w:val="single"/>
+          </w:rPr>
+          <w:t>詩139:12</w:t>
+        </w:r>
+      </w:hyperlink>
+      <w:r>
+        <w:rPr>
+          <w:lang w:val="zh_TW" w:bidi="zh_TW"/>
+        </w:rPr>
+        <w:t>）。先知彌迦也描述神為光，祂要使祂的僕人進入光明（</w:t>
+      </w:r>
+      <w:hyperlink r:id="rId38">
+        <w:r>
+          <w:rPr>
+            <w:lang w:val="zh_TW" w:bidi="zh_TW"/>
+          </w:rPr>
+          <w:rPr>
+            <w:color w:val="0000EE"/>
+            <w:u w:val="single"/>
+          </w:rPr>
+          <w:t>彌7:8–9</w:t>
+        </w:r>
+      </w:hyperlink>
+      <w:r>
+        <w:rPr>
+          <w:lang w:val="zh_TW" w:bidi="zh_TW"/>
+        </w:rPr>
+        <w:t>），顯明神要賜福給祂的百姓，使他們得勝。</w:t>
       </w:r>
     </w:p>
     <w:p>
@@ -584,102 +768,108 @@
         <w:rPr>
           <w:lang w:val="zh_TW" w:bidi="zh_TW"/>
         </w:rPr>
-        <w:t>歸算也意味著基督的公義被歸於信徒。亞伯拉罕生命中的例子說明這一點。在神應許亞伯拉罕祝福之後，</w:t>
-      </w:r>
-      <w:hyperlink r:id="rId23">
-        <w:r>
-          <w:rPr>
-            <w:lang w:val="zh_TW" w:bidi="zh_TW"/>
-          </w:rPr>
-          <w:rPr>
-            <w:color w:val="0000EE"/>
-            <w:u w:val="single"/>
-          </w:rPr>
-          <w:t>創世記十五章6節</w:t>
-        </w:r>
-      </w:hyperlink>
-      <w:r>
-        <w:rPr>
-          <w:lang w:val="zh_TW" w:bidi="zh_TW"/>
-        </w:rPr>
-        <w:t>說亞伯拉罕「信耶和華，</w:t>
-      </w:r>
-      <w:r>
-        <w:rPr>
-          <w:lang w:val="zh_TW" w:bidi="zh_TW"/>
-        </w:rPr>
-        <w:t>耶和華就以此為他的義</w:t>
-      </w:r>
-      <w:r>
-        <w:rPr>
-          <w:lang w:val="zh_TW" w:bidi="zh_TW"/>
-        </w:rPr>
-        <w:t>。」聖經教導說，沒有人生來有神所要求的公義（</w:t>
-      </w:r>
-      <w:hyperlink r:id="rId24">
-        <w:r>
-          <w:rPr>
-            <w:lang w:val="zh_TW" w:bidi="zh_TW"/>
-          </w:rPr>
-          <w:rPr>
-            <w:color w:val="0000EE"/>
-            <w:u w:val="single"/>
-          </w:rPr>
-          <w:t>詩130:3</w:t>
-        </w:r>
-      </w:hyperlink>
-      <w:r>
-        <w:rPr>
-          <w:lang w:val="zh_TW" w:bidi="zh_TW"/>
-        </w:rPr>
-        <w:t>；</w:t>
-      </w:r>
-      <w:hyperlink r:id="rId25">
-        <w:r>
-          <w:rPr>
-            <w:lang w:val="zh_TW" w:bidi="zh_TW"/>
-          </w:rPr>
-          <w:rPr>
-            <w:color w:val="0000EE"/>
-            <w:u w:val="single"/>
-          </w:rPr>
-          <w:t>賽64:6</w:t>
-        </w:r>
-      </w:hyperlink>
-      <w:r>
-        <w:rPr>
-          <w:lang w:val="zh_TW" w:bidi="zh_TW"/>
-        </w:rPr>
-        <w:t>；</w:t>
-      </w:r>
-      <w:hyperlink r:id="rId26">
-        <w:r>
-          <w:rPr>
-            <w:lang w:val="zh_TW" w:bidi="zh_TW"/>
-          </w:rPr>
-          <w:rPr>
-            <w:color w:val="0000EE"/>
-            <w:u w:val="single"/>
-          </w:rPr>
-          <w:t>羅3:10</w:t>
-        </w:r>
-      </w:hyperlink>
-      <w:r>
-        <w:rPr>
-          <w:lang w:val="zh_TW" w:bidi="zh_TW"/>
-        </w:rPr>
-        <w:t>）。但在神的救恩計劃中，祂提供了所需的公義（</w:t>
-      </w:r>
-      <w:hyperlink r:id="rId27">
-        <w:r>
-          <w:rPr>
-            <w:lang w:val="zh_TW" w:bidi="zh_TW"/>
-          </w:rPr>
-          <w:rPr>
-            <w:color w:val="0000EE"/>
-            <w:u w:val="single"/>
-          </w:rPr>
-          <w:t>賽45:24</w:t>
+        <w:t>神的賜福常被形容為「他臉上的光」。在</w:t>
+      </w:r>
+      <w:hyperlink r:id="rId39">
+        <w:r>
+          <w:rPr>
+            <w:lang w:val="zh_TW" w:bidi="zh_TW"/>
+          </w:rPr>
+          <w:rPr>
+            <w:color w:val="0000EE"/>
+            <w:u w:val="single"/>
+          </w:rPr>
+          <w:t>詩篇四篇6節</w:t>
+        </w:r>
+      </w:hyperlink>
+      <w:r>
+        <w:rPr>
+          <w:lang w:val="zh_TW" w:bidi="zh_TW"/>
+        </w:rPr>
+        <w:t>中，詩人說：「耶和華啊，求你仰起臉來，光照我們。」這裡的光就是指神的恩惠。</w:t>
+      </w:r>
+      <w:hyperlink r:id="rId40">
+        <w:r>
+          <w:rPr>
+            <w:lang w:val="zh_TW" w:bidi="zh_TW"/>
+          </w:rPr>
+          <w:rPr>
+            <w:color w:val="0000EE"/>
+            <w:u w:val="single"/>
+          </w:rPr>
+          <w:t>詩篇四十四篇3節</w:t>
+        </w:r>
+      </w:hyperlink>
+      <w:r>
+        <w:rPr>
+          <w:lang w:val="zh_TW" w:bidi="zh_TW"/>
+        </w:rPr>
+        <w:t>表明，神的光、祂的右手和祂的慈愛，使祂的百姓得勝。那些行在神光中的人是有福的（</w:t>
+      </w:r>
+      <w:hyperlink r:id="rId41">
+        <w:r>
+          <w:rPr>
+            <w:lang w:val="zh_TW" w:bidi="zh_TW"/>
+          </w:rPr>
+          <w:rPr>
+            <w:color w:val="0000EE"/>
+            <w:u w:val="single"/>
+          </w:rPr>
+          <w:t>詩89:15</w:t>
+        </w:r>
+      </w:hyperlink>
+      <w:r>
+        <w:rPr>
+          <w:lang w:val="zh_TW" w:bidi="zh_TW"/>
+        </w:rPr>
+        <w:t>），但這光也揭露隱而未現的罪（</w:t>
+      </w:r>
+      <w:hyperlink r:id="rId42">
+        <w:r>
+          <w:rPr>
+            <w:lang w:val="zh_TW" w:bidi="zh_TW"/>
+          </w:rPr>
+          <w:rPr>
+            <w:color w:val="0000EE"/>
+            <w:u w:val="single"/>
+          </w:rPr>
+          <w:t>詩90:8</w:t>
+        </w:r>
+      </w:hyperlink>
+      <w:r>
+        <w:rPr>
+          <w:lang w:val="zh_TW" w:bidi="zh_TW"/>
+        </w:rPr>
+        <w:t>）。沒有人能躲避神的鑒察，但祂的光主要代表祂同在所帶來的賜福。有一次，約伯也用這個詞語來形容來自他人的恩待（</w:t>
+      </w:r>
+      <w:hyperlink r:id="rId43">
+        <w:r>
+          <w:rPr>
+            <w:lang w:val="zh_TW" w:bidi="zh_TW"/>
+          </w:rPr>
+          <w:rPr>
+            <w:color w:val="0000EE"/>
+            <w:u w:val="single"/>
+          </w:rPr>
+          <w:t>約29:24</w:t>
+        </w:r>
+      </w:hyperlink>
+      <w:r>
+        <w:rPr>
+          <w:lang w:val="zh_TW" w:bidi="zh_TW"/>
+        </w:rPr>
+        <w:t>）。神所賜的光，使祂的僕人能與人分享祂的賜福（</w:t>
+      </w:r>
+      <w:hyperlink r:id="rId44">
+        <w:r>
+          <w:rPr>
+            <w:lang w:val="zh_TW" w:bidi="zh_TW"/>
+          </w:rPr>
+          <w:rPr>
+            <w:color w:val="0000EE"/>
+            <w:u w:val="single"/>
+          </w:rPr>
+          <w:t>賽42:6</w:t>
         </w:r>
       </w:hyperlink>
       <w:r>
@@ -688,41 +878,23 @@
         </w:rPr>
         <w:t>，</w:t>
       </w:r>
-      <w:hyperlink r:id="rId28">
-        <w:r>
-          <w:rPr>
-            <w:lang w:val="zh_TW" w:bidi="zh_TW"/>
-          </w:rPr>
-          <w:rPr>
-            <w:color w:val="0000EE"/>
-            <w:u w:val="single"/>
-          </w:rPr>
-          <w:t>54:17</w:t>
-        </w:r>
-      </w:hyperlink>
-      <w:r>
-        <w:rPr>
-          <w:lang w:val="zh_TW" w:bidi="zh_TW"/>
-        </w:rPr>
-        <w:t>；</w:t>
-      </w:r>
-      <w:hyperlink r:id="rId29">
-        <w:r>
-          <w:rPr>
-            <w:lang w:val="zh_TW" w:bidi="zh_TW"/>
-          </w:rPr>
-          <w:rPr>
-            <w:color w:val="0000EE"/>
-            <w:u w:val="single"/>
-          </w:rPr>
-          <w:t>何10:12</w:t>
-        </w:r>
-      </w:hyperlink>
-      <w:r>
-        <w:rPr>
-          <w:lang w:val="zh_TW" w:bidi="zh_TW"/>
-        </w:rPr>
-        <w:t>）。當一個人憑信心接受基督的工作時，神就將基督的公義歸給他們。</w:t>
+      <w:hyperlink r:id="rId45">
+        <w:r>
+          <w:rPr>
+            <w:lang w:val="zh_TW" w:bidi="zh_TW"/>
+          </w:rPr>
+          <w:rPr>
+            <w:color w:val="0000EE"/>
+            <w:u w:val="single"/>
+          </w:rPr>
+          <w:t>49:6</w:t>
+        </w:r>
+      </w:hyperlink>
+      <w:r>
+        <w:rPr>
+          <w:lang w:val="zh_TW" w:bidi="zh_TW"/>
+        </w:rPr>
+        <w:t>）。</w:t>
       </w:r>
     </w:p>
     <w:p>
@@ -736,73 +908,43 @@
         <w:rPr>
           <w:lang w:val="zh_TW" w:bidi="zh_TW"/>
         </w:rPr>
-        <w:t>將神的公義歸算給信徒，是保羅在羅馬書中的主要主題 （</w:t>
-      </w:r>
-      <w:hyperlink r:id="rId30">
-        <w:r>
-          <w:rPr>
-            <w:lang w:val="zh_TW" w:bidi="zh_TW"/>
-          </w:rPr>
-          <w:rPr>
-            <w:color w:val="0000EE"/>
-            <w:u w:val="single"/>
-          </w:rPr>
-          <w:t>羅3:21–5:21</w:t>
-        </w:r>
-      </w:hyperlink>
-      <w:r>
-        <w:rPr>
-          <w:lang w:val="zh_TW" w:bidi="zh_TW"/>
-        </w:rPr>
-        <w:t>）。保羅談到罪人</w:t>
-      </w:r>
-      <w:r>
-        <w:rPr>
-          <w:lang w:val="zh_TW" w:bidi="zh_TW"/>
-        </w:rPr>
-        <w:t>蒙神算為義</w:t>
-      </w:r>
-      <w:r>
-        <w:rPr>
-          <w:lang w:val="zh_TW" w:bidi="zh_TW"/>
-        </w:rPr>
-        <w:t>的喜樂（</w:t>
-      </w:r>
-      <w:hyperlink r:id="rId31">
-        <w:r>
-          <w:rPr>
-            <w:lang w:val="zh_TW" w:bidi="zh_TW"/>
-          </w:rPr>
-          <w:rPr>
-            <w:color w:val="0000EE"/>
-            <w:u w:val="single"/>
-          </w:rPr>
-          <w:t>羅4:6</w:t>
-        </w:r>
-      </w:hyperlink>
-      <w:r>
-        <w:rPr>
-          <w:lang w:val="zh_TW" w:bidi="zh_TW"/>
-        </w:rPr>
-        <w:t>）。基督的公義被歸算給人，也使人在神的法庭中得以稱為義 （</w:t>
-      </w:r>
-      <w:hyperlink r:id="rId32">
-        <w:r>
-          <w:rPr>
-            <w:lang w:val="zh_TW" w:bidi="zh_TW"/>
-          </w:rPr>
-          <w:rPr>
-            <w:color w:val="0000EE"/>
-            <w:u w:val="single"/>
-          </w:rPr>
-          <w:t>羅5:18</w:t>
-        </w:r>
-      </w:hyperlink>
-      <w:r>
-        <w:rPr>
-          <w:lang w:val="zh_TW" w:bidi="zh_TW"/>
-        </w:rPr>
-        <w:t>）。基督的死，被歸算給罪人，是聖潔的神赦免罪人的原因。聖經教導說，亞當的罪對人的負面影響被歸算給所有人，但對於相信基督的人來說，這些影響都被逆轉了。將人類的罪歸算給基督，這使祂的義可以歸算給信徒。</w:t>
+        <w:t>神的公義也與光相連。祂說：「我必堅定我的公理為萬民之光」（</w:t>
+      </w:r>
+      <w:hyperlink r:id="rId46">
+        <w:r>
+          <w:rPr>
+            <w:lang w:val="zh_TW" w:bidi="zh_TW"/>
+          </w:rPr>
+          <w:rPr>
+            <w:color w:val="0000EE"/>
+            <w:u w:val="single"/>
+          </w:rPr>
+          <w:t>賽51:4</w:t>
+        </w:r>
+      </w:hyperlink>
+      <w:r>
+        <w:rPr>
+          <w:lang w:val="zh_TW" w:bidi="zh_TW"/>
+        </w:rPr>
+        <w:t>）。在這上下文中，神的光是大有能力的，好像烈火一般。光也與善行有關，正如箴言所說：「但義人的路好像黎明的光」（</w:t>
+      </w:r>
+      <w:hyperlink r:id="rId47">
+        <w:r>
+          <w:rPr>
+            <w:lang w:val="zh_TW" w:bidi="zh_TW"/>
+          </w:rPr>
+          <w:rPr>
+            <w:color w:val="0000EE"/>
+            <w:u w:val="single"/>
+          </w:rPr>
+          <w:t>箴4:18</w:t>
+        </w:r>
+      </w:hyperlink>
+      <w:r>
+        <w:rPr>
+          <w:lang w:val="zh_TW" w:bidi="zh_TW"/>
+        </w:rPr>
+        <w:t>）。</w:t>
       </w:r>
     </w:p>
     <w:p>
@@ -814,68 +956,74 @@
       </w:r>
       <w:r>
         <w:rPr>
-          <w:i/>
-          <w:lang w:val="zh_TW" w:bidi="zh_TW"/>
-        </w:rPr>
-        <w:t>另見</w:t>
-      </w:r>
-      <w:r>
-        <w:rPr>
-          <w:lang w:val="zh_TW" w:bidi="zh_TW"/>
-        </w:rPr>
-        <w:t>亞當（人）</w:t>
-      </w:r>
-      <w:r>
-        <w:rPr>
-          <w:lang w:val="zh_TW" w:bidi="zh_TW"/>
-        </w:rPr>
-        <w:t>、</w:t>
-      </w:r>
-      <w:r>
-        <w:rPr>
-          <w:lang w:val="zh_TW" w:bidi="zh_TW"/>
-        </w:rPr>
-        <w:t>基督論</w:t>
-      </w:r>
-      <w:r>
-        <w:rPr>
-          <w:lang w:val="zh_TW" w:bidi="zh_TW"/>
-        </w:rPr>
-        <w:t>、</w:t>
-      </w:r>
-      <w:r>
-        <w:rPr>
-          <w:lang w:val="zh_TW" w:bidi="zh_TW"/>
-        </w:rPr>
-        <w:t>人類墮落</w:t>
-      </w:r>
-      <w:r>
-        <w:rPr>
-          <w:lang w:val="zh_TW" w:bidi="zh_TW"/>
-        </w:rPr>
-        <w:t>、</w:t>
-      </w:r>
-      <w:r>
-        <w:rPr>
-          <w:lang w:val="zh_TW" w:bidi="zh_TW"/>
-        </w:rPr>
-        <w:t>罪</w:t>
-      </w:r>
-      <w:r>
-        <w:rPr>
-          <w:lang w:val="zh_TW" w:bidi="zh_TW"/>
-        </w:rPr>
-        <w:t>。</w:t>
-      </w:r>
-      <w:r>
-        <w:rPr>
-          <w:lang w:val="zh_TW" w:bidi="zh_TW"/>
-        </w:rPr>
-      </w:r>
-      <w:r>
-        <w:rPr>
-          <w:lang w:val="zh_TW" w:bidi="zh_TW"/>
-        </w:rPr>
+          <w:lang w:val="zh_TW" w:bidi="zh_TW"/>
+        </w:rPr>
+        <w:t>光的缺乏被用來象徵災難。有些人「無光，在黑暗中摸索」（</w:t>
+      </w:r>
+      <w:hyperlink r:id="rId48">
+        <w:r>
+          <w:rPr>
+            <w:lang w:val="zh_TW" w:bidi="zh_TW"/>
+          </w:rPr>
+          <w:rPr>
+            <w:color w:val="0000EE"/>
+            <w:u w:val="single"/>
+          </w:rPr>
+          <w:t>伯12:25</w:t>
+        </w:r>
+      </w:hyperlink>
+      <w:r>
+        <w:rPr>
+          <w:lang w:val="zh_TW" w:bidi="zh_TW"/>
+        </w:rPr>
+        <w:t>）。約伯的朋友比勒達認為惡人的燈必因懲罰而熄滅（</w:t>
+      </w:r>
+      <w:hyperlink r:id="rId49">
+        <w:r>
+          <w:rPr>
+            <w:lang w:val="zh_TW" w:bidi="zh_TW"/>
+          </w:rPr>
+          <w:rPr>
+            <w:color w:val="0000EE"/>
+            <w:u w:val="single"/>
+          </w:rPr>
+          <w:t>伯18:5–17</w:t>
+        </w:r>
+      </w:hyperlink>
+      <w:r>
+        <w:rPr>
+          <w:lang w:val="zh_TW" w:bidi="zh_TW"/>
+        </w:rPr>
+        <w:t>）。巴比倫毀滅耶路撒冷之後，百姓哀歎說：「他引導我，使我行在黑暗中， 不行在光明裡」（</w:t>
+      </w:r>
+      <w:hyperlink r:id="rId50">
+        <w:r>
+          <w:rPr>
+            <w:lang w:val="zh_TW" w:bidi="zh_TW"/>
+          </w:rPr>
+          <w:rPr>
+            <w:color w:val="0000EE"/>
+            <w:u w:val="single"/>
+          </w:rPr>
+          <w:t>哀3:2</w:t>
+        </w:r>
+      </w:hyperlink>
+      <w:r>
+        <w:rPr>
+          <w:lang w:val="zh_TW" w:bidi="zh_TW"/>
+        </w:rPr>
+        <w:t>）。</w:t>
+      </w:r>
+    </w:p>
+    <w:p>
+      <w:pPr>
+        <w:pStyle w:val="Heading3"/>
+      </w:pPr>
+      <w:r>
+        <w:rPr>
+          <w:lang w:val="zh_TW" w:bidi="zh_TW"/>
+        </w:rPr>
+        <w:t>新約聖經中的光</w:t>
       </w:r>
     </w:p>
     <w:p>
@@ -885,21 +1033,119 @@
           <w:lang w:val="zh_TW" w:bidi="zh_TW"/>
         </w:rPr>
       </w:r>
-    </w:p>
-    <w:p>
-      <w:pPr>
-        <w:pStyle w:val="Heading2"/>
-      </w:pPr>
-      <w:r>
-        <w:rPr>
-          <w:lang w:val="zh_TW" w:bidi="zh_TW"/>
-        </w:rPr>
-        <w:t>歸信</w:t>
-      </w:r>
-      <w:r>
-        <w:rPr>
-          <w:lang w:val="zh_TW" w:bidi="zh_TW"/>
-        </w:rPr>
+      <w:r>
+        <w:rPr>
+          <w:lang w:val="zh_TW" w:bidi="zh_TW"/>
+        </w:rPr>
+        <w:t>新約聖經所提到的光，通常具有象徵意義。例如，大數的掃羅在往大馬士革的路上遇見「從天上發光」（</w:t>
+      </w:r>
+      <w:hyperlink r:id="rId51">
+        <w:r>
+          <w:rPr>
+            <w:lang w:val="zh_TW" w:bidi="zh_TW"/>
+          </w:rPr>
+          <w:rPr>
+            <w:color w:val="0000EE"/>
+            <w:u w:val="single"/>
+          </w:rPr>
+          <w:t>徒9:3</w:t>
+        </w:r>
+      </w:hyperlink>
+      <w:r>
+        <w:rPr>
+          <w:lang w:val="zh_TW" w:bidi="zh_TW"/>
+        </w:rPr>
+        <w:t>；參</w:t>
+      </w:r>
+      <w:hyperlink r:id="rId52">
+        <w:r>
+          <w:rPr>
+            <w:lang w:val="zh_TW" w:bidi="zh_TW"/>
+          </w:rPr>
+          <w:rPr>
+            <w:color w:val="0000EE"/>
+            <w:u w:val="single"/>
+          </w:rPr>
+          <w:t>22:6–11</w:t>
+        </w:r>
+      </w:hyperlink>
+      <w:r>
+        <w:rPr>
+          <w:lang w:val="zh_TW" w:bidi="zh_TW"/>
+        </w:rPr>
+        <w:t>，</w:t>
+      </w:r>
+      <w:hyperlink r:id="rId53">
+        <w:r>
+          <w:rPr>
+            <w:lang w:val="zh_TW" w:bidi="zh_TW"/>
+          </w:rPr>
+          <w:rPr>
+            <w:color w:val="0000EE"/>
+            <w:u w:val="single"/>
+          </w:rPr>
+          <w:t>26:13</w:t>
+        </w:r>
+      </w:hyperlink>
+      <w:r>
+        <w:rPr>
+          <w:lang w:val="zh_TW" w:bidi="zh_TW"/>
+        </w:rPr>
+        <w:t>），那到底是普通的光，還是別的東西，並不明確。同樣，彼得在監獄裡時，「屋裡有光照耀」（</w:t>
+      </w:r>
+      <w:hyperlink r:id="rId54">
+        <w:r>
+          <w:rPr>
+            <w:lang w:val="zh_TW" w:bidi="zh_TW"/>
+          </w:rPr>
+          <w:rPr>
+            <w:color w:val="0000EE"/>
+            <w:u w:val="single"/>
+          </w:rPr>
+          <w:t>徒12:7</w:t>
+        </w:r>
+      </w:hyperlink>
+      <w:r>
+        <w:rPr>
+          <w:lang w:val="zh_TW" w:bidi="zh_TW"/>
+        </w:rPr>
+        <w:t>）。而天上的城不需要物質的光，因為「主神要光照他們」（</w:t>
+      </w:r>
+      <w:hyperlink r:id="rId55">
+        <w:r>
+          <w:rPr>
+            <w:lang w:val="zh_TW" w:bidi="zh_TW"/>
+          </w:rPr>
+          <w:rPr>
+            <w:color w:val="0000EE"/>
+            <w:u w:val="single"/>
+          </w:rPr>
+          <w:t>啟22:5</w:t>
+        </w:r>
+      </w:hyperlink>
+      <w:r>
+        <w:rPr>
+          <w:lang w:val="zh_TW" w:bidi="zh_TW"/>
+        </w:rPr>
+        <w:t>，參</w:t>
+      </w:r>
+      <w:hyperlink r:id="rId56">
+        <w:r>
+          <w:rPr>
+            <w:lang w:val="zh_TW" w:bidi="zh_TW"/>
+          </w:rPr>
+          <w:rPr>
+            <w:color w:val="0000EE"/>
+            <w:u w:val="single"/>
+          </w:rPr>
+          <w:t>21:11、23–24</w:t>
+        </w:r>
+      </w:hyperlink>
+      <w:r>
+        <w:rPr>
+          <w:lang w:val="zh_TW" w:bidi="zh_TW"/>
+        </w:rPr>
+        <w:t>）。</w:t>
       </w:r>
     </w:p>
     <w:p>
@@ -913,18 +1159,253 @@
         <w:rPr>
           <w:lang w:val="zh_TW" w:bidi="zh_TW"/>
         </w:rPr>
-        <w:t>一個人在生活和思想上的徹底改變。對基督徒來說，這意味著從忽視神的生活方式轉變為順服基督的生活方式。歸信是悔改的結果。</w:t>
-      </w:r>
-    </w:p>
-    <w:p>
-      <w:pPr>
-        <w:pStyle w:val="Heading3"/>
-      </w:pPr>
-      <w:r>
-        <w:rPr>
-          <w:lang w:val="zh_TW" w:bidi="zh_TW"/>
-        </w:rPr>
-        <w:t>舊約中的歸信</w:t>
+        <w:t>神與光的連繫是新約聖經的常見主題。使徒約翰寫道：「神就是光，在他毫無黑暗」（</w:t>
+      </w:r>
+      <w:hyperlink r:id="rId57">
+        <w:r>
+          <w:rPr>
+            <w:lang w:val="zh_TW" w:bidi="zh_TW"/>
+          </w:rPr>
+          <w:rPr>
+            <w:color w:val="0000EE"/>
+            <w:u w:val="single"/>
+          </w:rPr>
+          <w:t>約一1:5</w:t>
+        </w:r>
+      </w:hyperlink>
+      <w:r>
+        <w:rPr>
+          <w:lang w:val="zh_TW" w:bidi="zh_TW"/>
+        </w:rPr>
+        <w:t>）。雅各書稱神為「眾光之父」（</w:t>
+      </w:r>
+      <w:hyperlink r:id="rId58">
+        <w:r>
+          <w:rPr>
+            <w:lang w:val="zh_TW" w:bidi="zh_TW"/>
+          </w:rPr>
+          <w:rPr>
+            <w:color w:val="0000EE"/>
+            <w:u w:val="single"/>
+          </w:rPr>
+          <w:t>雅1:17</w:t>
+        </w:r>
+      </w:hyperlink>
+      <w:r>
+        <w:rPr>
+          <w:lang w:val="zh_TW" w:bidi="zh_TW"/>
+        </w:rPr>
+        <w:t>）。聖經也形容神住在人不能靠近的光裡（</w:t>
+      </w:r>
+      <w:hyperlink r:id="rId59">
+        <w:r>
+          <w:rPr>
+            <w:lang w:val="zh_TW" w:bidi="zh_TW"/>
+          </w:rPr>
+          <w:rPr>
+            <w:color w:val="0000EE"/>
+            <w:u w:val="single"/>
+          </w:rPr>
+          <w:t>提前6:16</w:t>
+        </w:r>
+      </w:hyperlink>
+      <w:r>
+        <w:rPr>
+          <w:lang w:val="zh_TW" w:bidi="zh_TW"/>
+        </w:rPr>
+        <w:t>；另見</w:t>
+      </w:r>
+      <w:hyperlink r:id="rId60">
+        <w:r>
+          <w:rPr>
+            <w:lang w:val="zh_TW" w:bidi="zh_TW"/>
+          </w:rPr>
+          <w:rPr>
+            <w:color w:val="0000EE"/>
+            <w:u w:val="single"/>
+          </w:rPr>
+          <w:t>約一1:7</w:t>
+        </w:r>
+      </w:hyperlink>
+      <w:r>
+        <w:rPr>
+          <w:lang w:val="zh_TW" w:bidi="zh_TW"/>
+        </w:rPr>
+        <w:t>）。耶穌說：「我是世界的光」（</w:t>
+      </w:r>
+      <w:hyperlink r:id="rId61">
+        <w:r>
+          <w:rPr>
+            <w:lang w:val="zh_TW" w:bidi="zh_TW"/>
+          </w:rPr>
+          <w:rPr>
+            <w:color w:val="0000EE"/>
+            <w:u w:val="single"/>
+          </w:rPr>
+          <w:t>約8:12</w:t>
+        </w:r>
+      </w:hyperlink>
+      <w:r>
+        <w:rPr>
+          <w:lang w:val="zh_TW" w:bidi="zh_TW"/>
+        </w:rPr>
+        <w:t>，另見</w:t>
+      </w:r>
+      <w:hyperlink r:id="rId62">
+        <w:r>
+          <w:rPr>
+            <w:lang w:val="zh_TW" w:bidi="zh_TW"/>
+          </w:rPr>
+          <w:rPr>
+            <w:color w:val="0000EE"/>
+            <w:u w:val="single"/>
+          </w:rPr>
+          <w:t>9:5</w:t>
+        </w:r>
+      </w:hyperlink>
+      <w:r>
+        <w:rPr>
+          <w:lang w:val="zh_TW" w:bidi="zh_TW"/>
+        </w:rPr>
+        <w:t>），並且「我到世上來，乃是光，叫凡信我的，不住在黑暗裡」（</w:t>
+      </w:r>
+      <w:hyperlink r:id="rId63">
+        <w:r>
+          <w:rPr>
+            <w:lang w:val="zh_TW" w:bidi="zh_TW"/>
+          </w:rPr>
+          <w:rPr>
+            <w:color w:val="0000EE"/>
+            <w:u w:val="single"/>
+          </w:rPr>
+          <w:t>約12:46</w:t>
+        </w:r>
+      </w:hyperlink>
+      <w:r>
+        <w:rPr>
+          <w:lang w:val="zh_TW" w:bidi="zh_TW"/>
+        </w:rPr>
+        <w:t>）。使徒約翰說，耶穌自己就是光（</w:t>
+      </w:r>
+      <w:hyperlink r:id="rId64">
+        <w:r>
+          <w:rPr>
+            <w:lang w:val="zh_TW" w:bidi="zh_TW"/>
+          </w:rPr>
+          <w:rPr>
+            <w:color w:val="0000EE"/>
+            <w:u w:val="single"/>
+          </w:rPr>
+          <w:t>約1:1–10</w:t>
+        </w:r>
+      </w:hyperlink>
+      <w:r>
+        <w:rPr>
+          <w:lang w:val="zh_TW" w:bidi="zh_TW"/>
+        </w:rPr>
+        <w:t>）。施洗約翰來為這光作見證，好叫眾人因他可以信（</w:t>
+      </w:r>
+      <w:hyperlink r:id="rId65">
+        <w:r>
+          <w:rPr>
+            <w:lang w:val="zh_TW" w:bidi="zh_TW"/>
+          </w:rPr>
+          <w:rPr>
+            <w:color w:val="0000EE"/>
+            <w:u w:val="single"/>
+          </w:rPr>
+          <w:t>約1:7–8</w:t>
+        </w:r>
+      </w:hyperlink>
+      <w:r>
+        <w:rPr>
+          <w:lang w:val="zh_TW" w:bidi="zh_TW"/>
+        </w:rPr>
+        <w:t>）。凡接受這光的人，就得著權柄，作神的兒女（</w:t>
+      </w:r>
+      <w:hyperlink r:id="rId66">
+        <w:r>
+          <w:rPr>
+            <w:lang w:val="zh_TW" w:bidi="zh_TW"/>
+          </w:rPr>
+          <w:rPr>
+            <w:color w:val="0000EE"/>
+            <w:u w:val="single"/>
+          </w:rPr>
+          <w:t>約1:9–12</w:t>
+        </w:r>
+      </w:hyperlink>
+      <w:r>
+        <w:rPr>
+          <w:lang w:val="zh_TW" w:bidi="zh_TW"/>
+        </w:rPr>
+        <w:t>）。有時，光也用來表示人認識神與祂救恩的啟示（</w:t>
+      </w:r>
+      <w:hyperlink r:id="rId67">
+        <w:r>
+          <w:rPr>
+            <w:lang w:val="zh_TW" w:bidi="zh_TW"/>
+          </w:rPr>
+          <w:rPr>
+            <w:color w:val="0000EE"/>
+            <w:u w:val="single"/>
+          </w:rPr>
+          <w:t>太4:16</w:t>
+        </w:r>
+      </w:hyperlink>
+      <w:r>
+        <w:rPr>
+          <w:lang w:val="zh_TW" w:bidi="zh_TW"/>
+        </w:rPr>
+        <w:t>；</w:t>
+      </w:r>
+      <w:hyperlink r:id="rId68">
+        <w:r>
+          <w:rPr>
+            <w:lang w:val="zh_TW" w:bidi="zh_TW"/>
+          </w:rPr>
+          <w:rPr>
+            <w:color w:val="0000EE"/>
+            <w:u w:val="single"/>
+          </w:rPr>
+          <w:t>路2:32</w:t>
+        </w:r>
+      </w:hyperlink>
+      <w:r>
+        <w:rPr>
+          <w:lang w:val="zh_TW" w:bidi="zh_TW"/>
+        </w:rPr>
+        <w:t>；</w:t>
+      </w:r>
+      <w:hyperlink r:id="rId69">
+        <w:r>
+          <w:rPr>
+            <w:lang w:val="zh_TW" w:bidi="zh_TW"/>
+          </w:rPr>
+          <w:rPr>
+            <w:color w:val="0000EE"/>
+            <w:u w:val="single"/>
+          </w:rPr>
+          <w:t>徒13:47，</w:t>
+        </w:r>
+      </w:hyperlink>
+      <w:hyperlink r:id="rId70">
+        <w:r>
+          <w:rPr>
+            <w:lang w:val="zh_TW" w:bidi="zh_TW"/>
+          </w:rPr>
+          <w:rPr>
+            <w:color w:val="0000EE"/>
+            <w:u w:val="single"/>
+          </w:rPr>
+          <w:t>26:18</w:t>
+        </w:r>
+      </w:hyperlink>
+      <w:r>
+        <w:rPr>
+          <w:lang w:val="zh_TW" w:bidi="zh_TW"/>
+        </w:rPr>
+        <w:t>）。</w:t>
       </w:r>
     </w:p>
     <w:p>
@@ -938,234 +1419,115 @@
         <w:rPr>
           <w:lang w:val="zh_TW" w:bidi="zh_TW"/>
         </w:rPr>
-        <w:t>在舊約中，歸信基本上是從以前的生活方式，轉向或歸回以色列的神耶和華。以色列經常需要歸回他們的神（</w:t>
-      </w:r>
-      <w:hyperlink r:id="rId33">
-        <w:r>
-          <w:rPr>
-            <w:lang w:val="zh_TW" w:bidi="zh_TW"/>
-          </w:rPr>
-          <w:rPr>
-            <w:color w:val="0000EE"/>
-            <w:u w:val="single"/>
-          </w:rPr>
-          <w:t>申4:30</w:t>
-        </w:r>
-      </w:hyperlink>
-      <w:r>
-        <w:rPr>
-          <w:lang w:val="zh_TW" w:bidi="zh_TW"/>
-        </w:rPr>
-        <w:t>），無論是個人（</w:t>
-      </w:r>
-      <w:hyperlink r:id="rId34">
-        <w:r>
-          <w:rPr>
-            <w:lang w:val="zh_TW" w:bidi="zh_TW"/>
-          </w:rPr>
-          <w:rPr>
-            <w:color w:val="0000EE"/>
-            <w:u w:val="single"/>
-          </w:rPr>
-          <w:t>詩51篇</w:t>
-        </w:r>
-      </w:hyperlink>
-      <w:r>
-        <w:rPr>
-          <w:lang w:val="zh_TW" w:bidi="zh_TW"/>
-        </w:rPr>
-        <w:t>）還是整個民族（</w:t>
-      </w:r>
-      <w:hyperlink r:id="rId35">
-        <w:r>
-          <w:rPr>
-            <w:lang w:val="zh_TW" w:bidi="zh_TW"/>
-          </w:rPr>
-          <w:rPr>
-            <w:color w:val="0000EE"/>
-            <w:u w:val="single"/>
-          </w:rPr>
-          <w:t>耶4:1</w:t>
-        </w:r>
-      </w:hyperlink>
-      <w:r>
-        <w:rPr>
-          <w:lang w:val="zh_TW" w:bidi="zh_TW"/>
-        </w:rPr>
-        <w:t>）。其它列國需要初次轉向神（</w:t>
-      </w:r>
-      <w:hyperlink r:id="rId36">
-        <w:r>
-          <w:rPr>
-            <w:lang w:val="zh_TW" w:bidi="zh_TW"/>
-          </w:rPr>
-          <w:rPr>
-            <w:color w:val="0000EE"/>
-            <w:u w:val="single"/>
-          </w:rPr>
-          <w:t>詩22:27</w:t>
-        </w:r>
-      </w:hyperlink>
-      <w:r>
-        <w:rPr>
-          <w:lang w:val="zh_TW" w:bidi="zh_TW"/>
-        </w:rPr>
-        <w:t>）。其特徵是遠離邪惡的行為（</w:t>
-      </w:r>
-      <w:hyperlink r:id="rId37">
-        <w:r>
-          <w:rPr>
-            <w:lang w:val="zh_TW" w:bidi="zh_TW"/>
-          </w:rPr>
-          <w:rPr>
-            <w:color w:val="0000EE"/>
-            <w:u w:val="single"/>
-          </w:rPr>
-          <w:t>耶26:3</w:t>
-        </w:r>
-      </w:hyperlink>
-      <w:r>
-        <w:rPr>
-          <w:lang w:val="zh_TW" w:bidi="zh_TW"/>
-        </w:rPr>
-        <w:t>，</w:t>
-      </w:r>
-      <w:hyperlink r:id="rId38">
-        <w:r>
-          <w:rPr>
-            <w:lang w:val="zh_TW" w:bidi="zh_TW"/>
-          </w:rPr>
-          <w:rPr>
-            <w:color w:val="0000EE"/>
-            <w:u w:val="single"/>
-          </w:rPr>
-          <w:t>36:3</w:t>
-        </w:r>
-      </w:hyperlink>
-      <w:r>
-        <w:rPr>
-          <w:lang w:val="zh_TW" w:bidi="zh_TW"/>
-        </w:rPr>
-        <w:t>；</w:t>
-      </w:r>
-      <w:hyperlink r:id="rId39">
-        <w:r>
-          <w:rPr>
-            <w:lang w:val="zh_TW" w:bidi="zh_TW"/>
-          </w:rPr>
-          <w:rPr>
-            <w:color w:val="0000EE"/>
-            <w:u w:val="single"/>
-          </w:rPr>
-          <w:t>結18:21、27</w:t>
-        </w:r>
-      </w:hyperlink>
-      <w:r>
-        <w:rPr>
-          <w:lang w:val="zh_TW" w:bidi="zh_TW"/>
-        </w:rPr>
-        <w:t>，</w:t>
-      </w:r>
-      <w:hyperlink r:id="rId40">
-        <w:r>
-          <w:rPr>
-            <w:lang w:val="zh_TW" w:bidi="zh_TW"/>
-          </w:rPr>
-          <w:rPr>
-            <w:color w:val="0000EE"/>
-            <w:u w:val="single"/>
-          </w:rPr>
-          <w:t>33:9、11</w:t>
-        </w:r>
-      </w:hyperlink>
-      <w:r>
-        <w:rPr>
-          <w:lang w:val="zh_TW" w:bidi="zh_TW"/>
-        </w:rPr>
-        <w:t>）。歸信是從對神不忠的生活轉向對神順服的生活（</w:t>
-      </w:r>
-      <w:hyperlink r:id="rId41">
-        <w:r>
-          <w:rPr>
-            <w:lang w:val="zh_TW" w:bidi="zh_TW"/>
-          </w:rPr>
-          <w:rPr>
-            <w:color w:val="0000EE"/>
-            <w:u w:val="single"/>
-          </w:rPr>
-          <w:t>賽10:20–21</w:t>
-        </w:r>
-      </w:hyperlink>
-      <w:r>
-        <w:rPr>
-          <w:lang w:val="zh_TW" w:bidi="zh_TW"/>
-        </w:rPr>
-        <w:t>，</w:t>
-      </w:r>
-      <w:hyperlink r:id="rId42">
-        <w:r>
-          <w:rPr>
-            <w:lang w:val="zh_TW" w:bidi="zh_TW"/>
-          </w:rPr>
-          <w:rPr>
-            <w:color w:val="0000EE"/>
-            <w:u w:val="single"/>
-          </w:rPr>
-          <w:t>14:2</w:t>
-        </w:r>
-      </w:hyperlink>
-      <w:r>
-        <w:rPr>
-          <w:lang w:val="zh_TW" w:bidi="zh_TW"/>
-        </w:rPr>
-        <w:t>；</w:t>
-      </w:r>
-      <w:hyperlink r:id="rId43">
-        <w:r>
-          <w:rPr>
-            <w:lang w:val="zh_TW" w:bidi="zh_TW"/>
-          </w:rPr>
-          <w:rPr>
-            <w:color w:val="0000EE"/>
-            <w:u w:val="single"/>
-          </w:rPr>
-          <w:t>耶34:15</w:t>
-        </w:r>
-      </w:hyperlink>
-      <w:r>
-        <w:rPr>
-          <w:lang w:val="zh_TW" w:bidi="zh_TW"/>
-        </w:rPr>
-        <w:t>；</w:t>
-      </w:r>
-      <w:hyperlink r:id="rId44">
-        <w:r>
-          <w:rPr>
-            <w:lang w:val="zh_TW" w:bidi="zh_TW"/>
-          </w:rPr>
-          <w:rPr>
-            <w:color w:val="0000EE"/>
-            <w:u w:val="single"/>
-          </w:rPr>
-          <w:t>何14:4</w:t>
-        </w:r>
-      </w:hyperlink>
-      <w:r>
-        <w:rPr>
-          <w:lang w:val="zh_TW" w:bidi="zh_TW"/>
-        </w:rPr>
-        <w:t>）。歸信意味著內心方向的改變，並在生活方式上表現出來。</w:t>
-      </w:r>
-    </w:p>
-    <w:p>
-      <w:pPr>
-        <w:pStyle w:val="Heading3"/>
-      </w:pPr>
-      <w:r>
-        <w:rPr>
-          <w:lang w:val="zh_TW" w:bidi="zh_TW"/>
-        </w:rPr>
-        <w:t>新約中的歸信</w:t>
+        <w:t>約翰寫道，那光照在黑暗裡，黑暗卻不接受光（</w:t>
+      </w:r>
+      <w:hyperlink r:id="rId71">
+        <w:r>
+          <w:rPr>
+            <w:lang w:val="zh_TW" w:bidi="zh_TW"/>
+          </w:rPr>
+          <w:rPr>
+            <w:color w:val="0000EE"/>
+            <w:u w:val="single"/>
+          </w:rPr>
+          <w:t>約1:5</w:t>
+        </w:r>
+      </w:hyperlink>
+      <w:r>
+        <w:rPr>
+          <w:lang w:val="zh_TW" w:bidi="zh_TW"/>
+        </w:rPr>
+        <w:t>；參</w:t>
+      </w:r>
+      <w:hyperlink r:id="rId72">
+        <w:r>
+          <w:rPr>
+            <w:lang w:val="zh_TW" w:bidi="zh_TW"/>
+          </w:rPr>
+          <w:rPr>
+            <w:color w:val="0000EE"/>
+            <w:u w:val="single"/>
+          </w:rPr>
+          <w:t>約一2:8</w:t>
+        </w:r>
+      </w:hyperlink>
+      <w:r>
+        <w:rPr>
+          <w:lang w:val="zh_TW" w:bidi="zh_TW"/>
+        </w:rPr>
+        <w:t>）。他還說：「光來到世間，世人因自己的行為是惡的，不愛光，倒愛黑暗」（</w:t>
+      </w:r>
+      <w:hyperlink r:id="rId73">
+        <w:r>
+          <w:rPr>
+            <w:lang w:val="zh_TW" w:bidi="zh_TW"/>
+          </w:rPr>
+          <w:rPr>
+            <w:color w:val="0000EE"/>
+            <w:u w:val="single"/>
+          </w:rPr>
+          <w:t>約3:19</w:t>
+        </w:r>
+      </w:hyperlink>
+      <w:r>
+        <w:rPr>
+          <w:lang w:val="zh_TW" w:bidi="zh_TW"/>
+        </w:rPr>
+        <w:t>）。作惡的人避開光，行真理的人卻來就光（</w:t>
+      </w:r>
+      <w:hyperlink r:id="rId74">
+        <w:r>
+          <w:rPr>
+            <w:lang w:val="zh_TW" w:bidi="zh_TW"/>
+          </w:rPr>
+          <w:rPr>
+            <w:color w:val="0000EE"/>
+            <w:u w:val="single"/>
+          </w:rPr>
+          <w:t>約3:20–21</w:t>
+        </w:r>
+      </w:hyperlink>
+      <w:r>
+        <w:rPr>
+          <w:lang w:val="zh_TW" w:bidi="zh_TW"/>
+        </w:rPr>
+        <w:t>）。當約翰記載拉撒路復活時，耶穌說人若在黑夜行走，就必跌倒，因為他沒有光（</w:t>
+      </w:r>
+      <w:hyperlink r:id="rId75">
+        <w:r>
+          <w:rPr>
+            <w:lang w:val="zh_TW" w:bidi="zh_TW"/>
+          </w:rPr>
+          <w:rPr>
+            <w:color w:val="0000EE"/>
+            <w:u w:val="single"/>
+          </w:rPr>
+          <w:t>約11:10</w:t>
+        </w:r>
+      </w:hyperlink>
+      <w:r>
+        <w:rPr>
+          <w:lang w:val="zh_TW" w:bidi="zh_TW"/>
+        </w:rPr>
+        <w:t>）。耶穌說眾人沒有光「在」他們裡面，表明這光是屬靈的（</w:t>
+      </w:r>
+      <w:hyperlink r:id="rId61">
+        <w:r>
+          <w:rPr>
+            <w:lang w:val="zh_TW" w:bidi="zh_TW"/>
+          </w:rPr>
+          <w:rPr>
+            <w:color w:val="0000EE"/>
+            <w:u w:val="single"/>
+          </w:rPr>
+          <w:t>約8:12</w:t>
+        </w:r>
+      </w:hyperlink>
+      <w:r>
+        <w:rPr>
+          <w:lang w:val="zh_TW" w:bidi="zh_TW"/>
+        </w:rPr>
+        <w:t>）。</w:t>
       </w:r>
     </w:p>
     <w:p>
@@ -1179,187 +1541,79 @@
         <w:rPr>
           <w:lang w:val="zh_TW" w:bidi="zh_TW"/>
         </w:rPr>
-        <w:t>在新約中，施洗約翰首先呼籲歸信（</w:t>
-      </w:r>
-      <w:hyperlink r:id="rId45">
-        <w:r>
-          <w:rPr>
-            <w:lang w:val="zh_TW" w:bidi="zh_TW"/>
-          </w:rPr>
-          <w:rPr>
-            <w:color w:val="0000EE"/>
-            <w:u w:val="single"/>
-          </w:rPr>
-          <w:t>太3:2</w:t>
-        </w:r>
-      </w:hyperlink>
-      <w:r>
-        <w:rPr>
-          <w:lang w:val="zh_TW" w:bidi="zh_TW"/>
-        </w:rPr>
-        <w:t>；</w:t>
-      </w:r>
-      <w:hyperlink r:id="rId46">
-        <w:r>
-          <w:rPr>
-            <w:lang w:val="zh_TW" w:bidi="zh_TW"/>
-          </w:rPr>
-          <w:rPr>
-            <w:color w:val="0000EE"/>
-            <w:u w:val="single"/>
-          </w:rPr>
-          <w:t>可1:4</w:t>
-        </w:r>
-      </w:hyperlink>
-      <w:r>
-        <w:rPr>
-          <w:lang w:val="zh_TW" w:bidi="zh_TW"/>
-        </w:rPr>
-        <w:t>；</w:t>
-      </w:r>
-      <w:hyperlink r:id="rId47">
-        <w:r>
-          <w:rPr>
-            <w:lang w:val="zh_TW" w:bidi="zh_TW"/>
-          </w:rPr>
-          <w:rPr>
-            <w:color w:val="0000EE"/>
-            <w:u w:val="single"/>
-          </w:rPr>
-          <w:t>路3:3</w:t>
-        </w:r>
-      </w:hyperlink>
-      <w:r>
-        <w:rPr>
-          <w:lang w:val="zh_TW" w:bidi="zh_TW"/>
-        </w:rPr>
-        <w:t>），他發出先知的呼籲，要求人們改變心意（這是此希臘文詞語的根本含義），因為神的國近了。這種生命的改變必須包括行為的改變，以證明其真實性（</w:t>
-      </w:r>
-      <w:hyperlink r:id="rId48">
-        <w:r>
-          <w:rPr>
-            <w:lang w:val="zh_TW" w:bidi="zh_TW"/>
-          </w:rPr>
-          <w:rPr>
-            <w:color w:val="0000EE"/>
-            <w:u w:val="single"/>
-          </w:rPr>
-          <w:t>太3:8</w:t>
-        </w:r>
-      </w:hyperlink>
-      <w:r>
-        <w:rPr>
-          <w:lang w:val="zh_TW" w:bidi="zh_TW"/>
-        </w:rPr>
-        <w:t>；</w:t>
-      </w:r>
-      <w:hyperlink r:id="rId49">
-        <w:r>
-          <w:rPr>
-            <w:lang w:val="zh_TW" w:bidi="zh_TW"/>
-          </w:rPr>
-          <w:rPr>
-            <w:color w:val="0000EE"/>
-            <w:u w:val="single"/>
-          </w:rPr>
-          <w:t>路3:8</w:t>
-        </w:r>
-      </w:hyperlink>
-      <w:r>
-        <w:rPr>
-          <w:lang w:val="zh_TW" w:bidi="zh_TW"/>
-        </w:rPr>
-        <w:t>）。耶穌也傳講同樣的信息（</w:t>
-      </w:r>
-      <w:hyperlink r:id="rId50">
-        <w:r>
-          <w:rPr>
-            <w:lang w:val="zh_TW" w:bidi="zh_TW"/>
-          </w:rPr>
-          <w:rPr>
-            <w:color w:val="0000EE"/>
-            <w:u w:val="single"/>
-          </w:rPr>
-          <w:t>太4:17</w:t>
-        </w:r>
-      </w:hyperlink>
-      <w:r>
-        <w:rPr>
-          <w:lang w:val="zh_TW" w:bidi="zh_TW"/>
-        </w:rPr>
-        <w:t>；</w:t>
-      </w:r>
-      <w:hyperlink r:id="rId51">
-        <w:r>
-          <w:rPr>
-            <w:lang w:val="zh_TW" w:bidi="zh_TW"/>
-          </w:rPr>
-          <w:rPr>
-            <w:color w:val="0000EE"/>
-            <w:u w:val="single"/>
-          </w:rPr>
-          <w:t>可1:15</w:t>
-        </w:r>
-      </w:hyperlink>
-      <w:r>
-        <w:rPr>
-          <w:lang w:val="zh_TW" w:bidi="zh_TW"/>
-        </w:rPr>
-        <w:t>）。祂還說，由於神的國度已經在祂身上到來，順服祂是歸信好消息的一部分。然而，這也可能是壞消息，因為如果不做出這種徹底的改變，就會被定罪（</w:t>
-      </w:r>
-      <w:hyperlink r:id="rId52">
-        <w:r>
-          <w:rPr>
-            <w:lang w:val="zh_TW" w:bidi="zh_TW"/>
-          </w:rPr>
-          <w:rPr>
-            <w:color w:val="0000EE"/>
-            <w:u w:val="single"/>
-          </w:rPr>
-          <w:t>太11:20</w:t>
-        </w:r>
-      </w:hyperlink>
-      <w:r>
-        <w:rPr>
-          <w:lang w:val="zh_TW" w:bidi="zh_TW"/>
-        </w:rPr>
-        <w:t>；</w:t>
-      </w:r>
-      <w:hyperlink r:id="rId53">
-        <w:r>
-          <w:rPr>
-            <w:lang w:val="zh_TW" w:bidi="zh_TW"/>
-          </w:rPr>
-          <w:rPr>
-            <w:color w:val="0000EE"/>
-            <w:u w:val="single"/>
-          </w:rPr>
-          <w:t>路13:3–5</w:t>
-        </w:r>
-      </w:hyperlink>
-      <w:r>
-        <w:rPr>
-          <w:lang w:val="zh_TW" w:bidi="zh_TW"/>
-        </w:rPr>
-        <w:t>）。歸信是徹底的，但也是簡單的。它要求我們像小孩子一樣全然委身，而不是像成人的算計和自我保護（</w:t>
-      </w:r>
-      <w:hyperlink r:id="rId54">
-        <w:r>
-          <w:rPr>
-            <w:lang w:val="zh_TW" w:bidi="zh_TW"/>
-          </w:rPr>
-          <w:rPr>
-            <w:color w:val="0000EE"/>
-            <w:u w:val="single"/>
-          </w:rPr>
-          <w:t>太18:3</w:t>
-        </w:r>
-      </w:hyperlink>
-      <w:r>
-        <w:rPr>
-          <w:lang w:val="zh_TW" w:bidi="zh_TW"/>
-        </w:rPr>
-        <w:t>）。成人謹慎、自我保護的態度，與孩子的簡單、真誠信任和開放的態度，形成對比。</w:t>
+        <w:t>信徒被描述為「光明之子」（</w:t>
+      </w:r>
+      <w:hyperlink r:id="rId76">
+        <w:r>
+          <w:rPr>
+            <w:lang w:val="zh_TW" w:bidi="zh_TW"/>
+          </w:rPr>
+          <w:rPr>
+            <w:color w:val="0000EE"/>
+            <w:u w:val="single"/>
+          </w:rPr>
+          <w:t>約12:36</w:t>
+        </w:r>
+      </w:hyperlink>
+      <w:r>
+        <w:rPr>
+          <w:lang w:val="zh_TW" w:bidi="zh_TW"/>
+        </w:rPr>
+        <w:t>；另見</w:t>
+      </w:r>
+      <w:hyperlink r:id="rId77">
+        <w:r>
+          <w:rPr>
+            <w:lang w:val="zh_TW" w:bidi="zh_TW"/>
+          </w:rPr>
+          <w:rPr>
+            <w:color w:val="0000EE"/>
+            <w:u w:val="single"/>
+          </w:rPr>
+          <w:t>路16:8</w:t>
+        </w:r>
+      </w:hyperlink>
+      <w:r>
+        <w:rPr>
+          <w:lang w:val="zh_TW" w:bidi="zh_TW"/>
+        </w:rPr>
+        <w:t>）。他們的生命因與光的連結而改變。保羅也寫道，基督徒「都是光明之子，都是白晝之子」（</w:t>
+      </w:r>
+      <w:hyperlink r:id="rId78">
+        <w:r>
+          <w:rPr>
+            <w:lang w:val="zh_TW" w:bidi="zh_TW"/>
+          </w:rPr>
+          <w:rPr>
+            <w:color w:val="0000EE"/>
+            <w:u w:val="single"/>
+          </w:rPr>
+          <w:t>帖前5:5</w:t>
+        </w:r>
+      </w:hyperlink>
+      <w:r>
+        <w:rPr>
+          <w:lang w:val="zh_TW" w:bidi="zh_TW"/>
+        </w:rPr>
+        <w:t>）。約翰壹書勸勉基督徒要「在光明中行」（</w:t>
+      </w:r>
+      <w:hyperlink r:id="rId60">
+        <w:r>
+          <w:rPr>
+            <w:lang w:val="zh_TW" w:bidi="zh_TW"/>
+          </w:rPr>
+          <w:rPr>
+            <w:color w:val="0000EE"/>
+            <w:u w:val="single"/>
+          </w:rPr>
+          <w:t>約一1:7</w:t>
+        </w:r>
+      </w:hyperlink>
+      <w:r>
+        <w:rPr>
+          <w:lang w:val="zh_TW" w:bidi="zh_TW"/>
+        </w:rPr>
+        <w:t>），意思是他們應當活出良善和真理的生命。</w:t>
       </w:r>
     </w:p>
     <w:p>
@@ -1373,162 +1627,72 @@
         <w:rPr>
           <w:lang w:val="zh_TW" w:bidi="zh_TW"/>
         </w:rPr>
-        <w:t>除了四福音書和使徒行傳，歸信在新約中並不常見。當它在使徒行傳中使用時，歸信</w:t>
-      </w:r>
-    </w:p>
-    <w:p>
-      <w:pPr>
-        <w:pStyle w:val="ListBullet"/>
-        <w:spacing w:line="240" w:lineRule="auto"/>
-        <w:ind w:left="720"/>
-      </w:pPr>
-      <w:r>
-        <w:rPr>
-          <w:lang w:val="zh_TW" w:bidi="zh_TW"/>
-        </w:rPr>
-      </w:r>
-      <w:r>
-        <w:rPr>
-          <w:lang w:val="zh_TW" w:bidi="zh_TW"/>
-        </w:rPr>
-        <w:t>構成福音講道中最重要的部分——形成委身的呼召（</w:t>
-      </w:r>
-      <w:hyperlink r:id="rId55">
-        <w:r>
-          <w:rPr>
-            <w:lang w:val="zh_TW" w:bidi="zh_TW"/>
-          </w:rPr>
-          <w:rPr>
-            <w:color w:val="0000EE"/>
-            <w:u w:val="single"/>
-          </w:rPr>
-          <w:t>2:38</w:t>
-        </w:r>
-      </w:hyperlink>
-      <w:r>
-        <w:rPr>
-          <w:lang w:val="zh_TW" w:bidi="zh_TW"/>
-        </w:rPr>
-        <w:t>，</w:t>
-      </w:r>
-      <w:hyperlink r:id="rId56">
-        <w:r>
-          <w:rPr>
-            <w:lang w:val="zh_TW" w:bidi="zh_TW"/>
-          </w:rPr>
-          <w:rPr>
-            <w:color w:val="0000EE"/>
-            <w:u w:val="single"/>
-          </w:rPr>
-          <w:t>3:19</w:t>
-        </w:r>
-      </w:hyperlink>
-      <w:r>
-        <w:rPr>
-          <w:lang w:val="zh_TW" w:bidi="zh_TW"/>
-        </w:rPr>
-        <w:t>，</w:t>
-      </w:r>
-      <w:hyperlink r:id="rId57">
-        <w:r>
-          <w:rPr>
-            <w:lang w:val="zh_TW" w:bidi="zh_TW"/>
-          </w:rPr>
-          <w:rPr>
-            <w:color w:val="0000EE"/>
-            <w:u w:val="single"/>
-          </w:rPr>
-          <w:t>8:22</w:t>
-        </w:r>
-      </w:hyperlink>
-      <w:r>
-        <w:rPr>
-          <w:lang w:val="zh_TW" w:bidi="zh_TW"/>
-        </w:rPr>
-        <w:t>），</w:t>
-      </w:r>
-    </w:p>
-    <w:p>
-      <w:pPr>
-        <w:pStyle w:val="ListBullet"/>
-        <w:spacing w:line="240" w:lineRule="auto"/>
-        <w:ind w:left="720"/>
-      </w:pPr>
-      <w:r>
-        <w:rPr>
-          <w:lang w:val="zh_TW" w:bidi="zh_TW"/>
-        </w:rPr>
-      </w:r>
-      <w:r>
-        <w:rPr>
-          <w:lang w:val="zh_TW" w:bidi="zh_TW"/>
-        </w:rPr>
-        <w:t>描述新基督徒對主的委身（</w:t>
-      </w:r>
-      <w:hyperlink r:id="rId58">
-        <w:r>
-          <w:rPr>
-            <w:lang w:val="zh_TW" w:bidi="zh_TW"/>
-          </w:rPr>
-          <w:rPr>
-            <w:color w:val="0000EE"/>
-            <w:u w:val="single"/>
-          </w:rPr>
-          <w:t>9:35</w:t>
-        </w:r>
-      </w:hyperlink>
-      <w:r>
-        <w:rPr>
-          <w:lang w:val="zh_TW" w:bidi="zh_TW"/>
-        </w:rPr>
-        <w:t>，</w:t>
-      </w:r>
-      <w:hyperlink r:id="rId59">
-        <w:r>
-          <w:rPr>
-            <w:lang w:val="zh_TW" w:bidi="zh_TW"/>
-          </w:rPr>
-          <w:rPr>
-            <w:color w:val="0000EE"/>
-            <w:u w:val="single"/>
-          </w:rPr>
-          <w:t>11:21</w:t>
-        </w:r>
-      </w:hyperlink>
-      <w:r>
-        <w:rPr>
-          <w:lang w:val="zh_TW" w:bidi="zh_TW"/>
-        </w:rPr>
-        <w:t>），以及</w:t>
-      </w:r>
-    </w:p>
-    <w:p>
-      <w:pPr>
-        <w:pStyle w:val="ListBullet"/>
-        <w:spacing w:line="240" w:lineRule="auto"/>
-        <w:ind w:left="720"/>
-      </w:pPr>
-      <w:r>
-        <w:rPr>
-          <w:lang w:val="zh_TW" w:bidi="zh_TW"/>
-        </w:rPr>
-      </w:r>
-      <w:r>
-        <w:rPr>
-          <w:lang w:val="zh_TW" w:bidi="zh_TW"/>
-        </w:rPr>
-        <w:t>描繪生命從黑暗轉向光明的改變（</w:t>
-      </w:r>
-      <w:hyperlink r:id="rId60">
-        <w:r>
-          <w:rPr>
-            <w:lang w:val="zh_TW" w:bidi="zh_TW"/>
-          </w:rPr>
-          <w:rPr>
-            <w:color w:val="0000EE"/>
-            <w:u w:val="single"/>
-          </w:rPr>
-          <w:t>26:18–20</w:t>
+        <w:t>耶穌告訴祂的跟隨者：「你們是世上的光」（</w:t>
+      </w:r>
+      <w:hyperlink r:id="rId79">
+        <w:r>
+          <w:rPr>
+            <w:lang w:val="zh_TW" w:bidi="zh_TW"/>
+          </w:rPr>
+          <w:rPr>
+            <w:color w:val="0000EE"/>
+            <w:u w:val="single"/>
+          </w:rPr>
+          <w:t>太5:14</w:t>
+        </w:r>
+      </w:hyperlink>
+      <w:r>
+        <w:rPr>
+          <w:lang w:val="zh_TW" w:bidi="zh_TW"/>
+        </w:rPr>
+        <w:t>）。這句話的意思是，基督徒應當藉著敬虔的生活反映神的光。當耶穌被稱為世上的光時，意思是祂能拯救世人，並顯明真理。而當信徒被稱為世上的光時，並不是說他們能拯救世人，而是他們藉著生命指示世人通往救恩的道路。耶穌吩咐他們要藉著善行讓光照在人前，使人將榮耀歸給神（</w:t>
+      </w:r>
+      <w:hyperlink r:id="rId79">
+        <w:r>
+          <w:rPr>
+            <w:lang w:val="zh_TW" w:bidi="zh_TW"/>
+          </w:rPr>
+          <w:rPr>
+            <w:color w:val="0000EE"/>
+            <w:u w:val="single"/>
+          </w:rPr>
+          <w:t>太5:16</w:t>
+        </w:r>
+      </w:hyperlink>
+      <w:r>
+        <w:rPr>
+          <w:lang w:val="zh_TW" w:bidi="zh_TW"/>
+        </w:rPr>
+        <w:t>）。基督徒必須充分使用他們所得的光，若忽視它而仍活在黑暗中，他們的處境更為可悲，因為他們明白真理卻選擇背棄它（</w:t>
+      </w:r>
+      <w:hyperlink r:id="rId80">
+        <w:r>
+          <w:rPr>
+            <w:lang w:val="zh_TW" w:bidi="zh_TW"/>
+          </w:rPr>
+          <w:rPr>
+            <w:color w:val="0000EE"/>
+            <w:u w:val="single"/>
+          </w:rPr>
+          <w:t>太6:23</w:t>
+        </w:r>
+      </w:hyperlink>
+      <w:r>
+        <w:rPr>
+          <w:lang w:val="zh_TW" w:bidi="zh_TW"/>
+        </w:rPr>
+        <w:t>；</w:t>
+      </w:r>
+      <w:hyperlink r:id="rId81">
+        <w:r>
+          <w:rPr>
+            <w:lang w:val="zh_TW" w:bidi="zh_TW"/>
+          </w:rPr>
+          <w:rPr>
+            <w:color w:val="0000EE"/>
+            <w:u w:val="single"/>
+          </w:rPr>
+          <w:t>路11:35</w:t>
         </w:r>
       </w:hyperlink>
       <w:r>
@@ -1549,151 +1713,7 @@
         <w:rPr>
           <w:lang w:val="zh_TW" w:bidi="zh_TW"/>
         </w:rPr>
-        <w:t>在提到歸信時，後來的福音書作者則</w:t>
-      </w:r>
-    </w:p>
-    <w:p>
-      <w:pPr>
-        <w:pStyle w:val="ListBullet"/>
-        <w:spacing w:line="240" w:lineRule="auto"/>
-        <w:ind w:left="720"/>
-      </w:pPr>
-      <w:r>
-        <w:rPr>
-          <w:lang w:val="zh_TW" w:bidi="zh_TW"/>
-        </w:rPr>
-      </w:r>
-      <w:r>
-        <w:rPr>
-          <w:lang w:val="zh_TW" w:bidi="zh_TW"/>
-        </w:rPr>
-        <w:t>回顧歸信經歷（</w:t>
-      </w:r>
-      <w:hyperlink r:id="rId61">
-        <w:r>
-          <w:rPr>
-            <w:lang w:val="zh_TW" w:bidi="zh_TW"/>
-          </w:rPr>
-          <w:rPr>
-            <w:color w:val="0000EE"/>
-            <w:u w:val="single"/>
-          </w:rPr>
-          <w:t>林書3:16</w:t>
-        </w:r>
-      </w:hyperlink>
-      <w:r>
-        <w:rPr>
-          <w:lang w:val="zh_TW" w:bidi="zh_TW"/>
-        </w:rPr>
-        <w:t>），</w:t>
-      </w:r>
-    </w:p>
-    <w:p>
-      <w:pPr>
-        <w:pStyle w:val="ListBullet"/>
-        <w:spacing w:line="240" w:lineRule="auto"/>
-        <w:ind w:left="720"/>
-      </w:pPr>
-      <w:r>
-        <w:rPr>
-          <w:lang w:val="zh_TW" w:bidi="zh_TW"/>
-        </w:rPr>
-      </w:r>
-      <w:r>
-        <w:rPr>
-          <w:lang w:val="zh_TW" w:bidi="zh_TW"/>
-        </w:rPr>
-        <w:t>擔心基督徒轉向異教或猶太教（</w:t>
-      </w:r>
-      <w:hyperlink r:id="rId62">
-        <w:r>
-          <w:rPr>
-            <w:lang w:val="zh_TW" w:bidi="zh_TW"/>
-          </w:rPr>
-          <w:rPr>
-            <w:color w:val="0000EE"/>
-            <w:u w:val="single"/>
-          </w:rPr>
-          <w:t>加4:9</w:t>
-        </w:r>
-      </w:hyperlink>
-      <w:r>
-        <w:rPr>
-          <w:lang w:val="zh_TW" w:bidi="zh_TW"/>
-        </w:rPr>
-        <w:t>），以及</w:t>
-      </w:r>
-    </w:p>
-    <w:p>
-      <w:pPr>
-        <w:pStyle w:val="ListBullet"/>
-        <w:spacing w:line="240" w:lineRule="auto"/>
-        <w:ind w:left="720"/>
-      </w:pPr>
-      <w:r>
-        <w:rPr>
-          <w:lang w:val="zh_TW" w:bidi="zh_TW"/>
-        </w:rPr>
-      </w:r>
-      <w:r>
-        <w:rPr>
-          <w:lang w:val="zh_TW" w:bidi="zh_TW"/>
-        </w:rPr>
-        <w:t>呼籲那些離開信仰並面臨審判危險的基督徒，重新歸信（</w:t>
-      </w:r>
-      <w:hyperlink r:id="rId63">
-        <w:r>
-          <w:rPr>
-            <w:lang w:val="zh_TW" w:bidi="zh_TW"/>
-          </w:rPr>
-          <w:rPr>
-            <w:color w:val="0000EE"/>
-            <w:u w:val="single"/>
-          </w:rPr>
-          <w:t>雅5:19–20</w:t>
-        </w:r>
-      </w:hyperlink>
-      <w:r>
-        <w:rPr>
-          <w:lang w:val="zh_TW" w:bidi="zh_TW"/>
-        </w:rPr>
-        <w:t>；</w:t>
-      </w:r>
-      <w:hyperlink r:id="rId64">
-        <w:r>
-          <w:rPr>
-            <w:lang w:val="zh_TW" w:bidi="zh_TW"/>
-          </w:rPr>
-          <w:rPr>
-            <w:color w:val="0000EE"/>
-            <w:u w:val="single"/>
-          </w:rPr>
-          <w:t>啟2:5、16、22</w:t>
-        </w:r>
-      </w:hyperlink>
-      <w:r>
-        <w:rPr>
-          <w:lang w:val="zh_TW" w:bidi="zh_TW"/>
-        </w:rPr>
-        <w:t>，</w:t>
-      </w:r>
-      <w:hyperlink r:id="rId65">
-        <w:r>
-          <w:rPr>
-            <w:lang w:val="zh_TW" w:bidi="zh_TW"/>
-          </w:rPr>
-          <w:rPr>
-            <w:color w:val="0000EE"/>
-            <w:u w:val="single"/>
-          </w:rPr>
-          <w:t>3:19</w:t>
-        </w:r>
-      </w:hyperlink>
-      <w:r>
-        <w:rPr>
-          <w:lang w:val="zh_TW" w:bidi="zh_TW"/>
-        </w:rPr>
-        <w:t>）。</w:t>
+        <w:t>現代人並不容易接受光的比喻。但聖經教導說，基督的光已經照亮所有基督徒。如果他們忽視這光，仍像活在黑暗裡，那麼他們就仍舊陷在深暗之中。他們比其他人更糟，因為他們知道光是什麼，也知道光對他們的意義，卻轉身離棄它。</w:t>
       </w:r>
     </w:p>
     <w:p>
@@ -1705,319 +1725,9 @@
       </w:r>
       <w:r>
         <w:rPr>
-          <w:lang w:val="zh_TW" w:bidi="zh_TW"/>
-        </w:rPr>
-        <w:t>正如舊約以及約翰和耶穌的宣講，歸信包含三個要素。</w:t>
-      </w:r>
-    </w:p>
-    <w:p>
-      <w:pPr>
-        <w:pStyle w:val="ListNumber"/>
-        <w:numPr>
-          <w:ilvl w:val="0"/>
-          <w:numId w:val="15"/>
-        </w:numPr>
-        <w:spacing w:line="240" w:lineRule="auto"/>
-        <w:ind w:left="720"/>
-      </w:pPr>
-      <w:r>
-        <w:rPr>
-          <w:lang w:val="zh_TW" w:bidi="zh_TW"/>
-        </w:rPr>
-      </w:r>
-      <w:r>
-        <w:rPr>
-          <w:lang w:val="zh_TW" w:bidi="zh_TW"/>
-        </w:rPr>
-        <w:t>歸信是</w:t>
-      </w:r>
-      <w:r>
-        <w:rPr>
           <w:i/>
           <w:lang w:val="zh_TW" w:bidi="zh_TW"/>
         </w:rPr>
-        <w:t>從</w:t>
-      </w:r>
-      <w:r>
-        <w:rPr>
-          <w:lang w:val="zh_TW" w:bidi="zh_TW"/>
-        </w:rPr>
-        <w:t>某些事物中轉離，包括具體的罪、假神或僅僅是為自己而活的生活（</w:t>
-      </w:r>
-      <w:hyperlink r:id="rId66">
-        <w:r>
-          <w:rPr>
-            <w:lang w:val="zh_TW" w:bidi="zh_TW"/>
-          </w:rPr>
-          <w:rPr>
-            <w:color w:val="0000EE"/>
-            <w:u w:val="single"/>
-          </w:rPr>
-          <w:t>帖前1:9</w:t>
-        </w:r>
-      </w:hyperlink>
-      <w:r>
-        <w:rPr>
-          <w:lang w:val="zh_TW" w:bidi="zh_TW"/>
-        </w:rPr>
-        <w:t>；</w:t>
-      </w:r>
-      <w:hyperlink r:id="rId67">
-        <w:r>
-          <w:rPr>
-            <w:lang w:val="zh_TW" w:bidi="zh_TW"/>
-          </w:rPr>
-          <w:rPr>
-            <w:color w:val="0000EE"/>
-            <w:u w:val="single"/>
-          </w:rPr>
-          <w:t>啟9:20–21</w:t>
-        </w:r>
-      </w:hyperlink>
-      <w:r>
-        <w:rPr>
-          <w:lang w:val="zh_TW" w:bidi="zh_TW"/>
-        </w:rPr>
-        <w:t>，</w:t>
-      </w:r>
-      <w:hyperlink r:id="rId68">
-        <w:r>
-          <w:rPr>
-            <w:lang w:val="zh_TW" w:bidi="zh_TW"/>
-          </w:rPr>
-          <w:rPr>
-            <w:color w:val="0000EE"/>
-            <w:u w:val="single"/>
-          </w:rPr>
-          <w:t>16:11</w:t>
-        </w:r>
-      </w:hyperlink>
-      <w:r>
-        <w:rPr>
-          <w:lang w:val="zh_TW" w:bidi="zh_TW"/>
-        </w:rPr>
-        <w:t>）。</w:t>
-      </w:r>
-    </w:p>
-    <w:p>
-      <w:pPr>
-        <w:pStyle w:val="ListNumber"/>
-        <w:spacing w:line="240" w:lineRule="auto"/>
-        <w:ind w:left="720"/>
-      </w:pPr>
-      <w:r>
-        <w:rPr>
-          <w:lang w:val="zh_TW" w:bidi="zh_TW"/>
-        </w:rPr>
-      </w:r>
-      <w:r>
-        <w:rPr>
-          <w:lang w:val="zh_TW" w:bidi="zh_TW"/>
-        </w:rPr>
-        <w:t>歸信是神的旨意，也是祂在世界上恩典工作的結果（</w:t>
-      </w:r>
-      <w:hyperlink r:id="rId69">
-        <w:r>
-          <w:rPr>
-            <w:lang w:val="zh_TW" w:bidi="zh_TW"/>
-          </w:rPr>
-          <w:rPr>
-            <w:color w:val="0000EE"/>
-            <w:u w:val="single"/>
-          </w:rPr>
-          <w:t>徒11:18</w:t>
-        </w:r>
-      </w:hyperlink>
-      <w:r>
-        <w:rPr>
-          <w:lang w:val="zh_TW" w:bidi="zh_TW"/>
-        </w:rPr>
-        <w:t>；</w:t>
-      </w:r>
-      <w:hyperlink r:id="rId70">
-        <w:r>
-          <w:rPr>
-            <w:lang w:val="zh_TW" w:bidi="zh_TW"/>
-          </w:rPr>
-          <w:rPr>
-            <w:color w:val="0000EE"/>
-            <w:u w:val="single"/>
-          </w:rPr>
-          <w:t>羅2:4</w:t>
-        </w:r>
-      </w:hyperlink>
-      <w:r>
-        <w:rPr>
-          <w:lang w:val="zh_TW" w:bidi="zh_TW"/>
-        </w:rPr>
-        <w:t>；</w:t>
-      </w:r>
-      <w:hyperlink r:id="rId71">
-        <w:r>
-          <w:rPr>
-            <w:lang w:val="zh_TW" w:bidi="zh_TW"/>
-          </w:rPr>
-          <w:rPr>
-            <w:color w:val="0000EE"/>
-            <w:u w:val="single"/>
-          </w:rPr>
-          <w:t>林後7:10</w:t>
-        </w:r>
-      </w:hyperlink>
-      <w:r>
-        <w:rPr>
-          <w:lang w:val="zh_TW" w:bidi="zh_TW"/>
-        </w:rPr>
-        <w:t>；</w:t>
-      </w:r>
-      <w:hyperlink r:id="rId72">
-        <w:r>
-          <w:rPr>
-            <w:lang w:val="zh_TW" w:bidi="zh_TW"/>
-          </w:rPr>
-          <w:rPr>
-            <w:color w:val="0000EE"/>
-            <w:u w:val="single"/>
-          </w:rPr>
-          <w:t>提後2:25</w:t>
-        </w:r>
-      </w:hyperlink>
-      <w:r>
-        <w:rPr>
-          <w:lang w:val="zh_TW" w:bidi="zh_TW"/>
-        </w:rPr>
-        <w:t>；</w:t>
-      </w:r>
-      <w:hyperlink r:id="rId73">
-        <w:r>
-          <w:rPr>
-            <w:lang w:val="zh_TW" w:bidi="zh_TW"/>
-          </w:rPr>
-          <w:rPr>
-            <w:color w:val="0000EE"/>
-            <w:u w:val="single"/>
-          </w:rPr>
-          <w:t>彼後3:9</w:t>
-        </w:r>
-      </w:hyperlink>
-      <w:r>
-        <w:rPr>
-          <w:lang w:val="zh_TW" w:bidi="zh_TW"/>
-        </w:rPr>
-        <w:t>）。</w:t>
-      </w:r>
-    </w:p>
-    <w:p>
-      <w:pPr>
-        <w:pStyle w:val="ListNumber"/>
-        <w:spacing w:line="240" w:lineRule="auto"/>
-        <w:ind w:left="720"/>
-      </w:pPr>
-      <w:r>
-        <w:rPr>
-          <w:lang w:val="zh_TW" w:bidi="zh_TW"/>
-        </w:rPr>
-      </w:r>
-      <w:r>
-        <w:rPr>
-          <w:lang w:val="zh_TW" w:bidi="zh_TW"/>
-        </w:rPr>
-        <w:t>歸信是轉</w:t>
-      </w:r>
-      <w:r>
-        <w:rPr>
-          <w:i/>
-          <w:lang w:val="zh_TW" w:bidi="zh_TW"/>
-        </w:rPr>
-        <w:t>向</w:t>
-      </w:r>
-      <w:r>
-        <w:rPr>
-          <w:lang w:val="zh_TW" w:bidi="zh_TW"/>
-        </w:rPr>
-        <w:t>某人，即將整個生命委身給神，歸向耶穌基督（</w:t>
-      </w:r>
-      <w:hyperlink r:id="rId74">
-        <w:r>
-          <w:rPr>
-            <w:lang w:val="zh_TW" w:bidi="zh_TW"/>
-          </w:rPr>
-          <w:rPr>
-            <w:color w:val="0000EE"/>
-            <w:u w:val="single"/>
-          </w:rPr>
-          <w:t>徒14:15</w:t>
-        </w:r>
-      </w:hyperlink>
-      <w:r>
-        <w:rPr>
-          <w:lang w:val="zh_TW" w:bidi="zh_TW"/>
-        </w:rPr>
-        <w:t>；</w:t>
-      </w:r>
-      <w:hyperlink r:id="rId66">
-        <w:r>
-          <w:rPr>
-            <w:lang w:val="zh_TW" w:bidi="zh_TW"/>
-          </w:rPr>
-          <w:rPr>
-            <w:color w:val="0000EE"/>
-            <w:u w:val="single"/>
-          </w:rPr>
-          <w:t>帖前1:9</w:t>
-        </w:r>
-      </w:hyperlink>
-      <w:r>
-        <w:rPr>
-          <w:lang w:val="zh_TW" w:bidi="zh_TW"/>
-        </w:rPr>
-        <w:t>；</w:t>
-      </w:r>
-      <w:hyperlink r:id="rId75">
-        <w:r>
-          <w:rPr>
-            <w:lang w:val="zh_TW" w:bidi="zh_TW"/>
-          </w:rPr>
-          <w:rPr>
-            <w:color w:val="0000EE"/>
-            <w:u w:val="single"/>
-          </w:rPr>
-          <w:t>彼前2:25</w:t>
-        </w:r>
-      </w:hyperlink>
-      <w:r>
-        <w:rPr>
-          <w:lang w:val="zh_TW" w:bidi="zh_TW"/>
-        </w:rPr>
-        <w:t>）。</w:t>
-      </w:r>
-    </w:p>
-    <w:p>
-      <w:pPr/>
-      <w:r>
-        <w:rPr>
-          <w:lang w:val="zh_TW" w:bidi="zh_TW"/>
-        </w:rPr>
-      </w:r>
-      <w:r>
-        <w:rPr>
-          <w:lang w:val="zh_TW" w:bidi="zh_TW"/>
-        </w:rPr>
-        <w:t>因此，無論是卓越的還是不起眼的，瞬間的還是逐漸的，情緒激動的還是平靜的，這是一個徹底的重新定位，是個人將他或她的全部忠誠，徹底轉移到神身上的改變。</w:t>
-      </w:r>
-    </w:p>
-    <w:p>
-      <w:pPr/>
-      <w:r>
-        <w:rPr>
-          <w:lang w:val="zh_TW" w:bidi="zh_TW"/>
-        </w:rPr>
-      </w:r>
-      <w:r>
-        <w:rPr>
-          <w:i/>
-          <w:lang w:val="zh_TW" w:bidi="zh_TW"/>
-        </w:rPr>
         <w:t>另見</w:t>
       </w:r>
       <w:r>
@@ -2030,958 +1740,7 @@
         <w:rPr>
           <w:lang w:val="zh_TW" w:bidi="zh_TW"/>
         </w:rPr>
-        <w:t>信心</w:t>
-      </w:r>
-      <w:r>
-        <w:rPr>
-          <w:lang w:val="zh_TW" w:bidi="zh_TW"/>
-        </w:rPr>
-        <w:t>；</w:t>
-      </w:r>
-      <w:r>
-        <w:rPr>
-          <w:lang w:val="zh_TW" w:bidi="zh_TW"/>
-        </w:rPr>
-        <w:t>恩典</w:t>
-      </w:r>
-      <w:r>
-        <w:rPr>
-          <w:lang w:val="zh_TW" w:bidi="zh_TW"/>
-        </w:rPr>
-        <w:t>；</w:t>
-      </w:r>
-      <w:r>
-        <w:rPr>
-          <w:lang w:val="zh_TW" w:bidi="zh_TW"/>
-        </w:rPr>
-        <w:t>稱義，被稱義</w:t>
-      </w:r>
-      <w:r>
-        <w:rPr>
-          <w:lang w:val="zh_TW" w:bidi="zh_TW"/>
-        </w:rPr>
-        <w:t>；</w:t>
-      </w:r>
-      <w:r>
-        <w:rPr>
-          <w:lang w:val="zh_TW" w:bidi="zh_TW"/>
-        </w:rPr>
-        <w:t>悔改</w:t>
-      </w:r>
-      <w:r>
-        <w:rPr>
-          <w:lang w:val="zh_TW" w:bidi="zh_TW"/>
-        </w:rPr>
-        <w:t>；</w:t>
-      </w:r>
-      <w:r>
-        <w:rPr>
-          <w:lang w:val="zh_TW" w:bidi="zh_TW"/>
-        </w:rPr>
-        <w:t>成聖</w:t>
-      </w:r>
-      <w:r>
-        <w:rPr>
-          <w:lang w:val="zh_TW" w:bidi="zh_TW"/>
-        </w:rPr>
-        <w:t>。</w:t>
-      </w:r>
-      <w:r>
-        <w:rPr>
-          <w:lang w:val="zh_TW" w:bidi="zh_TW"/>
-        </w:rPr>
-      </w:r>
-      <w:r>
-        <w:rPr>
-          <w:lang w:val="zh_TW" w:bidi="zh_TW"/>
-        </w:rPr>
-      </w:r>
-    </w:p>
-    <w:p>
-      <w:pPr/>
-      <w:r>
-        <w:rPr>
-          <w:lang w:val="zh_TW" w:bidi="zh_TW"/>
-        </w:rPr>
-      </w:r>
-    </w:p>
-    <w:p>
-      <w:pPr>
-        <w:pStyle w:val="Heading2"/>
-      </w:pPr>
-      <w:r>
-        <w:rPr>
-          <w:lang w:val="zh_TW" w:bidi="zh_TW"/>
-        </w:rPr>
-        <w:t>鬼</w:t>
-      </w:r>
-      <w:r>
-        <w:rPr>
-          <w:lang w:val="zh_TW" w:bidi="zh_TW"/>
-        </w:rPr>
-      </w:r>
-    </w:p>
-    <w:p>
-      <w:pPr/>
-      <w:r>
-        <w:rPr>
-          <w:lang w:val="zh_TW" w:bidi="zh_TW"/>
-        </w:rPr>
-      </w:r>
-      <w:r>
-        <w:rPr>
-          <w:lang w:val="zh_TW" w:bidi="zh_TW"/>
-        </w:rPr>
-        <w:t>在撒但的領導下悖逆神的墮落天使。鬼活動（demonism）是指鬼的作為，而鬼論（demonology）是研究鬼及其活動，以了解敵人的策略（</w:t>
-      </w:r>
-      <w:hyperlink r:id="rId76">
-        <w:r>
-          <w:rPr>
-            <w:lang w:val="zh_TW" w:bidi="zh_TW"/>
-          </w:rPr>
-          <w:rPr>
-            <w:color w:val="0000EE"/>
-            <w:u w:val="single"/>
-          </w:rPr>
-          <w:t>林後2:11</w:t>
-        </w:r>
-      </w:hyperlink>
-      <w:r>
-        <w:rPr>
-          <w:lang w:val="zh_TW" w:bidi="zh_TW"/>
-        </w:rPr>
-        <w:t>），以便正確行使制伏祂們的權柄（</w:t>
-      </w:r>
-      <w:hyperlink r:id="rId77">
-        <w:r>
-          <w:rPr>
-            <w:lang w:val="zh_TW" w:bidi="zh_TW"/>
-          </w:rPr>
-          <w:rPr>
-            <w:color w:val="0000EE"/>
-            <w:u w:val="single"/>
-          </w:rPr>
-          <w:t>路10:19</w:t>
-        </w:r>
-      </w:hyperlink>
-      <w:r>
-        <w:rPr>
-          <w:lang w:val="zh_TW" w:bidi="zh_TW"/>
-        </w:rPr>
-        <w:t>）。</w:t>
-      </w:r>
-    </w:p>
-    <w:p>
-      <w:pPr>
-        <w:pStyle w:val="Heading3"/>
-      </w:pPr>
-      <w:r>
-        <w:rPr>
-          <w:lang w:val="zh_TW" w:bidi="zh_TW"/>
-        </w:rPr>
-        <w:t>鬼是誰</w:t>
-      </w:r>
-    </w:p>
-    <w:p>
-      <w:pPr/>
-      <w:r>
-        <w:rPr>
-          <w:lang w:val="zh_TW" w:bidi="zh_TW"/>
-        </w:rPr>
-      </w:r>
-      <w:r>
-        <w:rPr>
-          <w:lang w:val="zh_TW" w:bidi="zh_TW"/>
-        </w:rPr>
-        <w:t>英文單詞demon源自希臘文daimon</w:t>
-      </w:r>
-      <w:r>
-        <w:rPr>
-          <w:i/>
-          <w:lang w:val="zh_TW" w:bidi="zh_TW"/>
-        </w:rPr>
-        <w:t>，</w:t>
-      </w:r>
-      <w:r>
-        <w:rPr>
-          <w:lang w:val="zh_TW" w:bidi="zh_TW"/>
-        </w:rPr>
-        <w:t>其基本意思是「神明，神祇」（即假神、鬼；參</w:t>
-      </w:r>
-      <w:hyperlink r:id="rId78">
-        <w:r>
-          <w:rPr>
-            <w:lang w:val="zh_TW" w:bidi="zh_TW"/>
-          </w:rPr>
-          <w:rPr>
-            <w:color w:val="0000EE"/>
-            <w:u w:val="single"/>
-          </w:rPr>
-          <w:t>林前10:20</w:t>
-        </w:r>
-      </w:hyperlink>
-      <w:r>
-        <w:rPr>
-          <w:lang w:val="zh_TW" w:bidi="zh_TW"/>
-        </w:rPr>
-        <w:t>）。獨一真神以外的任何神祇都是與神對立的靈，因此，這樣的靈是邪靈，也就是鬼。demon這個詞未出現在某些英譯本中，有些英譯本將daimon錯譯為devil（魔鬼）。聖經中只有一個魔鬼（希臘文diabolos），牠有許多不同的名字、頭銜和稱號。牠是所有其他鬼的首領或統治者，其他鬼都服從牠。</w:t>
-      </w:r>
-    </w:p>
-    <w:p>
-      <w:pPr/>
-      <w:r>
-        <w:rPr>
-          <w:lang w:val="zh_TW" w:bidi="zh_TW"/>
-        </w:rPr>
-      </w:r>
-      <w:r>
-        <w:rPr>
-          <w:lang w:val="zh_TW" w:bidi="zh_TW"/>
-        </w:rPr>
-        <w:t>聖經中常使用「靈」來指鬼魔，並帶有描述性的短語，如「惡鬼（evil spirit）」（</w:t>
-      </w:r>
-      <w:hyperlink r:id="rId79">
-        <w:r>
-          <w:rPr>
-            <w:lang w:val="zh_TW" w:bidi="zh_TW"/>
-          </w:rPr>
-          <w:rPr>
-            <w:color w:val="0000EE"/>
-            <w:u w:val="single"/>
-          </w:rPr>
-          <w:t>徒19:12–13</w:t>
-        </w:r>
-      </w:hyperlink>
-      <w:r>
-        <w:rPr>
-          <w:lang w:val="zh_TW" w:bidi="zh_TW"/>
-        </w:rPr>
-        <w:t>）、「污鬼（unclean spirit）」（</w:t>
-      </w:r>
-      <w:hyperlink r:id="rId80">
-        <w:r>
-          <w:rPr>
-            <w:lang w:val="zh_TW" w:bidi="zh_TW"/>
-          </w:rPr>
-          <w:rPr>
-            <w:color w:val="0000EE"/>
-            <w:u w:val="single"/>
-          </w:rPr>
-          <w:t>太10:1</w:t>
-        </w:r>
-      </w:hyperlink>
-      <w:r>
-        <w:rPr>
-          <w:lang w:val="zh_TW" w:bidi="zh_TW"/>
-        </w:rPr>
-        <w:t>；</w:t>
-      </w:r>
-      <w:hyperlink r:id="rId81">
-        <w:r>
-          <w:rPr>
-            <w:lang w:val="zh_TW" w:bidi="zh_TW"/>
-          </w:rPr>
-          <w:rPr>
-            <w:color w:val="0000EE"/>
-            <w:u w:val="single"/>
-          </w:rPr>
-          <w:t>可1:23、26</w:t>
-        </w:r>
-      </w:hyperlink>
-      <w:r>
-        <w:rPr>
-          <w:lang w:val="zh_TW" w:bidi="zh_TW"/>
-        </w:rPr>
-        <w:t>；</w:t>
-      </w:r>
-      <w:hyperlink r:id="rId82">
-        <w:r>
-          <w:rPr>
-            <w:lang w:val="zh_TW" w:bidi="zh_TW"/>
-          </w:rPr>
-          <w:rPr>
-            <w:color w:val="0000EE"/>
-            <w:u w:val="single"/>
-          </w:rPr>
-          <w:t>徒5:16</w:t>
-        </w:r>
-      </w:hyperlink>
-      <w:r>
-        <w:rPr>
-          <w:lang w:val="zh_TW" w:bidi="zh_TW"/>
-        </w:rPr>
-        <w:t>）、「疾病的靈（spirit of infirmity，和合本譯為鬼）」（</w:t>
-      </w:r>
-      <w:hyperlink r:id="rId83">
-        <w:r>
-          <w:rPr>
-            <w:lang w:val="zh_TW" w:bidi="zh_TW"/>
-          </w:rPr>
-          <w:rPr>
-            <w:color w:val="0000EE"/>
-            <w:u w:val="single"/>
-          </w:rPr>
-          <w:t>路13:11</w:t>
-        </w:r>
-      </w:hyperlink>
-      <w:r>
-        <w:rPr>
-          <w:lang w:val="zh_TW" w:bidi="zh_TW"/>
-        </w:rPr>
-        <w:t>）、「聾啞的鬼（dumb and deaf spirit）」（</w:t>
-      </w:r>
-      <w:hyperlink r:id="rId84">
-        <w:r>
-          <w:rPr>
-            <w:lang w:val="zh_TW" w:bidi="zh_TW"/>
-          </w:rPr>
-          <w:rPr>
-            <w:color w:val="0000EE"/>
-            <w:u w:val="single"/>
-          </w:rPr>
-          <w:t>可9:25</w:t>
-        </w:r>
-      </w:hyperlink>
-      <w:r>
-        <w:rPr>
-          <w:lang w:val="zh_TW" w:bidi="zh_TW"/>
-        </w:rPr>
-        <w:t>）。靈可以根據其具體角色或功能來命名，如謀殺的靈、自殺的靈、情慾的靈、憂鬱的靈、恐懼的靈、說謊的靈等，這些都與各種違背神的罪惡或態度相關聯。</w:t>
-      </w:r>
-    </w:p>
-    <w:p>
-      <w:pPr/>
-      <w:r>
-        <w:rPr>
-          <w:lang w:val="zh_TW" w:bidi="zh_TW"/>
-        </w:rPr>
-      </w:r>
-      <w:r>
-        <w:rPr>
-          <w:lang w:val="zh_TW" w:bidi="zh_TW"/>
-        </w:rPr>
-        <w:t>在希伯來文舊約中沒有「鬼（demon）」這個詞，但出現了「惡魔（evil spirit）」的說法（</w:t>
-      </w:r>
-      <w:hyperlink r:id="rId85">
-        <w:r>
-          <w:rPr>
-            <w:lang w:val="zh_TW" w:bidi="zh_TW"/>
-          </w:rPr>
-          <w:rPr>
-            <w:color w:val="0000EE"/>
-            <w:u w:val="single"/>
-          </w:rPr>
-          <w:t>士9:23</w:t>
-        </w:r>
-      </w:hyperlink>
-      <w:r>
-        <w:rPr>
-          <w:lang w:val="zh_TW" w:bidi="zh_TW"/>
-        </w:rPr>
-        <w:t>；</w:t>
-      </w:r>
-      <w:hyperlink r:id="rId86">
-        <w:r>
-          <w:rPr>
-            <w:lang w:val="zh_TW" w:bidi="zh_TW"/>
-          </w:rPr>
-          <w:rPr>
-            <w:color w:val="0000EE"/>
-            <w:u w:val="single"/>
-          </w:rPr>
-          <w:t>撒上16:14–23</w:t>
-        </w:r>
-      </w:hyperlink>
-      <w:r>
-        <w:rPr>
-          <w:lang w:val="zh_TW" w:bidi="zh_TW"/>
-        </w:rPr>
-        <w:t>，</w:t>
-      </w:r>
-      <w:hyperlink r:id="rId87">
-        <w:r>
-          <w:rPr>
-            <w:lang w:val="zh_TW" w:bidi="zh_TW"/>
-          </w:rPr>
-          <w:rPr>
-            <w:color w:val="0000EE"/>
-            <w:u w:val="single"/>
-          </w:rPr>
-          <w:t>18:10，</w:t>
-        </w:r>
-      </w:hyperlink>
-      <w:hyperlink r:id="rId88">
-        <w:r>
-          <w:rPr>
-            <w:lang w:val="zh_TW" w:bidi="zh_TW"/>
-          </w:rPr>
-          <w:rPr>
-            <w:color w:val="0000EE"/>
-            <w:u w:val="single"/>
-          </w:rPr>
-          <w:t>19:9</w:t>
-        </w:r>
-      </w:hyperlink>
-      <w:r>
-        <w:rPr>
-          <w:lang w:val="zh_TW" w:bidi="zh_TW"/>
-        </w:rPr>
-        <w:t>）。在一些英譯本中，有提到「謊言的靈」（</w:t>
-      </w:r>
-      <w:hyperlink r:id="rId89">
-        <w:r>
-          <w:rPr>
-            <w:lang w:val="zh_TW" w:bidi="zh_TW"/>
-          </w:rPr>
-          <w:rPr>
-            <w:color w:val="0000EE"/>
-            <w:u w:val="single"/>
-          </w:rPr>
-          <w:t>王上22:22–23</w:t>
-        </w:r>
-      </w:hyperlink>
-      <w:r>
-        <w:rPr>
-          <w:lang w:val="zh_TW" w:bidi="zh_TW"/>
-        </w:rPr>
-        <w:t>；</w:t>
-      </w:r>
-      <w:hyperlink r:id="rId90">
-        <w:r>
-          <w:rPr>
-            <w:lang w:val="zh_TW" w:bidi="zh_TW"/>
-          </w:rPr>
-          <w:rPr>
-            <w:color w:val="0000EE"/>
-            <w:u w:val="single"/>
-          </w:rPr>
-          <w:t>代下18:20–22</w:t>
-        </w:r>
-      </w:hyperlink>
-      <w:r>
-        <w:rPr>
-          <w:lang w:val="zh_TW" w:bidi="zh_TW"/>
-        </w:rPr>
-        <w:t>）、「交鬼的」（</w:t>
-      </w:r>
-      <w:hyperlink r:id="rId91">
-        <w:r>
-          <w:rPr>
-            <w:lang w:val="zh_TW" w:bidi="zh_TW"/>
-          </w:rPr>
-          <w:rPr>
-            <w:color w:val="0000EE"/>
-            <w:u w:val="single"/>
-          </w:rPr>
-          <w:t>代上10:13</w:t>
-        </w:r>
-      </w:hyperlink>
-      <w:r>
-        <w:rPr>
-          <w:lang w:val="zh_TW" w:bidi="zh_TW"/>
-        </w:rPr>
-        <w:t>；</w:t>
-      </w:r>
-      <w:hyperlink r:id="rId92">
-        <w:r>
-          <w:rPr>
-            <w:lang w:val="zh_TW" w:bidi="zh_TW"/>
-          </w:rPr>
-          <w:rPr>
-            <w:color w:val="0000EE"/>
-            <w:u w:val="single"/>
-          </w:rPr>
-          <w:t>代下33:6</w:t>
-        </w:r>
-      </w:hyperlink>
-      <w:r>
-        <w:rPr>
-          <w:lang w:val="zh_TW" w:bidi="zh_TW"/>
-        </w:rPr>
-        <w:t>）、「乖謬的靈」（</w:t>
-      </w:r>
-      <w:hyperlink r:id="rId93">
-        <w:r>
-          <w:rPr>
-            <w:lang w:val="zh_TW" w:bidi="zh_TW"/>
-          </w:rPr>
-          <w:rPr>
-            <w:color w:val="0000EE"/>
-            <w:u w:val="single"/>
-          </w:rPr>
-          <w:t>賽19:14</w:t>
-        </w:r>
-      </w:hyperlink>
-      <w:r>
-        <w:rPr>
-          <w:lang w:val="zh_TW" w:bidi="zh_TW"/>
-        </w:rPr>
-        <w:t>）、「沉睡的靈」（</w:t>
-      </w:r>
-      <w:hyperlink r:id="rId94">
-        <w:r>
-          <w:rPr>
-            <w:lang w:val="zh_TW" w:bidi="zh_TW"/>
-          </w:rPr>
-          <w:rPr>
-            <w:color w:val="0000EE"/>
-            <w:u w:val="single"/>
-          </w:rPr>
-          <w:t>賽29:10</w:t>
-        </w:r>
-      </w:hyperlink>
-      <w:r>
-        <w:rPr>
-          <w:lang w:val="zh_TW" w:bidi="zh_TW"/>
-        </w:rPr>
-        <w:t>）、和「淫心」（</w:t>
-      </w:r>
-      <w:hyperlink r:id="rId95">
-        <w:r>
-          <w:rPr>
-            <w:lang w:val="zh_TW" w:bidi="zh_TW"/>
-          </w:rPr>
-          <w:rPr>
-            <w:color w:val="0000EE"/>
-            <w:u w:val="single"/>
-          </w:rPr>
-          <w:t>何4:12</w:t>
-        </w:r>
-      </w:hyperlink>
-      <w:r>
-        <w:rPr>
-          <w:lang w:val="zh_TW" w:bidi="zh_TW"/>
-        </w:rPr>
-        <w:t>；</w:t>
-      </w:r>
-      <w:hyperlink r:id="rId96">
-        <w:r>
-          <w:rPr>
-            <w:lang w:val="zh_TW" w:bidi="zh_TW"/>
-          </w:rPr>
-          <w:rPr>
-            <w:color w:val="0000EE"/>
-            <w:u w:val="single"/>
-          </w:rPr>
-          <w:t>何5:4</w:t>
-        </w:r>
-      </w:hyperlink>
-      <w:r>
-        <w:rPr>
-          <w:lang w:val="zh_TW" w:bidi="zh_TW"/>
-        </w:rPr>
-        <w:t>）。</w:t>
-      </w:r>
-    </w:p>
-    <w:p>
-      <w:pPr/>
-      <w:r>
-        <w:rPr>
-          <w:lang w:val="zh_TW" w:bidi="zh_TW"/>
-        </w:rPr>
-      </w:r>
-      <w:r>
-        <w:rPr>
-          <w:lang w:val="zh_TW" w:bidi="zh_TW"/>
-        </w:rPr>
-        <w:t>舊約中，提到一個具體的強大的鬼是「波斯國的魔君」，牠阻擋天使加百列向但以理傳遞信息，因此天使米迦勒來幫助加百列（</w:t>
-      </w:r>
-      <w:hyperlink r:id="rId97">
-        <w:r>
-          <w:rPr>
-            <w:lang w:val="zh_TW" w:bidi="zh_TW"/>
-          </w:rPr>
-          <w:rPr>
-            <w:color w:val="0000EE"/>
-            <w:u w:val="single"/>
-          </w:rPr>
-          <w:t>但10:13</w:t>
-        </w:r>
-      </w:hyperlink>
-      <w:r>
-        <w:rPr>
-          <w:lang w:val="zh_TW" w:bidi="zh_TW"/>
-        </w:rPr>
-        <w:t>）。</w:t>
-      </w:r>
-    </w:p>
-    <w:p>
-      <w:pPr/>
-      <w:r>
-        <w:rPr>
-          <w:lang w:val="zh_TW" w:bidi="zh_TW"/>
-        </w:rPr>
-      </w:r>
-      <w:r>
-        <w:rPr>
-          <w:lang w:val="zh_TW" w:bidi="zh_TW"/>
-        </w:rPr>
-        <w:t>鬼的數量不詳，但似乎非常龐大，甚至無法計算。根據</w:t>
-      </w:r>
-      <w:hyperlink r:id="rId98">
-        <w:r>
-          <w:rPr>
-            <w:lang w:val="zh_TW" w:bidi="zh_TW"/>
-          </w:rPr>
-          <w:rPr>
-            <w:color w:val="0000EE"/>
-            <w:u w:val="single"/>
-          </w:rPr>
-          <w:t>啟示錄十二章4節</w:t>
-        </w:r>
-      </w:hyperlink>
-      <w:r>
-        <w:rPr>
-          <w:lang w:val="zh_TW" w:bidi="zh_TW"/>
-        </w:rPr>
-        <w:t>可以推斷出有三分之一的天使被撒但引誘叛離，這意味著天軍的數量是撒但勢力的兩倍。</w:t>
-      </w:r>
-      <w:hyperlink r:id="rId99">
-        <w:r>
-          <w:rPr>
-            <w:lang w:val="zh_TW" w:bidi="zh_TW"/>
-          </w:rPr>
-          <w:rPr>
-            <w:color w:val="0000EE"/>
-            <w:u w:val="single"/>
-          </w:rPr>
-          <w:t>以弗所書六章12節</w:t>
-        </w:r>
-      </w:hyperlink>
-      <w:r>
-        <w:rPr>
-          <w:lang w:val="zh_TW" w:bidi="zh_TW"/>
-        </w:rPr>
-        <w:t>暗示鬼的等級或階級：「執政的」、「掌權的」、「管轄這幽暗世界的」，「以及天空屬靈氣的惡魔爭戰」。</w:t>
-      </w:r>
-    </w:p>
-    <w:p>
-      <w:pPr/>
-      <w:r>
-        <w:rPr>
-          <w:lang w:val="zh_TW" w:bidi="zh_TW"/>
-        </w:rPr>
-      </w:r>
-      <w:r>
-        <w:rPr>
-          <w:lang w:val="zh_TW" w:bidi="zh_TW"/>
-        </w:rPr>
-        <w:t>鬼是被造之物——有個性、不死，且無法與神和好。與人類相比，鬼有極大的力量，但與神相比則力量渺小。神已賜給我們權柄，讓我們奉耶穌的名能使鬼魔順服，正如祂們必須順服主一樣。</w:t>
-      </w:r>
-    </w:p>
-    <w:p>
-      <w:pPr>
-        <w:pStyle w:val="Heading3"/>
-      </w:pPr>
-      <w:r>
-        <w:rPr>
-          <w:lang w:val="zh_TW" w:bidi="zh_TW"/>
-        </w:rPr>
-        <w:t>鬼的作為</w:t>
-      </w:r>
-    </w:p>
-    <w:p>
-      <w:pPr/>
-      <w:r>
-        <w:rPr>
-          <w:lang w:val="zh_TW" w:bidi="zh_TW"/>
-        </w:rPr>
-      </w:r>
-      <w:r>
-        <w:rPr>
-          <w:lang w:val="zh_TW" w:bidi="zh_TW"/>
-        </w:rPr>
-        <w:t>天使受造是為了敬拜、讚美神，服事祂，並作為神的使者。聖經說，他們是「服役的靈、奉差遣為那將要承受救恩的人效力」（</w:t>
-      </w:r>
-      <w:hyperlink r:id="rId100">
-        <w:r>
-          <w:rPr>
-            <w:lang w:val="zh_TW" w:bidi="zh_TW"/>
-          </w:rPr>
-          <w:rPr>
-            <w:color w:val="0000EE"/>
-            <w:u w:val="single"/>
-          </w:rPr>
-          <w:t>來1:14</w:t>
-        </w:r>
-      </w:hyperlink>
-      <w:r>
-        <w:rPr>
-          <w:lang w:val="zh_TW" w:bidi="zh_TW"/>
-        </w:rPr>
-        <w:t>）。墮落的天使有類似的職能，但有不同的主人，牠們效忠於魔鬼，牠們的忠誠出於對撒但的恐懼和錯誤的認知。牠們渴望與人類合作，但其目的是實行撒但的計謀，反對神。牠們引誘、欺騙和迷惑人，以致使牠們走向永遠的滅亡。鬼與神為敵的同時，也攻擊、壓制、阻礙並控告神的子民。</w:t>
-      </w:r>
-    </w:p>
-    <w:p>
-      <w:pPr/>
-      <w:r>
-        <w:rPr>
-          <w:lang w:val="zh_TW" w:bidi="zh_TW"/>
-        </w:rPr>
-      </w:r>
-      <w:r>
-        <w:rPr>
-          <w:lang w:val="zh_TW" w:bidi="zh_TW"/>
-        </w:rPr>
-        <w:t>由於撒但不是無所不在的，所以牠使用牠的鬼的勢力來執行牠的意志。例如，在撒種的比喻中（</w:t>
-      </w:r>
-      <w:hyperlink r:id="rId101">
-        <w:r>
-          <w:rPr>
-            <w:lang w:val="zh_TW" w:bidi="zh_TW"/>
-          </w:rPr>
-          <w:rPr>
-            <w:color w:val="0000EE"/>
-            <w:u w:val="single"/>
-          </w:rPr>
-          <w:t>太13:3–9</w:t>
-        </w:r>
-      </w:hyperlink>
-      <w:r>
-        <w:rPr>
-          <w:lang w:val="zh_TW" w:bidi="zh_TW"/>
-        </w:rPr>
-        <w:t>；</w:t>
-      </w:r>
-      <w:hyperlink r:id="rId102">
-        <w:r>
-          <w:rPr>
-            <w:lang w:val="zh_TW" w:bidi="zh_TW"/>
-          </w:rPr>
-          <w:rPr>
-            <w:color w:val="0000EE"/>
-            <w:u w:val="single"/>
-          </w:rPr>
-          <w:t>可4:1–20</w:t>
-        </w:r>
-      </w:hyperlink>
-      <w:r>
-        <w:rPr>
-          <w:lang w:val="zh_TW" w:bidi="zh_TW"/>
-        </w:rPr>
-        <w:t>；</w:t>
-      </w:r>
-      <w:hyperlink r:id="rId103">
-        <w:r>
-          <w:rPr>
-            <w:lang w:val="zh_TW" w:bidi="zh_TW"/>
-          </w:rPr>
-          <w:rPr>
-            <w:color w:val="0000EE"/>
-            <w:u w:val="single"/>
-          </w:rPr>
-          <w:t>路8:4–15</w:t>
-        </w:r>
-      </w:hyperlink>
-      <w:r>
-        <w:rPr>
-          <w:lang w:val="zh_TW" w:bidi="zh_TW"/>
-        </w:rPr>
-        <w:t>），撒但將神的道奪去，使之無法扎根（</w:t>
-      </w:r>
-      <w:hyperlink r:id="rId104">
-        <w:r>
-          <w:rPr>
-            <w:lang w:val="zh_TW" w:bidi="zh_TW"/>
-          </w:rPr>
-          <w:rPr>
-            <w:color w:val="0000EE"/>
-            <w:u w:val="single"/>
-          </w:rPr>
-          <w:t>可4:15</w:t>
-        </w:r>
-      </w:hyperlink>
-      <w:r>
-        <w:rPr>
-          <w:lang w:val="zh_TW" w:bidi="zh_TW"/>
-        </w:rPr>
-        <w:t>）。撒但藉著逼迫，使一些人在未真正委身之前就跌倒（見</w:t>
-      </w:r>
-      <w:hyperlink r:id="rId105">
-        <w:r>
-          <w:rPr>
-            <w:lang w:val="zh_TW" w:bidi="zh_TW"/>
-          </w:rPr>
-          <w:rPr>
-            <w:color w:val="0000EE"/>
-            <w:u w:val="single"/>
-          </w:rPr>
-          <w:t>17</w:t>
-        </w:r>
-      </w:hyperlink>
-      <w:r>
-        <w:rPr>
-          <w:lang w:val="zh_TW" w:bidi="zh_TW"/>
-        </w:rPr>
-        <w:t>節）。又因世上的思慮、財富的迷惑以及對物質的追求，撒但使神的道窒息，以致果子很少，甚至沒有果子（</w:t>
-      </w:r>
-      <w:hyperlink r:id="rId106">
-        <w:r>
-          <w:rPr>
-            <w:lang w:val="zh_TW" w:bidi="zh_TW"/>
-          </w:rPr>
-          <w:rPr>
-            <w:color w:val="0000EE"/>
-            <w:u w:val="single"/>
-          </w:rPr>
-          <w:t>19</w:t>
-        </w:r>
-      </w:hyperlink>
-      <w:r>
-        <w:rPr>
-          <w:lang w:val="zh_TW" w:bidi="zh_TW"/>
-        </w:rPr>
-        <w:t>節）。</w:t>
-      </w:r>
-    </w:p>
-    <w:p>
-      <w:pPr/>
-      <w:r>
-        <w:rPr>
-          <w:lang w:val="zh_TW" w:bidi="zh_TW"/>
-        </w:rPr>
-      </w:r>
-      <w:r>
-        <w:rPr>
-          <w:lang w:val="zh_TW" w:bidi="zh_TW"/>
-        </w:rPr>
-        <w:t>基本上，鬼的行事模式遵循撒但在對夏娃的三重引誘中的模式：（1）牠們否認神話語的真理性，並挑戰神的話語；（2）牠們否認死亡的現實（通常牠們會用輪迴等說法取而代之）；（3）他們利用人類的虛榮和驕傲，說人也可以像神或成為神（</w:t>
-      </w:r>
-      <w:hyperlink r:id="rId107">
-        <w:r>
-          <w:rPr>
-            <w:lang w:val="zh_TW" w:bidi="zh_TW"/>
-          </w:rPr>
-          <w:rPr>
-            <w:color w:val="0000EE"/>
-            <w:u w:val="single"/>
-          </w:rPr>
-          <w:t>創3:1–5</w:t>
-        </w:r>
-      </w:hyperlink>
-      <w:r>
-        <w:rPr>
-          <w:lang w:val="zh_TW" w:bidi="zh_TW"/>
-        </w:rPr>
-        <w:t>）。這些也是大多數異端和假宗教的基本方法和教義。</w:t>
-      </w:r>
-    </w:p>
-    <w:p>
-      <w:pPr>
-        <w:pStyle w:val="Heading3"/>
-      </w:pPr>
-      <w:r>
-        <w:rPr>
-          <w:lang w:val="zh_TW" w:bidi="zh_TW"/>
-        </w:rPr>
-        <w:t>鬼的最終命運</w:t>
-      </w:r>
-    </w:p>
-    <w:p>
-      <w:pPr/>
-      <w:r>
-        <w:rPr>
-          <w:lang w:val="zh_TW" w:bidi="zh_TW"/>
-        </w:rPr>
-      </w:r>
-      <w:r>
-        <w:rPr>
-          <w:lang w:val="zh_TW" w:bidi="zh_TW"/>
-        </w:rPr>
-        <w:t>關於犯罪的天使，經上記載，神「把他們丟在地獄，交在黑暗坑中，等候審判」（</w:t>
-      </w:r>
-      <w:hyperlink r:id="rId108">
-        <w:r>
-          <w:rPr>
-            <w:lang w:val="zh_TW" w:bidi="zh_TW"/>
-          </w:rPr>
-          <w:rPr>
-            <w:color w:val="0000EE"/>
-            <w:u w:val="single"/>
-          </w:rPr>
-          <w:t>彼後2:4</w:t>
-        </w:r>
-      </w:hyperlink>
-      <w:r>
-        <w:rPr>
-          <w:lang w:val="zh_TW" w:bidi="zh_TW"/>
-        </w:rPr>
-        <w:t>）。主耶穌談到那為魔鬼和牠的使者所預備的永火，人類中的被咒詛者也將進入其中（</w:t>
-      </w:r>
-      <w:hyperlink r:id="rId109">
-        <w:r>
-          <w:rPr>
-            <w:lang w:val="zh_TW" w:bidi="zh_TW"/>
-          </w:rPr>
-          <w:rPr>
-            <w:color w:val="0000EE"/>
-            <w:u w:val="single"/>
-          </w:rPr>
-          <w:t>太25:41</w:t>
-        </w:r>
-      </w:hyperlink>
-      <w:r>
-        <w:rPr>
-          <w:lang w:val="zh_TW" w:bidi="zh_TW"/>
-        </w:rPr>
-        <w:t>）。最終，撒但及其勢力將被扔進火湖（</w:t>
-      </w:r>
-      <w:hyperlink r:id="rId110">
-        <w:r>
-          <w:rPr>
-            <w:lang w:val="zh_TW" w:bidi="zh_TW"/>
-          </w:rPr>
-          <w:rPr>
-            <w:color w:val="0000EE"/>
-            <w:u w:val="single"/>
-          </w:rPr>
-          <w:t>啟20:10</w:t>
-        </w:r>
-      </w:hyperlink>
-      <w:r>
-        <w:rPr>
-          <w:lang w:val="zh_TW" w:bidi="zh_TW"/>
-        </w:rPr>
-        <w:t>），那裡也是所有名字未寫在生命冊上的人永遠受痛苦的地方（</w:t>
-      </w:r>
-      <w:hyperlink r:id="rId111">
-        <w:r>
-          <w:rPr>
-            <w:lang w:val="zh_TW" w:bidi="zh_TW"/>
-          </w:rPr>
-          <w:rPr>
-            <w:color w:val="0000EE"/>
-            <w:u w:val="single"/>
-          </w:rPr>
-          <w:t>12–15</w:t>
-        </w:r>
-      </w:hyperlink>
-      <w:r>
-        <w:rPr>
-          <w:lang w:val="zh_TW" w:bidi="zh_TW"/>
-        </w:rPr>
-        <w:t>節）。</w:t>
-      </w:r>
-    </w:p>
-    <w:p>
-      <w:pPr/>
-      <w:r>
-        <w:rPr>
-          <w:lang w:val="zh_TW" w:bidi="zh_TW"/>
-        </w:rPr>
-      </w:r>
-      <w:r>
-        <w:rPr>
-          <w:i/>
-          <w:lang w:val="zh_TW" w:bidi="zh_TW"/>
-        </w:rPr>
-        <w:t>另見</w:t>
-      </w:r>
-      <w:r>
-        <w:rPr>
-          <w:lang w:val="zh_TW" w:bidi="zh_TW"/>
-        </w:rPr>
-        <w:t>被鬼附</w:t>
+        <w:t>黑暗</w:t>
       </w:r>
       <w:r>
         <w:rPr>
@@ -4889,18 +3648,6 @@
   </w:num>
   <w:num w:numId="13" w16cid:durableId="592781308">
     <w:abstractNumId w:val="11"/>
-  </w:num>
-  <w:num w:numId="14">
-    <w:abstractNumId w:val="3"/>
-    <w:lvlOverride w:ilvl="0">
-      <w:startOverride w:val="1"/>
-    </w:lvlOverride>
-  </w:num>
-  <w:num w:numId="15">
-    <w:abstractNumId w:val="3"/>
-    <w:lvlOverride w:ilvl="0">
-      <w:startOverride w:val="1"/>
-    </w:lvlOverride>
   </w:num>
   <w:numIdMacAtCleanup w:val="10"/>
 </w:numbering>

--- a/zht/docx/054.content.docx
+++ b/zht/docx/054.content.docx
@@ -149,7 +149,7 @@
         <w:rPr>
           <w:lang w:val="zh_TW" w:bidi="zh_TW"/>
         </w:rPr>
-        <w:t>guang</w:t>
+        <w:t>guan</w:t>
       </w:r>
       <w:r>
         <w:rPr>
@@ -212,7 +212,7 @@
         <w:rPr>
           <w:lang w:val="zh_TW" w:bidi="zh_TW"/>
         </w:rPr>
-        <w:t>光</w:t>
+        <w:t>關於潔淨與不潔淨的條例</w:t>
       </w:r>
       <w:r>
         <w:rPr>
@@ -231,7 +231,153 @@
         <w:rPr>
           <w:lang w:val="zh_TW" w:bidi="zh_TW"/>
         </w:rPr>
-        <w:t>使眼睛得以看見的亮光。</w:t>
+        <w:t>希伯來宗教具有身體、禮儀、道德和屬靈方面的意義。雖然這些潔淨和不潔的概念可以根據其背景來區分，但它們也相互融合並彼此說明；物體與禮儀的背景指向敬拜者的道德狀態，並且反映出神與祂子民之間的屬靈關係。</w:t>
+      </w:r>
+    </w:p>
+    <w:p>
+      <w:pPr/>
+      <w:r>
+        <w:rPr>
+          <w:lang w:val="zh_TW" w:bidi="zh_TW"/>
+        </w:rPr>
+      </w:r>
+      <w:r>
+        <w:rPr>
+          <w:lang w:val="zh_TW" w:bidi="zh_TW"/>
+        </w:rPr>
+        <w:t>舊約中關於人與神之間關係的異象，是以道德與個人為基礎的——神有位格的本性表現在祂賜給摩西的律法上。以色列的主有位格，且具獨特又一致的性格，使祂在道德上與異教文化中的眾多神祇完全不同。迦南人的巴力神不像耶和華，巴力是反覆無常且殘暴的，沒有人期待它們在倫理上具有一致性。而以色列的主則值得信賴，祂會實現祂的應許（透過祂揀選的先知口頭傳達）。沒有人（無論是大祭司還是君王）能超越律法，因為律法不僅表達了神的性格，也表達了祂對個人和國家的主權旨意。神在道德上的一致性也體現在祂神蹟性的介入歷史中來保護祂的子民、審判他們及其敵人，並拯救全人類。</w:t>
+      </w:r>
+    </w:p>
+    <w:p>
+      <w:pPr/>
+      <w:r>
+        <w:rPr>
+          <w:lang w:val="zh_TW" w:bidi="zh_TW"/>
+        </w:rPr>
+      </w:r>
+      <w:r>
+        <w:rPr>
+          <w:lang w:val="zh_TW" w:bidi="zh_TW"/>
+        </w:rPr>
+        <w:t>因此，利未記中定義的潔淨，始終取決於那位賜予律法的、有位格的神的同在。當人們尋求親近耶和華時，他們必須按照祂的條件來行事，因此也要遵循祂所規定的禮儀框架。利未記禮儀的細節旨在說明罪人接近神的道德意涵，以及神為使祂的子民在祂面前成為道德上潔淨之人所提供的途徑。</w:t>
+      </w:r>
+    </w:p>
+    <w:p>
+      <w:pPr/>
+      <w:r>
+        <w:rPr>
+          <w:lang w:val="zh_TW" w:bidi="zh_TW"/>
+        </w:rPr>
+      </w:r>
+      <w:r>
+        <w:rPr>
+          <w:lang w:val="zh_TW" w:bidi="zh_TW"/>
+        </w:rPr>
+        <w:t>詩篇作者清楚地說明了利未制度的意義：「誰能登耶和華的山？ 誰能站在他的聖所？就是手潔心清，不向虛妄，起誓不懷詭詐的人」（</w:t>
+      </w:r>
+      <w:hyperlink r:id="rId13">
+        <w:r>
+          <w:rPr>
+            <w:lang w:val="zh_TW" w:bidi="zh_TW"/>
+          </w:rPr>
+          <w:rPr>
+            <w:color w:val="0000EE"/>
+            <w:u w:val="single"/>
+          </w:rPr>
+          <w:t>詩24:3–4</w:t>
+        </w:r>
+      </w:hyperlink>
+      <w:r>
+        <w:rPr>
+          <w:lang w:val="zh_TW" w:bidi="zh_TW"/>
+        </w:rPr>
+        <w:t>）。一個人的潔淨狀態不僅取決於外在的行為，還取決於與神的內在關係。因此，罪人無法滿足聖潔神的道德要求，導致他或她要完全依靠神，依靠神所提供的途徑來滿足神的要求。這些途徑在律法中詳細列明。</w:t>
+      </w:r>
+    </w:p>
+    <w:p>
+      <w:pPr/>
+      <w:r>
+        <w:rPr>
+          <w:lang w:val="zh_TW" w:bidi="zh_TW"/>
+        </w:rPr>
+      </w:r>
+      <w:r>
+        <w:rPr>
+          <w:lang w:val="zh_TW" w:bidi="zh_TW"/>
+        </w:rPr>
+        <w:t>概述</w:t>
+      </w:r>
+    </w:p>
+    <w:p>
+      <w:pPr>
+        <w:pStyle w:val="ListBullet"/>
+        <w:spacing w:line="240" w:lineRule="auto"/>
+        <w:ind w:left="720"/>
+      </w:pPr>
+      <w:r>
+        <w:rPr>
+          <w:lang w:val="zh_TW" w:bidi="zh_TW"/>
+        </w:rPr>
+      </w:r>
+      <w:r>
+        <w:rPr>
+          <w:lang w:val="zh_TW" w:bidi="zh_TW"/>
+        </w:rPr>
+        <w:t>早期歷史</w:t>
+      </w:r>
+    </w:p>
+    <w:p>
+      <w:pPr>
+        <w:pStyle w:val="ListBullet"/>
+        <w:spacing w:line="240" w:lineRule="auto"/>
+        <w:ind w:left="720"/>
+      </w:pPr>
+      <w:r>
+        <w:rPr>
+          <w:lang w:val="zh_TW" w:bidi="zh_TW"/>
+        </w:rPr>
+      </w:r>
+      <w:r>
+        <w:rPr>
+          <w:lang w:val="zh_TW" w:bidi="zh_TW"/>
+        </w:rPr>
+        <w:t>利未條例</w:t>
+      </w:r>
+    </w:p>
+    <w:p>
+      <w:pPr>
+        <w:pStyle w:val="ListBullet"/>
+        <w:spacing w:line="240" w:lineRule="auto"/>
+        <w:ind w:left="720"/>
+      </w:pPr>
+      <w:r>
+        <w:rPr>
+          <w:lang w:val="zh_TW" w:bidi="zh_TW"/>
+        </w:rPr>
+      </w:r>
+      <w:r>
+        <w:rPr>
+          <w:lang w:val="zh_TW" w:bidi="zh_TW"/>
+        </w:rPr>
+        <w:t>潔淨儀式</w:t>
+      </w:r>
+    </w:p>
+    <w:p>
+      <w:pPr>
+        <w:pStyle w:val="ListBullet"/>
+        <w:spacing w:line="240" w:lineRule="auto"/>
+        <w:ind w:left="720"/>
+      </w:pPr>
+      <w:r>
+        <w:rPr>
+          <w:lang w:val="zh_TW" w:bidi="zh_TW"/>
+        </w:rPr>
+      </w:r>
+      <w:r>
+        <w:rPr>
+          <w:lang w:val="zh_TW" w:bidi="zh_TW"/>
+        </w:rPr>
+        <w:t>新約觀點</w:t>
       </w:r>
     </w:p>
     <w:p>
@@ -242,7 +388,18 @@
         <w:rPr>
           <w:lang w:val="zh_TW" w:bidi="zh_TW"/>
         </w:rPr>
-        <w:t>舊約聖經中的光</w:t>
+        <w:t>早期歷史</w:t>
+      </w:r>
+    </w:p>
+    <w:p>
+      <w:pPr>
+        <w:pStyle w:val="Heading4"/>
+      </w:pPr>
+      <w:r>
+        <w:rPr>
+          <w:lang w:val="zh_TW" w:bidi="zh_TW"/>
+        </w:rPr>
+        <w:t>外邦宗教背景</w:t>
       </w:r>
     </w:p>
     <w:p>
@@ -256,25 +413,57 @@
         <w:rPr>
           <w:lang w:val="zh_TW" w:bidi="zh_TW"/>
         </w:rPr>
-        <w:t>在舊約聖經裡，「光」有許多不同的意思。它通常是指普通、物質的光，但也象徵屬靈的真理。神創造的第一樣事物就是光 （</w:t>
-      </w:r>
-      <w:hyperlink r:id="rId13">
-        <w:r>
-          <w:rPr>
-            <w:lang w:val="zh_TW" w:bidi="zh_TW"/>
-          </w:rPr>
-          <w:rPr>
-            <w:color w:val="0000EE"/>
-            <w:u w:val="single"/>
-          </w:rPr>
-          <w:t>創1:3</w:t>
-        </w:r>
-      </w:hyperlink>
-      <w:r>
-        <w:rPr>
-          <w:lang w:val="zh_TW" w:bidi="zh_TW"/>
-        </w:rPr>
-        <w:t>）。祂也創造了日、月、星辰來發光 （</w:t>
+        <w:t>毫無疑問，外邦人的良知對於人類種族潔淨與不潔觀念的發展具有強烈的影響。無論如何解釋，在每一個偉大的宗教文獻中，這種主觀上對罪的不潔感，都普遍的存在。許多宗教都有以水和洗滌為基礎的潔淨禮儀。希伯來人在禮儀上迴避某些物品，有些是因其聖潔性，有些則是因其不潔，這與許多原始宗教中的禁忌相類似，包括早期希伯來人接觸過的一些宗教。</w:t>
+      </w:r>
+    </w:p>
+    <w:p>
+      <w:pPr/>
+      <w:r>
+        <w:rPr>
+          <w:lang w:val="zh_TW" w:bidi="zh_TW"/>
+        </w:rPr>
+      </w:r>
+      <w:r>
+        <w:rPr>
+          <w:lang w:val="zh_TW" w:bidi="zh_TW"/>
+        </w:rPr>
+        <w:t>希伯來宗教與其他古代宗教之間的相似性，很容易通過表面的比較來建立。如果沒有任何相似性，反而令人驚訝。然而，那些賦予聖經宗教獨特性的差異，則必須加以解釋。</w:t>
+      </w:r>
+    </w:p>
+    <w:p>
+      <w:pPr>
+        <w:pStyle w:val="Heading3"/>
+      </w:pPr>
+      <w:r>
+        <w:rPr>
+          <w:lang w:val="zh_TW" w:bidi="zh_TW"/>
+        </w:rPr>
+        <w:t>利未條例</w:t>
+      </w:r>
+    </w:p>
+    <w:p>
+      <w:pPr>
+        <w:pStyle w:val="Heading4"/>
+      </w:pPr>
+      <w:r>
+        <w:rPr>
+          <w:lang w:val="zh_TW" w:bidi="zh_TW"/>
+        </w:rPr>
+        <w:t>禮儀律法與道德律法</w:t>
+      </w:r>
+    </w:p>
+    <w:p>
+      <w:pPr/>
+      <w:r>
+        <w:rPr>
+          <w:lang w:val="zh_TW" w:bidi="zh_TW"/>
+        </w:rPr>
+      </w:r>
+      <w:r>
+        <w:rPr>
+          <w:lang w:val="zh_TW" w:bidi="zh_TW"/>
+        </w:rPr>
+        <w:t>摩西律法中外在的禮儀細節與其內在的道德要求之間的關係，例如十誡，是舊約神學中的基本問題之一。在整本舊約中，不潔與罪幾乎是同義詞——此事是可以證明的。在許多經文中，罪被描述為不潔的（例如，</w:t>
       </w:r>
       <w:hyperlink r:id="rId14">
         <w:r>
@@ -285,14 +474,14 @@
             <w:color w:val="0000EE"/>
             <w:u w:val="single"/>
           </w:rPr>
-          <w:t>創1:16</w:t>
-        </w:r>
-      </w:hyperlink>
-      <w:r>
-        <w:rPr>
-          <w:lang w:val="zh_TW" w:bidi="zh_TW"/>
-        </w:rPr>
-        <w:t>）。有時候聖經會把光擬人化，例如約伯把光描寫成住在無人能至之處 （</w:t>
+          <w:t>利16:16、30</w:t>
+        </w:r>
+      </w:hyperlink>
+      <w:r>
+        <w:rPr>
+          <w:lang w:val="zh_TW" w:bidi="zh_TW"/>
+        </w:rPr>
+        <w:t>；</w:t>
       </w:r>
       <w:hyperlink r:id="rId15">
         <w:r>
@@ -303,14 +492,14 @@
             <w:color w:val="0000EE"/>
             <w:u w:val="single"/>
           </w:rPr>
-          <w:t>伯38:19</w:t>
-        </w:r>
-      </w:hyperlink>
-      <w:r>
-        <w:rPr>
-          <w:lang w:val="zh_TW" w:bidi="zh_TW"/>
-        </w:rPr>
-        <w:t>，參</w:t>
+          <w:t>民5:11–28</w:t>
+        </w:r>
+      </w:hyperlink>
+      <w:r>
+        <w:rPr>
+          <w:lang w:val="zh_TW" w:bidi="zh_TW"/>
+        </w:rPr>
+        <w:t>中的苦水試驗；</w:t>
       </w:r>
       <w:hyperlink r:id="rId16">
         <w:r>
@@ -321,14 +510,28 @@
             <w:color w:val="0000EE"/>
             <w:u w:val="single"/>
           </w:rPr>
-          <w:t>24</w:t>
-        </w:r>
-      </w:hyperlink>
-      <w:r>
-        <w:rPr>
-          <w:lang w:val="zh_TW" w:bidi="zh_TW"/>
-        </w:rPr>
-        <w:t>節）。以色列人在會幕裡也使用人造的光（</w:t>
+          <w:t>亞13:1</w:t>
+        </w:r>
+      </w:hyperlink>
+      <w:r>
+        <w:rPr>
+          <w:lang w:val="zh_TW" w:bidi="zh_TW"/>
+        </w:rPr>
+        <w:t>）。</w:t>
+      </w:r>
+    </w:p>
+    <w:p>
+      <w:pPr/>
+      <w:r>
+        <w:rPr>
+          <w:lang w:val="zh_TW" w:bidi="zh_TW"/>
+        </w:rPr>
+      </w:r>
+      <w:r>
+        <w:rPr>
+          <w:lang w:val="zh_TW" w:bidi="zh_TW"/>
+        </w:rPr>
+        <w:t>禮儀上的潔淨與道德上的潔淨之間的關係，可以從經文中得到說明，一方面提到「手潔」（</w:t>
       </w:r>
       <w:hyperlink r:id="rId17">
         <w:r>
@@ -339,7 +542,253 @@
             <w:color w:val="0000EE"/>
             <w:u w:val="single"/>
           </w:rPr>
-          <w:t>出25:37</w:t>
+          <w:t>撒下22:21</w:t>
+        </w:r>
+      </w:hyperlink>
+      <w:r>
+        <w:rPr>
+          <w:lang w:val="zh_TW" w:bidi="zh_TW"/>
+        </w:rPr>
+        <w:t>；</w:t>
+      </w:r>
+      <w:hyperlink r:id="rId18">
+        <w:r>
+          <w:rPr>
+            <w:lang w:val="zh_TW" w:bidi="zh_TW"/>
+          </w:rPr>
+          <w:rPr>
+            <w:color w:val="0000EE"/>
+            <w:u w:val="single"/>
+          </w:rPr>
+          <w:t>伯17:9，</w:t>
+        </w:r>
+      </w:hyperlink>
+      <w:hyperlink r:id="rId19">
+        <w:r>
+          <w:rPr>
+            <w:lang w:val="zh_TW" w:bidi="zh_TW"/>
+          </w:rPr>
+          <w:rPr>
+            <w:color w:val="0000EE"/>
+            <w:u w:val="single"/>
+          </w:rPr>
+          <w:t>22:30</w:t>
+        </w:r>
+      </w:hyperlink>
+      <w:r>
+        <w:rPr>
+          <w:lang w:val="zh_TW" w:bidi="zh_TW"/>
+        </w:rPr>
+        <w:t>），另一方面提到「清潔的心」（</w:t>
+      </w:r>
+      <w:hyperlink r:id="rId20">
+        <w:r>
+          <w:rPr>
+            <w:lang w:val="zh_TW" w:bidi="zh_TW"/>
+          </w:rPr>
+          <w:rPr>
+            <w:color w:val="0000EE"/>
+            <w:u w:val="single"/>
+          </w:rPr>
+          <w:t>詩24:4</w:t>
+        </w:r>
+      </w:hyperlink>
+      <w:r>
+        <w:rPr>
+          <w:lang w:val="zh_TW" w:bidi="zh_TW"/>
+        </w:rPr>
+        <w:t>，</w:t>
+      </w:r>
+      <w:hyperlink r:id="rId21">
+        <w:r>
+          <w:rPr>
+            <w:lang w:val="zh_TW" w:bidi="zh_TW"/>
+          </w:rPr>
+          <w:rPr>
+            <w:color w:val="0000EE"/>
+            <w:u w:val="single"/>
+          </w:rPr>
+          <w:t>51:10</w:t>
+        </w:r>
+      </w:hyperlink>
+      <w:r>
+        <w:rPr>
+          <w:lang w:val="zh_TW" w:bidi="zh_TW"/>
+        </w:rPr>
+        <w:t>，</w:t>
+      </w:r>
+      <w:hyperlink r:id="rId22">
+        <w:r>
+          <w:rPr>
+            <w:lang w:val="zh_TW" w:bidi="zh_TW"/>
+          </w:rPr>
+          <w:rPr>
+            <w:color w:val="0000EE"/>
+            <w:u w:val="single"/>
+          </w:rPr>
+          <w:t>73:13</w:t>
+        </w:r>
+      </w:hyperlink>
+      <w:r>
+        <w:rPr>
+          <w:lang w:val="zh_TW" w:bidi="zh_TW"/>
+        </w:rPr>
+        <w:t>；</w:t>
+      </w:r>
+      <w:hyperlink r:id="rId23">
+        <w:r>
+          <w:rPr>
+            <w:lang w:val="zh_TW" w:bidi="zh_TW"/>
+          </w:rPr>
+          <w:rPr>
+            <w:color w:val="0000EE"/>
+            <w:u w:val="single"/>
+          </w:rPr>
+          <w:t>箴20:9</w:t>
+        </w:r>
+      </w:hyperlink>
+      <w:r>
+        <w:rPr>
+          <w:lang w:val="zh_TW" w:bidi="zh_TW"/>
+        </w:rPr>
+        <w:t>）。先知以賽亞在神的面前自覺「嘴唇不潔」，一塊潔淨的炭火（或許代表著赦免與贖罪）潔淨了他（</w:t>
+      </w:r>
+      <w:hyperlink r:id="rId24">
+        <w:r>
+          <w:rPr>
+            <w:lang w:val="zh_TW" w:bidi="zh_TW"/>
+          </w:rPr>
+          <w:rPr>
+            <w:color w:val="0000EE"/>
+            <w:u w:val="single"/>
+          </w:rPr>
+          <w:t>賽6:5–7</w:t>
+        </w:r>
+      </w:hyperlink>
+      <w:r>
+        <w:rPr>
+          <w:lang w:val="zh_TW" w:bidi="zh_TW"/>
+        </w:rPr>
+        <w:t>）。在許多經文中，潔淨代表在神面前的無罪（</w:t>
+      </w:r>
+      <w:hyperlink r:id="rId25">
+        <w:r>
+          <w:rPr>
+            <w:lang w:val="zh_TW" w:bidi="zh_TW"/>
+          </w:rPr>
+          <w:rPr>
+            <w:color w:val="0000EE"/>
+            <w:u w:val="single"/>
+          </w:rPr>
+          <w:t>伯11:4</w:t>
+        </w:r>
+      </w:hyperlink>
+      <w:r>
+        <w:rPr>
+          <w:lang w:val="zh_TW" w:bidi="zh_TW"/>
+        </w:rPr>
+        <w:t>，</w:t>
+      </w:r>
+      <w:hyperlink r:id="rId26">
+        <w:r>
+          <w:rPr>
+            <w:lang w:val="zh_TW" w:bidi="zh_TW"/>
+          </w:rPr>
+          <w:rPr>
+            <w:color w:val="0000EE"/>
+            <w:u w:val="single"/>
+          </w:rPr>
+          <w:t>33:9</w:t>
+        </w:r>
+      </w:hyperlink>
+      <w:r>
+        <w:rPr>
+          <w:lang w:val="zh_TW" w:bidi="zh_TW"/>
+        </w:rPr>
+        <w:t>；</w:t>
+      </w:r>
+      <w:hyperlink r:id="rId27">
+        <w:r>
+          <w:rPr>
+            <w:lang w:val="zh_TW" w:bidi="zh_TW"/>
+          </w:rPr>
+          <w:rPr>
+            <w:color w:val="0000EE"/>
+            <w:u w:val="single"/>
+          </w:rPr>
+          <w:t>詩51:7–10</w:t>
+        </w:r>
+      </w:hyperlink>
+      <w:r>
+        <w:rPr>
+          <w:lang w:val="zh_TW" w:bidi="zh_TW"/>
+        </w:rPr>
+        <w:t>；</w:t>
+      </w:r>
+      <w:hyperlink r:id="rId23">
+        <w:r>
+          <w:rPr>
+            <w:lang w:val="zh_TW" w:bidi="zh_TW"/>
+          </w:rPr>
+          <w:rPr>
+            <w:color w:val="0000EE"/>
+            <w:u w:val="single"/>
+          </w:rPr>
+          <w:t>箴20:9</w:t>
+        </w:r>
+      </w:hyperlink>
+      <w:r>
+        <w:rPr>
+          <w:lang w:val="zh_TW" w:bidi="zh_TW"/>
+        </w:rPr>
+        <w:t>），而不潔則被認為源自罪（</w:t>
+      </w:r>
+      <w:hyperlink r:id="rId28">
+        <w:r>
+          <w:rPr>
+            <w:lang w:val="zh_TW" w:bidi="zh_TW"/>
+          </w:rPr>
+          <w:rPr>
+            <w:color w:val="0000EE"/>
+            <w:u w:val="single"/>
+          </w:rPr>
+          <w:t>詩51:2</w:t>
+        </w:r>
+      </w:hyperlink>
+      <w:r>
+        <w:rPr>
+          <w:lang w:val="zh_TW" w:bidi="zh_TW"/>
+        </w:rPr>
+        <w:t>；</w:t>
+      </w:r>
+      <w:hyperlink r:id="rId29">
+        <w:r>
+          <w:rPr>
+            <w:lang w:val="zh_TW" w:bidi="zh_TW"/>
+          </w:rPr>
+          <w:rPr>
+            <w:color w:val="0000EE"/>
+            <w:u w:val="single"/>
+          </w:rPr>
+          <w:t>賽1:16</w:t>
+        </w:r>
+      </w:hyperlink>
+      <w:r>
+        <w:rPr>
+          <w:lang w:val="zh_TW" w:bidi="zh_TW"/>
+        </w:rPr>
+        <w:t>，</w:t>
+      </w:r>
+      <w:hyperlink r:id="rId30">
+        <w:r>
+          <w:rPr>
+            <w:lang w:val="zh_TW" w:bidi="zh_TW"/>
+          </w:rPr>
+          <w:rPr>
+            <w:color w:val="0000EE"/>
+            <w:u w:val="single"/>
+          </w:rPr>
+          <w:t>64:6</w:t>
         </w:r>
       </w:hyperlink>
       <w:r>
@@ -350,6 +799,17 @@
       </w:r>
     </w:p>
     <w:p>
+      <w:pPr>
+        <w:pStyle w:val="Heading4"/>
+      </w:pPr>
+      <w:r>
+        <w:rPr>
+          <w:lang w:val="zh_TW" w:bidi="zh_TW"/>
+        </w:rPr>
+        <w:t>不潔的原因</w:t>
+      </w:r>
+    </w:p>
+    <w:p>
       <w:pPr/>
       <w:r>
         <w:rPr>
@@ -360,90 +820,454 @@
         <w:rPr>
           <w:lang w:val="zh_TW" w:bidi="zh_TW"/>
         </w:rPr>
-        <w:t>光是良善、振奮，或與重要人物（尤其是神）相關的象徵。傳道書中的傳道者說：「光本是佳美的」（</w:t>
-      </w:r>
-      <w:hyperlink r:id="rId18">
-        <w:r>
-          <w:rPr>
-            <w:lang w:val="zh_TW" w:bidi="zh_TW"/>
-          </w:rPr>
-          <w:rPr>
-            <w:color w:val="0000EE"/>
-            <w:u w:val="single"/>
-          </w:rPr>
-          <w:t>傳11:7</w:t>
-        </w:r>
-      </w:hyperlink>
-      <w:r>
-        <w:rPr>
-          <w:lang w:val="zh_TW" w:bidi="zh_TW"/>
-        </w:rPr>
-        <w:t>）。在埃及的十災期間，埃及人陷入黑暗，而以色列人卻有光（</w:t>
-      </w:r>
-      <w:hyperlink r:id="rId19">
-        <w:r>
-          <w:rPr>
-            <w:lang w:val="zh_TW" w:bidi="zh_TW"/>
-          </w:rPr>
-          <w:rPr>
-            <w:color w:val="0000EE"/>
-            <w:u w:val="single"/>
-          </w:rPr>
-          <w:t>出10:23</w:t>
-        </w:r>
-      </w:hyperlink>
-      <w:r>
-        <w:rPr>
-          <w:lang w:val="zh_TW" w:bidi="zh_TW"/>
-        </w:rPr>
-        <w:t>）。當以色列人出埃及時，神在白日用雲柱引導他們，又在黑夜用火柱光照他們（</w:t>
-      </w:r>
-      <w:hyperlink r:id="rId20">
-        <w:r>
-          <w:rPr>
-            <w:lang w:val="zh_TW" w:bidi="zh_TW"/>
-          </w:rPr>
-          <w:rPr>
-            <w:color w:val="0000EE"/>
-            <w:u w:val="single"/>
-          </w:rPr>
-          <w:t>出13:21</w:t>
-        </w:r>
-      </w:hyperlink>
-      <w:r>
-        <w:rPr>
-          <w:lang w:val="zh_TW" w:bidi="zh_TW"/>
-        </w:rPr>
-        <w:t>）。這火柱在仇敵處於黑暗時，給以色列人光明（</w:t>
-      </w:r>
-      <w:hyperlink r:id="rId21">
-        <w:r>
-          <w:rPr>
-            <w:lang w:val="zh_TW" w:bidi="zh_TW"/>
-          </w:rPr>
-          <w:rPr>
-            <w:color w:val="0000EE"/>
-            <w:u w:val="single"/>
-          </w:rPr>
-          <w:t>出14:20</w:t>
-        </w:r>
-      </w:hyperlink>
-      <w:r>
-        <w:rPr>
-          <w:lang w:val="zh_TW" w:bidi="zh_TW"/>
-        </w:rPr>
-        <w:t>）。即使以色列犯罪，他們仍記得神沒有丟棄他們。火柱仍然存在，引導他們（</w:t>
-      </w:r>
-      <w:hyperlink r:id="rId22">
-        <w:r>
-          <w:rPr>
-            <w:lang w:val="zh_TW" w:bidi="zh_TW"/>
-          </w:rPr>
-          <w:rPr>
-            <w:color w:val="0000EE"/>
-            <w:u w:val="single"/>
-          </w:rPr>
-          <w:t>尼9:19</w:t>
+        <w:t>從摩西律法中可以引申出一些不潔的原因。</w:t>
+      </w:r>
+    </w:p>
+    <w:p>
+      <w:pPr>
+        <w:pStyle w:val="ListNumber"/>
+        <w:numPr>
+          <w:ilvl w:val="0"/>
+          <w:numId w:val="14"/>
+        </w:numPr>
+        <w:spacing w:line="240" w:lineRule="auto"/>
+        <w:ind w:left="720"/>
+      </w:pPr>
+      <w:r>
+        <w:rPr>
+          <w:lang w:val="zh_TW" w:bidi="zh_TW"/>
+        </w:rPr>
+      </w:r>
+      <w:r>
+        <w:rPr>
+          <w:lang w:val="zh_TW" w:bidi="zh_TW"/>
+        </w:rPr>
+        <w:t>某些食物不可食用。各種有關動物的律法，使人能「把潔淨的和不潔淨的，可吃的與不可吃的活物，都分別出來」（</w:t>
+      </w:r>
+      <w:hyperlink r:id="rId31">
+        <w:r>
+          <w:rPr>
+            <w:lang w:val="zh_TW" w:bidi="zh_TW"/>
+          </w:rPr>
+          <w:rPr>
+            <w:color w:val="0000EE"/>
+            <w:u w:val="single"/>
+          </w:rPr>
+          <w:t>利11:47</w:t>
+        </w:r>
+      </w:hyperlink>
+      <w:r>
+        <w:rPr>
+          <w:lang w:val="zh_TW" w:bidi="zh_TW"/>
+        </w:rPr>
+        <w:t>）。被允許食用的食物是神所能接受的（另見</w:t>
+      </w:r>
+      <w:hyperlink r:id="rId32">
+        <w:r>
+          <w:rPr>
+            <w:lang w:val="zh_TW" w:bidi="zh_TW"/>
+          </w:rPr>
+          <w:rPr>
+            <w:color w:val="0000EE"/>
+            <w:u w:val="single"/>
+          </w:rPr>
+          <w:t>申14:3–21</w:t>
+        </w:r>
+      </w:hyperlink>
+      <w:r>
+        <w:rPr>
+          <w:lang w:val="zh_TW" w:bidi="zh_TW"/>
+        </w:rPr>
+        <w:t>；</w:t>
+      </w:r>
+      <w:hyperlink r:id="rId33">
+        <w:r>
+          <w:rPr>
+            <w:lang w:val="zh_TW" w:bidi="zh_TW"/>
+          </w:rPr>
+          <w:rPr>
+            <w:color w:val="0000EE"/>
+            <w:u w:val="single"/>
+          </w:rPr>
+          <w:t>徒15:28–29</w:t>
+        </w:r>
+      </w:hyperlink>
+      <w:r>
+        <w:rPr>
+          <w:lang w:val="zh_TW" w:bidi="zh_TW"/>
+        </w:rPr>
+        <w:t>）。</w:t>
+      </w:r>
+    </w:p>
+    <w:p>
+      <w:pPr>
+        <w:pStyle w:val="ListNumber"/>
+        <w:spacing w:line="240" w:lineRule="auto"/>
+        <w:ind w:left="720"/>
+      </w:pPr>
+      <w:r>
+        <w:rPr>
+          <w:lang w:val="zh_TW" w:bidi="zh_TW"/>
+        </w:rPr>
+      </w:r>
+      <w:r>
+        <w:rPr>
+          <w:lang w:val="zh_TW" w:bidi="zh_TW"/>
+        </w:rPr>
+        <w:t>疾病（尤其是痲瘋病）會導致不潔（</w:t>
+      </w:r>
+      <w:hyperlink r:id="rId34">
+        <w:r>
+          <w:rPr>
+            <w:lang w:val="zh_TW" w:bidi="zh_TW"/>
+          </w:rPr>
+          <w:rPr>
+            <w:color w:val="0000EE"/>
+            <w:u w:val="single"/>
+          </w:rPr>
+          <w:t>利13–14</w:t>
+        </w:r>
+      </w:hyperlink>
+      <w:r>
+        <w:rPr>
+          <w:lang w:val="zh_TW" w:bidi="zh_TW"/>
+        </w:rPr>
+        <w:t>）。乃縵的故事提到痲瘋的不潔（</w:t>
+      </w:r>
+      <w:hyperlink r:id="rId35">
+        <w:r>
+          <w:rPr>
+            <w:lang w:val="zh_TW" w:bidi="zh_TW"/>
+          </w:rPr>
+          <w:rPr>
+            <w:color w:val="0000EE"/>
+            <w:u w:val="single"/>
+          </w:rPr>
+          <w:t>王下5:1–14</w:t>
+        </w:r>
+      </w:hyperlink>
+      <w:r>
+        <w:rPr>
+          <w:lang w:val="zh_TW" w:bidi="zh_TW"/>
+        </w:rPr>
+        <w:t>）。福音書中多次提到痲瘋病人（例如，</w:t>
+      </w:r>
+      <w:hyperlink r:id="rId36">
+        <w:r>
+          <w:rPr>
+            <w:lang w:val="zh_TW" w:bidi="zh_TW"/>
+          </w:rPr>
+          <w:rPr>
+            <w:color w:val="0000EE"/>
+            <w:u w:val="single"/>
+          </w:rPr>
+          <w:t>太8:1–4</w:t>
+        </w:r>
+      </w:hyperlink>
+      <w:r>
+        <w:rPr>
+          <w:lang w:val="zh_TW" w:bidi="zh_TW"/>
+        </w:rPr>
+        <w:t>，</w:t>
+      </w:r>
+      <w:hyperlink r:id="rId37">
+        <w:r>
+          <w:rPr>
+            <w:lang w:val="zh_TW" w:bidi="zh_TW"/>
+          </w:rPr>
+          <w:rPr>
+            <w:color w:val="0000EE"/>
+            <w:u w:val="single"/>
+          </w:rPr>
+          <w:t>10:8</w:t>
+        </w:r>
+      </w:hyperlink>
+      <w:r>
+        <w:rPr>
+          <w:lang w:val="zh_TW" w:bidi="zh_TW"/>
+        </w:rPr>
+        <w:t>，</w:t>
+      </w:r>
+      <w:hyperlink r:id="rId38">
+        <w:r>
+          <w:rPr>
+            <w:lang w:val="zh_TW" w:bidi="zh_TW"/>
+          </w:rPr>
+          <w:rPr>
+            <w:color w:val="0000EE"/>
+            <w:u w:val="single"/>
+          </w:rPr>
+          <w:t>11:5</w:t>
+        </w:r>
+      </w:hyperlink>
+      <w:r>
+        <w:rPr>
+          <w:lang w:val="zh_TW" w:bidi="zh_TW"/>
+        </w:rPr>
+        <w:t>；</w:t>
+      </w:r>
+      <w:hyperlink r:id="rId39">
+        <w:r>
+          <w:rPr>
+            <w:lang w:val="zh_TW" w:bidi="zh_TW"/>
+          </w:rPr>
+          <w:rPr>
+            <w:color w:val="0000EE"/>
+            <w:u w:val="single"/>
+          </w:rPr>
+          <w:t>路4:27</w:t>
+        </w:r>
+      </w:hyperlink>
+      <w:r>
+        <w:rPr>
+          <w:lang w:val="zh_TW" w:bidi="zh_TW"/>
+        </w:rPr>
+        <w:t>）。許多腫脹、潰瘍和皮疹都包括在這一範疇內，包括漢森氏病（Hansen’s disease，現代的痲瘋）。疾病的不潔還包括所有被病人接觸過的東西（</w:t>
+      </w:r>
+      <w:hyperlink r:id="rId40">
+        <w:r>
+          <w:rPr>
+            <w:lang w:val="zh_TW" w:bidi="zh_TW"/>
+          </w:rPr>
+          <w:rPr>
+            <w:color w:val="0000EE"/>
+            <w:u w:val="single"/>
+          </w:rPr>
+          <w:t>利14:33–57</w:t>
+        </w:r>
+      </w:hyperlink>
+      <w:r>
+        <w:rPr>
+          <w:lang w:val="zh_TW" w:bidi="zh_TW"/>
+        </w:rPr>
+        <w:t>）。</w:t>
+      </w:r>
+    </w:p>
+    <w:p>
+      <w:pPr>
+        <w:pStyle w:val="ListNumber"/>
+        <w:spacing w:line="240" w:lineRule="auto"/>
+        <w:ind w:left="720"/>
+      </w:pPr>
+      <w:r>
+        <w:rPr>
+          <w:lang w:val="zh_TW" w:bidi="zh_TW"/>
+        </w:rPr>
+      </w:r>
+      <w:r>
+        <w:rPr>
+          <w:lang w:val="zh_TW" w:bidi="zh_TW"/>
+        </w:rPr>
+        <w:t>身體排泄物是不潔的，接觸它們會使人不潔一段時間。精液的排出會導致不潔，直到晚上，無論是在性交中（</w:t>
+      </w:r>
+      <w:hyperlink r:id="rId41">
+        <w:r>
+          <w:rPr>
+            <w:lang w:val="zh_TW" w:bidi="zh_TW"/>
+          </w:rPr>
+          <w:rPr>
+            <w:color w:val="0000EE"/>
+            <w:u w:val="single"/>
+          </w:rPr>
+          <w:t>利15:16–18</w:t>
+        </w:r>
+      </w:hyperlink>
+      <w:r>
+        <w:rPr>
+          <w:lang w:val="zh_TW" w:bidi="zh_TW"/>
+        </w:rPr>
+        <w:t>）還是在夜間不經意地排出（</w:t>
+      </w:r>
+      <w:hyperlink r:id="rId42">
+        <w:r>
+          <w:rPr>
+            <w:lang w:val="zh_TW" w:bidi="zh_TW"/>
+          </w:rPr>
+          <w:rPr>
+            <w:color w:val="0000EE"/>
+            <w:u w:val="single"/>
+          </w:rPr>
+          <w:t>申23:10</w:t>
+        </w:r>
+      </w:hyperlink>
+      <w:r>
+        <w:rPr>
+          <w:lang w:val="zh_TW" w:bidi="zh_TW"/>
+        </w:rPr>
+        <w:t>）。不正常的排泄物，通常與疾病有關，在排泄停止後七天內使人不潔（</w:t>
+      </w:r>
+      <w:hyperlink r:id="rId43">
+        <w:r>
+          <w:rPr>
+            <w:lang w:val="zh_TW" w:bidi="zh_TW"/>
+          </w:rPr>
+          <w:rPr>
+            <w:color w:val="0000EE"/>
+            <w:u w:val="single"/>
+          </w:rPr>
+          <w:t>利15:1–15</w:t>
+        </w:r>
+      </w:hyperlink>
+      <w:r>
+        <w:rPr>
+          <w:lang w:val="zh_TW" w:bidi="zh_TW"/>
+        </w:rPr>
+        <w:t>）。月經也會導致不潔，並持續七天，直到其停止後（</w:t>
+      </w:r>
+      <w:hyperlink r:id="rId44">
+        <w:r>
+          <w:rPr>
+            <w:lang w:val="zh_TW" w:bidi="zh_TW"/>
+          </w:rPr>
+          <w:rPr>
+            <w:color w:val="0000EE"/>
+            <w:u w:val="single"/>
+          </w:rPr>
+          <w:t>利15:19–24</w:t>
+        </w:r>
+      </w:hyperlink>
+      <w:r>
+        <w:rPr>
+          <w:lang w:val="zh_TW" w:bidi="zh_TW"/>
+        </w:rPr>
+        <w:t>；</w:t>
+      </w:r>
+      <w:hyperlink r:id="rId45">
+        <w:r>
+          <w:rPr>
+            <w:lang w:val="zh_TW" w:bidi="zh_TW"/>
+          </w:rPr>
+          <w:rPr>
+            <w:color w:val="0000EE"/>
+            <w:u w:val="single"/>
+          </w:rPr>
+          <w:t>撒下11:4</w:t>
+        </w:r>
+      </w:hyperlink>
+      <w:r>
+        <w:rPr>
+          <w:lang w:val="zh_TW" w:bidi="zh_TW"/>
+        </w:rPr>
+        <w:t>）。在此期間的性行為使雙方都不潔（</w:t>
+      </w:r>
+      <w:hyperlink r:id="rId44">
+        <w:r>
+          <w:rPr>
+            <w:lang w:val="zh_TW" w:bidi="zh_TW"/>
+          </w:rPr>
+          <w:rPr>
+            <w:color w:val="0000EE"/>
+            <w:u w:val="single"/>
+          </w:rPr>
+          <w:t>利15:19–24</w:t>
+        </w:r>
+      </w:hyperlink>
+      <w:r>
+        <w:rPr>
+          <w:lang w:val="zh_TW" w:bidi="zh_TW"/>
+        </w:rPr>
+        <w:t>，</w:t>
+      </w:r>
+      <w:hyperlink r:id="rId46">
+        <w:r>
+          <w:rPr>
+            <w:lang w:val="zh_TW" w:bidi="zh_TW"/>
+          </w:rPr>
+          <w:rPr>
+            <w:color w:val="0000EE"/>
+            <w:u w:val="single"/>
+          </w:rPr>
+          <w:t>20:18</w:t>
+        </w:r>
+      </w:hyperlink>
+      <w:r>
+        <w:rPr>
+          <w:lang w:val="zh_TW" w:bidi="zh_TW"/>
+        </w:rPr>
+        <w:t>）。接觸不潔之人的唾液會使人不潔一整天（</w:t>
+      </w:r>
+      <w:hyperlink r:id="rId47">
+        <w:r>
+          <w:rPr>
+            <w:lang w:val="zh_TW" w:bidi="zh_TW"/>
+          </w:rPr>
+          <w:rPr>
+            <w:color w:val="0000EE"/>
+            <w:u w:val="single"/>
+          </w:rPr>
+          <w:t>15:8</w:t>
+        </w:r>
+      </w:hyperlink>
+      <w:r>
+        <w:rPr>
+          <w:lang w:val="zh_TW" w:bidi="zh_TW"/>
+        </w:rPr>
+        <w:t>）。</w:t>
+      </w:r>
+    </w:p>
+    <w:p>
+      <w:pPr>
+        <w:pStyle w:val="ListNumber"/>
+        <w:spacing w:line="240" w:lineRule="auto"/>
+        <w:ind w:left="720"/>
+      </w:pPr>
+      <w:r>
+        <w:rPr>
+          <w:lang w:val="zh_TW" w:bidi="zh_TW"/>
+        </w:rPr>
+      </w:r>
+      <w:r>
+        <w:rPr>
+          <w:lang w:val="zh_TW" w:bidi="zh_TW"/>
+        </w:rPr>
+        <w:t>死屍，甚至是屍體的一部分，例如骨頭，都會導致不潔（</w:t>
+      </w:r>
+      <w:hyperlink r:id="rId48">
+        <w:r>
+          <w:rPr>
+            <w:lang w:val="zh_TW" w:bidi="zh_TW"/>
+          </w:rPr>
+          <w:rPr>
+            <w:color w:val="0000EE"/>
+            <w:u w:val="single"/>
+          </w:rPr>
+          <w:t>民19:16</w:t>
+        </w:r>
+      </w:hyperlink>
+      <w:r>
+        <w:rPr>
+          <w:lang w:val="zh_TW" w:bidi="zh_TW"/>
+        </w:rPr>
+        <w:t>）。觸摸死屍的人會不潔一個月，且只能在這段期間結束後，他們才可以守他們自己的逾越節，如果他們錯過了之前的節期（</w:t>
+      </w:r>
+      <w:hyperlink r:id="rId49">
+        <w:r>
+          <w:rPr>
+            <w:lang w:val="zh_TW" w:bidi="zh_TW"/>
+          </w:rPr>
+          <w:rPr>
+            <w:color w:val="0000EE"/>
+            <w:u w:val="single"/>
+          </w:rPr>
+          <w:t>9:6–11</w:t>
+        </w:r>
+      </w:hyperlink>
+      <w:r>
+        <w:rPr>
+          <w:lang w:val="zh_TW" w:bidi="zh_TW"/>
+        </w:rPr>
+        <w:t>）。大祭司因其特殊的禮儀責任，甚至不能埋葬自己的父母（</w:t>
+      </w:r>
+      <w:hyperlink r:id="rId50">
+        <w:r>
+          <w:rPr>
+            <w:lang w:val="zh_TW" w:bidi="zh_TW"/>
+          </w:rPr>
+          <w:rPr>
+            <w:color w:val="0000EE"/>
+            <w:u w:val="single"/>
+          </w:rPr>
+          <w:t>利21:10–11</w:t>
         </w:r>
       </w:hyperlink>
       <w:r>
@@ -452,16 +1276,16 @@
         </w:rPr>
         <w:t>；參</w:t>
       </w:r>
-      <w:hyperlink r:id="rId23">
-        <w:r>
-          <w:rPr>
-            <w:lang w:val="zh_TW" w:bidi="zh_TW"/>
-          </w:rPr>
-          <w:rPr>
-            <w:color w:val="0000EE"/>
-            <w:u w:val="single"/>
-          </w:rPr>
-          <w:t>尼9:12</w:t>
+      <w:hyperlink r:id="rId51">
+        <w:r>
+          <w:rPr>
+            <w:lang w:val="zh_TW" w:bidi="zh_TW"/>
+          </w:rPr>
+          <w:rPr>
+            <w:color w:val="0000EE"/>
+            <w:u w:val="single"/>
+          </w:rPr>
+          <w:t>民6:6–7</w:t>
         </w:r>
       </w:hyperlink>
       <w:r>
@@ -470,28 +1294,34 @@
         </w:rPr>
         <w:t>；</w:t>
       </w:r>
-      <w:hyperlink r:id="rId24">
-        <w:r>
-          <w:rPr>
-            <w:lang w:val="zh_TW" w:bidi="zh_TW"/>
-          </w:rPr>
-          <w:rPr>
-            <w:color w:val="0000EE"/>
-            <w:u w:val="single"/>
-          </w:rPr>
-          <w:t>詩78:14，</w:t>
-        </w:r>
-      </w:hyperlink>
-      <w:hyperlink r:id="rId25">
-        <w:r>
-          <w:rPr>
-            <w:lang w:val="zh_TW" w:bidi="zh_TW"/>
-          </w:rPr>
-          <w:rPr>
-            <w:color w:val="0000EE"/>
-            <w:u w:val="single"/>
-          </w:rPr>
-          <w:t>105:39</w:t>
+      <w:hyperlink r:id="rId52">
+        <w:r>
+          <w:rPr>
+            <w:lang w:val="zh_TW" w:bidi="zh_TW"/>
+          </w:rPr>
+          <w:rPr>
+            <w:color w:val="0000EE"/>
+            <w:u w:val="single"/>
+          </w:rPr>
+          <w:t>該2:13</w:t>
+        </w:r>
+      </w:hyperlink>
+      <w:r>
+        <w:rPr>
+          <w:lang w:val="zh_TW" w:bidi="zh_TW"/>
+        </w:rPr>
+        <w:t>；</w:t>
+      </w:r>
+      <w:hyperlink r:id="rId53">
+        <w:r>
+          <w:rPr>
+            <w:lang w:val="zh_TW" w:bidi="zh_TW"/>
+          </w:rPr>
+          <w:rPr>
+            <w:color w:val="0000EE"/>
+            <w:u w:val="single"/>
+          </w:rPr>
+          <w:t>太23:27</w:t>
         </w:r>
       </w:hyperlink>
       <w:r>
@@ -502,6 +1332,215 @@
       </w:r>
     </w:p>
     <w:p>
+      <w:pPr>
+        <w:pStyle w:val="ListNumber"/>
+        <w:spacing w:line="240" w:lineRule="auto"/>
+        <w:ind w:left="720"/>
+      </w:pPr>
+      <w:r>
+        <w:rPr>
+          <w:lang w:val="zh_TW" w:bidi="zh_TW"/>
+        </w:rPr>
+      </w:r>
+      <w:r>
+        <w:rPr>
+          <w:lang w:val="zh_TW" w:bidi="zh_TW"/>
+        </w:rPr>
+        <w:t>拜偶像是最大屬靈不潔的源頭。以色列全國因拜偶像而污穢（</w:t>
+      </w:r>
+      <w:hyperlink r:id="rId54">
+        <w:r>
+          <w:rPr>
+            <w:lang w:val="zh_TW" w:bidi="zh_TW"/>
+          </w:rPr>
+          <w:rPr>
+            <w:color w:val="0000EE"/>
+            <w:u w:val="single"/>
+          </w:rPr>
+          <w:t>詩106:38</w:t>
+        </w:r>
+      </w:hyperlink>
+      <w:r>
+        <w:rPr>
+          <w:lang w:val="zh_TW" w:bidi="zh_TW"/>
+        </w:rPr>
+        <w:t>；</w:t>
+      </w:r>
+      <w:hyperlink r:id="rId55">
+        <w:r>
+          <w:rPr>
+            <w:lang w:val="zh_TW" w:bidi="zh_TW"/>
+          </w:rPr>
+          <w:rPr>
+            <w:color w:val="0000EE"/>
+            <w:u w:val="single"/>
+          </w:rPr>
+          <w:t>賽30:22</w:t>
+        </w:r>
+      </w:hyperlink>
+      <w:r>
+        <w:rPr>
+          <w:lang w:val="zh_TW" w:bidi="zh_TW"/>
+        </w:rPr>
+        <w:t>；</w:t>
+      </w:r>
+      <w:hyperlink r:id="rId56">
+        <w:r>
+          <w:rPr>
+            <w:lang w:val="zh_TW" w:bidi="zh_TW"/>
+          </w:rPr>
+          <w:rPr>
+            <w:color w:val="0000EE"/>
+            <w:u w:val="single"/>
+          </w:rPr>
+          <w:t>結36:25</w:t>
+        </w:r>
+      </w:hyperlink>
+      <w:r>
+        <w:rPr>
+          <w:lang w:val="zh_TW" w:bidi="zh_TW"/>
+        </w:rPr>
+        <w:t>），外邦人也是如此（</w:t>
+      </w:r>
+      <w:hyperlink r:id="rId57">
+        <w:r>
+          <w:rPr>
+            <w:lang w:val="zh_TW" w:bidi="zh_TW"/>
+          </w:rPr>
+          <w:rPr>
+            <w:color w:val="0000EE"/>
+            <w:u w:val="single"/>
+          </w:rPr>
+          <w:t>耶43:12</w:t>
+        </w:r>
+      </w:hyperlink>
+      <w:r>
+        <w:rPr>
+          <w:lang w:val="zh_TW" w:bidi="zh_TW"/>
+        </w:rPr>
+        <w:t>）。因此，與外邦人接觸被認為會造成不潔。但福音的普世性挑戰了這種信念（例如，</w:t>
+      </w:r>
+      <w:hyperlink r:id="rId58">
+        <w:r>
+          <w:rPr>
+            <w:lang w:val="zh_TW" w:bidi="zh_TW"/>
+          </w:rPr>
+          <w:rPr>
+            <w:color w:val="0000EE"/>
+            <w:u w:val="single"/>
+          </w:rPr>
+          <w:t>約4:9</w:t>
+        </w:r>
+      </w:hyperlink>
+      <w:r>
+        <w:rPr>
+          <w:lang w:val="zh_TW" w:bidi="zh_TW"/>
+        </w:rPr>
+        <w:t>；</w:t>
+      </w:r>
+      <w:hyperlink r:id="rId59">
+        <w:r>
+          <w:rPr>
+            <w:lang w:val="zh_TW" w:bidi="zh_TW"/>
+          </w:rPr>
+          <w:rPr>
+            <w:color w:val="0000EE"/>
+            <w:u w:val="single"/>
+          </w:rPr>
+          <w:t>徒10:28</w:t>
+        </w:r>
+      </w:hyperlink>
+      <w:r>
+        <w:rPr>
+          <w:lang w:val="zh_TW" w:bidi="zh_TW"/>
+        </w:rPr>
+        <w:t>；參</w:t>
+      </w:r>
+      <w:hyperlink r:id="rId60">
+        <w:r>
+          <w:rPr>
+            <w:lang w:val="zh_TW" w:bidi="zh_TW"/>
+          </w:rPr>
+          <w:rPr>
+            <w:color w:val="0000EE"/>
+            <w:u w:val="single"/>
+          </w:rPr>
+          <w:t>加2:11–14</w:t>
+        </w:r>
+      </w:hyperlink>
+      <w:r>
+        <w:rPr>
+          <w:lang w:val="zh_TW" w:bidi="zh_TW"/>
+        </w:rPr>
+        <w:t>）。與偶像崇拜的不潔密切相關的，是由污鬼所引起的不潔（</w:t>
+      </w:r>
+      <w:hyperlink r:id="rId61">
+        <w:r>
+          <w:rPr>
+            <w:lang w:val="zh_TW" w:bidi="zh_TW"/>
+          </w:rPr>
+          <w:rPr>
+            <w:color w:val="0000EE"/>
+            <w:u w:val="single"/>
+          </w:rPr>
+          <w:t>亞13:2</w:t>
+        </w:r>
+      </w:hyperlink>
+      <w:r>
+        <w:rPr>
+          <w:lang w:val="zh_TW" w:bidi="zh_TW"/>
+        </w:rPr>
+        <w:t>；參</w:t>
+      </w:r>
+      <w:hyperlink r:id="rId62">
+        <w:r>
+          <w:rPr>
+            <w:lang w:val="zh_TW" w:bidi="zh_TW"/>
+          </w:rPr>
+          <w:rPr>
+            <w:color w:val="0000EE"/>
+            <w:u w:val="single"/>
+          </w:rPr>
+          <w:t>太10:1</w:t>
+        </w:r>
+      </w:hyperlink>
+      <w:r>
+        <w:rPr>
+          <w:lang w:val="zh_TW" w:bidi="zh_TW"/>
+        </w:rPr>
+        <w:t>；</w:t>
+      </w:r>
+      <w:hyperlink r:id="rId63">
+        <w:r>
+          <w:rPr>
+            <w:lang w:val="zh_TW" w:bidi="zh_TW"/>
+          </w:rPr>
+          <w:rPr>
+            <w:color w:val="0000EE"/>
+            <w:u w:val="single"/>
+          </w:rPr>
+          <w:t>可1:23–27</w:t>
+        </w:r>
+      </w:hyperlink>
+      <w:r>
+        <w:rPr>
+          <w:lang w:val="zh_TW" w:bidi="zh_TW"/>
+        </w:rPr>
+        <w:t>。）</w:t>
+      </w:r>
+    </w:p>
+    <w:p>
+      <w:pPr>
+        <w:pStyle w:val="Heading4"/>
+      </w:pPr>
+      <w:r>
+        <w:rPr>
+          <w:lang w:val="zh_TW" w:bidi="zh_TW"/>
+        </w:rPr>
+        <w:t>關於物品的律法</w:t>
+      </w:r>
+    </w:p>
+    <w:p>
       <w:pPr/>
       <w:r>
         <w:rPr>
@@ -512,84 +1551,2074 @@
         <w:rPr>
           <w:lang w:val="zh_TW" w:bidi="zh_TW"/>
         </w:rPr>
-        <w:t>在舊約聖經中，光常代表神的祝福。約伯說：「他將深奧的事從黑暗中彰顯， 使死蔭顯為光明」（</w:t>
-      </w:r>
-      <w:hyperlink r:id="rId26">
-        <w:r>
-          <w:rPr>
-            <w:lang w:val="zh_TW" w:bidi="zh_TW"/>
-          </w:rPr>
-          <w:rPr>
-            <w:color w:val="0000EE"/>
-            <w:u w:val="single"/>
-          </w:rPr>
-          <w:t>伯12:22</w:t>
-        </w:r>
-      </w:hyperlink>
-      <w:r>
-        <w:rPr>
-          <w:lang w:val="zh_TW" w:bidi="zh_TW"/>
-        </w:rPr>
-        <w:t>）。當約伯遭遇患難時，他記得從前神光照他的道路，使他覺得安穩（</w:t>
-      </w:r>
-      <w:hyperlink r:id="rId27">
-        <w:r>
-          <w:rPr>
-            <w:lang w:val="zh_TW" w:bidi="zh_TW"/>
-          </w:rPr>
-          <w:rPr>
-            <w:color w:val="0000EE"/>
-            <w:u w:val="single"/>
-          </w:rPr>
-          <w:t>伯29:2–3</w:t>
-        </w:r>
-      </w:hyperlink>
-      <w:r>
-        <w:rPr>
-          <w:lang w:val="zh_TW" w:bidi="zh_TW"/>
-        </w:rPr>
-        <w:t>）。約伯的朋友以利法也說，若約伯聽從他的勸告，「亮光也必照耀你的路」（</w:t>
-      </w:r>
-      <w:hyperlink r:id="rId28">
-        <w:r>
-          <w:rPr>
-            <w:lang w:val="zh_TW" w:bidi="zh_TW"/>
-          </w:rPr>
-          <w:rPr>
-            <w:color w:val="0000EE"/>
-            <w:u w:val="single"/>
-          </w:rPr>
-          <w:t>伯22:28</w:t>
-        </w:r>
-      </w:hyperlink>
-      <w:r>
-        <w:rPr>
-          <w:lang w:val="zh_TW" w:bidi="zh_TW"/>
-        </w:rPr>
-        <w:t>）。詩篇的作者同樣把神點亮他的燈視為賜福（</w:t>
-      </w:r>
-      <w:hyperlink r:id="rId29">
-        <w:r>
-          <w:rPr>
-            <w:lang w:val="zh_TW" w:bidi="zh_TW"/>
-          </w:rPr>
-          <w:rPr>
-            <w:color w:val="0000EE"/>
-            <w:u w:val="single"/>
-          </w:rPr>
-          <w:t>詩18:28，</w:t>
-        </w:r>
-      </w:hyperlink>
-      <w:hyperlink r:id="rId30">
-        <w:r>
-          <w:rPr>
-            <w:lang w:val="zh_TW" w:bidi="zh_TW"/>
-          </w:rPr>
-          <w:rPr>
-            <w:color w:val="0000EE"/>
-            <w:u w:val="single"/>
-          </w:rPr>
-          <w:t>118:27</w:t>
+        <w:t>某些律法說明了不潔就像傳染病傳播的原則。死屍會使它們所接觸的東西不潔，死去的昆蟲和某些爬行動物也是如此（</w:t>
+      </w:r>
+      <w:hyperlink r:id="rId64">
+        <w:r>
+          <w:rPr>
+            <w:lang w:val="zh_TW" w:bidi="zh_TW"/>
+          </w:rPr>
+          <w:rPr>
+            <w:color w:val="0000EE"/>
+            <w:u w:val="single"/>
+          </w:rPr>
+          <w:t>利11:29–38</w:t>
+        </w:r>
+      </w:hyperlink>
+      <w:r>
+        <w:rPr>
+          <w:lang w:val="zh_TW" w:bidi="zh_TW"/>
+        </w:rPr>
+        <w:t>）。值得注意的是，乾穀物、流動的泉水和蓄水池中的水都被明確地排除在關於污染的律法之外；否則，這將導致飢餓問題，因為在農業社區中，每天都會在穀物和水中發現死昆蟲和老鼠。不潔的陶器必須打碎，但木製器皿只需清洗（</w:t>
+      </w:r>
+      <w:hyperlink r:id="rId65">
+        <w:r>
+          <w:rPr>
+            <w:lang w:val="zh_TW" w:bidi="zh_TW"/>
+          </w:rPr>
+          <w:rPr>
+            <w:color w:val="0000EE"/>
+            <w:u w:val="single"/>
+          </w:rPr>
+          <w:t>利15:12</w:t>
+        </w:r>
+      </w:hyperlink>
+      <w:r>
+        <w:rPr>
+          <w:lang w:val="zh_TW" w:bidi="zh_TW"/>
+        </w:rPr>
+        <w:t>）。甚至在房屋中有人死亡，未覆蓋的鍋也會變得不潔（</w:t>
+      </w:r>
+      <w:hyperlink r:id="rId66">
+        <w:r>
+          <w:rPr>
+            <w:lang w:val="zh_TW" w:bidi="zh_TW"/>
+          </w:rPr>
+          <w:rPr>
+            <w:color w:val="0000EE"/>
+            <w:u w:val="single"/>
+          </w:rPr>
+          <w:t>民19:15</w:t>
+        </w:r>
+      </w:hyperlink>
+      <w:r>
+        <w:rPr>
+          <w:lang w:val="zh_TW" w:bidi="zh_TW"/>
+        </w:rPr>
+        <w:t>），每個進入房子的人都變得不潔淨。</w:t>
+      </w:r>
+    </w:p>
+    <w:p>
+      <w:pPr/>
+      <w:r>
+        <w:rPr>
+          <w:lang w:val="zh_TW" w:bidi="zh_TW"/>
+        </w:rPr>
+      </w:r>
+      <w:r>
+        <w:rPr>
+          <w:lang w:val="zh_TW" w:bidi="zh_TW"/>
+        </w:rPr>
+        <w:t>由於外邦人的財物與偶像崇拜有關，而被認為是不潔的；因此，戰爭中獲得的戰利品必須用火或水潔淨（</w:t>
+      </w:r>
+      <w:hyperlink r:id="rId67">
+        <w:r>
+          <w:rPr>
+            <w:lang w:val="zh_TW" w:bidi="zh_TW"/>
+          </w:rPr>
+          <w:rPr>
+            <w:color w:val="0000EE"/>
+            <w:u w:val="single"/>
+          </w:rPr>
+          <w:t>民31:21–24</w:t>
+        </w:r>
+      </w:hyperlink>
+      <w:r>
+        <w:rPr>
+          <w:lang w:val="zh_TW" w:bidi="zh_TW"/>
+        </w:rPr>
+        <w:t>）。羊毛、麻布或皮革的衣物也可能會從患病的人身上染上不潔的「痲瘋病」，這些衣物必須經過檢查。如果痲瘋病的斑點（綠色或紅色的斑塊）在檢查期後擴散，這些衣物必須被燒毀（</w:t>
+      </w:r>
+      <w:hyperlink r:id="rId68">
+        <w:r>
+          <w:rPr>
+            <w:lang w:val="zh_TW" w:bidi="zh_TW"/>
+          </w:rPr>
+          <w:rPr>
+            <w:color w:val="0000EE"/>
+            <w:u w:val="single"/>
+          </w:rPr>
+          <w:t>利13:47–59</w:t>
+        </w:r>
+      </w:hyperlink>
+      <w:r>
+        <w:rPr>
+          <w:lang w:val="zh_TW" w:bidi="zh_TW"/>
+        </w:rPr>
+        <w:t>，</w:t>
+      </w:r>
+      <w:hyperlink r:id="rId69">
+        <w:r>
+          <w:rPr>
+            <w:lang w:val="zh_TW" w:bidi="zh_TW"/>
+          </w:rPr>
+          <w:rPr>
+            <w:color w:val="0000EE"/>
+            <w:u w:val="single"/>
+          </w:rPr>
+          <w:t>14:33–53</w:t>
+        </w:r>
+      </w:hyperlink>
+      <w:r>
+        <w:rPr>
+          <w:lang w:val="zh_TW" w:bidi="zh_TW"/>
+        </w:rPr>
+        <w:t>）。</w:t>
+      </w:r>
+    </w:p>
+    <w:p>
+      <w:pPr>
+        <w:pStyle w:val="Heading4"/>
+      </w:pPr>
+      <w:r>
+        <w:rPr>
+          <w:lang w:val="zh_TW" w:bidi="zh_TW"/>
+        </w:rPr>
+        <w:t>關於地方的律法</w:t>
+      </w:r>
+    </w:p>
+    <w:p>
+      <w:pPr/>
+      <w:r>
+        <w:rPr>
+          <w:lang w:val="zh_TW" w:bidi="zh_TW"/>
+        </w:rPr>
+      </w:r>
+      <w:r>
+        <w:rPr>
+          <w:lang w:val="zh_TW" w:bidi="zh_TW"/>
+        </w:rPr>
+        <w:t>以色列的土地和百姓都是聖潔的；他們可能因經濟壓迫或崇拜偶像的不潔而被玷污（</w:t>
+      </w:r>
+      <w:hyperlink r:id="rId70">
+        <w:r>
+          <w:rPr>
+            <w:lang w:val="zh_TW" w:bidi="zh_TW"/>
+          </w:rPr>
+          <w:rPr>
+            <w:color w:val="0000EE"/>
+            <w:u w:val="single"/>
+          </w:rPr>
+          <w:t>書22:17–19</w:t>
+        </w:r>
+      </w:hyperlink>
+      <w:r>
+        <w:rPr>
+          <w:lang w:val="zh_TW" w:bidi="zh_TW"/>
+        </w:rPr>
+        <w:t>；</w:t>
+      </w:r>
+      <w:hyperlink r:id="rId71">
+        <w:r>
+          <w:rPr>
+            <w:lang w:val="zh_TW" w:bidi="zh_TW"/>
+          </w:rPr>
+          <w:rPr>
+            <w:color w:val="0000EE"/>
+            <w:u w:val="single"/>
+          </w:rPr>
+          <w:t>耶13:27</w:t>
+        </w:r>
+      </w:hyperlink>
+      <w:r>
+        <w:rPr>
+          <w:lang w:val="zh_TW" w:bidi="zh_TW"/>
+        </w:rPr>
+        <w:t>）。耶路撒冷是一座聖城，但它可以因其居民的罪而被玷污（</w:t>
+      </w:r>
+      <w:hyperlink r:id="rId72">
+        <w:r>
+          <w:rPr>
+            <w:lang w:val="zh_TW" w:bidi="zh_TW"/>
+          </w:rPr>
+          <w:rPr>
+            <w:color w:val="0000EE"/>
+            <w:u w:val="single"/>
+          </w:rPr>
+          <w:t>結22:2–4</w:t>
+        </w:r>
+      </w:hyperlink>
+      <w:r>
+        <w:rPr>
+          <w:lang w:val="zh_TW" w:bidi="zh_TW"/>
+        </w:rPr>
+        <w:t>；</w:t>
+      </w:r>
+      <w:hyperlink r:id="rId73">
+        <w:r>
+          <w:rPr>
+            <w:lang w:val="zh_TW" w:bidi="zh_TW"/>
+          </w:rPr>
+          <w:rPr>
+            <w:color w:val="0000EE"/>
+            <w:u w:val="single"/>
+          </w:rPr>
+          <w:t>哀1:8</w:t>
+        </w:r>
+      </w:hyperlink>
+      <w:r>
+        <w:rPr>
+          <w:lang w:val="zh_TW" w:bidi="zh_TW"/>
+        </w:rPr>
+        <w:t>）或被屠殺居民的血而被玷污（</w:t>
+      </w:r>
+      <w:hyperlink r:id="rId74">
+        <w:r>
+          <w:rPr>
+            <w:lang w:val="zh_TW" w:bidi="zh_TW"/>
+          </w:rPr>
+          <w:rPr>
+            <w:color w:val="0000EE"/>
+            <w:u w:val="single"/>
+          </w:rPr>
+          <w:t>哀4:15</w:t>
+        </w:r>
+      </w:hyperlink>
+      <w:r>
+        <w:rPr>
+          <w:lang w:val="zh_TW" w:bidi="zh_TW"/>
+        </w:rPr>
+        <w:t>）。</w:t>
+      </w:r>
+    </w:p>
+    <w:p>
+      <w:pPr/>
+      <w:r>
+        <w:rPr>
+          <w:lang w:val="zh_TW" w:bidi="zh_TW"/>
+        </w:rPr>
+      </w:r>
+      <w:r>
+        <w:rPr>
+          <w:lang w:val="zh_TW" w:bidi="zh_TW"/>
+        </w:rPr>
+        <w:t>聖殿可能被不潔的人玷污。在亞哈斯進行偶像崇拜後，希西家必須潔淨聖殿（</w:t>
+      </w:r>
+      <w:hyperlink r:id="rId75">
+        <w:r>
+          <w:rPr>
+            <w:lang w:val="zh_TW" w:bidi="zh_TW"/>
+          </w:rPr>
+          <w:rPr>
+            <w:color w:val="0000EE"/>
+            <w:u w:val="single"/>
+          </w:rPr>
+          <w:t>代下29:15–19</w:t>
+        </w:r>
+      </w:hyperlink>
+      <w:r>
+        <w:rPr>
+          <w:lang w:val="zh_TW" w:bidi="zh_TW"/>
+        </w:rPr>
+        <w:t>）；尼希米則必須潔淨多比雅曾住過的房間（</w:t>
+      </w:r>
+      <w:hyperlink r:id="rId76">
+        <w:r>
+          <w:rPr>
+            <w:lang w:val="zh_TW" w:bidi="zh_TW"/>
+          </w:rPr>
+          <w:rPr>
+            <w:color w:val="0000EE"/>
+            <w:u w:val="single"/>
+          </w:rPr>
+          <w:t>尼13:9</w:t>
+        </w:r>
+      </w:hyperlink>
+      <w:r>
+        <w:rPr>
+          <w:lang w:val="zh_TW" w:bidi="zh_TW"/>
+        </w:rPr>
+        <w:t>）。贖罪日的一個功能，是清除以色列人過去一年中因其所犯的罪，而轉移到聖殿的污穢（</w:t>
+      </w:r>
+      <w:hyperlink r:id="rId77">
+        <w:r>
+          <w:rPr>
+            <w:lang w:val="zh_TW" w:bidi="zh_TW"/>
+          </w:rPr>
+          <w:rPr>
+            <w:color w:val="0000EE"/>
+            <w:u w:val="single"/>
+          </w:rPr>
+          <w:t>利16:16–19</w:t>
+        </w:r>
+      </w:hyperlink>
+      <w:r>
+        <w:rPr>
+          <w:lang w:val="zh_TW" w:bidi="zh_TW"/>
+        </w:rPr>
+        <w:t>、</w:t>
+      </w:r>
+      <w:hyperlink r:id="rId78">
+        <w:r>
+          <w:rPr>
+            <w:lang w:val="zh_TW" w:bidi="zh_TW"/>
+          </w:rPr>
+          <w:rPr>
+            <w:color w:val="0000EE"/>
+            <w:u w:val="single"/>
+          </w:rPr>
+          <w:t>31–33</w:t>
+        </w:r>
+      </w:hyperlink>
+      <w:r>
+        <w:rPr>
+          <w:lang w:val="zh_TW" w:bidi="zh_TW"/>
+        </w:rPr>
+        <w:t>）。</w:t>
+      </w:r>
+    </w:p>
+    <w:p>
+      <w:pPr/>
+      <w:r>
+        <w:rPr>
+          <w:lang w:val="zh_TW" w:bidi="zh_TW"/>
+        </w:rPr>
+      </w:r>
+      <w:r>
+        <w:rPr>
+          <w:lang w:val="zh_TW" w:bidi="zh_TW"/>
+        </w:rPr>
+        <w:t>痲瘋病人的房子拆毀後的碎片會被送到不潔的地方（</w:t>
+      </w:r>
+      <w:hyperlink r:id="rId79">
+        <w:r>
+          <w:rPr>
+            <w:lang w:val="zh_TW" w:bidi="zh_TW"/>
+          </w:rPr>
+          <w:rPr>
+            <w:color w:val="0000EE"/>
+            <w:u w:val="single"/>
+          </w:rPr>
+          <w:t>利14:45</w:t>
+        </w:r>
+      </w:hyperlink>
+      <w:r>
+        <w:rPr>
+          <w:lang w:val="zh_TW" w:bidi="zh_TW"/>
+        </w:rPr>
+        <w:t>）。欣嫩谷在後來的年代成為耶路撒冷的垃圾場，這形成新約末世論中「地獄（Gehenna）」的意象，視為永恆懲罰之地。由於以色列的營地是聖潔的地方，必須謹慎將人類的排泄物埋在營地的外面（</w:t>
+      </w:r>
+      <w:hyperlink r:id="rId80">
+        <w:r>
+          <w:rPr>
+            <w:lang w:val="zh_TW" w:bidi="zh_TW"/>
+          </w:rPr>
+          <w:rPr>
+            <w:color w:val="0000EE"/>
+            <w:u w:val="single"/>
+          </w:rPr>
+          <w:t>申23:12–14</w:t>
+        </w:r>
+      </w:hyperlink>
+      <w:r>
+        <w:rPr>
+          <w:lang w:val="zh_TW" w:bidi="zh_TW"/>
+        </w:rPr>
+        <w:t>）。在軍事行動中，這一簡單措施，尤其在預防疾病方面的重要性，則不容忽視，因為瘟疫是古代軍隊中的一大災難。</w:t>
+      </w:r>
+    </w:p>
+    <w:p>
+      <w:pPr>
+        <w:pStyle w:val="Heading4"/>
+      </w:pPr>
+      <w:r>
+        <w:rPr>
+          <w:lang w:val="zh_TW" w:bidi="zh_TW"/>
+        </w:rPr>
+        <w:t>關於食物的律法</w:t>
+      </w:r>
+    </w:p>
+    <w:p>
+      <w:pPr/>
+      <w:r>
+        <w:rPr>
+          <w:lang w:val="zh_TW" w:bidi="zh_TW"/>
+        </w:rPr>
+      </w:r>
+      <w:r>
+        <w:rPr>
+          <w:lang w:val="zh_TW" w:bidi="zh_TW"/>
+        </w:rPr>
+        <w:t>某些種類的動物是不潔的，因此不能食用（</w:t>
+      </w:r>
+      <w:hyperlink r:id="rId81">
+        <w:r>
+          <w:rPr>
+            <w:lang w:val="zh_TW" w:bidi="zh_TW"/>
+          </w:rPr>
+          <w:rPr>
+            <w:color w:val="0000EE"/>
+            <w:u w:val="single"/>
+          </w:rPr>
+          <w:t>利11章</w:t>
+        </w:r>
+      </w:hyperlink>
+      <w:r>
+        <w:rPr>
+          <w:lang w:val="zh_TW" w:bidi="zh_TW"/>
+        </w:rPr>
+        <w:t>；</w:t>
+      </w:r>
+      <w:hyperlink r:id="rId32">
+        <w:r>
+          <w:rPr>
+            <w:lang w:val="zh_TW" w:bidi="zh_TW"/>
+          </w:rPr>
+          <w:rPr>
+            <w:color w:val="0000EE"/>
+            <w:u w:val="single"/>
+          </w:rPr>
+          <w:t>申14:3–21</w:t>
+        </w:r>
+      </w:hyperlink>
+      <w:r>
+        <w:rPr>
+          <w:lang w:val="zh_TW" w:bidi="zh_TW"/>
+        </w:rPr>
+        <w:t>）。因年老、疾病或受傷而死亡的動物，或被掠食者咬傷的動物，都是不潔的。不反芻或無分蹄的動物是不潔的，這包括豬、駱駝、獾和兔子等。以色列人只能吃有鰭和鱗的魚。猛禽和食腐動物是不潔的。除了會跳的昆蟲（蝗蟲、蚱蜢和蟋蟀）以外，所有有翅膀的昆蟲都是不潔的。一大類的「爬行性動物」也被禁止食用，包括蠕蟲、蜥蜴、蛇、黃鼠狼和老鼠。除此之外，還有古老的禁止吃血的禁令（</w:t>
+      </w:r>
+      <w:hyperlink r:id="rId82">
+        <w:r>
+          <w:rPr>
+            <w:lang w:val="zh_TW" w:bidi="zh_TW"/>
+          </w:rPr>
+          <w:rPr>
+            <w:color w:val="0000EE"/>
+            <w:u w:val="single"/>
+          </w:rPr>
+          <w:t>創9:4</w:t>
+        </w:r>
+      </w:hyperlink>
+      <w:r>
+        <w:rPr>
+          <w:lang w:val="zh_TW" w:bidi="zh_TW"/>
+        </w:rPr>
+        <w:t>；</w:t>
+      </w:r>
+      <w:hyperlink r:id="rId83">
+        <w:r>
+          <w:rPr>
+            <w:lang w:val="zh_TW" w:bidi="zh_TW"/>
+          </w:rPr>
+          <w:rPr>
+            <w:color w:val="0000EE"/>
+            <w:u w:val="single"/>
+          </w:rPr>
+          <w:t>利17:14–15</w:t>
+        </w:r>
+      </w:hyperlink>
+      <w:r>
+        <w:rPr>
+          <w:lang w:val="zh_TW" w:bidi="zh_TW"/>
+        </w:rPr>
+        <w:t>；</w:t>
+      </w:r>
+      <w:hyperlink r:id="rId84">
+        <w:r>
+          <w:rPr>
+            <w:lang w:val="zh_TW" w:bidi="zh_TW"/>
+          </w:rPr>
+          <w:rPr>
+            <w:color w:val="0000EE"/>
+            <w:u w:val="single"/>
+          </w:rPr>
+          <w:t>申12:16–23</w:t>
+        </w:r>
+      </w:hyperlink>
+      <w:r>
+        <w:rPr>
+          <w:lang w:val="zh_TW" w:bidi="zh_TW"/>
+        </w:rPr>
+        <w:t>；</w:t>
+      </w:r>
+      <w:hyperlink r:id="rId33">
+        <w:r>
+          <w:rPr>
+            <w:lang w:val="zh_TW" w:bidi="zh_TW"/>
+          </w:rPr>
+          <w:rPr>
+            <w:color w:val="0000EE"/>
+            <w:u w:val="single"/>
+          </w:rPr>
+          <w:t>徒15:28–29</w:t>
+        </w:r>
+      </w:hyperlink>
+      <w:r>
+        <w:rPr>
+          <w:lang w:val="zh_TW" w:bidi="zh_TW"/>
+        </w:rPr>
+        <w:t>）。</w:t>
+      </w:r>
+    </w:p>
+    <w:p>
+      <w:pPr>
+        <w:pStyle w:val="Heading3"/>
+      </w:pPr>
+      <w:r>
+        <w:rPr>
+          <w:lang w:val="zh_TW" w:bidi="zh_TW"/>
+        </w:rPr>
+        <w:t>潔淨禮儀</w:t>
+      </w:r>
+    </w:p>
+    <w:p>
+      <w:pPr>
+        <w:pStyle w:val="Heading4"/>
+      </w:pPr>
+      <w:r>
+        <w:rPr>
+          <w:lang w:val="zh_TW" w:bidi="zh_TW"/>
+        </w:rPr>
+        <w:t>藉由經過的時間潔淨</w:t>
+      </w:r>
+    </w:p>
+    <w:p>
+      <w:pPr/>
+      <w:r>
+        <w:rPr>
+          <w:lang w:val="zh_TW" w:bidi="zh_TW"/>
+        </w:rPr>
+      </w:r>
+      <w:r>
+        <w:rPr>
+          <w:lang w:val="zh_TW" w:bidi="zh_TW"/>
+        </w:rPr>
+        <w:t>次要的不潔通常可以通過等到晚上消除（</w:t>
+      </w:r>
+      <w:hyperlink r:id="rId85">
+        <w:r>
+          <w:rPr>
+            <w:lang w:val="zh_TW" w:bidi="zh_TW"/>
+          </w:rPr>
+          <w:rPr>
+            <w:color w:val="0000EE"/>
+            <w:u w:val="single"/>
+          </w:rPr>
+          <w:t>利11:24</w:t>
+        </w:r>
+      </w:hyperlink>
+      <w:r>
+        <w:rPr>
+          <w:lang w:val="zh_TW" w:bidi="zh_TW"/>
+        </w:rPr>
+        <w:t>），或等待七天、十四天、四十天或八十天。死屍所接觸的東西會不潔七天（</w:t>
+      </w:r>
+      <w:hyperlink r:id="rId86">
+        <w:r>
+          <w:rPr>
+            <w:lang w:val="zh_TW" w:bidi="zh_TW"/>
+          </w:rPr>
+          <w:rPr>
+            <w:color w:val="0000EE"/>
+            <w:u w:val="single"/>
+          </w:rPr>
+          <w:t>民19:11</w:t>
+        </w:r>
+      </w:hyperlink>
+      <w:r>
+        <w:rPr>
+          <w:lang w:val="zh_TW" w:bidi="zh_TW"/>
+        </w:rPr>
+        <w:t>），月經也是如此（</w:t>
+      </w:r>
+      <w:hyperlink r:id="rId87">
+        <w:r>
+          <w:rPr>
+            <w:lang w:val="zh_TW" w:bidi="zh_TW"/>
+          </w:rPr>
+          <w:rPr>
+            <w:color w:val="0000EE"/>
+            <w:u w:val="single"/>
+          </w:rPr>
+          <w:t>利15:19</w:t>
+        </w:r>
+      </w:hyperlink>
+      <w:r>
+        <w:rPr>
+          <w:lang w:val="zh_TW" w:bidi="zh_TW"/>
+        </w:rPr>
+        <w:t>）。當孩子出生時，對於男嬰而言，母親的不潔狀況會持續七天，對於女嬰則持續十四天。在此之後，母親還需再等三十三天（若生男嬰）或六十六天（若生女嬰）才能接觸任何聖物。</w:t>
+      </w:r>
+    </w:p>
+    <w:p>
+      <w:pPr>
+        <w:pStyle w:val="Heading4"/>
+      </w:pPr>
+      <w:r>
+        <w:rPr>
+          <w:lang w:val="zh_TW" w:bidi="zh_TW"/>
+        </w:rPr>
+        <w:t>用水潔淨</w:t>
+      </w:r>
+    </w:p>
+    <w:p>
+      <w:pPr/>
+      <w:r>
+        <w:rPr>
+          <w:lang w:val="zh_TW" w:bidi="zh_TW"/>
+        </w:rPr>
+      </w:r>
+      <w:r>
+        <w:rPr>
+          <w:lang w:val="zh_TW" w:bidi="zh_TW"/>
+        </w:rPr>
+        <w:t>接觸不潔之物，如身體排泄物，通常需要洗手和洗衣服，這通常需要等待一天的時間（</w:t>
+      </w:r>
+      <w:hyperlink r:id="rId88">
+        <w:r>
+          <w:rPr>
+            <w:lang w:val="zh_TW" w:bidi="zh_TW"/>
+          </w:rPr>
+          <w:rPr>
+            <w:color w:val="0000EE"/>
+            <w:u w:val="single"/>
+          </w:rPr>
+          <w:t>利15:5–11</w:t>
+        </w:r>
+      </w:hyperlink>
+      <w:r>
+        <w:rPr>
+          <w:lang w:val="zh_TW" w:bidi="zh_TW"/>
+        </w:rPr>
+        <w:t>）。</w:t>
+      </w:r>
+    </w:p>
+    <w:p>
+      <w:pPr>
+        <w:pStyle w:val="Heading4"/>
+      </w:pPr>
+      <w:r>
+        <w:rPr>
+          <w:lang w:val="zh_TW" w:bidi="zh_TW"/>
+        </w:rPr>
+        <w:t>用儀式性的物質來潔淨</w:t>
+      </w:r>
+    </w:p>
+    <w:p>
+      <w:pPr/>
+      <w:r>
+        <w:rPr>
+          <w:lang w:val="zh_TW" w:bidi="zh_TW"/>
+        </w:rPr>
+      </w:r>
+      <w:r>
+        <w:rPr>
+          <w:lang w:val="zh_TW" w:bidi="zh_TW"/>
+        </w:rPr>
+        <w:t>潔淨禮儀中使用的儀式性物質包括用水混合的紅母牛的灰（</w:t>
+      </w:r>
+      <w:hyperlink r:id="rId89">
+        <w:r>
+          <w:rPr>
+            <w:lang w:val="zh_TW" w:bidi="zh_TW"/>
+          </w:rPr>
+          <w:rPr>
+            <w:color w:val="0000EE"/>
+            <w:u w:val="single"/>
+          </w:rPr>
+          <w:t>民19:1–10</w:t>
+        </w:r>
+      </w:hyperlink>
+      <w:r>
+        <w:rPr>
+          <w:lang w:val="zh_TW" w:bidi="zh_TW"/>
+        </w:rPr>
+        <w:t>），以及（在痲瘋病的情況下）香柏木、朱紅色線、牛膝草和血（</w:t>
+      </w:r>
+      <w:hyperlink r:id="rId90">
+        <w:r>
+          <w:rPr>
+            <w:lang w:val="zh_TW" w:bidi="zh_TW"/>
+          </w:rPr>
+          <w:rPr>
+            <w:color w:val="0000EE"/>
+            <w:u w:val="single"/>
+          </w:rPr>
+          <w:t>利14:2–9</w:t>
+        </w:r>
+      </w:hyperlink>
+      <w:r>
+        <w:rPr>
+          <w:lang w:val="zh_TW" w:bidi="zh_TW"/>
+        </w:rPr>
+        <w:t>）。當祭壇用於潔淨儀式時，只有血是合適的，因為祭壇是為罪獻祭的地方（</w:t>
+      </w:r>
+      <w:hyperlink r:id="rId91">
+        <w:r>
+          <w:rPr>
+            <w:lang w:val="zh_TW" w:bidi="zh_TW"/>
+          </w:rPr>
+          <w:rPr>
+            <w:color w:val="0000EE"/>
+            <w:u w:val="single"/>
+          </w:rPr>
+          <w:t>利16:18–19</w:t>
+        </w:r>
+      </w:hyperlink>
+      <w:r>
+        <w:rPr>
+          <w:lang w:val="zh_TW" w:bidi="zh_TW"/>
+        </w:rPr>
+        <w:t>；</w:t>
+      </w:r>
+      <w:hyperlink r:id="rId92">
+        <w:r>
+          <w:rPr>
+            <w:lang w:val="zh_TW" w:bidi="zh_TW"/>
+          </w:rPr>
+          <w:rPr>
+            <w:color w:val="0000EE"/>
+            <w:u w:val="single"/>
+          </w:rPr>
+          <w:t>結43:20</w:t>
+        </w:r>
+      </w:hyperlink>
+      <w:r>
+        <w:rPr>
+          <w:lang w:val="zh_TW" w:bidi="zh_TW"/>
+        </w:rPr>
+        <w:t>）。</w:t>
+      </w:r>
+    </w:p>
+    <w:p>
+      <w:pPr>
+        <w:pStyle w:val="Heading4"/>
+      </w:pPr>
+      <w:r>
+        <w:rPr>
+          <w:lang w:val="zh_TW" w:bidi="zh_TW"/>
+        </w:rPr>
+        <w:t>藉獻祭潔淨</w:t>
+      </w:r>
+    </w:p>
+    <w:p>
+      <w:pPr/>
+      <w:r>
+        <w:rPr>
+          <w:lang w:val="zh_TW" w:bidi="zh_TW"/>
+        </w:rPr>
+      </w:r>
+      <w:r>
+        <w:rPr>
+          <w:lang w:val="zh_TW" w:bidi="zh_TW"/>
+        </w:rPr>
+        <w:t>獻祭是儀式和道德潔淨的最終來源。除了性排泄物外，所有的身體排泄物都得通過獻上斑鳩和雛鴿來潔淨（</w:t>
+      </w:r>
+      <w:hyperlink r:id="rId93">
+        <w:r>
+          <w:rPr>
+            <w:lang w:val="zh_TW" w:bidi="zh_TW"/>
+          </w:rPr>
+          <w:rPr>
+            <w:color w:val="0000EE"/>
+            <w:u w:val="single"/>
+          </w:rPr>
+          <w:t>利15:14–15、29–30</w:t>
+        </w:r>
+      </w:hyperlink>
+      <w:r>
+        <w:rPr>
+          <w:lang w:val="zh_TW" w:bidi="zh_TW"/>
+        </w:rPr>
+        <w:t>）。生育孩子則需要獻上一隻羔羊和一隻鳥（</w:t>
+      </w:r>
+      <w:hyperlink r:id="rId94">
+        <w:r>
+          <w:rPr>
+            <w:lang w:val="zh_TW" w:bidi="zh_TW"/>
+          </w:rPr>
+          <w:rPr>
+            <w:color w:val="0000EE"/>
+            <w:u w:val="single"/>
+          </w:rPr>
+          <w:t>12:6</w:t>
+        </w:r>
+      </w:hyperlink>
+      <w:r>
+        <w:rPr>
+          <w:lang w:val="zh_TW" w:bidi="zh_TW"/>
+        </w:rPr>
+        <w:t>）。窮人可以獻鳥代替動物（</w:t>
+      </w:r>
+      <w:hyperlink r:id="rId95">
+        <w:r>
+          <w:rPr>
+            <w:lang w:val="zh_TW" w:bidi="zh_TW"/>
+          </w:rPr>
+          <w:rPr>
+            <w:color w:val="0000EE"/>
+            <w:u w:val="single"/>
+          </w:rPr>
+          <w:t>利12:8</w:t>
+        </w:r>
+      </w:hyperlink>
+      <w:r>
+        <w:rPr>
+          <w:lang w:val="zh_TW" w:bidi="zh_TW"/>
+        </w:rPr>
+        <w:t>，</w:t>
+      </w:r>
+      <w:hyperlink r:id="rId96">
+        <w:r>
+          <w:rPr>
+            <w:lang w:val="zh_TW" w:bidi="zh_TW"/>
+          </w:rPr>
+          <w:rPr>
+            <w:color w:val="0000EE"/>
+            <w:u w:val="single"/>
+          </w:rPr>
+          <w:t>14:21–32</w:t>
+        </w:r>
+      </w:hyperlink>
+      <w:r>
+        <w:rPr>
+          <w:lang w:val="zh_TW" w:bidi="zh_TW"/>
+        </w:rPr>
+        <w:t>；</w:t>
+      </w:r>
+      <w:hyperlink r:id="rId97">
+        <w:r>
+          <w:rPr>
+            <w:lang w:val="zh_TW" w:bidi="zh_TW"/>
+          </w:rPr>
+          <w:rPr>
+            <w:color w:val="0000EE"/>
+            <w:u w:val="single"/>
+          </w:rPr>
+          <w:t>路2:24</w:t>
+        </w:r>
+      </w:hyperlink>
+      <w:r>
+        <w:rPr>
+          <w:lang w:val="zh_TW" w:bidi="zh_TW"/>
+        </w:rPr>
+        <w:t>）。</w:t>
+      </w:r>
+    </w:p>
+    <w:p>
+      <w:pPr/>
+      <w:r>
+        <w:rPr>
+          <w:lang w:val="zh_TW" w:bidi="zh_TW"/>
+        </w:rPr>
+      </w:r>
+      <w:r>
+        <w:rPr>
+          <w:lang w:val="zh_TW" w:bidi="zh_TW"/>
+        </w:rPr>
+        <w:t>在獻祭中，血象徵一個生命的給予，因此也象徵著經歷死亡；疾病或罪的不潔被認為轉移到祭物上，從而除去不潔（</w:t>
+      </w:r>
+      <w:hyperlink r:id="rId98">
+        <w:r>
+          <w:rPr>
+            <w:lang w:val="zh_TW" w:bidi="zh_TW"/>
+          </w:rPr>
+          <w:rPr>
+            <w:color w:val="0000EE"/>
+            <w:u w:val="single"/>
+          </w:rPr>
+          <w:t>利14:7</w:t>
+        </w:r>
+      </w:hyperlink>
+      <w:r>
+        <w:rPr>
+          <w:lang w:val="zh_TW" w:bidi="zh_TW"/>
+        </w:rPr>
+        <w:t>）。因此，獻祭中的死亡總是具有代替性。只有血祭才能提供對罪本身所需的道德潔淨；因此，這種獻祭是所有潔淨的基礎，包括對疾病的潔淨。</w:t>
+      </w:r>
+    </w:p>
+    <w:p>
+      <w:pPr>
+        <w:pStyle w:val="Heading4"/>
+      </w:pPr>
+      <w:r>
+        <w:rPr>
+          <w:lang w:val="zh_TW" w:bidi="zh_TW"/>
+        </w:rPr>
+        <w:t>用火潔淨</w:t>
+      </w:r>
+    </w:p>
+    <w:p>
+      <w:pPr/>
+      <w:r>
+        <w:rPr>
+          <w:lang w:val="zh_TW" w:bidi="zh_TW"/>
+        </w:rPr>
+      </w:r>
+      <w:r>
+        <w:rPr>
+          <w:lang w:val="zh_TW" w:bidi="zh_TW"/>
+        </w:rPr>
+        <w:t>有些污染只能用火來去除，例如金屬鍋的污染（</w:t>
+      </w:r>
+      <w:hyperlink r:id="rId99">
+        <w:r>
+          <w:rPr>
+            <w:lang w:val="zh_TW" w:bidi="zh_TW"/>
+          </w:rPr>
+          <w:rPr>
+            <w:color w:val="0000EE"/>
+            <w:u w:val="single"/>
+          </w:rPr>
+          <w:t>民31:22–23</w:t>
+        </w:r>
+      </w:hyperlink>
+      <w:r>
+        <w:rPr>
+          <w:lang w:val="zh_TW" w:bidi="zh_TW"/>
+        </w:rPr>
+        <w:t>）。亂倫不僅要處以死刑，還要焚燒屍體（</w:t>
+      </w:r>
+      <w:hyperlink r:id="rId100">
+        <w:r>
+          <w:rPr>
+            <w:lang w:val="zh_TW" w:bidi="zh_TW"/>
+          </w:rPr>
+          <w:rPr>
+            <w:color w:val="0000EE"/>
+            <w:u w:val="single"/>
+          </w:rPr>
+          <w:t>利20:14</w:t>
+        </w:r>
+      </w:hyperlink>
+      <w:r>
+        <w:rPr>
+          <w:lang w:val="zh_TW" w:bidi="zh_TW"/>
+        </w:rPr>
+        <w:t>）。偶像崇拜必須通過徹底銷毀物件和焚燒的方式來清除（</w:t>
+      </w:r>
+      <w:hyperlink r:id="rId101">
+        <w:r>
+          <w:rPr>
+            <w:lang w:val="zh_TW" w:bidi="zh_TW"/>
+          </w:rPr>
+          <w:rPr>
+            <w:color w:val="0000EE"/>
+            <w:u w:val="single"/>
+          </w:rPr>
+          <w:t>出32:20</w:t>
+        </w:r>
+      </w:hyperlink>
+      <w:r>
+        <w:rPr>
+          <w:lang w:val="zh_TW" w:bidi="zh_TW"/>
+        </w:rPr>
+        <w:t>）。奉獻給異教神祇的城也必須被焚燒。</w:t>
+      </w:r>
+    </w:p>
+    <w:p>
+      <w:pPr>
+        <w:pStyle w:val="Heading3"/>
+      </w:pPr>
+      <w:r>
+        <w:rPr>
+          <w:lang w:val="zh_TW" w:bidi="zh_TW"/>
+        </w:rPr>
+        <w:t>新約觀點</w:t>
+      </w:r>
+    </w:p>
+    <w:p>
+      <w:pPr/>
+      <w:r>
+        <w:rPr>
+          <w:lang w:val="zh_TW" w:bidi="zh_TW"/>
+        </w:rPr>
+      </w:r>
+      <w:r>
+        <w:rPr>
+          <w:lang w:val="zh_TW" w:bidi="zh_TW"/>
+        </w:rPr>
+        <w:t>新約並未否定舊約關於潔淨與不潔淨的概念，而是在新的背景下重新詮釋。它特別強調這個概念的道德意義，並將不潔與罪聯繫在一起。</w:t>
+      </w:r>
+    </w:p>
+    <w:p>
+      <w:pPr/>
+      <w:r>
+        <w:rPr>
+          <w:lang w:val="zh_TW" w:bidi="zh_TW"/>
+        </w:rPr>
+      </w:r>
+      <w:r>
+        <w:rPr>
+          <w:lang w:val="zh_TW" w:bidi="zh_TW"/>
+        </w:rPr>
+        <w:t>福音書的寫作背景是舊約律法以及法利賽人和撒都該人所添加的規條。耶穌遵守律法，但卻經常與圍繞律法而發展起來的應用上的曲解（系統）相衝突。耶穌教導說，真正的污穢來自罪人的內心，而不是外在的污染（</w:t>
+      </w:r>
+      <w:hyperlink r:id="rId102">
+        <w:r>
+          <w:rPr>
+            <w:lang w:val="zh_TW" w:bidi="zh_TW"/>
+          </w:rPr>
+          <w:rPr>
+            <w:color w:val="0000EE"/>
+            <w:u w:val="single"/>
+          </w:rPr>
+          <w:t>可7:14–23</w:t>
+        </w:r>
+      </w:hyperlink>
+      <w:r>
+        <w:rPr>
+          <w:lang w:val="zh_TW" w:bidi="zh_TW"/>
+        </w:rPr>
+        <w:t>；</w:t>
+      </w:r>
+      <w:hyperlink r:id="rId103">
+        <w:r>
+          <w:rPr>
+            <w:lang w:val="zh_TW" w:bidi="zh_TW"/>
+          </w:rPr>
+          <w:rPr>
+            <w:color w:val="0000EE"/>
+            <w:u w:val="single"/>
+          </w:rPr>
+          <w:t>路11:39–41</w:t>
+        </w:r>
+      </w:hyperlink>
+      <w:r>
+        <w:rPr>
+          <w:lang w:val="zh_TW" w:bidi="zh_TW"/>
+        </w:rPr>
+        <w:t>）。耶穌教導中的一個核心，是攻擊法利賽人的禮儀形式主義。因此，有人說耶穌將律法「內化（internalized）」。更正確的說法是耶穌強調律法對人內心生命的要求。</w:t>
+      </w:r>
+    </w:p>
+    <w:p>
+      <w:pPr/>
+      <w:r>
+        <w:rPr>
+          <w:lang w:val="zh_TW" w:bidi="zh_TW"/>
+        </w:rPr>
+      </w:r>
+      <w:r>
+        <w:rPr>
+          <w:lang w:val="zh_TW" w:bidi="zh_TW"/>
+        </w:rPr>
+        <w:t>福音書中「污鬼」這一稱謂強調鬼本質上的邪惡。事實上，「不潔淨」這個詞在福音書中總是與靈有關，這一細節說明了新約聖經把重點從儀式上的不潔轉移到罪及其罪責上。</w:t>
+      </w:r>
+    </w:p>
+    <w:p>
+      <w:pPr/>
+      <w:r>
+        <w:rPr>
+          <w:lang w:val="zh_TW" w:bidi="zh_TW"/>
+        </w:rPr>
+      </w:r>
+      <w:hyperlink r:id="rId104">
+        <w:r>
+          <w:rPr>
+            <w:lang w:val="zh_TW" w:bidi="zh_TW"/>
+          </w:rPr>
+          <w:rPr>
+            <w:color w:val="0000EE"/>
+            <w:u w:val="single"/>
+          </w:rPr>
+          <w:t>使徒行傳第十章</w:t>
+        </w:r>
+      </w:hyperlink>
+      <w:r>
+        <w:rPr>
+          <w:lang w:val="zh_TW" w:bidi="zh_TW"/>
+        </w:rPr>
+        <w:t>記載了早期教會生活中的一個重要事件，當時神教導使徒彼得，外邦人本身並非不潔，彼得有義務接納他們。這一教導的結果是使哥尼流歸信。</w:t>
+      </w:r>
+    </w:p>
+    <w:p>
+      <w:pPr/>
+      <w:r>
+        <w:rPr>
+          <w:lang w:val="zh_TW" w:bidi="zh_TW"/>
+        </w:rPr>
+      </w:r>
+      <w:r>
+        <w:rPr>
+          <w:lang w:val="zh_TW" w:bidi="zh_TW"/>
+        </w:rPr>
+        <w:t>耶穌主張不潔源自內心，這一教導在使徒保羅提出「基督裏的自由的教義」中結出果子。保羅身為一個可以自稱從未違背外在律法的法利賽人，但他後來明白沒有任何事物本身是不潔的（</w:t>
+      </w:r>
+      <w:hyperlink r:id="rId105">
+        <w:r>
+          <w:rPr>
+            <w:lang w:val="zh_TW" w:bidi="zh_TW"/>
+          </w:rPr>
+          <w:rPr>
+            <w:color w:val="0000EE"/>
+            <w:u w:val="single"/>
+          </w:rPr>
+          <w:t>羅14:14–20</w:t>
+        </w:r>
+      </w:hyperlink>
+      <w:r>
+        <w:rPr>
+          <w:lang w:val="zh_TW" w:bidi="zh_TW"/>
+        </w:rPr>
+        <w:t>）。在他的書信中，保羅表明潔淨是內心順服而來的結果，這是由重生帶來的；它是基於贖罪的潔淨能力（見</w:t>
+      </w:r>
+      <w:hyperlink r:id="rId106">
+        <w:r>
+          <w:rPr>
+            <w:lang w:val="zh_TW" w:bidi="zh_TW"/>
+          </w:rPr>
+          <w:rPr>
+            <w:color w:val="0000EE"/>
+            <w:u w:val="single"/>
+          </w:rPr>
+          <w:t>羅6:19</w:t>
+        </w:r>
+      </w:hyperlink>
+      <w:r>
+        <w:rPr>
+          <w:lang w:val="zh_TW" w:bidi="zh_TW"/>
+        </w:rPr>
+        <w:t>；</w:t>
+      </w:r>
+      <w:hyperlink r:id="rId107">
+        <w:r>
+          <w:rPr>
+            <w:lang w:val="zh_TW" w:bidi="zh_TW"/>
+          </w:rPr>
+          <w:rPr>
+            <w:color w:val="0000EE"/>
+            <w:u w:val="single"/>
+          </w:rPr>
+          <w:t>帖前2:3–4</w:t>
+        </w:r>
+      </w:hyperlink>
+      <w:r>
+        <w:rPr>
+          <w:lang w:val="zh_TW" w:bidi="zh_TW"/>
+        </w:rPr>
+        <w:t>，其中不潔是指道德上的不潔）。</w:t>
+      </w:r>
+    </w:p>
+    <w:p>
+      <w:pPr/>
+      <w:r>
+        <w:rPr>
+          <w:lang w:val="zh_TW" w:bidi="zh_TW"/>
+        </w:rPr>
+      </w:r>
+      <w:r>
+        <w:rPr>
+          <w:lang w:val="zh_TW" w:bidi="zh_TW"/>
+        </w:rPr>
+        <w:t>基督的贖罪是最終為罪及其道德結果所帶來潔淨的方式（</w:t>
+      </w:r>
+      <w:hyperlink r:id="rId108">
+        <w:r>
+          <w:rPr>
+            <w:lang w:val="zh_TW" w:bidi="zh_TW"/>
+          </w:rPr>
+          <w:rPr>
+            <w:color w:val="0000EE"/>
+            <w:u w:val="single"/>
+          </w:rPr>
+          <w:t>來9:14、22</w:t>
+        </w:r>
+      </w:hyperlink>
+      <w:r>
+        <w:rPr>
+          <w:lang w:val="zh_TW" w:bidi="zh_TW"/>
+        </w:rPr>
+        <w:t>；</w:t>
+      </w:r>
+      <w:hyperlink r:id="rId109">
+        <w:r>
+          <w:rPr>
+            <w:lang w:val="zh_TW" w:bidi="zh_TW"/>
+          </w:rPr>
+          <w:rPr>
+            <w:color w:val="0000EE"/>
+            <w:u w:val="single"/>
+          </w:rPr>
+          <w:t>約一1:7</w:t>
+        </w:r>
+      </w:hyperlink>
+      <w:r>
+        <w:rPr>
+          <w:lang w:val="zh_TW" w:bidi="zh_TW"/>
+        </w:rPr>
+        <w:t>），同時也實現了過去公牛和山羊的血所象徵的事。因此，那些被羔羊的血洗淨的人（</w:t>
+      </w:r>
+      <w:hyperlink r:id="rId110">
+        <w:r>
+          <w:rPr>
+            <w:lang w:val="zh_TW" w:bidi="zh_TW"/>
+          </w:rPr>
+          <w:rPr>
+            <w:color w:val="0000EE"/>
+            <w:u w:val="single"/>
+          </w:rPr>
+          <w:t>啟7:14</w:t>
+        </w:r>
+      </w:hyperlink>
+      <w:r>
+        <w:rPr>
+          <w:lang w:val="zh_TW" w:bidi="zh_TW"/>
+        </w:rPr>
+        <w:t>）被看見穿著潔白的袍子（</w:t>
+      </w:r>
+      <w:hyperlink r:id="rId111">
+        <w:r>
+          <w:rPr>
+            <w:lang w:val="zh_TW" w:bidi="zh_TW"/>
+          </w:rPr>
+          <w:rPr>
+            <w:color w:val="0000EE"/>
+            <w:u w:val="single"/>
+          </w:rPr>
+          <w:t>15:6</w:t>
+        </w:r>
+      </w:hyperlink>
+      <w:r>
+        <w:rPr>
+          <w:lang w:val="zh_TW" w:bidi="zh_TW"/>
+        </w:rPr>
+        <w:t>、</w:t>
+      </w:r>
+      <w:hyperlink r:id="rId112">
+        <w:r>
+          <w:rPr>
+            <w:lang w:val="zh_TW" w:bidi="zh_TW"/>
+          </w:rPr>
+          <w:rPr>
+            <w:color w:val="0000EE"/>
+            <w:u w:val="single"/>
+          </w:rPr>
+          <w:t>19:8–14</w:t>
+        </w:r>
+      </w:hyperlink>
+      <w:r>
+        <w:rPr>
+          <w:lang w:val="zh_TW" w:bidi="zh_TW"/>
+        </w:rPr>
+        <w:t>）。祂的血象徵著子按照父的旨意捨命與受死，滿足了有位格的三一神的公義屬性。因為公義父神有位格的屬性得到了辯護，罪人的個人赦免在道德上成為可能。神在歷史中的行為必須與祂永恆的本質一致：祂既是公義的，又是那使信靠基督的人稱義的（</w:t>
+      </w:r>
+      <w:hyperlink r:id="rId113">
+        <w:r>
+          <w:rPr>
+            <w:lang w:val="zh_TW" w:bidi="zh_TW"/>
+          </w:rPr>
+          <w:rPr>
+            <w:color w:val="0000EE"/>
+            <w:u w:val="single"/>
+          </w:rPr>
+          <w:t>羅3:24–26</w:t>
+        </w:r>
+      </w:hyperlink>
+      <w:r>
+        <w:rPr>
+          <w:lang w:val="zh_TW" w:bidi="zh_TW"/>
+        </w:rPr>
+        <w:t>）。</w:t>
+      </w:r>
+    </w:p>
+    <w:p>
+      <w:pPr/>
+      <w:r>
+        <w:rPr>
+          <w:lang w:val="zh_TW" w:bidi="zh_TW"/>
+        </w:rPr>
+      </w:r>
+      <w:r>
+        <w:rPr>
+          <w:i/>
+          <w:lang w:val="zh_TW" w:bidi="zh_TW"/>
+        </w:rPr>
+        <w:t>另見</w:t>
+      </w:r>
+      <w:r>
+        <w:rPr>
+          <w:lang w:val="zh_TW" w:bidi="zh_TW"/>
+        </w:rPr>
+        <w:t>洗禮</w:t>
+      </w:r>
+      <w:r>
+        <w:rPr>
+          <w:lang w:val="zh_TW" w:bidi="zh_TW"/>
+        </w:rPr>
+        <w:t>；</w:t>
+      </w:r>
+      <w:r>
+        <w:rPr>
+          <w:lang w:val="zh_TW" w:bidi="zh_TW"/>
+        </w:rPr>
+        <w:t>割禮</w:t>
+      </w:r>
+      <w:r>
+        <w:rPr>
+          <w:lang w:val="zh_TW" w:bidi="zh_TW"/>
+        </w:rPr>
+        <w:t>；</w:t>
+      </w:r>
+      <w:r>
+        <w:rPr>
+          <w:lang w:val="zh_TW" w:bidi="zh_TW"/>
+        </w:rPr>
+        <w:t>未受割禮</w:t>
+      </w:r>
+      <w:r>
+        <w:rPr>
+          <w:lang w:val="zh_TW" w:bidi="zh_TW"/>
+        </w:rPr>
+        <w:t>；</w:t>
+      </w:r>
+      <w:r>
+        <w:rPr>
+          <w:lang w:val="zh_TW" w:bidi="zh_TW"/>
+        </w:rPr>
+        <w:t>供物和獻祭</w:t>
+      </w:r>
+      <w:r>
+        <w:rPr>
+          <w:lang w:val="zh_TW" w:bidi="zh_TW"/>
+        </w:rPr>
+        <w:t>；</w:t>
+      </w:r>
+      <w:r>
+        <w:rPr>
+          <w:lang w:val="zh_TW" w:bidi="zh_TW"/>
+        </w:rPr>
+        <w:t>聖經中的律法概念</w:t>
+      </w:r>
+      <w:r>
+        <w:rPr>
+          <w:lang w:val="zh_TW" w:bidi="zh_TW"/>
+        </w:rPr>
+        <w:t>；</w:t>
+      </w:r>
+      <w:r>
+        <w:rPr>
+          <w:lang w:val="zh_TW" w:bidi="zh_TW"/>
+        </w:rPr>
+        <w:t>飲食律法</w:t>
+      </w:r>
+      <w:r>
+        <w:rPr>
+          <w:lang w:val="zh_TW" w:bidi="zh_TW"/>
+        </w:rPr>
+        <w:t>。</w:t>
+      </w:r>
+      <w:r>
+        <w:rPr>
+          <w:lang w:val="zh_TW" w:bidi="zh_TW"/>
+        </w:rPr>
+      </w:r>
+      <w:r>
+        <w:rPr>
+          <w:lang w:val="zh_TW" w:bidi="zh_TW"/>
+        </w:rPr>
+      </w:r>
+    </w:p>
+    <w:p>
+      <w:pPr/>
+      <w:r>
+        <w:rPr>
+          <w:lang w:val="zh_TW" w:bidi="zh_TW"/>
+        </w:rPr>
+      </w:r>
+    </w:p>
+    <w:p>
+      <w:pPr>
+        <w:pStyle w:val="Heading2"/>
+      </w:pPr>
+      <w:r>
+        <w:rPr>
+          <w:lang w:val="zh_TW" w:bidi="zh_TW"/>
+        </w:rPr>
+        <w:t>管會堂的</w:t>
+      </w:r>
+      <w:r>
+        <w:rPr>
+          <w:lang w:val="zh_TW" w:bidi="zh_TW"/>
+        </w:rPr>
+      </w:r>
+    </w:p>
+    <w:p>
+      <w:pPr/>
+      <w:r>
+        <w:rPr>
+          <w:lang w:val="zh_TW" w:bidi="zh_TW"/>
+        </w:rPr>
+      </w:r>
+      <w:r>
+        <w:rPr>
+          <w:lang w:val="zh_TW" w:bidi="zh_TW"/>
+        </w:rPr>
+        <w:t>在新約聖經時期，猶太教禮拜場所的主要領袖。每個猶太會堂通常只有一位這樣的領袖。</w:t>
+      </w:r>
+    </w:p>
+    <w:p>
+      <w:pPr/>
+      <w:r>
+        <w:rPr>
+          <w:lang w:val="zh_TW" w:bidi="zh_TW"/>
+        </w:rPr>
+      </w:r>
+      <w:r>
+        <w:rPr>
+          <w:lang w:val="zh_TW" w:bidi="zh_TW"/>
+        </w:rPr>
+        <w:t>管會堂的職責是負責敬拜的實際安排和維護建築物本身。他還可以決定誰將受邀請誦讀律法和先知書或進行禱告。這個職位有時有指定的期間，有時是終身職。</w:t>
+      </w:r>
+    </w:p>
+    <w:p>
+      <w:pPr/>
+      <w:r>
+        <w:rPr>
+          <w:lang w:val="zh_TW" w:bidi="zh_TW"/>
+        </w:rPr>
+      </w:r>
+      <w:r>
+        <w:rPr>
+          <w:lang w:val="zh_TW" w:bidi="zh_TW"/>
+        </w:rPr>
+        <w:t>新約聖經四次提及這種官員。睚魯是迦百農的一位猶太會堂管理者。當他的女兒生病時，他去尋求耶穌幫助，耶穌使她復活了（</w:t>
+      </w:r>
+      <w:hyperlink r:id="rId114">
+        <w:r>
+          <w:rPr>
+            <w:lang w:val="zh_TW" w:bidi="zh_TW"/>
+          </w:rPr>
+          <w:rPr>
+            <w:color w:val="0000EE"/>
+            <w:u w:val="single"/>
+          </w:rPr>
+          <w:t>馬太福音9:18–26</w:t>
+        </w:r>
+      </w:hyperlink>
+      <w:r>
+        <w:rPr>
+          <w:lang w:val="zh_TW" w:bidi="zh_TW"/>
+        </w:rPr>
+        <w:t>；</w:t>
+      </w:r>
+      <w:hyperlink r:id="rId115">
+        <w:r>
+          <w:rPr>
+            <w:lang w:val="zh_TW" w:bidi="zh_TW"/>
+          </w:rPr>
+          <w:rPr>
+            <w:color w:val="0000EE"/>
+            <w:u w:val="single"/>
+          </w:rPr>
+          <w:t>馬可福音5:21–43</w:t>
+        </w:r>
+      </w:hyperlink>
+      <w:r>
+        <w:rPr>
+          <w:lang w:val="zh_TW" w:bidi="zh_TW"/>
+        </w:rPr>
+        <w:t>；</w:t>
+      </w:r>
+      <w:hyperlink r:id="rId116">
+        <w:r>
+          <w:rPr>
+            <w:lang w:val="zh_TW" w:bidi="zh_TW"/>
+          </w:rPr>
+          <w:rPr>
+            <w:color w:val="0000EE"/>
+            <w:u w:val="single"/>
+          </w:rPr>
+          <w:t>路加福音8:41–56</w:t>
+        </w:r>
+      </w:hyperlink>
+      <w:r>
+        <w:rPr>
+          <w:lang w:val="zh_TW" w:bidi="zh_TW"/>
+        </w:rPr>
+        <w:t>）。</w:t>
+      </w:r>
+    </w:p>
+    <w:p>
+      <w:pPr/>
+      <w:r>
+        <w:rPr>
+          <w:lang w:val="zh_TW" w:bidi="zh_TW"/>
+        </w:rPr>
+      </w:r>
+      <w:hyperlink r:id="rId117">
+        <w:r>
+          <w:rPr>
+            <w:lang w:val="zh_TW" w:bidi="zh_TW"/>
+          </w:rPr>
+          <w:rPr>
+            <w:color w:val="0000EE"/>
+            <w:u w:val="single"/>
+          </w:rPr>
+          <w:t>路加福音十三章14節</w:t>
+        </w:r>
+      </w:hyperlink>
+      <w:r>
+        <w:rPr>
+          <w:lang w:val="zh_TW" w:bidi="zh_TW"/>
+        </w:rPr>
+        <w:t>記載了另一位管會堂的故事，他對耶穌懷有極大的敵意。耶穌在會堂教導後，在安息日醫治了一個人，這位管理者反對耶穌。</w:t>
+      </w:r>
+    </w:p>
+    <w:p>
+      <w:pPr/>
+      <w:r>
+        <w:rPr>
+          <w:lang w:val="zh_TW" w:bidi="zh_TW"/>
+        </w:rPr>
+      </w:r>
+      <w:r>
+        <w:rPr>
+          <w:lang w:val="zh_TW" w:bidi="zh_TW"/>
+        </w:rPr>
+        <w:t>在保羅的宣教旅程中，常常在他所到之處，先去猶太會堂，從而開始事工。在彼西底的安提阿（</w:t>
+      </w:r>
+      <w:hyperlink r:id="rId118">
+        <w:r>
+          <w:rPr>
+            <w:lang w:val="zh_TW" w:bidi="zh_TW"/>
+          </w:rPr>
+          <w:rPr>
+            <w:color w:val="0000EE"/>
+            <w:u w:val="single"/>
+          </w:rPr>
+          <w:t>使徒行傳13:15</w:t>
+        </w:r>
+      </w:hyperlink>
+      <w:r>
+        <w:rPr>
+          <w:lang w:val="zh_TW" w:bidi="zh_TW"/>
+        </w:rPr>
+        <w:t>），管會堂的歡迎並鼓勵他傳講福音，並在下個安息日再次回來。基利司布，哥林多猶太會堂的管理者，信了耶穌（</w:t>
+      </w:r>
+      <w:hyperlink r:id="rId119">
+        <w:r>
+          <w:rPr>
+            <w:lang w:val="zh_TW" w:bidi="zh_TW"/>
+          </w:rPr>
+          <w:rPr>
+            <w:color w:val="0000EE"/>
+            <w:u w:val="single"/>
+          </w:rPr>
+          <w:t>18:8</w:t>
+        </w:r>
+      </w:hyperlink>
+      <w:r>
+        <w:rPr>
+          <w:lang w:val="zh_TW" w:bidi="zh_TW"/>
+        </w:rPr>
+        <w:t>）。基利司布的繼任者所提尼在猶太人向亞該亞的巡撫迦流，控告保羅後，被暴民毆打。</w:t>
+      </w:r>
+    </w:p>
+    <w:p>
+      <w:pPr/>
+      <w:r>
+        <w:rPr>
+          <w:lang w:val="zh_TW" w:bidi="zh_TW"/>
+        </w:rPr>
+      </w:r>
+      <w:r>
+        <w:rPr>
+          <w:i/>
+          <w:lang w:val="zh_TW" w:bidi="zh_TW"/>
+        </w:rPr>
+        <w:t>另見</w:t>
+      </w:r>
+      <w:r>
+        <w:rPr>
+          <w:lang w:val="zh_TW" w:bidi="zh_TW"/>
+        </w:rPr>
+        <w:t xml:space="preserve"> </w:t>
+      </w:r>
+      <w:r>
+        <w:rPr>
+          <w:lang w:val="zh_TW" w:bidi="zh_TW"/>
+        </w:rPr>
+        <w:t>猶太會堂</w:t>
+      </w:r>
+      <w:r>
+        <w:rPr>
+          <w:lang w:val="zh_TW" w:bidi="zh_TW"/>
+        </w:rPr>
+        <w:t>。</w:t>
+      </w:r>
+      <w:r>
+        <w:rPr>
+          <w:lang w:val="zh_TW" w:bidi="zh_TW"/>
+        </w:rPr>
+      </w:r>
+      <w:r>
+        <w:rPr>
+          <w:lang w:val="zh_TW" w:bidi="zh_TW"/>
+        </w:rPr>
+      </w:r>
+    </w:p>
+    <w:p>
+      <w:pPr/>
+      <w:r>
+        <w:rPr>
+          <w:lang w:val="zh_TW" w:bidi="zh_TW"/>
+        </w:rPr>
+      </w:r>
+    </w:p>
+    <w:p>
+      <w:pPr>
+        <w:pStyle w:val="Heading2"/>
+      </w:pPr>
+      <w:r>
+        <w:rPr>
+          <w:lang w:val="zh_TW" w:bidi="zh_TW"/>
+        </w:rPr>
+        <w:t>管教</w:t>
+      </w:r>
+      <w:r>
+        <w:rPr>
+          <w:lang w:val="zh_TW" w:bidi="zh_TW"/>
+        </w:rPr>
+      </w:r>
+    </w:p>
+    <w:p>
+      <w:pPr/>
+      <w:r>
+        <w:rPr>
+          <w:lang w:val="zh_TW" w:bidi="zh_TW"/>
+        </w:rPr>
+      </w:r>
+      <w:r>
+        <w:rPr>
+          <w:lang w:val="zh_TW" w:bidi="zh_TW"/>
+        </w:rPr>
+        <w:t>塑造品格和規範行為的學習過程；此詞語源自拉丁文，意為「教導」或「訓練」。要管教人或群體，就是要使他們處於良好秩序狀態，並按照預期的方式運作。雖然許多人誤以為管教必然是嚴厲或苛刻，但其本質卻並非如此。聖經翻譯者選用「門徒（disciple）」一詞，表示透過跟隨別人來學習的人，也是基於這個概念。</w:t>
+      </w:r>
+    </w:p>
+    <w:p>
+      <w:pPr/>
+      <w:r>
+        <w:rPr>
+          <w:lang w:val="zh_TW" w:bidi="zh_TW"/>
+        </w:rPr>
+      </w:r>
+      <w:r>
+        <w:rPr>
+          <w:lang w:val="zh_TW" w:bidi="zh_TW"/>
+        </w:rPr>
+        <w:t>概述</w:t>
+      </w:r>
+    </w:p>
+    <w:p>
+      <w:pPr>
+        <w:pStyle w:val="ListBullet"/>
+        <w:spacing w:line="240" w:lineRule="auto"/>
+        <w:ind w:left="720"/>
+      </w:pPr>
+      <w:r>
+        <w:rPr>
+          <w:lang w:val="zh_TW" w:bidi="zh_TW"/>
+        </w:rPr>
+      </w:r>
+      <w:r>
+        <w:rPr>
+          <w:u w:val="single"/>
+          <w:lang w:val="zh_TW" w:bidi="zh_TW"/>
+        </w:rPr>
+        <w:t>聖經的教導</w:t>
+      </w:r>
+    </w:p>
+    <w:p>
+      <w:pPr>
+        <w:pStyle w:val="ListBullet"/>
+        <w:spacing w:line="240" w:lineRule="auto"/>
+        <w:ind w:left="720"/>
+      </w:pPr>
+      <w:r>
+        <w:rPr>
+          <w:lang w:val="zh_TW" w:bidi="zh_TW"/>
+        </w:rPr>
+      </w:r>
+      <w:r>
+        <w:rPr>
+          <w:u w:val="single"/>
+          <w:lang w:val="zh_TW" w:bidi="zh_TW"/>
+        </w:rPr>
+        <w:t>自我管教</w:t>
+      </w:r>
+    </w:p>
+    <w:p>
+      <w:pPr>
+        <w:pStyle w:val="ListBullet"/>
+        <w:spacing w:line="240" w:lineRule="auto"/>
+        <w:ind w:left="720"/>
+      </w:pPr>
+      <w:r>
+        <w:rPr>
+          <w:lang w:val="zh_TW" w:bidi="zh_TW"/>
+        </w:rPr>
+      </w:r>
+      <w:r>
+        <w:rPr>
+          <w:u w:val="single"/>
+          <w:lang w:val="zh_TW" w:bidi="zh_TW"/>
+        </w:rPr>
+        <w:t>父母的管教</w:t>
+      </w:r>
+    </w:p>
+    <w:p>
+      <w:pPr>
+        <w:pStyle w:val="ListBullet"/>
+        <w:spacing w:line="240" w:lineRule="auto"/>
+        <w:ind w:left="720"/>
+      </w:pPr>
+      <w:r>
+        <w:rPr>
+          <w:lang w:val="zh_TW" w:bidi="zh_TW"/>
+        </w:rPr>
+      </w:r>
+      <w:r>
+        <w:rPr>
+          <w:u w:val="single"/>
+          <w:lang w:val="zh_TW" w:bidi="zh_TW"/>
+        </w:rPr>
+        <w:t>教會的管教</w:t>
+      </w:r>
+    </w:p>
+    <w:p>
+      <w:pPr>
+        <w:pStyle w:val="Heading3"/>
+      </w:pPr>
+      <w:r>
+        <w:rPr>
+          <w:lang w:val="zh_TW" w:bidi="zh_TW"/>
+        </w:rPr>
+        <w:t>聖經的教導</w:t>
+      </w:r>
+    </w:p>
+    <w:p>
+      <w:pPr/>
+      <w:r>
+        <w:rPr>
+          <w:lang w:val="zh_TW" w:bidi="zh_TW"/>
+        </w:rPr>
+      </w:r>
+      <w:r>
+        <w:rPr>
+          <w:lang w:val="zh_TW" w:bidi="zh_TW"/>
+        </w:rPr>
+        <w:t>Discipline（管教）這個詞語在某英文譯本（</w:t>
+      </w:r>
+      <w:hyperlink r:id="rId120">
+        <w:r>
+          <w:rPr>
+            <w:lang w:val="zh_TW" w:bidi="zh_TW"/>
+          </w:rPr>
+          <w:rPr>
+            <w:color w:val="0000EE"/>
+            <w:u w:val="single"/>
+          </w:rPr>
+          <w:t>伯36:10</w:t>
+        </w:r>
+      </w:hyperlink>
+      <w:r>
+        <w:rPr>
+          <w:lang w:val="zh_TW" w:bidi="zh_TW"/>
+        </w:rPr>
+        <w:t>）中只出現一次，但在不少現代譯本裡，這個詞語的名詞與動詞形式卻十分常見。那些被譯為「管教」的希伯來文與希臘文詞語，有時會譯作「責備」、「督責」、「約束」、「歸正」或「責打」。較為正面的同義詞則包括「教養」、「操練」、「吩咐」與「受教」。</w:t>
+      </w:r>
+    </w:p>
+    <w:p>
+      <w:pPr/>
+      <w:r>
+        <w:rPr>
+          <w:lang w:val="zh_TW" w:bidi="zh_TW"/>
+        </w:rPr>
+      </w:r>
+      <w:r>
+        <w:rPr>
+          <w:lang w:val="zh_TW" w:bidi="zh_TW"/>
+        </w:rPr>
+        <w:t>在舊約聖經中，「管教」的用法比新約聖經較具負面色彩，主要因為神在舊約（摩西之約）下，以律法方式對待以色列人。新約聖經所呈現的「新約」關係，使教會中的管教語言更偏向正面。然而，兩個約的目標其實相同，就是公義。從這角度來看，即使舊約聖經著重懲罰，背後仍然有正面的動機，並以建立生命為目標。舊約聖經強調報應，原因是要讓犯罪的人透過所受的後果，看見自己造成的影響，明白自己所犯何罪；替受害者伸冤，也同時彰顯神的公義。申冤是維護神公義的重要方式，報應同樣重要；違背聖約會帶來聖約的咒詛（</w:t>
+      </w:r>
+      <w:hyperlink r:id="rId121">
+        <w:r>
+          <w:rPr>
+            <w:lang w:val="zh_TW" w:bidi="zh_TW"/>
+          </w:rPr>
+          <w:rPr>
+            <w:color w:val="0000EE"/>
+            <w:u w:val="single"/>
+          </w:rPr>
+          <w:t>申27:26</w:t>
+        </w:r>
+      </w:hyperlink>
+      <w:r>
+        <w:rPr>
+          <w:lang w:val="zh_TW" w:bidi="zh_TW"/>
+        </w:rPr>
+        <w:t>），並以懲治性的管教形式臨到。報應重新確立神律法的權柄，也教導人敬畏祂公義的標準。</w:t>
+      </w:r>
+    </w:p>
+    <w:p>
+      <w:pPr/>
+      <w:r>
+        <w:rPr>
+          <w:lang w:val="zh_TW" w:bidi="zh_TW"/>
+        </w:rPr>
+      </w:r>
+      <w:r>
+        <w:rPr>
+          <w:lang w:val="zh_TW" w:bidi="zh_TW"/>
+        </w:rPr>
+        <w:t>正面管教可視為強化的管教，與懲治性的管教相輔相成。神一直在施行管教；祂在必要時以懲治的方式管教，但在可能的情況下則以強化的方式管教。</w:t>
+      </w:r>
+    </w:p>
+    <w:p>
+      <w:pPr/>
+      <w:r>
+        <w:rPr>
+          <w:lang w:val="zh_TW" w:bidi="zh_TW"/>
+        </w:rPr>
+      </w:r>
+      <w:r>
+        <w:rPr>
+          <w:lang w:val="zh_TW" w:bidi="zh_TW"/>
+        </w:rPr>
+        <w:t>聖經常提到神管教以色列人（</w:t>
+      </w:r>
+      <w:hyperlink r:id="rId122">
+        <w:r>
+          <w:rPr>
+            <w:lang w:val="zh_TW" w:bidi="zh_TW"/>
+          </w:rPr>
+          <w:rPr>
+            <w:color w:val="0000EE"/>
+            <w:u w:val="single"/>
+          </w:rPr>
+          <w:t>利26:23</w:t>
+        </w:r>
+      </w:hyperlink>
+      <w:r>
+        <w:rPr>
+          <w:lang w:val="zh_TW" w:bidi="zh_TW"/>
+        </w:rPr>
+        <w:t>；</w:t>
+      </w:r>
+      <w:hyperlink r:id="rId123">
+        <w:r>
+          <w:rPr>
+            <w:lang w:val="zh_TW" w:bidi="zh_TW"/>
+          </w:rPr>
+          <w:rPr>
+            <w:color w:val="0000EE"/>
+            <w:u w:val="single"/>
+          </w:rPr>
+          <w:t>申4:36，</w:t>
+        </w:r>
+      </w:hyperlink>
+      <w:hyperlink r:id="rId124">
+        <w:r>
+          <w:rPr>
+            <w:lang w:val="zh_TW" w:bidi="zh_TW"/>
+          </w:rPr>
+          <w:rPr>
+            <w:color w:val="0000EE"/>
+            <w:u w:val="single"/>
+          </w:rPr>
+          <w:t>8:5</w:t>
+        </w:r>
+      </w:hyperlink>
+      <w:r>
+        <w:rPr>
+          <w:lang w:val="zh_TW" w:bidi="zh_TW"/>
+        </w:rPr>
+        <w:t>；</w:t>
+      </w:r>
+      <w:hyperlink r:id="rId125">
+        <w:r>
+          <w:rPr>
+            <w:lang w:val="zh_TW" w:bidi="zh_TW"/>
+          </w:rPr>
+          <w:rPr>
+            <w:color w:val="0000EE"/>
+            <w:u w:val="single"/>
+          </w:rPr>
+          <w:t>耶31:18</w:t>
+        </w:r>
+      </w:hyperlink>
+      <w:r>
+        <w:rPr>
+          <w:lang w:val="zh_TW" w:bidi="zh_TW"/>
+        </w:rPr>
+        <w:t>）、管教列邦（</w:t>
+      </w:r>
+      <w:hyperlink r:id="rId126">
+        <w:r>
+          <w:rPr>
+            <w:lang w:val="zh_TW" w:bidi="zh_TW"/>
+          </w:rPr>
+          <w:rPr>
+            <w:color w:val="0000EE"/>
+            <w:u w:val="single"/>
+          </w:rPr>
+          <w:t>詩94:10</w:t>
+        </w:r>
+      </w:hyperlink>
+      <w:r>
+        <w:rPr>
+          <w:lang w:val="zh_TW" w:bidi="zh_TW"/>
+        </w:rPr>
+        <w:t>），或管教人（</w:t>
+      </w:r>
+      <w:hyperlink r:id="rId127">
+        <w:r>
+          <w:rPr>
+            <w:lang w:val="zh_TW" w:bidi="zh_TW"/>
+          </w:rPr>
+          <w:rPr>
+            <w:color w:val="0000EE"/>
+            <w:u w:val="single"/>
+          </w:rPr>
+          <w:t>伯5:17</w:t>
+        </w:r>
+      </w:hyperlink>
+      <w:r>
+        <w:rPr>
+          <w:lang w:val="zh_TW" w:bidi="zh_TW"/>
+        </w:rPr>
+        <w:t>；</w:t>
+      </w:r>
+      <w:hyperlink r:id="rId128">
+        <w:r>
+          <w:rPr>
+            <w:lang w:val="zh_TW" w:bidi="zh_TW"/>
+          </w:rPr>
+          <w:rPr>
+            <w:color w:val="0000EE"/>
+            <w:u w:val="single"/>
+          </w:rPr>
+          <w:t>詩94:10、12</w:t>
+        </w:r>
+      </w:hyperlink>
+      <w:r>
+        <w:rPr>
+          <w:lang w:val="zh_TW" w:bidi="zh_TW"/>
+        </w:rPr>
+        <w:t>；</w:t>
+      </w:r>
+      <w:hyperlink r:id="rId129">
+        <w:r>
+          <w:rPr>
+            <w:lang w:val="zh_TW" w:bidi="zh_TW"/>
+          </w:rPr>
+          <w:rPr>
+            <w:color w:val="0000EE"/>
+            <w:u w:val="single"/>
+          </w:rPr>
+          <w:t>來12:5–11</w:t>
+        </w:r>
+      </w:hyperlink>
+      <w:r>
+        <w:rPr>
+          <w:lang w:val="zh_TW" w:bidi="zh_TW"/>
+        </w:rPr>
+        <w:t>；</w:t>
+      </w:r>
+      <w:hyperlink r:id="rId130">
+        <w:r>
+          <w:rPr>
+            <w:lang w:val="zh_TW" w:bidi="zh_TW"/>
+          </w:rPr>
+          <w:rPr>
+            <w:color w:val="0000EE"/>
+            <w:u w:val="single"/>
+          </w:rPr>
+          <w:t>啟3:19</w:t>
+        </w:r>
+      </w:hyperlink>
+      <w:r>
+        <w:rPr>
+          <w:lang w:val="zh_TW" w:bidi="zh_TW"/>
+        </w:rPr>
+        <w:t>）。以色列的父母必須認真承擔管教兒女的責任（</w:t>
+      </w:r>
+      <w:hyperlink r:id="rId131">
+        <w:r>
+          <w:rPr>
+            <w:lang w:val="zh_TW" w:bidi="zh_TW"/>
+          </w:rPr>
+          <w:rPr>
+            <w:color w:val="0000EE"/>
+            <w:u w:val="single"/>
+          </w:rPr>
+          <w:t>申21:18</w:t>
+        </w:r>
+      </w:hyperlink>
+      <w:r>
+        <w:rPr>
+          <w:lang w:val="zh_TW" w:bidi="zh_TW"/>
+        </w:rPr>
+        <w:t>）。神嚴肅吩咐父親要管教兒子（</w:t>
+      </w:r>
+      <w:hyperlink r:id="rId132">
+        <w:r>
+          <w:rPr>
+            <w:lang w:val="zh_TW" w:bidi="zh_TW"/>
+          </w:rPr>
+          <w:rPr>
+            <w:color w:val="0000EE"/>
+            <w:u w:val="single"/>
+          </w:rPr>
+          <w:t>箴13:24，</w:t>
+        </w:r>
+      </w:hyperlink>
+      <w:hyperlink r:id="rId133">
+        <w:r>
+          <w:rPr>
+            <w:lang w:val="zh_TW" w:bidi="zh_TW"/>
+          </w:rPr>
+          <w:rPr>
+            <w:color w:val="0000EE"/>
+            <w:u w:val="single"/>
+          </w:rPr>
+          <w:t>19:18，</w:t>
+        </w:r>
+      </w:hyperlink>
+      <w:hyperlink r:id="rId134">
+        <w:r>
+          <w:rPr>
+            <w:lang w:val="zh_TW" w:bidi="zh_TW"/>
+          </w:rPr>
+          <w:rPr>
+            <w:color w:val="0000EE"/>
+            <w:u w:val="single"/>
+          </w:rPr>
+          <w:t>22:15，</w:t>
+        </w:r>
+      </w:hyperlink>
+      <w:hyperlink r:id="rId135">
+        <w:r>
+          <w:rPr>
+            <w:lang w:val="zh_TW" w:bidi="zh_TW"/>
+          </w:rPr>
+          <w:rPr>
+            <w:color w:val="0000EE"/>
+            <w:u w:val="single"/>
+          </w:rPr>
+          <w:t>23:13，</w:t>
+        </w:r>
+      </w:hyperlink>
+      <w:hyperlink r:id="rId136">
+        <w:r>
+          <w:rPr>
+            <w:lang w:val="zh_TW" w:bidi="zh_TW"/>
+          </w:rPr>
+          <w:rPr>
+            <w:color w:val="0000EE"/>
+            <w:u w:val="single"/>
+          </w:rPr>
+          <w:t>29:17</w:t>
         </w:r>
       </w:hyperlink>
       <w:r>
@@ -598,16 +3627,1073 @@
         </w:rPr>
         <w:t>；參</w:t>
       </w:r>
-      <w:hyperlink r:id="rId31">
-        <w:r>
-          <w:rPr>
-            <w:lang w:val="zh_TW" w:bidi="zh_TW"/>
-          </w:rPr>
-          <w:rPr>
-            <w:color w:val="0000EE"/>
-            <w:u w:val="single"/>
-          </w:rPr>
-          <w:t>97:11</w:t>
+      <w:hyperlink r:id="rId137">
+        <w:r>
+          <w:rPr>
+            <w:lang w:val="zh_TW" w:bidi="zh_TW"/>
+          </w:rPr>
+          <w:rPr>
+            <w:color w:val="0000EE"/>
+            <w:u w:val="single"/>
+          </w:rPr>
+          <w:t>弗6:4</w:t>
+        </w:r>
+      </w:hyperlink>
+      <w:r>
+        <w:rPr>
+          <w:lang w:val="zh_TW" w:bidi="zh_TW"/>
+        </w:rPr>
+        <w:t>；</w:t>
+      </w:r>
+      <w:hyperlink r:id="rId138">
+        <w:r>
+          <w:rPr>
+            <w:lang w:val="zh_TW" w:bidi="zh_TW"/>
+          </w:rPr>
+          <w:rPr>
+            <w:color w:val="0000EE"/>
+            <w:u w:val="single"/>
+          </w:rPr>
+          <w:t>來12:7–10</w:t>
+        </w:r>
+      </w:hyperlink>
+      <w:r>
+        <w:rPr>
+          <w:lang w:val="zh_TW" w:bidi="zh_TW"/>
+        </w:rPr>
+        <w:t>）。在教會中，管教是牧養者的職責（</w:t>
+      </w:r>
+      <w:hyperlink r:id="rId139">
+        <w:r>
+          <w:rPr>
+            <w:lang w:val="zh_TW" w:bidi="zh_TW"/>
+          </w:rPr>
+          <w:rPr>
+            <w:color w:val="0000EE"/>
+            <w:u w:val="single"/>
+          </w:rPr>
+          <w:t>提後2:25</w:t>
+        </w:r>
+      </w:hyperlink>
+      <w:r>
+        <w:rPr>
+          <w:lang w:val="zh_TW" w:bidi="zh_TW"/>
+        </w:rPr>
+        <w:t>）。</w:t>
+      </w:r>
+    </w:p>
+    <w:p>
+      <w:pPr/>
+      <w:r>
+        <w:rPr>
+          <w:lang w:val="zh_TW" w:bidi="zh_TW"/>
+        </w:rPr>
+      </w:r>
+      <w:r>
+        <w:rPr>
+          <w:lang w:val="zh_TW" w:bidi="zh_TW"/>
+        </w:rPr>
+        <w:t>人害怕從神而來的管教是可以理解的（</w:t>
+      </w:r>
+      <w:hyperlink r:id="rId140">
+        <w:r>
+          <w:rPr>
+            <w:lang w:val="zh_TW" w:bidi="zh_TW"/>
+          </w:rPr>
+          <w:rPr>
+            <w:color w:val="0000EE"/>
+            <w:u w:val="single"/>
+          </w:rPr>
+          <w:t>詩6:1</w:t>
+        </w:r>
+      </w:hyperlink>
+      <w:r>
+        <w:rPr>
+          <w:lang w:val="zh_TW" w:bidi="zh_TW"/>
+        </w:rPr>
+        <w:t>），但人真正該懼怕的是祂的忿怒。祂的忿怒只臨到那些用行為證明自己與神為敵的人（</w:t>
+      </w:r>
+      <w:hyperlink r:id="rId141">
+        <w:r>
+          <w:rPr>
+            <w:lang w:val="zh_TW" w:bidi="zh_TW"/>
+          </w:rPr>
+          <w:rPr>
+            <w:color w:val="0000EE"/>
+            <w:u w:val="single"/>
+          </w:rPr>
+          <w:t>申11:2–3</w:t>
+        </w:r>
+      </w:hyperlink>
+      <w:r>
+        <w:rPr>
+          <w:lang w:val="zh_TW" w:bidi="zh_TW"/>
+        </w:rPr>
+        <w:t>）。神的管教與祂的忿怒不同，人不應輕看管教（</w:t>
+      </w:r>
+      <w:hyperlink r:id="rId142">
+        <w:r>
+          <w:rPr>
+            <w:lang w:val="zh_TW" w:bidi="zh_TW"/>
+          </w:rPr>
+          <w:rPr>
+            <w:color w:val="0000EE"/>
+            <w:u w:val="single"/>
+          </w:rPr>
+          <w:t>箴3:11</w:t>
+        </w:r>
+      </w:hyperlink>
+      <w:r>
+        <w:rPr>
+          <w:lang w:val="zh_TW" w:bidi="zh_TW"/>
+        </w:rPr>
+        <w:t>）或視之為理所當然（</w:t>
+      </w:r>
+      <w:hyperlink r:id="rId143">
+        <w:r>
+          <w:rPr>
+            <w:lang w:val="zh_TW" w:bidi="zh_TW"/>
+          </w:rPr>
+          <w:rPr>
+            <w:color w:val="0000EE"/>
+            <w:u w:val="single"/>
+          </w:rPr>
+          <w:t>來12:5</w:t>
+        </w:r>
+      </w:hyperlink>
+      <w:r>
+        <w:rPr>
+          <w:lang w:val="zh_TW" w:bidi="zh_TW"/>
+        </w:rPr>
+        <w:t>）。只有愚昧人或惡人會憎惡管教（</w:t>
+      </w:r>
+      <w:hyperlink r:id="rId144">
+        <w:r>
+          <w:rPr>
+            <w:lang w:val="zh_TW" w:bidi="zh_TW"/>
+          </w:rPr>
+          <w:rPr>
+            <w:color w:val="0000EE"/>
+            <w:u w:val="single"/>
+          </w:rPr>
+          <w:t>詩50:17</w:t>
+        </w:r>
+      </w:hyperlink>
+      <w:r>
+        <w:rPr>
+          <w:lang w:val="zh_TW" w:bidi="zh_TW"/>
+        </w:rPr>
+        <w:t>；</w:t>
+      </w:r>
+      <w:hyperlink r:id="rId145">
+        <w:r>
+          <w:rPr>
+            <w:lang w:val="zh_TW" w:bidi="zh_TW"/>
+          </w:rPr>
+          <w:rPr>
+            <w:color w:val="0000EE"/>
+            <w:u w:val="single"/>
+          </w:rPr>
+          <w:t>箴5:12</w:t>
+        </w:r>
+      </w:hyperlink>
+      <w:r>
+        <w:rPr>
+          <w:lang w:val="zh_TW" w:bidi="zh_TW"/>
+        </w:rPr>
+        <w:t>；</w:t>
+      </w:r>
+      <w:hyperlink r:id="rId125">
+        <w:r>
+          <w:rPr>
+            <w:lang w:val="zh_TW" w:bidi="zh_TW"/>
+          </w:rPr>
+          <w:rPr>
+            <w:color w:val="0000EE"/>
+            <w:u w:val="single"/>
+          </w:rPr>
+          <w:t>耶31:18</w:t>
+        </w:r>
+      </w:hyperlink>
+      <w:r>
+        <w:rPr>
+          <w:lang w:val="zh_TW" w:bidi="zh_TW"/>
+        </w:rPr>
+        <w:t>）。神管教祂的百姓，就像慈愛的父親管教他所愛的兒子（</w:t>
+      </w:r>
+      <w:hyperlink r:id="rId124">
+        <w:r>
+          <w:rPr>
+            <w:lang w:val="zh_TW" w:bidi="zh_TW"/>
+          </w:rPr>
+          <w:rPr>
+            <w:color w:val="0000EE"/>
+            <w:u w:val="single"/>
+          </w:rPr>
+          <w:t>申8:5</w:t>
+        </w:r>
+      </w:hyperlink>
+      <w:r>
+        <w:rPr>
+          <w:lang w:val="zh_TW" w:bidi="zh_TW"/>
+        </w:rPr>
+        <w:t>；</w:t>
+      </w:r>
+      <w:hyperlink r:id="rId146">
+        <w:r>
+          <w:rPr>
+            <w:lang w:val="zh_TW" w:bidi="zh_TW"/>
+          </w:rPr>
+          <w:rPr>
+            <w:color w:val="0000EE"/>
+            <w:u w:val="single"/>
+          </w:rPr>
+          <w:t>箴3:11–12</w:t>
+        </w:r>
+      </w:hyperlink>
+      <w:r>
+        <w:rPr>
+          <w:lang w:val="zh_TW" w:bidi="zh_TW"/>
+        </w:rPr>
+        <w:t>；</w:t>
+      </w:r>
+      <w:hyperlink r:id="rId147">
+        <w:r>
+          <w:rPr>
+            <w:lang w:val="zh_TW" w:bidi="zh_TW"/>
+          </w:rPr>
+          <w:rPr>
+            <w:color w:val="0000EE"/>
+            <w:u w:val="single"/>
+          </w:rPr>
+          <w:t>來12:5–7</w:t>
+        </w:r>
+      </w:hyperlink>
+      <w:r>
+        <w:rPr>
+          <w:lang w:val="zh_TW" w:bidi="zh_TW"/>
+        </w:rPr>
+        <w:t>）。按照聖經的教導，有智慧的人應當喜愛管教（</w:t>
+      </w:r>
+      <w:hyperlink r:id="rId148">
+        <w:r>
+          <w:rPr>
+            <w:lang w:val="zh_TW" w:bidi="zh_TW"/>
+          </w:rPr>
+          <w:rPr>
+            <w:color w:val="0000EE"/>
+            <w:u w:val="single"/>
+          </w:rPr>
+          <w:t>箴12:1，</w:t>
+        </w:r>
+      </w:hyperlink>
+      <w:hyperlink r:id="rId132">
+        <w:r>
+          <w:rPr>
+            <w:lang w:val="zh_TW" w:bidi="zh_TW"/>
+          </w:rPr>
+          <w:rPr>
+            <w:color w:val="0000EE"/>
+            <w:u w:val="single"/>
+          </w:rPr>
+          <w:t>13:24</w:t>
+        </w:r>
+      </w:hyperlink>
+      <w:r>
+        <w:rPr>
+          <w:lang w:val="zh_TW" w:bidi="zh_TW"/>
+        </w:rPr>
+        <w:t>；</w:t>
+      </w:r>
+      <w:hyperlink r:id="rId149">
+        <w:r>
+          <w:rPr>
+            <w:lang w:val="zh_TW" w:bidi="zh_TW"/>
+          </w:rPr>
+          <w:rPr>
+            <w:color w:val="0000EE"/>
+            <w:u w:val="single"/>
+          </w:rPr>
+          <w:t>提後1:7</w:t>
+        </w:r>
+      </w:hyperlink>
+      <w:r>
+        <w:rPr>
+          <w:lang w:val="zh_TW" w:bidi="zh_TW"/>
+        </w:rPr>
+        <w:t>；</w:t>
+      </w:r>
+      <w:hyperlink r:id="rId150">
+        <w:r>
+          <w:rPr>
+            <w:lang w:val="zh_TW" w:bidi="zh_TW"/>
+          </w:rPr>
+          <w:rPr>
+            <w:color w:val="0000EE"/>
+            <w:u w:val="single"/>
+          </w:rPr>
+          <w:t>來12:5、9</w:t>
+        </w:r>
+      </w:hyperlink>
+      <w:r>
+        <w:rPr>
+          <w:lang w:val="zh_TW" w:bidi="zh_TW"/>
+        </w:rPr>
+        <w:t>）。</w:t>
+      </w:r>
+    </w:p>
+    <w:p>
+      <w:pPr/>
+      <w:r>
+        <w:rPr>
+          <w:lang w:val="zh_TW" w:bidi="zh_TW"/>
+        </w:rPr>
+      </w:r>
+      <w:r>
+        <w:rPr>
+          <w:lang w:val="zh_TW" w:bidi="zh_TW"/>
+        </w:rPr>
+        <w:t>管教所結出的果子是知識（</w:t>
+      </w:r>
+      <w:hyperlink r:id="rId148">
+        <w:r>
+          <w:rPr>
+            <w:lang w:val="zh_TW" w:bidi="zh_TW"/>
+          </w:rPr>
+          <w:rPr>
+            <w:color w:val="0000EE"/>
+            <w:u w:val="single"/>
+          </w:rPr>
+          <w:t>箴12:1</w:t>
+        </w:r>
+      </w:hyperlink>
+      <w:r>
+        <w:rPr>
+          <w:lang w:val="zh_TW" w:bidi="zh_TW"/>
+        </w:rPr>
+        <w:t>）和父母的喜悅（</w:t>
+      </w:r>
+      <w:hyperlink r:id="rId136">
+        <w:r>
+          <w:rPr>
+            <w:lang w:val="zh_TW" w:bidi="zh_TW"/>
+          </w:rPr>
+          <w:rPr>
+            <w:color w:val="0000EE"/>
+            <w:u w:val="single"/>
+          </w:rPr>
+          <w:t>29:17</w:t>
+        </w:r>
+      </w:hyperlink>
+      <w:r>
+        <w:rPr>
+          <w:lang w:val="zh_TW" w:bidi="zh_TW"/>
+        </w:rPr>
+        <w:t>）。接受管教的人可以稱為「有福」（</w:t>
+      </w:r>
+      <w:hyperlink r:id="rId127">
+        <w:r>
+          <w:rPr>
+            <w:lang w:val="zh_TW" w:bidi="zh_TW"/>
+          </w:rPr>
+          <w:rPr>
+            <w:color w:val="0000EE"/>
+            <w:u w:val="single"/>
+          </w:rPr>
+          <w:t>伯5:17</w:t>
+        </w:r>
+      </w:hyperlink>
+      <w:r>
+        <w:rPr>
+          <w:lang w:val="zh_TW" w:bidi="zh_TW"/>
+        </w:rPr>
+        <w:t>；</w:t>
+      </w:r>
+      <w:hyperlink r:id="rId151">
+        <w:r>
+          <w:rPr>
+            <w:lang w:val="zh_TW" w:bidi="zh_TW"/>
+          </w:rPr>
+          <w:rPr>
+            <w:color w:val="0000EE"/>
+            <w:u w:val="single"/>
+          </w:rPr>
+          <w:t>詩94:12</w:t>
+        </w:r>
+      </w:hyperlink>
+      <w:r>
+        <w:rPr>
+          <w:lang w:val="zh_TW" w:bidi="zh_TW"/>
+        </w:rPr>
+        <w:t>）。即使經文沒有明言管教的目的，讀者仍明白管教本身是良善又正直的（</w:t>
+      </w:r>
+      <w:hyperlink r:id="rId123">
+        <w:r>
+          <w:rPr>
+            <w:lang w:val="zh_TW" w:bidi="zh_TW"/>
+          </w:rPr>
+          <w:rPr>
+            <w:color w:val="0000EE"/>
+            <w:u w:val="single"/>
+          </w:rPr>
+          <w:t>申4:36</w:t>
+        </w:r>
+      </w:hyperlink>
+      <w:r>
+        <w:rPr>
+          <w:lang w:val="zh_TW" w:bidi="zh_TW"/>
+        </w:rPr>
+        <w:t>；</w:t>
+      </w:r>
+      <w:hyperlink r:id="rId120">
+        <w:r>
+          <w:rPr>
+            <w:lang w:val="zh_TW" w:bidi="zh_TW"/>
+          </w:rPr>
+          <w:rPr>
+            <w:color w:val="0000EE"/>
+            <w:u w:val="single"/>
+          </w:rPr>
+          <w:t>伯36:10</w:t>
+        </w:r>
+      </w:hyperlink>
+      <w:r>
+        <w:rPr>
+          <w:lang w:val="zh_TW" w:bidi="zh_TW"/>
+        </w:rPr>
+        <w:t>；</w:t>
+      </w:r>
+      <w:hyperlink r:id="rId132">
+        <w:r>
+          <w:rPr>
+            <w:lang w:val="zh_TW" w:bidi="zh_TW"/>
+          </w:rPr>
+          <w:rPr>
+            <w:color w:val="0000EE"/>
+            <w:u w:val="single"/>
+          </w:rPr>
+          <w:t>箴13:24</w:t>
+        </w:r>
+      </w:hyperlink>
+      <w:r>
+        <w:rPr>
+          <w:lang w:val="zh_TW" w:bidi="zh_TW"/>
+        </w:rPr>
+        <w:t>；</w:t>
+      </w:r>
+      <w:hyperlink r:id="rId130">
+        <w:r>
+          <w:rPr>
+            <w:lang w:val="zh_TW" w:bidi="zh_TW"/>
+          </w:rPr>
+          <w:rPr>
+            <w:color w:val="0000EE"/>
+            <w:u w:val="single"/>
+          </w:rPr>
+          <w:t>啟3:19</w:t>
+        </w:r>
+      </w:hyperlink>
+      <w:r>
+        <w:rPr>
+          <w:lang w:val="zh_TW" w:bidi="zh_TW"/>
+        </w:rPr>
+        <w:t>）。聖經特別稱管教為「生命的道」（</w:t>
+      </w:r>
+      <w:hyperlink r:id="rId152">
+        <w:r>
+          <w:rPr>
+            <w:lang w:val="zh_TW" w:bidi="zh_TW"/>
+          </w:rPr>
+          <w:rPr>
+            <w:color w:val="0000EE"/>
+            <w:u w:val="single"/>
+          </w:rPr>
+          <w:t>箴6:23</w:t>
+        </w:r>
+      </w:hyperlink>
+      <w:r>
+        <w:rPr>
+          <w:lang w:val="zh_TW" w:bidi="zh_TW"/>
+        </w:rPr>
+        <w:t>）。管教使人免於滅亡（</w:t>
+      </w:r>
+      <w:hyperlink r:id="rId133">
+        <w:r>
+          <w:rPr>
+            <w:lang w:val="zh_TW" w:bidi="zh_TW"/>
+          </w:rPr>
+          <w:rPr>
+            <w:color w:val="0000EE"/>
+            <w:u w:val="single"/>
+          </w:rPr>
+          <w:t>19:18</w:t>
+        </w:r>
+      </w:hyperlink>
+      <w:r>
+        <w:rPr>
+          <w:lang w:val="zh_TW" w:bidi="zh_TW"/>
+        </w:rPr>
+        <w:t>），並使人避開愚昧（</w:t>
+      </w:r>
+      <w:hyperlink r:id="rId134">
+        <w:r>
+          <w:rPr>
+            <w:lang w:val="zh_TW" w:bidi="zh_TW"/>
+          </w:rPr>
+          <w:rPr>
+            <w:color w:val="0000EE"/>
+            <w:u w:val="single"/>
+          </w:rPr>
+          <w:t>22:15</w:t>
+        </w:r>
+      </w:hyperlink>
+      <w:r>
+        <w:rPr>
+          <w:lang w:val="zh_TW" w:bidi="zh_TW"/>
+        </w:rPr>
+        <w:t>），也使人不至於與世人一同受神的審判（</w:t>
+      </w:r>
+      <w:hyperlink r:id="rId153">
+        <w:r>
+          <w:rPr>
+            <w:lang w:val="zh_TW" w:bidi="zh_TW"/>
+          </w:rPr>
+          <w:rPr>
+            <w:color w:val="0000EE"/>
+            <w:u w:val="single"/>
+          </w:rPr>
+          <w:t>林前11:32</w:t>
+        </w:r>
+      </w:hyperlink>
+      <w:r>
+        <w:rPr>
+          <w:lang w:val="zh_TW" w:bidi="zh_TW"/>
+        </w:rPr>
+        <w:t>）。管教最終使人得以分享神的聖潔（</w:t>
+      </w:r>
+      <w:hyperlink r:id="rId154">
+        <w:r>
+          <w:rPr>
+            <w:lang w:val="zh_TW" w:bidi="zh_TW"/>
+          </w:rPr>
+          <w:rPr>
+            <w:color w:val="0000EE"/>
+            <w:u w:val="single"/>
+          </w:rPr>
+          <w:t>來12:7</w:t>
+        </w:r>
+      </w:hyperlink>
+      <w:r>
+        <w:rPr>
+          <w:lang w:val="zh_TW" w:bidi="zh_TW"/>
+        </w:rPr>
+        <w:t>），並結出「平安的果子，就是義」（</w:t>
+      </w:r>
+      <w:hyperlink r:id="rId155">
+        <w:r>
+          <w:rPr>
+            <w:lang w:val="zh_TW" w:bidi="zh_TW"/>
+          </w:rPr>
+          <w:rPr>
+            <w:color w:val="0000EE"/>
+            <w:u w:val="single"/>
+          </w:rPr>
+          <w:t>11節</w:t>
+        </w:r>
+      </w:hyperlink>
+      <w:r>
+        <w:rPr>
+          <w:lang w:val="zh_TW" w:bidi="zh_TW"/>
+        </w:rPr>
+        <w:t>）。相反，缺乏管教會導致可怕的後果，包括被神丟棄（</w:t>
+      </w:r>
+      <w:hyperlink r:id="rId156">
+        <w:r>
+          <w:rPr>
+            <w:lang w:val="zh_TW" w:bidi="zh_TW"/>
+          </w:rPr>
+          <w:rPr>
+            <w:color w:val="0000EE"/>
+            <w:u w:val="single"/>
+          </w:rPr>
+          <w:t>利26:23–24</w:t>
+        </w:r>
+      </w:hyperlink>
+      <w:r>
+        <w:rPr>
+          <w:lang w:val="zh_TW" w:bidi="zh_TW"/>
+        </w:rPr>
+        <w:t>）、死亡（</w:t>
+      </w:r>
+      <w:hyperlink r:id="rId157">
+        <w:r>
+          <w:rPr>
+            <w:lang w:val="zh_TW" w:bidi="zh_TW"/>
+          </w:rPr>
+          <w:rPr>
+            <w:color w:val="0000EE"/>
+            <w:u w:val="single"/>
+          </w:rPr>
+          <w:t>箴5:23</w:t>
+        </w:r>
+      </w:hyperlink>
+      <w:r>
+        <w:rPr>
+          <w:lang w:val="zh_TW" w:bidi="zh_TW"/>
+        </w:rPr>
+        <w:t>）和毀滅（</w:t>
+      </w:r>
+      <w:hyperlink r:id="rId133">
+        <w:r>
+          <w:rPr>
+            <w:lang w:val="zh_TW" w:bidi="zh_TW"/>
+          </w:rPr>
+          <w:rPr>
+            <w:color w:val="0000EE"/>
+            <w:u w:val="single"/>
+          </w:rPr>
+          <w:t>19:18</w:t>
+        </w:r>
+      </w:hyperlink>
+      <w:r>
+        <w:rPr>
+          <w:lang w:val="zh_TW" w:bidi="zh_TW"/>
+        </w:rPr>
+        <w:t>）。</w:t>
+      </w:r>
+    </w:p>
+    <w:p>
+      <w:pPr/>
+      <w:r>
+        <w:rPr>
+          <w:lang w:val="zh_TW" w:bidi="zh_TW"/>
+        </w:rPr>
+      </w:r>
+      <w:r>
+        <w:rPr>
+          <w:lang w:val="zh_TW" w:bidi="zh_TW"/>
+        </w:rPr>
+        <w:t>箴言提到，管教是避免淫亂所必需的（</w:t>
+      </w:r>
+      <w:hyperlink r:id="rId158">
+        <w:r>
+          <w:rPr>
+            <w:lang w:val="zh_TW" w:bidi="zh_TW"/>
+          </w:rPr>
+          <w:rPr>
+            <w:color w:val="0000EE"/>
+            <w:u w:val="single"/>
+          </w:rPr>
+          <w:t>5:12–23，</w:t>
+        </w:r>
+      </w:hyperlink>
+      <w:hyperlink r:id="rId159">
+        <w:r>
+          <w:rPr>
+            <w:lang w:val="zh_TW" w:bidi="zh_TW"/>
+          </w:rPr>
+          <w:rPr>
+            <w:color w:val="0000EE"/>
+            <w:u w:val="single"/>
+          </w:rPr>
+          <w:t>6:23–24</w:t>
+        </w:r>
+      </w:hyperlink>
+      <w:r>
+        <w:rPr>
+          <w:lang w:val="zh_TW" w:bidi="zh_TW"/>
+        </w:rPr>
+        <w:t>）。經文所說放蕩或邪惡的女子，很可能象徵各類誘惑人心的詭詐情境。要在這些情況下成熟而負責地行事，年輕人必須回應明智又有愛的父母管教，讓自己學會過有節制的生活。如此一來，他們便會憑著「與生俱來的傾向」行善，因為他們的本性已被塑造成追求正道的模樣。即使意外遭遇邪惡，他們也能自然而然地避開。</w:t>
+      </w:r>
+    </w:p>
+    <w:p>
+      <w:pPr/>
+      <w:r>
+        <w:rPr>
+          <w:lang w:val="zh_TW" w:bidi="zh_TW"/>
+        </w:rPr>
+      </w:r>
+      <w:r>
+        <w:rPr>
+          <w:lang w:val="zh_TW" w:bidi="zh_TW"/>
+        </w:rPr>
+        <w:t>希伯來書也勸勉讀者接受管教，而不是抗拒管教。希伯來書指出兩種有害的反應，並指出那正確、有益的回應方式。一方面，人不可輕看主的管教（</w:t>
+      </w:r>
+      <w:hyperlink r:id="rId143">
+        <w:r>
+          <w:rPr>
+            <w:lang w:val="zh_TW" w:bidi="zh_TW"/>
+          </w:rPr>
+          <w:rPr>
+            <w:color w:val="0000EE"/>
+            <w:u w:val="single"/>
+          </w:rPr>
+          <w:t>來12:5</w:t>
+        </w:r>
+      </w:hyperlink>
+      <w:r>
+        <w:rPr>
+          <w:lang w:val="zh_TW" w:bidi="zh_TW"/>
+        </w:rPr>
+        <w:t>），不可把管教視為毫無價值或微不足道。另一方面，人遇見主的責打時也不可灰心；也就是說，不能只專注在管教過程的負面部分，否則會看不見管教的目標，並使受管教的人喪志。凡臨到人的事都有其目的，人應當尋求並明白那目的：「凡管教的事，當時不覺得快樂，反覺得愁苦；後來卻為那經練過的人結出平安的果子，就是義」（</w:t>
+      </w:r>
+      <w:hyperlink r:id="rId155">
+        <w:r>
+          <w:rPr>
+            <w:lang w:val="zh_TW" w:bidi="zh_TW"/>
+          </w:rPr>
+          <w:rPr>
+            <w:color w:val="0000EE"/>
+            <w:u w:val="single"/>
+          </w:rPr>
+          <w:t>來12:11</w:t>
+        </w:r>
+      </w:hyperlink>
+      <w:r>
+        <w:rPr>
+          <w:lang w:val="zh_TW" w:bidi="zh_TW"/>
+        </w:rPr>
+        <w:t>）。勸勉的重點不是拒絕管教，也不是因管教而沮喪，而是要接受管教，並讓管教來教導自己。</w:t>
+      </w:r>
+    </w:p>
+    <w:p>
+      <w:pPr>
+        <w:pStyle w:val="Heading3"/>
+      </w:pPr>
+      <w:r>
+        <w:rPr>
+          <w:lang w:val="zh_TW" w:bidi="zh_TW"/>
+        </w:rPr>
+        <w:t>自我管教</w:t>
+      </w:r>
+    </w:p>
+    <w:p>
+      <w:pPr/>
+      <w:r>
+        <w:rPr>
+          <w:lang w:val="zh_TW" w:bidi="zh_TW"/>
+        </w:rPr>
+      </w:r>
+      <w:r>
+        <w:rPr>
+          <w:lang w:val="zh_TW" w:bidi="zh_TW"/>
+        </w:rPr>
+        <w:t>耶穌關於公義的倫理，既成全也超越了舊約嚴格的律法要求（</w:t>
+      </w:r>
+      <w:hyperlink r:id="rId160">
+        <w:r>
+          <w:rPr>
+            <w:lang w:val="zh_TW" w:bidi="zh_TW"/>
+          </w:rPr>
+          <w:rPr>
+            <w:color w:val="0000EE"/>
+            <w:u w:val="single"/>
+          </w:rPr>
+          <w:t>太5:17–48</w:t>
+        </w:r>
+      </w:hyperlink>
+      <w:r>
+        <w:rPr>
+          <w:lang w:val="zh_TW" w:bidi="zh_TW"/>
+        </w:rPr>
+        <w:t>）。然而，基督徒並不因此比法利賽人更傾向律法主義；因為他們已經從「罪和死的律」得釋放，並且擁有「賜生命聖靈的律」（</w:t>
+      </w:r>
+      <w:hyperlink r:id="rId161">
+        <w:r>
+          <w:rPr>
+            <w:lang w:val="zh_TW" w:bidi="zh_TW"/>
+          </w:rPr>
+          <w:rPr>
+            <w:color w:val="0000EE"/>
+            <w:u w:val="single"/>
+          </w:rPr>
+          <w:t>羅8:1–8</w:t>
+        </w:r>
+      </w:hyperlink>
+      <w:r>
+        <w:rPr>
+          <w:lang w:val="zh_TW" w:bidi="zh_TW"/>
+        </w:rPr>
+        <w:t>），在內裡推動他們行神的旨意。信徒不再只是機械式地遵從律法的字句，而是因著神的靈住在心裡，能做到自我管教。屬靈的轉變發生時，人的心思意念也會一同更新 （</w:t>
+      </w:r>
+      <w:hyperlink r:id="rId162">
+        <w:r>
+          <w:rPr>
+            <w:lang w:val="zh_TW" w:bidi="zh_TW"/>
+          </w:rPr>
+          <w:rPr>
+            <w:color w:val="0000EE"/>
+            <w:u w:val="single"/>
+          </w:rPr>
+          <w:t>羅12:2</w:t>
+        </w:r>
+      </w:hyperlink>
+      <w:r>
+        <w:rPr>
+          <w:lang w:val="zh_TW" w:bidi="zh_TW"/>
+        </w:rPr>
+        <w:t>），以致對自己、自己的動機和態度有新的認識。</w:t>
+      </w:r>
+    </w:p>
+    <w:p>
+      <w:pPr>
+        <w:pStyle w:val="Heading3"/>
+      </w:pPr>
+      <w:r>
+        <w:rPr>
+          <w:lang w:val="zh_TW" w:bidi="zh_TW"/>
+        </w:rPr>
+        <w:t>父母的管教</w:t>
+      </w:r>
+    </w:p>
+    <w:p>
+      <w:pPr/>
+      <w:r>
+        <w:rPr>
+          <w:lang w:val="zh_TW" w:bidi="zh_TW"/>
+        </w:rPr>
+      </w:r>
+      <w:r>
+        <w:rPr>
+          <w:lang w:val="zh_TW" w:bidi="zh_TW"/>
+        </w:rPr>
+        <w:t>家庭是人類社會最基本的單位，父母在這個親密的關係核心裡，領受了引導和糾正兒女的責任（</w:t>
+      </w:r>
+      <w:hyperlink r:id="rId163">
+        <w:r>
+          <w:rPr>
+            <w:lang w:val="zh_TW" w:bidi="zh_TW"/>
+          </w:rPr>
+          <w:rPr>
+            <w:color w:val="0000EE"/>
+            <w:u w:val="single"/>
+          </w:rPr>
+          <w:t>申6:7</w:t>
+        </w:r>
+      </w:hyperlink>
+      <w:r>
+        <w:rPr>
+          <w:lang w:val="zh_TW" w:bidi="zh_TW"/>
+        </w:rPr>
+        <w:t>；</w:t>
+      </w:r>
+      <w:hyperlink r:id="rId164">
+        <w:r>
+          <w:rPr>
+            <w:lang w:val="zh_TW" w:bidi="zh_TW"/>
+          </w:rPr>
+          <w:rPr>
+            <w:color w:val="0000EE"/>
+            <w:u w:val="single"/>
+          </w:rPr>
+          <w:t>箴22:6</w:t>
+        </w:r>
+      </w:hyperlink>
+      <w:r>
+        <w:rPr>
+          <w:lang w:val="zh_TW" w:bidi="zh_TW"/>
+        </w:rPr>
+        <w:t>）。聖經對人的本性基本上持悲觀態度，認為人性本身並不會自動走向完善。因此，父母不可讓孩子任憑自己的本性發展。沒有受過管教的孩子，很容易在以外邦文化為主導的世界裡，被各種強烈的外在影響塑造。父母若要正確履行責任，不只要以教導和糾正來教育兒女，還需要讓自己的價值觀、生活方式和態度成為兒女的榜樣。</w:t>
+      </w:r>
+    </w:p>
+    <w:p>
+      <w:pPr/>
+      <w:r>
+        <w:rPr>
+          <w:lang w:val="zh_TW" w:bidi="zh_TW"/>
+        </w:rPr>
+      </w:r>
+      <w:r>
+        <w:rPr>
+          <w:lang w:val="zh_TW" w:bidi="zh_TW"/>
+        </w:rPr>
+        <w:t>父母教育兒女的工作的最有效方式，是採用正面的手段，例如勸告、勉勵、引導、家庭靈修，以及在教會和主日學中的基督徒訓練。然而，有時也需要負面的做法，例如禁止某些行為或施行管教。當年幼的孩子不理會口頭的提醒時，適當的懲罰會是有效的勸服方式（</w:t>
+      </w:r>
+      <w:hyperlink r:id="rId132">
+        <w:r>
+          <w:rPr>
+            <w:lang w:val="zh_TW" w:bidi="zh_TW"/>
+          </w:rPr>
+          <w:rPr>
+            <w:color w:val="0000EE"/>
+            <w:u w:val="single"/>
+          </w:rPr>
+          <w:t>箴13:24</w:t>
+        </w:r>
+      </w:hyperlink>
+      <w:r>
+        <w:rPr>
+          <w:lang w:val="zh_TW" w:bidi="zh_TW"/>
+        </w:rPr>
+        <w:t>）。不過，體罰必須根據明確、且孩子能理解的原則來進行。基督徒父母要避免因憤怒或個人情緒而懲罰孩子，也不可使孩子受傷。父母應視體罰為最後才採用的方法，並努力在不觸怒孩子的前提下，使管教達到最好的教育效果（</w:t>
+      </w:r>
+      <w:hyperlink r:id="rId137">
+        <w:r>
+          <w:rPr>
+            <w:lang w:val="zh_TW" w:bidi="zh_TW"/>
+          </w:rPr>
+          <w:rPr>
+            <w:color w:val="0000EE"/>
+            <w:u w:val="single"/>
+          </w:rPr>
+          <w:t>弗6:4</w:t>
+        </w:r>
+      </w:hyperlink>
+      <w:r>
+        <w:rPr>
+          <w:lang w:val="zh_TW" w:bidi="zh_TW"/>
+        </w:rPr>
+        <w:t>）。</w:t>
+      </w:r>
+    </w:p>
+    <w:p>
+      <w:pPr/>
+      <w:r>
+        <w:rPr>
+          <w:lang w:val="zh_TW" w:bidi="zh_TW"/>
+        </w:rPr>
+      </w:r>
+      <w:r>
+        <w:rPr>
+          <w:lang w:val="zh_TW" w:bidi="zh_TW"/>
+        </w:rPr>
+        <w:t>人類墮落（</w:t>
+      </w:r>
+      <w:hyperlink r:id="rId165">
+        <w:r>
+          <w:rPr>
+            <w:lang w:val="zh_TW" w:bidi="zh_TW"/>
+          </w:rPr>
+          <w:rPr>
+            <w:color w:val="0000EE"/>
+            <w:u w:val="single"/>
+          </w:rPr>
+          <w:t>創3章</w:t>
+        </w:r>
+      </w:hyperlink>
+      <w:r>
+        <w:rPr>
+          <w:lang w:val="zh_TW" w:bidi="zh_TW"/>
+        </w:rPr>
+        <w:t>）意味著以自我為中心的傾向，使孩子也受到影響（參</w:t>
+      </w:r>
+      <w:hyperlink r:id="rId166">
+        <w:r>
+          <w:rPr>
+            <w:lang w:val="zh_TW" w:bidi="zh_TW"/>
+          </w:rPr>
+          <w:rPr>
+            <w:color w:val="0000EE"/>
+            <w:u w:val="single"/>
+          </w:rPr>
+          <w:t>詩51:5</w:t>
+        </w:r>
+      </w:hyperlink>
+      <w:r>
+        <w:rPr>
+          <w:lang w:val="zh_TW" w:bidi="zh_TW"/>
+        </w:rPr>
+        <w:t>）。孩子必須學會尊重自己，也尊重他人；如果任由他們憑本性發展，再受到敗壞的社會衝擊，他們可能變得悖逆、難以與人相處，在自己與別人的生命裡留下痛苦。父母即使愛兒女，也需要在必要時使用較負面的管教方法。即使父母和孩子都覺得不愉快，但真正的愛或許需要如此。孩子在穩定、堅定、有愛的家庭環境中受到管教和成長，更有可能成為有責任感、懂體諒他人的人。</w:t>
+      </w:r>
+    </w:p>
+    <w:p>
+      <w:pPr>
+        <w:pStyle w:val="Heading3"/>
+      </w:pPr>
+      <w:r>
+        <w:rPr>
+          <w:lang w:val="zh_TW" w:bidi="zh_TW"/>
+        </w:rPr>
+        <w:t>教會的管教</w:t>
+      </w:r>
+    </w:p>
+    <w:p>
+      <w:pPr/>
+      <w:r>
+        <w:rPr>
+          <w:lang w:val="zh_TW" w:bidi="zh_TW"/>
+        </w:rPr>
+      </w:r>
+      <w:r>
+        <w:rPr>
+          <w:lang w:val="zh_TW" w:bidi="zh_TW"/>
+        </w:rPr>
+        <w:t>教會本質上是一個大家庭，每一位信徒都是其中一員。教會要在信仰、敬拜和生活上反映神真實性情，其性質使它與其它群體有所不同。</w:t>
+      </w:r>
+    </w:p>
+    <w:p>
+      <w:pPr/>
+      <w:r>
+        <w:rPr>
+          <w:lang w:val="zh_TW" w:bidi="zh_TW"/>
+        </w:rPr>
+      </w:r>
+      <w:r>
+        <w:rPr>
+          <w:lang w:val="zh_TW" w:bidi="zh_TW"/>
+        </w:rPr>
+        <w:t>同時，教會也蒙召成為向外敞開、關懷他人的群體，以憐憫態度接觸極其需要幫助的人。基督徒的生活方式與外邦人的生活方式明顯不同，而這種差異往往造成隔閡，將「失喪」的人與可以帶來神拯救的人隔絕——這些拯救能使他們脫離孤單、成癮、迷失、破碎的人際關係等困境。教會負有責任，不應在向未信者傳福音的過程中，設置違背聖經的障礙，但在開放與純潔之間取得平衡往往並不容易。若未能好好保持這個平衡，教會很容易變得過度限制，或過度寬鬆；不論是哪個極端，都會削弱教會的見證。</w:t>
+      </w:r>
+    </w:p>
+    <w:p>
+      <w:pPr/>
+      <w:r>
+        <w:rPr>
+          <w:lang w:val="zh_TW" w:bidi="zh_TW"/>
+        </w:rPr>
+      </w:r>
+      <w:r>
+        <w:rPr>
+          <w:lang w:val="zh_TW" w:bidi="zh_TW"/>
+        </w:rPr>
+        <w:t>要化解這種兩難，關鍵在於真正符合聖經的教會管教。聖經為教會提供了充足的指引來訂立行為準則（例：</w:t>
+      </w:r>
+      <w:hyperlink r:id="rId167">
+        <w:r>
+          <w:rPr>
+            <w:lang w:val="zh_TW" w:bidi="zh_TW"/>
+          </w:rPr>
+          <w:rPr>
+            <w:color w:val="0000EE"/>
+            <w:u w:val="single"/>
+          </w:rPr>
+          <w:t>出20:1–17；</w:t>
+        </w:r>
+      </w:hyperlink>
+      <w:hyperlink r:id="rId168">
+        <w:r>
+          <w:rPr>
+            <w:lang w:val="zh_TW" w:bidi="zh_TW"/>
+          </w:rPr>
+          <w:rPr>
+            <w:color w:val="0000EE"/>
+            <w:u w:val="single"/>
+          </w:rPr>
+          <w:t>林前5:11，</w:t>
+        </w:r>
+      </w:hyperlink>
+      <w:hyperlink r:id="rId169">
+        <w:r>
+          <w:rPr>
+            <w:lang w:val="zh_TW" w:bidi="zh_TW"/>
+          </w:rPr>
+          <w:rPr>
+            <w:color w:val="0000EE"/>
+            <w:u w:val="single"/>
+          </w:rPr>
+          <w:t>6:9–11；</w:t>
+        </w:r>
+      </w:hyperlink>
+      <w:hyperlink r:id="rId170">
+        <w:r>
+          <w:rPr>
+            <w:lang w:val="zh_TW" w:bidi="zh_TW"/>
+          </w:rPr>
+          <w:rPr>
+            <w:color w:val="0000EE"/>
+            <w:u w:val="single"/>
+          </w:rPr>
+          <w:t>弗4:25–32</w:t>
         </w:r>
       </w:hyperlink>
       <w:r>
@@ -616,16 +4702,46 @@
         </w:rPr>
         <w:t>，</w:t>
       </w:r>
-      <w:hyperlink r:id="rId32">
-        <w:r>
-          <w:rPr>
-            <w:lang w:val="zh_TW" w:bidi="zh_TW"/>
-          </w:rPr>
-          <w:rPr>
-            <w:color w:val="0000EE"/>
-            <w:u w:val="single"/>
-          </w:rPr>
-          <w:t>112:4</w:t>
+      <w:hyperlink r:id="rId171">
+        <w:r>
+          <w:rPr>
+            <w:lang w:val="zh_TW" w:bidi="zh_TW"/>
+          </w:rPr>
+          <w:rPr>
+            <w:color w:val="0000EE"/>
+            <w:u w:val="single"/>
+          </w:rPr>
+          <w:t>5:1–21；</w:t>
+        </w:r>
+      </w:hyperlink>
+      <w:hyperlink r:id="rId172">
+        <w:r>
+          <w:rPr>
+            <w:lang w:val="zh_TW" w:bidi="zh_TW"/>
+          </w:rPr>
+          <w:rPr>
+            <w:color w:val="0000EE"/>
+            <w:u w:val="single"/>
+          </w:rPr>
+          <w:t>西3:5–11</w:t>
+        </w:r>
+      </w:hyperlink>
+      <w:r>
+        <w:rPr>
+          <w:lang w:val="zh_TW" w:bidi="zh_TW"/>
+        </w:rPr>
+        <w:t>）。不過，教會在說明這些準則時，必須分辨甚麼是聖經的絕對要求，甚麼屬於文化層面的習俗。例如，新約聖經明確禁止醉酒，但並沒有禁止喝酒。有些教會容許信徒喝酒但譴責醉酒，有些教會建議會友完全不喝酒，也有教會規定成為會友必須禁酒。新約聖經承認基督徒的自由與基督徒的責任之間有時會出現張力，並提供解決這類衝突的指引（</w:t>
+      </w:r>
+      <w:hyperlink r:id="rId173">
+        <w:r>
+          <w:rPr>
+            <w:lang w:val="zh_TW" w:bidi="zh_TW"/>
+          </w:rPr>
+          <w:rPr>
+            <w:color w:val="0000EE"/>
+            <w:u w:val="single"/>
+          </w:rPr>
+          <w:t>林前8章</w:t>
         </w:r>
       </w:hyperlink>
       <w:r>
@@ -646,115 +4762,25 @@
         <w:rPr>
           <w:lang w:val="zh_TW" w:bidi="zh_TW"/>
         </w:rPr>
-        <w:t>光與神密切相連。聖經甚至說神就是光：「耶和華卻要作你永遠的光」（</w:t>
-      </w:r>
-      <w:hyperlink r:id="rId33">
-        <w:r>
-          <w:rPr>
-            <w:lang w:val="zh_TW" w:bidi="zh_TW"/>
-          </w:rPr>
-          <w:rPr>
-            <w:color w:val="0000EE"/>
-            <w:u w:val="single"/>
-          </w:rPr>
-          <w:t>賽60:19–20</w:t>
-        </w:r>
-      </w:hyperlink>
-      <w:r>
-        <w:rPr>
-          <w:lang w:val="zh_TW" w:bidi="zh_TW"/>
-        </w:rPr>
-        <w:t>）。詩人歡欣地說：「耶和華是我的亮光，是我的拯救」（</w:t>
-      </w:r>
-      <w:hyperlink r:id="rId34">
-        <w:r>
-          <w:rPr>
-            <w:lang w:val="zh_TW" w:bidi="zh_TW"/>
-          </w:rPr>
-          <w:rPr>
-            <w:color w:val="0000EE"/>
-            <w:u w:val="single"/>
-          </w:rPr>
-          <w:t>詩27:1</w:t>
-        </w:r>
-      </w:hyperlink>
-      <w:r>
-        <w:rPr>
-          <w:lang w:val="zh_TW" w:bidi="zh_TW"/>
-        </w:rPr>
-        <w:t>）。詩人描述神披上亮光，如披外袍（</w:t>
-      </w:r>
-      <w:hyperlink r:id="rId35">
-        <w:r>
-          <w:rPr>
-            <w:lang w:val="zh_TW" w:bidi="zh_TW"/>
-          </w:rPr>
-          <w:rPr>
-            <w:color w:val="0000EE"/>
-            <w:u w:val="single"/>
-          </w:rPr>
-          <w:t>詩104:2</w:t>
-        </w:r>
-      </w:hyperlink>
-      <w:r>
-        <w:rPr>
-          <w:lang w:val="zh_TW" w:bidi="zh_TW"/>
-        </w:rPr>
-        <w:t>），光明也與祂同居（</w:t>
-      </w:r>
-      <w:hyperlink r:id="rId36">
-        <w:r>
-          <w:rPr>
-            <w:lang w:val="zh_TW" w:bidi="zh_TW"/>
-          </w:rPr>
-          <w:rPr>
-            <w:color w:val="0000EE"/>
-            <w:u w:val="single"/>
-          </w:rPr>
-          <w:t>但2:22</w:t>
-        </w:r>
-      </w:hyperlink>
-      <w:r>
-        <w:rPr>
-          <w:lang w:val="zh_TW" w:bidi="zh_TW"/>
-        </w:rPr>
-        <w:t>）。對神來說，黑暗和光都是一樣的，沒有什麼能向祂隱藏（</w:t>
-      </w:r>
-      <w:hyperlink r:id="rId37">
-        <w:r>
-          <w:rPr>
-            <w:lang w:val="zh_TW" w:bidi="zh_TW"/>
-          </w:rPr>
-          <w:rPr>
-            <w:color w:val="0000EE"/>
-            <w:u w:val="single"/>
-          </w:rPr>
-          <w:t>詩139:12</w:t>
-        </w:r>
-      </w:hyperlink>
-      <w:r>
-        <w:rPr>
-          <w:lang w:val="zh_TW" w:bidi="zh_TW"/>
-        </w:rPr>
-        <w:t>）。先知彌迦也描述神為光，祂要使祂的僕人進入光明（</w:t>
-      </w:r>
-      <w:hyperlink r:id="rId38">
-        <w:r>
-          <w:rPr>
-            <w:lang w:val="zh_TW" w:bidi="zh_TW"/>
-          </w:rPr>
-          <w:rPr>
-            <w:color w:val="0000EE"/>
-            <w:u w:val="single"/>
-          </w:rPr>
-          <w:t>彌7:8–9</w:t>
-        </w:r>
-      </w:hyperlink>
-      <w:r>
-        <w:rPr>
-          <w:lang w:val="zh_TW" w:bidi="zh_TW"/>
-        </w:rPr>
-        <w:t>），顯明神要賜福給祂的百姓，使他們得勝。</w:t>
+        <w:t>要保持聖經的一致性和公信力，教會應該以同樣的嚴肅程度，管教態度上的罪與「明顯的大罪」。新約聖經確實譴責淫亂、殺人、醉酒，但新約同時也譴責嫉妒、忌恨、憤怒、自私、發怨言和論斷。這些惡行都會攔阻人進入神的國（</w:t>
+      </w:r>
+      <w:hyperlink r:id="rId174">
+        <w:r>
+          <w:rPr>
+            <w:lang w:val="zh_TW" w:bidi="zh_TW"/>
+          </w:rPr>
+          <w:rPr>
+            <w:color w:val="0000EE"/>
+            <w:u w:val="single"/>
+          </w:rPr>
+          <w:t>加5:19–21</w:t>
+        </w:r>
+      </w:hyperlink>
+      <w:r>
+        <w:rPr>
+          <w:lang w:val="zh_TW" w:bidi="zh_TW"/>
+        </w:rPr>
+        <w:t>）。未信者常因為次要的行為（例如吸煙或喝酒）而在教會裡感到排斥，但教會很少指出搬弄是非、埋怨和自私的行為，也很少對這些行為施行合宜的管教。如能確保更一致的立場，將會促進教會的聖潔，也會使教會的事奉更有力量，能成為一個以基督的愛去支持並接納人的群體。</w:t>
       </w:r>
     </w:p>
     <w:p>
@@ -768,126 +4794,72 @@
         <w:rPr>
           <w:lang w:val="zh_TW" w:bidi="zh_TW"/>
         </w:rPr>
-        <w:t>神的賜福常被形容為「他臉上的光」。在</w:t>
-      </w:r>
-      <w:hyperlink r:id="rId39">
-        <w:r>
-          <w:rPr>
-            <w:lang w:val="zh_TW" w:bidi="zh_TW"/>
-          </w:rPr>
-          <w:rPr>
-            <w:color w:val="0000EE"/>
-            <w:u w:val="single"/>
-          </w:rPr>
-          <w:t>詩篇四篇6節</w:t>
-        </w:r>
-      </w:hyperlink>
-      <w:r>
-        <w:rPr>
-          <w:lang w:val="zh_TW" w:bidi="zh_TW"/>
-        </w:rPr>
-        <w:t>中，詩人說：「耶和華啊，求你仰起臉來，光照我們。」這裡的光就是指神的恩惠。</w:t>
-      </w:r>
-      <w:hyperlink r:id="rId40">
-        <w:r>
-          <w:rPr>
-            <w:lang w:val="zh_TW" w:bidi="zh_TW"/>
-          </w:rPr>
-          <w:rPr>
-            <w:color w:val="0000EE"/>
-            <w:u w:val="single"/>
-          </w:rPr>
-          <w:t>詩篇四十四篇3節</w:t>
-        </w:r>
-      </w:hyperlink>
-      <w:r>
-        <w:rPr>
-          <w:lang w:val="zh_TW" w:bidi="zh_TW"/>
-        </w:rPr>
-        <w:t>表明，神的光、祂的右手和祂的慈愛，使祂的百姓得勝。那些行在神光中的人是有福的（</w:t>
-      </w:r>
-      <w:hyperlink r:id="rId41">
-        <w:r>
-          <w:rPr>
-            <w:lang w:val="zh_TW" w:bidi="zh_TW"/>
-          </w:rPr>
-          <w:rPr>
-            <w:color w:val="0000EE"/>
-            <w:u w:val="single"/>
-          </w:rPr>
-          <w:t>詩89:15</w:t>
-        </w:r>
-      </w:hyperlink>
-      <w:r>
-        <w:rPr>
-          <w:lang w:val="zh_TW" w:bidi="zh_TW"/>
-        </w:rPr>
-        <w:t>），但這光也揭露隱而未現的罪（</w:t>
-      </w:r>
-      <w:hyperlink r:id="rId42">
-        <w:r>
-          <w:rPr>
-            <w:lang w:val="zh_TW" w:bidi="zh_TW"/>
-          </w:rPr>
-          <w:rPr>
-            <w:color w:val="0000EE"/>
-            <w:u w:val="single"/>
-          </w:rPr>
-          <w:t>詩90:8</w:t>
-        </w:r>
-      </w:hyperlink>
-      <w:r>
-        <w:rPr>
-          <w:lang w:val="zh_TW" w:bidi="zh_TW"/>
-        </w:rPr>
-        <w:t>）。沒有人能躲避神的鑒察，但祂的光主要代表祂同在所帶來的賜福。有一次，約伯也用這個詞語來形容來自他人的恩待（</w:t>
-      </w:r>
-      <w:hyperlink r:id="rId43">
-        <w:r>
-          <w:rPr>
-            <w:lang w:val="zh_TW" w:bidi="zh_TW"/>
-          </w:rPr>
-          <w:rPr>
-            <w:color w:val="0000EE"/>
-            <w:u w:val="single"/>
-          </w:rPr>
-          <w:t>約29:24</w:t>
-        </w:r>
-      </w:hyperlink>
-      <w:r>
-        <w:rPr>
-          <w:lang w:val="zh_TW" w:bidi="zh_TW"/>
-        </w:rPr>
-        <w:t>）。神所賜的光，使祂的僕人能與人分享祂的賜福（</w:t>
-      </w:r>
-      <w:hyperlink r:id="rId44">
-        <w:r>
-          <w:rPr>
-            <w:lang w:val="zh_TW" w:bidi="zh_TW"/>
-          </w:rPr>
-          <w:rPr>
-            <w:color w:val="0000EE"/>
-            <w:u w:val="single"/>
-          </w:rPr>
-          <w:t>賽42:6</w:t>
-        </w:r>
-      </w:hyperlink>
-      <w:r>
-        <w:rPr>
-          <w:lang w:val="zh_TW" w:bidi="zh_TW"/>
-        </w:rPr>
-        <w:t>，</w:t>
-      </w:r>
-      <w:hyperlink r:id="rId45">
-        <w:r>
-          <w:rPr>
-            <w:lang w:val="zh_TW" w:bidi="zh_TW"/>
-          </w:rPr>
-          <w:rPr>
-            <w:color w:val="0000EE"/>
-            <w:u w:val="single"/>
-          </w:rPr>
-          <w:t>49:6</w:t>
+        <w:t>新約聖經除了肯定教會內需要管教之外，也清楚說明施行管教的程序（</w:t>
+      </w:r>
+      <w:hyperlink r:id="rId175">
+        <w:r>
+          <w:rPr>
+            <w:lang w:val="zh_TW" w:bidi="zh_TW"/>
+          </w:rPr>
+          <w:rPr>
+            <w:color w:val="0000EE"/>
+            <w:u w:val="single"/>
+          </w:rPr>
+          <w:t>太18:15–18</w:t>
+        </w:r>
+      </w:hyperlink>
+      <w:r>
+        <w:rPr>
+          <w:lang w:val="zh_TW" w:bidi="zh_TW"/>
+        </w:rPr>
+        <w:t>；</w:t>
+      </w:r>
+      <w:hyperlink r:id="rId176">
+        <w:r>
+          <w:rPr>
+            <w:lang w:val="zh_TW" w:bidi="zh_TW"/>
+          </w:rPr>
+          <w:rPr>
+            <w:color w:val="0000EE"/>
+            <w:u w:val="single"/>
+          </w:rPr>
+          <w:t>林前5:3–13</w:t>
+        </w:r>
+      </w:hyperlink>
+      <w:r>
+        <w:rPr>
+          <w:lang w:val="zh_TW" w:bidi="zh_TW"/>
+        </w:rPr>
+        <w:t>；</w:t>
+      </w:r>
+      <w:hyperlink r:id="rId177">
+        <w:r>
+          <w:rPr>
+            <w:lang w:val="zh_TW" w:bidi="zh_TW"/>
+          </w:rPr>
+          <w:rPr>
+            <w:color w:val="0000EE"/>
+            <w:u w:val="single"/>
+          </w:rPr>
+          <w:t>加6:1</w:t>
+        </w:r>
+      </w:hyperlink>
+      <w:r>
+        <w:rPr>
+          <w:lang w:val="zh_TW" w:bidi="zh_TW"/>
+        </w:rPr>
+        <w:t>）。首先需要有人私下提醒和勸誡犯錯的人，如果他們拒絕悔改或改正，就把個案帶到教會領袖面前，必要時再帶到全會眾面前。若他們仍然繼續犯錯，教會要與他們隔離，目的不是報復，而是盼望他悔改並得著恢復（</w:t>
+      </w:r>
+      <w:hyperlink r:id="rId178">
+        <w:r>
+          <w:rPr>
+            <w:lang w:val="zh_TW" w:bidi="zh_TW"/>
+          </w:rPr>
+          <w:rPr>
+            <w:color w:val="0000EE"/>
+            <w:u w:val="single"/>
+          </w:rPr>
+          <w:t>帖後3:14–15</w:t>
         </w:r>
       </w:hyperlink>
       <w:r>
@@ -908,845 +4880,7 @@
         <w:rPr>
           <w:lang w:val="zh_TW" w:bidi="zh_TW"/>
         </w:rPr>
-        <w:t>神的公義也與光相連。祂說：「我必堅定我的公理為萬民之光」（</w:t>
-      </w:r>
-      <w:hyperlink r:id="rId46">
-        <w:r>
-          <w:rPr>
-            <w:lang w:val="zh_TW" w:bidi="zh_TW"/>
-          </w:rPr>
-          <w:rPr>
-            <w:color w:val="0000EE"/>
-            <w:u w:val="single"/>
-          </w:rPr>
-          <w:t>賽51:4</w:t>
-        </w:r>
-      </w:hyperlink>
-      <w:r>
-        <w:rPr>
-          <w:lang w:val="zh_TW" w:bidi="zh_TW"/>
-        </w:rPr>
-        <w:t>）。在這上下文中，神的光是大有能力的，好像烈火一般。光也與善行有關，正如箴言所說：「但義人的路好像黎明的光」（</w:t>
-      </w:r>
-      <w:hyperlink r:id="rId47">
-        <w:r>
-          <w:rPr>
-            <w:lang w:val="zh_TW" w:bidi="zh_TW"/>
-          </w:rPr>
-          <w:rPr>
-            <w:color w:val="0000EE"/>
-            <w:u w:val="single"/>
-          </w:rPr>
-          <w:t>箴4:18</w:t>
-        </w:r>
-      </w:hyperlink>
-      <w:r>
-        <w:rPr>
-          <w:lang w:val="zh_TW" w:bidi="zh_TW"/>
-        </w:rPr>
-        <w:t>）。</w:t>
-      </w:r>
-    </w:p>
-    <w:p>
-      <w:pPr/>
-      <w:r>
-        <w:rPr>
-          <w:lang w:val="zh_TW" w:bidi="zh_TW"/>
-        </w:rPr>
-      </w:r>
-      <w:r>
-        <w:rPr>
-          <w:lang w:val="zh_TW" w:bidi="zh_TW"/>
-        </w:rPr>
-        <w:t>光的缺乏被用來象徵災難。有些人「無光，在黑暗中摸索」（</w:t>
-      </w:r>
-      <w:hyperlink r:id="rId48">
-        <w:r>
-          <w:rPr>
-            <w:lang w:val="zh_TW" w:bidi="zh_TW"/>
-          </w:rPr>
-          <w:rPr>
-            <w:color w:val="0000EE"/>
-            <w:u w:val="single"/>
-          </w:rPr>
-          <w:t>伯12:25</w:t>
-        </w:r>
-      </w:hyperlink>
-      <w:r>
-        <w:rPr>
-          <w:lang w:val="zh_TW" w:bidi="zh_TW"/>
-        </w:rPr>
-        <w:t>）。約伯的朋友比勒達認為惡人的燈必因懲罰而熄滅（</w:t>
-      </w:r>
-      <w:hyperlink r:id="rId49">
-        <w:r>
-          <w:rPr>
-            <w:lang w:val="zh_TW" w:bidi="zh_TW"/>
-          </w:rPr>
-          <w:rPr>
-            <w:color w:val="0000EE"/>
-            <w:u w:val="single"/>
-          </w:rPr>
-          <w:t>伯18:5–17</w:t>
-        </w:r>
-      </w:hyperlink>
-      <w:r>
-        <w:rPr>
-          <w:lang w:val="zh_TW" w:bidi="zh_TW"/>
-        </w:rPr>
-        <w:t>）。巴比倫毀滅耶路撒冷之後，百姓哀歎說：「他引導我，使我行在黑暗中， 不行在光明裡」（</w:t>
-      </w:r>
-      <w:hyperlink r:id="rId50">
-        <w:r>
-          <w:rPr>
-            <w:lang w:val="zh_TW" w:bidi="zh_TW"/>
-          </w:rPr>
-          <w:rPr>
-            <w:color w:val="0000EE"/>
-            <w:u w:val="single"/>
-          </w:rPr>
-          <w:t>哀3:2</w:t>
-        </w:r>
-      </w:hyperlink>
-      <w:r>
-        <w:rPr>
-          <w:lang w:val="zh_TW" w:bidi="zh_TW"/>
-        </w:rPr>
-        <w:t>）。</w:t>
-      </w:r>
-    </w:p>
-    <w:p>
-      <w:pPr>
-        <w:pStyle w:val="Heading3"/>
-      </w:pPr>
-      <w:r>
-        <w:rPr>
-          <w:lang w:val="zh_TW" w:bidi="zh_TW"/>
-        </w:rPr>
-        <w:t>新約聖經中的光</w:t>
-      </w:r>
-    </w:p>
-    <w:p>
-      <w:pPr/>
-      <w:r>
-        <w:rPr>
-          <w:lang w:val="zh_TW" w:bidi="zh_TW"/>
-        </w:rPr>
-      </w:r>
-      <w:r>
-        <w:rPr>
-          <w:lang w:val="zh_TW" w:bidi="zh_TW"/>
-        </w:rPr>
-        <w:t>新約聖經所提到的光，通常具有象徵意義。例如，大數的掃羅在往大馬士革的路上遇見「從天上發光」（</w:t>
-      </w:r>
-      <w:hyperlink r:id="rId51">
-        <w:r>
-          <w:rPr>
-            <w:lang w:val="zh_TW" w:bidi="zh_TW"/>
-          </w:rPr>
-          <w:rPr>
-            <w:color w:val="0000EE"/>
-            <w:u w:val="single"/>
-          </w:rPr>
-          <w:t>徒9:3</w:t>
-        </w:r>
-      </w:hyperlink>
-      <w:r>
-        <w:rPr>
-          <w:lang w:val="zh_TW" w:bidi="zh_TW"/>
-        </w:rPr>
-        <w:t>；參</w:t>
-      </w:r>
-      <w:hyperlink r:id="rId52">
-        <w:r>
-          <w:rPr>
-            <w:lang w:val="zh_TW" w:bidi="zh_TW"/>
-          </w:rPr>
-          <w:rPr>
-            <w:color w:val="0000EE"/>
-            <w:u w:val="single"/>
-          </w:rPr>
-          <w:t>22:6–11</w:t>
-        </w:r>
-      </w:hyperlink>
-      <w:r>
-        <w:rPr>
-          <w:lang w:val="zh_TW" w:bidi="zh_TW"/>
-        </w:rPr>
-        <w:t>，</w:t>
-      </w:r>
-      <w:hyperlink r:id="rId53">
-        <w:r>
-          <w:rPr>
-            <w:lang w:val="zh_TW" w:bidi="zh_TW"/>
-          </w:rPr>
-          <w:rPr>
-            <w:color w:val="0000EE"/>
-            <w:u w:val="single"/>
-          </w:rPr>
-          <w:t>26:13</w:t>
-        </w:r>
-      </w:hyperlink>
-      <w:r>
-        <w:rPr>
-          <w:lang w:val="zh_TW" w:bidi="zh_TW"/>
-        </w:rPr>
-        <w:t>），那到底是普通的光，還是別的東西，並不明確。同樣，彼得在監獄裡時，「屋裡有光照耀」（</w:t>
-      </w:r>
-      <w:hyperlink r:id="rId54">
-        <w:r>
-          <w:rPr>
-            <w:lang w:val="zh_TW" w:bidi="zh_TW"/>
-          </w:rPr>
-          <w:rPr>
-            <w:color w:val="0000EE"/>
-            <w:u w:val="single"/>
-          </w:rPr>
-          <w:t>徒12:7</w:t>
-        </w:r>
-      </w:hyperlink>
-      <w:r>
-        <w:rPr>
-          <w:lang w:val="zh_TW" w:bidi="zh_TW"/>
-        </w:rPr>
-        <w:t>）。而天上的城不需要物質的光，因為「主神要光照他們」（</w:t>
-      </w:r>
-      <w:hyperlink r:id="rId55">
-        <w:r>
-          <w:rPr>
-            <w:lang w:val="zh_TW" w:bidi="zh_TW"/>
-          </w:rPr>
-          <w:rPr>
-            <w:color w:val="0000EE"/>
-            <w:u w:val="single"/>
-          </w:rPr>
-          <w:t>啟22:5</w:t>
-        </w:r>
-      </w:hyperlink>
-      <w:r>
-        <w:rPr>
-          <w:lang w:val="zh_TW" w:bidi="zh_TW"/>
-        </w:rPr>
-        <w:t>，參</w:t>
-      </w:r>
-      <w:hyperlink r:id="rId56">
-        <w:r>
-          <w:rPr>
-            <w:lang w:val="zh_TW" w:bidi="zh_TW"/>
-          </w:rPr>
-          <w:rPr>
-            <w:color w:val="0000EE"/>
-            <w:u w:val="single"/>
-          </w:rPr>
-          <w:t>21:11、23–24</w:t>
-        </w:r>
-      </w:hyperlink>
-      <w:r>
-        <w:rPr>
-          <w:lang w:val="zh_TW" w:bidi="zh_TW"/>
-        </w:rPr>
-        <w:t>）。</w:t>
-      </w:r>
-    </w:p>
-    <w:p>
-      <w:pPr/>
-      <w:r>
-        <w:rPr>
-          <w:lang w:val="zh_TW" w:bidi="zh_TW"/>
-        </w:rPr>
-      </w:r>
-      <w:r>
-        <w:rPr>
-          <w:lang w:val="zh_TW" w:bidi="zh_TW"/>
-        </w:rPr>
-        <w:t>神與光的連繫是新約聖經的常見主題。使徒約翰寫道：「神就是光，在他毫無黑暗」（</w:t>
-      </w:r>
-      <w:hyperlink r:id="rId57">
-        <w:r>
-          <w:rPr>
-            <w:lang w:val="zh_TW" w:bidi="zh_TW"/>
-          </w:rPr>
-          <w:rPr>
-            <w:color w:val="0000EE"/>
-            <w:u w:val="single"/>
-          </w:rPr>
-          <w:t>約一1:5</w:t>
-        </w:r>
-      </w:hyperlink>
-      <w:r>
-        <w:rPr>
-          <w:lang w:val="zh_TW" w:bidi="zh_TW"/>
-        </w:rPr>
-        <w:t>）。雅各書稱神為「眾光之父」（</w:t>
-      </w:r>
-      <w:hyperlink r:id="rId58">
-        <w:r>
-          <w:rPr>
-            <w:lang w:val="zh_TW" w:bidi="zh_TW"/>
-          </w:rPr>
-          <w:rPr>
-            <w:color w:val="0000EE"/>
-            <w:u w:val="single"/>
-          </w:rPr>
-          <w:t>雅1:17</w:t>
-        </w:r>
-      </w:hyperlink>
-      <w:r>
-        <w:rPr>
-          <w:lang w:val="zh_TW" w:bidi="zh_TW"/>
-        </w:rPr>
-        <w:t>）。聖經也形容神住在人不能靠近的光裡（</w:t>
-      </w:r>
-      <w:hyperlink r:id="rId59">
-        <w:r>
-          <w:rPr>
-            <w:lang w:val="zh_TW" w:bidi="zh_TW"/>
-          </w:rPr>
-          <w:rPr>
-            <w:color w:val="0000EE"/>
-            <w:u w:val="single"/>
-          </w:rPr>
-          <w:t>提前6:16</w:t>
-        </w:r>
-      </w:hyperlink>
-      <w:r>
-        <w:rPr>
-          <w:lang w:val="zh_TW" w:bidi="zh_TW"/>
-        </w:rPr>
-        <w:t>；另見</w:t>
-      </w:r>
-      <w:hyperlink r:id="rId60">
-        <w:r>
-          <w:rPr>
-            <w:lang w:val="zh_TW" w:bidi="zh_TW"/>
-          </w:rPr>
-          <w:rPr>
-            <w:color w:val="0000EE"/>
-            <w:u w:val="single"/>
-          </w:rPr>
-          <w:t>約一1:7</w:t>
-        </w:r>
-      </w:hyperlink>
-      <w:r>
-        <w:rPr>
-          <w:lang w:val="zh_TW" w:bidi="zh_TW"/>
-        </w:rPr>
-        <w:t>）。耶穌說：「我是世界的光」（</w:t>
-      </w:r>
-      <w:hyperlink r:id="rId61">
-        <w:r>
-          <w:rPr>
-            <w:lang w:val="zh_TW" w:bidi="zh_TW"/>
-          </w:rPr>
-          <w:rPr>
-            <w:color w:val="0000EE"/>
-            <w:u w:val="single"/>
-          </w:rPr>
-          <w:t>約8:12</w:t>
-        </w:r>
-      </w:hyperlink>
-      <w:r>
-        <w:rPr>
-          <w:lang w:val="zh_TW" w:bidi="zh_TW"/>
-        </w:rPr>
-        <w:t>，另見</w:t>
-      </w:r>
-      <w:hyperlink r:id="rId62">
-        <w:r>
-          <w:rPr>
-            <w:lang w:val="zh_TW" w:bidi="zh_TW"/>
-          </w:rPr>
-          <w:rPr>
-            <w:color w:val="0000EE"/>
-            <w:u w:val="single"/>
-          </w:rPr>
-          <w:t>9:5</w:t>
-        </w:r>
-      </w:hyperlink>
-      <w:r>
-        <w:rPr>
-          <w:lang w:val="zh_TW" w:bidi="zh_TW"/>
-        </w:rPr>
-        <w:t>），並且「我到世上來，乃是光，叫凡信我的，不住在黑暗裡」（</w:t>
-      </w:r>
-      <w:hyperlink r:id="rId63">
-        <w:r>
-          <w:rPr>
-            <w:lang w:val="zh_TW" w:bidi="zh_TW"/>
-          </w:rPr>
-          <w:rPr>
-            <w:color w:val="0000EE"/>
-            <w:u w:val="single"/>
-          </w:rPr>
-          <w:t>約12:46</w:t>
-        </w:r>
-      </w:hyperlink>
-      <w:r>
-        <w:rPr>
-          <w:lang w:val="zh_TW" w:bidi="zh_TW"/>
-        </w:rPr>
-        <w:t>）。使徒約翰說，耶穌自己就是光（</w:t>
-      </w:r>
-      <w:hyperlink r:id="rId64">
-        <w:r>
-          <w:rPr>
-            <w:lang w:val="zh_TW" w:bidi="zh_TW"/>
-          </w:rPr>
-          <w:rPr>
-            <w:color w:val="0000EE"/>
-            <w:u w:val="single"/>
-          </w:rPr>
-          <w:t>約1:1–10</w:t>
-        </w:r>
-      </w:hyperlink>
-      <w:r>
-        <w:rPr>
-          <w:lang w:val="zh_TW" w:bidi="zh_TW"/>
-        </w:rPr>
-        <w:t>）。施洗約翰來為這光作見證，好叫眾人因他可以信（</w:t>
-      </w:r>
-      <w:hyperlink r:id="rId65">
-        <w:r>
-          <w:rPr>
-            <w:lang w:val="zh_TW" w:bidi="zh_TW"/>
-          </w:rPr>
-          <w:rPr>
-            <w:color w:val="0000EE"/>
-            <w:u w:val="single"/>
-          </w:rPr>
-          <w:t>約1:7–8</w:t>
-        </w:r>
-      </w:hyperlink>
-      <w:r>
-        <w:rPr>
-          <w:lang w:val="zh_TW" w:bidi="zh_TW"/>
-        </w:rPr>
-        <w:t>）。凡接受這光的人，就得著權柄，作神的兒女（</w:t>
-      </w:r>
-      <w:hyperlink r:id="rId66">
-        <w:r>
-          <w:rPr>
-            <w:lang w:val="zh_TW" w:bidi="zh_TW"/>
-          </w:rPr>
-          <w:rPr>
-            <w:color w:val="0000EE"/>
-            <w:u w:val="single"/>
-          </w:rPr>
-          <w:t>約1:9–12</w:t>
-        </w:r>
-      </w:hyperlink>
-      <w:r>
-        <w:rPr>
-          <w:lang w:val="zh_TW" w:bidi="zh_TW"/>
-        </w:rPr>
-        <w:t>）。有時，光也用來表示人認識神與祂救恩的啟示（</w:t>
-      </w:r>
-      <w:hyperlink r:id="rId67">
-        <w:r>
-          <w:rPr>
-            <w:lang w:val="zh_TW" w:bidi="zh_TW"/>
-          </w:rPr>
-          <w:rPr>
-            <w:color w:val="0000EE"/>
-            <w:u w:val="single"/>
-          </w:rPr>
-          <w:t>太4:16</w:t>
-        </w:r>
-      </w:hyperlink>
-      <w:r>
-        <w:rPr>
-          <w:lang w:val="zh_TW" w:bidi="zh_TW"/>
-        </w:rPr>
-        <w:t>；</w:t>
-      </w:r>
-      <w:hyperlink r:id="rId68">
-        <w:r>
-          <w:rPr>
-            <w:lang w:val="zh_TW" w:bidi="zh_TW"/>
-          </w:rPr>
-          <w:rPr>
-            <w:color w:val="0000EE"/>
-            <w:u w:val="single"/>
-          </w:rPr>
-          <w:t>路2:32</w:t>
-        </w:r>
-      </w:hyperlink>
-      <w:r>
-        <w:rPr>
-          <w:lang w:val="zh_TW" w:bidi="zh_TW"/>
-        </w:rPr>
-        <w:t>；</w:t>
-      </w:r>
-      <w:hyperlink r:id="rId69">
-        <w:r>
-          <w:rPr>
-            <w:lang w:val="zh_TW" w:bidi="zh_TW"/>
-          </w:rPr>
-          <w:rPr>
-            <w:color w:val="0000EE"/>
-            <w:u w:val="single"/>
-          </w:rPr>
-          <w:t>徒13:47，</w:t>
-        </w:r>
-      </w:hyperlink>
-      <w:hyperlink r:id="rId70">
-        <w:r>
-          <w:rPr>
-            <w:lang w:val="zh_TW" w:bidi="zh_TW"/>
-          </w:rPr>
-          <w:rPr>
-            <w:color w:val="0000EE"/>
-            <w:u w:val="single"/>
-          </w:rPr>
-          <w:t>26:18</w:t>
-        </w:r>
-      </w:hyperlink>
-      <w:r>
-        <w:rPr>
-          <w:lang w:val="zh_TW" w:bidi="zh_TW"/>
-        </w:rPr>
-        <w:t>）。</w:t>
-      </w:r>
-    </w:p>
-    <w:p>
-      <w:pPr/>
-      <w:r>
-        <w:rPr>
-          <w:lang w:val="zh_TW" w:bidi="zh_TW"/>
-        </w:rPr>
-      </w:r>
-      <w:r>
-        <w:rPr>
-          <w:lang w:val="zh_TW" w:bidi="zh_TW"/>
-        </w:rPr>
-        <w:t>約翰寫道，那光照在黑暗裡，黑暗卻不接受光（</w:t>
-      </w:r>
-      <w:hyperlink r:id="rId71">
-        <w:r>
-          <w:rPr>
-            <w:lang w:val="zh_TW" w:bidi="zh_TW"/>
-          </w:rPr>
-          <w:rPr>
-            <w:color w:val="0000EE"/>
-            <w:u w:val="single"/>
-          </w:rPr>
-          <w:t>約1:5</w:t>
-        </w:r>
-      </w:hyperlink>
-      <w:r>
-        <w:rPr>
-          <w:lang w:val="zh_TW" w:bidi="zh_TW"/>
-        </w:rPr>
-        <w:t>；參</w:t>
-      </w:r>
-      <w:hyperlink r:id="rId72">
-        <w:r>
-          <w:rPr>
-            <w:lang w:val="zh_TW" w:bidi="zh_TW"/>
-          </w:rPr>
-          <w:rPr>
-            <w:color w:val="0000EE"/>
-            <w:u w:val="single"/>
-          </w:rPr>
-          <w:t>約一2:8</w:t>
-        </w:r>
-      </w:hyperlink>
-      <w:r>
-        <w:rPr>
-          <w:lang w:val="zh_TW" w:bidi="zh_TW"/>
-        </w:rPr>
-        <w:t>）。他還說：「光來到世間，世人因自己的行為是惡的，不愛光，倒愛黑暗」（</w:t>
-      </w:r>
-      <w:hyperlink r:id="rId73">
-        <w:r>
-          <w:rPr>
-            <w:lang w:val="zh_TW" w:bidi="zh_TW"/>
-          </w:rPr>
-          <w:rPr>
-            <w:color w:val="0000EE"/>
-            <w:u w:val="single"/>
-          </w:rPr>
-          <w:t>約3:19</w:t>
-        </w:r>
-      </w:hyperlink>
-      <w:r>
-        <w:rPr>
-          <w:lang w:val="zh_TW" w:bidi="zh_TW"/>
-        </w:rPr>
-        <w:t>）。作惡的人避開光，行真理的人卻來就光（</w:t>
-      </w:r>
-      <w:hyperlink r:id="rId74">
-        <w:r>
-          <w:rPr>
-            <w:lang w:val="zh_TW" w:bidi="zh_TW"/>
-          </w:rPr>
-          <w:rPr>
-            <w:color w:val="0000EE"/>
-            <w:u w:val="single"/>
-          </w:rPr>
-          <w:t>約3:20–21</w:t>
-        </w:r>
-      </w:hyperlink>
-      <w:r>
-        <w:rPr>
-          <w:lang w:val="zh_TW" w:bidi="zh_TW"/>
-        </w:rPr>
-        <w:t>）。當約翰記載拉撒路復活時，耶穌說人若在黑夜行走，就必跌倒，因為他沒有光（</w:t>
-      </w:r>
-      <w:hyperlink r:id="rId75">
-        <w:r>
-          <w:rPr>
-            <w:lang w:val="zh_TW" w:bidi="zh_TW"/>
-          </w:rPr>
-          <w:rPr>
-            <w:color w:val="0000EE"/>
-            <w:u w:val="single"/>
-          </w:rPr>
-          <w:t>約11:10</w:t>
-        </w:r>
-      </w:hyperlink>
-      <w:r>
-        <w:rPr>
-          <w:lang w:val="zh_TW" w:bidi="zh_TW"/>
-        </w:rPr>
-        <w:t>）。耶穌說眾人沒有光「在」他們裡面，表明這光是屬靈的（</w:t>
-      </w:r>
-      <w:hyperlink r:id="rId61">
-        <w:r>
-          <w:rPr>
-            <w:lang w:val="zh_TW" w:bidi="zh_TW"/>
-          </w:rPr>
-          <w:rPr>
-            <w:color w:val="0000EE"/>
-            <w:u w:val="single"/>
-          </w:rPr>
-          <w:t>約8:12</w:t>
-        </w:r>
-      </w:hyperlink>
-      <w:r>
-        <w:rPr>
-          <w:lang w:val="zh_TW" w:bidi="zh_TW"/>
-        </w:rPr>
-        <w:t>）。</w:t>
-      </w:r>
-    </w:p>
-    <w:p>
-      <w:pPr/>
-      <w:r>
-        <w:rPr>
-          <w:lang w:val="zh_TW" w:bidi="zh_TW"/>
-        </w:rPr>
-      </w:r>
-      <w:r>
-        <w:rPr>
-          <w:lang w:val="zh_TW" w:bidi="zh_TW"/>
-        </w:rPr>
-        <w:t>信徒被描述為「光明之子」（</w:t>
-      </w:r>
-      <w:hyperlink r:id="rId76">
-        <w:r>
-          <w:rPr>
-            <w:lang w:val="zh_TW" w:bidi="zh_TW"/>
-          </w:rPr>
-          <w:rPr>
-            <w:color w:val="0000EE"/>
-            <w:u w:val="single"/>
-          </w:rPr>
-          <w:t>約12:36</w:t>
-        </w:r>
-      </w:hyperlink>
-      <w:r>
-        <w:rPr>
-          <w:lang w:val="zh_TW" w:bidi="zh_TW"/>
-        </w:rPr>
-        <w:t>；另見</w:t>
-      </w:r>
-      <w:hyperlink r:id="rId77">
-        <w:r>
-          <w:rPr>
-            <w:lang w:val="zh_TW" w:bidi="zh_TW"/>
-          </w:rPr>
-          <w:rPr>
-            <w:color w:val="0000EE"/>
-            <w:u w:val="single"/>
-          </w:rPr>
-          <w:t>路16:8</w:t>
-        </w:r>
-      </w:hyperlink>
-      <w:r>
-        <w:rPr>
-          <w:lang w:val="zh_TW" w:bidi="zh_TW"/>
-        </w:rPr>
-        <w:t>）。他們的生命因與光的連結而改變。保羅也寫道，基督徒「都是光明之子，都是白晝之子」（</w:t>
-      </w:r>
-      <w:hyperlink r:id="rId78">
-        <w:r>
-          <w:rPr>
-            <w:lang w:val="zh_TW" w:bidi="zh_TW"/>
-          </w:rPr>
-          <w:rPr>
-            <w:color w:val="0000EE"/>
-            <w:u w:val="single"/>
-          </w:rPr>
-          <w:t>帖前5:5</w:t>
-        </w:r>
-      </w:hyperlink>
-      <w:r>
-        <w:rPr>
-          <w:lang w:val="zh_TW" w:bidi="zh_TW"/>
-        </w:rPr>
-        <w:t>）。約翰壹書勸勉基督徒要「在光明中行」（</w:t>
-      </w:r>
-      <w:hyperlink r:id="rId60">
-        <w:r>
-          <w:rPr>
-            <w:lang w:val="zh_TW" w:bidi="zh_TW"/>
-          </w:rPr>
-          <w:rPr>
-            <w:color w:val="0000EE"/>
-            <w:u w:val="single"/>
-          </w:rPr>
-          <w:t>約一1:7</w:t>
-        </w:r>
-      </w:hyperlink>
-      <w:r>
-        <w:rPr>
-          <w:lang w:val="zh_TW" w:bidi="zh_TW"/>
-        </w:rPr>
-        <w:t>），意思是他們應當活出良善和真理的生命。</w:t>
-      </w:r>
-    </w:p>
-    <w:p>
-      <w:pPr/>
-      <w:r>
-        <w:rPr>
-          <w:lang w:val="zh_TW" w:bidi="zh_TW"/>
-        </w:rPr>
-      </w:r>
-      <w:r>
-        <w:rPr>
-          <w:lang w:val="zh_TW" w:bidi="zh_TW"/>
-        </w:rPr>
-        <w:t>耶穌告訴祂的跟隨者：「你們是世上的光」（</w:t>
-      </w:r>
-      <w:hyperlink r:id="rId79">
-        <w:r>
-          <w:rPr>
-            <w:lang w:val="zh_TW" w:bidi="zh_TW"/>
-          </w:rPr>
-          <w:rPr>
-            <w:color w:val="0000EE"/>
-            <w:u w:val="single"/>
-          </w:rPr>
-          <w:t>太5:14</w:t>
-        </w:r>
-      </w:hyperlink>
-      <w:r>
-        <w:rPr>
-          <w:lang w:val="zh_TW" w:bidi="zh_TW"/>
-        </w:rPr>
-        <w:t>）。這句話的意思是，基督徒應當藉著敬虔的生活反映神的光。當耶穌被稱為世上的光時，意思是祂能拯救世人，並顯明真理。而當信徒被稱為世上的光時，並不是說他們能拯救世人，而是他們藉著生命指示世人通往救恩的道路。耶穌吩咐他們要藉著善行讓光照在人前，使人將榮耀歸給神（</w:t>
-      </w:r>
-      <w:hyperlink r:id="rId79">
-        <w:r>
-          <w:rPr>
-            <w:lang w:val="zh_TW" w:bidi="zh_TW"/>
-          </w:rPr>
-          <w:rPr>
-            <w:color w:val="0000EE"/>
-            <w:u w:val="single"/>
-          </w:rPr>
-          <w:t>太5:16</w:t>
-        </w:r>
-      </w:hyperlink>
-      <w:r>
-        <w:rPr>
-          <w:lang w:val="zh_TW" w:bidi="zh_TW"/>
-        </w:rPr>
-        <w:t>）。基督徒必須充分使用他們所得的光，若忽視它而仍活在黑暗中，他們的處境更為可悲，因為他們明白真理卻選擇背棄它（</w:t>
-      </w:r>
-      <w:hyperlink r:id="rId80">
-        <w:r>
-          <w:rPr>
-            <w:lang w:val="zh_TW" w:bidi="zh_TW"/>
-          </w:rPr>
-          <w:rPr>
-            <w:color w:val="0000EE"/>
-            <w:u w:val="single"/>
-          </w:rPr>
-          <w:t>太6:23</w:t>
-        </w:r>
-      </w:hyperlink>
-      <w:r>
-        <w:rPr>
-          <w:lang w:val="zh_TW" w:bidi="zh_TW"/>
-        </w:rPr>
-        <w:t>；</w:t>
-      </w:r>
-      <w:hyperlink r:id="rId81">
-        <w:r>
-          <w:rPr>
-            <w:lang w:val="zh_TW" w:bidi="zh_TW"/>
-          </w:rPr>
-          <w:rPr>
-            <w:color w:val="0000EE"/>
-            <w:u w:val="single"/>
-          </w:rPr>
-          <w:t>路11:35</w:t>
-        </w:r>
-      </w:hyperlink>
-      <w:r>
-        <w:rPr>
-          <w:lang w:val="zh_TW" w:bidi="zh_TW"/>
-        </w:rPr>
-        <w:t>）。</w:t>
-      </w:r>
-    </w:p>
-    <w:p>
-      <w:pPr/>
-      <w:r>
-        <w:rPr>
-          <w:lang w:val="zh_TW" w:bidi="zh_TW"/>
-        </w:rPr>
-      </w:r>
-      <w:r>
-        <w:rPr>
-          <w:lang w:val="zh_TW" w:bidi="zh_TW"/>
-        </w:rPr>
-        <w:t>現代人並不容易接受光的比喻。但聖經教導說，基督的光已經照亮所有基督徒。如果他們忽視這光，仍像活在黑暗裡，那麼他們就仍舊陷在深暗之中。他們比其他人更糟，因為他們知道光是什麼，也知道光對他們的意義，卻轉身離棄它。</w:t>
-      </w:r>
-    </w:p>
-    <w:p>
-      <w:pPr/>
-      <w:r>
-        <w:rPr>
-          <w:lang w:val="zh_TW" w:bidi="zh_TW"/>
-        </w:rPr>
-      </w:r>
-      <w:r>
-        <w:rPr>
-          <w:i/>
-          <w:lang w:val="zh_TW" w:bidi="zh_TW"/>
-        </w:rPr>
-        <w:t>另見</w:t>
-      </w:r>
-      <w:r>
-        <w:rPr>
-          <w:lang w:val="zh_TW" w:bidi="zh_TW"/>
-        </w:rPr>
-        <w:t xml:space="preserve"> </w:t>
-      </w:r>
-      <w:r>
-        <w:rPr>
-          <w:lang w:val="zh_TW" w:bidi="zh_TW"/>
-        </w:rPr>
-        <w:t>黑暗</w:t>
-      </w:r>
-      <w:r>
-        <w:rPr>
-          <w:lang w:val="zh_TW" w:bidi="zh_TW"/>
-        </w:rPr>
-        <w:t>。</w:t>
+        <w:t>聖經強調必須有自我管教、父母的管教與教會的管教，現代社會各個領域的道德淪喪顯而易見，這點似乎更顯重要。聖經描繪並在耶穌基督身上彰顯的屬神之愛，是要教導世人如何生活。那些拒絕神「正面督促」的人，最終會面對祂管教中負面一面。基督徒若能以充滿愛的方式管教自己、兒女和彼此，就能尊榮基督，展示祂的生活方式，也幫助別人明白神的旨意。</w:t>
       </w:r>
       <w:r>
         <w:rPr>
@@ -3649,6 +6783,12 @@
   <w:num w:numId="13" w16cid:durableId="592781308">
     <w:abstractNumId w:val="11"/>
   </w:num>
+  <w:num w:numId="14">
+    <w:abstractNumId w:val="3"/>
+    <w:lvlOverride w:ilvl="0">
+      <w:startOverride w:val="1"/>
+    </w:lvlOverride>
+  </w:num>
   <w:numIdMacAtCleanup w:val="10"/>
 </w:numbering>
 </file>

--- a/zht/docx/054.content.docx
+++ b/zht/docx/054.content.docx
@@ -275,18 +275,12 @@
         </w:rPr>
         <w:t>詩篇作者清楚地說明了利未制度的意義：「誰能登耶和華的山？ 誰能站在他的聖所？就是手潔心清，不向虛妄，起誓不懷詭詐的人」（</w:t>
       </w:r>
-      <w:hyperlink r:id="rId13">
-        <w:r>
-          <w:rPr>
-            <w:lang w:val="zh_TW" w:bidi="zh_TW"/>
-          </w:rPr>
-          <w:rPr>
-            <w:color w:val="0000EE"/>
-            <w:u w:val="single"/>
-          </w:rPr>
-          <w:t>詩24:3–4</w:t>
-        </w:r>
-      </w:hyperlink>
+      <w:r>
+        <w:rPr>
+          <w:lang w:val="zh_TW" w:bidi="zh_TW"/>
+        </w:rPr>
+        <w:t>詩24:3–4</w:t>
+      </w:r>
       <w:r>
         <w:rPr>
           <w:lang w:val="zh_TW" w:bidi="zh_TW"/>
@@ -465,54 +459,36 @@
         </w:rPr>
         <w:t>摩西律法中外在的禮儀細節與其內在的道德要求之間的關係，例如十誡，是舊約神學中的基本問題之一。在整本舊約中，不潔與罪幾乎是同義詞——此事是可以證明的。在許多經文中，罪被描述為不潔的（例如，</w:t>
       </w:r>
-      <w:hyperlink r:id="rId14">
-        <w:r>
-          <w:rPr>
-            <w:lang w:val="zh_TW" w:bidi="zh_TW"/>
-          </w:rPr>
-          <w:rPr>
-            <w:color w:val="0000EE"/>
-            <w:u w:val="single"/>
-          </w:rPr>
-          <w:t>利16:16、30</w:t>
-        </w:r>
-      </w:hyperlink>
+      <w:r>
+        <w:rPr>
+          <w:lang w:val="zh_TW" w:bidi="zh_TW"/>
+        </w:rPr>
+        <w:t>利16:16、30</w:t>
+      </w:r>
       <w:r>
         <w:rPr>
           <w:lang w:val="zh_TW" w:bidi="zh_TW"/>
         </w:rPr>
         <w:t>；</w:t>
       </w:r>
-      <w:hyperlink r:id="rId15">
-        <w:r>
-          <w:rPr>
-            <w:lang w:val="zh_TW" w:bidi="zh_TW"/>
-          </w:rPr>
-          <w:rPr>
-            <w:color w:val="0000EE"/>
-            <w:u w:val="single"/>
-          </w:rPr>
-          <w:t>民5:11–28</w:t>
-        </w:r>
-      </w:hyperlink>
+      <w:r>
+        <w:rPr>
+          <w:lang w:val="zh_TW" w:bidi="zh_TW"/>
+        </w:rPr>
+        <w:t>民5:11–28</w:t>
+      </w:r>
       <w:r>
         <w:rPr>
           <w:lang w:val="zh_TW" w:bidi="zh_TW"/>
         </w:rPr>
         <w:t>中的苦水試驗；</w:t>
       </w:r>
-      <w:hyperlink r:id="rId16">
-        <w:r>
-          <w:rPr>
-            <w:lang w:val="zh_TW" w:bidi="zh_TW"/>
-          </w:rPr>
-          <w:rPr>
-            <w:color w:val="0000EE"/>
-            <w:u w:val="single"/>
-          </w:rPr>
-          <w:t>亞13:1</w:t>
-        </w:r>
-      </w:hyperlink>
+      <w:r>
+        <w:rPr>
+          <w:lang w:val="zh_TW" w:bidi="zh_TW"/>
+        </w:rPr>
+        <w:t>亞13:1</w:t>
+      </w:r>
       <w:r>
         <w:rPr>
           <w:lang w:val="zh_TW" w:bidi="zh_TW"/>
@@ -533,264 +509,174 @@
         </w:rPr>
         <w:t>禮儀上的潔淨與道德上的潔淨之間的關係，可以從經文中得到說明，一方面提到「手潔」（</w:t>
       </w:r>
-      <w:hyperlink r:id="rId17">
-        <w:r>
-          <w:rPr>
-            <w:lang w:val="zh_TW" w:bidi="zh_TW"/>
-          </w:rPr>
-          <w:rPr>
-            <w:color w:val="0000EE"/>
-            <w:u w:val="single"/>
-          </w:rPr>
-          <w:t>撒下22:21</w:t>
-        </w:r>
-      </w:hyperlink>
+      <w:r>
+        <w:rPr>
+          <w:lang w:val="zh_TW" w:bidi="zh_TW"/>
+        </w:rPr>
+        <w:t>撒下22:21</w:t>
+      </w:r>
       <w:r>
         <w:rPr>
           <w:lang w:val="zh_TW" w:bidi="zh_TW"/>
         </w:rPr>
         <w:t>；</w:t>
       </w:r>
-      <w:hyperlink r:id="rId18">
-        <w:r>
-          <w:rPr>
-            <w:lang w:val="zh_TW" w:bidi="zh_TW"/>
-          </w:rPr>
-          <w:rPr>
-            <w:color w:val="0000EE"/>
-            <w:u w:val="single"/>
-          </w:rPr>
-          <w:t>伯17:9，</w:t>
-        </w:r>
-      </w:hyperlink>
-      <w:hyperlink r:id="rId19">
-        <w:r>
-          <w:rPr>
-            <w:lang w:val="zh_TW" w:bidi="zh_TW"/>
-          </w:rPr>
-          <w:rPr>
-            <w:color w:val="0000EE"/>
-            <w:u w:val="single"/>
-          </w:rPr>
-          <w:t>22:30</w:t>
-        </w:r>
-      </w:hyperlink>
+      <w:r>
+        <w:rPr>
+          <w:lang w:val="zh_TW" w:bidi="zh_TW"/>
+        </w:rPr>
+        <w:t>伯17:9，</w:t>
+      </w:r>
+      <w:r>
+        <w:rPr>
+          <w:lang w:val="zh_TW" w:bidi="zh_TW"/>
+        </w:rPr>
+        <w:t>22:30</w:t>
+      </w:r>
       <w:r>
         <w:rPr>
           <w:lang w:val="zh_TW" w:bidi="zh_TW"/>
         </w:rPr>
         <w:t>），另一方面提到「清潔的心」（</w:t>
       </w:r>
-      <w:hyperlink r:id="rId20">
-        <w:r>
-          <w:rPr>
-            <w:lang w:val="zh_TW" w:bidi="zh_TW"/>
-          </w:rPr>
-          <w:rPr>
-            <w:color w:val="0000EE"/>
-            <w:u w:val="single"/>
-          </w:rPr>
-          <w:t>詩24:4</w:t>
-        </w:r>
-      </w:hyperlink>
+      <w:r>
+        <w:rPr>
+          <w:lang w:val="zh_TW" w:bidi="zh_TW"/>
+        </w:rPr>
+        <w:t>詩24:4</w:t>
+      </w:r>
       <w:r>
         <w:rPr>
           <w:lang w:val="zh_TW" w:bidi="zh_TW"/>
         </w:rPr>
         <w:t>，</w:t>
       </w:r>
-      <w:hyperlink r:id="rId21">
-        <w:r>
-          <w:rPr>
-            <w:lang w:val="zh_TW" w:bidi="zh_TW"/>
-          </w:rPr>
-          <w:rPr>
-            <w:color w:val="0000EE"/>
-            <w:u w:val="single"/>
-          </w:rPr>
-          <w:t>51:10</w:t>
-        </w:r>
-      </w:hyperlink>
+      <w:r>
+        <w:rPr>
+          <w:lang w:val="zh_TW" w:bidi="zh_TW"/>
+        </w:rPr>
+        <w:t>51:10</w:t>
+      </w:r>
       <w:r>
         <w:rPr>
           <w:lang w:val="zh_TW" w:bidi="zh_TW"/>
         </w:rPr>
         <w:t>，</w:t>
       </w:r>
-      <w:hyperlink r:id="rId22">
-        <w:r>
-          <w:rPr>
-            <w:lang w:val="zh_TW" w:bidi="zh_TW"/>
-          </w:rPr>
-          <w:rPr>
-            <w:color w:val="0000EE"/>
-            <w:u w:val="single"/>
-          </w:rPr>
-          <w:t>73:13</w:t>
-        </w:r>
-      </w:hyperlink>
+      <w:r>
+        <w:rPr>
+          <w:lang w:val="zh_TW" w:bidi="zh_TW"/>
+        </w:rPr>
+        <w:t>73:13</w:t>
+      </w:r>
       <w:r>
         <w:rPr>
           <w:lang w:val="zh_TW" w:bidi="zh_TW"/>
         </w:rPr>
         <w:t>；</w:t>
       </w:r>
-      <w:hyperlink r:id="rId23">
-        <w:r>
-          <w:rPr>
-            <w:lang w:val="zh_TW" w:bidi="zh_TW"/>
-          </w:rPr>
-          <w:rPr>
-            <w:color w:val="0000EE"/>
-            <w:u w:val="single"/>
-          </w:rPr>
-          <w:t>箴20:9</w:t>
-        </w:r>
-      </w:hyperlink>
+      <w:r>
+        <w:rPr>
+          <w:lang w:val="zh_TW" w:bidi="zh_TW"/>
+        </w:rPr>
+        <w:t>箴20:9</w:t>
+      </w:r>
       <w:r>
         <w:rPr>
           <w:lang w:val="zh_TW" w:bidi="zh_TW"/>
         </w:rPr>
         <w:t>）。先知以賽亞在神的面前自覺「嘴唇不潔」，一塊潔淨的炭火（或許代表著赦免與贖罪）潔淨了他（</w:t>
       </w:r>
-      <w:hyperlink r:id="rId24">
-        <w:r>
-          <w:rPr>
-            <w:lang w:val="zh_TW" w:bidi="zh_TW"/>
-          </w:rPr>
-          <w:rPr>
-            <w:color w:val="0000EE"/>
-            <w:u w:val="single"/>
-          </w:rPr>
-          <w:t>賽6:5–7</w:t>
-        </w:r>
-      </w:hyperlink>
+      <w:r>
+        <w:rPr>
+          <w:lang w:val="zh_TW" w:bidi="zh_TW"/>
+        </w:rPr>
+        <w:t>賽6:5–7</w:t>
+      </w:r>
       <w:r>
         <w:rPr>
           <w:lang w:val="zh_TW" w:bidi="zh_TW"/>
         </w:rPr>
         <w:t>）。在許多經文中，潔淨代表在神面前的無罪（</w:t>
       </w:r>
-      <w:hyperlink r:id="rId25">
-        <w:r>
-          <w:rPr>
-            <w:lang w:val="zh_TW" w:bidi="zh_TW"/>
-          </w:rPr>
-          <w:rPr>
-            <w:color w:val="0000EE"/>
-            <w:u w:val="single"/>
-          </w:rPr>
-          <w:t>伯11:4</w:t>
-        </w:r>
-      </w:hyperlink>
+      <w:r>
+        <w:rPr>
+          <w:lang w:val="zh_TW" w:bidi="zh_TW"/>
+        </w:rPr>
+        <w:t>伯11:4</w:t>
+      </w:r>
       <w:r>
         <w:rPr>
           <w:lang w:val="zh_TW" w:bidi="zh_TW"/>
         </w:rPr>
         <w:t>，</w:t>
       </w:r>
-      <w:hyperlink r:id="rId26">
-        <w:r>
-          <w:rPr>
-            <w:lang w:val="zh_TW" w:bidi="zh_TW"/>
-          </w:rPr>
-          <w:rPr>
-            <w:color w:val="0000EE"/>
-            <w:u w:val="single"/>
-          </w:rPr>
-          <w:t>33:9</w:t>
-        </w:r>
-      </w:hyperlink>
+      <w:r>
+        <w:rPr>
+          <w:lang w:val="zh_TW" w:bidi="zh_TW"/>
+        </w:rPr>
+        <w:t>33:9</w:t>
+      </w:r>
       <w:r>
         <w:rPr>
           <w:lang w:val="zh_TW" w:bidi="zh_TW"/>
         </w:rPr>
         <w:t>；</w:t>
       </w:r>
-      <w:hyperlink r:id="rId27">
-        <w:r>
-          <w:rPr>
-            <w:lang w:val="zh_TW" w:bidi="zh_TW"/>
-          </w:rPr>
-          <w:rPr>
-            <w:color w:val="0000EE"/>
-            <w:u w:val="single"/>
-          </w:rPr>
-          <w:t>詩51:7–10</w:t>
-        </w:r>
-      </w:hyperlink>
+      <w:r>
+        <w:rPr>
+          <w:lang w:val="zh_TW" w:bidi="zh_TW"/>
+        </w:rPr>
+        <w:t>詩51:7–10</w:t>
+      </w:r>
       <w:r>
         <w:rPr>
           <w:lang w:val="zh_TW" w:bidi="zh_TW"/>
         </w:rPr>
         <w:t>；</w:t>
       </w:r>
-      <w:hyperlink r:id="rId23">
-        <w:r>
-          <w:rPr>
-            <w:lang w:val="zh_TW" w:bidi="zh_TW"/>
-          </w:rPr>
-          <w:rPr>
-            <w:color w:val="0000EE"/>
-            <w:u w:val="single"/>
-          </w:rPr>
-          <w:t>箴20:9</w:t>
-        </w:r>
-      </w:hyperlink>
+      <w:r>
+        <w:rPr>
+          <w:lang w:val="zh_TW" w:bidi="zh_TW"/>
+        </w:rPr>
+        <w:t>箴20:9</w:t>
+      </w:r>
       <w:r>
         <w:rPr>
           <w:lang w:val="zh_TW" w:bidi="zh_TW"/>
         </w:rPr>
         <w:t>），而不潔則被認為源自罪（</w:t>
       </w:r>
-      <w:hyperlink r:id="rId28">
-        <w:r>
-          <w:rPr>
-            <w:lang w:val="zh_TW" w:bidi="zh_TW"/>
-          </w:rPr>
-          <w:rPr>
-            <w:color w:val="0000EE"/>
-            <w:u w:val="single"/>
-          </w:rPr>
-          <w:t>詩51:2</w:t>
-        </w:r>
-      </w:hyperlink>
+      <w:r>
+        <w:rPr>
+          <w:lang w:val="zh_TW" w:bidi="zh_TW"/>
+        </w:rPr>
+        <w:t>詩51:2</w:t>
+      </w:r>
       <w:r>
         <w:rPr>
           <w:lang w:val="zh_TW" w:bidi="zh_TW"/>
         </w:rPr>
         <w:t>；</w:t>
       </w:r>
-      <w:hyperlink r:id="rId29">
-        <w:r>
-          <w:rPr>
-            <w:lang w:val="zh_TW" w:bidi="zh_TW"/>
-          </w:rPr>
-          <w:rPr>
-            <w:color w:val="0000EE"/>
-            <w:u w:val="single"/>
-          </w:rPr>
-          <w:t>賽1:16</w:t>
-        </w:r>
-      </w:hyperlink>
+      <w:r>
+        <w:rPr>
+          <w:lang w:val="zh_TW" w:bidi="zh_TW"/>
+        </w:rPr>
+        <w:t>賽1:16</w:t>
+      </w:r>
       <w:r>
         <w:rPr>
           <w:lang w:val="zh_TW" w:bidi="zh_TW"/>
         </w:rPr>
         <w:t>，</w:t>
       </w:r>
-      <w:hyperlink r:id="rId30">
-        <w:r>
-          <w:rPr>
-            <w:lang w:val="zh_TW" w:bidi="zh_TW"/>
-          </w:rPr>
-          <w:rPr>
-            <w:color w:val="0000EE"/>
-            <w:u w:val="single"/>
-          </w:rPr>
-          <w:t>64:6</w:t>
-        </w:r>
-      </w:hyperlink>
+      <w:r>
+        <w:rPr>
+          <w:lang w:val="zh_TW" w:bidi="zh_TW"/>
+        </w:rPr>
+        <w:t>64:6</w:t>
+      </w:r>
       <w:r>
         <w:rPr>
           <w:lang w:val="zh_TW" w:bidi="zh_TW"/>
@@ -844,54 +730,36 @@
         </w:rPr>
         <w:t>某些食物不可食用。各種有關動物的律法，使人能「把潔淨的和不潔淨的，可吃的與不可吃的活物，都分別出來」（</w:t>
       </w:r>
-      <w:hyperlink r:id="rId31">
-        <w:r>
-          <w:rPr>
-            <w:lang w:val="zh_TW" w:bidi="zh_TW"/>
-          </w:rPr>
-          <w:rPr>
-            <w:color w:val="0000EE"/>
-            <w:u w:val="single"/>
-          </w:rPr>
-          <w:t>利11:47</w:t>
-        </w:r>
-      </w:hyperlink>
+      <w:r>
+        <w:rPr>
+          <w:lang w:val="zh_TW" w:bidi="zh_TW"/>
+        </w:rPr>
+        <w:t>利11:47</w:t>
+      </w:r>
       <w:r>
         <w:rPr>
           <w:lang w:val="zh_TW" w:bidi="zh_TW"/>
         </w:rPr>
         <w:t>）。被允許食用的食物是神所能接受的（另見</w:t>
       </w:r>
-      <w:hyperlink r:id="rId32">
-        <w:r>
-          <w:rPr>
-            <w:lang w:val="zh_TW" w:bidi="zh_TW"/>
-          </w:rPr>
-          <w:rPr>
-            <w:color w:val="0000EE"/>
-            <w:u w:val="single"/>
-          </w:rPr>
-          <w:t>申14:3–21</w:t>
-        </w:r>
-      </w:hyperlink>
+      <w:r>
+        <w:rPr>
+          <w:lang w:val="zh_TW" w:bidi="zh_TW"/>
+        </w:rPr>
+        <w:t>申14:3–21</w:t>
+      </w:r>
       <w:r>
         <w:rPr>
           <w:lang w:val="zh_TW" w:bidi="zh_TW"/>
         </w:rPr>
         <w:t>；</w:t>
       </w:r>
-      <w:hyperlink r:id="rId33">
-        <w:r>
-          <w:rPr>
-            <w:lang w:val="zh_TW" w:bidi="zh_TW"/>
-          </w:rPr>
-          <w:rPr>
-            <w:color w:val="0000EE"/>
-            <w:u w:val="single"/>
-          </w:rPr>
-          <w:t>徒15:28–29</w:t>
-        </w:r>
-      </w:hyperlink>
+      <w:r>
+        <w:rPr>
+          <w:lang w:val="zh_TW" w:bidi="zh_TW"/>
+        </w:rPr>
+        <w:t>徒15:28–29</w:t>
+      </w:r>
       <w:r>
         <w:rPr>
           <w:lang w:val="zh_TW" w:bidi="zh_TW"/>
@@ -916,126 +784,84 @@
         </w:rPr>
         <w:t>疾病（尤其是痲瘋病）會導致不潔（</w:t>
       </w:r>
-      <w:hyperlink r:id="rId34">
-        <w:r>
-          <w:rPr>
-            <w:lang w:val="zh_TW" w:bidi="zh_TW"/>
-          </w:rPr>
-          <w:rPr>
-            <w:color w:val="0000EE"/>
-            <w:u w:val="single"/>
-          </w:rPr>
-          <w:t>利13–14</w:t>
-        </w:r>
-      </w:hyperlink>
+      <w:r>
+        <w:rPr>
+          <w:lang w:val="zh_TW" w:bidi="zh_TW"/>
+        </w:rPr>
+        <w:t>利13–14</w:t>
+      </w:r>
       <w:r>
         <w:rPr>
           <w:lang w:val="zh_TW" w:bidi="zh_TW"/>
         </w:rPr>
         <w:t>）。乃縵的故事提到痲瘋的不潔（</w:t>
       </w:r>
-      <w:hyperlink r:id="rId35">
-        <w:r>
-          <w:rPr>
-            <w:lang w:val="zh_TW" w:bidi="zh_TW"/>
-          </w:rPr>
-          <w:rPr>
-            <w:color w:val="0000EE"/>
-            <w:u w:val="single"/>
-          </w:rPr>
-          <w:t>王下5:1–14</w:t>
-        </w:r>
-      </w:hyperlink>
+      <w:r>
+        <w:rPr>
+          <w:lang w:val="zh_TW" w:bidi="zh_TW"/>
+        </w:rPr>
+        <w:t>王下5:1–14</w:t>
+      </w:r>
       <w:r>
         <w:rPr>
           <w:lang w:val="zh_TW" w:bidi="zh_TW"/>
         </w:rPr>
         <w:t>）。福音書中多次提到痲瘋病人（例如，</w:t>
       </w:r>
-      <w:hyperlink r:id="rId36">
-        <w:r>
-          <w:rPr>
-            <w:lang w:val="zh_TW" w:bidi="zh_TW"/>
-          </w:rPr>
-          <w:rPr>
-            <w:color w:val="0000EE"/>
-            <w:u w:val="single"/>
-          </w:rPr>
-          <w:t>太8:1–4</w:t>
-        </w:r>
-      </w:hyperlink>
+      <w:r>
+        <w:rPr>
+          <w:lang w:val="zh_TW" w:bidi="zh_TW"/>
+        </w:rPr>
+        <w:t>太8:1–4</w:t>
+      </w:r>
       <w:r>
         <w:rPr>
           <w:lang w:val="zh_TW" w:bidi="zh_TW"/>
         </w:rPr>
         <w:t>，</w:t>
       </w:r>
-      <w:hyperlink r:id="rId37">
-        <w:r>
-          <w:rPr>
-            <w:lang w:val="zh_TW" w:bidi="zh_TW"/>
-          </w:rPr>
-          <w:rPr>
-            <w:color w:val="0000EE"/>
-            <w:u w:val="single"/>
-          </w:rPr>
-          <w:t>10:8</w:t>
-        </w:r>
-      </w:hyperlink>
+      <w:r>
+        <w:rPr>
+          <w:lang w:val="zh_TW" w:bidi="zh_TW"/>
+        </w:rPr>
+        <w:t>10:8</w:t>
+      </w:r>
       <w:r>
         <w:rPr>
           <w:lang w:val="zh_TW" w:bidi="zh_TW"/>
         </w:rPr>
         <w:t>，</w:t>
       </w:r>
-      <w:hyperlink r:id="rId38">
-        <w:r>
-          <w:rPr>
-            <w:lang w:val="zh_TW" w:bidi="zh_TW"/>
-          </w:rPr>
-          <w:rPr>
-            <w:color w:val="0000EE"/>
-            <w:u w:val="single"/>
-          </w:rPr>
-          <w:t>11:5</w:t>
-        </w:r>
-      </w:hyperlink>
+      <w:r>
+        <w:rPr>
+          <w:lang w:val="zh_TW" w:bidi="zh_TW"/>
+        </w:rPr>
+        <w:t>11:5</w:t>
+      </w:r>
       <w:r>
         <w:rPr>
           <w:lang w:val="zh_TW" w:bidi="zh_TW"/>
         </w:rPr>
         <w:t>；</w:t>
       </w:r>
-      <w:hyperlink r:id="rId39">
-        <w:r>
-          <w:rPr>
-            <w:lang w:val="zh_TW" w:bidi="zh_TW"/>
-          </w:rPr>
-          <w:rPr>
-            <w:color w:val="0000EE"/>
-            <w:u w:val="single"/>
-          </w:rPr>
-          <w:t>路4:27</w:t>
-        </w:r>
-      </w:hyperlink>
+      <w:r>
+        <w:rPr>
+          <w:lang w:val="zh_TW" w:bidi="zh_TW"/>
+        </w:rPr>
+        <w:t>路4:27</w:t>
+      </w:r>
       <w:r>
         <w:rPr>
           <w:lang w:val="zh_TW" w:bidi="zh_TW"/>
         </w:rPr>
         <w:t>）。許多腫脹、潰瘍和皮疹都包括在這一範疇內，包括漢森氏病（Hansen’s disease，現代的痲瘋）。疾病的不潔還包括所有被病人接觸過的東西（</w:t>
       </w:r>
-      <w:hyperlink r:id="rId40">
-        <w:r>
-          <w:rPr>
-            <w:lang w:val="zh_TW" w:bidi="zh_TW"/>
-          </w:rPr>
-          <w:rPr>
-            <w:color w:val="0000EE"/>
-            <w:u w:val="single"/>
-          </w:rPr>
-          <w:t>利14:33–57</w:t>
-        </w:r>
-      </w:hyperlink>
+      <w:r>
+        <w:rPr>
+          <w:lang w:val="zh_TW" w:bidi="zh_TW"/>
+        </w:rPr>
+        <w:t>利14:33–57</w:t>
+      </w:r>
       <w:r>
         <w:rPr>
           <w:lang w:val="zh_TW" w:bidi="zh_TW"/>
@@ -1060,144 +886,96 @@
         </w:rPr>
         <w:t>身體排泄物是不潔的，接觸它們會使人不潔一段時間。精液的排出會導致不潔，直到晚上，無論是在性交中（</w:t>
       </w:r>
-      <w:hyperlink r:id="rId41">
-        <w:r>
-          <w:rPr>
-            <w:lang w:val="zh_TW" w:bidi="zh_TW"/>
-          </w:rPr>
-          <w:rPr>
-            <w:color w:val="0000EE"/>
-            <w:u w:val="single"/>
-          </w:rPr>
-          <w:t>利15:16–18</w:t>
-        </w:r>
-      </w:hyperlink>
+      <w:r>
+        <w:rPr>
+          <w:lang w:val="zh_TW" w:bidi="zh_TW"/>
+        </w:rPr>
+        <w:t>利15:16–18</w:t>
+      </w:r>
       <w:r>
         <w:rPr>
           <w:lang w:val="zh_TW" w:bidi="zh_TW"/>
         </w:rPr>
         <w:t>）還是在夜間不經意地排出（</w:t>
       </w:r>
-      <w:hyperlink r:id="rId42">
-        <w:r>
-          <w:rPr>
-            <w:lang w:val="zh_TW" w:bidi="zh_TW"/>
-          </w:rPr>
-          <w:rPr>
-            <w:color w:val="0000EE"/>
-            <w:u w:val="single"/>
-          </w:rPr>
-          <w:t>申23:10</w:t>
-        </w:r>
-      </w:hyperlink>
+      <w:r>
+        <w:rPr>
+          <w:lang w:val="zh_TW" w:bidi="zh_TW"/>
+        </w:rPr>
+        <w:t>申23:10</w:t>
+      </w:r>
       <w:r>
         <w:rPr>
           <w:lang w:val="zh_TW" w:bidi="zh_TW"/>
         </w:rPr>
         <w:t>）。不正常的排泄物，通常與疾病有關，在排泄停止後七天內使人不潔（</w:t>
       </w:r>
-      <w:hyperlink r:id="rId43">
-        <w:r>
-          <w:rPr>
-            <w:lang w:val="zh_TW" w:bidi="zh_TW"/>
-          </w:rPr>
-          <w:rPr>
-            <w:color w:val="0000EE"/>
-            <w:u w:val="single"/>
-          </w:rPr>
-          <w:t>利15:1–15</w:t>
-        </w:r>
-      </w:hyperlink>
+      <w:r>
+        <w:rPr>
+          <w:lang w:val="zh_TW" w:bidi="zh_TW"/>
+        </w:rPr>
+        <w:t>利15:1–15</w:t>
+      </w:r>
       <w:r>
         <w:rPr>
           <w:lang w:val="zh_TW" w:bidi="zh_TW"/>
         </w:rPr>
         <w:t>）。月經也會導致不潔，並持續七天，直到其停止後（</w:t>
       </w:r>
-      <w:hyperlink r:id="rId44">
-        <w:r>
-          <w:rPr>
-            <w:lang w:val="zh_TW" w:bidi="zh_TW"/>
-          </w:rPr>
-          <w:rPr>
-            <w:color w:val="0000EE"/>
-            <w:u w:val="single"/>
-          </w:rPr>
-          <w:t>利15:19–24</w:t>
-        </w:r>
-      </w:hyperlink>
+      <w:r>
+        <w:rPr>
+          <w:lang w:val="zh_TW" w:bidi="zh_TW"/>
+        </w:rPr>
+        <w:t>利15:19–24</w:t>
+      </w:r>
       <w:r>
         <w:rPr>
           <w:lang w:val="zh_TW" w:bidi="zh_TW"/>
         </w:rPr>
         <w:t>；</w:t>
       </w:r>
-      <w:hyperlink r:id="rId45">
-        <w:r>
-          <w:rPr>
-            <w:lang w:val="zh_TW" w:bidi="zh_TW"/>
-          </w:rPr>
-          <w:rPr>
-            <w:color w:val="0000EE"/>
-            <w:u w:val="single"/>
-          </w:rPr>
-          <w:t>撒下11:4</w:t>
-        </w:r>
-      </w:hyperlink>
+      <w:r>
+        <w:rPr>
+          <w:lang w:val="zh_TW" w:bidi="zh_TW"/>
+        </w:rPr>
+        <w:t>撒下11:4</w:t>
+      </w:r>
       <w:r>
         <w:rPr>
           <w:lang w:val="zh_TW" w:bidi="zh_TW"/>
         </w:rPr>
         <w:t>）。在此期間的性行為使雙方都不潔（</w:t>
       </w:r>
-      <w:hyperlink r:id="rId44">
-        <w:r>
-          <w:rPr>
-            <w:lang w:val="zh_TW" w:bidi="zh_TW"/>
-          </w:rPr>
-          <w:rPr>
-            <w:color w:val="0000EE"/>
-            <w:u w:val="single"/>
-          </w:rPr>
-          <w:t>利15:19–24</w:t>
-        </w:r>
-      </w:hyperlink>
+      <w:r>
+        <w:rPr>
+          <w:lang w:val="zh_TW" w:bidi="zh_TW"/>
+        </w:rPr>
+        <w:t>利15:19–24</w:t>
+      </w:r>
       <w:r>
         <w:rPr>
           <w:lang w:val="zh_TW" w:bidi="zh_TW"/>
         </w:rPr>
         <w:t>，</w:t>
       </w:r>
-      <w:hyperlink r:id="rId46">
-        <w:r>
-          <w:rPr>
-            <w:lang w:val="zh_TW" w:bidi="zh_TW"/>
-          </w:rPr>
-          <w:rPr>
-            <w:color w:val="0000EE"/>
-            <w:u w:val="single"/>
-          </w:rPr>
-          <w:t>20:18</w:t>
-        </w:r>
-      </w:hyperlink>
+      <w:r>
+        <w:rPr>
+          <w:lang w:val="zh_TW" w:bidi="zh_TW"/>
+        </w:rPr>
+        <w:t>20:18</w:t>
+      </w:r>
       <w:r>
         <w:rPr>
           <w:lang w:val="zh_TW" w:bidi="zh_TW"/>
         </w:rPr>
         <w:t>）。接觸不潔之人的唾液會使人不潔一整天（</w:t>
       </w:r>
-      <w:hyperlink r:id="rId47">
-        <w:r>
-          <w:rPr>
-            <w:lang w:val="zh_TW" w:bidi="zh_TW"/>
-          </w:rPr>
-          <w:rPr>
-            <w:color w:val="0000EE"/>
-            <w:u w:val="single"/>
-          </w:rPr>
-          <w:t>15:8</w:t>
-        </w:r>
-      </w:hyperlink>
+      <w:r>
+        <w:rPr>
+          <w:lang w:val="zh_TW" w:bidi="zh_TW"/>
+        </w:rPr>
+        <w:t>15:8</w:t>
+      </w:r>
       <w:r>
         <w:rPr>
           <w:lang w:val="zh_TW" w:bidi="zh_TW"/>
@@ -1222,108 +1000,72 @@
         </w:rPr>
         <w:t>死屍，甚至是屍體的一部分，例如骨頭，都會導致不潔（</w:t>
       </w:r>
-      <w:hyperlink r:id="rId48">
-        <w:r>
-          <w:rPr>
-            <w:lang w:val="zh_TW" w:bidi="zh_TW"/>
-          </w:rPr>
-          <w:rPr>
-            <w:color w:val="0000EE"/>
-            <w:u w:val="single"/>
-          </w:rPr>
-          <w:t>民19:16</w:t>
-        </w:r>
-      </w:hyperlink>
+      <w:r>
+        <w:rPr>
+          <w:lang w:val="zh_TW" w:bidi="zh_TW"/>
+        </w:rPr>
+        <w:t>民19:16</w:t>
+      </w:r>
       <w:r>
         <w:rPr>
           <w:lang w:val="zh_TW" w:bidi="zh_TW"/>
         </w:rPr>
         <w:t>）。觸摸死屍的人會不潔一個月，且只能在這段期間結束後，他們才可以守他們自己的逾越節，如果他們錯過了之前的節期（</w:t>
       </w:r>
-      <w:hyperlink r:id="rId49">
-        <w:r>
-          <w:rPr>
-            <w:lang w:val="zh_TW" w:bidi="zh_TW"/>
-          </w:rPr>
-          <w:rPr>
-            <w:color w:val="0000EE"/>
-            <w:u w:val="single"/>
-          </w:rPr>
-          <w:t>9:6–11</w:t>
-        </w:r>
-      </w:hyperlink>
+      <w:r>
+        <w:rPr>
+          <w:lang w:val="zh_TW" w:bidi="zh_TW"/>
+        </w:rPr>
+        <w:t>9:6–11</w:t>
+      </w:r>
       <w:r>
         <w:rPr>
           <w:lang w:val="zh_TW" w:bidi="zh_TW"/>
         </w:rPr>
         <w:t>）。大祭司因其特殊的禮儀責任，甚至不能埋葬自己的父母（</w:t>
       </w:r>
-      <w:hyperlink r:id="rId50">
-        <w:r>
-          <w:rPr>
-            <w:lang w:val="zh_TW" w:bidi="zh_TW"/>
-          </w:rPr>
-          <w:rPr>
-            <w:color w:val="0000EE"/>
-            <w:u w:val="single"/>
-          </w:rPr>
-          <w:t>利21:10–11</w:t>
-        </w:r>
-      </w:hyperlink>
+      <w:r>
+        <w:rPr>
+          <w:lang w:val="zh_TW" w:bidi="zh_TW"/>
+        </w:rPr>
+        <w:t>利21:10–11</w:t>
+      </w:r>
       <w:r>
         <w:rPr>
           <w:lang w:val="zh_TW" w:bidi="zh_TW"/>
         </w:rPr>
         <w:t>；參</w:t>
       </w:r>
-      <w:hyperlink r:id="rId51">
-        <w:r>
-          <w:rPr>
-            <w:lang w:val="zh_TW" w:bidi="zh_TW"/>
-          </w:rPr>
-          <w:rPr>
-            <w:color w:val="0000EE"/>
-            <w:u w:val="single"/>
-          </w:rPr>
-          <w:t>民6:6–7</w:t>
-        </w:r>
-      </w:hyperlink>
+      <w:r>
+        <w:rPr>
+          <w:lang w:val="zh_TW" w:bidi="zh_TW"/>
+        </w:rPr>
+        <w:t>民6:6–7</w:t>
+      </w:r>
       <w:r>
         <w:rPr>
           <w:lang w:val="zh_TW" w:bidi="zh_TW"/>
         </w:rPr>
         <w:t>；</w:t>
       </w:r>
-      <w:hyperlink r:id="rId52">
-        <w:r>
-          <w:rPr>
-            <w:lang w:val="zh_TW" w:bidi="zh_TW"/>
-          </w:rPr>
-          <w:rPr>
-            <w:color w:val="0000EE"/>
-            <w:u w:val="single"/>
-          </w:rPr>
-          <w:t>該2:13</w:t>
-        </w:r>
-      </w:hyperlink>
+      <w:r>
+        <w:rPr>
+          <w:lang w:val="zh_TW" w:bidi="zh_TW"/>
+        </w:rPr>
+        <w:t>該2:13</w:t>
+      </w:r>
       <w:r>
         <w:rPr>
           <w:lang w:val="zh_TW" w:bidi="zh_TW"/>
         </w:rPr>
         <w:t>；</w:t>
       </w:r>
-      <w:hyperlink r:id="rId53">
-        <w:r>
-          <w:rPr>
-            <w:lang w:val="zh_TW" w:bidi="zh_TW"/>
-          </w:rPr>
-          <w:rPr>
-            <w:color w:val="0000EE"/>
-            <w:u w:val="single"/>
-          </w:rPr>
-          <w:t>太23:27</w:t>
-        </w:r>
-      </w:hyperlink>
+      <w:r>
+        <w:rPr>
+          <w:lang w:val="zh_TW" w:bidi="zh_TW"/>
+        </w:rPr>
+        <w:t>太23:27</w:t>
+      </w:r>
       <w:r>
         <w:rPr>
           <w:lang w:val="zh_TW" w:bidi="zh_TW"/>
@@ -1348,180 +1090,120 @@
         </w:rPr>
         <w:t>拜偶像是最大屬靈不潔的源頭。以色列全國因拜偶像而污穢（</w:t>
       </w:r>
-      <w:hyperlink r:id="rId54">
-        <w:r>
-          <w:rPr>
-            <w:lang w:val="zh_TW" w:bidi="zh_TW"/>
-          </w:rPr>
-          <w:rPr>
-            <w:color w:val="0000EE"/>
-            <w:u w:val="single"/>
-          </w:rPr>
-          <w:t>詩106:38</w:t>
-        </w:r>
-      </w:hyperlink>
+      <w:r>
+        <w:rPr>
+          <w:lang w:val="zh_TW" w:bidi="zh_TW"/>
+        </w:rPr>
+        <w:t>詩106:38</w:t>
+      </w:r>
       <w:r>
         <w:rPr>
           <w:lang w:val="zh_TW" w:bidi="zh_TW"/>
         </w:rPr>
         <w:t>；</w:t>
       </w:r>
-      <w:hyperlink r:id="rId55">
-        <w:r>
-          <w:rPr>
-            <w:lang w:val="zh_TW" w:bidi="zh_TW"/>
-          </w:rPr>
-          <w:rPr>
-            <w:color w:val="0000EE"/>
-            <w:u w:val="single"/>
-          </w:rPr>
-          <w:t>賽30:22</w:t>
-        </w:r>
-      </w:hyperlink>
+      <w:r>
+        <w:rPr>
+          <w:lang w:val="zh_TW" w:bidi="zh_TW"/>
+        </w:rPr>
+        <w:t>賽30:22</w:t>
+      </w:r>
       <w:r>
         <w:rPr>
           <w:lang w:val="zh_TW" w:bidi="zh_TW"/>
         </w:rPr>
         <w:t>；</w:t>
       </w:r>
-      <w:hyperlink r:id="rId56">
-        <w:r>
-          <w:rPr>
-            <w:lang w:val="zh_TW" w:bidi="zh_TW"/>
-          </w:rPr>
-          <w:rPr>
-            <w:color w:val="0000EE"/>
-            <w:u w:val="single"/>
-          </w:rPr>
-          <w:t>結36:25</w:t>
-        </w:r>
-      </w:hyperlink>
+      <w:r>
+        <w:rPr>
+          <w:lang w:val="zh_TW" w:bidi="zh_TW"/>
+        </w:rPr>
+        <w:t>結36:25</w:t>
+      </w:r>
       <w:r>
         <w:rPr>
           <w:lang w:val="zh_TW" w:bidi="zh_TW"/>
         </w:rPr>
         <w:t>），外邦人也是如此（</w:t>
       </w:r>
-      <w:hyperlink r:id="rId57">
-        <w:r>
-          <w:rPr>
-            <w:lang w:val="zh_TW" w:bidi="zh_TW"/>
-          </w:rPr>
-          <w:rPr>
-            <w:color w:val="0000EE"/>
-            <w:u w:val="single"/>
-          </w:rPr>
-          <w:t>耶43:12</w:t>
-        </w:r>
-      </w:hyperlink>
+      <w:r>
+        <w:rPr>
+          <w:lang w:val="zh_TW" w:bidi="zh_TW"/>
+        </w:rPr>
+        <w:t>耶43:12</w:t>
+      </w:r>
       <w:r>
         <w:rPr>
           <w:lang w:val="zh_TW" w:bidi="zh_TW"/>
         </w:rPr>
         <w:t>）。因此，與外邦人接觸被認為會造成不潔。但福音的普世性挑戰了這種信念（例如，</w:t>
       </w:r>
-      <w:hyperlink r:id="rId58">
-        <w:r>
-          <w:rPr>
-            <w:lang w:val="zh_TW" w:bidi="zh_TW"/>
-          </w:rPr>
-          <w:rPr>
-            <w:color w:val="0000EE"/>
-            <w:u w:val="single"/>
-          </w:rPr>
-          <w:t>約4:9</w:t>
-        </w:r>
-      </w:hyperlink>
+      <w:r>
+        <w:rPr>
+          <w:lang w:val="zh_TW" w:bidi="zh_TW"/>
+        </w:rPr>
+        <w:t>約4:9</w:t>
+      </w:r>
       <w:r>
         <w:rPr>
           <w:lang w:val="zh_TW" w:bidi="zh_TW"/>
         </w:rPr>
         <w:t>；</w:t>
       </w:r>
-      <w:hyperlink r:id="rId59">
-        <w:r>
-          <w:rPr>
-            <w:lang w:val="zh_TW" w:bidi="zh_TW"/>
-          </w:rPr>
-          <w:rPr>
-            <w:color w:val="0000EE"/>
-            <w:u w:val="single"/>
-          </w:rPr>
-          <w:t>徒10:28</w:t>
-        </w:r>
-      </w:hyperlink>
+      <w:r>
+        <w:rPr>
+          <w:lang w:val="zh_TW" w:bidi="zh_TW"/>
+        </w:rPr>
+        <w:t>徒10:28</w:t>
+      </w:r>
       <w:r>
         <w:rPr>
           <w:lang w:val="zh_TW" w:bidi="zh_TW"/>
         </w:rPr>
         <w:t>；參</w:t>
       </w:r>
-      <w:hyperlink r:id="rId60">
-        <w:r>
-          <w:rPr>
-            <w:lang w:val="zh_TW" w:bidi="zh_TW"/>
-          </w:rPr>
-          <w:rPr>
-            <w:color w:val="0000EE"/>
-            <w:u w:val="single"/>
-          </w:rPr>
-          <w:t>加2:11–14</w:t>
-        </w:r>
-      </w:hyperlink>
+      <w:r>
+        <w:rPr>
+          <w:lang w:val="zh_TW" w:bidi="zh_TW"/>
+        </w:rPr>
+        <w:t>加2:11–14</w:t>
+      </w:r>
       <w:r>
         <w:rPr>
           <w:lang w:val="zh_TW" w:bidi="zh_TW"/>
         </w:rPr>
         <w:t>）。與偶像崇拜的不潔密切相關的，是由污鬼所引起的不潔（</w:t>
       </w:r>
-      <w:hyperlink r:id="rId61">
-        <w:r>
-          <w:rPr>
-            <w:lang w:val="zh_TW" w:bidi="zh_TW"/>
-          </w:rPr>
-          <w:rPr>
-            <w:color w:val="0000EE"/>
-            <w:u w:val="single"/>
-          </w:rPr>
-          <w:t>亞13:2</w:t>
-        </w:r>
-      </w:hyperlink>
+      <w:r>
+        <w:rPr>
+          <w:lang w:val="zh_TW" w:bidi="zh_TW"/>
+        </w:rPr>
+        <w:t>亞13:2</w:t>
+      </w:r>
       <w:r>
         <w:rPr>
           <w:lang w:val="zh_TW" w:bidi="zh_TW"/>
         </w:rPr>
         <w:t>；參</w:t>
       </w:r>
-      <w:hyperlink r:id="rId62">
-        <w:r>
-          <w:rPr>
-            <w:lang w:val="zh_TW" w:bidi="zh_TW"/>
-          </w:rPr>
-          <w:rPr>
-            <w:color w:val="0000EE"/>
-            <w:u w:val="single"/>
-          </w:rPr>
-          <w:t>太10:1</w:t>
-        </w:r>
-      </w:hyperlink>
+      <w:r>
+        <w:rPr>
+          <w:lang w:val="zh_TW" w:bidi="zh_TW"/>
+        </w:rPr>
+        <w:t>太10:1</w:t>
+      </w:r>
       <w:r>
         <w:rPr>
           <w:lang w:val="zh_TW" w:bidi="zh_TW"/>
         </w:rPr>
         <w:t>；</w:t>
       </w:r>
-      <w:hyperlink r:id="rId63">
-        <w:r>
-          <w:rPr>
-            <w:lang w:val="zh_TW" w:bidi="zh_TW"/>
-          </w:rPr>
-          <w:rPr>
-            <w:color w:val="0000EE"/>
-            <w:u w:val="single"/>
-          </w:rPr>
-          <w:t>可1:23–27</w:t>
-        </w:r>
-      </w:hyperlink>
+      <w:r>
+        <w:rPr>
+          <w:lang w:val="zh_TW" w:bidi="zh_TW"/>
+        </w:rPr>
+        <w:t>可1:23–27</w:t>
+      </w:r>
       <w:r>
         <w:rPr>
           <w:lang w:val="zh_TW" w:bidi="zh_TW"/>
@@ -1553,54 +1235,36 @@
         </w:rPr>
         <w:t>某些律法說明了不潔就像傳染病傳播的原則。死屍會使它們所接觸的東西不潔，死去的昆蟲和某些爬行動物也是如此（</w:t>
       </w:r>
-      <w:hyperlink r:id="rId64">
-        <w:r>
-          <w:rPr>
-            <w:lang w:val="zh_TW" w:bidi="zh_TW"/>
-          </w:rPr>
-          <w:rPr>
-            <w:color w:val="0000EE"/>
-            <w:u w:val="single"/>
-          </w:rPr>
-          <w:t>利11:29–38</w:t>
-        </w:r>
-      </w:hyperlink>
+      <w:r>
+        <w:rPr>
+          <w:lang w:val="zh_TW" w:bidi="zh_TW"/>
+        </w:rPr>
+        <w:t>利11:29–38</w:t>
+      </w:r>
       <w:r>
         <w:rPr>
           <w:lang w:val="zh_TW" w:bidi="zh_TW"/>
         </w:rPr>
         <w:t>）。值得注意的是，乾穀物、流動的泉水和蓄水池中的水都被明確地排除在關於污染的律法之外；否則，這將導致飢餓問題，因為在農業社區中，每天都會在穀物和水中發現死昆蟲和老鼠。不潔的陶器必須打碎，但木製器皿只需清洗（</w:t>
       </w:r>
-      <w:hyperlink r:id="rId65">
-        <w:r>
-          <w:rPr>
-            <w:lang w:val="zh_TW" w:bidi="zh_TW"/>
-          </w:rPr>
-          <w:rPr>
-            <w:color w:val="0000EE"/>
-            <w:u w:val="single"/>
-          </w:rPr>
-          <w:t>利15:12</w:t>
-        </w:r>
-      </w:hyperlink>
+      <w:r>
+        <w:rPr>
+          <w:lang w:val="zh_TW" w:bidi="zh_TW"/>
+        </w:rPr>
+        <w:t>利15:12</w:t>
+      </w:r>
       <w:r>
         <w:rPr>
           <w:lang w:val="zh_TW" w:bidi="zh_TW"/>
         </w:rPr>
         <w:t>）。甚至在房屋中有人死亡，未覆蓋的鍋也會變得不潔（</w:t>
       </w:r>
-      <w:hyperlink r:id="rId66">
-        <w:r>
-          <w:rPr>
-            <w:lang w:val="zh_TW" w:bidi="zh_TW"/>
-          </w:rPr>
-          <w:rPr>
-            <w:color w:val="0000EE"/>
-            <w:u w:val="single"/>
-          </w:rPr>
-          <w:t>民19:15</w:t>
-        </w:r>
-      </w:hyperlink>
+      <w:r>
+        <w:rPr>
+          <w:lang w:val="zh_TW" w:bidi="zh_TW"/>
+        </w:rPr>
+        <w:t>民19:15</w:t>
+      </w:r>
       <w:r>
         <w:rPr>
           <w:lang w:val="zh_TW" w:bidi="zh_TW"/>
@@ -1621,54 +1285,36 @@
         </w:rPr>
         <w:t>由於外邦人的財物與偶像崇拜有關，而被認為是不潔的；因此，戰爭中獲得的戰利品必須用火或水潔淨（</w:t>
       </w:r>
-      <w:hyperlink r:id="rId67">
-        <w:r>
-          <w:rPr>
-            <w:lang w:val="zh_TW" w:bidi="zh_TW"/>
-          </w:rPr>
-          <w:rPr>
-            <w:color w:val="0000EE"/>
-            <w:u w:val="single"/>
-          </w:rPr>
-          <w:t>民31:21–24</w:t>
-        </w:r>
-      </w:hyperlink>
+      <w:r>
+        <w:rPr>
+          <w:lang w:val="zh_TW" w:bidi="zh_TW"/>
+        </w:rPr>
+        <w:t>民31:21–24</w:t>
+      </w:r>
       <w:r>
         <w:rPr>
           <w:lang w:val="zh_TW" w:bidi="zh_TW"/>
         </w:rPr>
         <w:t>）。羊毛、麻布或皮革的衣物也可能會從患病的人身上染上不潔的「痲瘋病」，這些衣物必須經過檢查。如果痲瘋病的斑點（綠色或紅色的斑塊）在檢查期後擴散，這些衣物必須被燒毀（</w:t>
       </w:r>
-      <w:hyperlink r:id="rId68">
-        <w:r>
-          <w:rPr>
-            <w:lang w:val="zh_TW" w:bidi="zh_TW"/>
-          </w:rPr>
-          <w:rPr>
-            <w:color w:val="0000EE"/>
-            <w:u w:val="single"/>
-          </w:rPr>
-          <w:t>利13:47–59</w:t>
-        </w:r>
-      </w:hyperlink>
+      <w:r>
+        <w:rPr>
+          <w:lang w:val="zh_TW" w:bidi="zh_TW"/>
+        </w:rPr>
+        <w:t>利13:47–59</w:t>
+      </w:r>
       <w:r>
         <w:rPr>
           <w:lang w:val="zh_TW" w:bidi="zh_TW"/>
         </w:rPr>
         <w:t>，</w:t>
       </w:r>
-      <w:hyperlink r:id="rId69">
-        <w:r>
-          <w:rPr>
-            <w:lang w:val="zh_TW" w:bidi="zh_TW"/>
-          </w:rPr>
-          <w:rPr>
-            <w:color w:val="0000EE"/>
-            <w:u w:val="single"/>
-          </w:rPr>
-          <w:t>14:33–53</w:t>
-        </w:r>
-      </w:hyperlink>
+      <w:r>
+        <w:rPr>
+          <w:lang w:val="zh_TW" w:bidi="zh_TW"/>
+        </w:rPr>
+        <w:t>14:33–53</w:t>
+      </w:r>
       <w:r>
         <w:rPr>
           <w:lang w:val="zh_TW" w:bidi="zh_TW"/>
@@ -1700,90 +1346,60 @@
         </w:rPr>
         <w:t>以色列的土地和百姓都是聖潔的；他們可能因經濟壓迫或崇拜偶像的不潔而被玷污（</w:t>
       </w:r>
-      <w:hyperlink r:id="rId70">
-        <w:r>
-          <w:rPr>
-            <w:lang w:val="zh_TW" w:bidi="zh_TW"/>
-          </w:rPr>
-          <w:rPr>
-            <w:color w:val="0000EE"/>
-            <w:u w:val="single"/>
-          </w:rPr>
-          <w:t>書22:17–19</w:t>
-        </w:r>
-      </w:hyperlink>
+      <w:r>
+        <w:rPr>
+          <w:lang w:val="zh_TW" w:bidi="zh_TW"/>
+        </w:rPr>
+        <w:t>書22:17–19</w:t>
+      </w:r>
       <w:r>
         <w:rPr>
           <w:lang w:val="zh_TW" w:bidi="zh_TW"/>
         </w:rPr>
         <w:t>；</w:t>
       </w:r>
-      <w:hyperlink r:id="rId71">
-        <w:r>
-          <w:rPr>
-            <w:lang w:val="zh_TW" w:bidi="zh_TW"/>
-          </w:rPr>
-          <w:rPr>
-            <w:color w:val="0000EE"/>
-            <w:u w:val="single"/>
-          </w:rPr>
-          <w:t>耶13:27</w:t>
-        </w:r>
-      </w:hyperlink>
+      <w:r>
+        <w:rPr>
+          <w:lang w:val="zh_TW" w:bidi="zh_TW"/>
+        </w:rPr>
+        <w:t>耶13:27</w:t>
+      </w:r>
       <w:r>
         <w:rPr>
           <w:lang w:val="zh_TW" w:bidi="zh_TW"/>
         </w:rPr>
         <w:t>）。耶路撒冷是一座聖城，但它可以因其居民的罪而被玷污（</w:t>
       </w:r>
-      <w:hyperlink r:id="rId72">
-        <w:r>
-          <w:rPr>
-            <w:lang w:val="zh_TW" w:bidi="zh_TW"/>
-          </w:rPr>
-          <w:rPr>
-            <w:color w:val="0000EE"/>
-            <w:u w:val="single"/>
-          </w:rPr>
-          <w:t>結22:2–4</w:t>
-        </w:r>
-      </w:hyperlink>
+      <w:r>
+        <w:rPr>
+          <w:lang w:val="zh_TW" w:bidi="zh_TW"/>
+        </w:rPr>
+        <w:t>結22:2–4</w:t>
+      </w:r>
       <w:r>
         <w:rPr>
           <w:lang w:val="zh_TW" w:bidi="zh_TW"/>
         </w:rPr>
         <w:t>；</w:t>
       </w:r>
-      <w:hyperlink r:id="rId73">
-        <w:r>
-          <w:rPr>
-            <w:lang w:val="zh_TW" w:bidi="zh_TW"/>
-          </w:rPr>
-          <w:rPr>
-            <w:color w:val="0000EE"/>
-            <w:u w:val="single"/>
-          </w:rPr>
-          <w:t>哀1:8</w:t>
-        </w:r>
-      </w:hyperlink>
+      <w:r>
+        <w:rPr>
+          <w:lang w:val="zh_TW" w:bidi="zh_TW"/>
+        </w:rPr>
+        <w:t>哀1:8</w:t>
+      </w:r>
       <w:r>
         <w:rPr>
           <w:lang w:val="zh_TW" w:bidi="zh_TW"/>
         </w:rPr>
         <w:t>）或被屠殺居民的血而被玷污（</w:t>
       </w:r>
-      <w:hyperlink r:id="rId74">
-        <w:r>
-          <w:rPr>
-            <w:lang w:val="zh_TW" w:bidi="zh_TW"/>
-          </w:rPr>
-          <w:rPr>
-            <w:color w:val="0000EE"/>
-            <w:u w:val="single"/>
-          </w:rPr>
-          <w:t>哀4:15</w:t>
-        </w:r>
-      </w:hyperlink>
+      <w:r>
+        <w:rPr>
+          <w:lang w:val="zh_TW" w:bidi="zh_TW"/>
+        </w:rPr>
+        <w:t>哀4:15</w:t>
+      </w:r>
       <w:r>
         <w:rPr>
           <w:lang w:val="zh_TW" w:bidi="zh_TW"/>
@@ -1804,72 +1420,48 @@
         </w:rPr>
         <w:t>聖殿可能被不潔的人玷污。在亞哈斯進行偶像崇拜後，希西家必須潔淨聖殿（</w:t>
       </w:r>
-      <w:hyperlink r:id="rId75">
-        <w:r>
-          <w:rPr>
-            <w:lang w:val="zh_TW" w:bidi="zh_TW"/>
-          </w:rPr>
-          <w:rPr>
-            <w:color w:val="0000EE"/>
-            <w:u w:val="single"/>
-          </w:rPr>
-          <w:t>代下29:15–19</w:t>
-        </w:r>
-      </w:hyperlink>
+      <w:r>
+        <w:rPr>
+          <w:lang w:val="zh_TW" w:bidi="zh_TW"/>
+        </w:rPr>
+        <w:t>代下29:15–19</w:t>
+      </w:r>
       <w:r>
         <w:rPr>
           <w:lang w:val="zh_TW" w:bidi="zh_TW"/>
         </w:rPr>
         <w:t>）；尼希米則必須潔淨多比雅曾住過的房間（</w:t>
       </w:r>
-      <w:hyperlink r:id="rId76">
-        <w:r>
-          <w:rPr>
-            <w:lang w:val="zh_TW" w:bidi="zh_TW"/>
-          </w:rPr>
-          <w:rPr>
-            <w:color w:val="0000EE"/>
-            <w:u w:val="single"/>
-          </w:rPr>
-          <w:t>尼13:9</w:t>
-        </w:r>
-      </w:hyperlink>
+      <w:r>
+        <w:rPr>
+          <w:lang w:val="zh_TW" w:bidi="zh_TW"/>
+        </w:rPr>
+        <w:t>尼13:9</w:t>
+      </w:r>
       <w:r>
         <w:rPr>
           <w:lang w:val="zh_TW" w:bidi="zh_TW"/>
         </w:rPr>
         <w:t>）。贖罪日的一個功能，是清除以色列人過去一年中因其所犯的罪，而轉移到聖殿的污穢（</w:t>
       </w:r>
-      <w:hyperlink r:id="rId77">
-        <w:r>
-          <w:rPr>
-            <w:lang w:val="zh_TW" w:bidi="zh_TW"/>
-          </w:rPr>
-          <w:rPr>
-            <w:color w:val="0000EE"/>
-            <w:u w:val="single"/>
-          </w:rPr>
-          <w:t>利16:16–19</w:t>
-        </w:r>
-      </w:hyperlink>
+      <w:r>
+        <w:rPr>
+          <w:lang w:val="zh_TW" w:bidi="zh_TW"/>
+        </w:rPr>
+        <w:t>利16:16–19</w:t>
+      </w:r>
       <w:r>
         <w:rPr>
           <w:lang w:val="zh_TW" w:bidi="zh_TW"/>
         </w:rPr>
         <w:t>、</w:t>
       </w:r>
-      <w:hyperlink r:id="rId78">
-        <w:r>
-          <w:rPr>
-            <w:lang w:val="zh_TW" w:bidi="zh_TW"/>
-          </w:rPr>
-          <w:rPr>
-            <w:color w:val="0000EE"/>
-            <w:u w:val="single"/>
-          </w:rPr>
-          <w:t>31–33</w:t>
-        </w:r>
-      </w:hyperlink>
+      <w:r>
+        <w:rPr>
+          <w:lang w:val="zh_TW" w:bidi="zh_TW"/>
+        </w:rPr>
+        <w:t>31–33</w:t>
+      </w:r>
       <w:r>
         <w:rPr>
           <w:lang w:val="zh_TW" w:bidi="zh_TW"/>
@@ -1890,36 +1482,24 @@
         </w:rPr>
         <w:t>痲瘋病人的房子拆毀後的碎片會被送到不潔的地方（</w:t>
       </w:r>
-      <w:hyperlink r:id="rId79">
-        <w:r>
-          <w:rPr>
-            <w:lang w:val="zh_TW" w:bidi="zh_TW"/>
-          </w:rPr>
-          <w:rPr>
-            <w:color w:val="0000EE"/>
-            <w:u w:val="single"/>
-          </w:rPr>
-          <w:t>利14:45</w:t>
-        </w:r>
-      </w:hyperlink>
+      <w:r>
+        <w:rPr>
+          <w:lang w:val="zh_TW" w:bidi="zh_TW"/>
+        </w:rPr>
+        <w:t>利14:45</w:t>
+      </w:r>
       <w:r>
         <w:rPr>
           <w:lang w:val="zh_TW" w:bidi="zh_TW"/>
         </w:rPr>
         <w:t>）。欣嫩谷在後來的年代成為耶路撒冷的垃圾場，這形成新約末世論中「地獄（Gehenna）」的意象，視為永恆懲罰之地。由於以色列的營地是聖潔的地方，必須謹慎將人類的排泄物埋在營地的外面（</w:t>
       </w:r>
-      <w:hyperlink r:id="rId80">
-        <w:r>
-          <w:rPr>
-            <w:lang w:val="zh_TW" w:bidi="zh_TW"/>
-          </w:rPr>
-          <w:rPr>
-            <w:color w:val="0000EE"/>
-            <w:u w:val="single"/>
-          </w:rPr>
-          <w:t>申23:12–14</w:t>
-        </w:r>
-      </w:hyperlink>
+      <w:r>
+        <w:rPr>
+          <w:lang w:val="zh_TW" w:bidi="zh_TW"/>
+        </w:rPr>
+        <w:t>申23:12–14</w:t>
+      </w:r>
       <w:r>
         <w:rPr>
           <w:lang w:val="zh_TW" w:bidi="zh_TW"/>
@@ -1951,108 +1531,72 @@
         </w:rPr>
         <w:t>某些種類的動物是不潔的，因此不能食用（</w:t>
       </w:r>
-      <w:hyperlink r:id="rId81">
-        <w:r>
-          <w:rPr>
-            <w:lang w:val="zh_TW" w:bidi="zh_TW"/>
-          </w:rPr>
-          <w:rPr>
-            <w:color w:val="0000EE"/>
-            <w:u w:val="single"/>
-          </w:rPr>
-          <w:t>利11章</w:t>
-        </w:r>
-      </w:hyperlink>
+      <w:r>
+        <w:rPr>
+          <w:lang w:val="zh_TW" w:bidi="zh_TW"/>
+        </w:rPr>
+        <w:t>利11章</w:t>
+      </w:r>
       <w:r>
         <w:rPr>
           <w:lang w:val="zh_TW" w:bidi="zh_TW"/>
         </w:rPr>
         <w:t>；</w:t>
       </w:r>
-      <w:hyperlink r:id="rId32">
-        <w:r>
-          <w:rPr>
-            <w:lang w:val="zh_TW" w:bidi="zh_TW"/>
-          </w:rPr>
-          <w:rPr>
-            <w:color w:val="0000EE"/>
-            <w:u w:val="single"/>
-          </w:rPr>
-          <w:t>申14:3–21</w:t>
-        </w:r>
-      </w:hyperlink>
+      <w:r>
+        <w:rPr>
+          <w:lang w:val="zh_TW" w:bidi="zh_TW"/>
+        </w:rPr>
+        <w:t>申14:3–21</w:t>
+      </w:r>
       <w:r>
         <w:rPr>
           <w:lang w:val="zh_TW" w:bidi="zh_TW"/>
         </w:rPr>
         <w:t>）。因年老、疾病或受傷而死亡的動物，或被掠食者咬傷的動物，都是不潔的。不反芻或無分蹄的動物是不潔的，這包括豬、駱駝、獾和兔子等。以色列人只能吃有鰭和鱗的魚。猛禽和食腐動物是不潔的。除了會跳的昆蟲（蝗蟲、蚱蜢和蟋蟀）以外，所有有翅膀的昆蟲都是不潔的。一大類的「爬行性動物」也被禁止食用，包括蠕蟲、蜥蜴、蛇、黃鼠狼和老鼠。除此之外，還有古老的禁止吃血的禁令（</w:t>
       </w:r>
-      <w:hyperlink r:id="rId82">
-        <w:r>
-          <w:rPr>
-            <w:lang w:val="zh_TW" w:bidi="zh_TW"/>
-          </w:rPr>
-          <w:rPr>
-            <w:color w:val="0000EE"/>
-            <w:u w:val="single"/>
-          </w:rPr>
-          <w:t>創9:4</w:t>
-        </w:r>
-      </w:hyperlink>
+      <w:r>
+        <w:rPr>
+          <w:lang w:val="zh_TW" w:bidi="zh_TW"/>
+        </w:rPr>
+        <w:t>創9:4</w:t>
+      </w:r>
       <w:r>
         <w:rPr>
           <w:lang w:val="zh_TW" w:bidi="zh_TW"/>
         </w:rPr>
         <w:t>；</w:t>
       </w:r>
-      <w:hyperlink r:id="rId83">
-        <w:r>
-          <w:rPr>
-            <w:lang w:val="zh_TW" w:bidi="zh_TW"/>
-          </w:rPr>
-          <w:rPr>
-            <w:color w:val="0000EE"/>
-            <w:u w:val="single"/>
-          </w:rPr>
-          <w:t>利17:14–15</w:t>
-        </w:r>
-      </w:hyperlink>
+      <w:r>
+        <w:rPr>
+          <w:lang w:val="zh_TW" w:bidi="zh_TW"/>
+        </w:rPr>
+        <w:t>利17:14–15</w:t>
+      </w:r>
       <w:r>
         <w:rPr>
           <w:lang w:val="zh_TW" w:bidi="zh_TW"/>
         </w:rPr>
         <w:t>；</w:t>
       </w:r>
-      <w:hyperlink r:id="rId84">
-        <w:r>
-          <w:rPr>
-            <w:lang w:val="zh_TW" w:bidi="zh_TW"/>
-          </w:rPr>
-          <w:rPr>
-            <w:color w:val="0000EE"/>
-            <w:u w:val="single"/>
-          </w:rPr>
-          <w:t>申12:16–23</w:t>
-        </w:r>
-      </w:hyperlink>
+      <w:r>
+        <w:rPr>
+          <w:lang w:val="zh_TW" w:bidi="zh_TW"/>
+        </w:rPr>
+        <w:t>申12:16–23</w:t>
+      </w:r>
       <w:r>
         <w:rPr>
           <w:lang w:val="zh_TW" w:bidi="zh_TW"/>
         </w:rPr>
         <w:t>；</w:t>
       </w:r>
-      <w:hyperlink r:id="rId33">
-        <w:r>
-          <w:rPr>
-            <w:lang w:val="zh_TW" w:bidi="zh_TW"/>
-          </w:rPr>
-          <w:rPr>
-            <w:color w:val="0000EE"/>
-            <w:u w:val="single"/>
-          </w:rPr>
-          <w:t>徒15:28–29</w:t>
-        </w:r>
-      </w:hyperlink>
+      <w:r>
+        <w:rPr>
+          <w:lang w:val="zh_TW" w:bidi="zh_TW"/>
+        </w:rPr>
+        <w:t>徒15:28–29</w:t>
+      </w:r>
       <w:r>
         <w:rPr>
           <w:lang w:val="zh_TW" w:bidi="zh_TW"/>
@@ -2095,54 +1639,36 @@
         </w:rPr>
         <w:t>次要的不潔通常可以通過等到晚上消除（</w:t>
       </w:r>
-      <w:hyperlink r:id="rId85">
-        <w:r>
-          <w:rPr>
-            <w:lang w:val="zh_TW" w:bidi="zh_TW"/>
-          </w:rPr>
-          <w:rPr>
-            <w:color w:val="0000EE"/>
-            <w:u w:val="single"/>
-          </w:rPr>
-          <w:t>利11:24</w:t>
-        </w:r>
-      </w:hyperlink>
+      <w:r>
+        <w:rPr>
+          <w:lang w:val="zh_TW" w:bidi="zh_TW"/>
+        </w:rPr>
+        <w:t>利11:24</w:t>
+      </w:r>
       <w:r>
         <w:rPr>
           <w:lang w:val="zh_TW" w:bidi="zh_TW"/>
         </w:rPr>
         <w:t>），或等待七天、十四天、四十天或八十天。死屍所接觸的東西會不潔七天（</w:t>
       </w:r>
-      <w:hyperlink r:id="rId86">
-        <w:r>
-          <w:rPr>
-            <w:lang w:val="zh_TW" w:bidi="zh_TW"/>
-          </w:rPr>
-          <w:rPr>
-            <w:color w:val="0000EE"/>
-            <w:u w:val="single"/>
-          </w:rPr>
-          <w:t>民19:11</w:t>
-        </w:r>
-      </w:hyperlink>
+      <w:r>
+        <w:rPr>
+          <w:lang w:val="zh_TW" w:bidi="zh_TW"/>
+        </w:rPr>
+        <w:t>民19:11</w:t>
+      </w:r>
       <w:r>
         <w:rPr>
           <w:lang w:val="zh_TW" w:bidi="zh_TW"/>
         </w:rPr>
         <w:t>），月經也是如此（</w:t>
       </w:r>
-      <w:hyperlink r:id="rId87">
-        <w:r>
-          <w:rPr>
-            <w:lang w:val="zh_TW" w:bidi="zh_TW"/>
-          </w:rPr>
-          <w:rPr>
-            <w:color w:val="0000EE"/>
-            <w:u w:val="single"/>
-          </w:rPr>
-          <w:t>利15:19</w:t>
-        </w:r>
-      </w:hyperlink>
+      <w:r>
+        <w:rPr>
+          <w:lang w:val="zh_TW" w:bidi="zh_TW"/>
+        </w:rPr>
+        <w:t>利15:19</w:t>
+      </w:r>
       <w:r>
         <w:rPr>
           <w:lang w:val="zh_TW" w:bidi="zh_TW"/>
@@ -2174,18 +1700,12 @@
         </w:rPr>
         <w:t>接觸不潔之物，如身體排泄物，通常需要洗手和洗衣服，這通常需要等待一天的時間（</w:t>
       </w:r>
-      <w:hyperlink r:id="rId88">
-        <w:r>
-          <w:rPr>
-            <w:lang w:val="zh_TW" w:bidi="zh_TW"/>
-          </w:rPr>
-          <w:rPr>
-            <w:color w:val="0000EE"/>
-            <w:u w:val="single"/>
-          </w:rPr>
-          <w:t>利15:5–11</w:t>
-        </w:r>
-      </w:hyperlink>
+      <w:r>
+        <w:rPr>
+          <w:lang w:val="zh_TW" w:bidi="zh_TW"/>
+        </w:rPr>
+        <w:t>利15:5–11</w:t>
+      </w:r>
       <w:r>
         <w:rPr>
           <w:lang w:val="zh_TW" w:bidi="zh_TW"/>
@@ -2217,72 +1737,48 @@
         </w:rPr>
         <w:t>潔淨禮儀中使用的儀式性物質包括用水混合的紅母牛的灰（</w:t>
       </w:r>
-      <w:hyperlink r:id="rId89">
-        <w:r>
-          <w:rPr>
-            <w:lang w:val="zh_TW" w:bidi="zh_TW"/>
-          </w:rPr>
-          <w:rPr>
-            <w:color w:val="0000EE"/>
-            <w:u w:val="single"/>
-          </w:rPr>
-          <w:t>民19:1–10</w:t>
-        </w:r>
-      </w:hyperlink>
+      <w:r>
+        <w:rPr>
+          <w:lang w:val="zh_TW" w:bidi="zh_TW"/>
+        </w:rPr>
+        <w:t>民19:1–10</w:t>
+      </w:r>
       <w:r>
         <w:rPr>
           <w:lang w:val="zh_TW" w:bidi="zh_TW"/>
         </w:rPr>
         <w:t>），以及（在痲瘋病的情況下）香柏木、朱紅色線、牛膝草和血（</w:t>
       </w:r>
-      <w:hyperlink r:id="rId90">
-        <w:r>
-          <w:rPr>
-            <w:lang w:val="zh_TW" w:bidi="zh_TW"/>
-          </w:rPr>
-          <w:rPr>
-            <w:color w:val="0000EE"/>
-            <w:u w:val="single"/>
-          </w:rPr>
-          <w:t>利14:2–9</w:t>
-        </w:r>
-      </w:hyperlink>
+      <w:r>
+        <w:rPr>
+          <w:lang w:val="zh_TW" w:bidi="zh_TW"/>
+        </w:rPr>
+        <w:t>利14:2–9</w:t>
+      </w:r>
       <w:r>
         <w:rPr>
           <w:lang w:val="zh_TW" w:bidi="zh_TW"/>
         </w:rPr>
         <w:t>）。當祭壇用於潔淨儀式時，只有血是合適的，因為祭壇是為罪獻祭的地方（</w:t>
       </w:r>
-      <w:hyperlink r:id="rId91">
-        <w:r>
-          <w:rPr>
-            <w:lang w:val="zh_TW" w:bidi="zh_TW"/>
-          </w:rPr>
-          <w:rPr>
-            <w:color w:val="0000EE"/>
-            <w:u w:val="single"/>
-          </w:rPr>
-          <w:t>利16:18–19</w:t>
-        </w:r>
-      </w:hyperlink>
+      <w:r>
+        <w:rPr>
+          <w:lang w:val="zh_TW" w:bidi="zh_TW"/>
+        </w:rPr>
+        <w:t>利16:18–19</w:t>
+      </w:r>
       <w:r>
         <w:rPr>
           <w:lang w:val="zh_TW" w:bidi="zh_TW"/>
         </w:rPr>
         <w:t>；</w:t>
       </w:r>
-      <w:hyperlink r:id="rId92">
-        <w:r>
-          <w:rPr>
-            <w:lang w:val="zh_TW" w:bidi="zh_TW"/>
-          </w:rPr>
-          <w:rPr>
-            <w:color w:val="0000EE"/>
-            <w:u w:val="single"/>
-          </w:rPr>
-          <w:t>結43:20</w:t>
-        </w:r>
-      </w:hyperlink>
+      <w:r>
+        <w:rPr>
+          <w:lang w:val="zh_TW" w:bidi="zh_TW"/>
+        </w:rPr>
+        <w:t>結43:20</w:t>
+      </w:r>
       <w:r>
         <w:rPr>
           <w:lang w:val="zh_TW" w:bidi="zh_TW"/>
@@ -2314,90 +1810,60 @@
         </w:rPr>
         <w:t>獻祭是儀式和道德潔淨的最終來源。除了性排泄物外，所有的身體排泄物都得通過獻上斑鳩和雛鴿來潔淨（</w:t>
       </w:r>
-      <w:hyperlink r:id="rId93">
-        <w:r>
-          <w:rPr>
-            <w:lang w:val="zh_TW" w:bidi="zh_TW"/>
-          </w:rPr>
-          <w:rPr>
-            <w:color w:val="0000EE"/>
-            <w:u w:val="single"/>
-          </w:rPr>
-          <w:t>利15:14–15、29–30</w:t>
-        </w:r>
-      </w:hyperlink>
+      <w:r>
+        <w:rPr>
+          <w:lang w:val="zh_TW" w:bidi="zh_TW"/>
+        </w:rPr>
+        <w:t>利15:14–15、29–30</w:t>
+      </w:r>
       <w:r>
         <w:rPr>
           <w:lang w:val="zh_TW" w:bidi="zh_TW"/>
         </w:rPr>
         <w:t>）。生育孩子則需要獻上一隻羔羊和一隻鳥（</w:t>
       </w:r>
-      <w:hyperlink r:id="rId94">
-        <w:r>
-          <w:rPr>
-            <w:lang w:val="zh_TW" w:bidi="zh_TW"/>
-          </w:rPr>
-          <w:rPr>
-            <w:color w:val="0000EE"/>
-            <w:u w:val="single"/>
-          </w:rPr>
-          <w:t>12:6</w:t>
-        </w:r>
-      </w:hyperlink>
+      <w:r>
+        <w:rPr>
+          <w:lang w:val="zh_TW" w:bidi="zh_TW"/>
+        </w:rPr>
+        <w:t>12:6</w:t>
+      </w:r>
       <w:r>
         <w:rPr>
           <w:lang w:val="zh_TW" w:bidi="zh_TW"/>
         </w:rPr>
         <w:t>）。窮人可以獻鳥代替動物（</w:t>
       </w:r>
-      <w:hyperlink r:id="rId95">
-        <w:r>
-          <w:rPr>
-            <w:lang w:val="zh_TW" w:bidi="zh_TW"/>
-          </w:rPr>
-          <w:rPr>
-            <w:color w:val="0000EE"/>
-            <w:u w:val="single"/>
-          </w:rPr>
-          <w:t>利12:8</w:t>
-        </w:r>
-      </w:hyperlink>
+      <w:r>
+        <w:rPr>
+          <w:lang w:val="zh_TW" w:bidi="zh_TW"/>
+        </w:rPr>
+        <w:t>利12:8</w:t>
+      </w:r>
       <w:r>
         <w:rPr>
           <w:lang w:val="zh_TW" w:bidi="zh_TW"/>
         </w:rPr>
         <w:t>，</w:t>
       </w:r>
-      <w:hyperlink r:id="rId96">
-        <w:r>
-          <w:rPr>
-            <w:lang w:val="zh_TW" w:bidi="zh_TW"/>
-          </w:rPr>
-          <w:rPr>
-            <w:color w:val="0000EE"/>
-            <w:u w:val="single"/>
-          </w:rPr>
-          <w:t>14:21–32</w:t>
-        </w:r>
-      </w:hyperlink>
+      <w:r>
+        <w:rPr>
+          <w:lang w:val="zh_TW" w:bidi="zh_TW"/>
+        </w:rPr>
+        <w:t>14:21–32</w:t>
+      </w:r>
       <w:r>
         <w:rPr>
           <w:lang w:val="zh_TW" w:bidi="zh_TW"/>
         </w:rPr>
         <w:t>；</w:t>
       </w:r>
-      <w:hyperlink r:id="rId97">
-        <w:r>
-          <w:rPr>
-            <w:lang w:val="zh_TW" w:bidi="zh_TW"/>
-          </w:rPr>
-          <w:rPr>
-            <w:color w:val="0000EE"/>
-            <w:u w:val="single"/>
-          </w:rPr>
-          <w:t>路2:24</w:t>
-        </w:r>
-      </w:hyperlink>
+      <w:r>
+        <w:rPr>
+          <w:lang w:val="zh_TW" w:bidi="zh_TW"/>
+        </w:rPr>
+        <w:t>路2:24</w:t>
+      </w:r>
       <w:r>
         <w:rPr>
           <w:lang w:val="zh_TW" w:bidi="zh_TW"/>
@@ -2418,18 +1884,12 @@
         </w:rPr>
         <w:t>在獻祭中，血象徵一個生命的給予，因此也象徵著經歷死亡；疾病或罪的不潔被認為轉移到祭物上，從而除去不潔（</w:t>
       </w:r>
-      <w:hyperlink r:id="rId98">
-        <w:r>
-          <w:rPr>
-            <w:lang w:val="zh_TW" w:bidi="zh_TW"/>
-          </w:rPr>
-          <w:rPr>
-            <w:color w:val="0000EE"/>
-            <w:u w:val="single"/>
-          </w:rPr>
-          <w:t>利14:7</w:t>
-        </w:r>
-      </w:hyperlink>
+      <w:r>
+        <w:rPr>
+          <w:lang w:val="zh_TW" w:bidi="zh_TW"/>
+        </w:rPr>
+        <w:t>利14:7</w:t>
+      </w:r>
       <w:r>
         <w:rPr>
           <w:lang w:val="zh_TW" w:bidi="zh_TW"/>
@@ -2461,54 +1921,36 @@
         </w:rPr>
         <w:t>有些污染只能用火來去除，例如金屬鍋的污染（</w:t>
       </w:r>
-      <w:hyperlink r:id="rId99">
-        <w:r>
-          <w:rPr>
-            <w:lang w:val="zh_TW" w:bidi="zh_TW"/>
-          </w:rPr>
-          <w:rPr>
-            <w:color w:val="0000EE"/>
-            <w:u w:val="single"/>
-          </w:rPr>
-          <w:t>民31:22–23</w:t>
-        </w:r>
-      </w:hyperlink>
+      <w:r>
+        <w:rPr>
+          <w:lang w:val="zh_TW" w:bidi="zh_TW"/>
+        </w:rPr>
+        <w:t>民31:22–23</w:t>
+      </w:r>
       <w:r>
         <w:rPr>
           <w:lang w:val="zh_TW" w:bidi="zh_TW"/>
         </w:rPr>
         <w:t>）。亂倫不僅要處以死刑，還要焚燒屍體（</w:t>
       </w:r>
-      <w:hyperlink r:id="rId100">
-        <w:r>
-          <w:rPr>
-            <w:lang w:val="zh_TW" w:bidi="zh_TW"/>
-          </w:rPr>
-          <w:rPr>
-            <w:color w:val="0000EE"/>
-            <w:u w:val="single"/>
-          </w:rPr>
-          <w:t>利20:14</w:t>
-        </w:r>
-      </w:hyperlink>
+      <w:r>
+        <w:rPr>
+          <w:lang w:val="zh_TW" w:bidi="zh_TW"/>
+        </w:rPr>
+        <w:t>利20:14</w:t>
+      </w:r>
       <w:r>
         <w:rPr>
           <w:lang w:val="zh_TW" w:bidi="zh_TW"/>
         </w:rPr>
         <w:t>）。偶像崇拜必須通過徹底銷毀物件和焚燒的方式來清除（</w:t>
       </w:r>
-      <w:hyperlink r:id="rId101">
-        <w:r>
-          <w:rPr>
-            <w:lang w:val="zh_TW" w:bidi="zh_TW"/>
-          </w:rPr>
-          <w:rPr>
-            <w:color w:val="0000EE"/>
-            <w:u w:val="single"/>
-          </w:rPr>
-          <w:t>出32:20</w:t>
-        </w:r>
-      </w:hyperlink>
+      <w:r>
+        <w:rPr>
+          <w:lang w:val="zh_TW" w:bidi="zh_TW"/>
+        </w:rPr>
+        <w:t>出32:20</w:t>
+      </w:r>
       <w:r>
         <w:rPr>
           <w:lang w:val="zh_TW" w:bidi="zh_TW"/>
@@ -2554,36 +1996,24 @@
         </w:rPr>
         <w:t>福音書的寫作背景是舊約律法以及法利賽人和撒都該人所添加的規條。耶穌遵守律法，但卻經常與圍繞律法而發展起來的應用上的曲解（系統）相衝突。耶穌教導說，真正的污穢來自罪人的內心，而不是外在的污染（</w:t>
       </w:r>
-      <w:hyperlink r:id="rId102">
-        <w:r>
-          <w:rPr>
-            <w:lang w:val="zh_TW" w:bidi="zh_TW"/>
-          </w:rPr>
-          <w:rPr>
-            <w:color w:val="0000EE"/>
-            <w:u w:val="single"/>
-          </w:rPr>
-          <w:t>可7:14–23</w:t>
-        </w:r>
-      </w:hyperlink>
+      <w:r>
+        <w:rPr>
+          <w:lang w:val="zh_TW" w:bidi="zh_TW"/>
+        </w:rPr>
+        <w:t>可7:14–23</w:t>
+      </w:r>
       <w:r>
         <w:rPr>
           <w:lang w:val="zh_TW" w:bidi="zh_TW"/>
         </w:rPr>
         <w:t>；</w:t>
       </w:r>
-      <w:hyperlink r:id="rId103">
-        <w:r>
-          <w:rPr>
-            <w:lang w:val="zh_TW" w:bidi="zh_TW"/>
-          </w:rPr>
-          <w:rPr>
-            <w:color w:val="0000EE"/>
-            <w:u w:val="single"/>
-          </w:rPr>
-          <w:t>路11:39–41</w:t>
-        </w:r>
-      </w:hyperlink>
+      <w:r>
+        <w:rPr>
+          <w:lang w:val="zh_TW" w:bidi="zh_TW"/>
+        </w:rPr>
+        <w:t>路11:39–41</w:t>
+      </w:r>
       <w:r>
         <w:rPr>
           <w:lang w:val="zh_TW" w:bidi="zh_TW"/>
@@ -2612,18 +2042,12 @@
           <w:lang w:val="zh_TW" w:bidi="zh_TW"/>
         </w:rPr>
       </w:r>
-      <w:hyperlink r:id="rId104">
-        <w:r>
-          <w:rPr>
-            <w:lang w:val="zh_TW" w:bidi="zh_TW"/>
-          </w:rPr>
-          <w:rPr>
-            <w:color w:val="0000EE"/>
-            <w:u w:val="single"/>
-          </w:rPr>
-          <w:t>使徒行傳第十章</w:t>
-        </w:r>
-      </w:hyperlink>
+      <w:r>
+        <w:rPr>
+          <w:lang w:val="zh_TW" w:bidi="zh_TW"/>
+        </w:rPr>
+        <w:t>使徒行傳第十章</w:t>
+      </w:r>
       <w:r>
         <w:rPr>
           <w:lang w:val="zh_TW" w:bidi="zh_TW"/>
@@ -2644,54 +2068,36 @@
         </w:rPr>
         <w:t>耶穌主張不潔源自內心，這一教導在使徒保羅提出「基督裏的自由的教義」中結出果子。保羅身為一個可以自稱從未違背外在律法的法利賽人，但他後來明白沒有任何事物本身是不潔的（</w:t>
       </w:r>
-      <w:hyperlink r:id="rId105">
-        <w:r>
-          <w:rPr>
-            <w:lang w:val="zh_TW" w:bidi="zh_TW"/>
-          </w:rPr>
-          <w:rPr>
-            <w:color w:val="0000EE"/>
-            <w:u w:val="single"/>
-          </w:rPr>
-          <w:t>羅14:14–20</w:t>
-        </w:r>
-      </w:hyperlink>
+      <w:r>
+        <w:rPr>
+          <w:lang w:val="zh_TW" w:bidi="zh_TW"/>
+        </w:rPr>
+        <w:t>羅14:14–20</w:t>
+      </w:r>
       <w:r>
         <w:rPr>
           <w:lang w:val="zh_TW" w:bidi="zh_TW"/>
         </w:rPr>
         <w:t>）。在他的書信中，保羅表明潔淨是內心順服而來的結果，這是由重生帶來的；它是基於贖罪的潔淨能力（見</w:t>
       </w:r>
-      <w:hyperlink r:id="rId106">
-        <w:r>
-          <w:rPr>
-            <w:lang w:val="zh_TW" w:bidi="zh_TW"/>
-          </w:rPr>
-          <w:rPr>
-            <w:color w:val="0000EE"/>
-            <w:u w:val="single"/>
-          </w:rPr>
-          <w:t>羅6:19</w:t>
-        </w:r>
-      </w:hyperlink>
+      <w:r>
+        <w:rPr>
+          <w:lang w:val="zh_TW" w:bidi="zh_TW"/>
+        </w:rPr>
+        <w:t>羅6:19</w:t>
+      </w:r>
       <w:r>
         <w:rPr>
           <w:lang w:val="zh_TW" w:bidi="zh_TW"/>
         </w:rPr>
         <w:t>；</w:t>
       </w:r>
-      <w:hyperlink r:id="rId107">
-        <w:r>
-          <w:rPr>
-            <w:lang w:val="zh_TW" w:bidi="zh_TW"/>
-          </w:rPr>
-          <w:rPr>
-            <w:color w:val="0000EE"/>
-            <w:u w:val="single"/>
-          </w:rPr>
-          <w:t>帖前2:3–4</w:t>
-        </w:r>
-      </w:hyperlink>
+      <w:r>
+        <w:rPr>
+          <w:lang w:val="zh_TW" w:bidi="zh_TW"/>
+        </w:rPr>
+        <w:t>帖前2:3–4</w:t>
+      </w:r>
       <w:r>
         <w:rPr>
           <w:lang w:val="zh_TW" w:bidi="zh_TW"/>
@@ -2712,108 +2118,72 @@
         </w:rPr>
         <w:t>基督的贖罪是最終為罪及其道德結果所帶來潔淨的方式（</w:t>
       </w:r>
-      <w:hyperlink r:id="rId108">
-        <w:r>
-          <w:rPr>
-            <w:lang w:val="zh_TW" w:bidi="zh_TW"/>
-          </w:rPr>
-          <w:rPr>
-            <w:color w:val="0000EE"/>
-            <w:u w:val="single"/>
-          </w:rPr>
-          <w:t>來9:14、22</w:t>
-        </w:r>
-      </w:hyperlink>
+      <w:r>
+        <w:rPr>
+          <w:lang w:val="zh_TW" w:bidi="zh_TW"/>
+        </w:rPr>
+        <w:t>來9:14、22</w:t>
+      </w:r>
       <w:r>
         <w:rPr>
           <w:lang w:val="zh_TW" w:bidi="zh_TW"/>
         </w:rPr>
         <w:t>；</w:t>
       </w:r>
-      <w:hyperlink r:id="rId109">
-        <w:r>
-          <w:rPr>
-            <w:lang w:val="zh_TW" w:bidi="zh_TW"/>
-          </w:rPr>
-          <w:rPr>
-            <w:color w:val="0000EE"/>
-            <w:u w:val="single"/>
-          </w:rPr>
-          <w:t>約一1:7</w:t>
-        </w:r>
-      </w:hyperlink>
+      <w:r>
+        <w:rPr>
+          <w:lang w:val="zh_TW" w:bidi="zh_TW"/>
+        </w:rPr>
+        <w:t>約一1:7</w:t>
+      </w:r>
       <w:r>
         <w:rPr>
           <w:lang w:val="zh_TW" w:bidi="zh_TW"/>
         </w:rPr>
         <w:t>），同時也實現了過去公牛和山羊的血所象徵的事。因此，那些被羔羊的血洗淨的人（</w:t>
       </w:r>
-      <w:hyperlink r:id="rId110">
-        <w:r>
-          <w:rPr>
-            <w:lang w:val="zh_TW" w:bidi="zh_TW"/>
-          </w:rPr>
-          <w:rPr>
-            <w:color w:val="0000EE"/>
-            <w:u w:val="single"/>
-          </w:rPr>
-          <w:t>啟7:14</w:t>
-        </w:r>
-      </w:hyperlink>
+      <w:r>
+        <w:rPr>
+          <w:lang w:val="zh_TW" w:bidi="zh_TW"/>
+        </w:rPr>
+        <w:t>啟7:14</w:t>
+      </w:r>
       <w:r>
         <w:rPr>
           <w:lang w:val="zh_TW" w:bidi="zh_TW"/>
         </w:rPr>
         <w:t>）被看見穿著潔白的袍子（</w:t>
       </w:r>
-      <w:hyperlink r:id="rId111">
-        <w:r>
-          <w:rPr>
-            <w:lang w:val="zh_TW" w:bidi="zh_TW"/>
-          </w:rPr>
-          <w:rPr>
-            <w:color w:val="0000EE"/>
-            <w:u w:val="single"/>
-          </w:rPr>
-          <w:t>15:6</w:t>
-        </w:r>
-      </w:hyperlink>
+      <w:r>
+        <w:rPr>
+          <w:lang w:val="zh_TW" w:bidi="zh_TW"/>
+        </w:rPr>
+        <w:t>15:6</w:t>
+      </w:r>
       <w:r>
         <w:rPr>
           <w:lang w:val="zh_TW" w:bidi="zh_TW"/>
         </w:rPr>
         <w:t>、</w:t>
       </w:r>
-      <w:hyperlink r:id="rId112">
-        <w:r>
-          <w:rPr>
-            <w:lang w:val="zh_TW" w:bidi="zh_TW"/>
-          </w:rPr>
-          <w:rPr>
-            <w:color w:val="0000EE"/>
-            <w:u w:val="single"/>
-          </w:rPr>
-          <w:t>19:8–14</w:t>
-        </w:r>
-      </w:hyperlink>
+      <w:r>
+        <w:rPr>
+          <w:lang w:val="zh_TW" w:bidi="zh_TW"/>
+        </w:rPr>
+        <w:t>19:8–14</w:t>
+      </w:r>
       <w:r>
         <w:rPr>
           <w:lang w:val="zh_TW" w:bidi="zh_TW"/>
         </w:rPr>
         <w:t>）。祂的血象徵著子按照父的旨意捨命與受死，滿足了有位格的三一神的公義屬性。因為公義父神有位格的屬性得到了辯護，罪人的個人赦免在道德上成為可能。神在歷史中的行為必須與祂永恆的本質一致：祂既是公義的，又是那使信靠基督的人稱義的（</w:t>
       </w:r>
-      <w:hyperlink r:id="rId113">
-        <w:r>
-          <w:rPr>
-            <w:lang w:val="zh_TW" w:bidi="zh_TW"/>
-          </w:rPr>
-          <w:rPr>
-            <w:color w:val="0000EE"/>
-            <w:u w:val="single"/>
-          </w:rPr>
-          <w:t>羅3:24–26</w:t>
-        </w:r>
-      </w:hyperlink>
+      <w:r>
+        <w:rPr>
+          <w:lang w:val="zh_TW" w:bidi="zh_TW"/>
+        </w:rPr>
+        <w:t>羅3:24–26</w:t>
+      </w:r>
       <w:r>
         <w:rPr>
           <w:lang w:val="zh_TW" w:bidi="zh_TW"/>
@@ -2983,54 +2353,36 @@
         </w:rPr>
         <w:t>新約聖經四次提及這種官員。睚魯是迦百農的一位猶太會堂管理者。當他的女兒生病時，他去尋求耶穌幫助，耶穌使她復活了（</w:t>
       </w:r>
-      <w:hyperlink r:id="rId114">
-        <w:r>
-          <w:rPr>
-            <w:lang w:val="zh_TW" w:bidi="zh_TW"/>
-          </w:rPr>
-          <w:rPr>
-            <w:color w:val="0000EE"/>
-            <w:u w:val="single"/>
-          </w:rPr>
-          <w:t>馬太福音9:18–26</w:t>
-        </w:r>
-      </w:hyperlink>
+      <w:r>
+        <w:rPr>
+          <w:lang w:val="zh_TW" w:bidi="zh_TW"/>
+        </w:rPr>
+        <w:t>馬太福音9:18–26</w:t>
+      </w:r>
       <w:r>
         <w:rPr>
           <w:lang w:val="zh_TW" w:bidi="zh_TW"/>
         </w:rPr>
         <w:t>；</w:t>
       </w:r>
-      <w:hyperlink r:id="rId115">
-        <w:r>
-          <w:rPr>
-            <w:lang w:val="zh_TW" w:bidi="zh_TW"/>
-          </w:rPr>
-          <w:rPr>
-            <w:color w:val="0000EE"/>
-            <w:u w:val="single"/>
-          </w:rPr>
-          <w:t>馬可福音5:21–43</w:t>
-        </w:r>
-      </w:hyperlink>
+      <w:r>
+        <w:rPr>
+          <w:lang w:val="zh_TW" w:bidi="zh_TW"/>
+        </w:rPr>
+        <w:t>馬可福音5:21–43</w:t>
+      </w:r>
       <w:r>
         <w:rPr>
           <w:lang w:val="zh_TW" w:bidi="zh_TW"/>
         </w:rPr>
         <w:t>；</w:t>
       </w:r>
-      <w:hyperlink r:id="rId116">
-        <w:r>
-          <w:rPr>
-            <w:lang w:val="zh_TW" w:bidi="zh_TW"/>
-          </w:rPr>
-          <w:rPr>
-            <w:color w:val="0000EE"/>
-            <w:u w:val="single"/>
-          </w:rPr>
-          <w:t>路加福音8:41–56</w:t>
-        </w:r>
-      </w:hyperlink>
+      <w:r>
+        <w:rPr>
+          <w:lang w:val="zh_TW" w:bidi="zh_TW"/>
+        </w:rPr>
+        <w:t>路加福音8:41–56</w:t>
+      </w:r>
       <w:r>
         <w:rPr>
           <w:lang w:val="zh_TW" w:bidi="zh_TW"/>
@@ -3045,18 +2397,12 @@
           <w:lang w:val="zh_TW" w:bidi="zh_TW"/>
         </w:rPr>
       </w:r>
-      <w:hyperlink r:id="rId117">
-        <w:r>
-          <w:rPr>
-            <w:lang w:val="zh_TW" w:bidi="zh_TW"/>
-          </w:rPr>
-          <w:rPr>
-            <w:color w:val="0000EE"/>
-            <w:u w:val="single"/>
-          </w:rPr>
-          <w:t>路加福音十三章14節</w:t>
-        </w:r>
-      </w:hyperlink>
+      <w:r>
+        <w:rPr>
+          <w:lang w:val="zh_TW" w:bidi="zh_TW"/>
+        </w:rPr>
+        <w:t>路加福音十三章14節</w:t>
+      </w:r>
       <w:r>
         <w:rPr>
           <w:lang w:val="zh_TW" w:bidi="zh_TW"/>
@@ -3077,36 +2423,24 @@
         </w:rPr>
         <w:t>在保羅的宣教旅程中，常常在他所到之處，先去猶太會堂，從而開始事工。在彼西底的安提阿（</w:t>
       </w:r>
-      <w:hyperlink r:id="rId118">
-        <w:r>
-          <w:rPr>
-            <w:lang w:val="zh_TW" w:bidi="zh_TW"/>
-          </w:rPr>
-          <w:rPr>
-            <w:color w:val="0000EE"/>
-            <w:u w:val="single"/>
-          </w:rPr>
-          <w:t>使徒行傳13:15</w:t>
-        </w:r>
-      </w:hyperlink>
+      <w:r>
+        <w:rPr>
+          <w:lang w:val="zh_TW" w:bidi="zh_TW"/>
+        </w:rPr>
+        <w:t>使徒行傳13:15</w:t>
+      </w:r>
       <w:r>
         <w:rPr>
           <w:lang w:val="zh_TW" w:bidi="zh_TW"/>
         </w:rPr>
         <w:t>），管會堂的歡迎並鼓勵他傳講福音，並在下個安息日再次回來。基利司布，哥林多猶太會堂的管理者，信了耶穌（</w:t>
       </w:r>
-      <w:hyperlink r:id="rId119">
-        <w:r>
-          <w:rPr>
-            <w:lang w:val="zh_TW" w:bidi="zh_TW"/>
-          </w:rPr>
-          <w:rPr>
-            <w:color w:val="0000EE"/>
-            <w:u w:val="single"/>
-          </w:rPr>
-          <w:t>18:8</w:t>
-        </w:r>
-      </w:hyperlink>
+      <w:r>
+        <w:rPr>
+          <w:lang w:val="zh_TW" w:bidi="zh_TW"/>
+        </w:rPr>
+        <w:t>18:8</w:t>
+      </w:r>
       <w:r>
         <w:rPr>
           <w:lang w:val="zh_TW" w:bidi="zh_TW"/>
@@ -3309,18 +2643,12 @@
         </w:rPr>
         <w:t>Discipline（管教）這個詞語在某英文譯本（</w:t>
       </w:r>
-      <w:hyperlink r:id="rId120">
-        <w:r>
-          <w:rPr>
-            <w:lang w:val="zh_TW" w:bidi="zh_TW"/>
-          </w:rPr>
-          <w:rPr>
-            <w:color w:val="0000EE"/>
-            <w:u w:val="single"/>
-          </w:rPr>
-          <w:t>伯36:10</w:t>
-        </w:r>
-      </w:hyperlink>
+      <w:r>
+        <w:rPr>
+          <w:lang w:val="zh_TW" w:bidi="zh_TW"/>
+        </w:rPr>
+        <w:t>伯36:10</w:t>
+      </w:r>
       <w:r>
         <w:rPr>
           <w:lang w:val="zh_TW" w:bidi="zh_TW"/>
@@ -3341,18 +2669,12 @@
         </w:rPr>
         <w:t>在舊約聖經中，「管教」的用法比新約聖經較具負面色彩，主要因為神在舊約（摩西之約）下，以律法方式對待以色列人。新約聖經所呈現的「新約」關係，使教會中的管教語言更偏向正面。然而，兩個約的目標其實相同，就是公義。從這角度來看，即使舊約聖經著重懲罰，背後仍然有正面的動機，並以建立生命為目標。舊約聖經強調報應，原因是要讓犯罪的人透過所受的後果，看見自己造成的影響，明白自己所犯何罪；替受害者伸冤，也同時彰顯神的公義。申冤是維護神公義的重要方式，報應同樣重要；違背聖約會帶來聖約的咒詛（</w:t>
       </w:r>
-      <w:hyperlink r:id="rId121">
-        <w:r>
-          <w:rPr>
-            <w:lang w:val="zh_TW" w:bidi="zh_TW"/>
-          </w:rPr>
-          <w:rPr>
-            <w:color w:val="0000EE"/>
-            <w:u w:val="single"/>
-          </w:rPr>
-          <w:t>申27:26</w:t>
-        </w:r>
-      </w:hyperlink>
+      <w:r>
+        <w:rPr>
+          <w:lang w:val="zh_TW" w:bidi="zh_TW"/>
+        </w:rPr>
+        <w:t>申27:26</w:t>
+      </w:r>
       <w:r>
         <w:rPr>
           <w:lang w:val="zh_TW" w:bidi="zh_TW"/>
@@ -3387,294 +2709,186 @@
         </w:rPr>
         <w:t>聖經常提到神管教以色列人（</w:t>
       </w:r>
-      <w:hyperlink r:id="rId122">
-        <w:r>
-          <w:rPr>
-            <w:lang w:val="zh_TW" w:bidi="zh_TW"/>
-          </w:rPr>
-          <w:rPr>
-            <w:color w:val="0000EE"/>
-            <w:u w:val="single"/>
-          </w:rPr>
-          <w:t>利26:23</w:t>
-        </w:r>
-      </w:hyperlink>
+      <w:r>
+        <w:rPr>
+          <w:lang w:val="zh_TW" w:bidi="zh_TW"/>
+        </w:rPr>
+        <w:t>利26:23</w:t>
+      </w:r>
       <w:r>
         <w:rPr>
           <w:lang w:val="zh_TW" w:bidi="zh_TW"/>
         </w:rPr>
         <w:t>；</w:t>
       </w:r>
-      <w:hyperlink r:id="rId123">
-        <w:r>
-          <w:rPr>
-            <w:lang w:val="zh_TW" w:bidi="zh_TW"/>
-          </w:rPr>
-          <w:rPr>
-            <w:color w:val="0000EE"/>
-            <w:u w:val="single"/>
-          </w:rPr>
-          <w:t>申4:36，</w:t>
-        </w:r>
-      </w:hyperlink>
-      <w:hyperlink r:id="rId124">
-        <w:r>
-          <w:rPr>
-            <w:lang w:val="zh_TW" w:bidi="zh_TW"/>
-          </w:rPr>
-          <w:rPr>
-            <w:color w:val="0000EE"/>
-            <w:u w:val="single"/>
-          </w:rPr>
-          <w:t>8:5</w:t>
-        </w:r>
-      </w:hyperlink>
+      <w:r>
+        <w:rPr>
+          <w:lang w:val="zh_TW" w:bidi="zh_TW"/>
+        </w:rPr>
+        <w:t>申4:36，</w:t>
+      </w:r>
+      <w:r>
+        <w:rPr>
+          <w:lang w:val="zh_TW" w:bidi="zh_TW"/>
+        </w:rPr>
+        <w:t>8:5</w:t>
+      </w:r>
       <w:r>
         <w:rPr>
           <w:lang w:val="zh_TW" w:bidi="zh_TW"/>
         </w:rPr>
         <w:t>；</w:t>
       </w:r>
-      <w:hyperlink r:id="rId125">
-        <w:r>
-          <w:rPr>
-            <w:lang w:val="zh_TW" w:bidi="zh_TW"/>
-          </w:rPr>
-          <w:rPr>
-            <w:color w:val="0000EE"/>
-            <w:u w:val="single"/>
-          </w:rPr>
-          <w:t>耶31:18</w:t>
-        </w:r>
-      </w:hyperlink>
+      <w:r>
+        <w:rPr>
+          <w:lang w:val="zh_TW" w:bidi="zh_TW"/>
+        </w:rPr>
+        <w:t>耶31:18</w:t>
+      </w:r>
       <w:r>
         <w:rPr>
           <w:lang w:val="zh_TW" w:bidi="zh_TW"/>
         </w:rPr>
         <w:t>）、管教列邦（</w:t>
       </w:r>
-      <w:hyperlink r:id="rId126">
-        <w:r>
-          <w:rPr>
-            <w:lang w:val="zh_TW" w:bidi="zh_TW"/>
-          </w:rPr>
-          <w:rPr>
-            <w:color w:val="0000EE"/>
-            <w:u w:val="single"/>
-          </w:rPr>
-          <w:t>詩94:10</w:t>
-        </w:r>
-      </w:hyperlink>
+      <w:r>
+        <w:rPr>
+          <w:lang w:val="zh_TW" w:bidi="zh_TW"/>
+        </w:rPr>
+        <w:t>詩94:10</w:t>
+      </w:r>
       <w:r>
         <w:rPr>
           <w:lang w:val="zh_TW" w:bidi="zh_TW"/>
         </w:rPr>
         <w:t>），或管教人（</w:t>
       </w:r>
-      <w:hyperlink r:id="rId127">
-        <w:r>
-          <w:rPr>
-            <w:lang w:val="zh_TW" w:bidi="zh_TW"/>
-          </w:rPr>
-          <w:rPr>
-            <w:color w:val="0000EE"/>
-            <w:u w:val="single"/>
-          </w:rPr>
-          <w:t>伯5:17</w:t>
-        </w:r>
-      </w:hyperlink>
+      <w:r>
+        <w:rPr>
+          <w:lang w:val="zh_TW" w:bidi="zh_TW"/>
+        </w:rPr>
+        <w:t>伯5:17</w:t>
+      </w:r>
       <w:r>
         <w:rPr>
           <w:lang w:val="zh_TW" w:bidi="zh_TW"/>
         </w:rPr>
         <w:t>；</w:t>
       </w:r>
-      <w:hyperlink r:id="rId128">
-        <w:r>
-          <w:rPr>
-            <w:lang w:val="zh_TW" w:bidi="zh_TW"/>
-          </w:rPr>
-          <w:rPr>
-            <w:color w:val="0000EE"/>
-            <w:u w:val="single"/>
-          </w:rPr>
-          <w:t>詩94:10、12</w:t>
-        </w:r>
-      </w:hyperlink>
+      <w:r>
+        <w:rPr>
+          <w:lang w:val="zh_TW" w:bidi="zh_TW"/>
+        </w:rPr>
+        <w:t>詩94:10、12</w:t>
+      </w:r>
       <w:r>
         <w:rPr>
           <w:lang w:val="zh_TW" w:bidi="zh_TW"/>
         </w:rPr>
         <w:t>；</w:t>
       </w:r>
-      <w:hyperlink r:id="rId129">
-        <w:r>
-          <w:rPr>
-            <w:lang w:val="zh_TW" w:bidi="zh_TW"/>
-          </w:rPr>
-          <w:rPr>
-            <w:color w:val="0000EE"/>
-            <w:u w:val="single"/>
-          </w:rPr>
-          <w:t>來12:5–11</w:t>
-        </w:r>
-      </w:hyperlink>
+      <w:r>
+        <w:rPr>
+          <w:lang w:val="zh_TW" w:bidi="zh_TW"/>
+        </w:rPr>
+        <w:t>來12:5–11</w:t>
+      </w:r>
       <w:r>
         <w:rPr>
           <w:lang w:val="zh_TW" w:bidi="zh_TW"/>
         </w:rPr>
         <w:t>；</w:t>
       </w:r>
-      <w:hyperlink r:id="rId130">
-        <w:r>
-          <w:rPr>
-            <w:lang w:val="zh_TW" w:bidi="zh_TW"/>
-          </w:rPr>
-          <w:rPr>
-            <w:color w:val="0000EE"/>
-            <w:u w:val="single"/>
-          </w:rPr>
-          <w:t>啟3:19</w:t>
-        </w:r>
-      </w:hyperlink>
+      <w:r>
+        <w:rPr>
+          <w:lang w:val="zh_TW" w:bidi="zh_TW"/>
+        </w:rPr>
+        <w:t>啟3:19</w:t>
+      </w:r>
       <w:r>
         <w:rPr>
           <w:lang w:val="zh_TW" w:bidi="zh_TW"/>
         </w:rPr>
         <w:t>）。以色列的父母必須認真承擔管教兒女的責任（</w:t>
       </w:r>
-      <w:hyperlink r:id="rId131">
-        <w:r>
-          <w:rPr>
-            <w:lang w:val="zh_TW" w:bidi="zh_TW"/>
-          </w:rPr>
-          <w:rPr>
-            <w:color w:val="0000EE"/>
-            <w:u w:val="single"/>
-          </w:rPr>
-          <w:t>申21:18</w:t>
-        </w:r>
-      </w:hyperlink>
+      <w:r>
+        <w:rPr>
+          <w:lang w:val="zh_TW" w:bidi="zh_TW"/>
+        </w:rPr>
+        <w:t>申21:18</w:t>
+      </w:r>
       <w:r>
         <w:rPr>
           <w:lang w:val="zh_TW" w:bidi="zh_TW"/>
         </w:rPr>
         <w:t>）。神嚴肅吩咐父親要管教兒子（</w:t>
       </w:r>
-      <w:hyperlink r:id="rId132">
-        <w:r>
-          <w:rPr>
-            <w:lang w:val="zh_TW" w:bidi="zh_TW"/>
-          </w:rPr>
-          <w:rPr>
-            <w:color w:val="0000EE"/>
-            <w:u w:val="single"/>
-          </w:rPr>
-          <w:t>箴13:24，</w:t>
-        </w:r>
-      </w:hyperlink>
-      <w:hyperlink r:id="rId133">
-        <w:r>
-          <w:rPr>
-            <w:lang w:val="zh_TW" w:bidi="zh_TW"/>
-          </w:rPr>
-          <w:rPr>
-            <w:color w:val="0000EE"/>
-            <w:u w:val="single"/>
-          </w:rPr>
-          <w:t>19:18，</w:t>
-        </w:r>
-      </w:hyperlink>
-      <w:hyperlink r:id="rId134">
-        <w:r>
-          <w:rPr>
-            <w:lang w:val="zh_TW" w:bidi="zh_TW"/>
-          </w:rPr>
-          <w:rPr>
-            <w:color w:val="0000EE"/>
-            <w:u w:val="single"/>
-          </w:rPr>
-          <w:t>22:15，</w:t>
-        </w:r>
-      </w:hyperlink>
-      <w:hyperlink r:id="rId135">
-        <w:r>
-          <w:rPr>
-            <w:lang w:val="zh_TW" w:bidi="zh_TW"/>
-          </w:rPr>
-          <w:rPr>
-            <w:color w:val="0000EE"/>
-            <w:u w:val="single"/>
-          </w:rPr>
-          <w:t>23:13，</w:t>
-        </w:r>
-      </w:hyperlink>
-      <w:hyperlink r:id="rId136">
-        <w:r>
-          <w:rPr>
-            <w:lang w:val="zh_TW" w:bidi="zh_TW"/>
-          </w:rPr>
-          <w:rPr>
-            <w:color w:val="0000EE"/>
-            <w:u w:val="single"/>
-          </w:rPr>
-          <w:t>29:17</w:t>
-        </w:r>
-      </w:hyperlink>
+      <w:r>
+        <w:rPr>
+          <w:lang w:val="zh_TW" w:bidi="zh_TW"/>
+        </w:rPr>
+        <w:t>箴13:24，</w:t>
+      </w:r>
+      <w:r>
+        <w:rPr>
+          <w:lang w:val="zh_TW" w:bidi="zh_TW"/>
+        </w:rPr>
+        <w:t>19:18，</w:t>
+      </w:r>
+      <w:r>
+        <w:rPr>
+          <w:lang w:val="zh_TW" w:bidi="zh_TW"/>
+        </w:rPr>
+        <w:t>22:15，</w:t>
+      </w:r>
+      <w:r>
+        <w:rPr>
+          <w:lang w:val="zh_TW" w:bidi="zh_TW"/>
+        </w:rPr>
+        <w:t>23:13，</w:t>
+      </w:r>
+      <w:r>
+        <w:rPr>
+          <w:lang w:val="zh_TW" w:bidi="zh_TW"/>
+        </w:rPr>
+        <w:t>29:17</w:t>
+      </w:r>
       <w:r>
         <w:rPr>
           <w:lang w:val="zh_TW" w:bidi="zh_TW"/>
         </w:rPr>
         <w:t>；參</w:t>
       </w:r>
-      <w:hyperlink r:id="rId137">
-        <w:r>
-          <w:rPr>
-            <w:lang w:val="zh_TW" w:bidi="zh_TW"/>
-          </w:rPr>
-          <w:rPr>
-            <w:color w:val="0000EE"/>
-            <w:u w:val="single"/>
-          </w:rPr>
-          <w:t>弗6:4</w:t>
-        </w:r>
-      </w:hyperlink>
+      <w:r>
+        <w:rPr>
+          <w:lang w:val="zh_TW" w:bidi="zh_TW"/>
+        </w:rPr>
+        <w:t>弗6:4</w:t>
+      </w:r>
       <w:r>
         <w:rPr>
           <w:lang w:val="zh_TW" w:bidi="zh_TW"/>
         </w:rPr>
         <w:t>；</w:t>
       </w:r>
-      <w:hyperlink r:id="rId138">
-        <w:r>
-          <w:rPr>
-            <w:lang w:val="zh_TW" w:bidi="zh_TW"/>
-          </w:rPr>
-          <w:rPr>
-            <w:color w:val="0000EE"/>
-            <w:u w:val="single"/>
-          </w:rPr>
-          <w:t>來12:7–10</w:t>
-        </w:r>
-      </w:hyperlink>
+      <w:r>
+        <w:rPr>
+          <w:lang w:val="zh_TW" w:bidi="zh_TW"/>
+        </w:rPr>
+        <w:t>來12:7–10</w:t>
+      </w:r>
       <w:r>
         <w:rPr>
           <w:lang w:val="zh_TW" w:bidi="zh_TW"/>
         </w:rPr>
         <w:t>）。在教會中，管教是牧養者的職責（</w:t>
       </w:r>
-      <w:hyperlink r:id="rId139">
-        <w:r>
-          <w:rPr>
-            <w:lang w:val="zh_TW" w:bidi="zh_TW"/>
-          </w:rPr>
-          <w:rPr>
-            <w:color w:val="0000EE"/>
-            <w:u w:val="single"/>
-          </w:rPr>
-          <w:t>提後2:25</w:t>
-        </w:r>
-      </w:hyperlink>
+      <w:r>
+        <w:rPr>
+          <w:lang w:val="zh_TW" w:bidi="zh_TW"/>
+        </w:rPr>
+        <w:t>提後2:25</w:t>
+      </w:r>
       <w:r>
         <w:rPr>
           <w:lang w:val="zh_TW" w:bidi="zh_TW"/>
@@ -3695,246 +2909,162 @@
         </w:rPr>
         <w:t>人害怕從神而來的管教是可以理解的（</w:t>
       </w:r>
-      <w:hyperlink r:id="rId140">
-        <w:r>
-          <w:rPr>
-            <w:lang w:val="zh_TW" w:bidi="zh_TW"/>
-          </w:rPr>
-          <w:rPr>
-            <w:color w:val="0000EE"/>
-            <w:u w:val="single"/>
-          </w:rPr>
-          <w:t>詩6:1</w:t>
-        </w:r>
-      </w:hyperlink>
+      <w:r>
+        <w:rPr>
+          <w:lang w:val="zh_TW" w:bidi="zh_TW"/>
+        </w:rPr>
+        <w:t>詩6:1</w:t>
+      </w:r>
       <w:r>
         <w:rPr>
           <w:lang w:val="zh_TW" w:bidi="zh_TW"/>
         </w:rPr>
         <w:t>），但人真正該懼怕的是祂的忿怒。祂的忿怒只臨到那些用行為證明自己與神為敵的人（</w:t>
       </w:r>
-      <w:hyperlink r:id="rId141">
-        <w:r>
-          <w:rPr>
-            <w:lang w:val="zh_TW" w:bidi="zh_TW"/>
-          </w:rPr>
-          <w:rPr>
-            <w:color w:val="0000EE"/>
-            <w:u w:val="single"/>
-          </w:rPr>
-          <w:t>申11:2–3</w:t>
-        </w:r>
-      </w:hyperlink>
+      <w:r>
+        <w:rPr>
+          <w:lang w:val="zh_TW" w:bidi="zh_TW"/>
+        </w:rPr>
+        <w:t>申11:2–3</w:t>
+      </w:r>
       <w:r>
         <w:rPr>
           <w:lang w:val="zh_TW" w:bidi="zh_TW"/>
         </w:rPr>
         <w:t>）。神的管教與祂的忿怒不同，人不應輕看管教（</w:t>
       </w:r>
-      <w:hyperlink r:id="rId142">
-        <w:r>
-          <w:rPr>
-            <w:lang w:val="zh_TW" w:bidi="zh_TW"/>
-          </w:rPr>
-          <w:rPr>
-            <w:color w:val="0000EE"/>
-            <w:u w:val="single"/>
-          </w:rPr>
-          <w:t>箴3:11</w:t>
-        </w:r>
-      </w:hyperlink>
+      <w:r>
+        <w:rPr>
+          <w:lang w:val="zh_TW" w:bidi="zh_TW"/>
+        </w:rPr>
+        <w:t>箴3:11</w:t>
+      </w:r>
       <w:r>
         <w:rPr>
           <w:lang w:val="zh_TW" w:bidi="zh_TW"/>
         </w:rPr>
         <w:t>）或視之為理所當然（</w:t>
       </w:r>
-      <w:hyperlink r:id="rId143">
-        <w:r>
-          <w:rPr>
-            <w:lang w:val="zh_TW" w:bidi="zh_TW"/>
-          </w:rPr>
-          <w:rPr>
-            <w:color w:val="0000EE"/>
-            <w:u w:val="single"/>
-          </w:rPr>
-          <w:t>來12:5</w:t>
-        </w:r>
-      </w:hyperlink>
+      <w:r>
+        <w:rPr>
+          <w:lang w:val="zh_TW" w:bidi="zh_TW"/>
+        </w:rPr>
+        <w:t>來12:5</w:t>
+      </w:r>
       <w:r>
         <w:rPr>
           <w:lang w:val="zh_TW" w:bidi="zh_TW"/>
         </w:rPr>
         <w:t>）。只有愚昧人或惡人會憎惡管教（</w:t>
       </w:r>
-      <w:hyperlink r:id="rId144">
-        <w:r>
-          <w:rPr>
-            <w:lang w:val="zh_TW" w:bidi="zh_TW"/>
-          </w:rPr>
-          <w:rPr>
-            <w:color w:val="0000EE"/>
-            <w:u w:val="single"/>
-          </w:rPr>
-          <w:t>詩50:17</w:t>
-        </w:r>
-      </w:hyperlink>
+      <w:r>
+        <w:rPr>
+          <w:lang w:val="zh_TW" w:bidi="zh_TW"/>
+        </w:rPr>
+        <w:t>詩50:17</w:t>
+      </w:r>
       <w:r>
         <w:rPr>
           <w:lang w:val="zh_TW" w:bidi="zh_TW"/>
         </w:rPr>
         <w:t>；</w:t>
       </w:r>
-      <w:hyperlink r:id="rId145">
-        <w:r>
-          <w:rPr>
-            <w:lang w:val="zh_TW" w:bidi="zh_TW"/>
-          </w:rPr>
-          <w:rPr>
-            <w:color w:val="0000EE"/>
-            <w:u w:val="single"/>
-          </w:rPr>
-          <w:t>箴5:12</w:t>
-        </w:r>
-      </w:hyperlink>
+      <w:r>
+        <w:rPr>
+          <w:lang w:val="zh_TW" w:bidi="zh_TW"/>
+        </w:rPr>
+        <w:t>箴5:12</w:t>
+      </w:r>
       <w:r>
         <w:rPr>
           <w:lang w:val="zh_TW" w:bidi="zh_TW"/>
         </w:rPr>
         <w:t>；</w:t>
       </w:r>
-      <w:hyperlink r:id="rId125">
-        <w:r>
-          <w:rPr>
-            <w:lang w:val="zh_TW" w:bidi="zh_TW"/>
-          </w:rPr>
-          <w:rPr>
-            <w:color w:val="0000EE"/>
-            <w:u w:val="single"/>
-          </w:rPr>
-          <w:t>耶31:18</w:t>
-        </w:r>
-      </w:hyperlink>
+      <w:r>
+        <w:rPr>
+          <w:lang w:val="zh_TW" w:bidi="zh_TW"/>
+        </w:rPr>
+        <w:t>耶31:18</w:t>
+      </w:r>
       <w:r>
         <w:rPr>
           <w:lang w:val="zh_TW" w:bidi="zh_TW"/>
         </w:rPr>
         <w:t>）。神管教祂的百姓，就像慈愛的父親管教他所愛的兒子（</w:t>
       </w:r>
-      <w:hyperlink r:id="rId124">
-        <w:r>
-          <w:rPr>
-            <w:lang w:val="zh_TW" w:bidi="zh_TW"/>
-          </w:rPr>
-          <w:rPr>
-            <w:color w:val="0000EE"/>
-            <w:u w:val="single"/>
-          </w:rPr>
-          <w:t>申8:5</w:t>
-        </w:r>
-      </w:hyperlink>
+      <w:r>
+        <w:rPr>
+          <w:lang w:val="zh_TW" w:bidi="zh_TW"/>
+        </w:rPr>
+        <w:t>申8:5</w:t>
+      </w:r>
       <w:r>
         <w:rPr>
           <w:lang w:val="zh_TW" w:bidi="zh_TW"/>
         </w:rPr>
         <w:t>；</w:t>
       </w:r>
-      <w:hyperlink r:id="rId146">
-        <w:r>
-          <w:rPr>
-            <w:lang w:val="zh_TW" w:bidi="zh_TW"/>
-          </w:rPr>
-          <w:rPr>
-            <w:color w:val="0000EE"/>
-            <w:u w:val="single"/>
-          </w:rPr>
-          <w:t>箴3:11–12</w:t>
-        </w:r>
-      </w:hyperlink>
+      <w:r>
+        <w:rPr>
+          <w:lang w:val="zh_TW" w:bidi="zh_TW"/>
+        </w:rPr>
+        <w:t>箴3:11–12</w:t>
+      </w:r>
       <w:r>
         <w:rPr>
           <w:lang w:val="zh_TW" w:bidi="zh_TW"/>
         </w:rPr>
         <w:t>；</w:t>
       </w:r>
-      <w:hyperlink r:id="rId147">
-        <w:r>
-          <w:rPr>
-            <w:lang w:val="zh_TW" w:bidi="zh_TW"/>
-          </w:rPr>
-          <w:rPr>
-            <w:color w:val="0000EE"/>
-            <w:u w:val="single"/>
-          </w:rPr>
-          <w:t>來12:5–7</w:t>
-        </w:r>
-      </w:hyperlink>
+      <w:r>
+        <w:rPr>
+          <w:lang w:val="zh_TW" w:bidi="zh_TW"/>
+        </w:rPr>
+        <w:t>來12:5–7</w:t>
+      </w:r>
       <w:r>
         <w:rPr>
           <w:lang w:val="zh_TW" w:bidi="zh_TW"/>
         </w:rPr>
         <w:t>）。按照聖經的教導，有智慧的人應當喜愛管教（</w:t>
       </w:r>
-      <w:hyperlink r:id="rId148">
-        <w:r>
-          <w:rPr>
-            <w:lang w:val="zh_TW" w:bidi="zh_TW"/>
-          </w:rPr>
-          <w:rPr>
-            <w:color w:val="0000EE"/>
-            <w:u w:val="single"/>
-          </w:rPr>
-          <w:t>箴12:1，</w:t>
-        </w:r>
-      </w:hyperlink>
-      <w:hyperlink r:id="rId132">
-        <w:r>
-          <w:rPr>
-            <w:lang w:val="zh_TW" w:bidi="zh_TW"/>
-          </w:rPr>
-          <w:rPr>
-            <w:color w:val="0000EE"/>
-            <w:u w:val="single"/>
-          </w:rPr>
-          <w:t>13:24</w:t>
-        </w:r>
-      </w:hyperlink>
+      <w:r>
+        <w:rPr>
+          <w:lang w:val="zh_TW" w:bidi="zh_TW"/>
+        </w:rPr>
+        <w:t>箴12:1，</w:t>
+      </w:r>
+      <w:r>
+        <w:rPr>
+          <w:lang w:val="zh_TW" w:bidi="zh_TW"/>
+        </w:rPr>
+        <w:t>13:24</w:t>
+      </w:r>
       <w:r>
         <w:rPr>
           <w:lang w:val="zh_TW" w:bidi="zh_TW"/>
         </w:rPr>
         <w:t>；</w:t>
       </w:r>
-      <w:hyperlink r:id="rId149">
-        <w:r>
-          <w:rPr>
-            <w:lang w:val="zh_TW" w:bidi="zh_TW"/>
-          </w:rPr>
-          <w:rPr>
-            <w:color w:val="0000EE"/>
-            <w:u w:val="single"/>
-          </w:rPr>
-          <w:t>提後1:7</w:t>
-        </w:r>
-      </w:hyperlink>
+      <w:r>
+        <w:rPr>
+          <w:lang w:val="zh_TW" w:bidi="zh_TW"/>
+        </w:rPr>
+        <w:t>提後1:7</w:t>
+      </w:r>
       <w:r>
         <w:rPr>
           <w:lang w:val="zh_TW" w:bidi="zh_TW"/>
         </w:rPr>
         <w:t>；</w:t>
       </w:r>
-      <w:hyperlink r:id="rId150">
-        <w:r>
-          <w:rPr>
-            <w:lang w:val="zh_TW" w:bidi="zh_TW"/>
-          </w:rPr>
-          <w:rPr>
-            <w:color w:val="0000EE"/>
-            <w:u w:val="single"/>
-          </w:rPr>
-          <w:t>來12:5、9</w:t>
-        </w:r>
-      </w:hyperlink>
+      <w:r>
+        <w:rPr>
+          <w:lang w:val="zh_TW" w:bidi="zh_TW"/>
+        </w:rPr>
+        <w:t>來12:5、9</w:t>
+      </w:r>
       <w:r>
         <w:rPr>
           <w:lang w:val="zh_TW" w:bidi="zh_TW"/>
@@ -3955,306 +3085,204 @@
         </w:rPr>
         <w:t>管教所結出的果子是知識（</w:t>
       </w:r>
-      <w:hyperlink r:id="rId148">
-        <w:r>
-          <w:rPr>
-            <w:lang w:val="zh_TW" w:bidi="zh_TW"/>
-          </w:rPr>
-          <w:rPr>
-            <w:color w:val="0000EE"/>
-            <w:u w:val="single"/>
-          </w:rPr>
-          <w:t>箴12:1</w:t>
-        </w:r>
-      </w:hyperlink>
+      <w:r>
+        <w:rPr>
+          <w:lang w:val="zh_TW" w:bidi="zh_TW"/>
+        </w:rPr>
+        <w:t>箴12:1</w:t>
+      </w:r>
       <w:r>
         <w:rPr>
           <w:lang w:val="zh_TW" w:bidi="zh_TW"/>
         </w:rPr>
         <w:t>）和父母的喜悅（</w:t>
       </w:r>
-      <w:hyperlink r:id="rId136">
-        <w:r>
-          <w:rPr>
-            <w:lang w:val="zh_TW" w:bidi="zh_TW"/>
-          </w:rPr>
-          <w:rPr>
-            <w:color w:val="0000EE"/>
-            <w:u w:val="single"/>
-          </w:rPr>
-          <w:t>29:17</w:t>
-        </w:r>
-      </w:hyperlink>
+      <w:r>
+        <w:rPr>
+          <w:lang w:val="zh_TW" w:bidi="zh_TW"/>
+        </w:rPr>
+        <w:t>29:17</w:t>
+      </w:r>
       <w:r>
         <w:rPr>
           <w:lang w:val="zh_TW" w:bidi="zh_TW"/>
         </w:rPr>
         <w:t>）。接受管教的人可以稱為「有福」（</w:t>
       </w:r>
-      <w:hyperlink r:id="rId127">
-        <w:r>
-          <w:rPr>
-            <w:lang w:val="zh_TW" w:bidi="zh_TW"/>
-          </w:rPr>
-          <w:rPr>
-            <w:color w:val="0000EE"/>
-            <w:u w:val="single"/>
-          </w:rPr>
-          <w:t>伯5:17</w:t>
-        </w:r>
-      </w:hyperlink>
+      <w:r>
+        <w:rPr>
+          <w:lang w:val="zh_TW" w:bidi="zh_TW"/>
+        </w:rPr>
+        <w:t>伯5:17</w:t>
+      </w:r>
       <w:r>
         <w:rPr>
           <w:lang w:val="zh_TW" w:bidi="zh_TW"/>
         </w:rPr>
         <w:t>；</w:t>
       </w:r>
-      <w:hyperlink r:id="rId151">
-        <w:r>
-          <w:rPr>
-            <w:lang w:val="zh_TW" w:bidi="zh_TW"/>
-          </w:rPr>
-          <w:rPr>
-            <w:color w:val="0000EE"/>
-            <w:u w:val="single"/>
-          </w:rPr>
-          <w:t>詩94:12</w:t>
-        </w:r>
-      </w:hyperlink>
+      <w:r>
+        <w:rPr>
+          <w:lang w:val="zh_TW" w:bidi="zh_TW"/>
+        </w:rPr>
+        <w:t>詩94:12</w:t>
+      </w:r>
       <w:r>
         <w:rPr>
           <w:lang w:val="zh_TW" w:bidi="zh_TW"/>
         </w:rPr>
         <w:t>）。即使經文沒有明言管教的目的，讀者仍明白管教本身是良善又正直的（</w:t>
       </w:r>
-      <w:hyperlink r:id="rId123">
-        <w:r>
-          <w:rPr>
-            <w:lang w:val="zh_TW" w:bidi="zh_TW"/>
-          </w:rPr>
-          <w:rPr>
-            <w:color w:val="0000EE"/>
-            <w:u w:val="single"/>
-          </w:rPr>
-          <w:t>申4:36</w:t>
-        </w:r>
-      </w:hyperlink>
+      <w:r>
+        <w:rPr>
+          <w:lang w:val="zh_TW" w:bidi="zh_TW"/>
+        </w:rPr>
+        <w:t>申4:36</w:t>
+      </w:r>
       <w:r>
         <w:rPr>
           <w:lang w:val="zh_TW" w:bidi="zh_TW"/>
         </w:rPr>
         <w:t>；</w:t>
       </w:r>
-      <w:hyperlink r:id="rId120">
-        <w:r>
-          <w:rPr>
-            <w:lang w:val="zh_TW" w:bidi="zh_TW"/>
-          </w:rPr>
-          <w:rPr>
-            <w:color w:val="0000EE"/>
-            <w:u w:val="single"/>
-          </w:rPr>
-          <w:t>伯36:10</w:t>
-        </w:r>
-      </w:hyperlink>
+      <w:r>
+        <w:rPr>
+          <w:lang w:val="zh_TW" w:bidi="zh_TW"/>
+        </w:rPr>
+        <w:t>伯36:10</w:t>
+      </w:r>
       <w:r>
         <w:rPr>
           <w:lang w:val="zh_TW" w:bidi="zh_TW"/>
         </w:rPr>
         <w:t>；</w:t>
       </w:r>
-      <w:hyperlink r:id="rId132">
-        <w:r>
-          <w:rPr>
-            <w:lang w:val="zh_TW" w:bidi="zh_TW"/>
-          </w:rPr>
-          <w:rPr>
-            <w:color w:val="0000EE"/>
-            <w:u w:val="single"/>
-          </w:rPr>
-          <w:t>箴13:24</w:t>
-        </w:r>
-      </w:hyperlink>
+      <w:r>
+        <w:rPr>
+          <w:lang w:val="zh_TW" w:bidi="zh_TW"/>
+        </w:rPr>
+        <w:t>箴13:24</w:t>
+      </w:r>
       <w:r>
         <w:rPr>
           <w:lang w:val="zh_TW" w:bidi="zh_TW"/>
         </w:rPr>
         <w:t>；</w:t>
       </w:r>
-      <w:hyperlink r:id="rId130">
-        <w:r>
-          <w:rPr>
-            <w:lang w:val="zh_TW" w:bidi="zh_TW"/>
-          </w:rPr>
-          <w:rPr>
-            <w:color w:val="0000EE"/>
-            <w:u w:val="single"/>
-          </w:rPr>
-          <w:t>啟3:19</w:t>
-        </w:r>
-      </w:hyperlink>
+      <w:r>
+        <w:rPr>
+          <w:lang w:val="zh_TW" w:bidi="zh_TW"/>
+        </w:rPr>
+        <w:t>啟3:19</w:t>
+      </w:r>
       <w:r>
         <w:rPr>
           <w:lang w:val="zh_TW" w:bidi="zh_TW"/>
         </w:rPr>
         <w:t>）。聖經特別稱管教為「生命的道」（</w:t>
       </w:r>
-      <w:hyperlink r:id="rId152">
-        <w:r>
-          <w:rPr>
-            <w:lang w:val="zh_TW" w:bidi="zh_TW"/>
-          </w:rPr>
-          <w:rPr>
-            <w:color w:val="0000EE"/>
-            <w:u w:val="single"/>
-          </w:rPr>
-          <w:t>箴6:23</w:t>
-        </w:r>
-      </w:hyperlink>
+      <w:r>
+        <w:rPr>
+          <w:lang w:val="zh_TW" w:bidi="zh_TW"/>
+        </w:rPr>
+        <w:t>箴6:23</w:t>
+      </w:r>
       <w:r>
         <w:rPr>
           <w:lang w:val="zh_TW" w:bidi="zh_TW"/>
         </w:rPr>
         <w:t>）。管教使人免於滅亡（</w:t>
       </w:r>
-      <w:hyperlink r:id="rId133">
-        <w:r>
-          <w:rPr>
-            <w:lang w:val="zh_TW" w:bidi="zh_TW"/>
-          </w:rPr>
-          <w:rPr>
-            <w:color w:val="0000EE"/>
-            <w:u w:val="single"/>
-          </w:rPr>
-          <w:t>19:18</w:t>
-        </w:r>
-      </w:hyperlink>
+      <w:r>
+        <w:rPr>
+          <w:lang w:val="zh_TW" w:bidi="zh_TW"/>
+        </w:rPr>
+        <w:t>19:18</w:t>
+      </w:r>
       <w:r>
         <w:rPr>
           <w:lang w:val="zh_TW" w:bidi="zh_TW"/>
         </w:rPr>
         <w:t>），並使人避開愚昧（</w:t>
       </w:r>
-      <w:hyperlink r:id="rId134">
-        <w:r>
-          <w:rPr>
-            <w:lang w:val="zh_TW" w:bidi="zh_TW"/>
-          </w:rPr>
-          <w:rPr>
-            <w:color w:val="0000EE"/>
-            <w:u w:val="single"/>
-          </w:rPr>
-          <w:t>22:15</w:t>
-        </w:r>
-      </w:hyperlink>
+      <w:r>
+        <w:rPr>
+          <w:lang w:val="zh_TW" w:bidi="zh_TW"/>
+        </w:rPr>
+        <w:t>22:15</w:t>
+      </w:r>
       <w:r>
         <w:rPr>
           <w:lang w:val="zh_TW" w:bidi="zh_TW"/>
         </w:rPr>
         <w:t>），也使人不至於與世人一同受神的審判（</w:t>
       </w:r>
-      <w:hyperlink r:id="rId153">
-        <w:r>
-          <w:rPr>
-            <w:lang w:val="zh_TW" w:bidi="zh_TW"/>
-          </w:rPr>
-          <w:rPr>
-            <w:color w:val="0000EE"/>
-            <w:u w:val="single"/>
-          </w:rPr>
-          <w:t>林前11:32</w:t>
-        </w:r>
-      </w:hyperlink>
+      <w:r>
+        <w:rPr>
+          <w:lang w:val="zh_TW" w:bidi="zh_TW"/>
+        </w:rPr>
+        <w:t>林前11:32</w:t>
+      </w:r>
       <w:r>
         <w:rPr>
           <w:lang w:val="zh_TW" w:bidi="zh_TW"/>
         </w:rPr>
         <w:t>）。管教最終使人得以分享神的聖潔（</w:t>
       </w:r>
-      <w:hyperlink r:id="rId154">
-        <w:r>
-          <w:rPr>
-            <w:lang w:val="zh_TW" w:bidi="zh_TW"/>
-          </w:rPr>
-          <w:rPr>
-            <w:color w:val="0000EE"/>
-            <w:u w:val="single"/>
-          </w:rPr>
-          <w:t>來12:7</w:t>
-        </w:r>
-      </w:hyperlink>
+      <w:r>
+        <w:rPr>
+          <w:lang w:val="zh_TW" w:bidi="zh_TW"/>
+        </w:rPr>
+        <w:t>來12:7</w:t>
+      </w:r>
       <w:r>
         <w:rPr>
           <w:lang w:val="zh_TW" w:bidi="zh_TW"/>
         </w:rPr>
         <w:t>），並結出「平安的果子，就是義」（</w:t>
       </w:r>
-      <w:hyperlink r:id="rId155">
-        <w:r>
-          <w:rPr>
-            <w:lang w:val="zh_TW" w:bidi="zh_TW"/>
-          </w:rPr>
-          <w:rPr>
-            <w:color w:val="0000EE"/>
-            <w:u w:val="single"/>
-          </w:rPr>
-          <w:t>11節</w:t>
-        </w:r>
-      </w:hyperlink>
+      <w:r>
+        <w:rPr>
+          <w:lang w:val="zh_TW" w:bidi="zh_TW"/>
+        </w:rPr>
+        <w:t>11節</w:t>
+      </w:r>
       <w:r>
         <w:rPr>
           <w:lang w:val="zh_TW" w:bidi="zh_TW"/>
         </w:rPr>
         <w:t>）。相反，缺乏管教會導致可怕的後果，包括被神丟棄（</w:t>
       </w:r>
-      <w:hyperlink r:id="rId156">
-        <w:r>
-          <w:rPr>
-            <w:lang w:val="zh_TW" w:bidi="zh_TW"/>
-          </w:rPr>
-          <w:rPr>
-            <w:color w:val="0000EE"/>
-            <w:u w:val="single"/>
-          </w:rPr>
-          <w:t>利26:23–24</w:t>
-        </w:r>
-      </w:hyperlink>
+      <w:r>
+        <w:rPr>
+          <w:lang w:val="zh_TW" w:bidi="zh_TW"/>
+        </w:rPr>
+        <w:t>利26:23–24</w:t>
+      </w:r>
       <w:r>
         <w:rPr>
           <w:lang w:val="zh_TW" w:bidi="zh_TW"/>
         </w:rPr>
         <w:t>）、死亡（</w:t>
       </w:r>
-      <w:hyperlink r:id="rId157">
-        <w:r>
-          <w:rPr>
-            <w:lang w:val="zh_TW" w:bidi="zh_TW"/>
-          </w:rPr>
-          <w:rPr>
-            <w:color w:val="0000EE"/>
-            <w:u w:val="single"/>
-          </w:rPr>
-          <w:t>箴5:23</w:t>
-        </w:r>
-      </w:hyperlink>
+      <w:r>
+        <w:rPr>
+          <w:lang w:val="zh_TW" w:bidi="zh_TW"/>
+        </w:rPr>
+        <w:t>箴5:23</w:t>
+      </w:r>
       <w:r>
         <w:rPr>
           <w:lang w:val="zh_TW" w:bidi="zh_TW"/>
         </w:rPr>
         <w:t>）和毀滅（</w:t>
       </w:r>
-      <w:hyperlink r:id="rId133">
-        <w:r>
-          <w:rPr>
-            <w:lang w:val="zh_TW" w:bidi="zh_TW"/>
-          </w:rPr>
-          <w:rPr>
-            <w:color w:val="0000EE"/>
-            <w:u w:val="single"/>
-          </w:rPr>
-          <w:t>19:18</w:t>
-        </w:r>
-      </w:hyperlink>
+      <w:r>
+        <w:rPr>
+          <w:lang w:val="zh_TW" w:bidi="zh_TW"/>
+        </w:rPr>
+        <w:t>19:18</w:t>
+      </w:r>
       <w:r>
         <w:rPr>
           <w:lang w:val="zh_TW" w:bidi="zh_TW"/>
@@ -4275,30 +3303,18 @@
         </w:rPr>
         <w:t>箴言提到，管教是避免淫亂所必需的（</w:t>
       </w:r>
-      <w:hyperlink r:id="rId158">
-        <w:r>
-          <w:rPr>
-            <w:lang w:val="zh_TW" w:bidi="zh_TW"/>
-          </w:rPr>
-          <w:rPr>
-            <w:color w:val="0000EE"/>
-            <w:u w:val="single"/>
-          </w:rPr>
-          <w:t>5:12–23，</w:t>
-        </w:r>
-      </w:hyperlink>
-      <w:hyperlink r:id="rId159">
-        <w:r>
-          <w:rPr>
-            <w:lang w:val="zh_TW" w:bidi="zh_TW"/>
-          </w:rPr>
-          <w:rPr>
-            <w:color w:val="0000EE"/>
-            <w:u w:val="single"/>
-          </w:rPr>
-          <w:t>6:23–24</w:t>
-        </w:r>
-      </w:hyperlink>
+      <w:r>
+        <w:rPr>
+          <w:lang w:val="zh_TW" w:bidi="zh_TW"/>
+        </w:rPr>
+        <w:t>5:12–23，</w:t>
+      </w:r>
+      <w:r>
+        <w:rPr>
+          <w:lang w:val="zh_TW" w:bidi="zh_TW"/>
+        </w:rPr>
+        <w:t>6:23–24</w:t>
+      </w:r>
       <w:r>
         <w:rPr>
           <w:lang w:val="zh_TW" w:bidi="zh_TW"/>
@@ -4319,36 +3335,24 @@
         </w:rPr>
         <w:t>希伯來書也勸勉讀者接受管教，而不是抗拒管教。希伯來書指出兩種有害的反應，並指出那正確、有益的回應方式。一方面，人不可輕看主的管教（</w:t>
       </w:r>
-      <w:hyperlink r:id="rId143">
-        <w:r>
-          <w:rPr>
-            <w:lang w:val="zh_TW" w:bidi="zh_TW"/>
-          </w:rPr>
-          <w:rPr>
-            <w:color w:val="0000EE"/>
-            <w:u w:val="single"/>
-          </w:rPr>
-          <w:t>來12:5</w:t>
-        </w:r>
-      </w:hyperlink>
+      <w:r>
+        <w:rPr>
+          <w:lang w:val="zh_TW" w:bidi="zh_TW"/>
+        </w:rPr>
+        <w:t>來12:5</w:t>
+      </w:r>
       <w:r>
         <w:rPr>
           <w:lang w:val="zh_TW" w:bidi="zh_TW"/>
         </w:rPr>
         <w:t>），不可把管教視為毫無價值或微不足道。另一方面，人遇見主的責打時也不可灰心；也就是說，不能只專注在管教過程的負面部分，否則會看不見管教的目標，並使受管教的人喪志。凡臨到人的事都有其目的，人應當尋求並明白那目的：「凡管教的事，當時不覺得快樂，反覺得愁苦；後來卻為那經練過的人結出平安的果子，就是義」（</w:t>
       </w:r>
-      <w:hyperlink r:id="rId155">
-        <w:r>
-          <w:rPr>
-            <w:lang w:val="zh_TW" w:bidi="zh_TW"/>
-          </w:rPr>
-          <w:rPr>
-            <w:color w:val="0000EE"/>
-            <w:u w:val="single"/>
-          </w:rPr>
-          <w:t>來12:11</w:t>
-        </w:r>
-      </w:hyperlink>
+      <w:r>
+        <w:rPr>
+          <w:lang w:val="zh_TW" w:bidi="zh_TW"/>
+        </w:rPr>
+        <w:t>來12:11</w:t>
+      </w:r>
       <w:r>
         <w:rPr>
           <w:lang w:val="zh_TW" w:bidi="zh_TW"/>
@@ -4380,54 +3384,36 @@
         </w:rPr>
         <w:t>耶穌關於公義的倫理，既成全也超越了舊約嚴格的律法要求（</w:t>
       </w:r>
-      <w:hyperlink r:id="rId160">
-        <w:r>
-          <w:rPr>
-            <w:lang w:val="zh_TW" w:bidi="zh_TW"/>
-          </w:rPr>
-          <w:rPr>
-            <w:color w:val="0000EE"/>
-            <w:u w:val="single"/>
-          </w:rPr>
-          <w:t>太5:17–48</w:t>
-        </w:r>
-      </w:hyperlink>
+      <w:r>
+        <w:rPr>
+          <w:lang w:val="zh_TW" w:bidi="zh_TW"/>
+        </w:rPr>
+        <w:t>太5:17–48</w:t>
+      </w:r>
       <w:r>
         <w:rPr>
           <w:lang w:val="zh_TW" w:bidi="zh_TW"/>
         </w:rPr>
         <w:t>）。然而，基督徒並不因此比法利賽人更傾向律法主義；因為他們已經從「罪和死的律」得釋放，並且擁有「賜生命聖靈的律」（</w:t>
       </w:r>
-      <w:hyperlink r:id="rId161">
-        <w:r>
-          <w:rPr>
-            <w:lang w:val="zh_TW" w:bidi="zh_TW"/>
-          </w:rPr>
-          <w:rPr>
-            <w:color w:val="0000EE"/>
-            <w:u w:val="single"/>
-          </w:rPr>
-          <w:t>羅8:1–8</w:t>
-        </w:r>
-      </w:hyperlink>
+      <w:r>
+        <w:rPr>
+          <w:lang w:val="zh_TW" w:bidi="zh_TW"/>
+        </w:rPr>
+        <w:t>羅8:1–8</w:t>
+      </w:r>
       <w:r>
         <w:rPr>
           <w:lang w:val="zh_TW" w:bidi="zh_TW"/>
         </w:rPr>
         <w:t>），在內裡推動他們行神的旨意。信徒不再只是機械式地遵從律法的字句，而是因著神的靈住在心裡，能做到自我管教。屬靈的轉變發生時，人的心思意念也會一同更新 （</w:t>
       </w:r>
-      <w:hyperlink r:id="rId162">
-        <w:r>
-          <w:rPr>
-            <w:lang w:val="zh_TW" w:bidi="zh_TW"/>
-          </w:rPr>
-          <w:rPr>
-            <w:color w:val="0000EE"/>
-            <w:u w:val="single"/>
-          </w:rPr>
-          <w:t>羅12:2</w:t>
-        </w:r>
-      </w:hyperlink>
+      <w:r>
+        <w:rPr>
+          <w:lang w:val="zh_TW" w:bidi="zh_TW"/>
+        </w:rPr>
+        <w:t>羅12:2</w:t>
+      </w:r>
       <w:r>
         <w:rPr>
           <w:lang w:val="zh_TW" w:bidi="zh_TW"/>
@@ -4459,36 +3445,24 @@
         </w:rPr>
         <w:t>家庭是人類社會最基本的單位，父母在這個親密的關係核心裡，領受了引導和糾正兒女的責任（</w:t>
       </w:r>
-      <w:hyperlink r:id="rId163">
-        <w:r>
-          <w:rPr>
-            <w:lang w:val="zh_TW" w:bidi="zh_TW"/>
-          </w:rPr>
-          <w:rPr>
-            <w:color w:val="0000EE"/>
-            <w:u w:val="single"/>
-          </w:rPr>
-          <w:t>申6:7</w:t>
-        </w:r>
-      </w:hyperlink>
+      <w:r>
+        <w:rPr>
+          <w:lang w:val="zh_TW" w:bidi="zh_TW"/>
+        </w:rPr>
+        <w:t>申6:7</w:t>
+      </w:r>
       <w:r>
         <w:rPr>
           <w:lang w:val="zh_TW" w:bidi="zh_TW"/>
         </w:rPr>
         <w:t>；</w:t>
       </w:r>
-      <w:hyperlink r:id="rId164">
-        <w:r>
-          <w:rPr>
-            <w:lang w:val="zh_TW" w:bidi="zh_TW"/>
-          </w:rPr>
-          <w:rPr>
-            <w:color w:val="0000EE"/>
-            <w:u w:val="single"/>
-          </w:rPr>
-          <w:t>箴22:6</w:t>
-        </w:r>
-      </w:hyperlink>
+      <w:r>
+        <w:rPr>
+          <w:lang w:val="zh_TW" w:bidi="zh_TW"/>
+        </w:rPr>
+        <w:t>箴22:6</w:t>
+      </w:r>
       <w:r>
         <w:rPr>
           <w:lang w:val="zh_TW" w:bidi="zh_TW"/>
@@ -4509,36 +3483,24 @@
         </w:rPr>
         <w:t>父母教育兒女的工作的最有效方式，是採用正面的手段，例如勸告、勉勵、引導、家庭靈修，以及在教會和主日學中的基督徒訓練。然而，有時也需要負面的做法，例如禁止某些行為或施行管教。當年幼的孩子不理會口頭的提醒時，適當的懲罰會是有效的勸服方式（</w:t>
       </w:r>
-      <w:hyperlink r:id="rId132">
-        <w:r>
-          <w:rPr>
-            <w:lang w:val="zh_TW" w:bidi="zh_TW"/>
-          </w:rPr>
-          <w:rPr>
-            <w:color w:val="0000EE"/>
-            <w:u w:val="single"/>
-          </w:rPr>
-          <w:t>箴13:24</w:t>
-        </w:r>
-      </w:hyperlink>
+      <w:r>
+        <w:rPr>
+          <w:lang w:val="zh_TW" w:bidi="zh_TW"/>
+        </w:rPr>
+        <w:t>箴13:24</w:t>
+      </w:r>
       <w:r>
         <w:rPr>
           <w:lang w:val="zh_TW" w:bidi="zh_TW"/>
         </w:rPr>
         <w:t>）。不過，體罰必須根據明確、且孩子能理解的原則來進行。基督徒父母要避免因憤怒或個人情緒而懲罰孩子，也不可使孩子受傷。父母應視體罰為最後才採用的方法，並努力在不觸怒孩子的前提下，使管教達到最好的教育效果（</w:t>
       </w:r>
-      <w:hyperlink r:id="rId137">
-        <w:r>
-          <w:rPr>
-            <w:lang w:val="zh_TW" w:bidi="zh_TW"/>
-          </w:rPr>
-          <w:rPr>
-            <w:color w:val="0000EE"/>
-            <w:u w:val="single"/>
-          </w:rPr>
-          <w:t>弗6:4</w:t>
-        </w:r>
-      </w:hyperlink>
+      <w:r>
+        <w:rPr>
+          <w:lang w:val="zh_TW" w:bidi="zh_TW"/>
+        </w:rPr>
+        <w:t>弗6:4</w:t>
+      </w:r>
       <w:r>
         <w:rPr>
           <w:lang w:val="zh_TW" w:bidi="zh_TW"/>
@@ -4559,36 +3521,24 @@
         </w:rPr>
         <w:t>人類墮落（</w:t>
       </w:r>
-      <w:hyperlink r:id="rId165">
-        <w:r>
-          <w:rPr>
-            <w:lang w:val="zh_TW" w:bidi="zh_TW"/>
-          </w:rPr>
-          <w:rPr>
-            <w:color w:val="0000EE"/>
-            <w:u w:val="single"/>
-          </w:rPr>
-          <w:t>創3章</w:t>
-        </w:r>
-      </w:hyperlink>
+      <w:r>
+        <w:rPr>
+          <w:lang w:val="zh_TW" w:bidi="zh_TW"/>
+        </w:rPr>
+        <w:t>創3章</w:t>
+      </w:r>
       <w:r>
         <w:rPr>
           <w:lang w:val="zh_TW" w:bidi="zh_TW"/>
         </w:rPr>
         <w:t>）意味著以自我為中心的傾向，使孩子也受到影響（參</w:t>
       </w:r>
-      <w:hyperlink r:id="rId166">
-        <w:r>
-          <w:rPr>
-            <w:lang w:val="zh_TW" w:bidi="zh_TW"/>
-          </w:rPr>
-          <w:rPr>
-            <w:color w:val="0000EE"/>
-            <w:u w:val="single"/>
-          </w:rPr>
-          <w:t>詩51:5</w:t>
-        </w:r>
-      </w:hyperlink>
+      <w:r>
+        <w:rPr>
+          <w:lang w:val="zh_TW" w:bidi="zh_TW"/>
+        </w:rPr>
+        <w:t>詩51:5</w:t>
+      </w:r>
       <w:r>
         <w:rPr>
           <w:lang w:val="zh_TW" w:bidi="zh_TW"/>
@@ -4648,102 +3598,60 @@
         </w:rPr>
         <w:t>要化解這種兩難，關鍵在於真正符合聖經的教會管教。聖經為教會提供了充足的指引來訂立行為準則（例：</w:t>
       </w:r>
-      <w:hyperlink r:id="rId167">
-        <w:r>
-          <w:rPr>
-            <w:lang w:val="zh_TW" w:bidi="zh_TW"/>
-          </w:rPr>
-          <w:rPr>
-            <w:color w:val="0000EE"/>
-            <w:u w:val="single"/>
-          </w:rPr>
-          <w:t>出20:1–17；</w:t>
-        </w:r>
-      </w:hyperlink>
-      <w:hyperlink r:id="rId168">
-        <w:r>
-          <w:rPr>
-            <w:lang w:val="zh_TW" w:bidi="zh_TW"/>
-          </w:rPr>
-          <w:rPr>
-            <w:color w:val="0000EE"/>
-            <w:u w:val="single"/>
-          </w:rPr>
-          <w:t>林前5:11，</w:t>
-        </w:r>
-      </w:hyperlink>
-      <w:hyperlink r:id="rId169">
-        <w:r>
-          <w:rPr>
-            <w:lang w:val="zh_TW" w:bidi="zh_TW"/>
-          </w:rPr>
-          <w:rPr>
-            <w:color w:val="0000EE"/>
-            <w:u w:val="single"/>
-          </w:rPr>
-          <w:t>6:9–11；</w:t>
-        </w:r>
-      </w:hyperlink>
-      <w:hyperlink r:id="rId170">
-        <w:r>
-          <w:rPr>
-            <w:lang w:val="zh_TW" w:bidi="zh_TW"/>
-          </w:rPr>
-          <w:rPr>
-            <w:color w:val="0000EE"/>
-            <w:u w:val="single"/>
-          </w:rPr>
-          <w:t>弗4:25–32</w:t>
-        </w:r>
-      </w:hyperlink>
+      <w:r>
+        <w:rPr>
+          <w:lang w:val="zh_TW" w:bidi="zh_TW"/>
+        </w:rPr>
+        <w:t>出20:1–17；</w:t>
+      </w:r>
+      <w:r>
+        <w:rPr>
+          <w:lang w:val="zh_TW" w:bidi="zh_TW"/>
+        </w:rPr>
+        <w:t>林前5:11，</w:t>
+      </w:r>
+      <w:r>
+        <w:rPr>
+          <w:lang w:val="zh_TW" w:bidi="zh_TW"/>
+        </w:rPr>
+        <w:t>6:9–11；</w:t>
+      </w:r>
+      <w:r>
+        <w:rPr>
+          <w:lang w:val="zh_TW" w:bidi="zh_TW"/>
+        </w:rPr>
+        <w:t>弗4:25–32</w:t>
+      </w:r>
       <w:r>
         <w:rPr>
           <w:lang w:val="zh_TW" w:bidi="zh_TW"/>
         </w:rPr>
         <w:t>，</w:t>
       </w:r>
-      <w:hyperlink r:id="rId171">
-        <w:r>
-          <w:rPr>
-            <w:lang w:val="zh_TW" w:bidi="zh_TW"/>
-          </w:rPr>
-          <w:rPr>
-            <w:color w:val="0000EE"/>
-            <w:u w:val="single"/>
-          </w:rPr>
-          <w:t>5:1–21；</w:t>
-        </w:r>
-      </w:hyperlink>
-      <w:hyperlink r:id="rId172">
-        <w:r>
-          <w:rPr>
-            <w:lang w:val="zh_TW" w:bidi="zh_TW"/>
-          </w:rPr>
-          <w:rPr>
-            <w:color w:val="0000EE"/>
-            <w:u w:val="single"/>
-          </w:rPr>
-          <w:t>西3:5–11</w:t>
-        </w:r>
-      </w:hyperlink>
+      <w:r>
+        <w:rPr>
+          <w:lang w:val="zh_TW" w:bidi="zh_TW"/>
+        </w:rPr>
+        <w:t>5:1–21；</w:t>
+      </w:r>
+      <w:r>
+        <w:rPr>
+          <w:lang w:val="zh_TW" w:bidi="zh_TW"/>
+        </w:rPr>
+        <w:t>西3:5–11</w:t>
+      </w:r>
       <w:r>
         <w:rPr>
           <w:lang w:val="zh_TW" w:bidi="zh_TW"/>
         </w:rPr>
         <w:t>）。不過，教會在說明這些準則時，必須分辨甚麼是聖經的絕對要求，甚麼屬於文化層面的習俗。例如，新約聖經明確禁止醉酒，但並沒有禁止喝酒。有些教會容許信徒喝酒但譴責醉酒，有些教會建議會友完全不喝酒，也有教會規定成為會友必須禁酒。新約聖經承認基督徒的自由與基督徒的責任之間有時會出現張力，並提供解決這類衝突的指引（</w:t>
       </w:r>
-      <w:hyperlink r:id="rId173">
-        <w:r>
-          <w:rPr>
-            <w:lang w:val="zh_TW" w:bidi="zh_TW"/>
-          </w:rPr>
-          <w:rPr>
-            <w:color w:val="0000EE"/>
-            <w:u w:val="single"/>
-          </w:rPr>
-          <w:t>林前8章</w:t>
-        </w:r>
-      </w:hyperlink>
+      <w:r>
+        <w:rPr>
+          <w:lang w:val="zh_TW" w:bidi="zh_TW"/>
+        </w:rPr>
+        <w:t>林前8章</w:t>
+      </w:r>
       <w:r>
         <w:rPr>
           <w:lang w:val="zh_TW" w:bidi="zh_TW"/>
@@ -4764,18 +3672,12 @@
         </w:rPr>
         <w:t>要保持聖經的一致性和公信力，教會應該以同樣的嚴肅程度，管教態度上的罪與「明顯的大罪」。新約聖經確實譴責淫亂、殺人、醉酒，但新約同時也譴責嫉妒、忌恨、憤怒、自私、發怨言和論斷。這些惡行都會攔阻人進入神的國（</w:t>
       </w:r>
-      <w:hyperlink r:id="rId174">
-        <w:r>
-          <w:rPr>
-            <w:lang w:val="zh_TW" w:bidi="zh_TW"/>
-          </w:rPr>
-          <w:rPr>
-            <w:color w:val="0000EE"/>
-            <w:u w:val="single"/>
-          </w:rPr>
-          <w:t>加5:19–21</w:t>
-        </w:r>
-      </w:hyperlink>
+      <w:r>
+        <w:rPr>
+          <w:lang w:val="zh_TW" w:bidi="zh_TW"/>
+        </w:rPr>
+        <w:t>加5:19–21</w:t>
+      </w:r>
       <w:r>
         <w:rPr>
           <w:lang w:val="zh_TW" w:bidi="zh_TW"/>
@@ -4796,72 +3698,48 @@
         </w:rPr>
         <w:t>新約聖經除了肯定教會內需要管教之外，也清楚說明施行管教的程序（</w:t>
       </w:r>
-      <w:hyperlink r:id="rId175">
-        <w:r>
-          <w:rPr>
-            <w:lang w:val="zh_TW" w:bidi="zh_TW"/>
-          </w:rPr>
-          <w:rPr>
-            <w:color w:val="0000EE"/>
-            <w:u w:val="single"/>
-          </w:rPr>
-          <w:t>太18:15–18</w:t>
-        </w:r>
-      </w:hyperlink>
+      <w:r>
+        <w:rPr>
+          <w:lang w:val="zh_TW" w:bidi="zh_TW"/>
+        </w:rPr>
+        <w:t>太18:15–18</w:t>
+      </w:r>
       <w:r>
         <w:rPr>
           <w:lang w:val="zh_TW" w:bidi="zh_TW"/>
         </w:rPr>
         <w:t>；</w:t>
       </w:r>
-      <w:hyperlink r:id="rId176">
-        <w:r>
-          <w:rPr>
-            <w:lang w:val="zh_TW" w:bidi="zh_TW"/>
-          </w:rPr>
-          <w:rPr>
-            <w:color w:val="0000EE"/>
-            <w:u w:val="single"/>
-          </w:rPr>
-          <w:t>林前5:3–13</w:t>
-        </w:r>
-      </w:hyperlink>
+      <w:r>
+        <w:rPr>
+          <w:lang w:val="zh_TW" w:bidi="zh_TW"/>
+        </w:rPr>
+        <w:t>林前5:3–13</w:t>
+      </w:r>
       <w:r>
         <w:rPr>
           <w:lang w:val="zh_TW" w:bidi="zh_TW"/>
         </w:rPr>
         <w:t>；</w:t>
       </w:r>
-      <w:hyperlink r:id="rId177">
-        <w:r>
-          <w:rPr>
-            <w:lang w:val="zh_TW" w:bidi="zh_TW"/>
-          </w:rPr>
-          <w:rPr>
-            <w:color w:val="0000EE"/>
-            <w:u w:val="single"/>
-          </w:rPr>
-          <w:t>加6:1</w:t>
-        </w:r>
-      </w:hyperlink>
+      <w:r>
+        <w:rPr>
+          <w:lang w:val="zh_TW" w:bidi="zh_TW"/>
+        </w:rPr>
+        <w:t>加6:1</w:t>
+      </w:r>
       <w:r>
         <w:rPr>
           <w:lang w:val="zh_TW" w:bidi="zh_TW"/>
         </w:rPr>
         <w:t>）。首先需要有人私下提醒和勸誡犯錯的人，如果他們拒絕悔改或改正，就把個案帶到教會領袖面前，必要時再帶到全會眾面前。若他們仍然繼續犯錯，教會要與他們隔離，目的不是報復，而是盼望他悔改並得著恢復（</w:t>
       </w:r>
-      <w:hyperlink r:id="rId178">
-        <w:r>
-          <w:rPr>
-            <w:lang w:val="zh_TW" w:bidi="zh_TW"/>
-          </w:rPr>
-          <w:rPr>
-            <w:color w:val="0000EE"/>
-            <w:u w:val="single"/>
-          </w:rPr>
-          <w:t>帖後3:14–15</w:t>
-        </w:r>
-      </w:hyperlink>
+      <w:r>
+        <w:rPr>
+          <w:lang w:val="zh_TW" w:bidi="zh_TW"/>
+        </w:rPr>
+        <w:t>帖後3:14–15</w:t>
+      </w:r>
       <w:r>
         <w:rPr>
           <w:lang w:val="zh_TW" w:bidi="zh_TW"/>
